--- a/zht/docx/113.content.docx
+++ b/zht/docx/113.content.docx
@@ -149,27 +149,7 @@
         <w:rPr>
           <w:lang w:val="zh_TW" w:bidi="zh_TW"/>
         </w:rPr>
-        <w:t>tie</w:t>
-      </w:r>
-      <w:r>
-        <w:rPr>
-          <w:lang w:val="zh_TW" w:bidi="zh_TW"/>
-        </w:rPr>
-      </w:r>
-    </w:p>
-    <w:p>
-      <w:pPr/>
-      <w:r>
-        <w:rPr>
-          <w:lang w:val="zh_TW" w:bidi="zh_TW"/>
-        </w:rPr>
-      </w:r>
-      <w:r>
-        <w:rPr>
-          <w:i/>
-          <w:lang w:val="zh_TW" w:bidi="zh_TW"/>
-        </w:rPr>
-        <w:t>帖撒羅尼迦後書</w:t>
+        <w:t>sa</w:t>
       </w:r>
       <w:r>
         <w:rPr>
@@ -232,7 +212,7 @@
         <w:rPr>
           <w:lang w:val="zh_TW" w:bidi="zh_TW"/>
         </w:rPr>
-        <w:t>帖撒羅尼迦後書</w:t>
+        <w:t>撒但</w:t>
       </w:r>
       <w:r>
         <w:rPr>
@@ -251,7 +231,18 @@
         <w:rPr>
           <w:lang w:val="zh_TW" w:bidi="zh_TW"/>
         </w:rPr>
-        <w:t>保羅寫給帖撒羅尼迦教會的第二封信。</w:t>
+        <w:t>一個與神為敵的靈體。撒但試圖阻止神的計劃，並引誘神的子民叛逆神。</w:t>
+      </w:r>
+    </w:p>
+    <w:p>
+      <w:pPr>
+        <w:pStyle w:val="Heading3"/>
+      </w:pPr>
+      <w:r>
+        <w:rPr>
+          <w:lang w:val="zh_TW" w:bidi="zh_TW"/>
+        </w:rPr>
+        <w:t>舊約中的撒但</w:t>
       </w:r>
     </w:p>
     <w:p>
@@ -265,79 +256,117 @@
         <w:rPr>
           <w:lang w:val="zh_TW" w:bidi="zh_TW"/>
         </w:rPr>
-        <w:t>概述</w:t>
-      </w:r>
-    </w:p>
-    <w:p>
-      <w:pPr>
-        <w:pStyle w:val="ListBullet"/>
-        <w:spacing w:line="240" w:lineRule="auto"/>
-        <w:ind w:left="720"/>
-      </w:pPr>
-      <w:r>
-        <w:rPr>
-          <w:lang w:val="zh_TW" w:bidi="zh_TW"/>
-        </w:rPr>
-      </w:r>
-      <w:r>
-        <w:rPr>
-          <w:lang w:val="zh_TW" w:bidi="zh_TW"/>
-        </w:rPr>
-        <w:t>作者</w:t>
-      </w:r>
-    </w:p>
-    <w:p>
-      <w:pPr>
-        <w:pStyle w:val="ListBullet"/>
-        <w:spacing w:line="240" w:lineRule="auto"/>
-        <w:ind w:left="720"/>
-      </w:pPr>
-      <w:r>
-        <w:rPr>
-          <w:lang w:val="zh_TW" w:bidi="zh_TW"/>
-        </w:rPr>
-      </w:r>
-      <w:r>
-        <w:rPr>
-          <w:lang w:val="zh_TW" w:bidi="zh_TW"/>
-        </w:rPr>
-        <w:t>日期、起源與寫作對象</w:t>
-      </w:r>
-    </w:p>
-    <w:p>
-      <w:pPr>
-        <w:pStyle w:val="ListBullet"/>
-        <w:spacing w:line="240" w:lineRule="auto"/>
-        <w:ind w:left="720"/>
-      </w:pPr>
-      <w:r>
-        <w:rPr>
-          <w:lang w:val="zh_TW" w:bidi="zh_TW"/>
-        </w:rPr>
-      </w:r>
-      <w:r>
-        <w:rPr>
-          <w:lang w:val="zh_TW" w:bidi="zh_TW"/>
-        </w:rPr>
-        <w:t>目的</w:t>
-      </w:r>
-    </w:p>
-    <w:p>
-      <w:pPr>
-        <w:pStyle w:val="ListBullet"/>
-        <w:spacing w:line="240" w:lineRule="auto"/>
-        <w:ind w:left="720"/>
-      </w:pPr>
-      <w:r>
-        <w:rPr>
-          <w:lang w:val="zh_TW" w:bidi="zh_TW"/>
-        </w:rPr>
-      </w:r>
-      <w:r>
-        <w:rPr>
-          <w:lang w:val="zh_TW" w:bidi="zh_TW"/>
-        </w:rPr>
-        <w:t>內容</w:t>
+        <w:t>舊約很少提及撒但。牠被描述為一個天使，扮演天上控告者的角色（指控他人的人；</w:t>
+      </w:r>
+      <w:hyperlink r:id="rId13">
+        <w:r>
+          <w:rPr>
+            <w:lang w:val="zh_TW" w:bidi="zh_TW"/>
+          </w:rPr>
+          <w:rPr>
+            <w:color w:val="0000EE"/>
+            <w:u w:val="single"/>
+          </w:rPr>
+          <w:t>伯1:6–12，</w:t>
+        </w:r>
+      </w:hyperlink>
+      <w:hyperlink r:id="rId14">
+        <w:r>
+          <w:rPr>
+            <w:lang w:val="zh_TW" w:bidi="zh_TW"/>
+          </w:rPr>
+          <w:rPr>
+            <w:color w:val="0000EE"/>
+            <w:u w:val="single"/>
+          </w:rPr>
+          <w:t>2:1–7；</w:t>
+        </w:r>
+      </w:hyperlink>
+      <w:hyperlink r:id="rId15">
+        <w:r>
+          <w:rPr>
+            <w:lang w:val="zh_TW" w:bidi="zh_TW"/>
+          </w:rPr>
+          <w:rPr>
+            <w:color w:val="0000EE"/>
+            <w:u w:val="single"/>
+          </w:rPr>
+          <w:t>亞3:1–2</w:t>
+        </w:r>
+      </w:hyperlink>
+      <w:r>
+        <w:rPr>
+          <w:lang w:val="zh_TW" w:bidi="zh_TW"/>
+        </w:rPr>
+        <w:t>）。在這裡，撒但被稱為「撒但」或「控告者」，並無跡象顯示此天使是邪惡的。</w:t>
+      </w:r>
+    </w:p>
+    <w:p>
+      <w:pPr/>
+      <w:r>
+        <w:rPr>
+          <w:lang w:val="zh_TW" w:bidi="zh_TW"/>
+        </w:rPr>
+      </w:r>
+      <w:r>
+        <w:rPr>
+          <w:lang w:val="zh_TW" w:bidi="zh_TW"/>
+        </w:rPr>
+        <w:t>在舊約的後期，「撒但」的形象開始轉變為試探者。在</w:t>
+      </w:r>
+      <w:hyperlink r:id="rId16">
+        <w:r>
+          <w:rPr>
+            <w:lang w:val="zh_TW" w:bidi="zh_TW"/>
+          </w:rPr>
+          <w:rPr>
+            <w:color w:val="0000EE"/>
+            <w:u w:val="single"/>
+          </w:rPr>
+          <w:t>歷代志上二十一章1節</w:t>
+        </w:r>
+      </w:hyperlink>
+      <w:r>
+        <w:rPr>
+          <w:lang w:val="zh_TW" w:bidi="zh_TW"/>
+        </w:rPr>
+        <w:t>中，撒但首次以名字出現，並被描繪為一位邪惡的角色，重新敘述了</w:t>
+      </w:r>
+      <w:hyperlink r:id="rId17">
+        <w:r>
+          <w:rPr>
+            <w:lang w:val="zh_TW" w:bidi="zh_TW"/>
+          </w:rPr>
+          <w:rPr>
+            <w:color w:val="0000EE"/>
+            <w:u w:val="single"/>
+          </w:rPr>
+          <w:t>撒母耳記下二十四章1節</w:t>
+        </w:r>
+      </w:hyperlink>
+      <w:r>
+        <w:rPr>
+          <w:lang w:val="zh_TW" w:bidi="zh_TW"/>
+        </w:rPr>
+        <w:t>的故事。然而，舊約本身並未完整建立撒但的概念，而是為後來的教義奠定了基礎。有人認為</w:t>
+      </w:r>
+      <w:hyperlink r:id="rId18">
+        <w:r>
+          <w:rPr>
+            <w:lang w:val="zh_TW" w:bidi="zh_TW"/>
+          </w:rPr>
+          <w:rPr>
+            <w:color w:val="0000EE"/>
+            <w:u w:val="single"/>
+          </w:rPr>
+          <w:t>以賽亞書十四章12節</w:t>
+        </w:r>
+      </w:hyperlink>
+      <w:r>
+        <w:rPr>
+          <w:lang w:val="zh_TW" w:bidi="zh_TW"/>
+        </w:rPr>
+        <w:t>中的「明亮之星」指的是撒但，但實際上是指巴比倫王。</w:t>
       </w:r>
     </w:p>
     <w:p>
@@ -348,7 +377,7 @@
         <w:rPr>
           <w:lang w:val="zh_TW" w:bidi="zh_TW"/>
         </w:rPr>
-        <w:t>作者簡介</w:t>
+        <w:t>撒但在猶太思想中的發展</w:t>
       </w:r>
     </w:p>
     <w:p>
@@ -362,126 +391,31 @@
         <w:rPr>
           <w:lang w:val="zh_TW" w:bidi="zh_TW"/>
         </w:rPr>
-        <w:t>與帖撒羅尼迦前書一樣，這封信以保羅、西拉和提摩太的名字開始；並且像前書一樣，這封信經常使用複數代名詞「我們」和「我們的」，但也有使用單數代名詞「我」（例如</w:t>
-      </w:r>
-      <w:hyperlink r:id="rId13">
-        <w:r>
-          <w:rPr>
-            <w:lang w:val="zh_TW" w:bidi="zh_TW"/>
-          </w:rPr>
-          <w:rPr>
-            <w:color w:val="0000EE"/>
-            <w:u w:val="single"/>
-          </w:rPr>
-          <w:t>帖後2:5</w:t>
-        </w:r>
-      </w:hyperlink>
-      <w:r>
-        <w:rPr>
-          <w:lang w:val="zh_TW" w:bidi="zh_TW"/>
-        </w:rPr>
-        <w:t>）。信的結尾寫道：「</w:t>
-      </w:r>
-      <w:r>
-        <w:rPr>
-          <w:lang w:val="zh_TW" w:bidi="zh_TW"/>
-        </w:rPr>
-        <w:t>我－ 保羅親筆問你們安。凡我的信都以此為記，我的筆跡就是這樣</w:t>
-      </w:r>
-      <w:r>
-        <w:rPr>
-          <w:lang w:val="zh_TW" w:bidi="zh_TW"/>
-        </w:rPr>
-        <w:t>」（</w:t>
-      </w:r>
-      <w:hyperlink r:id="rId14">
-        <w:r>
-          <w:rPr>
-            <w:lang w:val="zh_TW" w:bidi="zh_TW"/>
-          </w:rPr>
-          <w:rPr>
-            <w:color w:val="0000EE"/>
-            <w:u w:val="single"/>
-          </w:rPr>
-          <w:t>3:17</w:t>
-        </w:r>
-      </w:hyperlink>
-      <w:r>
-        <w:rPr>
-          <w:lang w:val="zh_TW" w:bidi="zh_TW"/>
-        </w:rPr>
-        <w:t>）。</w:t>
-      </w:r>
-    </w:p>
-    <w:p>
-      <w:pPr/>
-      <w:r>
-        <w:rPr>
-          <w:lang w:val="zh_TW" w:bidi="zh_TW"/>
-        </w:rPr>
-      </w:r>
-      <w:r>
-        <w:rPr>
-          <w:lang w:val="zh_TW" w:bidi="zh_TW"/>
-        </w:rPr>
-        <w:t>有些學者質疑這封書信是否出自保羅之手，主要原因在於這書關於未來的教導，與帖撒羅尼迦前書的教導有所不同。根據</w:t>
-      </w:r>
-      <w:hyperlink r:id="rId14">
-        <w:r>
-          <w:rPr>
-            <w:lang w:val="zh_TW" w:bidi="zh_TW"/>
-          </w:rPr>
-          <w:rPr>
-            <w:color w:val="0000EE"/>
-            <w:u w:val="single"/>
-          </w:rPr>
-          <w:t>帖撒羅尼迦後書三章17節</w:t>
-        </w:r>
-      </w:hyperlink>
-      <w:r>
-        <w:rPr>
-          <w:lang w:val="zh_TW" w:bidi="zh_TW"/>
-        </w:rPr>
-        <w:t>的說法，第一封信必須被視為偽造。然而，事實並非如此，早期教會從未質疑這兩封信是否出由保羅所寫。</w:t>
-      </w:r>
-    </w:p>
-    <w:p>
-      <w:pPr>
-        <w:pStyle w:val="Heading3"/>
-      </w:pPr>
-      <w:r>
-        <w:rPr>
-          <w:lang w:val="zh_TW" w:bidi="zh_TW"/>
-        </w:rPr>
-        <w:t>日期、起源與寫作對象</w:t>
-      </w:r>
-    </w:p>
-    <w:p>
-      <w:pPr/>
-      <w:r>
-        <w:rPr>
-          <w:lang w:val="zh_TW" w:bidi="zh_TW"/>
-        </w:rPr>
-      </w:r>
-      <w:r>
-        <w:rPr>
-          <w:lang w:val="zh_TW" w:bidi="zh_TW"/>
-        </w:rPr>
-        <w:t>與帖撒羅尼迦前書相同，這封信的第一節便說這是寫給「帖撒羅尼迦的教會」。與前書不同的是，這封信沒有提供關於保羅和他同工行蹤的個人細節。因此，沒有直接證據確定這封信的成書日期和地點。</w:t>
-      </w:r>
-    </w:p>
-    <w:p>
-      <w:pPr/>
-      <w:r>
-        <w:rPr>
-          <w:lang w:val="zh_TW" w:bidi="zh_TW"/>
-        </w:rPr>
-      </w:r>
-      <w:r>
-        <w:rPr>
-          <w:lang w:val="zh_TW" w:bidi="zh_TW"/>
-        </w:rPr>
-        <w:t>由於這封書的教導與帖撒羅尼迦前書不同，因此有人質疑此信是否為保羅所寫，並且提出了幾種有關日期和寫作對象的推測：</w:t>
+        <w:t>在舊約和新約之間的時期，猶太思想進一步發展了撒但的概念。牠被稱為彼列、</w:t>
+      </w:r>
+      <w:r>
+        <w:rPr>
+          <w:lang w:val="zh_TW" w:bidi="zh_TW"/>
+        </w:rPr>
+        <w:t>馬斯泰瑪（</w:t>
+      </w:r>
+      <w:r>
+        <w:rPr>
+          <w:lang w:val="zh_TW" w:bidi="zh_TW"/>
+        </w:rPr>
+        <w:t>Mastema</w:t>
+      </w:r>
+      <w:r>
+        <w:rPr>
+          <w:lang w:val="zh_TW" w:bidi="zh_TW"/>
+        </w:rPr>
+        <w:t>）</w:t>
+      </w:r>
+      <w:r>
+        <w:rPr>
+          <w:lang w:val="zh_TW" w:bidi="zh_TW"/>
+        </w:rPr>
+        <w:t>和撒瑪爾（Sammael），並以三種不同的方式被描述：</w:t>
       </w:r>
     </w:p>
     <w:p>
@@ -503,7 +437,19 @@
         <w:rPr>
           <w:lang w:val="zh_TW" w:bidi="zh_TW"/>
         </w:rPr>
-        <w:t>這封信是在帖撒羅尼迦前書寫成許久之後才寫的。然而，這種可能性不大，因為西拉和提摩太仍然與保羅同在。</w:t>
+        <w:t>舊約中的撒但重新以試探者的形象出現，在神面前控告人，並阻礙神的救贖計劃（</w:t>
+      </w:r>
+      <w:r>
+        <w:rPr>
+          <w:lang w:val="zh_TW" w:bidi="zh_TW"/>
+        </w:rPr>
+        <w:t>禧年集</w:t>
+      </w:r>
+      <w:r>
+        <w:rPr>
+          <w:lang w:val="zh_TW" w:bidi="zh_TW"/>
+        </w:rPr>
+        <w:t>11:5，17:16；摩西升天記17章；以諾一書40:7）。</w:t>
       </w:r>
     </w:p>
     <w:p>
@@ -521,25 +467,19 @@
         <w:rPr>
           <w:lang w:val="zh_TW" w:bidi="zh_TW"/>
         </w:rPr>
-        <w:t>這封信的寫作時間早於帖撒羅尼迦前書。然而，</w:t>
-      </w:r>
-      <w:hyperlink r:id="rId15">
-        <w:r>
-          <w:rPr>
-            <w:lang w:val="zh_TW" w:bidi="zh_TW"/>
-          </w:rPr>
-          <w:rPr>
-            <w:color w:val="0000EE"/>
-            <w:u w:val="single"/>
-          </w:rPr>
-          <w:t>二章15節</w:t>
-        </w:r>
-      </w:hyperlink>
-      <w:r>
-        <w:rPr>
-          <w:lang w:val="zh_TW" w:bidi="zh_TW"/>
-        </w:rPr>
-        <w:t>提到一封先前寫給帖撒羅尼迦的信。而且，從第二世紀開始，早期教會確實稱這封信為帖撒羅尼迦後書。</w:t>
+        <w:t>死海古卷中，撒但（彼列）被描繪為邪惡勢力的首領。這可能受到</w:t>
+      </w:r>
+      <w:r>
+        <w:rPr>
+          <w:lang w:val="zh_TW" w:bidi="zh_TW"/>
+        </w:rPr>
+        <w:t>拜火教</w:t>
+      </w:r>
+      <w:r>
+        <w:rPr>
+          <w:lang w:val="zh_TW" w:bidi="zh_TW"/>
+        </w:rPr>
+        <w:t>（Zoroastrianism，古波斯宗教）的影響，但它仍然保持了一神論的觀點，即一位創造了彼列和光明之子的神。</w:t>
       </w:r>
     </w:p>
     <w:p>
@@ -557,49 +497,2641 @@
         <w:rPr>
           <w:lang w:val="zh_TW" w:bidi="zh_TW"/>
         </w:rPr>
-        <w:t>這封信的寫作對象是帖撒羅尼迦的猶太基督徒，而帖撒羅尼迦前書則是寫給外邦基督徒的。然而，這種說法極不可能，因為這位使徒一向十分重視基督徒在同一地區應當合一（例如</w:t>
-      </w:r>
-      <w:hyperlink r:id="rId16">
-        <w:r>
-          <w:rPr>
-            <w:lang w:val="zh_TW" w:bidi="zh_TW"/>
-          </w:rPr>
-          <w:rPr>
-            <w:color w:val="0000EE"/>
-            <w:u w:val="single"/>
-          </w:rPr>
-          <w:t>林前1–3</w:t>
-        </w:r>
-      </w:hyperlink>
-      <w:r>
-        <w:rPr>
-          <w:lang w:val="zh_TW" w:bidi="zh_TW"/>
-        </w:rPr>
-        <w:t>），並特別重視猶太信徒與外邦信徒的合一（見</w:t>
-      </w:r>
-      <w:hyperlink r:id="rId17">
-        <w:r>
-          <w:rPr>
-            <w:lang w:val="zh_TW" w:bidi="zh_TW"/>
-          </w:rPr>
-          <w:rPr>
-            <w:color w:val="0000EE"/>
-            <w:u w:val="single"/>
-          </w:rPr>
-          <w:t>弗2:11–22</w:t>
-        </w:r>
-      </w:hyperlink>
-      <w:r>
-        <w:rPr>
-          <w:lang w:val="zh_TW" w:bidi="zh_TW"/>
-        </w:rPr>
-        <w:t>），所以他不可能這樣做。</w:t>
+        <w:t>撒但被加入到一些原本並未提及牠的舊約故事中：</w:t>
+      </w:r>
+    </w:p>
+    <w:p>
+      <w:pPr>
+        <w:pStyle w:val="ListBullet"/>
+        <w:spacing w:line="240" w:lineRule="auto"/>
+        <w:ind w:left="1440"/>
+      </w:pPr>
+      <w:r>
+        <w:rPr>
+          <w:lang w:val="zh_TW" w:bidi="zh_TW"/>
+        </w:rPr>
+      </w:r>
+      <w:r>
+        <w:rPr>
+          <w:lang w:val="zh_TW" w:bidi="zh_TW"/>
+        </w:rPr>
+        <w:t>牠貪戀夏娃，導致人的墮落（</w:t>
+      </w:r>
+      <w:hyperlink r:id="rId19">
+        <w:r>
+          <w:rPr>
+            <w:lang w:val="zh_TW" w:bidi="zh_TW"/>
+          </w:rPr>
+          <w:rPr>
+            <w:color w:val="0000EE"/>
+            <w:u w:val="single"/>
+          </w:rPr>
+          <w:t>所羅門智訓2:24</w:t>
+        </w:r>
+      </w:hyperlink>
+      <w:r>
+        <w:rPr>
+          <w:lang w:val="zh_TW" w:bidi="zh_TW"/>
+        </w:rPr>
+        <w:t>）</w:t>
+      </w:r>
+    </w:p>
+    <w:p>
+      <w:pPr>
+        <w:pStyle w:val="ListBullet"/>
+        <w:spacing w:line="240" w:lineRule="auto"/>
+        <w:ind w:left="1440"/>
+      </w:pPr>
+      <w:r>
+        <w:rPr>
+          <w:lang w:val="zh_TW" w:bidi="zh_TW"/>
+        </w:rPr>
+      </w:r>
+      <w:r>
+        <w:rPr>
+          <w:lang w:val="zh_TW" w:bidi="zh_TW"/>
+        </w:rPr>
+        <w:t>牠控制在</w:t>
+      </w:r>
+      <w:hyperlink r:id="rId20">
+        <w:r>
+          <w:rPr>
+            <w:lang w:val="zh_TW" w:bidi="zh_TW"/>
+          </w:rPr>
+          <w:rPr>
+            <w:color w:val="0000EE"/>
+            <w:u w:val="single"/>
+          </w:rPr>
+          <w:t>創世記六章1至4節</w:t>
+        </w:r>
+      </w:hyperlink>
+      <w:r>
+        <w:rPr>
+          <w:lang w:val="zh_TW" w:bidi="zh_TW"/>
+        </w:rPr>
+        <w:t>（</w:t>
+      </w:r>
+      <w:r>
+        <w:rPr>
+          <w:lang w:val="zh_TW" w:bidi="zh_TW"/>
+        </w:rPr>
+        <w:t>禧年集</w:t>
+      </w:r>
+      <w:r>
+        <w:rPr>
+          <w:lang w:val="zh_TW" w:bidi="zh_TW"/>
+        </w:rPr>
+        <w:t>10:5–8，19:28）中墮落的天使，或</w:t>
+      </w:r>
+    </w:p>
+    <w:p>
+      <w:pPr>
+        <w:pStyle w:val="ListBullet"/>
+        <w:spacing w:line="240" w:lineRule="auto"/>
+        <w:ind w:left="1440"/>
+      </w:pPr>
+      <w:r>
+        <w:rPr>
+          <w:lang w:val="zh_TW" w:bidi="zh_TW"/>
+        </w:rPr>
+      </w:r>
+      <w:r>
+        <w:rPr>
+          <w:lang w:val="zh_TW" w:bidi="zh_TW"/>
+        </w:rPr>
+        <w:t>牠本身就是墮落的天使（以諾二書29:4）。</w:t>
+      </w:r>
+    </w:p>
+    <w:p>
+      <w:pPr>
+        <w:pStyle w:val="Heading3"/>
+      </w:pPr>
+      <w:r>
+        <w:rPr>
+          <w:lang w:val="zh_TW" w:bidi="zh_TW"/>
+        </w:rPr>
+        <w:t>新約中的撒但</w:t>
+      </w:r>
+    </w:p>
+    <w:p>
+      <w:pPr/>
+      <w:r>
+        <w:rPr>
+          <w:lang w:val="zh_TW" w:bidi="zh_TW"/>
+        </w:rPr>
+      </w:r>
+      <w:r>
+        <w:rPr>
+          <w:lang w:val="zh_TW" w:bidi="zh_TW"/>
+        </w:rPr>
+        <w:t>在新約中，撒但的形象更為完整，並有多種稱呼：</w:t>
+      </w:r>
+    </w:p>
+    <w:p>
+      <w:pPr>
+        <w:pStyle w:val="ListBullet"/>
+        <w:spacing w:line="240" w:lineRule="auto"/>
+        <w:ind w:left="720"/>
+      </w:pPr>
+      <w:r>
+        <w:rPr>
+          <w:lang w:val="zh_TW" w:bidi="zh_TW"/>
+        </w:rPr>
+      </w:r>
+      <w:r>
+        <w:rPr>
+          <w:lang w:val="zh_TW" w:bidi="zh_TW"/>
+        </w:rPr>
+        <w:t>撒但（希伯來文意為「控告者」）</w:t>
+      </w:r>
+    </w:p>
+    <w:p>
+      <w:pPr>
+        <w:pStyle w:val="ListBullet"/>
+        <w:spacing w:line="240" w:lineRule="auto"/>
+        <w:ind w:left="720"/>
+      </w:pPr>
+      <w:r>
+        <w:rPr>
+          <w:lang w:val="zh_TW" w:bidi="zh_TW"/>
+        </w:rPr>
+      </w:r>
+      <w:r>
+        <w:rPr>
+          <w:lang w:val="zh_TW" w:bidi="zh_TW"/>
+        </w:rPr>
+        <w:t>魔鬼（撒但的希臘文譯名）</w:t>
+      </w:r>
+    </w:p>
+    <w:p>
+      <w:pPr>
+        <w:pStyle w:val="ListBullet"/>
+        <w:spacing w:line="240" w:lineRule="auto"/>
+        <w:ind w:left="720"/>
+      </w:pPr>
+      <w:r>
+        <w:rPr>
+          <w:lang w:val="zh_TW" w:bidi="zh_TW"/>
+        </w:rPr>
+      </w:r>
+      <w:r>
+        <w:rPr>
+          <w:lang w:val="zh_TW" w:bidi="zh_TW"/>
+        </w:rPr>
+        <w:t>彼列</w:t>
+      </w:r>
+    </w:p>
+    <w:p>
+      <w:pPr>
+        <w:pStyle w:val="ListBullet"/>
+        <w:spacing w:line="240" w:lineRule="auto"/>
+        <w:ind w:left="720"/>
+      </w:pPr>
+      <w:r>
+        <w:rPr>
+          <w:lang w:val="zh_TW" w:bidi="zh_TW"/>
+        </w:rPr>
+      </w:r>
+      <w:r>
+        <w:rPr>
+          <w:lang w:val="zh_TW" w:bidi="zh_TW"/>
+        </w:rPr>
+        <w:t>別西卜</w:t>
+      </w:r>
+    </w:p>
+    <w:p>
+      <w:pPr>
+        <w:pStyle w:val="ListBullet"/>
+        <w:spacing w:line="240" w:lineRule="auto"/>
+        <w:ind w:left="720"/>
+      </w:pPr>
+      <w:r>
+        <w:rPr>
+          <w:lang w:val="zh_TW" w:bidi="zh_TW"/>
+        </w:rPr>
+      </w:r>
+      <w:r>
+        <w:rPr>
+          <w:lang w:val="zh_TW" w:bidi="zh_TW"/>
+        </w:rPr>
+        <w:t>對頭</w:t>
+      </w:r>
+    </w:p>
+    <w:p>
+      <w:pPr>
+        <w:pStyle w:val="ListBullet"/>
+        <w:spacing w:line="240" w:lineRule="auto"/>
+        <w:ind w:left="720"/>
+      </w:pPr>
+      <w:r>
+        <w:rPr>
+          <w:lang w:val="zh_TW" w:bidi="zh_TW"/>
+        </w:rPr>
+      </w:r>
+      <w:r>
+        <w:rPr>
+          <w:lang w:val="zh_TW" w:bidi="zh_TW"/>
+        </w:rPr>
+        <w:t>大龍</w:t>
+      </w:r>
+    </w:p>
+    <w:p>
+      <w:pPr>
+        <w:pStyle w:val="ListBullet"/>
+        <w:spacing w:line="240" w:lineRule="auto"/>
+        <w:ind w:left="720"/>
+      </w:pPr>
+      <w:r>
+        <w:rPr>
+          <w:lang w:val="zh_TW" w:bidi="zh_TW"/>
+        </w:rPr>
+      </w:r>
+      <w:r>
+        <w:rPr>
+          <w:lang w:val="zh_TW" w:bidi="zh_TW"/>
+        </w:rPr>
+        <w:t>仇敵</w:t>
+      </w:r>
+    </w:p>
+    <w:p>
+      <w:pPr>
+        <w:pStyle w:val="ListBullet"/>
+        <w:spacing w:line="240" w:lineRule="auto"/>
+        <w:ind w:left="720"/>
+      </w:pPr>
+      <w:r>
+        <w:rPr>
+          <w:lang w:val="zh_TW" w:bidi="zh_TW"/>
+        </w:rPr>
+      </w:r>
+      <w:r>
+        <w:rPr>
+          <w:lang w:val="zh_TW" w:bidi="zh_TW"/>
+        </w:rPr>
+        <w:t>那條蛇</w:t>
+      </w:r>
+    </w:p>
+    <w:p>
+      <w:pPr>
+        <w:pStyle w:val="ListBullet"/>
+        <w:spacing w:line="240" w:lineRule="auto"/>
+        <w:ind w:left="720"/>
+      </w:pPr>
+      <w:r>
+        <w:rPr>
+          <w:lang w:val="zh_TW" w:bidi="zh_TW"/>
+        </w:rPr>
+      </w:r>
+      <w:r>
+        <w:rPr>
+          <w:lang w:val="zh_TW" w:bidi="zh_TW"/>
+        </w:rPr>
+        <w:t>那試探人的</w:t>
+      </w:r>
+    </w:p>
+    <w:p>
+      <w:pPr>
+        <w:pStyle w:val="ListBullet"/>
+        <w:spacing w:line="240" w:lineRule="auto"/>
+        <w:ind w:left="720"/>
+      </w:pPr>
+      <w:r>
+        <w:rPr>
+          <w:lang w:val="zh_TW" w:bidi="zh_TW"/>
+        </w:rPr>
+      </w:r>
+      <w:r>
+        <w:rPr>
+          <w:lang w:val="zh_TW" w:bidi="zh_TW"/>
+        </w:rPr>
+        <w:t>那惡者</w:t>
+      </w:r>
+    </w:p>
+    <w:p>
+      <w:pPr/>
+      <w:r>
+        <w:rPr>
+          <w:lang w:val="zh_TW" w:bidi="zh_TW"/>
+        </w:rPr>
+      </w:r>
+      <w:r>
+        <w:rPr>
+          <w:lang w:val="zh_TW" w:bidi="zh_TW"/>
+        </w:rPr>
+        <w:t>牠被視為：</w:t>
+      </w:r>
+    </w:p>
+    <w:p>
+      <w:pPr>
+        <w:pStyle w:val="ListBullet"/>
+        <w:spacing w:line="240" w:lineRule="auto"/>
+        <w:ind w:left="720"/>
+      </w:pPr>
+      <w:r>
+        <w:rPr>
+          <w:lang w:val="zh_TW" w:bidi="zh_TW"/>
+        </w:rPr>
+      </w:r>
+      <w:r>
+        <w:rPr>
+          <w:lang w:val="zh_TW" w:bidi="zh_TW"/>
+        </w:rPr>
+        <w:t>一群天使的統領（</w:t>
+      </w:r>
+      <w:hyperlink r:id="rId21">
+        <w:r>
+          <w:rPr>
+            <w:lang w:val="zh_TW" w:bidi="zh_TW"/>
+          </w:rPr>
+          <w:rPr>
+            <w:color w:val="0000EE"/>
+            <w:u w:val="single"/>
+          </w:rPr>
+          <w:t>太25:41</w:t>
+        </w:r>
+      </w:hyperlink>
+      <w:r>
+        <w:rPr>
+          <w:lang w:val="zh_TW" w:bidi="zh_TW"/>
+        </w:rPr>
+        <w:t>）</w:t>
+      </w:r>
+    </w:p>
+    <w:p>
+      <w:pPr>
+        <w:pStyle w:val="ListBullet"/>
+        <w:spacing w:line="240" w:lineRule="auto"/>
+        <w:ind w:left="720"/>
+      </w:pPr>
+      <w:r>
+        <w:rPr>
+          <w:lang w:val="zh_TW" w:bidi="zh_TW"/>
+        </w:rPr>
+      </w:r>
+      <w:r>
+        <w:rPr>
+          <w:lang w:val="zh_TW" w:bidi="zh_TW"/>
+        </w:rPr>
+        <w:t>世界的掌控者（</w:t>
+      </w:r>
+      <w:hyperlink r:id="rId22">
+        <w:r>
+          <w:rPr>
+            <w:lang w:val="zh_TW" w:bidi="zh_TW"/>
+          </w:rPr>
+          <w:rPr>
+            <w:color w:val="0000EE"/>
+            <w:u w:val="single"/>
+          </w:rPr>
+          <w:t>路4:6</w:t>
+        </w:r>
+      </w:hyperlink>
+      <w:r>
+        <w:rPr>
+          <w:lang w:val="zh_TW" w:bidi="zh_TW"/>
+        </w:rPr>
+        <w:t>；</w:t>
+      </w:r>
+      <w:hyperlink r:id="rId23">
+        <w:r>
+          <w:rPr>
+            <w:lang w:val="zh_TW" w:bidi="zh_TW"/>
+          </w:rPr>
+          <w:rPr>
+            <w:color w:val="0000EE"/>
+            <w:u w:val="single"/>
+          </w:rPr>
+          <w:t>徒26:18</w:t>
+        </w:r>
+      </w:hyperlink>
+      <w:r>
+        <w:rPr>
+          <w:lang w:val="zh_TW" w:bidi="zh_TW"/>
+        </w:rPr>
+        <w:t>；</w:t>
+      </w:r>
+      <w:hyperlink r:id="rId24">
+        <w:r>
+          <w:rPr>
+            <w:lang w:val="zh_TW" w:bidi="zh_TW"/>
+          </w:rPr>
+          <w:rPr>
+            <w:color w:val="0000EE"/>
+            <w:u w:val="single"/>
+          </w:rPr>
+          <w:t>林後4:4</w:t>
+        </w:r>
+      </w:hyperlink>
+      <w:r>
+        <w:rPr>
+          <w:lang w:val="zh_TW" w:bidi="zh_TW"/>
+        </w:rPr>
+        <w:t>）</w:t>
+      </w:r>
+    </w:p>
+    <w:p>
+      <w:pPr>
+        <w:pStyle w:val="ListBullet"/>
+        <w:spacing w:line="240" w:lineRule="auto"/>
+        <w:ind w:left="720"/>
+      </w:pPr>
+      <w:r>
+        <w:rPr>
+          <w:lang w:val="zh_TW" w:bidi="zh_TW"/>
+        </w:rPr>
+      </w:r>
+      <w:r>
+        <w:rPr>
+          <w:lang w:val="zh_TW" w:bidi="zh_TW"/>
+        </w:rPr>
+        <w:t>所有非基督徒的掌控者（</w:t>
+      </w:r>
+      <w:hyperlink r:id="rId25">
+        <w:r>
+          <w:rPr>
+            <w:lang w:val="zh_TW" w:bidi="zh_TW"/>
+          </w:rPr>
+          <w:rPr>
+            <w:color w:val="0000EE"/>
+            <w:u w:val="single"/>
+          </w:rPr>
+          <w:t>可4:15</w:t>
+        </w:r>
+      </w:hyperlink>
+      <w:r>
+        <w:rPr>
+          <w:lang w:val="zh_TW" w:bidi="zh_TW"/>
+        </w:rPr>
+        <w:t>；</w:t>
+      </w:r>
+      <w:hyperlink r:id="rId26">
+        <w:r>
+          <w:rPr>
+            <w:lang w:val="zh_TW" w:bidi="zh_TW"/>
+          </w:rPr>
+          <w:rPr>
+            <w:color w:val="0000EE"/>
+            <w:u w:val="single"/>
+          </w:rPr>
+          <w:t>約8:44</w:t>
+        </w:r>
+      </w:hyperlink>
+      <w:r>
+        <w:rPr>
+          <w:lang w:val="zh_TW" w:bidi="zh_TW"/>
+        </w:rPr>
+        <w:t>；</w:t>
+      </w:r>
+      <w:hyperlink r:id="rId27">
+        <w:r>
+          <w:rPr>
+            <w:lang w:val="zh_TW" w:bidi="zh_TW"/>
+          </w:rPr>
+          <w:rPr>
+            <w:color w:val="0000EE"/>
+            <w:u w:val="single"/>
+          </w:rPr>
+          <w:t>徒13:10</w:t>
+        </w:r>
+      </w:hyperlink>
+      <w:r>
+        <w:rPr>
+          <w:lang w:val="zh_TW" w:bidi="zh_TW"/>
+        </w:rPr>
+        <w:t>；</w:t>
+      </w:r>
+      <w:hyperlink r:id="rId28">
+        <w:r>
+          <w:rPr>
+            <w:lang w:val="zh_TW" w:bidi="zh_TW"/>
+          </w:rPr>
+          <w:rPr>
+            <w:color w:val="0000EE"/>
+            <w:u w:val="single"/>
+          </w:rPr>
+          <w:t>西1:13</w:t>
+        </w:r>
+      </w:hyperlink>
+      <w:r>
+        <w:rPr>
+          <w:lang w:val="zh_TW" w:bidi="zh_TW"/>
+        </w:rPr>
+        <w:t>）</w:t>
+      </w:r>
+    </w:p>
+    <w:p>
+      <w:pPr/>
+      <w:r>
+        <w:rPr>
+          <w:lang w:val="zh_TW" w:bidi="zh_TW"/>
+        </w:rPr>
+      </w:r>
+      <w:r>
+        <w:rPr>
+          <w:lang w:val="zh_TW" w:bidi="zh_TW"/>
+        </w:rPr>
+        <w:t>撒但是神的仇敵，想要將所有人與神分開。特別是基督徒的危險敵人（</w:t>
+      </w:r>
+      <w:hyperlink r:id="rId29">
+        <w:r>
+          <w:rPr>
+            <w:lang w:val="zh_TW" w:bidi="zh_TW"/>
+          </w:rPr>
+          <w:rPr>
+            <w:color w:val="0000EE"/>
+            <w:u w:val="single"/>
+          </w:rPr>
+          <w:t>路8:33</w:t>
+        </w:r>
+      </w:hyperlink>
+      <w:r>
+        <w:rPr>
+          <w:lang w:val="zh_TW" w:bidi="zh_TW"/>
+        </w:rPr>
+        <w:t>；</w:t>
+      </w:r>
+      <w:hyperlink r:id="rId30">
+        <w:r>
+          <w:rPr>
+            <w:lang w:val="zh_TW" w:bidi="zh_TW"/>
+          </w:rPr>
+          <w:rPr>
+            <w:color w:val="0000EE"/>
+            <w:u w:val="single"/>
+          </w:rPr>
+          <w:t>林前7:5</w:t>
+        </w:r>
+      </w:hyperlink>
+      <w:r>
+        <w:rPr>
+          <w:lang w:val="zh_TW" w:bidi="zh_TW"/>
+        </w:rPr>
+        <w:t>；</w:t>
+      </w:r>
+      <w:hyperlink r:id="rId31">
+        <w:r>
+          <w:rPr>
+            <w:lang w:val="zh_TW" w:bidi="zh_TW"/>
+          </w:rPr>
+          <w:rPr>
+            <w:color w:val="0000EE"/>
+            <w:u w:val="single"/>
+          </w:rPr>
+          <w:t>彼前5:8</w:t>
+        </w:r>
+      </w:hyperlink>
+      <w:r>
+        <w:rPr>
+          <w:lang w:val="zh_TW" w:bidi="zh_TW"/>
+        </w:rPr>
+        <w:t>），基督徒必須抵擋牠，不被牠的詭計所迷惑（</w:t>
+      </w:r>
+      <w:hyperlink r:id="rId32">
+        <w:r>
+          <w:rPr>
+            <w:lang w:val="zh_TW" w:bidi="zh_TW"/>
+          </w:rPr>
+          <w:rPr>
+            <w:color w:val="0000EE"/>
+            <w:u w:val="single"/>
+          </w:rPr>
+          <w:t>林後2:11</w:t>
+        </w:r>
+      </w:hyperlink>
+      <w:r>
+        <w:rPr>
+          <w:lang w:val="zh_TW" w:bidi="zh_TW"/>
+        </w:rPr>
+        <w:t>；</w:t>
+      </w:r>
+      <w:hyperlink r:id="rId33">
+        <w:r>
+          <w:rPr>
+            <w:lang w:val="zh_TW" w:bidi="zh_TW"/>
+          </w:rPr>
+          <w:rPr>
+            <w:color w:val="0000EE"/>
+            <w:u w:val="single"/>
+          </w:rPr>
+          <w:t>弗6:11</w:t>
+        </w:r>
+      </w:hyperlink>
+      <w:r>
+        <w:rPr>
+          <w:lang w:val="zh_TW" w:bidi="zh_TW"/>
+        </w:rPr>
+        <w:t>；</w:t>
+      </w:r>
+      <w:hyperlink r:id="rId34">
+        <w:r>
+          <w:rPr>
+            <w:lang w:val="zh_TW" w:bidi="zh_TW"/>
+          </w:rPr>
+          <w:rPr>
+            <w:color w:val="0000EE"/>
+            <w:u w:val="single"/>
+          </w:rPr>
+          <w:t>雅4:7</w:t>
+        </w:r>
+      </w:hyperlink>
+      <w:r>
+        <w:rPr>
+          <w:lang w:val="zh_TW" w:bidi="zh_TW"/>
+        </w:rPr>
+        <w:t>）。</w:t>
+      </w:r>
+    </w:p>
+    <w:p>
+      <w:pPr/>
+      <w:r>
+        <w:rPr>
+          <w:lang w:val="zh_TW" w:bidi="zh_TW"/>
+        </w:rPr>
+      </w:r>
+      <w:r>
+        <w:rPr>
+          <w:lang w:val="zh_TW" w:bidi="zh_TW"/>
+        </w:rPr>
+        <w:t>撒但透過以下方式執行牠的邪惡計劃：</w:t>
+      </w:r>
+    </w:p>
+    <w:p>
+      <w:pPr>
+        <w:pStyle w:val="ListBullet"/>
+        <w:spacing w:line="240" w:lineRule="auto"/>
+        <w:ind w:left="720"/>
+      </w:pPr>
+      <w:r>
+        <w:rPr>
+          <w:lang w:val="zh_TW" w:bidi="zh_TW"/>
+        </w:rPr>
+      </w:r>
+      <w:r>
+        <w:rPr>
+          <w:lang w:val="zh_TW" w:bidi="zh_TW"/>
+        </w:rPr>
+        <w:t>試探人（</w:t>
+      </w:r>
+      <w:hyperlink r:id="rId35">
+        <w:r>
+          <w:rPr>
+            <w:lang w:val="zh_TW" w:bidi="zh_TW"/>
+          </w:rPr>
+          <w:rPr>
+            <w:color w:val="0000EE"/>
+            <w:u w:val="single"/>
+          </w:rPr>
+          <w:t>約13:2</w:t>
+        </w:r>
+      </w:hyperlink>
+      <w:r>
+        <w:rPr>
+          <w:lang w:val="zh_TW" w:bidi="zh_TW"/>
+        </w:rPr>
+        <w:t>；</w:t>
+      </w:r>
+      <w:hyperlink r:id="rId36">
+        <w:r>
+          <w:rPr>
+            <w:lang w:val="zh_TW" w:bidi="zh_TW"/>
+          </w:rPr>
+          <w:rPr>
+            <w:color w:val="0000EE"/>
+            <w:u w:val="single"/>
+          </w:rPr>
+          <w:t>徒5:3</w:t>
+        </w:r>
+      </w:hyperlink>
+      <w:r>
+        <w:rPr>
+          <w:lang w:val="zh_TW" w:bidi="zh_TW"/>
+        </w:rPr>
+        <w:t>）</w:t>
+      </w:r>
+    </w:p>
+    <w:p>
+      <w:pPr>
+        <w:pStyle w:val="ListBullet"/>
+        <w:spacing w:line="240" w:lineRule="auto"/>
+        <w:ind w:left="720"/>
+      </w:pPr>
+      <w:r>
+        <w:rPr>
+          <w:lang w:val="zh_TW" w:bidi="zh_TW"/>
+        </w:rPr>
+      </w:r>
+      <w:r>
+        <w:rPr>
+          <w:lang w:val="zh_TW" w:bidi="zh_TW"/>
+        </w:rPr>
+        <w:t>阻礙神的工人（</w:t>
+      </w:r>
+      <w:hyperlink r:id="rId37">
+        <w:r>
+          <w:rPr>
+            <w:lang w:val="zh_TW" w:bidi="zh_TW"/>
+          </w:rPr>
+          <w:rPr>
+            <w:color w:val="0000EE"/>
+            <w:u w:val="single"/>
+          </w:rPr>
+          <w:t>帖前2:18</w:t>
+        </w:r>
+      </w:hyperlink>
+      <w:r>
+        <w:rPr>
+          <w:lang w:val="zh_TW" w:bidi="zh_TW"/>
+        </w:rPr>
+        <w:t>）</w:t>
+      </w:r>
+    </w:p>
+    <w:p>
+      <w:pPr>
+        <w:pStyle w:val="ListBullet"/>
+        <w:spacing w:line="240" w:lineRule="auto"/>
+        <w:ind w:left="720"/>
+      </w:pPr>
+      <w:r>
+        <w:rPr>
+          <w:lang w:val="zh_TW" w:bidi="zh_TW"/>
+        </w:rPr>
+      </w:r>
+      <w:r>
+        <w:rPr>
+          <w:lang w:val="zh_TW" w:bidi="zh_TW"/>
+        </w:rPr>
+        <w:t>在神面前控告基督徒（</w:t>
+      </w:r>
+      <w:hyperlink r:id="rId38">
+        <w:r>
+          <w:rPr>
+            <w:lang w:val="zh_TW" w:bidi="zh_TW"/>
+          </w:rPr>
+          <w:rPr>
+            <w:color w:val="0000EE"/>
+            <w:u w:val="single"/>
+          </w:rPr>
+          <w:t>啟12:10</w:t>
+        </w:r>
+      </w:hyperlink>
+      <w:r>
+        <w:rPr>
+          <w:lang w:val="zh_TW" w:bidi="zh_TW"/>
+        </w:rPr>
+        <w:t>）</w:t>
+      </w:r>
+    </w:p>
+    <w:p>
+      <w:pPr>
+        <w:pStyle w:val="ListBullet"/>
+        <w:spacing w:line="240" w:lineRule="auto"/>
+        <w:ind w:left="720"/>
+      </w:pPr>
+      <w:r>
+        <w:rPr>
+          <w:lang w:val="zh_TW" w:bidi="zh_TW"/>
+        </w:rPr>
+      </w:r>
+      <w:r>
+        <w:rPr>
+          <w:lang w:val="zh_TW" w:bidi="zh_TW"/>
+        </w:rPr>
+        <w:t>控制那些棄絕福音的惡人（</w:t>
+      </w:r>
+      <w:hyperlink r:id="rId39">
+        <w:r>
+          <w:rPr>
+            <w:lang w:val="zh_TW" w:bidi="zh_TW"/>
+          </w:rPr>
+          <w:rPr>
+            <w:color w:val="0000EE"/>
+            <w:u w:val="single"/>
+          </w:rPr>
+          <w:t>帖後2:9</w:t>
+        </w:r>
+      </w:hyperlink>
+      <w:r>
+        <w:rPr>
+          <w:lang w:val="zh_TW" w:bidi="zh_TW"/>
+        </w:rPr>
+        <w:t>；</w:t>
+      </w:r>
+      <w:hyperlink r:id="rId40">
+        <w:r>
+          <w:rPr>
+            <w:lang w:val="zh_TW" w:bidi="zh_TW"/>
+          </w:rPr>
+          <w:rPr>
+            <w:color w:val="0000EE"/>
+            <w:u w:val="single"/>
+          </w:rPr>
+          <w:t>啟2:9、13，</w:t>
+        </w:r>
+      </w:hyperlink>
+      <w:hyperlink r:id="rId41">
+        <w:r>
+          <w:rPr>
+            <w:lang w:val="zh_TW" w:bidi="zh_TW"/>
+          </w:rPr>
+          <w:rPr>
+            <w:color w:val="0000EE"/>
+            <w:u w:val="single"/>
+          </w:rPr>
+          <w:t>13:2</w:t>
+        </w:r>
+      </w:hyperlink>
+      <w:r>
+        <w:rPr>
+          <w:lang w:val="zh_TW" w:bidi="zh_TW"/>
+        </w:rPr>
+        <w:t>）。</w:t>
+      </w:r>
+    </w:p>
+    <w:p>
+      <w:pPr/>
+      <w:r>
+        <w:rPr>
+          <w:lang w:val="zh_TW" w:bidi="zh_TW"/>
+        </w:rPr>
+      </w:r>
+      <w:r>
+        <w:rPr>
+          <w:lang w:val="zh_TW" w:bidi="zh_TW"/>
+        </w:rPr>
+        <w:t>然而，最重要的是，新約教導魔鬼自起初就是邪惡的（</w:t>
+      </w:r>
+      <w:hyperlink r:id="rId42">
+        <w:r>
+          <w:rPr>
+            <w:lang w:val="zh_TW" w:bidi="zh_TW"/>
+          </w:rPr>
+          <w:rPr>
+            <w:color w:val="0000EE"/>
+            <w:u w:val="single"/>
+          </w:rPr>
+          <w:t>約一3:8</w:t>
+        </w:r>
+      </w:hyperlink>
+      <w:r>
+        <w:rPr>
+          <w:lang w:val="zh_TW" w:bidi="zh_TW"/>
+        </w:rPr>
+        <w:t>），但藉著耶穌的服事，撒但已被擊敗，並被驅逐出天上（</w:t>
+      </w:r>
+      <w:hyperlink r:id="rId43">
+        <w:r>
+          <w:rPr>
+            <w:lang w:val="zh_TW" w:bidi="zh_TW"/>
+          </w:rPr>
+          <w:rPr>
+            <w:color w:val="0000EE"/>
+            <w:u w:val="single"/>
+          </w:rPr>
+          <w:t>路10:18</w:t>
+        </w:r>
+      </w:hyperlink>
+      <w:r>
+        <w:rPr>
+          <w:lang w:val="zh_TW" w:bidi="zh_TW"/>
+        </w:rPr>
+        <w:t>；</w:t>
+      </w:r>
+      <w:hyperlink r:id="rId44">
+        <w:r>
+          <w:rPr>
+            <w:lang w:val="zh_TW" w:bidi="zh_TW"/>
+          </w:rPr>
+          <w:rPr>
+            <w:color w:val="0000EE"/>
+            <w:u w:val="single"/>
+          </w:rPr>
+          <w:t>啟12</w:t>
+        </w:r>
+      </w:hyperlink>
+      <w:r>
+        <w:rPr>
+          <w:lang w:val="zh_TW" w:bidi="zh_TW"/>
+        </w:rPr>
+        <w:t>）。儘管牠是一個危險的仇敵，基督徒擁有強大的武器——禱告、信心以及耶穌之血的果效。撒但若獲准，仍可引發身體疾病（</w:t>
+      </w:r>
+      <w:hyperlink r:id="rId45">
+        <w:r>
+          <w:rPr>
+            <w:lang w:val="zh_TW" w:bidi="zh_TW"/>
+          </w:rPr>
+          <w:rPr>
+            <w:color w:val="0000EE"/>
+            <w:u w:val="single"/>
+          </w:rPr>
+          <w:t>林後12:7</w:t>
+        </w:r>
+      </w:hyperlink>
+      <w:r>
+        <w:rPr>
+          <w:lang w:val="zh_TW" w:bidi="zh_TW"/>
+        </w:rPr>
+        <w:t>），而人也可能被交給撒但受懲罰（</w:t>
+      </w:r>
+      <w:hyperlink r:id="rId46">
+        <w:r>
+          <w:rPr>
+            <w:lang w:val="zh_TW" w:bidi="zh_TW"/>
+          </w:rPr>
+          <w:rPr>
+            <w:color w:val="0000EE"/>
+            <w:u w:val="single"/>
+          </w:rPr>
+          <w:t>林前5:5</w:t>
+        </w:r>
+      </w:hyperlink>
+      <w:r>
+        <w:rPr>
+          <w:lang w:val="zh_TW" w:bidi="zh_TW"/>
+        </w:rPr>
+        <w:t>；</w:t>
+      </w:r>
+      <w:hyperlink r:id="rId47">
+        <w:r>
+          <w:rPr>
+            <w:lang w:val="zh_TW" w:bidi="zh_TW"/>
+          </w:rPr>
+          <w:rPr>
+            <w:color w:val="0000EE"/>
+            <w:u w:val="single"/>
+          </w:rPr>
+          <w:t>提前1:20</w:t>
+        </w:r>
+      </w:hyperlink>
+      <w:r>
+        <w:rPr>
+          <w:lang w:val="zh_TW" w:bidi="zh_TW"/>
+        </w:rPr>
+        <w:t>）。最終，神掌控撒但，並將徹底毀滅牠（</w:t>
+      </w:r>
+      <w:hyperlink r:id="rId48">
+        <w:r>
+          <w:rPr>
+            <w:lang w:val="zh_TW" w:bidi="zh_TW"/>
+          </w:rPr>
+          <w:rPr>
+            <w:color w:val="0000EE"/>
+            <w:u w:val="single"/>
+          </w:rPr>
+          <w:t>羅16:20</w:t>
+        </w:r>
+      </w:hyperlink>
+      <w:r>
+        <w:rPr>
+          <w:lang w:val="zh_TW" w:bidi="zh_TW"/>
+        </w:rPr>
+        <w:t>；</w:t>
+      </w:r>
+      <w:hyperlink r:id="rId49">
+        <w:r>
+          <w:rPr>
+            <w:lang w:val="zh_TW" w:bidi="zh_TW"/>
+          </w:rPr>
+          <w:rPr>
+            <w:color w:val="0000EE"/>
+            <w:u w:val="single"/>
+          </w:rPr>
+          <w:t>啟20:10</w:t>
+        </w:r>
+      </w:hyperlink>
+      <w:r>
+        <w:rPr>
+          <w:lang w:val="zh_TW" w:bidi="zh_TW"/>
+        </w:rPr>
+        <w:t>）。</w:t>
+      </w:r>
+    </w:p>
+    <w:p>
+      <w:pPr/>
+      <w:r>
+        <w:rPr>
+          <w:lang w:val="zh_TW" w:bidi="zh_TW"/>
+        </w:rPr>
+      </w:r>
+      <w:r>
+        <w:rPr>
+          <w:i/>
+          <w:lang w:val="zh_TW" w:bidi="zh_TW"/>
+        </w:rPr>
+        <w:t>另見</w:t>
+      </w:r>
+      <w:r>
+        <w:rPr>
+          <w:lang w:val="zh_TW" w:bidi="zh_TW"/>
+        </w:rPr>
+        <w:t xml:space="preserve"> </w:t>
+      </w:r>
+      <w:r>
+        <w:rPr>
+          <w:lang w:val="zh_TW" w:bidi="zh_TW"/>
+        </w:rPr>
+        <w:t>天使，</w:t>
+      </w:r>
+      <w:r>
+        <w:rPr>
+          <w:lang w:val="zh_TW" w:bidi="zh_TW"/>
+        </w:rPr>
+        <w:t>鬼魔，</w:t>
+      </w:r>
+      <w:r>
+        <w:rPr>
+          <w:lang w:val="zh_TW" w:bidi="zh_TW"/>
+        </w:rPr>
+        <w:t>鬼附，</w:t>
+      </w:r>
+      <w:r>
+        <w:rPr>
+          <w:lang w:val="zh_TW" w:bidi="zh_TW"/>
+        </w:rPr>
+        <w:t>路西弗</w:t>
+      </w:r>
+      <w:r>
+        <w:rPr>
+          <w:lang w:val="zh_TW" w:bidi="zh_TW"/>
+        </w:rPr>
+        <w:t>。</w:t>
+      </w:r>
+      <w:r>
+        <w:rPr>
+          <w:lang w:val="zh_TW" w:bidi="zh_TW"/>
+        </w:rPr>
+      </w:r>
+      <w:r>
+        <w:rPr>
+          <w:lang w:val="zh_TW" w:bidi="zh_TW"/>
+        </w:rPr>
+      </w:r>
+    </w:p>
+    <w:p>
+      <w:pPr/>
+      <w:r>
+        <w:rPr>
+          <w:lang w:val="zh_TW" w:bidi="zh_TW"/>
+        </w:rPr>
+      </w:r>
+    </w:p>
+    <w:p>
+      <w:pPr>
+        <w:pStyle w:val="Heading2"/>
+      </w:pPr>
+      <w:r>
+        <w:rPr>
+          <w:lang w:val="zh_TW" w:bidi="zh_TW"/>
+        </w:rPr>
+        <w:t>撒都該人</w:t>
+      </w:r>
+      <w:r>
+        <w:rPr>
+          <w:lang w:val="zh_TW" w:bidi="zh_TW"/>
+        </w:rPr>
+      </w:r>
+    </w:p>
+    <w:p>
+      <w:pPr/>
+      <w:r>
+        <w:rPr>
+          <w:lang w:val="zh_TW" w:bidi="zh_TW"/>
+        </w:rPr>
+      </w:r>
+      <w:r>
+        <w:rPr>
+          <w:lang w:val="zh_TW" w:bidi="zh_TW"/>
+        </w:rPr>
+        <w:t>在新約中提到14次的猶太教派，在舊約中並未提及。</w:t>
+      </w:r>
+    </w:p>
+    <w:p>
+      <w:pPr>
+        <w:pStyle w:val="Heading3"/>
+      </w:pPr>
+      <w:r>
+        <w:rPr>
+          <w:lang w:val="zh_TW" w:bidi="zh_TW"/>
+        </w:rPr>
+        <w:t>他們的歷史</w:t>
+      </w:r>
+    </w:p>
+    <w:p>
+      <w:pPr/>
+      <w:r>
+        <w:rPr>
+          <w:lang w:val="zh_TW" w:bidi="zh_TW"/>
+        </w:rPr>
+      </w:r>
+      <w:r>
+        <w:rPr>
+          <w:lang w:val="zh_TW" w:bidi="zh_TW"/>
+        </w:rPr>
+        <w:t>關於該名稱的起源，學者提出了幾種可能的解釋。首先，有人認為撒都該人（Sadducees）</w:t>
+      </w:r>
+      <w:r>
+        <w:rPr>
+          <w:lang w:val="zh_TW" w:bidi="zh_TW"/>
+        </w:rPr>
+        <w:t>這個</w:t>
+      </w:r>
+      <w:r>
+        <w:rPr>
+          <w:lang w:val="zh_TW" w:bidi="zh_TW"/>
+        </w:rPr>
+        <w:t>名稱與希伯來文中的「公義」（saddik）有關。然而，從語源學的角度來看，這種解釋並不穩妥，因為</w:t>
+      </w:r>
+      <w:r>
+        <w:rPr>
+          <w:lang w:val="zh_TW" w:bidi="zh_TW"/>
+        </w:rPr>
+        <w:t>這個</w:t>
+      </w:r>
+      <w:r>
+        <w:rPr>
+          <w:lang w:val="zh_TW" w:bidi="zh_TW"/>
+        </w:rPr>
+        <w:t>詞中的</w:t>
+      </w:r>
+      <w:r>
+        <w:rPr>
+          <w:i/>
+          <w:lang w:val="zh_TW" w:bidi="zh_TW"/>
+        </w:rPr>
+        <w:t>i</w:t>
+      </w:r>
+      <w:r>
+        <w:rPr>
+          <w:lang w:val="zh_TW" w:bidi="zh_TW"/>
+        </w:rPr>
+        <w:t>會變成</w:t>
+      </w:r>
+      <w:r>
+        <w:rPr>
+          <w:i/>
+          <w:lang w:val="zh_TW" w:bidi="zh_TW"/>
+        </w:rPr>
+        <w:t>u</w:t>
+      </w:r>
+      <w:r>
+        <w:rPr>
+          <w:lang w:val="zh_TW" w:bidi="zh_TW"/>
+        </w:rPr>
+        <w:t>，而且沒有明確的證據表明他們自稱為「義人」。其次，有人認為</w:t>
+      </w:r>
+      <w:r>
+        <w:rPr>
+          <w:lang w:val="zh_TW" w:bidi="zh_TW"/>
+        </w:rPr>
+        <w:t>這個</w:t>
+      </w:r>
+      <w:r>
+        <w:rPr>
+          <w:lang w:val="zh_TW" w:bidi="zh_TW"/>
+        </w:rPr>
+        <w:t>名稱源於撒督（Zadok，有時在希臘文中寫作Saddouk），即大衛時代的一位祭司（</w:t>
+      </w:r>
+      <w:hyperlink r:id="rId50">
+        <w:r>
+          <w:rPr>
+            <w:lang w:val="zh_TW" w:bidi="zh_TW"/>
+          </w:rPr>
+          <w:rPr>
+            <w:color w:val="0000EE"/>
+            <w:u w:val="single"/>
+          </w:rPr>
+          <w:t>撒下8:17</w:t>
+        </w:r>
+      </w:hyperlink>
+      <w:r>
+        <w:rPr>
+          <w:lang w:val="zh_TW" w:bidi="zh_TW"/>
+        </w:rPr>
+        <w:t>，</w:t>
+      </w:r>
+      <w:hyperlink r:id="rId51">
+        <w:r>
+          <w:rPr>
+            <w:lang w:val="zh_TW" w:bidi="zh_TW"/>
+          </w:rPr>
+          <w:rPr>
+            <w:color w:val="0000EE"/>
+            <w:u w:val="single"/>
+          </w:rPr>
+          <w:t>15:24–29</w:t>
+        </w:r>
+      </w:hyperlink>
+      <w:r>
+        <w:rPr>
+          <w:lang w:val="zh_TW" w:bidi="zh_TW"/>
+        </w:rPr>
+        <w:t>），他</w:t>
+      </w:r>
+      <w:r>
+        <w:rPr>
+          <w:lang w:val="zh_TW" w:bidi="zh_TW"/>
+        </w:rPr>
+        <w:t>用膏</w:t>
+      </w:r>
+      <w:r>
+        <w:rPr>
+          <w:lang w:val="zh_TW" w:bidi="zh_TW"/>
+        </w:rPr>
+        <w:t>膏</w:t>
+      </w:r>
+      <w:r>
+        <w:rPr>
+          <w:lang w:val="zh_TW" w:bidi="zh_TW"/>
+        </w:rPr>
+        <w:t>所羅門</w:t>
+      </w:r>
+      <w:r>
+        <w:rPr>
+          <w:lang w:val="zh_TW" w:bidi="zh_TW"/>
+        </w:rPr>
+        <w:t>（</w:t>
+      </w:r>
+      <w:hyperlink r:id="rId52">
+        <w:r>
+          <w:rPr>
+            <w:lang w:val="zh_TW" w:bidi="zh_TW"/>
+          </w:rPr>
+          <w:rPr>
+            <w:color w:val="0000EE"/>
+            <w:u w:val="single"/>
+          </w:rPr>
+          <w:t>王上1:32–39</w:t>
+        </w:r>
+      </w:hyperlink>
+      <w:r>
+        <w:rPr>
+          <w:lang w:val="zh_TW" w:bidi="zh_TW"/>
+        </w:rPr>
+        <w:t>），並在所羅門統治期間成為大祭司（</w:t>
+      </w:r>
+      <w:hyperlink r:id="rId53">
+        <w:r>
+          <w:rPr>
+            <w:lang w:val="zh_TW" w:bidi="zh_TW"/>
+          </w:rPr>
+          <w:rPr>
+            <w:color w:val="0000EE"/>
+            <w:u w:val="single"/>
+          </w:rPr>
+          <w:t>2:35</w:t>
+        </w:r>
+      </w:hyperlink>
+      <w:r>
+        <w:rPr>
+          <w:lang w:val="zh_TW" w:bidi="zh_TW"/>
+        </w:rPr>
+        <w:t>）。據記載，他是亞倫的兒子以利亞撒的後裔（</w:t>
+      </w:r>
+      <w:hyperlink r:id="rId54">
+        <w:r>
+          <w:rPr>
+            <w:lang w:val="zh_TW" w:bidi="zh_TW"/>
+          </w:rPr>
+          <w:rPr>
+            <w:color w:val="0000EE"/>
+            <w:u w:val="single"/>
+          </w:rPr>
+          <w:t>代上6:3–8</w:t>
+        </w:r>
+      </w:hyperlink>
+      <w:r>
+        <w:rPr>
+          <w:lang w:val="zh_TW" w:bidi="zh_TW"/>
+        </w:rPr>
+        <w:t>），撒督家族的祭司（Zadokite priests）應該一直在聖殿事奉，直到被擄時期。在關於聖殿崇拜恢復的藍圖中（</w:t>
+      </w:r>
+      <w:hyperlink r:id="rId55">
+        <w:r>
+          <w:rPr>
+            <w:lang w:val="zh_TW" w:bidi="zh_TW"/>
+          </w:rPr>
+          <w:rPr>
+            <w:color w:val="0000EE"/>
+            <w:u w:val="single"/>
+          </w:rPr>
+          <w:t>結40–48</w:t>
+        </w:r>
+      </w:hyperlink>
+      <w:r>
+        <w:rPr>
+          <w:lang w:val="zh_TW" w:bidi="zh_TW"/>
+        </w:rPr>
+        <w:t>），撒督家族的祭司再次被指派為「利未祭司」來事奉（</w:t>
+      </w:r>
+      <w:hyperlink r:id="rId56">
+        <w:r>
+          <w:rPr>
+            <w:lang w:val="zh_TW" w:bidi="zh_TW"/>
+          </w:rPr>
+          <w:rPr>
+            <w:color w:val="0000EE"/>
+            <w:u w:val="single"/>
+          </w:rPr>
+          <w:t>44:15–16</w:t>
+        </w:r>
+      </w:hyperlink>
+      <w:r>
+        <w:rPr>
+          <w:lang w:val="zh_TW" w:bidi="zh_TW"/>
+        </w:rPr>
+        <w:t>，</w:t>
+      </w:r>
+      <w:hyperlink r:id="rId57">
+        <w:r>
+          <w:rPr>
+            <w:lang w:val="zh_TW" w:bidi="zh_TW"/>
+          </w:rPr>
+          <w:rPr>
+            <w:color w:val="0000EE"/>
+            <w:u w:val="single"/>
+          </w:rPr>
+          <w:t>48:11–12</w:t>
+        </w:r>
+      </w:hyperlink>
+      <w:r>
+        <w:rPr>
+          <w:lang w:val="zh_TW" w:bidi="zh_TW"/>
+        </w:rPr>
+        <w:t>）。被擄歸回之後，我們讀到約薩答的兒子約書亞擔任大祭司（</w:t>
+      </w:r>
+      <w:hyperlink r:id="rId58">
+        <w:r>
+          <w:rPr>
+            <w:lang w:val="zh_TW" w:bidi="zh_TW"/>
+          </w:rPr>
+          <w:rPr>
+            <w:color w:val="0000EE"/>
+            <w:u w:val="single"/>
+          </w:rPr>
+          <w:t>該1:1</w:t>
+        </w:r>
+      </w:hyperlink>
+      <w:r>
+        <w:rPr>
+          <w:lang w:val="zh_TW" w:bidi="zh_TW"/>
+        </w:rPr>
+        <w:t>），他的家譜可追溯至撒督（</w:t>
+      </w:r>
+      <w:hyperlink r:id="rId59">
+        <w:r>
+          <w:rPr>
+            <w:lang w:val="zh_TW" w:bidi="zh_TW"/>
+          </w:rPr>
+          <w:rPr>
+            <w:color w:val="0000EE"/>
+            <w:u w:val="single"/>
+          </w:rPr>
+          <w:t>代上6:8–15</w:t>
+        </w:r>
+      </w:hyperlink>
+      <w:r>
+        <w:rPr>
+          <w:lang w:val="zh_TW" w:bidi="zh_TW"/>
+        </w:rPr>
+        <w:t>）。公元前二世紀初的文獻顯示，撒督家族的祭司地位仍然受到重視，但並不確定撒都該人是否支持撒督祭司的職</w:t>
+      </w:r>
+      <w:r>
+        <w:rPr>
+          <w:lang w:val="zh_TW" w:bidi="zh_TW"/>
+        </w:rPr>
+        <w:t>分</w:t>
+      </w:r>
+      <w:r>
+        <w:rPr>
+          <w:lang w:val="zh_TW" w:bidi="zh_TW"/>
+        </w:rPr>
+        <w:t>。此外，這種關於撒都該人名稱起源的解釋，無法合理</w:t>
+      </w:r>
+      <w:r>
+        <w:rPr>
+          <w:lang w:val="zh_TW" w:bidi="zh_TW"/>
+        </w:rPr>
+        <w:t>解釋</w:t>
+      </w:r>
+      <w:r>
+        <w:rPr>
+          <w:lang w:val="zh_TW" w:bidi="zh_TW"/>
+        </w:rPr>
+        <w:t>該詞中的雙</w:t>
+      </w:r>
+      <w:r>
+        <w:rPr>
+          <w:i/>
+          <w:lang w:val="zh_TW" w:bidi="zh_TW"/>
+        </w:rPr>
+        <w:t>d</w:t>
+      </w:r>
+      <w:r>
+        <w:rPr>
+          <w:lang w:val="zh_TW" w:bidi="zh_TW"/>
+        </w:rPr>
+        <w:t>。</w:t>
+      </w:r>
+    </w:p>
+    <w:p>
+      <w:pPr/>
+      <w:r>
+        <w:rPr>
+          <w:lang w:val="zh_TW" w:bidi="zh_TW"/>
+        </w:rPr>
+      </w:r>
+      <w:r>
+        <w:rPr>
+          <w:lang w:val="zh_TW" w:bidi="zh_TW"/>
+        </w:rPr>
+        <w:t>第三，根據一個</w:t>
+      </w:r>
+      <w:r>
+        <w:rPr>
+          <w:lang w:val="zh_TW" w:bidi="zh_TW"/>
+        </w:rPr>
+        <w:t>晚期</w:t>
+      </w:r>
+      <w:r>
+        <w:rPr>
+          <w:lang w:val="zh_TW" w:bidi="zh_TW"/>
+        </w:rPr>
+        <w:t>的拉比傳統，撒都該人</w:t>
+      </w:r>
+      <w:r>
+        <w:rPr>
+          <w:lang w:val="zh_TW" w:bidi="zh_TW"/>
+        </w:rPr>
+        <w:t>的名稱</w:t>
+      </w:r>
+      <w:r>
+        <w:rPr>
+          <w:lang w:val="zh_TW" w:bidi="zh_TW"/>
+        </w:rPr>
+        <w:t>源於公元前二世紀一位名為撒督的人。然而，這種觀點缺乏足夠的支持。</w:t>
+      </w:r>
+    </w:p>
+    <w:p>
+      <w:pPr/>
+      <w:r>
+        <w:rPr>
+          <w:lang w:val="zh_TW" w:bidi="zh_TW"/>
+        </w:rPr>
+      </w:r>
+      <w:r>
+        <w:rPr>
+          <w:lang w:val="zh_TW" w:bidi="zh_TW"/>
+        </w:rPr>
+        <w:t>最後，英國新約學者文信（T. W. Manson）</w:t>
+      </w:r>
+      <w:r>
+        <w:rPr>
+          <w:lang w:val="zh_TW" w:bidi="zh_TW"/>
+        </w:rPr>
+        <w:t>提出</w:t>
+      </w:r>
+      <w:r>
+        <w:rPr>
+          <w:lang w:val="zh_TW" w:bidi="zh_TW"/>
+        </w:rPr>
+        <w:t>，他們的名稱可能與希臘文詞語sundikoi有關，意思是「議會成員」，</w:t>
+      </w:r>
+      <w:r>
+        <w:rPr>
+          <w:lang w:val="zh_TW" w:bidi="zh_TW"/>
+        </w:rPr>
+        <w:t>因此</w:t>
+      </w:r>
+      <w:r>
+        <w:rPr>
+          <w:lang w:val="zh_TW" w:bidi="zh_TW"/>
+        </w:rPr>
+        <w:t>視</w:t>
+      </w:r>
+      <w:r>
+        <w:rPr>
+          <w:lang w:val="zh_TW" w:bidi="zh_TW"/>
+        </w:rPr>
+        <w:t>撒都該人為哈斯蒙尼家族統治者下的議員</w:t>
+      </w:r>
+      <w:r>
+        <w:rPr>
+          <w:lang w:val="zh_TW" w:bidi="zh_TW"/>
+        </w:rPr>
+        <w:t>。</w:t>
+      </w:r>
+    </w:p>
+    <w:p>
+      <w:pPr/>
+      <w:r>
+        <w:rPr>
+          <w:lang w:val="zh_TW" w:bidi="zh_TW"/>
+        </w:rPr>
+      </w:r>
+      <w:r>
+        <w:rPr>
+          <w:lang w:val="zh_TW" w:bidi="zh_TW"/>
+        </w:rPr>
+        <w:t>撒都該人最早的歷史記載，可追溯至約拿單‧馬加比（Jonathan Maccabeus）</w:t>
+      </w:r>
+      <w:r>
+        <w:rPr>
+          <w:lang w:val="zh_TW" w:bidi="zh_TW"/>
+        </w:rPr>
+        <w:t>的</w:t>
+      </w:r>
+      <w:r>
+        <w:rPr>
+          <w:lang w:val="zh_TW" w:bidi="zh_TW"/>
+        </w:rPr>
+        <w:t>時代，他在公元前160年至143年期間領導猶太人對抗西流古（Seleucids）。約瑟夫（Josephus，猶太古史記 13.5.9）提到，撒都該人</w:t>
+      </w:r>
+      <w:r>
+        <w:rPr>
+          <w:lang w:val="zh_TW" w:bidi="zh_TW"/>
+        </w:rPr>
+        <w:t>在此時已是一個派別</w:t>
+      </w:r>
+      <w:r>
+        <w:rPr>
+          <w:lang w:val="zh_TW" w:bidi="zh_TW"/>
+        </w:rPr>
+        <w:t>，並且在</w:t>
+      </w:r>
+      <w:r>
+        <w:rPr>
+          <w:lang w:val="zh_TW" w:bidi="zh_TW"/>
+        </w:rPr>
+        <w:t>約翰‧許爾堪</w:t>
+      </w:r>
+      <w:r>
+        <w:rPr>
+          <w:lang w:val="zh_TW" w:bidi="zh_TW"/>
+        </w:rPr>
+        <w:t>（John Hyrcanus）擔任猶太國的領袖（公元前135–104年）時，與法利賽人發生衝突（猶太古史記 13.10.6）。撒都該人可能在某種意義上支持撒督祭司的傳統，或聲稱當時耶路撒冷的祭司職分源自撒督的後裔，但這一點並不</w:t>
+      </w:r>
+      <w:r>
+        <w:rPr>
+          <w:lang w:val="zh_TW" w:bidi="zh_TW"/>
+        </w:rPr>
+        <w:t>清楚</w:t>
+      </w:r>
+      <w:r>
+        <w:rPr>
+          <w:b/>
+          <w:lang w:val="zh_TW" w:bidi="zh_TW"/>
+        </w:rPr>
+        <w:t>。</w:t>
+      </w:r>
+      <w:r>
+        <w:rPr>
+          <w:lang w:val="zh_TW" w:bidi="zh_TW"/>
+        </w:rPr>
+        <w:t>約瑟夫</w:t>
+      </w:r>
+      <w:r>
+        <w:rPr>
+          <w:lang w:val="zh_TW" w:bidi="zh_TW"/>
+        </w:rPr>
+        <w:t>指出，</w:t>
+      </w:r>
+      <w:r>
+        <w:rPr>
+          <w:lang w:val="zh_TW" w:bidi="zh_TW"/>
+        </w:rPr>
+        <w:t>撒都該人</w:t>
+      </w:r>
+      <w:r>
+        <w:rPr>
+          <w:lang w:val="zh_TW" w:bidi="zh_TW"/>
+        </w:rPr>
+        <w:t>得到富人的支持</w:t>
+      </w:r>
+      <w:r>
+        <w:rPr>
+          <w:lang w:val="zh_TW" w:bidi="zh_TW"/>
+        </w:rPr>
+        <w:t>，</w:t>
+      </w:r>
+      <w:r>
+        <w:rPr>
+          <w:lang w:val="zh_TW" w:bidi="zh_TW"/>
+        </w:rPr>
+        <w:t>而法利賽人則在普通民眾中擁有影響力</w:t>
+      </w:r>
+      <w:r>
+        <w:rPr>
+          <w:lang w:val="zh_TW" w:bidi="zh_TW"/>
+        </w:rPr>
+        <w:t>。在莎樂美·亞歷山德拉（Salome Alexandra，公元前76–67年）</w:t>
+      </w:r>
+      <w:r>
+        <w:rPr>
+          <w:lang w:val="zh_TW" w:bidi="zh_TW"/>
+        </w:rPr>
+        <w:t>統治時期</w:t>
+      </w:r>
+      <w:r>
+        <w:rPr>
+          <w:lang w:val="zh_TW" w:bidi="zh_TW"/>
+        </w:rPr>
+        <w:t>，法利賽人</w:t>
+      </w:r>
+      <w:r>
+        <w:rPr>
+          <w:lang w:val="zh_TW" w:bidi="zh_TW"/>
+        </w:rPr>
+        <w:t>佔據上風</w:t>
+      </w:r>
+      <w:r>
+        <w:rPr>
+          <w:lang w:val="zh_TW" w:bidi="zh_TW"/>
+        </w:rPr>
+        <w:t>。然而，但當猶太成為羅馬省份後，羅馬總督開始頻繁更換大祭司，而大多數大祭司似乎都來自撒都該人的貴族家庭。這些撒都該人的家族雖然能與羅馬人妥協，但在當地仍擁有權力和影響力。隨著猶太人與羅馬統治者之間的敵意加劇，撒都該人的影響力逐漸</w:t>
+      </w:r>
+      <w:r>
+        <w:rPr>
+          <w:lang w:val="zh_TW" w:bidi="zh_TW"/>
+        </w:rPr>
+        <w:t>下降</w:t>
+      </w:r>
+      <w:r>
+        <w:rPr>
+          <w:lang w:val="zh_TW" w:bidi="zh_TW"/>
+        </w:rPr>
+        <w:t>。公元70年，耶路撒冷被羅馬人攻陷後，撒都該人便從歷史中消失。</w:t>
+      </w:r>
+    </w:p>
+    <w:p>
+      <w:pPr>
+        <w:pStyle w:val="Heading3"/>
+      </w:pPr>
+      <w:r>
+        <w:rPr>
+          <w:lang w:val="zh_TW" w:bidi="zh_TW"/>
+        </w:rPr>
+        <w:t>在新約聖經中</w:t>
+      </w:r>
+    </w:p>
+    <w:p>
+      <w:pPr/>
+      <w:r>
+        <w:rPr>
+          <w:lang w:val="zh_TW" w:bidi="zh_TW"/>
+        </w:rPr>
+      </w:r>
+      <w:r>
+        <w:rPr>
+          <w:lang w:val="zh_TW" w:bidi="zh_TW"/>
+        </w:rPr>
+        <w:t>在福音書的敘述中，撒都該人的首次出現是在約翰的洗禮現場，當時跟與法利賽人在</w:t>
+      </w:r>
+      <w:r>
+        <w:rPr>
+          <w:lang w:val="zh_TW" w:bidi="zh_TW"/>
+        </w:rPr>
+        <w:t>一起</w:t>
+      </w:r>
+      <w:r>
+        <w:rPr>
+          <w:lang w:val="zh_TW" w:bidi="zh_TW"/>
+        </w:rPr>
+        <w:t>。施洗約翰稱他們為「</w:t>
+      </w:r>
+      <w:r>
+        <w:rPr>
+          <w:lang w:val="zh_TW" w:bidi="zh_TW"/>
+        </w:rPr>
+        <w:t>毒蛇的種類</w:t>
+      </w:r>
+      <w:r>
+        <w:rPr>
+          <w:lang w:val="zh_TW" w:bidi="zh_TW"/>
+        </w:rPr>
+        <w:t>」，並挑戰他們在生活中悔改（</w:t>
+      </w:r>
+      <w:hyperlink r:id="rId60">
+        <w:r>
+          <w:rPr>
+            <w:lang w:val="zh_TW" w:bidi="zh_TW"/>
+          </w:rPr>
+          <w:rPr>
+            <w:color w:val="0000EE"/>
+            <w:u w:val="single"/>
+          </w:rPr>
+          <w:t>太3:7–10</w:t>
+        </w:r>
+      </w:hyperlink>
+      <w:r>
+        <w:rPr>
+          <w:lang w:val="zh_TW" w:bidi="zh_TW"/>
+        </w:rPr>
+        <w:t>）。後來，撒都該人與一些法利賽人一起來試探耶穌，要求祂</w:t>
+      </w:r>
+      <w:r>
+        <w:rPr>
+          <w:lang w:val="zh_TW" w:bidi="zh_TW"/>
+        </w:rPr>
+        <w:t>從天上顯個神蹟給他們看</w:t>
+      </w:r>
+      <w:r>
+        <w:rPr>
+          <w:lang w:val="zh_TW" w:bidi="zh_TW"/>
+        </w:rPr>
+        <w:t>（</w:t>
+      </w:r>
+      <w:hyperlink r:id="rId61">
+        <w:r>
+          <w:rPr>
+            <w:lang w:val="zh_TW" w:bidi="zh_TW"/>
+          </w:rPr>
+          <w:rPr>
+            <w:color w:val="0000EE"/>
+            <w:u w:val="single"/>
+          </w:rPr>
+          <w:t>16:1</w:t>
+        </w:r>
+      </w:hyperlink>
+      <w:r>
+        <w:rPr>
+          <w:lang w:val="zh_TW" w:bidi="zh_TW"/>
+        </w:rPr>
+        <w:t>）。耶穌告訴門徒要提防撒都該人（</w:t>
+      </w:r>
+      <w:hyperlink r:id="rId62">
+        <w:r>
+          <w:rPr>
+            <w:lang w:val="zh_TW" w:bidi="zh_TW"/>
+          </w:rPr>
+          <w:rPr>
+            <w:color w:val="0000EE"/>
+            <w:u w:val="single"/>
+          </w:rPr>
+          <w:t>6、11–12</w:t>
+        </w:r>
+      </w:hyperlink>
+      <w:r>
+        <w:rPr>
+          <w:lang w:val="zh_TW" w:bidi="zh_TW"/>
+        </w:rPr>
+        <w:t>）。</w:t>
+      </w:r>
+    </w:p>
+    <w:p>
+      <w:pPr/>
+      <w:r>
+        <w:rPr>
+          <w:lang w:val="zh_TW" w:bidi="zh_TW"/>
+        </w:rPr>
+      </w:r>
+      <w:r>
+        <w:rPr>
+          <w:lang w:val="zh_TW" w:bidi="zh_TW"/>
+        </w:rPr>
+        <w:t>在</w:t>
+      </w:r>
+      <w:hyperlink r:id="rId63">
+        <w:r>
+          <w:rPr>
+            <w:lang w:val="zh_TW" w:bidi="zh_TW"/>
+          </w:rPr>
+          <w:rPr>
+            <w:color w:val="0000EE"/>
+            <w:u w:val="single"/>
+          </w:rPr>
+          <w:t>馬太福音二十二章23至33節</w:t>
+        </w:r>
+      </w:hyperlink>
+      <w:r>
+        <w:rPr>
+          <w:lang w:val="zh_TW" w:bidi="zh_TW"/>
+        </w:rPr>
+        <w:t>中（參</w:t>
+      </w:r>
+      <w:hyperlink r:id="rId64">
+        <w:r>
+          <w:rPr>
+            <w:lang w:val="zh_TW" w:bidi="zh_TW"/>
+          </w:rPr>
+          <w:rPr>
+            <w:color w:val="0000EE"/>
+            <w:u w:val="single"/>
+          </w:rPr>
+          <w:t>可12:18–27</w:t>
+        </w:r>
+      </w:hyperlink>
+      <w:r>
+        <w:rPr>
+          <w:lang w:val="zh_TW" w:bidi="zh_TW"/>
+        </w:rPr>
+        <w:t>；</w:t>
+      </w:r>
+      <w:hyperlink r:id="rId65">
+        <w:r>
+          <w:rPr>
+            <w:lang w:val="zh_TW" w:bidi="zh_TW"/>
+          </w:rPr>
+          <w:rPr>
+            <w:color w:val="0000EE"/>
+            <w:u w:val="single"/>
+          </w:rPr>
+          <w:t>路20:27–38</w:t>
+        </w:r>
+      </w:hyperlink>
+      <w:r>
+        <w:rPr>
+          <w:lang w:val="zh_TW" w:bidi="zh_TW"/>
+        </w:rPr>
+        <w:t>），法利賽人和撒都該人之間開始出現巨大</w:t>
+      </w:r>
+      <w:r>
+        <w:rPr>
+          <w:lang w:val="zh_TW" w:bidi="zh_TW"/>
+        </w:rPr>
+        <w:t>分歧</w:t>
+      </w:r>
+      <w:r>
+        <w:rPr>
+          <w:lang w:val="zh_TW" w:bidi="zh_TW"/>
+        </w:rPr>
+        <w:t>。撒都該人和其他人一樣，想用問題讓刁難耶穌，於是提出了一個詭辯的問題，顯示他們對死人復活的懷疑</w:t>
+      </w:r>
+      <w:r>
+        <w:rPr>
+          <w:lang w:val="zh_TW" w:bidi="zh_TW"/>
+        </w:rPr>
+        <w:t>。</w:t>
+      </w:r>
+      <w:r>
+        <w:rPr>
+          <w:lang w:val="zh_TW" w:bidi="zh_TW"/>
+        </w:rPr>
+        <w:t>在這段經文中，撒都該人被描述為否認死後有復活的人。他們引用了一個</w:t>
+      </w:r>
+      <w:r>
+        <w:rPr>
+          <w:lang w:val="zh_TW" w:bidi="zh_TW"/>
+        </w:rPr>
+        <w:t>婦人</w:t>
+      </w:r>
+      <w:r>
+        <w:rPr>
+          <w:lang w:val="zh_TW" w:bidi="zh_TW"/>
+        </w:rPr>
+        <w:t>先後嫁給七個兄弟的例子，問道：「</w:t>
+      </w:r>
+      <w:r>
+        <w:rPr>
+          <w:lang w:val="zh_TW" w:bidi="zh_TW"/>
+        </w:rPr>
+        <w:t>當復活的時候，她是七個人中哪一個的妻子呢？</w:t>
+      </w:r>
+      <w:r>
+        <w:rPr>
+          <w:lang w:val="zh_TW" w:bidi="zh_TW"/>
+        </w:rPr>
+        <w:t>」這暗示了復活不可能是真實的，因為存在這樣的問題。</w:t>
+      </w:r>
+      <w:r>
+        <w:rPr>
+          <w:lang w:val="zh_TW" w:bidi="zh_TW"/>
+        </w:rPr>
+        <w:t>耶穌指出他們的錯誤在於不明白聖經和神的大能</w:t>
+      </w:r>
+      <w:r>
+        <w:rPr>
+          <w:lang w:val="zh_TW" w:bidi="zh_TW"/>
+        </w:rPr>
+        <w:t>。</w:t>
+      </w:r>
+    </w:p>
+    <w:p>
+      <w:pPr/>
+      <w:r>
+        <w:rPr>
+          <w:lang w:val="zh_TW" w:bidi="zh_TW"/>
+        </w:rPr>
+      </w:r>
+      <w:r>
+        <w:rPr>
+          <w:lang w:val="zh_TW" w:bidi="zh_TW"/>
+        </w:rPr>
+        <w:t>在耶路撒冷教會的初期，祭司、</w:t>
+      </w:r>
+      <w:r>
+        <w:rPr>
+          <w:lang w:val="zh_TW" w:bidi="zh_TW"/>
+        </w:rPr>
+        <w:t>守殿官</w:t>
+      </w:r>
+      <w:r>
+        <w:rPr>
+          <w:lang w:val="zh_TW" w:bidi="zh_TW"/>
+        </w:rPr>
+        <w:t>以及撒都該人</w:t>
+      </w:r>
+      <w:r>
+        <w:rPr>
+          <w:lang w:val="zh_TW" w:bidi="zh_TW"/>
+        </w:rPr>
+        <w:t>因使徒傳講死人復活而感到煩惱</w:t>
+      </w:r>
+      <w:r>
+        <w:rPr>
+          <w:lang w:val="zh_TW" w:bidi="zh_TW"/>
+        </w:rPr>
+        <w:t>（</w:t>
+      </w:r>
+      <w:hyperlink r:id="rId66">
+        <w:r>
+          <w:rPr>
+            <w:lang w:val="zh_TW" w:bidi="zh_TW"/>
+          </w:rPr>
+          <w:rPr>
+            <w:color w:val="0000EE"/>
+            <w:u w:val="single"/>
+          </w:rPr>
+          <w:t>徒4:1–2</w:t>
+        </w:r>
+      </w:hyperlink>
+      <w:r>
+        <w:rPr>
+          <w:lang w:val="zh_TW" w:bidi="zh_TW"/>
+        </w:rPr>
+        <w:t>）。撒都該人似乎主導了對使徒和他們</w:t>
+      </w:r>
+      <w:r>
+        <w:rPr>
+          <w:lang w:val="zh_TW" w:bidi="zh_TW"/>
+        </w:rPr>
+        <w:t>傳道</w:t>
+      </w:r>
+      <w:r>
+        <w:rPr>
+          <w:lang w:val="zh_TW" w:bidi="zh_TW"/>
+        </w:rPr>
+        <w:t>的反對聲音。後來，大祭司和撒都該人決定逮捕使徒並將他們關在監獄中（</w:t>
+      </w:r>
+      <w:hyperlink r:id="rId67">
+        <w:r>
+          <w:rPr>
+            <w:lang w:val="zh_TW" w:bidi="zh_TW"/>
+          </w:rPr>
+          <w:rPr>
+            <w:color w:val="0000EE"/>
+            <w:u w:val="single"/>
+          </w:rPr>
+          <w:t>5:17</w:t>
+        </w:r>
+      </w:hyperlink>
+      <w:r>
+        <w:rPr>
+          <w:lang w:val="zh_TW" w:bidi="zh_TW"/>
+        </w:rPr>
+        <w:t>）。</w:t>
+      </w:r>
+      <w:r>
+        <w:rPr>
+          <w:lang w:val="zh_TW" w:bidi="zh_TW"/>
+        </w:rPr>
+        <w:t>新約中唯一提到撒都該人的另一處，是</w:t>
+      </w:r>
+      <w:hyperlink r:id="rId68">
+        <w:r>
+          <w:rPr>
+            <w:lang w:val="zh_TW" w:bidi="zh_TW"/>
+          </w:rPr>
+          <w:rPr>
+            <w:color w:val="0000EE"/>
+            <w:u w:val="single"/>
+          </w:rPr>
+          <w:t>使徒行傳二十三章6至8節</w:t>
+        </w:r>
+      </w:hyperlink>
+      <w:r>
+        <w:rPr>
+          <w:lang w:val="zh_TW" w:bidi="zh_TW"/>
+        </w:rPr>
+        <w:t>，</w:t>
+      </w:r>
+      <w:r>
+        <w:rPr>
+          <w:lang w:val="zh_TW" w:bidi="zh_TW"/>
+        </w:rPr>
+        <w:t>記載</w:t>
+      </w:r>
+      <w:r>
+        <w:rPr>
+          <w:lang w:val="zh_TW" w:bidi="zh_TW"/>
+        </w:rPr>
+        <w:t>了保羅在猶太公會前的審訊。在那次場合中，保羅故意談到他對復活的信心，</w:t>
+      </w:r>
+      <w:r>
+        <w:rPr>
+          <w:lang w:val="zh_TW" w:bidi="zh_TW"/>
+        </w:rPr>
+        <w:t>以</w:t>
+      </w:r>
+      <w:r>
+        <w:rPr>
+          <w:lang w:val="zh_TW" w:bidi="zh_TW"/>
+        </w:rPr>
+        <w:t>引</w:t>
+      </w:r>
+      <w:r>
+        <w:rPr>
+          <w:lang w:val="zh_TW" w:bidi="zh_TW"/>
+        </w:rPr>
+        <w:t>起</w:t>
+      </w:r>
+      <w:r>
+        <w:rPr>
+          <w:lang w:val="zh_TW" w:bidi="zh_TW"/>
+        </w:rPr>
+        <w:t>法利賽人和不信復活的撒都該人之間的分歧。</w:t>
+      </w:r>
+    </w:p>
+    <w:p>
+      <w:pPr/>
+      <w:r>
+        <w:rPr>
+          <w:lang w:val="zh_TW" w:bidi="zh_TW"/>
+        </w:rPr>
+      </w:r>
+      <w:r>
+        <w:rPr>
+          <w:lang w:val="zh_TW" w:bidi="zh_TW"/>
+        </w:rPr>
+        <w:t>因此，從這些新約經文中，我們了解到撒都該人的基本信條、他們在大祭司家族中的顯赫地位，以及</w:t>
+      </w:r>
+      <w:r>
+        <w:rPr>
+          <w:lang w:val="zh_TW" w:bidi="zh_TW"/>
+        </w:rPr>
+        <w:t>他們與</w:t>
+      </w:r>
+      <w:r>
+        <w:rPr>
+          <w:lang w:val="zh_TW" w:bidi="zh_TW"/>
+        </w:rPr>
+        <w:t>法利賽人之間的</w:t>
+      </w:r>
+      <w:r>
+        <w:rPr>
+          <w:lang w:val="zh_TW" w:bidi="zh_TW"/>
+        </w:rPr>
+        <w:t>分歧。</w:t>
+      </w:r>
+    </w:p>
+    <w:p>
+      <w:pPr/>
+      <w:r>
+        <w:rPr>
+          <w:lang w:val="zh_TW" w:bidi="zh_TW"/>
+        </w:rPr>
+      </w:r>
+      <w:r>
+        <w:rPr>
+          <w:lang w:val="zh_TW" w:bidi="zh_TW"/>
+        </w:rPr>
+        <w:t>約瑟夫是公元一世紀末的猶太歷史學家，</w:t>
+      </w:r>
+      <w:r>
+        <w:rPr>
+          <w:lang w:val="zh_TW" w:bidi="zh_TW"/>
+        </w:rPr>
+        <w:t>他</w:t>
+      </w:r>
+      <w:r>
+        <w:rPr>
+          <w:lang w:val="zh_TW" w:bidi="zh_TW"/>
+        </w:rPr>
+        <w:t>補充了新約中關於這個派別的一些</w:t>
+      </w:r>
+      <w:r>
+        <w:rPr>
+          <w:lang w:val="zh_TW" w:bidi="zh_TW"/>
+        </w:rPr>
+        <w:t>信息</w:t>
+      </w:r>
+      <w:r>
+        <w:rPr>
+          <w:lang w:val="zh_TW" w:bidi="zh_TW"/>
+        </w:rPr>
+        <w:t>。他指出，與法利賽人和愛色尼派（Essenes）不同，</w:t>
+      </w:r>
+      <w:r>
+        <w:rPr>
+          <w:lang w:val="zh_TW" w:bidi="zh_TW"/>
+        </w:rPr>
+        <w:t>撒都該人</w:t>
+      </w:r>
+      <w:r>
+        <w:rPr>
+          <w:lang w:val="zh_TW" w:bidi="zh_TW"/>
+        </w:rPr>
+        <w:t>不承認神的主權護理，而強調我們所遭遇的一切都是我們所做的善或惡的結果（猶太古史記 13.5.9；猶太戰史</w:t>
+      </w:r>
+      <w:r>
+        <w:rPr>
+          <w:i/>
+          <w:lang w:val="zh_TW" w:bidi="zh_TW"/>
+        </w:rPr>
+        <w:t xml:space="preserve"> </w:t>
+      </w:r>
+      <w:r>
+        <w:rPr>
+          <w:lang w:val="zh_TW" w:bidi="zh_TW"/>
+        </w:rPr>
+        <w:t>2.8.14）。約瑟夫以類似新約的方式提到，撒都該人拒絕「靈魂的不朽持續性，以及在陰間的懲罰和獎賞」（猶太戰史 2.8.14）。他們宣稱「靈魂隨著身體一起死去」（</w:t>
+      </w:r>
+      <w:r>
+        <w:rPr>
+          <w:i/>
+          <w:lang w:val="zh_TW" w:bidi="zh_TW"/>
+        </w:rPr>
+        <w:t xml:space="preserve">猶太古史記 </w:t>
+      </w:r>
+      <w:r>
+        <w:rPr>
+          <w:lang w:val="zh_TW" w:bidi="zh_TW"/>
+        </w:rPr>
+        <w:t>18.1.4）。早期基督教作家——希坡律陀（Hippolytus）、俄利根（</w:t>
+      </w:r>
+      <w:r>
+        <w:rPr>
+          <w:lang w:val="zh_TW" w:bidi="zh_TW"/>
+        </w:rPr>
+        <w:t>Origen</w:t>
+      </w:r>
+      <w:r>
+        <w:rPr>
+          <w:lang w:val="zh_TW" w:bidi="zh_TW"/>
+        </w:rPr>
+        <w:t>）和耶柔米（</w:t>
+      </w:r>
+      <w:r>
+        <w:rPr>
+          <w:lang w:val="zh_TW" w:bidi="zh_TW"/>
+        </w:rPr>
+        <w:t>Jerome</w:t>
+      </w:r>
+      <w:r>
+        <w:rPr>
+          <w:lang w:val="zh_TW" w:bidi="zh_TW"/>
+        </w:rPr>
+        <w:t>）——表示撒都該人只接受摩西五經，而不接受其它舊約</w:t>
+      </w:r>
+      <w:r>
+        <w:rPr>
+          <w:lang w:val="zh_TW" w:bidi="zh_TW"/>
+        </w:rPr>
+        <w:t>書卷</w:t>
+      </w:r>
+      <w:r>
+        <w:rPr>
+          <w:lang w:val="zh_TW" w:bidi="zh_TW"/>
+        </w:rPr>
+        <w:t>。然而，他們似乎並不反對其它舊約書卷整體（不過我們可能懷疑，他們是否接受像但以理書這樣明確提到死人復活的書卷），而是反對法利賽人引入的律法規條，並主張只有舊約律法應被視為強制性的。在這一點上，</w:t>
+      </w:r>
+      <w:r>
+        <w:rPr>
+          <w:lang w:val="zh_TW" w:bidi="zh_TW"/>
+        </w:rPr>
+        <w:t>以及他們對天使和死後生命的否定上</w:t>
+      </w:r>
+      <w:r>
+        <w:rPr>
+          <w:lang w:val="zh_TW" w:bidi="zh_TW"/>
+        </w:rPr>
+        <w:t>，他們似乎</w:t>
+      </w:r>
+      <w:r>
+        <w:rPr>
+          <w:lang w:val="zh_TW" w:bidi="zh_TW"/>
+        </w:rPr>
+        <w:t>視法利賽人為革新者</w:t>
+      </w:r>
+      <w:r>
+        <w:rPr>
+          <w:lang w:val="zh_TW" w:bidi="zh_TW"/>
+        </w:rPr>
+        <w:t>，</w:t>
+      </w:r>
+      <w:r>
+        <w:rPr>
+          <w:lang w:val="zh_TW" w:bidi="zh_TW"/>
+        </w:rPr>
+        <w:t>而自視為保守派</w:t>
+      </w:r>
+      <w:r>
+        <w:rPr>
+          <w:lang w:val="zh_TW" w:bidi="zh_TW"/>
+        </w:rPr>
+        <w:t>。</w:t>
+      </w:r>
+    </w:p>
+    <w:p>
+      <w:pPr/>
+      <w:r>
+        <w:rPr>
+          <w:lang w:val="zh_TW" w:bidi="zh_TW"/>
+        </w:rPr>
+      </w:r>
+      <w:r>
+        <w:rPr>
+          <w:lang w:val="zh_TW" w:bidi="zh_TW"/>
+        </w:rPr>
+        <w:t>另一個</w:t>
+      </w:r>
+      <w:r>
+        <w:rPr>
+          <w:lang w:val="zh_TW" w:bidi="zh_TW"/>
+        </w:rPr>
+        <w:t>關於撒都該人的主要</w:t>
+      </w:r>
+      <w:r>
+        <w:rPr>
+          <w:lang w:val="zh_TW" w:bidi="zh_TW"/>
+        </w:rPr>
+        <w:t>資料</w:t>
+      </w:r>
+      <w:r>
+        <w:rPr>
+          <w:lang w:val="zh_TW" w:bidi="zh_TW"/>
+        </w:rPr>
+        <w:t>來源是米示拿（Mishnah），這是拉比教導的彙編，在公元二世紀成書。撒都該人反對法利賽人試圖強加於民眾的許多詳細規條（巴拉 3.3、7）。此外，它也表明，撒都該人比其它猶太派別，更傾向妥協接受外邦人的方式（拿達</w:t>
+      </w:r>
+      <w:r>
+        <w:rPr>
+          <w:i/>
+          <w:lang w:val="zh_TW" w:bidi="zh_TW"/>
+        </w:rPr>
+        <w:t xml:space="preserve"> </w:t>
+      </w:r>
+      <w:r>
+        <w:rPr>
+          <w:lang w:val="zh_TW" w:bidi="zh_TW"/>
+        </w:rPr>
+        <w:t>4.2）。</w:t>
+      </w:r>
+    </w:p>
+    <w:p>
+      <w:pPr/>
+      <w:r>
+        <w:rPr>
+          <w:lang w:val="zh_TW" w:bidi="zh_TW"/>
+        </w:rPr>
+      </w:r>
+      <w:r>
+        <w:rPr>
+          <w:i/>
+          <w:lang w:val="zh_TW" w:bidi="zh_TW"/>
+        </w:rPr>
+        <w:t>參見</w:t>
+      </w:r>
+      <w:r>
+        <w:rPr>
+          <w:lang w:val="zh_TW" w:bidi="zh_TW"/>
+        </w:rPr>
+        <w:t xml:space="preserve"> </w:t>
+      </w:r>
+      <w:r>
+        <w:rPr>
+          <w:lang w:val="zh_TW" w:bidi="zh_TW"/>
+        </w:rPr>
+        <w:t>愛色尼派</w:t>
+      </w:r>
+      <w:r>
+        <w:rPr>
+          <w:lang w:val="zh_TW" w:bidi="zh_TW"/>
+        </w:rPr>
+        <w:t>，</w:t>
+      </w:r>
+      <w:r>
+        <w:rPr>
+          <w:lang w:val="zh_TW" w:bidi="zh_TW"/>
+        </w:rPr>
+        <w:t>猶太教</w:t>
+      </w:r>
+      <w:r>
+        <w:rPr>
+          <w:lang w:val="zh_TW" w:bidi="zh_TW"/>
+        </w:rPr>
+        <w:t>，</w:t>
+      </w:r>
+      <w:r>
+        <w:rPr>
+          <w:lang w:val="zh_TW" w:bidi="zh_TW"/>
+        </w:rPr>
+        <w:t>法利賽人</w:t>
+      </w:r>
+      <w:r>
+        <w:rPr>
+          <w:lang w:val="zh_TW" w:bidi="zh_TW"/>
+        </w:rPr>
+        <w:t>。</w:t>
+      </w:r>
+      <w:r>
+        <w:rPr>
+          <w:lang w:val="zh_TW" w:bidi="zh_TW"/>
+        </w:rPr>
+      </w:r>
+      <w:r>
+        <w:rPr>
+          <w:lang w:val="zh_TW" w:bidi="zh_TW"/>
+        </w:rPr>
+      </w:r>
+    </w:p>
+    <w:p>
+      <w:pPr/>
+      <w:r>
+        <w:rPr>
+          <w:lang w:val="zh_TW" w:bidi="zh_TW"/>
+        </w:rPr>
+      </w:r>
+    </w:p>
+    <w:p>
+      <w:pPr>
+        <w:pStyle w:val="Heading2"/>
+      </w:pPr>
+      <w:r>
+        <w:rPr>
+          <w:lang w:val="zh_TW" w:bidi="zh_TW"/>
+        </w:rPr>
+        <w:t>撒羅米</w:t>
+      </w:r>
+      <w:r>
+        <w:rPr>
+          <w:lang w:val="zh_TW" w:bidi="zh_TW"/>
+        </w:rPr>
+      </w:r>
+    </w:p>
+    <w:p>
+      <w:pPr/>
+      <w:r>
+        <w:rPr>
+          <w:lang w:val="zh_TW" w:bidi="zh_TW"/>
+        </w:rPr>
+      </w:r>
+      <w:r>
+        <w:rPr>
+          <w:lang w:val="zh_TW" w:bidi="zh_TW"/>
+        </w:rPr>
+        <w:t>撒羅米這個名字來自希伯來的問候語</w:t>
+      </w:r>
+      <w:r>
+        <w:rPr>
+          <w:i/>
+          <w:lang w:val="zh_TW" w:bidi="zh_TW"/>
+        </w:rPr>
+        <w:t>shalom，</w:t>
+      </w:r>
+      <w:r>
+        <w:rPr>
+          <w:lang w:val="zh_TW" w:bidi="zh_TW"/>
+        </w:rPr>
+        <w:t>意思是平安。這個名字在結尾加上字母「e」是希臘式的風格。</w:t>
+      </w:r>
+    </w:p>
+    <w:p>
+      <w:pPr>
+        <w:pStyle w:val="ListNumber"/>
+        <w:numPr>
+          <w:ilvl w:val="0"/>
+          <w:numId w:val="15"/>
+        </w:numPr>
+        <w:spacing w:line="240" w:lineRule="auto"/>
+        <w:ind w:left="720"/>
+      </w:pPr>
+      <w:r>
+        <w:rPr>
+          <w:lang w:val="zh_TW" w:bidi="zh_TW"/>
+        </w:rPr>
+      </w:r>
+      <w:r>
+        <w:rPr>
+          <w:lang w:val="zh_TW" w:bidi="zh_TW"/>
+        </w:rPr>
+        <w:t>一位名叫撒羅米的婦人是耶穌的追隨者。她可能是馬利亞的姐妹，雅各和約翰的母親。在</w:t>
+      </w:r>
+      <w:hyperlink r:id="rId69">
+        <w:r>
+          <w:rPr>
+            <w:lang w:val="zh_TW" w:bidi="zh_TW"/>
+          </w:rPr>
+          <w:rPr>
+            <w:color w:val="0000EE"/>
+            <w:u w:val="single"/>
+          </w:rPr>
+          <w:t>馬可福音十五章40節</w:t>
+        </w:r>
+      </w:hyperlink>
+      <w:r>
+        <w:rPr>
+          <w:lang w:val="zh_TW" w:bidi="zh_TW"/>
+        </w:rPr>
+        <w:t>中，福音書作者描述了站在十字架下的婦人。有三位的名字被提及：抹大拉的馬利亞、小雅各和約西的母親馬利亞，以及撒羅米。</w:t>
+        <w:br/>
+      </w:r>
+      <w:r>
+        <w:rPr>
+          <w:lang w:val="zh_TW" w:bidi="zh_TW"/>
+        </w:rPr>
+        <w:t>馬可後來描述了天未亮之前來到墳墓的婦人。馬可記載抹大拉的馬利亞、雅各的母親馬利亞和撒羅米帶了香料來膏抹屍體（</w:t>
+      </w:r>
+      <w:hyperlink r:id="rId70">
+        <w:r>
+          <w:rPr>
+            <w:lang w:val="zh_TW" w:bidi="zh_TW"/>
+          </w:rPr>
+          <w:rPr>
+            <w:color w:val="0000EE"/>
+            <w:u w:val="single"/>
+          </w:rPr>
+          <w:t>馬可福音16:1</w:t>
+        </w:r>
+      </w:hyperlink>
+      <w:r>
+        <w:rPr>
+          <w:lang w:val="zh_TW" w:bidi="zh_TW"/>
+        </w:rPr>
+        <w:t>）。</w:t>
+        <w:br/>
+      </w:r>
+      <w:r>
+        <w:rPr>
+          <w:lang w:val="zh_TW" w:bidi="zh_TW"/>
+        </w:rPr>
+        <w:t>馬太提到兩位名叫馬利亞的女人，以及西庇太兒子的母親，她可能是撒羅米（</w:t>
+      </w:r>
+      <w:hyperlink r:id="rId71">
+        <w:r>
+          <w:rPr>
+            <w:lang w:val="zh_TW" w:bidi="zh_TW"/>
+          </w:rPr>
+          <w:rPr>
+            <w:color w:val="0000EE"/>
+            <w:u w:val="single"/>
+          </w:rPr>
+          <w:t>馬太福音27:56</w:t>
+        </w:r>
+      </w:hyperlink>
+      <w:r>
+        <w:rPr>
+          <w:lang w:val="zh_TW" w:bidi="zh_TW"/>
+        </w:rPr>
+        <w:t>）。</w:t>
+        <w:br/>
+      </w:r>
+      <w:r>
+        <w:rPr>
+          <w:lang w:val="zh_TW" w:bidi="zh_TW"/>
+        </w:rPr>
+        <w:t>約翰提到四位女性：</w:t>
       </w:r>
     </w:p>
     <w:p>
       <w:pPr>
         <w:pStyle w:val="ListNumber"/>
         <w:spacing w:line="240" w:lineRule="auto"/>
+        <w:ind w:left="1440"/>
+      </w:pPr>
+      <w:r>
+        <w:rPr>
+          <w:lang w:val="zh_TW" w:bidi="zh_TW"/>
+        </w:rPr>
+      </w:r>
+      <w:r>
+        <w:rPr>
+          <w:lang w:val="zh_TW" w:bidi="zh_TW"/>
+        </w:rPr>
+        <w:t>耶穌的母親馬利亞；</w:t>
+      </w:r>
+    </w:p>
+    <w:p>
+      <w:pPr>
+        <w:pStyle w:val="ListNumber"/>
+        <w:spacing w:line="240" w:lineRule="auto"/>
+        <w:ind w:left="1440"/>
+      </w:pPr>
+      <w:r>
+        <w:rPr>
+          <w:lang w:val="zh_TW" w:bidi="zh_TW"/>
+        </w:rPr>
+      </w:r>
+      <w:r>
+        <w:rPr>
+          <w:lang w:val="zh_TW" w:bidi="zh_TW"/>
+        </w:rPr>
+        <w:t>革羅罷</w:t>
+      </w:r>
+      <w:r>
+        <w:rPr>
+          <w:lang w:val="zh_TW" w:bidi="zh_TW"/>
+        </w:rPr>
+        <w:t>的妻子馬利亞；</w:t>
+      </w:r>
+    </w:p>
+    <w:p>
+      <w:pPr>
+        <w:pStyle w:val="ListNumber"/>
+        <w:spacing w:line="240" w:lineRule="auto"/>
+        <w:ind w:left="1440"/>
+      </w:pPr>
+      <w:r>
+        <w:rPr>
+          <w:lang w:val="zh_TW" w:bidi="zh_TW"/>
+        </w:rPr>
+      </w:r>
+      <w:r>
+        <w:rPr>
+          <w:lang w:val="zh_TW" w:bidi="zh_TW"/>
+        </w:rPr>
+        <w:t>抹大拉的馬利亞；以及</w:t>
+      </w:r>
+    </w:p>
+    <w:p>
+      <w:pPr>
+        <w:pStyle w:val="ListNumber"/>
+        <w:spacing w:line="240" w:lineRule="auto"/>
+        <w:ind w:left="1440"/>
+      </w:pPr>
+      <w:r>
+        <w:rPr>
+          <w:lang w:val="zh_TW" w:bidi="zh_TW"/>
+        </w:rPr>
+      </w:r>
+      <w:r>
+        <w:rPr>
+          <w:lang w:val="zh_TW" w:bidi="zh_TW"/>
+        </w:rPr>
+        <w:t>馬利亞的</w:t>
+      </w:r>
+      <w:r>
+        <w:rPr>
+          <w:lang w:val="zh_TW" w:bidi="zh_TW"/>
+        </w:rPr>
+        <w:t>姊妹</w:t>
+      </w:r>
+      <w:r>
+        <w:rPr>
+          <w:lang w:val="zh_TW" w:bidi="zh_TW"/>
+        </w:rPr>
+        <w:t>（在</w:t>
+      </w:r>
+      <w:hyperlink r:id="rId72">
+        <w:r>
+          <w:rPr>
+            <w:lang w:val="zh_TW" w:bidi="zh_TW"/>
+          </w:rPr>
+          <w:rPr>
+            <w:color w:val="0000EE"/>
+            <w:u w:val="single"/>
+          </w:rPr>
+          <w:t>約翰福音19:25</w:t>
+        </w:r>
+      </w:hyperlink>
+      <w:r>
+        <w:rPr>
+          <w:lang w:val="zh_TW" w:bidi="zh_TW"/>
+        </w:rPr>
+        <w:t>中未提及名字）。</w:t>
+      </w:r>
+    </w:p>
+    <w:p>
+      <w:pPr/>
+      <w:r>
+        <w:rPr>
+          <w:lang w:val="zh_TW" w:bidi="zh_TW"/>
+        </w:rPr>
+      </w:r>
+      <w:r>
+        <w:rPr>
+          <w:lang w:val="zh_TW" w:bidi="zh_TW"/>
+        </w:rPr>
+        <w:t>如果馬利亞的</w:t>
+      </w:r>
+      <w:r>
+        <w:rPr>
+          <w:lang w:val="zh_TW" w:bidi="zh_TW"/>
+        </w:rPr>
+        <w:t>姊妹</w:t>
+      </w:r>
+      <w:r>
+        <w:rPr>
+          <w:lang w:val="zh_TW" w:bidi="zh_TW"/>
+        </w:rPr>
+        <w:t>是撒羅米，那麼她和西庇太兒子的母親很可能是同一個人。這就使雅各和約翰，即西庇太的兒子，是耶穌的表兄弟。</w:t>
+      </w:r>
+    </w:p>
+    <w:p>
+      <w:pPr>
+        <w:pStyle w:val="ListNumber"/>
+        <w:numPr>
+          <w:ilvl w:val="0"/>
+          <w:numId w:val="16"/>
+        </w:numPr>
+        <w:spacing w:line="240" w:lineRule="auto"/>
         <w:ind w:left="720"/>
       </w:pPr>
       <w:r>
@@ -611,7 +3143,53 @@
         <w:rPr>
           <w:lang w:val="zh_TW" w:bidi="zh_TW"/>
         </w:rPr>
-        <w:t>這封信是寫給別處的基督徒（庇哩亞和腓立比），後來傳到帖撒羅尼迦的基督徒手中。然而，沒有任何證據顯示這封信最初是寫給其它地方的基督徒，而非帖撒羅尼迦的信徒。</w:t>
+        <w:t>希羅底的女兒，來自希羅底與希律腓力的第一次婚姻。</w:t>
+      </w:r>
+      <w:hyperlink r:id="rId73">
+        <w:r>
+          <w:rPr>
+            <w:lang w:val="zh_TW" w:bidi="zh_TW"/>
+          </w:rPr>
+          <w:rPr>
+            <w:color w:val="0000EE"/>
+            <w:u w:val="single"/>
+          </w:rPr>
+          <w:t>馬太福音十四章6節</w:t>
+        </w:r>
+      </w:hyperlink>
+      <w:r>
+        <w:rPr>
+          <w:lang w:val="zh_TW" w:bidi="zh_TW"/>
+        </w:rPr>
+        <w:t>和</w:t>
+      </w:r>
+      <w:hyperlink r:id="rId74">
+        <w:r>
+          <w:rPr>
+            <w:lang w:val="zh_TW" w:bidi="zh_TW"/>
+          </w:rPr>
+          <w:rPr>
+            <w:color w:val="0000EE"/>
+            <w:u w:val="single"/>
+          </w:rPr>
+          <w:t>馬可福音六章22節</w:t>
+        </w:r>
+      </w:hyperlink>
+      <w:r>
+        <w:rPr>
+          <w:lang w:val="zh_TW" w:bidi="zh_TW"/>
+        </w:rPr>
+        <w:t>都沒有提到她的名字，但根據傳統，撒羅米是那位以舞蹈取悅希律的女孩。作為獎賞，希律發誓答應她任何要求，甚至他國的一半。在她母親的指使下，她要施洗約翰的頭。</w:t>
+      </w:r>
+      <w:r>
+        <w:rPr>
+          <w:lang w:val="zh_TW" w:bidi="zh_TW"/>
+        </w:rPr>
+      </w:r>
+      <w:r>
+        <w:rPr>
+          <w:lang w:val="zh_TW" w:bidi="zh_TW"/>
+        </w:rPr>
       </w:r>
     </w:p>
     <w:p>
@@ -621,34 +3199,310 @@
           <w:lang w:val="zh_TW" w:bidi="zh_TW"/>
         </w:rPr>
       </w:r>
-      <w:r>
-        <w:rPr>
-          <w:lang w:val="zh_TW" w:bidi="zh_TW"/>
-        </w:rPr>
-        <w:t>寫這封信時，</w:t>
-      </w:r>
-      <w:r>
-        <w:rPr>
-          <w:lang w:val="zh_TW" w:bidi="zh_TW"/>
-        </w:rPr>
-        <w:t>保羅身邊的同工與寫帖撒羅尼迦前書時相同</w:t>
-      </w:r>
-      <w:r>
-        <w:rPr>
-          <w:lang w:val="zh_TW" w:bidi="zh_TW"/>
-        </w:rPr>
-        <w:t>（</w:t>
-      </w:r>
-      <w:hyperlink r:id="rId18">
-        <w:r>
-          <w:rPr>
-            <w:lang w:val="zh_TW" w:bidi="zh_TW"/>
-          </w:rPr>
-          <w:rPr>
-            <w:color w:val="0000EE"/>
-            <w:u w:val="single"/>
-          </w:rPr>
-          <w:t>帖後1:1</w:t>
+    </w:p>
+    <w:p>
+      <w:pPr>
+        <w:pStyle w:val="Heading2"/>
+      </w:pPr>
+      <w:r>
+        <w:rPr>
+          <w:lang w:val="zh_TW" w:bidi="zh_TW"/>
+        </w:rPr>
+        <w:t>撒馬利亞人</w:t>
+      </w:r>
+      <w:r>
+        <w:rPr>
+          <w:lang w:val="zh_TW" w:bidi="zh_TW"/>
+        </w:rPr>
+      </w:r>
+    </w:p>
+    <w:p>
+      <w:pPr/>
+      <w:r>
+        <w:rPr>
+          <w:lang w:val="zh_TW" w:bidi="zh_TW"/>
+        </w:rPr>
+      </w:r>
+      <w:r>
+        <w:rPr>
+          <w:lang w:val="zh_TW" w:bidi="zh_TW"/>
+        </w:rPr>
+        <w:t>從猶太人中分裂出來的群體。這個群體居住在猶太地的北方、加利利的南方，並且與其猶太鄰居之間處於敵對緊張的狀態。耶穌對這個備受鄙視的群體所表現的態度，與當時人們的普遍態度形成強烈對比。</w:t>
+      </w:r>
+    </w:p>
+    <w:p>
+      <w:pPr/>
+      <w:r>
+        <w:rPr>
+          <w:lang w:val="zh_TW" w:bidi="zh_TW"/>
+        </w:rPr>
+      </w:r>
+      <w:r>
+        <w:rPr>
+          <w:lang w:val="zh_TW" w:bidi="zh_TW"/>
+        </w:rPr>
+        <w:t>概述</w:t>
+      </w:r>
+    </w:p>
+    <w:p>
+      <w:pPr>
+        <w:pStyle w:val="ListBullet"/>
+        <w:spacing w:line="240" w:lineRule="auto"/>
+        <w:ind w:left="720"/>
+      </w:pPr>
+      <w:r>
+        <w:rPr>
+          <w:lang w:val="zh_TW" w:bidi="zh_TW"/>
+        </w:rPr>
+      </w:r>
+      <w:r>
+        <w:rPr>
+          <w:b/>
+          <w:u w:val="single"/>
+          <w:lang w:val="zh_TW" w:bidi="zh_TW"/>
+        </w:rPr>
+        <w:t>教派的起源</w:t>
+      </w:r>
+    </w:p>
+    <w:p>
+      <w:pPr>
+        <w:pStyle w:val="ListBullet"/>
+        <w:spacing w:line="240" w:lineRule="auto"/>
+        <w:ind w:left="720"/>
+      </w:pPr>
+      <w:r>
+        <w:rPr>
+          <w:lang w:val="zh_TW" w:bidi="zh_TW"/>
+        </w:rPr>
+      </w:r>
+      <w:r>
+        <w:rPr>
+          <w:b/>
+          <w:u w:val="single"/>
+          <w:lang w:val="zh_TW" w:bidi="zh_TW"/>
+        </w:rPr>
+        <w:t>撒馬利亞人與猶太人的關係</w:t>
+      </w:r>
+    </w:p>
+    <w:p>
+      <w:pPr>
+        <w:pStyle w:val="ListBullet"/>
+        <w:spacing w:line="240" w:lineRule="auto"/>
+        <w:ind w:left="720"/>
+      </w:pPr>
+      <w:r>
+        <w:rPr>
+          <w:lang w:val="zh_TW" w:bidi="zh_TW"/>
+        </w:rPr>
+      </w:r>
+      <w:r>
+        <w:rPr>
+          <w:b/>
+          <w:u w:val="single"/>
+          <w:lang w:val="zh_TW" w:bidi="zh_TW"/>
+        </w:rPr>
+        <w:t>撒馬利亞人的信仰</w:t>
+      </w:r>
+    </w:p>
+    <w:p>
+      <w:pPr>
+        <w:pStyle w:val="ListBullet"/>
+        <w:spacing w:line="240" w:lineRule="auto"/>
+        <w:ind w:left="720"/>
+      </w:pPr>
+      <w:r>
+        <w:rPr>
+          <w:lang w:val="zh_TW" w:bidi="zh_TW"/>
+        </w:rPr>
+      </w:r>
+      <w:r>
+        <w:rPr>
+          <w:b/>
+          <w:u w:val="single"/>
+          <w:lang w:val="zh_TW" w:bidi="zh_TW"/>
+        </w:rPr>
+        <w:t>耶穌與撒馬利亞人</w:t>
+      </w:r>
+    </w:p>
+    <w:p>
+      <w:pPr>
+        <w:pStyle w:val="ListBullet"/>
+        <w:spacing w:line="240" w:lineRule="auto"/>
+        <w:ind w:left="720"/>
+      </w:pPr>
+      <w:r>
+        <w:rPr>
+          <w:lang w:val="zh_TW" w:bidi="zh_TW"/>
+        </w:rPr>
+      </w:r>
+      <w:r>
+        <w:rPr>
+          <w:b/>
+          <w:u w:val="single"/>
+          <w:lang w:val="zh_TW" w:bidi="zh_TW"/>
+        </w:rPr>
+        <w:t>撒馬利亞在初代教會使命中的地位</w:t>
+      </w:r>
+    </w:p>
+    <w:p>
+      <w:pPr>
+        <w:pStyle w:val="Heading3"/>
+      </w:pPr>
+      <w:r>
+        <w:rPr>
+          <w:lang w:val="zh_TW" w:bidi="zh_TW"/>
+        </w:rPr>
+        <w:t>教派的起源</w:t>
+      </w:r>
+    </w:p>
+    <w:p>
+      <w:pPr/>
+      <w:r>
+        <w:rPr>
+          <w:lang w:val="zh_TW" w:bidi="zh_TW"/>
+        </w:rPr>
+      </w:r>
+      <w:r>
+        <w:rPr>
+          <w:lang w:val="zh_TW" w:bidi="zh_TW"/>
+        </w:rPr>
+        <w:t>我們難以確切判定撒馬利亞教派何時形成，以及與猶太教最終決裂的時間。舊約聖經對撒馬利亞人教派起源的看法是，他們源自被重新安置於該地的外邦民族，他們對神的敬拜只屬表面，其內在仍然是偶像崇拜。根據</w:t>
+      </w:r>
+      <w:hyperlink r:id="rId75">
+        <w:r>
+          <w:rPr>
+            <w:lang w:val="zh_TW" w:bidi="zh_TW"/>
+          </w:rPr>
+          <w:rPr>
+            <w:color w:val="0000EE"/>
+            <w:u w:val="single"/>
+          </w:rPr>
+          <w:t>列王紀下十七章</w:t>
+        </w:r>
+      </w:hyperlink>
+      <w:r>
+        <w:rPr>
+          <w:lang w:val="zh_TW" w:bidi="zh_TW"/>
+        </w:rPr>
+        <w:t>，撒馬利亞人教派起源於公元前722年，以色列被亞述擊敗後的人口安排。亞述王將以色列人逐出該地，並重新在該地安置巴比倫、古他和其它各國的被征服人民。</w:t>
+      </w:r>
+    </w:p>
+    <w:p>
+      <w:pPr/>
+      <w:r>
+        <w:rPr>
+          <w:lang w:val="zh_TW" w:bidi="zh_TW"/>
+        </w:rPr>
+      </w:r>
+      <w:r>
+        <w:rPr>
+          <w:lang w:val="zh_TW" w:bidi="zh_TW"/>
+        </w:rPr>
+        <w:t>撒馬利亞人對其起源提出了截然不同的見解。他們聲稱自己是以法蓮和瑪拿西兩個猶太支派的後裔（見</w:t>
+      </w:r>
+      <w:hyperlink r:id="rId76">
+        <w:r>
+          <w:rPr>
+            <w:lang w:val="zh_TW" w:bidi="zh_TW"/>
+          </w:rPr>
+          <w:rPr>
+            <w:color w:val="0000EE"/>
+            <w:u w:val="single"/>
+          </w:rPr>
+          <w:t>約4:12</w:t>
+        </w:r>
+      </w:hyperlink>
+      <w:r>
+        <w:rPr>
+          <w:lang w:val="zh_TW" w:bidi="zh_TW"/>
+        </w:rPr>
+        <w:t>），並認為以色列人在公元前722年被亞述擄掠，並非全面或永久性的。為了解釋他們群體與猶太人之間的敵意，撒馬利亞人的說法認為，猶太人有叛教之罪，他們在以利時代設立異教的敬拜聖所，而不是持守在基利心山上的唯一聖地。因此，撒馬利亞人認為自己在血統和敬拜上，都是真正的以色列人。</w:t>
+      </w:r>
+    </w:p>
+    <w:p>
+      <w:pPr/>
+      <w:r>
+        <w:rPr>
+          <w:lang w:val="zh_TW" w:bidi="zh_TW"/>
+        </w:rPr>
+      </w:r>
+      <w:r>
+        <w:rPr>
+          <w:lang w:val="zh_TW" w:bidi="zh_TW"/>
+        </w:rPr>
+        <w:t>根據該時期的亞述文獻記載，確實證明對北國的人口安排，但亞述王顯然未有全面驅逐（見</w:t>
+      </w:r>
+      <w:hyperlink r:id="rId77">
+        <w:r>
+          <w:rPr>
+            <w:lang w:val="zh_TW" w:bidi="zh_TW"/>
+          </w:rPr>
+          <w:rPr>
+            <w:color w:val="0000EE"/>
+            <w:u w:val="single"/>
+          </w:rPr>
+          <w:t>代下34:9</w:t>
+        </w:r>
+      </w:hyperlink>
+      <w:r>
+        <w:rPr>
+          <w:lang w:val="zh_TW" w:bidi="zh_TW"/>
+        </w:rPr>
+        <w:t>）。這表明該地可能存在兩個族群：第一是未被擄走的本地以色列餘民，第二是外來的被擄族群，他們逐漸被本地居民的信仰所吸引，然而在早期的融合過程中，無疑存在宗教混合的情況。</w:t>
+      </w:r>
+    </w:p>
+    <w:p>
+      <w:pPr>
+        <w:pStyle w:val="Heading3"/>
+      </w:pPr>
+      <w:r>
+        <w:rPr>
+          <w:lang w:val="zh_TW" w:bidi="zh_TW"/>
+        </w:rPr>
+        <w:t>撒馬利亞人與猶太人的關係</w:t>
+      </w:r>
+    </w:p>
+    <w:p>
+      <w:pPr/>
+      <w:r>
+        <w:rPr>
+          <w:lang w:val="zh_TW" w:bidi="zh_TW"/>
+        </w:rPr>
+      </w:r>
+      <w:r>
+        <w:rPr>
+          <w:lang w:val="zh_TW" w:bidi="zh_TW"/>
+        </w:rPr>
+        <w:t>住在北方的基利心山（他們的聖山）、示劍與撒馬利亞地區的撒馬利亞人，與曾住在猶太地、後來住到加利利的猶太人，他們的關係歷史實在充滿變化張力。被擄之民於波斯統治者賽魯士的詔令下（約公元前538年），返回耶路撒冷時，北方與南方王國之間古老的緊張關係再次出現。當時整個南部地區由北方撒馬利亞的參巴拉統治，他是波斯權下巴勒斯坦的本地統治者。被擄之民渴望返回耶路撒冷，特別是他們重建耶路撒冷聖殿的心願，對他在北方的領導地位構成實質的政治威脅（</w:t>
+      </w:r>
+      <w:hyperlink r:id="rId78">
+        <w:r>
+          <w:rPr>
+            <w:lang w:val="zh_TW" w:bidi="zh_TW"/>
+          </w:rPr>
+          <w:rPr>
+            <w:color w:val="0000EE"/>
+            <w:u w:val="single"/>
+          </w:rPr>
+          <w:t>拉4:7–24</w:t>
+        </w:r>
+      </w:hyperlink>
+      <w:r>
+        <w:rPr>
+          <w:lang w:val="zh_TW" w:bidi="zh_TW"/>
+        </w:rPr>
+        <w:t>；</w:t>
+      </w:r>
+      <w:hyperlink r:id="rId79">
+        <w:r>
+          <w:rPr>
+            <w:lang w:val="zh_TW" w:bidi="zh_TW"/>
+          </w:rPr>
+          <w:rPr>
+            <w:color w:val="0000EE"/>
+            <w:u w:val="single"/>
+          </w:rPr>
+          <w:t>尼4:1–9</w:t>
         </w:r>
       </w:hyperlink>
       <w:r>
@@ -657,11 +3511,269 @@
         </w:rPr>
         <w:t>）。</w:t>
       </w:r>
-      <w:r>
-        <w:rPr>
-          <w:lang w:val="zh_TW" w:bidi="zh_TW"/>
-        </w:rPr>
-        <w:t>這表明，保羅在寫完前書後不久，聽到了帖撒羅尼迦基督徒面臨的新問題，出於對他們的關心，就寫了這第二封信。</w:t>
+    </w:p>
+    <w:p>
+      <w:pPr/>
+      <w:r>
+        <w:rPr>
+          <w:lang w:val="zh_TW" w:bidi="zh_TW"/>
+        </w:rPr>
+      </w:r>
+      <w:r>
+        <w:rPr>
+          <w:lang w:val="zh_TW" w:bidi="zh_TW"/>
+        </w:rPr>
+        <w:t>最初的反對是出於政治動機，但在之後某個時期，可能是在主前五世紀，另有一座聖殿在基利心山上建立時，反對便轉變為宗教層面之事。這段時間猶太人對撒馬利亞人的敵意，可參考另一個例子，來自</w:t>
+      </w:r>
+      <w:hyperlink r:id="rId80">
+        <w:r>
+          <w:rPr>
+            <w:lang w:val="zh_TW" w:bidi="zh_TW"/>
+          </w:rPr>
+          <w:rPr>
+            <w:color w:val="0000EE"/>
+            <w:u w:val="single"/>
+          </w:rPr>
+          <w:t>便西拉智訓五十篇25至26節</w:t>
+        </w:r>
+      </w:hyperlink>
+      <w:r>
+        <w:rPr>
+          <w:lang w:val="zh_TW" w:bidi="zh_TW"/>
+        </w:rPr>
+        <w:t>（約寫於公元前200年），其中將撒馬利亞人的地位置於以東人和非利士人之下，並稱他們為「愚蠢的民族」（參利未遺訓7:2）。</w:t>
+      </w:r>
+    </w:p>
+    <w:p>
+      <w:pPr/>
+      <w:r>
+        <w:rPr>
+          <w:lang w:val="zh_TW" w:bidi="zh_TW"/>
+        </w:rPr>
+      </w:r>
+      <w:r>
+        <w:rPr>
+          <w:lang w:val="zh_TW" w:bidi="zh_TW"/>
+        </w:rPr>
+        <w:t>猶太人對撒馬利亞人的輕視加深，因為撒馬利亞人未有對抗安提阿古·伊皮法尼（約公元前167年）在該區推行的希臘化敬拜的行動。部分猶太群體反對將耶路撒冷聖殿尹為宙斯的聖殿（</w:t>
+      </w:r>
+      <w:hyperlink r:id="rId81">
+        <w:r>
+          <w:rPr>
+            <w:lang w:val="zh_TW" w:bidi="zh_TW"/>
+          </w:rPr>
+          <w:rPr>
+            <w:color w:val="0000EE"/>
+            <w:u w:val="single"/>
+          </w:rPr>
+          <w:t>馬加比一書1:62–64</w:t>
+        </w:r>
+      </w:hyperlink>
+      <w:r>
+        <w:rPr>
+          <w:lang w:val="zh_TW" w:bidi="zh_TW"/>
+        </w:rPr>
+        <w:t>），並最終跟隨馬加比起義（</w:t>
+      </w:r>
+      <w:hyperlink r:id="rId82">
+        <w:r>
+          <w:rPr>
+            <w:lang w:val="zh_TW" w:bidi="zh_TW"/>
+          </w:rPr>
+          <w:rPr>
+            <w:color w:val="0000EE"/>
+            <w:u w:val="single"/>
+          </w:rPr>
+          <w:t>馬加比一書2:42–43</w:t>
+        </w:r>
+      </w:hyperlink>
+      <w:r>
+        <w:rPr>
+          <w:lang w:val="zh_TW" w:bidi="zh_TW"/>
+        </w:rPr>
+        <w:t>），但資料顯示撒馬利亞人並未有同樣表態（見</w:t>
+      </w:r>
+      <w:hyperlink r:id="rId83">
+        <w:r>
+          <w:rPr>
+            <w:lang w:val="zh_TW" w:bidi="zh_TW"/>
+          </w:rPr>
+          <w:rPr>
+            <w:color w:val="0000EE"/>
+            <w:u w:val="single"/>
+          </w:rPr>
+          <w:t>馬加比一書6:2</w:t>
+        </w:r>
+      </w:hyperlink>
+      <w:r>
+        <w:rPr>
+          <w:lang w:val="zh_TW" w:bidi="zh_TW"/>
+        </w:rPr>
+        <w:t>）。</w:t>
+      </w:r>
+    </w:p>
+    <w:p>
+      <w:pPr/>
+      <w:r>
+        <w:rPr>
+          <w:lang w:val="zh_TW" w:bidi="zh_TW"/>
+        </w:rPr>
+      </w:r>
+      <w:r>
+        <w:rPr>
+          <w:lang w:val="zh_TW" w:bidi="zh_TW"/>
+        </w:rPr>
+        <w:t>這種惡劣的關係，在哈斯蒙尼家族帶來短暫的猶太獨立時期，達到高峰。當時，猶太統治者約翰‧許爾堪率軍攻擊示劍，征服並摧毀撒馬利亞人位於基利心山上的聖殿（約公元前128年）。</w:t>
+      </w:r>
+    </w:p>
+    <w:p>
+      <w:pPr/>
+      <w:r>
+        <w:rPr>
+          <w:lang w:val="zh_TW" w:bidi="zh_TW"/>
+        </w:rPr>
+      </w:r>
+      <w:r>
+        <w:rPr>
+          <w:lang w:val="zh_TW" w:bidi="zh_TW"/>
+        </w:rPr>
+        <w:t>在大希律王統治之下，撒馬利亞的處境有所改善，然而撒馬利亞人與猶太地及加利利猶太人之間的敵意仍然持續。撒馬利亞人認為耶路撒冷聖殿是虛假的宗教中心，並被耶路撒冷當局排除在內院之外。大約在公元6年，一群撒馬利亞人在逾越節期間，將人骨撒在聖殿的門廊和聖所內，褻瀆耶路撒冷聖殿。當加利利猶太人在各種節期期間前往耶路撒冷，而必須穿越撒馬利亞時，他們遭遇敵意的情況亦屢見不鮮（</w:t>
+      </w:r>
+      <w:hyperlink r:id="rId84">
+        <w:r>
+          <w:rPr>
+            <w:lang w:val="zh_TW" w:bidi="zh_TW"/>
+          </w:rPr>
+          <w:rPr>
+            <w:color w:val="0000EE"/>
+            <w:u w:val="single"/>
+          </w:rPr>
+          <w:t>路9:51–53</w:t>
+        </w:r>
+      </w:hyperlink>
+      <w:r>
+        <w:rPr>
+          <w:lang w:val="zh_TW" w:bidi="zh_TW"/>
+        </w:rPr>
+        <w:t>）。</w:t>
+      </w:r>
+    </w:p>
+    <w:p>
+      <w:pPr/>
+      <w:r>
+        <w:rPr>
+          <w:lang w:val="zh_TW" w:bidi="zh_TW"/>
+        </w:rPr>
+      </w:r>
+      <w:r>
+        <w:rPr>
+          <w:lang w:val="zh_TW" w:bidi="zh_TW"/>
+        </w:rPr>
+        <w:t>這種敵對在耶穌時代仍然持續，兩個群體將對方排除在各自的敬拜中心之外，即耶路撒冷聖殿和位於基利心山的撒馬利亞人聖殿。例如，撒馬利亞人被禁止進入聖殿內院，他們所獻的祭物都被視為外邦人的獻祭。因此，若將撒馬利亞人稱為「分裂者」會更為準確，但實際上他們被當作外邦人對待。兩個群體之間不可通婚，人際關係也受到極大限制（</w:t>
+      </w:r>
+      <w:hyperlink r:id="rId85">
+        <w:r>
+          <w:rPr>
+            <w:lang w:val="zh_TW" w:bidi="zh_TW"/>
+          </w:rPr>
+          <w:rPr>
+            <w:color w:val="0000EE"/>
+            <w:u w:val="single"/>
+          </w:rPr>
+          <w:t>約4:9</w:t>
+        </w:r>
+      </w:hyperlink>
+      <w:r>
+        <w:rPr>
+          <w:lang w:val="zh_TW" w:bidi="zh_TW"/>
+        </w:rPr>
+        <w:t>）。在這種強制隔離下，兩個群體之間的互動難免有限。僅僅是「撒馬利亞人」這個詞，在猶太人口中就已是蔑視（</w:t>
+      </w:r>
+      <w:hyperlink r:id="rId86">
+        <w:r>
+          <w:rPr>
+            <w:lang w:val="zh_TW" w:bidi="zh_TW"/>
+          </w:rPr>
+          <w:rPr>
+            <w:color w:val="0000EE"/>
+            <w:u w:val="single"/>
+          </w:rPr>
+          <w:t>約8:48</w:t>
+        </w:r>
+      </w:hyperlink>
+      <w:r>
+        <w:rPr>
+          <w:lang w:val="zh_TW" w:bidi="zh_TW"/>
+        </w:rPr>
+        <w:t>），一些文士甚至不願直接說出這個稱呼（參</w:t>
+      </w:r>
+      <w:hyperlink r:id="rId87">
+        <w:r>
+          <w:rPr>
+            <w:lang w:val="zh_TW" w:bidi="zh_TW"/>
+          </w:rPr>
+          <w:rPr>
+            <w:color w:val="0000EE"/>
+            <w:u w:val="single"/>
+          </w:rPr>
+          <w:t>路10:37</w:t>
+        </w:r>
+      </w:hyperlink>
+      <w:r>
+        <w:rPr>
+          <w:lang w:val="zh_TW" w:bidi="zh_TW"/>
+        </w:rPr>
+        <w:t>中明顯的委婉說法）。門徒對撒馬利亞人拒絕提供住宿的反應（</w:t>
+      </w:r>
+      <w:hyperlink r:id="rId88">
+        <w:r>
+          <w:rPr>
+            <w:lang w:val="zh_TW" w:bidi="zh_TW"/>
+          </w:rPr>
+          <w:rPr>
+            <w:color w:val="0000EE"/>
+            <w:u w:val="single"/>
+          </w:rPr>
+          <w:t>路9:51–55</w:t>
+        </w:r>
+      </w:hyperlink>
+      <w:r>
+        <w:rPr>
+          <w:lang w:val="zh_TW" w:bidi="zh_TW"/>
+        </w:rPr>
+        <w:t>），即是當時猶太人對撒馬利亞人敵意的典型例子。</w:t>
+      </w:r>
+    </w:p>
+    <w:p>
+      <w:pPr/>
+      <w:r>
+        <w:rPr>
+          <w:lang w:val="zh_TW" w:bidi="zh_TW"/>
+        </w:rPr>
+      </w:r>
+      <w:r>
+        <w:rPr>
+          <w:lang w:val="zh_TW" w:bidi="zh_TW"/>
+        </w:rPr>
+        <w:t>目前證據雖然不足以顯示撒馬利亞人的態度相同，但我們可推測這種情況存在，亦相當合理。因此，在</w:t>
+      </w:r>
+      <w:hyperlink r:id="rId88">
+        <w:r>
+          <w:rPr>
+            <w:lang w:val="zh_TW" w:bidi="zh_TW"/>
+          </w:rPr>
+          <w:rPr>
+            <w:color w:val="0000EE"/>
+            <w:u w:val="single"/>
+          </w:rPr>
+          <w:t>路加福音九章51至55節</w:t>
+        </w:r>
+      </w:hyperlink>
+      <w:r>
+        <w:rPr>
+          <w:lang w:val="zh_TW" w:bidi="zh_TW"/>
+        </w:rPr>
+        <w:t>所記載的情況中，撒馬利亞人拒絕款待其他「定意向耶路撒冷去」的猶太人，很可能並非罕見。</w:t>
       </w:r>
     </w:p>
     <w:p>
@@ -672,7 +3784,7 @@
         <w:rPr>
           <w:lang w:val="zh_TW" w:bidi="zh_TW"/>
         </w:rPr>
-        <w:t>目的</w:t>
+        <w:t>撒馬利亞人的信仰</w:t>
       </w:r>
     </w:p>
     <w:p>
@@ -686,7 +3798,79 @@
         <w:rPr>
           <w:lang w:val="zh_TW" w:bidi="zh_TW"/>
         </w:rPr>
-        <w:t>使徒保羅寫這封信時，心中有三個主要的關注。</w:t>
+        <w:t>撒馬利亞人的主要信仰，同時展現了他們與主流猶太教之間的共通之處與明顯差異。他們與猶太教共同持守對亞伯拉罕、以撒、雅各之神的一神信仰。然而，相較之下，北方基利心山作為唯一獻祭聖地的地位則有所提升，這主張是基於撒馬利亞文本中，數處與申命記和出埃及記不同的段落。基利心山因此被認定為亞伯第一次獻祭的地點（</w:t>
+      </w:r>
+      <w:hyperlink r:id="rId89">
+        <w:r>
+          <w:rPr>
+            <w:lang w:val="zh_TW" w:bidi="zh_TW"/>
+          </w:rPr>
+          <w:rPr>
+            <w:color w:val="0000EE"/>
+            <w:u w:val="single"/>
+          </w:rPr>
+          <w:t>創4:4</w:t>
+        </w:r>
+      </w:hyperlink>
+      <w:r>
+        <w:rPr>
+          <w:lang w:val="zh_TW" w:bidi="zh_TW"/>
+        </w:rPr>
+        <w:t>）、挪亞在洪水後獻祭的地方（</w:t>
+      </w:r>
+      <w:hyperlink r:id="rId90">
+        <w:r>
+          <w:rPr>
+            <w:lang w:val="zh_TW" w:bidi="zh_TW"/>
+          </w:rPr>
+          <w:rPr>
+            <w:color w:val="0000EE"/>
+            <w:u w:val="single"/>
+          </w:rPr>
+          <w:t>8:20</w:t>
+        </w:r>
+      </w:hyperlink>
+      <w:r>
+        <w:rPr>
+          <w:lang w:val="zh_TW" w:bidi="zh_TW"/>
+        </w:rPr>
+        <w:t>）、亞伯拉罕與麥基洗德相會之處（</w:t>
+      </w:r>
+      <w:hyperlink r:id="rId91">
+        <w:r>
+          <w:rPr>
+            <w:lang w:val="zh_TW" w:bidi="zh_TW"/>
+          </w:rPr>
+          <w:rPr>
+            <w:color w:val="0000EE"/>
+            <w:u w:val="single"/>
+          </w:rPr>
+          <w:t>14:18</w:t>
+        </w:r>
+      </w:hyperlink>
+      <w:r>
+        <w:rPr>
+          <w:lang w:val="zh_TW" w:bidi="zh_TW"/>
+        </w:rPr>
+        <w:t>）、以撒獻祭預備之地（第</w:t>
+      </w:r>
+      <w:hyperlink r:id="rId92">
+        <w:r>
+          <w:rPr>
+            <w:lang w:val="zh_TW" w:bidi="zh_TW"/>
+          </w:rPr>
+          <w:rPr>
+            <w:color w:val="0000EE"/>
+            <w:u w:val="single"/>
+          </w:rPr>
+          <w:t>22</w:t>
+        </w:r>
+      </w:hyperlink>
+      <w:r>
+        <w:rPr>
+          <w:lang w:val="zh_TW" w:bidi="zh_TW"/>
+        </w:rPr>
+        <w:t>章），以及許多其它相關的地方。</w:t>
       </w:r>
     </w:p>
     <w:p>
@@ -700,91 +3884,25 @@
         <w:rPr>
           <w:lang w:val="zh_TW" w:bidi="zh_TW"/>
         </w:rPr>
-        <w:t>首先，與他所有書信一樣，他希望鼓勵讀者在信仰上站立得穩（</w:t>
-      </w:r>
-      <w:hyperlink r:id="rId15">
-        <w:r>
-          <w:rPr>
-            <w:lang w:val="zh_TW" w:bidi="zh_TW"/>
-          </w:rPr>
-          <w:rPr>
-            <w:color w:val="0000EE"/>
-            <w:u w:val="single"/>
-          </w:rPr>
-          <w:t>2:15）</w:t>
-        </w:r>
-      </w:hyperlink>
-      <w:r>
-        <w:rPr>
-          <w:lang w:val="zh_TW" w:bidi="zh_TW"/>
-        </w:rPr>
-        <w:t>。他感謝神在他們生命中的工作（</w:t>
-      </w:r>
-      <w:hyperlink r:id="rId19">
-        <w:r>
-          <w:rPr>
-            <w:lang w:val="zh_TW" w:bidi="zh_TW"/>
-          </w:rPr>
-          <w:rPr>
-            <w:color w:val="0000EE"/>
-            <w:u w:val="single"/>
-          </w:rPr>
-          <w:t>1:3，</w:t>
-        </w:r>
-      </w:hyperlink>
-      <w:hyperlink r:id="rId20">
-        <w:r>
-          <w:rPr>
-            <w:lang w:val="zh_TW" w:bidi="zh_TW"/>
-          </w:rPr>
-          <w:rPr>
-            <w:color w:val="0000EE"/>
-            <w:u w:val="single"/>
-          </w:rPr>
-          <w:t>2:13</w:t>
-        </w:r>
-      </w:hyperlink>
-      <w:r>
-        <w:rPr>
-          <w:lang w:val="zh_TW" w:bidi="zh_TW"/>
-        </w:rPr>
-        <w:t>），這工作表現在他們的信心、愛心，以及在逼迫中堅忍的態度（</w:t>
-      </w:r>
-      <w:hyperlink r:id="rId21">
-        <w:r>
-          <w:rPr>
-            <w:lang w:val="zh_TW" w:bidi="zh_TW"/>
-          </w:rPr>
-          <w:rPr>
-            <w:color w:val="0000EE"/>
-            <w:u w:val="single"/>
-          </w:rPr>
-          <w:t>1:4</w:t>
-        </w:r>
-      </w:hyperlink>
-      <w:r>
-        <w:rPr>
-          <w:lang w:val="zh_TW" w:bidi="zh_TW"/>
-        </w:rPr>
-        <w:t>）。保羅向他們保證，神終將施行公義審判。信徒的責任是以生命榮耀耶穌的名；當主再來時，衪將在忠心的子民中得榮耀（</w:t>
-      </w:r>
-      <w:hyperlink r:id="rId22">
-        <w:r>
-          <w:rPr>
-            <w:lang w:val="zh_TW" w:bidi="zh_TW"/>
-          </w:rPr>
-          <w:rPr>
-            <w:color w:val="0000EE"/>
-            <w:u w:val="single"/>
-          </w:rPr>
-          <w:t>5–12</w:t>
-        </w:r>
-      </w:hyperlink>
-      <w:r>
-        <w:rPr>
-          <w:lang w:val="zh_TW" w:bidi="zh_TW"/>
-        </w:rPr>
-        <w:t>節）。</w:t>
+        <w:t>撒馬利亞人僅承認聖經的前五卷書（摩西五經）為神的啟示，其教義和實踐完全基於這些書卷。如此狹窄的正典範圍，不僅決定了撒馬利亞神學的方向，也使他們與當時的猶太思想進一步分離。例如，在撒馬利亞人的思想中，摩西的地位比猶太人所理解的更為崇高；他不僅被視為最主要的先知，更在後來的思想中，被描述為最卓越的人，在創造世之時便已存在，為以色列向神代求，並且被認為是人類的「世界之光」。撒馬利亞神學中的彌賽亞盼望，也反映了這種狹窄的正典觀。由於在五經中找不到任何關於大衛家彌賽亞的證據，因此撒馬利亞人不會期待出自大衛家的彌賽亞。相反，根據</w:t>
+      </w:r>
+      <w:hyperlink r:id="rId93">
+        <w:r>
+          <w:rPr>
+            <w:lang w:val="zh_TW" w:bidi="zh_TW"/>
+          </w:rPr>
+          <w:rPr>
+            <w:color w:val="0000EE"/>
+            <w:u w:val="single"/>
+          </w:rPr>
+          <w:t>申命記十八章15至18節</w:t>
+        </w:r>
+      </w:hyperlink>
+      <w:r>
+        <w:rPr>
+          <w:lang w:val="zh_TW" w:bidi="zh_TW"/>
+        </w:rPr>
+        <w:t>的內容，他們期待著一位「像摩西的先知」。這位期盼的先知也被稱為「塔合伯」（Taheb），即復興者，因為他在末後的日子，要在基利心山恢復正確的敬拜秩序，並使異教的敬拜歸向此處。</w:t>
       </w:r>
     </w:p>
     <w:p>
@@ -798,1035 +3916,418 @@
         <w:rPr>
           <w:lang w:val="zh_TW" w:bidi="zh_TW"/>
         </w:rPr>
-        <w:t>其次，教會中流傳著錯誤的教導，甚至有人假冒保羅的名義，宣稱</w:t>
-      </w:r>
-      <w:r>
-        <w:rPr>
-          <w:lang w:val="zh_TW" w:bidi="zh_TW"/>
-        </w:rPr>
-        <w:t>主的日子現在到了</w:t>
-      </w:r>
-      <w:r>
-        <w:rPr>
-          <w:lang w:val="zh_TW" w:bidi="zh_TW"/>
-        </w:rPr>
-        <w:t>（</w:t>
-      </w:r>
-      <w:hyperlink r:id="rId23">
-        <w:r>
-          <w:rPr>
-            <w:lang w:val="zh_TW" w:bidi="zh_TW"/>
-          </w:rPr>
-          <w:rPr>
-            <w:color w:val="0000EE"/>
-            <w:u w:val="single"/>
-          </w:rPr>
-          <w:t>2:2</w:t>
-        </w:r>
-      </w:hyperlink>
-      <w:r>
-        <w:rPr>
-          <w:lang w:val="zh_TW" w:bidi="zh_TW"/>
-        </w:rPr>
-        <w:t>）。這位使徒駁斥這種教導，並指出在基督再來之前必須發生一些特定的事情。他提到，一個被稱為「</w:t>
-      </w:r>
-      <w:r>
-        <w:rPr>
-          <w:lang w:val="zh_TW" w:bidi="zh_TW"/>
-        </w:rPr>
-        <w:t>大罪人</w:t>
-      </w:r>
-      <w:r>
-        <w:rPr>
-          <w:lang w:val="zh_TW" w:bidi="zh_TW"/>
-        </w:rPr>
-        <w:t>」或「</w:t>
-      </w:r>
-      <w:r>
-        <w:rPr>
-          <w:lang w:val="zh_TW" w:bidi="zh_TW"/>
-        </w:rPr>
-        <w:t>沉淪之子</w:t>
-      </w:r>
-      <w:r>
-        <w:rPr>
-          <w:lang w:val="zh_TW" w:bidi="zh_TW"/>
-        </w:rPr>
-        <w:t>」的人將會顯現，這個人將否定一切真正的敬拜，行神蹟奇事，甚至自稱為神。目前，仍有一種力量在抑制牠。然而，到了適當的時候，「大罪人」將被揭露。然後，當主再來時，「大罪人」將被征服和摧毀。這（</w:t>
-      </w:r>
-      <w:hyperlink r:id="rId24">
-        <w:r>
-          <w:rPr>
-            <w:lang w:val="zh_TW" w:bidi="zh_TW"/>
-          </w:rPr>
-          <w:rPr>
-            <w:color w:val="0000EE"/>
-            <w:u w:val="single"/>
-          </w:rPr>
-          <w:t>1–12</w:t>
-        </w:r>
-      </w:hyperlink>
-      <w:r>
-        <w:rPr>
-          <w:lang w:val="zh_TW" w:bidi="zh_TW"/>
-        </w:rPr>
-        <w:t>節）與福音書中關於敵基督的描述類似，牠將假冒基督，以神蹟奇事欺騙人（</w:t>
-      </w:r>
-      <w:hyperlink r:id="rId25">
-        <w:r>
-          <w:rPr>
-            <w:lang w:val="zh_TW" w:bidi="zh_TW"/>
-          </w:rPr>
-          <w:rPr>
-            <w:color w:val="0000EE"/>
-            <w:u w:val="single"/>
-          </w:rPr>
-          <w:t>太24:5、23–26</w:t>
-        </w:r>
-      </w:hyperlink>
+        <w:t>因此明顯的是，正是這個群體高舉基利心山的主張，使他們在神學和文化上與猶太鄰居區分開來。</w:t>
+      </w:r>
+    </w:p>
+    <w:p>
+      <w:pPr>
+        <w:pStyle w:val="Heading3"/>
+      </w:pPr>
+      <w:r>
+        <w:rPr>
+          <w:lang w:val="zh_TW" w:bidi="zh_TW"/>
+        </w:rPr>
+        <w:t>耶穌與撒馬利亞人</w:t>
+      </w:r>
+    </w:p>
+    <w:p>
+      <w:pPr/>
+      <w:r>
+        <w:rPr>
+          <w:lang w:val="zh_TW" w:bidi="zh_TW"/>
+        </w:rPr>
+      </w:r>
+      <w:r>
+        <w:rPr>
+          <w:lang w:val="zh_TW" w:bidi="zh_TW"/>
+        </w:rPr>
+        <w:t>猶太人普遍認為撒馬利亞人幾乎等同外邦人，而耶穌在某種程度上也有這樣的看法。耶穌稱那位撒馬利亞痲瘋病人為「這外族人」（</w:t>
+      </w:r>
+      <w:hyperlink r:id="rId94">
+        <w:r>
+          <w:rPr>
+            <w:lang w:val="zh_TW" w:bidi="zh_TW"/>
+          </w:rPr>
+          <w:rPr>
+            <w:color w:val="0000EE"/>
+            <w:u w:val="single"/>
+          </w:rPr>
+          <w:t>路17:18</w:t>
+        </w:r>
+      </w:hyperlink>
+      <w:r>
+        <w:rPr>
+          <w:lang w:val="zh_TW" w:bidi="zh_TW"/>
+        </w:rPr>
+        <w:t>），並在差遣門徒時禁止他們將國度的信息傳給撒馬利亞人或外邦人（</w:t>
+      </w:r>
+      <w:hyperlink r:id="rId95">
+        <w:r>
+          <w:rPr>
+            <w:lang w:val="zh_TW" w:bidi="zh_TW"/>
+          </w:rPr>
+          <w:rPr>
+            <w:color w:val="0000EE"/>
+            <w:u w:val="single"/>
+          </w:rPr>
+          <w:t>太10:5</w:t>
+        </w:r>
+      </w:hyperlink>
+      <w:r>
+        <w:rPr>
+          <w:lang w:val="zh_TW" w:bidi="zh_TW"/>
+        </w:rPr>
+        <w:t>）。</w:t>
+      </w:r>
+    </w:p>
+    <w:p>
+      <w:pPr/>
+      <w:r>
+        <w:rPr>
+          <w:lang w:val="zh_TW" w:bidi="zh_TW"/>
+        </w:rPr>
+      </w:r>
+      <w:r>
+        <w:rPr>
+          <w:lang w:val="zh_TW" w:bidi="zh_TW"/>
+        </w:rPr>
+        <w:t>然而，福音書確鑿的證據顯示，耶穌對撒馬利亞人的態度與祂同時代的猶太人南轅北轍。當門徒表現出猶太人的敵意，並要求降下「審判之火」，懲罰拒絕接待的撒馬利亞人時，耶穌「責備了他們」（</w:t>
+      </w:r>
+      <w:hyperlink r:id="rId96">
+        <w:r>
+          <w:rPr>
+            <w:lang w:val="zh_TW" w:bidi="zh_TW"/>
+          </w:rPr>
+          <w:rPr>
+            <w:color w:val="0000EE"/>
+            <w:u w:val="single"/>
+          </w:rPr>
+          <w:t>路9:55</w:t>
+        </w:r>
+      </w:hyperlink>
+      <w:r>
+        <w:rPr>
+          <w:lang w:val="zh_TW" w:bidi="zh_TW"/>
+        </w:rPr>
+        <w:t>）。此外，祂不僅沒有拒絕醫治那位撒馬利亞痲瘋病人，反而肯定他是十人中唯一記得歸榮耀給神的（</w:t>
+      </w:r>
+      <w:hyperlink r:id="rId97">
+        <w:r>
+          <w:rPr>
+            <w:lang w:val="zh_TW" w:bidi="zh_TW"/>
+          </w:rPr>
+          <w:rPr>
+            <w:color w:val="0000EE"/>
+            <w:u w:val="single"/>
+          </w:rPr>
+          <w:t>17:11–19</w:t>
+        </w:r>
+      </w:hyperlink>
+      <w:r>
+        <w:rPr>
+          <w:lang w:val="zh_TW" w:bidi="zh_TW"/>
+        </w:rPr>
+        <w:t>）。同樣在好撒馬利亞人的比喻中（</w:t>
+      </w:r>
+      <w:hyperlink r:id="rId98">
+        <w:r>
+          <w:rPr>
+            <w:lang w:val="zh_TW" w:bidi="zh_TW"/>
+          </w:rPr>
+          <w:rPr>
+            <w:color w:val="0000EE"/>
+            <w:u w:val="single"/>
+          </w:rPr>
+          <w:t>10:30–37</w:t>
+        </w:r>
+      </w:hyperlink>
+      <w:r>
+        <w:rPr>
+          <w:lang w:val="zh_TW" w:bidi="zh_TW"/>
+        </w:rPr>
+        <w:t>），耶穌明顯突破了傳統的偏見，將被鄙視的撒馬利亞人（而非受尊敬的猶太祭司或利未人），描繪為真正幫助有需要者的鄰舍。在此處及其它地方，耶穌以神的要求挑戰聽眾，突破傳統對「義人」與「被排斥者」的界定。</w:t>
+      </w:r>
+    </w:p>
+    <w:p>
+      <w:pPr/>
+      <w:r>
+        <w:rPr>
+          <w:lang w:val="zh_TW" w:bidi="zh_TW"/>
+        </w:rPr>
+      </w:r>
+      <w:hyperlink r:id="rId99">
+        <w:r>
+          <w:rPr>
+            <w:lang w:val="zh_TW" w:bidi="zh_TW"/>
+          </w:rPr>
+          <w:rPr>
+            <w:color w:val="0000EE"/>
+            <w:u w:val="single"/>
+          </w:rPr>
+          <w:t>約翰福音四章4至43節</w:t>
+        </w:r>
+      </w:hyperlink>
+      <w:r>
+        <w:rPr>
+          <w:lang w:val="zh_TW" w:bidi="zh_TW"/>
+        </w:rPr>
+        <w:t>不僅記錄了耶穌與撒馬利亞婦人之間引人入勝的對話，還記錄了耶穌隨後在敘加這個撒馬利亞城市停留兩日的事蹟。在此，我們看見耶穌不僅冒著風險，與井邊的撒馬利亞婦人接觸，不介意被視為禮儀上不潔淨（</w:t>
+      </w:r>
+      <w:hyperlink r:id="rId100">
+        <w:r>
+          <w:rPr>
+            <w:lang w:val="zh_TW" w:bidi="zh_TW"/>
+          </w:rPr>
+          <w:rPr>
+            <w:color w:val="0000EE"/>
+            <w:u w:val="single"/>
+          </w:rPr>
+          <w:t>7–9</w:t>
+        </w:r>
+      </w:hyperlink>
+      <w:r>
+        <w:rPr>
+          <w:lang w:val="zh_TW" w:bidi="zh_TW"/>
+        </w:rPr>
+        <w:t>節），還給予她救贖的恩賜（</w:t>
+      </w:r>
+      <w:hyperlink r:id="rId101">
+        <w:r>
+          <w:rPr>
+            <w:lang w:val="zh_TW" w:bidi="zh_TW"/>
+          </w:rPr>
+          <w:rPr>
+            <w:color w:val="0000EE"/>
+            <w:u w:val="single"/>
+          </w:rPr>
+          <w:t>10</w:t>
+        </w:r>
+      </w:hyperlink>
+      <w:r>
+        <w:rPr>
+          <w:lang w:val="zh_TW" w:bidi="zh_TW"/>
+        </w:rPr>
+        <w:t>節），甚至涵蓋整個撒馬利亞城鎮（</w:t>
+      </w:r>
+      <w:hyperlink r:id="rId102">
+        <w:r>
+          <w:rPr>
+            <w:lang w:val="zh_TW" w:bidi="zh_TW"/>
+          </w:rPr>
+          <w:rPr>
+            <w:color w:val="0000EE"/>
+            <w:u w:val="single"/>
+          </w:rPr>
+          <w:t>39–41</w:t>
+        </w:r>
+      </w:hyperlink>
+      <w:r>
+        <w:rPr>
+          <w:lang w:val="zh_TW" w:bidi="zh_TW"/>
+        </w:rPr>
+        <w:t>節）。婦人聽見耶穌了解她的婚姻生活（</w:t>
+      </w:r>
+      <w:hyperlink r:id="rId103">
+        <w:r>
+          <w:rPr>
+            <w:lang w:val="zh_TW" w:bidi="zh_TW"/>
+          </w:rPr>
+          <w:rPr>
+            <w:color w:val="0000EE"/>
+            <w:u w:val="single"/>
+          </w:rPr>
+          <w:t>16–18</w:t>
+        </w:r>
+      </w:hyperlink>
+      <w:r>
+        <w:rPr>
+          <w:lang w:val="zh_TW" w:bidi="zh_TW"/>
+        </w:rPr>
+        <w:t>節），知道他必定是一位「先知」。呼應撒馬利亞人期盼，在末後的日子會有一位「像摩西的先知」，可能婦人會想到，耶穌就是他們期待已久的先知彌賽亞（</w:t>
+      </w:r>
+      <w:hyperlink r:id="rId104">
+        <w:r>
+          <w:rPr>
+            <w:lang w:val="zh_TW" w:bidi="zh_TW"/>
+          </w:rPr>
+          <w:rPr>
+            <w:color w:val="0000EE"/>
+            <w:u w:val="single"/>
+          </w:rPr>
+          <w:t>19</w:t>
+        </w:r>
+      </w:hyperlink>
+      <w:r>
+        <w:rPr>
+          <w:lang w:val="zh_TW" w:bidi="zh_TW"/>
+        </w:rPr>
+        <w:t>、</w:t>
+      </w:r>
+      <w:hyperlink r:id="rId104">
+        <w:r>
+          <w:rPr>
+            <w:lang w:val="zh_TW" w:bidi="zh_TW"/>
+          </w:rPr>
+          <w:rPr>
+            <w:color w:val="0000EE"/>
+            <w:u w:val="single"/>
+          </w:rPr>
+          <w:t>25–26</w:t>
+        </w:r>
+      </w:hyperlink>
+      <w:r>
+        <w:rPr>
+          <w:lang w:val="zh_TW" w:bidi="zh_TW"/>
+        </w:rPr>
+        <w:t>節）。耶穌停留在這個受鄙視的群體中，藉此突破猶太人對撒馬利亞人根深蒂固的敵意，也接受他們對自己作為「彌賽亞」（</w:t>
+      </w:r>
+      <w:hyperlink r:id="rId105">
+        <w:r>
+          <w:rPr>
+            <w:lang w:val="zh_TW" w:bidi="zh_TW"/>
+          </w:rPr>
+          <w:rPr>
+            <w:color w:val="0000EE"/>
+            <w:u w:val="single"/>
+          </w:rPr>
+          <w:t>26</w:t>
+        </w:r>
+      </w:hyperlink>
+      <w:r>
+        <w:rPr>
+          <w:lang w:val="zh_TW" w:bidi="zh_TW"/>
+        </w:rPr>
+        <w:t>節）和「世界的救主」（</w:t>
+      </w:r>
+      <w:hyperlink r:id="rId106">
+        <w:r>
+          <w:rPr>
+            <w:lang w:val="zh_TW" w:bidi="zh_TW"/>
+          </w:rPr>
+          <w:rPr>
+            <w:color w:val="0000EE"/>
+            <w:u w:val="single"/>
+          </w:rPr>
+          <w:t>42</w:t>
+        </w:r>
+      </w:hyperlink>
+      <w:r>
+        <w:rPr>
+          <w:lang w:val="zh_TW" w:bidi="zh_TW"/>
+        </w:rPr>
+        <w:t>節）的信仰。在此，正如耶穌與猶太社會中被排斥者的互動一般，祂重新定義公義，肯定其意思不是根據血統或宗教實踐，而是根據他們對祂的信心。如此，祂打破了當時種族與文化的界線，為福音進入整個外邦世界奠定基礎。</w:t>
+      </w:r>
+    </w:p>
+    <w:p>
+      <w:pPr>
+        <w:pStyle w:val="Heading3"/>
+      </w:pPr>
+      <w:r>
+        <w:rPr>
+          <w:lang w:val="zh_TW" w:bidi="zh_TW"/>
+        </w:rPr>
+        <w:t>撒馬利亞在初代教會使命中的地位</w:t>
+      </w:r>
+    </w:p>
+    <w:p>
+      <w:pPr/>
+      <w:r>
+        <w:rPr>
+          <w:lang w:val="zh_TW" w:bidi="zh_TW"/>
+        </w:rPr>
+      </w:r>
+      <w:r>
+        <w:rPr>
+          <w:lang w:val="zh_TW" w:bidi="zh_TW"/>
+        </w:rPr>
+        <w:t>耶穌升天前頒布大使命，吩咐門徒將福音傳到撒馬利亞（</w:t>
+      </w:r>
+      <w:hyperlink r:id="rId107">
+        <w:r>
+          <w:rPr>
+            <w:lang w:val="zh_TW" w:bidi="zh_TW"/>
+          </w:rPr>
+          <w:rPr>
+            <w:color w:val="0000EE"/>
+            <w:u w:val="single"/>
+          </w:rPr>
+          <w:t>徒1:8</w:t>
+        </w:r>
+      </w:hyperlink>
+      <w:r>
+        <w:rPr>
+          <w:lang w:val="zh_TW" w:bidi="zh_TW"/>
+        </w:rPr>
+        <w:t>）。初代教會的宣教行動確實包含這個地區。司提反殉道之後，許多基督徒被迫離開耶路撒冷（</w:t>
+      </w:r>
+      <w:hyperlink r:id="rId108">
+        <w:r>
+          <w:rPr>
+            <w:lang w:val="zh_TW" w:bidi="zh_TW"/>
+          </w:rPr>
+          <w:rPr>
+            <w:color w:val="0000EE"/>
+            <w:u w:val="single"/>
+          </w:rPr>
+          <w:t>8:1</w:t>
+        </w:r>
+      </w:hyperlink>
+      <w:r>
+        <w:rPr>
+          <w:lang w:val="zh_TW" w:bidi="zh_TW"/>
+        </w:rPr>
+        <w:t>），其中一位名叫腓利的基督徒，在撒馬利亞的城市傳揚福音（</w:t>
+      </w:r>
+      <w:hyperlink r:id="rId109">
+        <w:r>
+          <w:rPr>
+            <w:lang w:val="zh_TW" w:bidi="zh_TW"/>
+          </w:rPr>
+          <w:rPr>
+            <w:color w:val="0000EE"/>
+            <w:u w:val="single"/>
+          </w:rPr>
+          <w:t>5</w:t>
+        </w:r>
+      </w:hyperlink>
+      <w:r>
+        <w:rPr>
+          <w:lang w:val="zh_TW" w:bidi="zh_TW"/>
+        </w:rPr>
+        <w:t>節）。他所行神蹟引發強烈回應，因此彼得與約翰（代表耶路撒冷的使徒）被差派前往，調查並確認聖靈在他們中間。然而，主後第二世紀的證據顯示，基督教並未在撒馬利亞人當中建立穩固基礎。大多數撒馬利亞人仍維持自身的宗教傳統。至今，撒馬利亞人的小型餘民仍然存在，居住在基利心山（示劍）附近，以及以色列境內的若干城市。</w:t>
+      </w:r>
+    </w:p>
+    <w:p>
+      <w:pPr/>
+      <w:r>
+        <w:rPr>
+          <w:lang w:val="zh_TW" w:bidi="zh_TW"/>
+        </w:rPr>
+      </w:r>
+      <w:r>
+        <w:rPr>
+          <w:i/>
+          <w:lang w:val="zh_TW" w:bidi="zh_TW"/>
+        </w:rPr>
+        <w:t>另見</w:t>
+      </w:r>
+      <w:r>
+        <w:rPr>
+          <w:lang w:val="zh_TW" w:bidi="zh_TW"/>
+        </w:rPr>
+        <w:t>聖經聖經抄本與文本（舊約）</w:t>
+      </w:r>
       <w:r>
         <w:rPr>
           <w:lang w:val="zh_TW" w:bidi="zh_TW"/>
         </w:rPr>
         <w:t>；</w:t>
       </w:r>
-      <w:hyperlink r:id="rId26">
-        <w:r>
-          <w:rPr>
-            <w:lang w:val="zh_TW" w:bidi="zh_TW"/>
-          </w:rPr>
-          <w:rPr>
-            <w:color w:val="0000EE"/>
-            <w:u w:val="single"/>
-          </w:rPr>
-          <w:t>可13:5–6、20–23</w:t>
-        </w:r>
-      </w:hyperlink>
-      <w:r>
-        <w:rPr>
-          <w:lang w:val="zh_TW" w:bidi="zh_TW"/>
-        </w:rPr>
-        <w:t>）。在帖撒羅尼迦前書中，保羅強調主再來的時間是沒有人知道的，因此信徒必須隨時準備好迎接衪。在這裡，為了反駁主已經再來的觀念，保羅強調基督再來前必然發生的事件。耶穌在講論未來時，也同時強調這兩個方面（</w:t>
-      </w:r>
-      <w:hyperlink r:id="rId27">
-        <w:r>
-          <w:rPr>
-            <w:lang w:val="zh_TW" w:bidi="zh_TW"/>
-          </w:rPr>
-          <w:rPr>
-            <w:color w:val="0000EE"/>
-            <w:u w:val="single"/>
-          </w:rPr>
-          <w:t>太24</w:t>
-        </w:r>
-      </w:hyperlink>
-      <w:r>
-        <w:rPr>
-          <w:lang w:val="zh_TW" w:bidi="zh_TW"/>
-        </w:rPr>
-        <w:t>；</w:t>
-      </w:r>
-      <w:hyperlink r:id="rId28">
-        <w:r>
-          <w:rPr>
-            <w:lang w:val="zh_TW" w:bidi="zh_TW"/>
-          </w:rPr>
-          <w:rPr>
-            <w:color w:val="0000EE"/>
-            <w:u w:val="single"/>
-          </w:rPr>
-          <w:t>可13</w:t>
-        </w:r>
-      </w:hyperlink>
-      <w:r>
-        <w:rPr>
-          <w:lang w:val="zh_TW" w:bidi="zh_TW"/>
-        </w:rPr>
-        <w:t>；</w:t>
-      </w:r>
-      <w:hyperlink r:id="rId29">
-        <w:r>
-          <w:rPr>
-            <w:lang w:val="zh_TW" w:bidi="zh_TW"/>
-          </w:rPr>
-          <w:rPr>
-            <w:color w:val="0000EE"/>
-            <w:u w:val="single"/>
-          </w:rPr>
-          <w:t>路21</w:t>
-        </w:r>
-      </w:hyperlink>
-      <w:r>
-        <w:rPr>
-          <w:lang w:val="zh_TW" w:bidi="zh_TW"/>
-        </w:rPr>
-        <w:t>）。</w:t>
-      </w:r>
-    </w:p>
-    <w:p>
-      <w:pPr/>
-      <w:r>
-        <w:rPr>
-          <w:lang w:val="zh_TW" w:bidi="zh_TW"/>
-        </w:rPr>
-      </w:r>
-      <w:r>
-        <w:rPr>
-          <w:lang w:val="zh_TW" w:bidi="zh_TW"/>
-        </w:rPr>
-        <w:t>最後，基督徒群體中的懶惰問題仍然存在，甚至可能有所加劇（參</w:t>
-      </w:r>
-      <w:hyperlink r:id="rId30">
-        <w:r>
-          <w:rPr>
-            <w:lang w:val="zh_TW" w:bidi="zh_TW"/>
-          </w:rPr>
-          <w:rPr>
-            <w:color w:val="0000EE"/>
-            <w:u w:val="single"/>
-          </w:rPr>
-          <w:t>帖前4:11</w:t>
-        </w:r>
-      </w:hyperlink>
-      <w:r>
-        <w:rPr>
-          <w:lang w:val="zh_TW" w:bidi="zh_TW"/>
-        </w:rPr>
-        <w:t>，</w:t>
-      </w:r>
-      <w:hyperlink r:id="rId31">
-        <w:r>
-          <w:rPr>
-            <w:lang w:val="zh_TW" w:bidi="zh_TW"/>
-          </w:rPr>
-          <w:rPr>
-            <w:color w:val="0000EE"/>
-            <w:u w:val="single"/>
-          </w:rPr>
-          <w:t>5:14</w:t>
-        </w:r>
-      </w:hyperlink>
-      <w:r>
-        <w:rPr>
-          <w:lang w:val="zh_TW" w:bidi="zh_TW"/>
-        </w:rPr>
-        <w:t>）。保羅再次提醒他們，他與同工們的榜樣——他們親自工作賺取生活費，而不是依賴他們的福音對象。保羅提出了一個簡單的原則：「</w:t>
-      </w:r>
-      <w:r>
-        <w:rPr>
-          <w:lang w:val="zh_TW" w:bidi="zh_TW"/>
-        </w:rPr>
-        <w:t>若有人不肯做工，就不可吃飯</w:t>
-      </w:r>
-      <w:r>
-        <w:rPr>
-          <w:lang w:val="zh_TW" w:bidi="zh_TW"/>
-        </w:rPr>
-        <w:t>」（</w:t>
-      </w:r>
-      <w:hyperlink r:id="rId32">
-        <w:r>
-          <w:rPr>
-            <w:lang w:val="zh_TW" w:bidi="zh_TW"/>
-          </w:rPr>
-          <w:rPr>
-            <w:color w:val="0000EE"/>
-            <w:u w:val="single"/>
-          </w:rPr>
-          <w:t>帖後3:10</w:t>
-        </w:r>
-      </w:hyperlink>
-      <w:r>
-        <w:rPr>
-          <w:lang w:val="zh_TW" w:bidi="zh_TW"/>
-        </w:rPr>
-        <w:t>）。</w:t>
-      </w:r>
-    </w:p>
-    <w:p>
-      <w:pPr>
-        <w:pStyle w:val="Heading3"/>
-      </w:pPr>
-      <w:r>
-        <w:rPr>
-          <w:lang w:val="zh_TW" w:bidi="zh_TW"/>
-        </w:rPr>
-        <w:t>內容</w:t>
-      </w:r>
-    </w:p>
-    <w:p>
-      <w:pPr>
-        <w:pStyle w:val="Heading4"/>
-      </w:pPr>
-      <w:r>
-        <w:rPr>
-          <w:lang w:val="zh_TW" w:bidi="zh_TW"/>
-        </w:rPr>
-        <w:t>為他們的基督徒生活感恩（</w:t>
-      </w:r>
-      <w:hyperlink r:id="rId33">
-        <w:r>
-          <w:rPr>
-            <w:lang w:val="zh_TW" w:bidi="zh_TW"/>
-          </w:rPr>
-          <w:rPr>
-            <w:color w:val="0000EE"/>
-            <w:u w:val="single"/>
-          </w:rPr>
-          <w:t>1:3–4</w:t>
-        </w:r>
-      </w:hyperlink>
-      <w:r>
-        <w:rPr>
-          <w:lang w:val="zh_TW" w:bidi="zh_TW"/>
-        </w:rPr>
-        <w:t>）</w:t>
-      </w:r>
-    </w:p>
-    <w:p>
-      <w:pPr/>
-      <w:r>
-        <w:rPr>
-          <w:lang w:val="zh_TW" w:bidi="zh_TW"/>
-        </w:rPr>
-      </w:r>
-      <w:r>
-        <w:rPr>
-          <w:lang w:val="zh_TW" w:bidi="zh_TW"/>
-        </w:rPr>
-        <w:t>因為帖撒羅尼迦人的信心增長，彼此之間的愛心加增，並且在逼迫中展現忍耐，所以保羅讚美神。</w:t>
-      </w:r>
-    </w:p>
-    <w:p>
-      <w:pPr>
-        <w:pStyle w:val="Heading4"/>
-      </w:pPr>
-      <w:r>
-        <w:rPr>
-          <w:lang w:val="zh_TW" w:bidi="zh_TW"/>
-        </w:rPr>
-        <w:t>逼迫者與被逼迫者的角色逆轉（</w:t>
-      </w:r>
-      <w:hyperlink r:id="rId34">
-        <w:r>
-          <w:rPr>
-            <w:lang w:val="zh_TW" w:bidi="zh_TW"/>
-          </w:rPr>
-          <w:rPr>
-            <w:color w:val="0000EE"/>
-            <w:u w:val="single"/>
-          </w:rPr>
-          <w:t>1:5–10</w:t>
-        </w:r>
-      </w:hyperlink>
-      <w:r>
-        <w:rPr>
-          <w:lang w:val="zh_TW" w:bidi="zh_TW"/>
-        </w:rPr>
-        <w:t>）</w:t>
-      </w:r>
-    </w:p>
-    <w:p>
-      <w:pPr/>
-      <w:r>
-        <w:rPr>
-          <w:lang w:val="zh_TW" w:bidi="zh_TW"/>
-        </w:rPr>
-      </w:r>
-      <w:r>
-        <w:rPr>
-          <w:lang w:val="zh_TW" w:bidi="zh_TW"/>
-        </w:rPr>
-        <w:t>當時，帖撒羅尼迦的基督徒正遭受苦難，但逼迫他們的人將在主耶穌帶著「</w:t>
-      </w:r>
-      <w:r>
-        <w:rPr>
-          <w:lang w:val="zh_TW" w:bidi="zh_TW"/>
-        </w:rPr>
-        <w:t>同他有能力的天使</w:t>
-      </w:r>
-      <w:r>
-        <w:rPr>
-          <w:lang w:val="zh_TW" w:bidi="zh_TW"/>
-        </w:rPr>
-        <w:t>」降臨時，面對神公義的審判。</w:t>
-      </w:r>
-      <w:r>
-        <w:rPr>
-          <w:lang w:val="zh_TW" w:bidi="zh_TW"/>
-        </w:rPr>
-        <w:t>那些拒絕神和福音救恩的人，將</w:t>
-      </w:r>
-      <w:r>
-        <w:rPr>
-          <w:lang w:val="zh_TW" w:bidi="zh_TW"/>
-        </w:rPr>
-        <w:t>「</w:t>
-      </w:r>
-      <w:r>
-        <w:rPr>
-          <w:lang w:val="zh_TW" w:bidi="zh_TW"/>
-        </w:rPr>
-        <w:t>要受刑罰，就是永遠沉淪</w:t>
-      </w:r>
-      <w:r>
-        <w:rPr>
-          <w:lang w:val="zh_TW" w:bidi="zh_TW"/>
-        </w:rPr>
-        <w:t>」。祂的子民將</w:t>
-      </w:r>
-      <w:r>
-        <w:rPr>
-          <w:lang w:val="zh_TW" w:bidi="zh_TW"/>
-        </w:rPr>
-        <w:t>經歷</w:t>
-      </w:r>
-      <w:r>
-        <w:rPr>
-          <w:lang w:val="zh_TW" w:bidi="zh_TW"/>
-        </w:rPr>
-        <w:t>祂再來的榮耀，並意識到他們的堅持所信和受苦並非徒</w:t>
-      </w:r>
-      <w:r>
-        <w:rPr>
-          <w:lang w:val="zh_TW" w:bidi="zh_TW"/>
-        </w:rPr>
-        <w:t>然</w:t>
-      </w:r>
-      <w:r>
-        <w:rPr>
-          <w:lang w:val="zh_TW" w:bidi="zh_TW"/>
-        </w:rPr>
-        <w:t>。</w:t>
-      </w:r>
-    </w:p>
-    <w:p>
-      <w:pPr>
-        <w:pStyle w:val="Heading4"/>
-      </w:pPr>
-      <w:r>
-        <w:rPr>
-          <w:lang w:val="zh_TW" w:bidi="zh_TW"/>
-        </w:rPr>
-        <w:t>禱告主耶穌得榮耀（</w:t>
-      </w:r>
-      <w:hyperlink r:id="rId35">
-        <w:r>
-          <w:rPr>
-            <w:lang w:val="zh_TW" w:bidi="zh_TW"/>
-          </w:rPr>
-          <w:rPr>
-            <w:color w:val="0000EE"/>
-            <w:u w:val="single"/>
-          </w:rPr>
-          <w:t>1:11–12</w:t>
-        </w:r>
-      </w:hyperlink>
-      <w:r>
-        <w:rPr>
-          <w:lang w:val="zh_TW" w:bidi="zh_TW"/>
-        </w:rPr>
-        <w:t>）</w:t>
-      </w:r>
-    </w:p>
-    <w:p>
-      <w:pPr/>
-      <w:r>
-        <w:rPr>
-          <w:lang w:val="zh_TW" w:bidi="zh_TW"/>
-        </w:rPr>
-      </w:r>
-      <w:r>
-        <w:rPr>
-          <w:lang w:val="zh_TW" w:bidi="zh_TW"/>
-        </w:rPr>
-        <w:t>這是保羅為帖撒羅尼迦基督徒的禱告——願他們過著配得上呼召的生活，實現他們的決心，並藉著神的恩典，使基督的名字在他們身上得榮耀。</w:t>
-      </w:r>
-    </w:p>
-    <w:p>
-      <w:pPr>
-        <w:pStyle w:val="Heading4"/>
-      </w:pPr>
-      <w:r>
-        <w:rPr>
-          <w:lang w:val="zh_TW" w:bidi="zh_TW"/>
-        </w:rPr>
-        <w:t>在基督再來之前必須發生的事（</w:t>
-      </w:r>
-      <w:hyperlink r:id="rId24">
-        <w:r>
-          <w:rPr>
-            <w:lang w:val="zh_TW" w:bidi="zh_TW"/>
-          </w:rPr>
-          <w:rPr>
-            <w:color w:val="0000EE"/>
-            <w:u w:val="single"/>
-          </w:rPr>
-          <w:t>2:1–12</w:t>
-        </w:r>
-      </w:hyperlink>
-      <w:r>
-        <w:rPr>
-          <w:lang w:val="zh_TW" w:bidi="zh_TW"/>
-        </w:rPr>
-        <w:t>）</w:t>
-      </w:r>
-    </w:p>
-    <w:p>
-      <w:pPr/>
-      <w:r>
-        <w:rPr>
-          <w:lang w:val="zh_TW" w:bidi="zh_TW"/>
-        </w:rPr>
-      </w:r>
-      <w:r>
-        <w:rPr>
-          <w:lang w:val="zh_TW" w:bidi="zh_TW"/>
-        </w:rPr>
-        <w:t>在這個段落，保羅駁斥那錯誤教導說</w:t>
-      </w:r>
-      <w:r>
-        <w:rPr>
-          <w:lang w:val="zh_TW" w:bidi="zh_TW"/>
-        </w:rPr>
-        <w:t>主的日子現在到了</w:t>
-      </w:r>
-      <w:r>
-        <w:rPr>
-          <w:lang w:val="zh_TW" w:bidi="zh_TW"/>
-        </w:rPr>
-        <w:t>，強調在此之前，「</w:t>
-      </w:r>
-      <w:r>
-        <w:rPr>
-          <w:lang w:val="zh_TW" w:bidi="zh_TW"/>
-        </w:rPr>
-        <w:t>那大罪人</w:t>
-      </w:r>
-      <w:r>
-        <w:rPr>
-          <w:lang w:val="zh_TW" w:bidi="zh_TW"/>
-        </w:rPr>
-        <w:t>」必須被揭示，也就是所謂的敵基督（不過需要注意的是，新約中也提到「</w:t>
-      </w:r>
-      <w:r>
-        <w:rPr>
-          <w:lang w:val="zh_TW" w:bidi="zh_TW"/>
-        </w:rPr>
-        <w:t>好些敵基督</w:t>
-      </w:r>
-      <w:r>
-        <w:rPr>
-          <w:lang w:val="zh_TW" w:bidi="zh_TW"/>
-        </w:rPr>
-        <w:t>」和「</w:t>
-      </w:r>
-      <w:r>
-        <w:rPr>
-          <w:lang w:val="zh_TW" w:bidi="zh_TW"/>
-        </w:rPr>
-        <w:t>那</w:t>
-      </w:r>
-      <w:r>
-        <w:rPr>
-          <w:lang w:val="zh_TW" w:bidi="zh_TW"/>
-        </w:rPr>
-        <w:t>敵基督者的靈」——</w:t>
-      </w:r>
-      <w:hyperlink r:id="rId36">
-        <w:r>
-          <w:rPr>
-            <w:lang w:val="zh_TW" w:bidi="zh_TW"/>
-          </w:rPr>
-          <w:rPr>
-            <w:color w:val="0000EE"/>
-            <w:u w:val="single"/>
-          </w:rPr>
-          <w:t>約一2:18</w:t>
-        </w:r>
-      </w:hyperlink>
-      <w:r>
-        <w:rPr>
-          <w:lang w:val="zh_TW" w:bidi="zh_TW"/>
-        </w:rPr>
-        <w:t>，</w:t>
-      </w:r>
-      <w:hyperlink r:id="rId37">
-        <w:r>
-          <w:rPr>
-            <w:lang w:val="zh_TW" w:bidi="zh_TW"/>
-          </w:rPr>
-          <w:rPr>
-            <w:color w:val="0000EE"/>
-            <w:u w:val="single"/>
-          </w:rPr>
-          <w:t>4:3</w:t>
-        </w:r>
-      </w:hyperlink>
-      <w:r>
-        <w:rPr>
-          <w:lang w:val="zh_TW" w:bidi="zh_TW"/>
-        </w:rPr>
-        <w:t>）。保羅說：「</w:t>
-      </w:r>
-      <w:r>
-        <w:rPr>
-          <w:lang w:val="zh_TW" w:bidi="zh_TW"/>
-        </w:rPr>
-        <w:t>因為那日子以前，必有離道反教的事，並有那大罪人，就是沉淪之子，顯露出來</w:t>
-      </w:r>
-      <w:r>
-        <w:rPr>
-          <w:lang w:val="zh_TW" w:bidi="zh_TW"/>
-        </w:rPr>
-        <w:t>」（</w:t>
-      </w:r>
-      <w:hyperlink r:id="rId38">
-        <w:r>
-          <w:rPr>
-            <w:lang w:val="zh_TW" w:bidi="zh_TW"/>
-          </w:rPr>
-          <w:rPr>
-            <w:color w:val="0000EE"/>
-            <w:u w:val="single"/>
-          </w:rPr>
-          <w:t>帖後2:3</w:t>
-        </w:r>
-      </w:hyperlink>
-      <w:r>
-        <w:rPr>
-          <w:lang w:val="zh_TW" w:bidi="zh_TW"/>
-        </w:rPr>
-        <w:t>）。</w:t>
-      </w:r>
-    </w:p>
-    <w:p>
-      <w:pPr/>
-      <w:r>
-        <w:rPr>
-          <w:lang w:val="zh_TW" w:bidi="zh_TW"/>
-        </w:rPr>
-      </w:r>
-      <w:r>
-        <w:rPr>
-          <w:lang w:val="zh_TW" w:bidi="zh_TW"/>
-        </w:rPr>
-        <w:t>目前，不法的</w:t>
-      </w:r>
-      <w:r>
-        <w:rPr>
-          <w:lang w:val="zh_TW" w:bidi="zh_TW"/>
-        </w:rPr>
-        <w:t>隱意正</w:t>
-      </w:r>
-      <w:r>
-        <w:rPr>
-          <w:lang w:val="zh_TW" w:bidi="zh_TW"/>
-        </w:rPr>
-        <w:t>被</w:t>
-      </w:r>
-      <w:r>
-        <w:rPr>
-          <w:lang w:val="zh_TW" w:bidi="zh_TW"/>
-        </w:rPr>
-        <w:t>攔阻</w:t>
-      </w:r>
-      <w:r>
-        <w:rPr>
-          <w:lang w:val="zh_TW" w:bidi="zh_TW"/>
-        </w:rPr>
-        <w:t>（</w:t>
-      </w:r>
-      <w:hyperlink r:id="rId39">
-        <w:r>
-          <w:rPr>
-            <w:lang w:val="zh_TW" w:bidi="zh_TW"/>
-          </w:rPr>
-          <w:rPr>
-            <w:color w:val="0000EE"/>
-            <w:u w:val="single"/>
-          </w:rPr>
-          <w:t>6–7</w:t>
-        </w:r>
-      </w:hyperlink>
-      <w:r>
-        <w:rPr>
-          <w:lang w:val="zh_TW" w:bidi="zh_TW"/>
-        </w:rPr>
-        <w:t>節）；但在未來——就是在主再來之前，這種</w:t>
-      </w:r>
-      <w:r>
-        <w:rPr>
-          <w:lang w:val="zh_TW" w:bidi="zh_TW"/>
-        </w:rPr>
-        <w:t>攔阻</w:t>
-      </w:r>
-      <w:r>
-        <w:rPr>
-          <w:lang w:val="zh_TW" w:bidi="zh_TW"/>
-        </w:rPr>
-        <w:t>將被解除。換句話說，邪惡將徹底爆發。基督徒必須預備好面對極端邪惡的顯現，這種顯現會伴隨著「</w:t>
-      </w:r>
-      <w:r>
-        <w:rPr>
-          <w:lang w:val="zh_TW" w:bidi="zh_TW"/>
-        </w:rPr>
-        <w:t>一切虛假的奇事</w:t>
-      </w:r>
-      <w:r>
-        <w:rPr>
-          <w:lang w:val="zh_TW" w:bidi="zh_TW"/>
-        </w:rPr>
-        <w:t>」（</w:t>
-      </w:r>
-      <w:hyperlink r:id="rId40">
-        <w:r>
-          <w:rPr>
-            <w:lang w:val="zh_TW" w:bidi="zh_TW"/>
-          </w:rPr>
-          <w:rPr>
-            <w:color w:val="0000EE"/>
-            <w:u w:val="single"/>
-          </w:rPr>
-          <w:t>9</w:t>
-        </w:r>
-      </w:hyperlink>
-      <w:r>
-        <w:rPr>
-          <w:lang w:val="zh_TW" w:bidi="zh_TW"/>
-        </w:rPr>
-        <w:t>節），許多人將因此被欺騙。基督的再來將帶來邪惡的終結，並審判那些敵擋真理、樂於不義之人。</w:t>
-      </w:r>
-    </w:p>
-    <w:p>
-      <w:pPr>
-        <w:pStyle w:val="Heading4"/>
-      </w:pPr>
-      <w:r>
-        <w:rPr>
-          <w:lang w:val="zh_TW" w:bidi="zh_TW"/>
-        </w:rPr>
-        <w:t>更新的感恩、鼓勵和禱告（</w:t>
-      </w:r>
-      <w:hyperlink r:id="rId41">
-        <w:r>
-          <w:rPr>
-            <w:lang w:val="zh_TW" w:bidi="zh_TW"/>
-          </w:rPr>
-          <w:rPr>
-            <w:color w:val="0000EE"/>
-            <w:u w:val="single"/>
-          </w:rPr>
-          <w:t>2:13–3:5</w:t>
-        </w:r>
-      </w:hyperlink>
-      <w:r>
-        <w:rPr>
-          <w:lang w:val="zh_TW" w:bidi="zh_TW"/>
-        </w:rPr>
-        <w:t>）</w:t>
-      </w:r>
-    </w:p>
-    <w:p>
-      <w:pPr/>
-      <w:r>
-        <w:rPr>
-          <w:lang w:val="zh_TW" w:bidi="zh_TW"/>
-        </w:rPr>
-      </w:r>
-      <w:r>
-        <w:rPr>
-          <w:lang w:val="zh_TW" w:bidi="zh_TW"/>
-        </w:rPr>
-        <w:t>保羅討論邪惡力量對人們生活的影響之後，他感謝神的靈在帖撒羅尼迦基督徒生活中工作。他勉勵他們持守自己所教導的一切，無論是親身教導還是以書信傳遞的信息。保羅的禱告是求這位賜安慰與盼望的神，使他們在一切善行與</w:t>
-      </w:r>
-      <w:r>
-        <w:rPr>
-          <w:lang w:val="zh_TW" w:bidi="zh_TW"/>
-        </w:rPr>
-        <w:t>善言</w:t>
-      </w:r>
-      <w:r>
-        <w:rPr>
-          <w:lang w:val="zh_TW" w:bidi="zh_TW"/>
-        </w:rPr>
-        <w:t>上</w:t>
-      </w:r>
-      <w:r>
-        <w:rPr>
-          <w:lang w:val="zh_TW" w:bidi="zh_TW"/>
-        </w:rPr>
-        <w:t>堅固</w:t>
-      </w:r>
-      <w:r>
-        <w:rPr>
-          <w:lang w:val="zh_TW" w:bidi="zh_TW"/>
-        </w:rPr>
-        <w:t>他們。他也表達自己需要他們的禱告，希望神能繼續使他所傳講的道興旺，並保守他脫離惡人的手。又求神保守帖撒羅尼迦的基督徒，讓他們可以確信神的信實。保羅為他們禱告，願他們在所學之道上堅定不移，被引導進入神的愛與基督所賜的忍耐之中。</w:t>
-      </w:r>
-    </w:p>
-    <w:p>
-      <w:pPr>
-        <w:pStyle w:val="Heading4"/>
-      </w:pPr>
-      <w:r>
-        <w:rPr>
-          <w:b/>
-          <w:lang w:val="zh_TW" w:bidi="zh_TW"/>
-        </w:rPr>
-        <w:t>警告不守規矩與懶惰的人</w:t>
-      </w:r>
-      <w:r>
-        <w:rPr>
-          <w:lang w:val="zh_TW" w:bidi="zh_TW"/>
-        </w:rPr>
-        <w:t>（</w:t>
-      </w:r>
-      <w:hyperlink r:id="rId42">
-        <w:r>
-          <w:rPr>
-            <w:lang w:val="zh_TW" w:bidi="zh_TW"/>
-          </w:rPr>
-          <w:rPr>
-            <w:color w:val="0000EE"/>
-            <w:u w:val="single"/>
-          </w:rPr>
-          <w:t>3:6–15</w:t>
-        </w:r>
-      </w:hyperlink>
-      <w:r>
-        <w:rPr>
-          <w:lang w:val="zh_TW" w:bidi="zh_TW"/>
-        </w:rPr>
-        <w:t>）</w:t>
-      </w:r>
-    </w:p>
-    <w:p>
-      <w:pPr/>
-      <w:r>
-        <w:rPr>
-          <w:lang w:val="zh_TW" w:bidi="zh_TW"/>
-        </w:rPr>
-      </w:r>
-      <w:r>
-        <w:rPr>
-          <w:lang w:val="zh_TW" w:bidi="zh_TW"/>
-        </w:rPr>
-        <w:t>保羅寫作的另一個特別目的，是強調基督徒的生活不應懶惰。他不僅這樣教導，也以自己的生活作為榜樣。基督徒應該「</w:t>
-      </w:r>
-      <w:r>
-        <w:rPr>
-          <w:lang w:val="zh_TW" w:bidi="zh_TW"/>
-        </w:rPr>
-        <w:t>安靜做工，吃自己的飯」</w:t>
-      </w:r>
-      <w:r>
-        <w:rPr>
-          <w:lang w:val="zh_TW" w:bidi="zh_TW"/>
-        </w:rPr>
-        <w:t>，並且「</w:t>
-      </w:r>
-      <w:r>
-        <w:rPr>
-          <w:lang w:val="zh_TW" w:bidi="zh_TW"/>
-        </w:rPr>
-        <w:t>行善不可喪志</w:t>
-      </w:r>
-      <w:r>
-        <w:rPr>
-          <w:lang w:val="zh_TW" w:bidi="zh_TW"/>
-        </w:rPr>
-        <w:t>」（</w:t>
-      </w:r>
-      <w:hyperlink r:id="rId43">
-        <w:r>
-          <w:rPr>
-            <w:lang w:val="zh_TW" w:bidi="zh_TW"/>
-          </w:rPr>
-          <w:rPr>
-            <w:color w:val="0000EE"/>
-            <w:u w:val="single"/>
-          </w:rPr>
-          <w:t>12–13</w:t>
-        </w:r>
-      </w:hyperlink>
-      <w:r>
-        <w:rPr>
-          <w:lang w:val="zh_TW" w:bidi="zh_TW"/>
-        </w:rPr>
-        <w:t>節）。基督徒不應與拒絕這教導的人來往，但應當以弟兄的身份勸戒，而不是將他們視為敵人。</w:t>
-      </w:r>
-    </w:p>
-    <w:p>
-      <w:pPr>
-        <w:pStyle w:val="Heading4"/>
-      </w:pPr>
-      <w:r>
-        <w:rPr>
-          <w:lang w:val="zh_TW" w:bidi="zh_TW"/>
-        </w:rPr>
-        <w:t>結論（</w:t>
-      </w:r>
-      <w:hyperlink r:id="rId44">
-        <w:r>
-          <w:rPr>
-            <w:lang w:val="zh_TW" w:bidi="zh_TW"/>
-          </w:rPr>
-          <w:rPr>
-            <w:color w:val="0000EE"/>
-            <w:u w:val="single"/>
-          </w:rPr>
-          <w:t>3:16–18</w:t>
-        </w:r>
-      </w:hyperlink>
-      <w:r>
-        <w:rPr>
-          <w:lang w:val="zh_TW" w:bidi="zh_TW"/>
-        </w:rPr>
-        <w:t>）</w:t>
-      </w:r>
-    </w:p>
-    <w:p>
-      <w:pPr/>
-      <w:r>
-        <w:rPr>
-          <w:lang w:val="zh_TW" w:bidi="zh_TW"/>
-        </w:rPr>
-      </w:r>
-      <w:r>
-        <w:rPr>
-          <w:lang w:val="zh_TW" w:bidi="zh_TW"/>
-        </w:rPr>
-        <w:t>保羅以禱告求恩典與平安，並親筆署名，為書信畫下句點。他在第</w:t>
-      </w:r>
-      <w:hyperlink r:id="rId14">
-        <w:r>
-          <w:rPr>
-            <w:lang w:val="zh_TW" w:bidi="zh_TW"/>
-          </w:rPr>
-          <w:rPr>
-            <w:color w:val="0000EE"/>
-            <w:u w:val="single"/>
-          </w:rPr>
-          <w:t>17</w:t>
-        </w:r>
-      </w:hyperlink>
-      <w:r>
-        <w:rPr>
-          <w:lang w:val="zh_TW" w:bidi="zh_TW"/>
-        </w:rPr>
-        <w:t>節提到親筆寫信，這很可能是指在此之前，他一直由他人代筆，而這最後的部分則由他親自寫下（參</w:t>
-      </w:r>
-      <w:hyperlink r:id="rId45">
-        <w:r>
-          <w:rPr>
-            <w:lang w:val="zh_TW" w:bidi="zh_TW"/>
-          </w:rPr>
-          <w:rPr>
-            <w:color w:val="0000EE"/>
-            <w:u w:val="single"/>
-          </w:rPr>
-          <w:t>林前16:21</w:t>
-        </w:r>
-      </w:hyperlink>
-      <w:r>
-        <w:rPr>
-          <w:lang w:val="zh_TW" w:bidi="zh_TW"/>
-        </w:rPr>
-        <w:t>；</w:t>
-      </w:r>
-      <w:hyperlink r:id="rId46">
-        <w:r>
-          <w:rPr>
-            <w:lang w:val="zh_TW" w:bidi="zh_TW"/>
-          </w:rPr>
-          <w:rPr>
-            <w:color w:val="0000EE"/>
-            <w:u w:val="single"/>
-          </w:rPr>
-          <w:t>西4:18</w:t>
-        </w:r>
-      </w:hyperlink>
-      <w:r>
-        <w:rPr>
-          <w:lang w:val="zh_TW" w:bidi="zh_TW"/>
-        </w:rPr>
-        <w:t>）。</w:t>
-      </w:r>
-    </w:p>
-    <w:p>
-      <w:pPr/>
-      <w:r>
-        <w:rPr>
-          <w:lang w:val="zh_TW" w:bidi="zh_TW"/>
-        </w:rPr>
-      </w:r>
-      <w:r>
-        <w:rPr>
-          <w:i/>
-          <w:lang w:val="zh_TW" w:bidi="zh_TW"/>
-        </w:rPr>
-        <w:t>另見</w:t>
-      </w:r>
-      <w:r>
-        <w:rPr>
-          <w:lang w:val="zh_TW" w:bidi="zh_TW"/>
-        </w:rPr>
-        <w:t xml:space="preserve"> </w:t>
-      </w:r>
-      <w:r>
-        <w:rPr>
-          <w:lang w:val="zh_TW" w:bidi="zh_TW"/>
-        </w:rPr>
-        <w:t>末世論</w:t>
-      </w:r>
-      <w:r>
-        <w:rPr>
-          <w:lang w:val="zh_TW" w:bidi="zh_TW"/>
-        </w:rPr>
-        <w:t>，</w:t>
-      </w:r>
-      <w:r>
-        <w:rPr>
-          <w:lang w:val="zh_TW" w:bidi="zh_TW"/>
-        </w:rPr>
-        <w:t>使徒保羅</w:t>
-      </w:r>
-      <w:r>
-        <w:rPr>
-          <w:lang w:val="zh_TW" w:bidi="zh_TW"/>
-        </w:rPr>
-        <w:t>，</w:t>
-      </w:r>
-      <w:r>
-        <w:rPr>
-          <w:lang w:val="zh_TW" w:bidi="zh_TW"/>
-        </w:rPr>
-        <w:t>基督的再來</w:t>
-      </w:r>
-      <w:r>
-        <w:rPr>
-          <w:lang w:val="zh_TW" w:bidi="zh_TW"/>
-        </w:rPr>
-        <w:t>，</w:t>
-      </w:r>
-      <w:r>
-        <w:rPr>
-          <w:lang w:val="zh_TW" w:bidi="zh_TW"/>
-        </w:rPr>
-        <w:t>帖撒羅尼迦前書</w:t>
-      </w:r>
-      <w:r>
-        <w:rPr>
-          <w:lang w:val="zh_TW" w:bidi="zh_TW"/>
-        </w:rPr>
-        <w:t>，</w:t>
-      </w:r>
-      <w:r>
-        <w:rPr>
-          <w:lang w:val="zh_TW" w:bidi="zh_TW"/>
-        </w:rPr>
-        <w:t>帖撒羅尼迦</w:t>
+      <w:r>
+        <w:rPr>
+          <w:lang w:val="zh_TW" w:bidi="zh_TW"/>
+        </w:rPr>
+        <w:t>撒馬利亞</w:t>
       </w:r>
       <w:r>
         <w:rPr>
@@ -3736,6 +6237,18 @@
     <w:abstractNumId w:val="11"/>
   </w:num>
   <w:num w:numId="14">
+    <w:abstractNumId w:val="3"/>
+    <w:lvlOverride w:ilvl="0">
+      <w:startOverride w:val="1"/>
+    </w:lvlOverride>
+  </w:num>
+  <w:num w:numId="15">
+    <w:abstractNumId w:val="3"/>
+    <w:lvlOverride w:ilvl="0">
+      <w:startOverride w:val="1"/>
+    </w:lvlOverride>
+  </w:num>
+  <w:num w:numId="16">
     <w:abstractNumId w:val="3"/>
     <w:lvlOverride w:ilvl="0">
       <w:startOverride w:val="1"/>

--- a/zht/docx/113.content.docx
+++ b/zht/docx/113.content.docx
@@ -19,7 +19,7 @@
         <w:rPr>
           <w:lang w:val="zh_TW" w:bidi="zh_TW"/>
         </w:rPr>
-        <w:t>Resource: 聖經詞典 (Tyndale)</w:t>
+        <w:t>Resource: Tyndale Open Bible Dictionary</w:t>
       </w:r>
       <w:r>
         <w:rPr>
@@ -112,7 +112,7 @@
         <w:rPr>
           <w:lang w:val="zh_TW" w:bidi="zh_TW"/>
         </w:rPr>
-        <w:t>聖經詞典 (Tyndale)</w:t>
+        <w:t>Tyndale Open Bible Dictionary</w:t>
       </w:r>
     </w:p>
     <w:p>
@@ -149,7 +149,7 @@
         <w:rPr>
           <w:lang w:val="zh_TW" w:bidi="zh_TW"/>
         </w:rPr>
-        <w:t>sa</w:t>
+        <w:t>ren</w:t>
       </w:r>
       <w:r>
         <w:rPr>
@@ -212,7 +212,7 @@
         <w:rPr>
           <w:lang w:val="zh_TW" w:bidi="zh_TW"/>
         </w:rPr>
-        <w:t>撒但</w:t>
+        <w:t>人</w:t>
       </w:r>
       <w:r>
         <w:rPr>
@@ -231,7 +231,21 @@
         <w:rPr>
           <w:lang w:val="zh_TW" w:bidi="zh_TW"/>
         </w:rPr>
-        <w:t>一個與神為敵的靈體。撒但試圖阻止神的計劃，並引誘神的子民叛逆神。</w:t>
+        <w:t>人類，不論是男性或女性。</w:t>
+      </w:r>
+    </w:p>
+    <w:p>
+      <w:pPr/>
+      <w:r>
+        <w:rPr>
+          <w:lang w:val="zh_TW" w:bidi="zh_TW"/>
+        </w:rPr>
+      </w:r>
+      <w:r>
+        <w:rPr>
+          <w:lang w:val="zh_TW" w:bidi="zh_TW"/>
+        </w:rPr>
+        <w:t>聖經對人的教導，始於對神正確的認識。聖經人論（anthropology，即對人的研究）的核心，是建基於高舉的神學（即對神的研究）脈絡之中。人若對神有崇高而敬虔的認識，就會肯定人的尊貴和尊嚴，相反，若對神的概念膚淺，就往往導致對人的觀點偏差。因此，人可能被看得比應有的更為重要，或比聖經所啟示的更不重要。這兩種看法都是不合乎聖經的。探討人的學問（本文中「人」一詞是包括男女在內的人類）的起點，必須從認識神——人的創造主開始。</w:t>
       </w:r>
     </w:p>
     <w:p>
@@ -242,7 +256,7 @@
         <w:rPr>
           <w:lang w:val="zh_TW" w:bidi="zh_TW"/>
         </w:rPr>
-        <w:t>舊約中的撒但</w:t>
+        <w:t>人的起源</w:t>
       </w:r>
     </w:p>
     <w:p>
@@ -256,7 +270,7 @@
         <w:rPr>
           <w:lang w:val="zh_TW" w:bidi="zh_TW"/>
         </w:rPr>
-        <w:t>舊約很少提及撒但。牠被描述為一個天使，扮演天上控告者的角色（指控他人的人；</w:t>
+        <w:t>與自然主義（naturalistic）、唯物論（materialistic）的起源理論相對，聖經的觀點首先宣告永恆的神創造了人，而人是一切受造物中最重要的。人無須拘泥於某種特定的時序，來理解神創造人的工作。有些基督徒相信，聖經在</w:t>
       </w:r>
       <w:hyperlink r:id="rId13">
         <w:r>
@@ -267,9 +281,15 @@
             <w:color w:val="0000EE"/>
             <w:u w:val="single"/>
           </w:rPr>
-          <w:t>伯1:6–12，</w:t>
-        </w:r>
-      </w:hyperlink>
+          <w:t>創世記一章</w:t>
+        </w:r>
+      </w:hyperlink>
+      <w:r>
+        <w:rPr>
+          <w:lang w:val="zh_TW" w:bidi="zh_TW"/>
+        </w:rPr>
+        <w:t>中所呈現的是一個封閉的年表──六個實際的24小時日子（參</w:t>
+      </w:r>
       <w:hyperlink r:id="rId14">
         <w:r>
           <w:rPr>
@@ -279,9 +299,28 @@
             <w:color w:val="0000EE"/>
             <w:u w:val="single"/>
           </w:rPr>
-          <w:t>2:1–7；</w:t>
-        </w:r>
-      </w:hyperlink>
+          <w:t>創1:5、8、13</w:t>
+        </w:r>
+      </w:hyperlink>
+      <w:r>
+        <w:rPr>
+          <w:lang w:val="zh_TW" w:bidi="zh_TW"/>
+        </w:rPr>
+        <w:t>等）；而人在其中驚人且突然出現，可能只是約6000年前的事（參跟大主教詹姆士‧烏社爾〔James Ussher〕的編年史〔</w:t>
+      </w:r>
+      <w:r>
+        <w:rPr>
+          <w:i/>
+          <w:lang w:val="zh_TW" w:bidi="zh_TW"/>
+        </w:rPr>
+        <w:t>Annales，</w:t>
+      </w:r>
+      <w:r>
+        <w:rPr>
+          <w:lang w:val="zh_TW" w:bidi="zh_TW"/>
+        </w:rPr>
+        <w:t xml:space="preserve"> 1650–58年〕相關，但不限於這著作的年表）。另一些持這種普遍觀點的人（有時稱為創造科學〔creation science〕），則對</w:t>
+      </w:r>
       <w:hyperlink r:id="rId15">
         <w:r>
           <w:rPr>
@@ -291,14 +330,32 @@
             <w:color w:val="0000EE"/>
             <w:u w:val="single"/>
           </w:rPr>
-          <w:t>亞3:1–2</w:t>
-        </w:r>
-      </w:hyperlink>
-      <w:r>
-        <w:rPr>
-          <w:lang w:val="zh_TW" w:bidi="zh_TW"/>
-        </w:rPr>
-        <w:t>）。在這裡，撒但被稱為「撒但」或「控告者」，並無跡象顯示此天使是邪惡的。</w:t>
+          <w:t>創世記五</w:t>
+        </w:r>
+      </w:hyperlink>
+      <w:r>
+        <w:rPr>
+          <w:lang w:val="zh_TW" w:bidi="zh_TW"/>
+        </w:rPr>
+        <w:t>和</w:t>
+      </w:r>
+      <w:hyperlink r:id="rId16">
+        <w:r>
+          <w:rPr>
+            <w:lang w:val="zh_TW" w:bidi="zh_TW"/>
+          </w:rPr>
+          <w:rPr>
+            <w:color w:val="0000EE"/>
+            <w:u w:val="single"/>
+          </w:rPr>
+          <w:t>十一章</w:t>
+        </w:r>
+      </w:hyperlink>
+      <w:r>
+        <w:rPr>
+          <w:lang w:val="zh_TW" w:bidi="zh_TW"/>
+        </w:rPr>
+        <w:t>的年表抱持較為彈性的看法，把人的創造時間推算至約10000年前。</w:t>
       </w:r>
     </w:p>
     <w:p>
@@ -312,25 +369,25 @@
         <w:rPr>
           <w:lang w:val="zh_TW" w:bidi="zh_TW"/>
         </w:rPr>
-        <w:t>在舊約的後期，「撒但」的形象開始轉變為試探者。在</w:t>
-      </w:r>
-      <w:hyperlink r:id="rId16">
-        <w:r>
-          <w:rPr>
-            <w:lang w:val="zh_TW" w:bidi="zh_TW"/>
-          </w:rPr>
-          <w:rPr>
-            <w:color w:val="0000EE"/>
-            <w:u w:val="single"/>
-          </w:rPr>
-          <w:t>歷代志上二十一章1節</w:t>
-        </w:r>
-      </w:hyperlink>
-      <w:r>
-        <w:rPr>
-          <w:lang w:val="zh_TW" w:bidi="zh_TW"/>
-        </w:rPr>
-        <w:t>中，撒但首次以名字出現，並被描繪為一位邪惡的角色，重新敘述了</w:t>
+        <w:t>另一些人認為，</w:t>
+      </w:r>
+      <w:hyperlink r:id="rId13">
+        <w:r>
+          <w:rPr>
+            <w:lang w:val="zh_TW" w:bidi="zh_TW"/>
+          </w:rPr>
+          <w:rPr>
+            <w:color w:val="0000EE"/>
+            <w:u w:val="single"/>
+          </w:rPr>
+          <w:t>創世記一</w:t>
+        </w:r>
+      </w:hyperlink>
+      <w:r>
+        <w:rPr>
+          <w:lang w:val="zh_TW" w:bidi="zh_TW"/>
+        </w:rPr>
+        <w:t>和</w:t>
       </w:r>
       <w:hyperlink r:id="rId17">
         <w:r>
@@ -341,14 +398,119 @@
             <w:color w:val="0000EE"/>
             <w:u w:val="single"/>
           </w:rPr>
-          <w:t>撒母耳記下二十四章1節</w:t>
-        </w:r>
-      </w:hyperlink>
-      <w:r>
-        <w:rPr>
-          <w:lang w:val="zh_TW" w:bidi="zh_TW"/>
-        </w:rPr>
-        <w:t>的故事。然而，舊約本身並未完整建立撒但的概念，而是為後來的教義奠定了基礎。有人認為</w:t>
+          <w:t>二章</w:t>
+        </w:r>
+      </w:hyperlink>
+      <w:r>
+        <w:rPr>
+          <w:lang w:val="zh_TW" w:bidi="zh_TW"/>
+        </w:rPr>
+        <w:t>的經文可以從更廣闊的角度解釋，認為人的創造可追溯至極其遙遠的古代（甚至延伸至數百萬年前）。他們主張，在神的掌管與引導之下，該創造的過程可能在神的創造工作中扮演重要角色。這種觀點最合適的名稱是漸進創造論（progressive creationism），它與有神進化論（theistic evolution）相對，有神進化論通常認為神只是啟動了過程，而在過程展開之後，神幾乎不再介入。漸進創造論則認為，</w:t>
+      </w:r>
+      <w:hyperlink r:id="rId13">
+        <w:r>
+          <w:rPr>
+            <w:lang w:val="zh_TW" w:bidi="zh_TW"/>
+          </w:rPr>
+          <w:rPr>
+            <w:color w:val="0000EE"/>
+            <w:u w:val="single"/>
+          </w:rPr>
+          <w:t>創世記一章</w:t>
+        </w:r>
+      </w:hyperlink>
+      <w:r>
+        <w:rPr>
+          <w:lang w:val="zh_TW" w:bidi="zh_TW"/>
+        </w:rPr>
+        <w:t>中的希伯來文「日」（</w:t>
+      </w:r>
+      <w:r>
+        <w:rPr>
+          <w:i/>
+          <w:lang w:val="zh_TW" w:bidi="zh_TW"/>
+        </w:rPr>
+        <w:t>yom</w:t>
+      </w:r>
+      <w:r>
+        <w:rPr>
+          <w:lang w:val="zh_TW" w:bidi="zh_TW"/>
+        </w:rPr>
+        <w:t>）可以指一段延長的時間（例：「日代（day-age）」理論）；因此，「有晚上，有早晨，是第x日」這樣的措辭，可能是一種文學手法，用來展現神創造工作的場景，在時間歷程中逐步推進。</w:t>
+      </w:r>
+    </w:p>
+    <w:p>
+      <w:pPr/>
+      <w:r>
+        <w:rPr>
+          <w:lang w:val="zh_TW" w:bidi="zh_TW"/>
+        </w:rPr>
+      </w:r>
+      <w:r>
+        <w:rPr>
+          <w:lang w:val="zh_TW" w:bidi="zh_TW"/>
+        </w:rPr>
+        <w:t>許多基督徒在人的起源問題上，立場介乎於保守的年代觀與廣泛的年代觀之間。然而，不論個人傾向如何，若要以聖經的方式思考人，就必須承認神在創造人這件事上的創意作為。信心的本質始於這句話：「我信神，全能的父，是創造天地的主。」</w:t>
+      </w:r>
+    </w:p>
+    <w:p>
+      <w:pPr/>
+      <w:r>
+        <w:rPr>
+          <w:lang w:val="zh_TW" w:bidi="zh_TW"/>
+        </w:rPr>
+      </w:r>
+      <w:r>
+        <w:rPr>
+          <w:lang w:val="zh_TW" w:bidi="zh_TW"/>
+        </w:rPr>
+        <w:t>人不僅是神的創造，也是祂創造工作的巔峰。遠在現代精密科學出現之前，古人已經注意到人類在解剖學上的構造與動物界的成員相似。然而，儘管有這些相似之處，聖經的觀點從不把人與動物放在同一層次──人是獨特的，是神創造工作的高峰，是祂巧手工藝的極致。</w:t>
+      </w:r>
+      <w:hyperlink r:id="rId13">
+        <w:r>
+          <w:rPr>
+            <w:lang w:val="zh_TW" w:bidi="zh_TW"/>
+          </w:rPr>
+          <w:rPr>
+            <w:color w:val="0000EE"/>
+            <w:u w:val="single"/>
+          </w:rPr>
+          <w:t>創世記一章</w:t>
+        </w:r>
+      </w:hyperlink>
+      <w:r>
+        <w:rPr>
+          <w:lang w:val="zh_TW" w:bidi="zh_TW"/>
+        </w:rPr>
+        <w:t>的受造次序，本身就是漸進且逐步提升的；神一切的創造工作，最終以祂創造人類為高峰。</w:t>
+      </w:r>
+    </w:p>
+    <w:p>
+      <w:pPr/>
+      <w:r>
+        <w:rPr>
+          <w:lang w:val="zh_TW" w:bidi="zh_TW"/>
+        </w:rPr>
+      </w:r>
+      <w:r>
+        <w:rPr>
+          <w:lang w:val="zh_TW" w:bidi="zh_TW"/>
+        </w:rPr>
+        <w:t>人的獨特行為特徵包括語言、工具製造與文化。人的獨特經驗特徵則包括反思的自覺、倫理的關懷、審美的追求、歷史的意識，以及形而上層面的關切。這些因素無論單獨存在或綜合起來，都使人有別於其它形式的動物生命。人遠遠不僅是某些現代進化論所說的「裸猿（naked ape）」。然而，單靠社會學並不足以解釋人的全貌本質，這正是神的啟示所要揭示的主題。</w:t>
+      </w:r>
+    </w:p>
+    <w:p>
+      <w:pPr/>
+      <w:r>
+        <w:rPr>
+          <w:lang w:val="zh_TW" w:bidi="zh_TW"/>
+        </w:rPr>
+      </w:r>
+      <w:r>
+        <w:rPr>
+          <w:lang w:val="zh_TW" w:bidi="zh_TW"/>
+        </w:rPr>
+        <w:t>雖然人與神的受造物之間有連續性（從</w:t>
       </w:r>
       <w:hyperlink r:id="rId18">
         <w:r>
@@ -359,14 +521,280 @@
             <w:color w:val="0000EE"/>
             <w:u w:val="single"/>
           </w:rPr>
-          <w:t>以賽亞書十四章12節</w:t>
-        </w:r>
-      </w:hyperlink>
-      <w:r>
-        <w:rPr>
-          <w:lang w:val="zh_TW" w:bidi="zh_TW"/>
-        </w:rPr>
-        <w:t>中的「明亮之星」指的是撒但，但實際上是指巴比倫王。</w:t>
+          <w:t>創2:7</w:t>
+        </w:r>
+      </w:hyperlink>
+      <w:r>
+        <w:rPr>
+          <w:lang w:val="zh_TW" w:bidi="zh_TW"/>
+        </w:rPr>
+        <w:t>所說「用地上的塵土造」可見一斑），但人同時又與先前一切受造物不同，因為神向他吹入生命的氣息，他就成了有靈的活人（</w:t>
+      </w:r>
+      <w:hyperlink r:id="rId18">
+        <w:r>
+          <w:rPr>
+            <w:lang w:val="zh_TW" w:bidi="zh_TW"/>
+          </w:rPr>
+          <w:rPr>
+            <w:color w:val="0000EE"/>
+            <w:u w:val="single"/>
+          </w:rPr>
+          <w:t>2:7</w:t>
+        </w:r>
+      </w:hyperlink>
+      <w:r>
+        <w:rPr>
+          <w:lang w:val="zh_TW" w:bidi="zh_TW"/>
+        </w:rPr>
+        <w:t>）。人是由神照著祂的形像，造成男和女（</w:t>
+      </w:r>
+      <w:hyperlink r:id="rId19">
+        <w:r>
+          <w:rPr>
+            <w:lang w:val="zh_TW" w:bidi="zh_TW"/>
+          </w:rPr>
+          <w:rPr>
+            <w:color w:val="0000EE"/>
+            <w:u w:val="single"/>
+          </w:rPr>
+          <w:t>1:27</w:t>
+        </w:r>
+      </w:hyperlink>
+      <w:r>
+        <w:rPr>
+          <w:lang w:val="zh_TW" w:bidi="zh_TW"/>
+        </w:rPr>
+        <w:t>），意味著凡是一般論及人的說話，都必須同時適用於男人和女人；而「何為人」的最準確描繪，乃在男人和女人同在的關係之中，才能完全顯明。生養眾多與治理全地的命令，是神交付給兩性共同承擔的責任。同樣，是男人和女人一同背叛神，他們要在墮落世界中承擔始祖犯罪的後果；而基督來要救贖的，也是男人和女人（參</w:t>
+      </w:r>
+      <w:hyperlink r:id="rId20">
+        <w:r>
+          <w:rPr>
+            <w:lang w:val="zh_TW" w:bidi="zh_TW"/>
+          </w:rPr>
+          <w:rPr>
+            <w:color w:val="0000EE"/>
+            <w:u w:val="single"/>
+          </w:rPr>
+          <w:t>加3:28</w:t>
+        </w:r>
+      </w:hyperlink>
+      <w:r>
+        <w:rPr>
+          <w:lang w:val="zh_TW" w:bidi="zh_TW"/>
+        </w:rPr>
+        <w:t>）。同時，「男性」與「女性」這兩個詞語確實表示真實的區別。許多被人視為性別差異的現象，可能是文化造成的，但在男性（希伯來文zakar</w:t>
+      </w:r>
+      <w:r>
+        <w:rPr>
+          <w:i/>
+          <w:lang w:val="zh_TW" w:bidi="zh_TW"/>
+        </w:rPr>
+        <w:t>，</w:t>
+      </w:r>
+      <w:r>
+        <w:rPr>
+          <w:lang w:val="zh_TW" w:bidi="zh_TW"/>
+        </w:rPr>
+        <w:t>意即「刺透者」）和女性（希伯來文neqeba</w:t>
+      </w:r>
+      <w:r>
+        <w:rPr>
+          <w:i/>
+          <w:lang w:val="zh_TW" w:bidi="zh_TW"/>
+        </w:rPr>
+        <w:t>，</w:t>
+      </w:r>
+      <w:r>
+        <w:rPr>
+          <w:lang w:val="zh_TW" w:bidi="zh_TW"/>
+        </w:rPr>
+        <w:t>意即「被刺透者」）之間最根本的性別差異，則是出於神的設計。只有男與女二者同在，才能完整展現神的形像（見</w:t>
+      </w:r>
+      <w:hyperlink r:id="rId19">
+        <w:r>
+          <w:rPr>
+            <w:lang w:val="zh_TW" w:bidi="zh_TW"/>
+          </w:rPr>
+          <w:rPr>
+            <w:color w:val="0000EE"/>
+            <w:u w:val="single"/>
+          </w:rPr>
+          <w:t>創1:27</w:t>
+        </w:r>
+      </w:hyperlink>
+      <w:r>
+        <w:rPr>
+          <w:lang w:val="zh_TW" w:bidi="zh_TW"/>
+        </w:rPr>
+        <w:t>）。</w:t>
+      </w:r>
+    </w:p>
+    <w:p>
+      <w:pPr/>
+      <w:r>
+        <w:rPr>
+          <w:lang w:val="zh_TW" w:bidi="zh_TW"/>
+        </w:rPr>
+      </w:r>
+      <w:r>
+        <w:rPr>
+          <w:lang w:val="zh_TW" w:bidi="zh_TW"/>
+        </w:rPr>
+        <w:t>的確，有關人的聖經論述中，最令人驚嘆的宣告，就是神照著祂的形像造人。對其它任何受造物，甚至天使，都沒有這樣的說法。</w:t>
+      </w:r>
+      <w:hyperlink r:id="rId21">
+        <w:r>
+          <w:rPr>
+            <w:lang w:val="zh_TW" w:bidi="zh_TW"/>
+          </w:rPr>
+          <w:rPr>
+            <w:color w:val="0000EE"/>
+            <w:u w:val="single"/>
+          </w:rPr>
+          <w:t>創世記一章26至28節</w:t>
+        </w:r>
+      </w:hyperlink>
+      <w:r>
+        <w:rPr>
+          <w:lang w:val="zh_TW" w:bidi="zh_TW"/>
+        </w:rPr>
+        <w:t>所說的「照著他的形像」，正是</w:t>
+      </w:r>
+      <w:hyperlink r:id="rId22">
+        <w:r>
+          <w:rPr>
+            <w:lang w:val="zh_TW" w:bidi="zh_TW"/>
+          </w:rPr>
+          <w:rPr>
+            <w:color w:val="0000EE"/>
+            <w:u w:val="single"/>
+          </w:rPr>
+          <w:t>詩篇八篇5節</w:t>
+        </w:r>
+      </w:hyperlink>
+      <w:r>
+        <w:rPr>
+          <w:lang w:val="zh_TW" w:bidi="zh_TW"/>
+        </w:rPr>
+        <w:t>中詩人轉述的基礎：「你叫他比神微小一點」（直譯；七十士譯本則譯為「比天使微小一點」）。「神的形像」這個片語的意義一直是許多辯論的主題。有些人認為這個片語是指神的物理形像，但這點值得懷疑，因為神是靈（參</w:t>
+      </w:r>
+      <w:hyperlink r:id="rId23">
+        <w:r>
+          <w:rPr>
+            <w:lang w:val="zh_TW" w:bidi="zh_TW"/>
+          </w:rPr>
+          <w:rPr>
+            <w:color w:val="0000EE"/>
+            <w:u w:val="single"/>
+          </w:rPr>
+          <w:t>約4:24</w:t>
+        </w:r>
+      </w:hyperlink>
+      <w:r>
+        <w:rPr>
+          <w:lang w:val="zh_TW" w:bidi="zh_TW"/>
+        </w:rPr>
+        <w:t>）。其他人認為這個片語指的是人的人格（personhood），這與神的位格（personality）相對應（具有智力、感情和意志）。這些人的特質可能存在於神的形像中；然而，這些人格層面的不同面向，也同樣存在於動物界的其它成員之中，並非人所獨有。</w:t>
+      </w:r>
+    </w:p>
+    <w:p>
+      <w:pPr/>
+      <w:r>
+        <w:rPr>
+          <w:lang w:val="zh_TW" w:bidi="zh_TW"/>
+        </w:rPr>
+      </w:r>
+      <w:r>
+        <w:rPr>
+          <w:lang w:val="zh_TW" w:bidi="zh_TW"/>
+        </w:rPr>
+        <w:t>「形像」這個詞語的基本意思（希伯來文tselem）是「影子」、「代表」或「相似」。人裡面有神的形像，顯明神對人的價值與尊嚴的看法──人在受造的世界裡作為祂的影子或祂的代表。古代亞述的君王會在遙遠的地區設立自己實體的像，提醒那些容易忘記的人，這些地區仍屬於帝國。同樣，神也把祂自己的影子、祂同在的代表，放在人裡面，安置在祂所造的世界中。</w:t>
+      </w:r>
+    </w:p>
+    <w:p>
+      <w:pPr/>
+      <w:r>
+        <w:rPr>
+          <w:lang w:val="zh_TW" w:bidi="zh_TW"/>
+        </w:rPr>
+      </w:r>
+      <w:r>
+        <w:rPr>
+          <w:lang w:val="zh_TW" w:bidi="zh_TW"/>
+        </w:rPr>
+        <w:t>這種「神的形像在人裡面」的觀點，似乎也得到</w:t>
+      </w:r>
+      <w:hyperlink r:id="rId13">
+        <w:r>
+          <w:rPr>
+            <w:lang w:val="zh_TW" w:bidi="zh_TW"/>
+          </w:rPr>
+          <w:rPr>
+            <w:color w:val="0000EE"/>
+            <w:u w:val="single"/>
+          </w:rPr>
+          <w:t>創世記一章</w:t>
+        </w:r>
+      </w:hyperlink>
+      <w:r>
+        <w:rPr>
+          <w:lang w:val="zh_TW" w:bidi="zh_TW"/>
+        </w:rPr>
+        <w:t>直接上下文的印證。人是照著神的形像造的，要管理神一切其它的受造物（</w:t>
+      </w:r>
+      <w:hyperlink r:id="rId24">
+        <w:r>
+          <w:rPr>
+            <w:lang w:val="zh_TW" w:bidi="zh_TW"/>
+          </w:rPr>
+          <w:rPr>
+            <w:color w:val="0000EE"/>
+            <w:u w:val="single"/>
+          </w:rPr>
+          <w:t>創1:26</w:t>
+        </w:r>
+      </w:hyperlink>
+      <w:r>
+        <w:rPr>
+          <w:lang w:val="zh_TW" w:bidi="zh_TW"/>
+        </w:rPr>
+        <w:t>；另見</w:t>
+      </w:r>
+      <w:hyperlink r:id="rId22">
+        <w:r>
+          <w:rPr>
+            <w:lang w:val="zh_TW" w:bidi="zh_TW"/>
+          </w:rPr>
+          <w:rPr>
+            <w:color w:val="0000EE"/>
+            <w:u w:val="single"/>
+          </w:rPr>
+          <w:t>詩8:5</w:t>
+        </w:r>
+      </w:hyperlink>
+      <w:r>
+        <w:rPr>
+          <w:lang w:val="zh_TW" w:bidi="zh_TW"/>
+        </w:rPr>
+        <w:t>）。進一步說，作為造物主的代表，人應當回應祂。耶穌宣告神是靈，而這宣告的結果，是人要以心靈和誠實敬拜祂（</w:t>
+      </w:r>
+      <w:hyperlink r:id="rId25">
+        <w:r>
+          <w:rPr>
+            <w:lang w:val="zh_TW" w:bidi="zh_TW"/>
+          </w:rPr>
+          <w:rPr>
+            <w:color w:val="0000EE"/>
+            <w:u w:val="single"/>
+          </w:rPr>
+          <w:t>約4:21–24</w:t>
+        </w:r>
+      </w:hyperlink>
+      <w:r>
+        <w:rPr>
+          <w:lang w:val="zh_TW" w:bidi="zh_TW"/>
+        </w:rPr>
+        <w:t>）。</w:t>
       </w:r>
     </w:p>
     <w:p>
@@ -377,7 +805,7 @@
         <w:rPr>
           <w:lang w:val="zh_TW" w:bidi="zh_TW"/>
         </w:rPr>
-        <w:t>撒但在猶太思想中的發展</w:t>
+        <w:t>人的本性</w:t>
       </w:r>
     </w:p>
     <w:p>
@@ -391,215 +819,117 @@
         <w:rPr>
           <w:lang w:val="zh_TW" w:bidi="zh_TW"/>
         </w:rPr>
-        <w:t>在舊約和新約之間的時期，猶太思想進一步發展了撒但的概念。牠被稱為彼列、</w:t>
-      </w:r>
-      <w:r>
-        <w:rPr>
-          <w:lang w:val="zh_TW" w:bidi="zh_TW"/>
-        </w:rPr>
-        <w:t>馬斯泰瑪（</w:t>
-      </w:r>
-      <w:r>
-        <w:rPr>
-          <w:lang w:val="zh_TW" w:bidi="zh_TW"/>
-        </w:rPr>
-        <w:t>Mastema</w:t>
-      </w:r>
-      <w:r>
-        <w:rPr>
-          <w:lang w:val="zh_TW" w:bidi="zh_TW"/>
-        </w:rPr>
-        <w:t>）</w:t>
-      </w:r>
-      <w:r>
-        <w:rPr>
-          <w:lang w:val="zh_TW" w:bidi="zh_TW"/>
-        </w:rPr>
-        <w:t>和撒瑪爾（Sammael），並以三種不同的方式被描述：</w:t>
-      </w:r>
-    </w:p>
-    <w:p>
-      <w:pPr>
-        <w:pStyle w:val="ListNumber"/>
-        <w:numPr>
-          <w:ilvl w:val="0"/>
-          <w:numId w:val="14"/>
-        </w:numPr>
-        <w:spacing w:line="240" w:lineRule="auto"/>
-        <w:ind w:left="720"/>
-      </w:pPr>
-      <w:r>
-        <w:rPr>
-          <w:lang w:val="zh_TW" w:bidi="zh_TW"/>
-        </w:rPr>
-      </w:r>
-      <w:r>
-        <w:rPr>
-          <w:lang w:val="zh_TW" w:bidi="zh_TW"/>
-        </w:rPr>
-        <w:t>舊約中的撒但重新以試探者的形象出現，在神面前控告人，並阻礙神的救贖計劃（</w:t>
-      </w:r>
-      <w:r>
-        <w:rPr>
-          <w:lang w:val="zh_TW" w:bidi="zh_TW"/>
-        </w:rPr>
-        <w:t>禧年集</w:t>
-      </w:r>
-      <w:r>
-        <w:rPr>
-          <w:lang w:val="zh_TW" w:bidi="zh_TW"/>
-        </w:rPr>
-        <w:t>11:5，17:16；摩西升天記17章；以諾一書40:7）。</w:t>
-      </w:r>
-    </w:p>
-    <w:p>
-      <w:pPr>
-        <w:pStyle w:val="ListNumber"/>
-        <w:spacing w:line="240" w:lineRule="auto"/>
-        <w:ind w:left="720"/>
-      </w:pPr>
-      <w:r>
-        <w:rPr>
-          <w:lang w:val="zh_TW" w:bidi="zh_TW"/>
-        </w:rPr>
-      </w:r>
-      <w:r>
-        <w:rPr>
-          <w:lang w:val="zh_TW" w:bidi="zh_TW"/>
-        </w:rPr>
-        <w:t>死海古卷中，撒但（彼列）被描繪為邪惡勢力的首領。這可能受到</w:t>
-      </w:r>
-      <w:r>
-        <w:rPr>
-          <w:lang w:val="zh_TW" w:bidi="zh_TW"/>
-        </w:rPr>
-        <w:t>拜火教</w:t>
-      </w:r>
-      <w:r>
-        <w:rPr>
-          <w:lang w:val="zh_TW" w:bidi="zh_TW"/>
-        </w:rPr>
-        <w:t>（Zoroastrianism，古波斯宗教）的影響，但它仍然保持了一神論的觀點，即一位創造了彼列和光明之子的神。</w:t>
-      </w:r>
-    </w:p>
-    <w:p>
-      <w:pPr>
-        <w:pStyle w:val="ListNumber"/>
-        <w:spacing w:line="240" w:lineRule="auto"/>
-        <w:ind w:left="720"/>
-      </w:pPr>
-      <w:r>
-        <w:rPr>
-          <w:lang w:val="zh_TW" w:bidi="zh_TW"/>
-        </w:rPr>
-      </w:r>
-      <w:r>
-        <w:rPr>
-          <w:lang w:val="zh_TW" w:bidi="zh_TW"/>
-        </w:rPr>
-        <w:t>撒但被加入到一些原本並未提及牠的舊約故事中：</w:t>
-      </w:r>
-    </w:p>
-    <w:p>
-      <w:pPr>
-        <w:pStyle w:val="ListBullet"/>
-        <w:spacing w:line="240" w:lineRule="auto"/>
-        <w:ind w:left="1440"/>
-      </w:pPr>
-      <w:r>
-        <w:rPr>
-          <w:lang w:val="zh_TW" w:bidi="zh_TW"/>
-        </w:rPr>
-      </w:r>
-      <w:r>
-        <w:rPr>
-          <w:lang w:val="zh_TW" w:bidi="zh_TW"/>
-        </w:rPr>
-        <w:t>牠貪戀夏娃，導致人的墮落（</w:t>
-      </w:r>
-      <w:hyperlink r:id="rId19">
-        <w:r>
-          <w:rPr>
-            <w:lang w:val="zh_TW" w:bidi="zh_TW"/>
-          </w:rPr>
-          <w:rPr>
-            <w:color w:val="0000EE"/>
-            <w:u w:val="single"/>
-          </w:rPr>
-          <w:t>所羅門智訓2:24</w:t>
-        </w:r>
-      </w:hyperlink>
-      <w:r>
-        <w:rPr>
-          <w:lang w:val="zh_TW" w:bidi="zh_TW"/>
-        </w:rPr>
-        <w:t>）</w:t>
-      </w:r>
-    </w:p>
-    <w:p>
-      <w:pPr>
-        <w:pStyle w:val="ListBullet"/>
-        <w:spacing w:line="240" w:lineRule="auto"/>
-        <w:ind w:left="1440"/>
-      </w:pPr>
-      <w:r>
-        <w:rPr>
-          <w:lang w:val="zh_TW" w:bidi="zh_TW"/>
-        </w:rPr>
-      </w:r>
-      <w:r>
-        <w:rPr>
-          <w:lang w:val="zh_TW" w:bidi="zh_TW"/>
-        </w:rPr>
-        <w:t>牠控制在</w:t>
-      </w:r>
-      <w:hyperlink r:id="rId20">
-        <w:r>
-          <w:rPr>
-            <w:lang w:val="zh_TW" w:bidi="zh_TW"/>
-          </w:rPr>
-          <w:rPr>
-            <w:color w:val="0000EE"/>
-            <w:u w:val="single"/>
-          </w:rPr>
-          <w:t>創世記六章1至4節</w:t>
-        </w:r>
-      </w:hyperlink>
-      <w:r>
-        <w:rPr>
-          <w:lang w:val="zh_TW" w:bidi="zh_TW"/>
-        </w:rPr>
-        <w:t>（</w:t>
-      </w:r>
-      <w:r>
-        <w:rPr>
-          <w:lang w:val="zh_TW" w:bidi="zh_TW"/>
-        </w:rPr>
-        <w:t>禧年集</w:t>
-      </w:r>
-      <w:r>
-        <w:rPr>
-          <w:lang w:val="zh_TW" w:bidi="zh_TW"/>
-        </w:rPr>
-        <w:t>10:5–8，19:28）中墮落的天使，或</w:t>
-      </w:r>
-    </w:p>
-    <w:p>
-      <w:pPr>
-        <w:pStyle w:val="ListBullet"/>
-        <w:spacing w:line="240" w:lineRule="auto"/>
-        <w:ind w:left="1440"/>
-      </w:pPr>
-      <w:r>
-        <w:rPr>
-          <w:lang w:val="zh_TW" w:bidi="zh_TW"/>
-        </w:rPr>
-      </w:r>
-      <w:r>
-        <w:rPr>
-          <w:lang w:val="zh_TW" w:bidi="zh_TW"/>
-        </w:rPr>
-        <w:t>牠本身就是墮落的天使（以諾二書29:4）。</w:t>
+        <w:t>人往往會傾向把「人」看成由不同部分組成，但聖經的重點卻是強調人的整全。關於人的本性究竟是三方（tripartite，即三重結構）：靈、魂與體（參</w:t>
+      </w:r>
+      <w:hyperlink r:id="rId26">
+        <w:r>
+          <w:rPr>
+            <w:lang w:val="zh_TW" w:bidi="zh_TW"/>
+          </w:rPr>
+          <w:rPr>
+            <w:color w:val="0000EE"/>
+            <w:u w:val="single"/>
+          </w:rPr>
+          <w:t>帖前5:23</w:t>
+        </w:r>
+      </w:hyperlink>
+      <w:r>
+        <w:rPr>
+          <w:lang w:val="zh_TW" w:bidi="zh_TW"/>
+        </w:rPr>
+        <w:t>）；還是二方（bipartite，即二重結構）：物質與非物質，至今仍然爭辯不休。雖然聖經似乎可以支持這兩種立場，但有關人的本性，最重要的問題不在於人有多少部分，而在於人的合一。因此，聖經論及人時，首先宣告：人是一個同時由物質屬性與非物質屬性構成的「位格」。用巴特（Karl Barth）的話說，人是「有身體的魂，同時也是有魂的身體」沒有只具身體而無魂的人，也難以把沒有身體的靈看作完整的人，除非處於暫時的、過渡性的狀態。希伯來文nephesh，常譯作「魂」，在多數語境中更合宜的翻譯是「人」。希伯來文ruach（「氣息」、「風」、「靈」）和希臘文pneuma（「靈」）和psuche（「魂」）常用來指人的非物質部分。這部分與身體相比並不因此而不真實。若僅以純物質、純身體的觀點看人，是極其貧乏的。同樣，若過度強調靈，卻輕忽身體，也是不真實、不平衡的。人可以這樣說：「我是個人，而我的存在目前極度依賴我的身體。但我不只是身體，也不只是血肉。當我的身體死去，我仍然活著；當我的血肉朽壞，我依然存在。但有一天，我要再一次在身體裡活著。因為一個沒有身體的靈魂，並不能完全表達我的人性。神為我所設立的理想，是要我在一個〔新的〕身體裡過生活。因此，在永恆狀態的盼望裡，我信身體的復活和永遠的生命。」</w:t>
+      </w:r>
+    </w:p>
+    <w:p>
+      <w:pPr/>
+      <w:r>
+        <w:rPr>
+          <w:lang w:val="zh_TW" w:bidi="zh_TW"/>
+        </w:rPr>
+      </w:r>
+      <w:r>
+        <w:rPr>
+          <w:lang w:val="zh_TW" w:bidi="zh_TW"/>
+        </w:rPr>
+        <w:t>若要從聖經的角度思考人的本性，就不能不面對墮落的問題。</w:t>
+      </w:r>
+      <w:hyperlink r:id="rId27">
+        <w:r>
+          <w:rPr>
+            <w:lang w:val="zh_TW" w:bidi="zh_TW"/>
+          </w:rPr>
+          <w:rPr>
+            <w:color w:val="0000EE"/>
+            <w:u w:val="single"/>
+          </w:rPr>
+          <w:t>創世記三章</w:t>
+        </w:r>
+      </w:hyperlink>
+      <w:r>
+        <w:rPr>
+          <w:lang w:val="zh_TW" w:bidi="zh_TW"/>
+        </w:rPr>
+        <w:t>顯示，未墮落的人原本是不死的，他生育的能力起初並不受生產痛苦的限制，他的工作也不會因自然界的反覆無常而受挫。然而，墮落之後，一切都改變了：在人內在的生命裡、在男女彼此之間、在人與自然的互動中，以及在人與造物主的關係上，全都發生了變化。</w:t>
+      </w:r>
+    </w:p>
+    <w:p>
+      <w:pPr/>
+      <w:r>
+        <w:rPr>
+          <w:lang w:val="zh_TW" w:bidi="zh_TW"/>
+        </w:rPr>
+      </w:r>
+      <w:r>
+        <w:rPr>
+          <w:lang w:val="zh_TW" w:bidi="zh_TW"/>
+        </w:rPr>
+        <w:t>墮落的結果是，人深深地墮落了，這墮落滲透到他全人的每一部分。「全然敗壞」這個片語，不一定是指人已經壞到不能再壞，而是指罪的影響波及人的整個存在。同時，神的形像在墮落之後，仍以某種方式繼續存在於人的身上，這就成了神施行救恩的依據（參</w:t>
+      </w:r>
+      <w:hyperlink r:id="rId28">
+        <w:r>
+          <w:rPr>
+            <w:lang w:val="zh_TW" w:bidi="zh_TW"/>
+          </w:rPr>
+          <w:rPr>
+            <w:color w:val="0000EE"/>
+            <w:u w:val="single"/>
+          </w:rPr>
+          <w:t>羅5章</w:t>
+        </w:r>
+      </w:hyperlink>
+      <w:r>
+        <w:rPr>
+          <w:lang w:val="zh_TW" w:bidi="zh_TW"/>
+        </w:rPr>
+        <w:t>）。基本上，正因神看重人內在的價值，救恩才有其神所立的合理性。</w:t>
+      </w:r>
+    </w:p>
+    <w:p>
+      <w:pPr/>
+      <w:r>
+        <w:rPr>
+          <w:lang w:val="zh_TW" w:bidi="zh_TW"/>
+        </w:rPr>
+      </w:r>
+      <w:r>
+        <w:rPr>
+          <w:lang w:val="zh_TW" w:bidi="zh_TW"/>
+        </w:rPr>
+        <w:t>關於人本質上是良善還是邪惡的舊爭論，在創世記的記載裡既顯出其困境，也提供了解答：神造人，乃是要他有意識地反映造物主的尊嚴與高貴。然而，人卻因刻意的悖逆而背叛了造物主，從此陷入罪中，罪成了他一生的烙印；除非有神的恩典，否則他仍要不斷活在其中。這隨之而來的罪，既是墮落之人存在本質上的特質，也是他不斷表現出來，無數驕傲與自私的行為。雖然神的形像因人的墮落而在人裡面受損，但當一個人在基督裡得著新生命時，神的靈就在他裡面運行，有效重新激發這形像。神的恩典因此帶來個人的更新、人與人關係的復和，以及恢復與神的相交。</w:t>
+      </w:r>
+    </w:p>
+    <w:p>
+      <w:pPr/>
+      <w:r>
+        <w:rPr>
+          <w:lang w:val="zh_TW" w:bidi="zh_TW"/>
+        </w:rPr>
+      </w:r>
+      <w:r>
+        <w:rPr>
+          <w:lang w:val="zh_TW" w:bidi="zh_TW"/>
+        </w:rPr>
+        <w:t>人起初是神所造的善，但因自己的計謀而成了惡；然而，靠著神的大能，人仍能重新得著那善。要明白「作為一個完整的人」的真正意義，必須從耶穌的生命去重新發現，祂的人性生活就是人的新起點。因此，耶穌是新的亞當；在祂的樣式中，有一個取代舊樣式的新開端。</w:t>
       </w:r>
     </w:p>
     <w:p>
@@ -610,7 +940,7 @@
         <w:rPr>
           <w:lang w:val="zh_TW" w:bidi="zh_TW"/>
         </w:rPr>
-        <w:t>新約中的撒但</w:t>
+        <w:t>人的歸宿</w:t>
       </w:r>
     </w:p>
     <w:p>
@@ -624,7 +954,2994 @@
         <w:rPr>
           <w:lang w:val="zh_TW" w:bidi="zh_TW"/>
         </w:rPr>
-        <w:t>在新約中，撒但的形象更為完整，並有多種稱呼：</w:t>
+        <w:t>聖經對人的看法，必須平衡地涵蓋：人出自神的創造、人悖逆了神的恩典、人要面對的審判，以及因救主耶穌而得著救贖和永生應許的盼望。人有一個起點，卻要永遠存在。這宣告與自然主義的起源與歸宿理論形成強烈對比。現代思想中最具欺騙性的傾向之一，就是「與死亡和解」的觀念。那些不思念神、也不盼望永恆的人，彼此勸勉，要把身體不可避免的衰敗與死亡，視為人生命的自然結局。但聖經的觀點認為，人類的死亡根本不是自然的。</w:t>
+      </w:r>
+    </w:p>
+    <w:p>
+      <w:pPr/>
+      <w:r>
+        <w:rPr>
+          <w:lang w:val="zh_TW" w:bidi="zh_TW"/>
+        </w:rPr>
+      </w:r>
+      <w:r>
+        <w:rPr>
+          <w:lang w:val="zh_TW" w:bidi="zh_TW"/>
+        </w:rPr>
+        <w:t>死亡是後來進入的特質，而不是人的天然歸宿。死亡可以用來描述身體，卻不能用來描述靈。聖經的教導是：雖然身體會死、會朽壞，但人仍存活，並盼望將來得著更新的身體。那些認識基督的人，在肉身死去時就與祂同在（</w:t>
+      </w:r>
+      <w:hyperlink r:id="rId29">
+        <w:r>
+          <w:rPr>
+            <w:lang w:val="zh_TW" w:bidi="zh_TW"/>
+          </w:rPr>
+          <w:rPr>
+            <w:color w:val="0000EE"/>
+            <w:u w:val="single"/>
+          </w:rPr>
+          <w:t>腓1:23</w:t>
+        </w:r>
+      </w:hyperlink>
+      <w:r>
+        <w:rPr>
+          <w:lang w:val="zh_TW" w:bidi="zh_TW"/>
+        </w:rPr>
+        <w:t>），並等候身體復活，進入永恆的生命 （</w:t>
+      </w:r>
+      <w:hyperlink r:id="rId30">
+        <w:r>
+          <w:rPr>
+            <w:lang w:val="zh_TW" w:bidi="zh_TW"/>
+          </w:rPr>
+          <w:rPr>
+            <w:color w:val="0000EE"/>
+            <w:u w:val="single"/>
+          </w:rPr>
+          <w:t>林前15:35–49</w:t>
+        </w:r>
+      </w:hyperlink>
+      <w:r>
+        <w:rPr>
+          <w:lang w:val="zh_TW" w:bidi="zh_TW"/>
+        </w:rPr>
+        <w:t>）。至於那些離世時與基督無關的人，並不是就此消失，而是要進入一種永遠的存在狀態，清醒意識到自己與神隔絕，失落了原本該享有祂同在直到永遠的命定。聖經教導有關失喪之人的結局，對現代人來說極其難以接受。甚至一些高度尊重聖經權威的基督徒，一想到惡人要受永遠刑罰，也可能會感到震驚。然而，聖經中有關惡人終極審判的教義，卻是與聖經許多其它教導，一樣確實而穩固的。</w:t>
+      </w:r>
+    </w:p>
+    <w:p>
+      <w:pPr/>
+      <w:r>
+        <w:rPr>
+          <w:lang w:val="zh_TW" w:bidi="zh_TW"/>
+        </w:rPr>
+      </w:r>
+      <w:r>
+        <w:rPr>
+          <w:lang w:val="zh_TW" w:bidi="zh_TW"/>
+        </w:rPr>
+        <w:t>在聖經中，有關人性最震撼的真理之一，就是明白神所開始救恩工作，最終導致永恆聖子道成肉身，原因竟然是為了人。在祂復活升天之後，主耶穌基督回到天上榮耀威嚴的永恆地位，並且永遠作為神－人（God-man）而存留。耶穌是神，祂分享聖父與聖靈一切的屬性；耶穌是人，祂與人同在、認同人。祂在一個有形的身體裡顯明自己，雖然那是復活的身體，卻是所有屬祂之人復活的初熟果子。因此，道成肉身在神性（deity）裡帶來了一個永恆的改變。若不是因為神極其看重人的價值，祂決不會在自己裡面作出如此根本的改變。正如希伯來書的作者所說：「兒女既同有血肉之體，他也照樣親自成了血肉之體」（</w:t>
+      </w:r>
+      <w:hyperlink r:id="rId31">
+        <w:r>
+          <w:rPr>
+            <w:lang w:val="zh_TW" w:bidi="zh_TW"/>
+          </w:rPr>
+          <w:rPr>
+            <w:color w:val="0000EE"/>
+            <w:u w:val="single"/>
+          </w:rPr>
+          <w:t>來2:14</w:t>
+        </w:r>
+      </w:hyperlink>
+      <w:r>
+        <w:rPr>
+          <w:lang w:val="zh_TW" w:bidi="zh_TW"/>
+        </w:rPr>
+        <w:t>）。</w:t>
+      </w:r>
+    </w:p>
+    <w:p>
+      <w:pPr/>
+      <w:r>
+        <w:rPr>
+          <w:lang w:val="zh_TW" w:bidi="zh_TW"/>
+        </w:rPr>
+      </w:r>
+      <w:r>
+        <w:rPr>
+          <w:lang w:val="zh_TW" w:bidi="zh_TW"/>
+        </w:rPr>
+        <w:t>我們人性的最終指標，就是人是為了敬拜神並永遠享受祂而被造的。神從未將這樣的心意，賜給其它受造之物。即便是那些仍然維持完美狀態、並在清醒喜樂中敬拜父的天使，他們與神的關係也不及蒙救贖的人那樣親密（</w:t>
+      </w:r>
+      <w:hyperlink r:id="rId32">
+        <w:r>
+          <w:rPr>
+            <w:lang w:val="zh_TW" w:bidi="zh_TW"/>
+          </w:rPr>
+          <w:rPr>
+            <w:color w:val="0000EE"/>
+            <w:u w:val="single"/>
+          </w:rPr>
+          <w:t>來2:16</w:t>
+        </w:r>
+      </w:hyperlink>
+      <w:r>
+        <w:rPr>
+          <w:lang w:val="zh_TW" w:bidi="zh_TW"/>
+        </w:rPr>
+        <w:t>）。</w:t>
+      </w:r>
+    </w:p>
+    <w:p>
+      <w:pPr/>
+      <w:r>
+        <w:rPr>
+          <w:lang w:val="zh_TW" w:bidi="zh_TW"/>
+        </w:rPr>
+      </w:r>
+      <w:r>
+        <w:rPr>
+          <w:lang w:val="zh_TW" w:bidi="zh_TW"/>
+        </w:rPr>
+        <w:t>人算什麼？在基督裡，人就是神原本要他成為的樣式，滿有尊榮與尊貴，並且永遠在祂寶座前歡喜快樂。</w:t>
+      </w:r>
+    </w:p>
+    <w:p>
+      <w:pPr/>
+      <w:r>
+        <w:rPr>
+          <w:lang w:val="zh_TW" w:bidi="zh_TW"/>
+        </w:rPr>
+      </w:r>
+      <w:r>
+        <w:rPr>
+          <w:i/>
+          <w:lang w:val="zh_TW" w:bidi="zh_TW"/>
+        </w:rPr>
+        <w:t>另見</w:t>
+      </w:r>
+      <w:r>
+        <w:rPr>
+          <w:lang w:val="zh_TW" w:bidi="zh_TW"/>
+        </w:rPr>
+        <w:t xml:space="preserve"> </w:t>
+      </w:r>
+      <w:r>
+        <w:rPr>
+          <w:lang w:val="zh_TW" w:bidi="zh_TW"/>
+        </w:rPr>
+        <w:t>神的形象；屬血氣的</w:t>
+      </w:r>
+      <w:r>
+        <w:rPr>
+          <w:lang w:val="zh_TW" w:bidi="zh_TW"/>
+        </w:rPr>
+        <w:t>人；</w:t>
+      </w:r>
+      <w:r>
+        <w:rPr>
+          <w:lang w:val="zh_TW" w:bidi="zh_TW"/>
+        </w:rPr>
+        <w:t>舊人與新人</w:t>
+      </w:r>
+      <w:r>
+        <w:rPr>
+          <w:lang w:val="zh_TW" w:bidi="zh_TW"/>
+        </w:rPr>
+        <w:t>。</w:t>
+      </w:r>
+      <w:r>
+        <w:rPr>
+          <w:lang w:val="zh_TW" w:bidi="zh_TW"/>
+        </w:rPr>
+      </w:r>
+      <w:r>
+        <w:rPr>
+          <w:lang w:val="zh_TW" w:bidi="zh_TW"/>
+        </w:rPr>
+      </w:r>
+    </w:p>
+    <w:p>
+      <w:pPr/>
+      <w:r>
+        <w:rPr>
+          <w:lang w:val="zh_TW" w:bidi="zh_TW"/>
+        </w:rPr>
+      </w:r>
+    </w:p>
+    <w:p>
+      <w:pPr>
+        <w:pStyle w:val="Heading2"/>
+      </w:pPr>
+      <w:r>
+        <w:rPr>
+          <w:lang w:val="zh_TW" w:bidi="zh_TW"/>
+        </w:rPr>
+        <w:t>人的墮落</w:t>
+      </w:r>
+      <w:r>
+        <w:rPr>
+          <w:lang w:val="zh_TW" w:bidi="zh_TW"/>
+        </w:rPr>
+      </w:r>
+    </w:p>
+    <w:p>
+      <w:pPr/>
+      <w:r>
+        <w:rPr>
+          <w:lang w:val="zh_TW" w:bidi="zh_TW"/>
+        </w:rPr>
+      </w:r>
+      <w:r>
+        <w:rPr>
+          <w:lang w:val="zh_TW" w:bidi="zh_TW"/>
+        </w:rPr>
+        <w:t>在人類歷史中，亞當吃了那禁果，使人類由道德上純真、蒙神喜悅的狀態，轉變為被定罪、終必死亡的光景。</w:t>
+      </w:r>
+    </w:p>
+    <w:p>
+      <w:pPr>
+        <w:pStyle w:val="Heading3"/>
+      </w:pPr>
+      <w:r>
+        <w:rPr>
+          <w:lang w:val="zh_TW" w:bidi="zh_TW"/>
+        </w:rPr>
+        <w:t>聖經的證據</w:t>
+      </w:r>
+    </w:p>
+    <w:p>
+      <w:pPr/>
+      <w:r>
+        <w:rPr>
+          <w:lang w:val="zh_TW" w:bidi="zh_TW"/>
+        </w:rPr>
+      </w:r>
+      <w:hyperlink r:id="rId13">
+        <w:r>
+          <w:rPr>
+            <w:lang w:val="zh_TW" w:bidi="zh_TW"/>
+          </w:rPr>
+          <w:rPr>
+            <w:color w:val="0000EE"/>
+            <w:u w:val="single"/>
+          </w:rPr>
+          <w:t>創世記一</w:t>
+        </w:r>
+      </w:hyperlink>
+      <w:r>
+        <w:rPr>
+          <w:lang w:val="zh_TW" w:bidi="zh_TW"/>
+        </w:rPr>
+        <w:t>和</w:t>
+      </w:r>
+      <w:hyperlink r:id="rId17">
+        <w:r>
+          <w:rPr>
+            <w:lang w:val="zh_TW" w:bidi="zh_TW"/>
+          </w:rPr>
+          <w:rPr>
+            <w:color w:val="0000EE"/>
+            <w:u w:val="single"/>
+          </w:rPr>
+          <w:t>二章</w:t>
+        </w:r>
+      </w:hyperlink>
+      <w:r>
+        <w:rPr>
+          <w:lang w:val="zh_TW" w:bidi="zh_TW"/>
+        </w:rPr>
+        <w:t>的創世敘事，肯定了人的本質與使命的獨特性。人是按著神的形像被造，為要與神相交、彼此交通。作為神的代表，人被賦予治理全地的權柄，要開發並使用地上的資源，使神得榮耀。</w:t>
+      </w:r>
+    </w:p>
+    <w:p>
+      <w:pPr/>
+      <w:r>
+        <w:rPr>
+          <w:lang w:val="zh_TW" w:bidi="zh_TW"/>
+        </w:rPr>
+      </w:r>
+      <w:r>
+        <w:rPr>
+          <w:lang w:val="zh_TW" w:bidi="zh_TW"/>
+        </w:rPr>
+        <w:t>除了文化使命以外，人同時也領受一條具體的命令：神准許他吃伊甸園的各樣植物，卻明確禁止他吃分別善惡樹上的果子。這命令的目的，乃是為了在人的意識中，建立善與惡之間的根本對立，並使人肯定其定位就是事奉造物主。人若能忠心事奉，便可享受天父所賜的一切福分，並最終進入與神同在，享受永恆生命的豐盛。</w:t>
+      </w:r>
+    </w:p>
+    <w:p>
+      <w:pPr/>
+      <w:r>
+        <w:rPr>
+          <w:lang w:val="zh_TW" w:bidi="zh_TW"/>
+        </w:rPr>
+      </w:r>
+      <w:r>
+        <w:rPr>
+          <w:lang w:val="zh_TW" w:bidi="zh_TW"/>
+        </w:rPr>
+        <w:t>雖然人與動物一樣被造為有生命的活物，但人生命的核心在於與神的聯合與相交。與神的交通本應是亞當自覺擁有的特權，這與動物形成對比，因牠們既沒有犯罪的可能，也沒有與神有意識的相交。人在充分明白另一選擇所帶來的邪惡後，應當甘心樂意、出於愛心地事奉神。因此，他在神面前的生命本質應是敬虔的，而不是單憑本能的。</w:t>
+      </w:r>
+    </w:p>
+    <w:p>
+      <w:pPr/>
+      <w:r>
+        <w:rPr>
+          <w:lang w:val="zh_TW" w:bidi="zh_TW"/>
+        </w:rPr>
+      </w:r>
+      <w:r>
+        <w:rPr>
+          <w:lang w:val="zh_TW" w:bidi="zh_TW"/>
+        </w:rPr>
+        <w:t>神吩咐不可吃分別善惡樹的果子，其目的在於要使人堅立於公義和信心的道路上，然而，撒但卻利用這條命令作為機會，引誘人背叛神。雖然人面對試探本身並不是邪惡，但撒但引誘人犯罪卻是邪惡的。這意味著在人墮落之前，宇宙已經存在邪惡。撒但的目的明顯是要使人歸服於牠，並藉著人將牠黑暗的國度擴展到全地。人的墮落，以及其後神所展開的救贖計劃，必須在神與撒但之間的宇宙性衝突這個背景下來理解，而在這場爭戰中，神最終的得勝是確定無疑的。撒但藉著蛇作為工具，先接近夏娃來引誘亞當，誘惑他們吃分別善惡樹的果子。</w:t>
+      </w:r>
+    </w:p>
+    <w:p>
+      <w:pPr/>
+      <w:r>
+        <w:rPr>
+          <w:lang w:val="zh_TW" w:bidi="zh_TW"/>
+        </w:rPr>
+      </w:r>
+      <w:r>
+        <w:rPr>
+          <w:lang w:val="zh_TW" w:bidi="zh_TW"/>
+        </w:rPr>
+        <w:t>在人墮落之前，對善惡的分別並非一無所知，只是他在經驗上只認識善。亞當應當只從神那裡領受有關善惡分別的本質，以及領受教導，知道吃或不吃生命樹上的果子所帶來的後果。正如他起初從造物主得著生命，如今他也當順服神口中所出的一切話，並藉此而活。試探的目的，是要人離開對神的依靠。撒但質疑神話語的真實，並挑戰祂的權柄，引誘人以為自己能判斷善惡，並能掌握後果，使後果有利自己。這試探的核心，就是要人自以為神。</w:t>
+      </w:r>
+    </w:p>
+    <w:p>
+      <w:pPr/>
+      <w:r>
+        <w:rPr>
+          <w:lang w:val="zh_TW" w:bidi="zh_TW"/>
+        </w:rPr>
+      </w:r>
+      <w:r>
+        <w:rPr>
+          <w:lang w:val="zh_TW" w:bidi="zh_TW"/>
+        </w:rPr>
+        <w:t>亞當在屈服於撒但的試探後，與妻子一同吃了禁果，因而墮落。這悖逆的行為，乃是背叛、不忠、失信與不信的行為。正如「不可吃」這條命令總結並集中表明了人在神面前公義的一切要求，這違命的舉動則彰顯出徹底的背道。全心的背叛與完全的悖逆取代了對神完全的順服：人拒絕神的權柄，懷疑神的美善，爭論神的智慧，否定神的真理。一個全新的情感與思想的複雜體系，掌控了人的心思意念。</w:t>
+      </w:r>
+    </w:p>
+    <w:p>
+      <w:pPr>
+        <w:pStyle w:val="Heading3"/>
+      </w:pPr>
+      <w:r>
+        <w:rPr>
+          <w:lang w:val="zh_TW" w:bidi="zh_TW"/>
+        </w:rPr>
+        <w:t>墮落的後果</w:t>
+      </w:r>
+    </w:p>
+    <w:p>
+      <w:pPr/>
+      <w:r>
+        <w:rPr>
+          <w:lang w:val="zh_TW" w:bidi="zh_TW"/>
+        </w:rPr>
+      </w:r>
+      <w:r>
+        <w:rPr>
+          <w:lang w:val="zh_TW" w:bidi="zh_TW"/>
+        </w:rPr>
+        <w:t>人墮落的最直接後果，就是在神面前失去了坦然與喜樂，轉而生出懼怕與羞恥。亞當與夏娃與神隔絕，也清楚顯明了這一點。這既表現在臨到人的咒詛，更明顯體現在亞當和夏娃被逐出伊甸園。伊甸園原是公義的居所，是人與神聯合和相交的範圍；一旦人因不義斷絕了與神的相交，就必然會被逐出伊甸園。正如神所警告的，罪的結果就是死。因為死亡會臨到一切有生命之處，也使人的身體在墳墓裡歸於朽壞。</w:t>
+      </w:r>
+    </w:p>
+    <w:p>
+      <w:pPr/>
+      <w:r>
+        <w:rPr>
+          <w:lang w:val="zh_TW" w:bidi="zh_TW"/>
+        </w:rPr>
+      </w:r>
+      <w:r>
+        <w:rPr>
+          <w:lang w:val="zh_TW" w:bidi="zh_TW"/>
+        </w:rPr>
+        <w:t>墮落的後果不僅臨到亞當和夏娃，也延伸到一切由他們自然繁衍而來的人身上，因為亞當與全人類之間存在獨特的連帶關係。有些神學家特別強調亞當與後裔之間的普遍聯繫，而另一些則注重約的關係，以亞當作為後裔之首和代表。亞當犯罪對全人類的後果，就是他的罪被算在所有後裔的身上，他們因此都必面對死亡的刑罰，並且承受敗壞的本性。</w:t>
+      </w:r>
+    </w:p>
+    <w:p>
+      <w:pPr/>
+      <w:r>
+        <w:rPr>
+          <w:lang w:val="zh_TW" w:bidi="zh_TW"/>
+        </w:rPr>
+      </w:r>
+      <w:r>
+        <w:rPr>
+          <w:lang w:val="zh_TW" w:bidi="zh_TW"/>
+        </w:rPr>
+        <w:t>墮落的後果也顯明在整個受造界，因咒詛的作用，使人在完成原本文化使命時遭遇阻力。人要繁衍遍布世界，就必須經歷生產的痛苦與危險，而維持生命所需的食物、衣物與居所，也只能經過艱辛和勞苦的勞動才能得來。</w:t>
+      </w:r>
+    </w:p>
+    <w:p>
+      <w:pPr/>
+      <w:r>
+        <w:rPr>
+          <w:lang w:val="zh_TW" w:bidi="zh_TW"/>
+        </w:rPr>
+      </w:r>
+      <w:r>
+        <w:rPr>
+          <w:lang w:val="zh_TW" w:bidi="zh_TW"/>
+        </w:rPr>
+        <w:t>然而，人墮落後，死亡並沒有</w:t>
+      </w:r>
+      <w:r>
+        <w:rPr>
+          <w:b/>
+          <w:lang w:val="zh_TW" w:bidi="zh_TW"/>
+        </w:rPr>
+        <w:t>立刻</w:t>
+      </w:r>
+      <w:r>
+        <w:rPr>
+          <w:lang w:val="zh_TW" w:bidi="zh_TW"/>
+        </w:rPr>
+        <w:t>臨到作為</w:t>
+      </w:r>
+      <w:r>
+        <w:rPr>
+          <w:b/>
+          <w:lang w:val="zh_TW" w:bidi="zh_TW"/>
+        </w:rPr>
+        <w:t>最終</w:t>
+      </w:r>
+      <w:r>
+        <w:rPr>
+          <w:lang w:val="zh_TW" w:bidi="zh_TW"/>
+        </w:rPr>
+        <w:t>的審判，這正顯出神對人的拯救旨意。亞當在聽見死亡的咒詛之前，已經先聽見一位救主的應許（</w:t>
+      </w:r>
+      <w:hyperlink r:id="rId33">
+        <w:r>
+          <w:rPr>
+            <w:lang w:val="zh_TW" w:bidi="zh_TW"/>
+          </w:rPr>
+          <w:rPr>
+            <w:color w:val="0000EE"/>
+            <w:u w:val="single"/>
+          </w:rPr>
+          <w:t>創3:15</w:t>
+        </w:r>
+      </w:hyperlink>
+      <w:r>
+        <w:rPr>
+          <w:lang w:val="zh_TW" w:bidi="zh_TW"/>
+        </w:rPr>
+        <w:t>）。</w:t>
+      </w:r>
+    </w:p>
+    <w:p>
+      <w:pPr/>
+      <w:r>
+        <w:rPr>
+          <w:lang w:val="zh_TW" w:bidi="zh_TW"/>
+        </w:rPr>
+      </w:r>
+      <w:r>
+        <w:rPr>
+          <w:lang w:val="zh_TW" w:bidi="zh_TW"/>
+        </w:rPr>
+        <w:t>自</w:t>
+      </w:r>
+      <w:hyperlink r:id="rId27">
+        <w:r>
+          <w:rPr>
+            <w:lang w:val="zh_TW" w:bidi="zh_TW"/>
+          </w:rPr>
+          <w:rPr>
+            <w:color w:val="0000EE"/>
+            <w:u w:val="single"/>
+          </w:rPr>
+          <w:t>創世記三章</w:t>
+        </w:r>
+      </w:hyperlink>
+      <w:r>
+        <w:rPr>
+          <w:lang w:val="zh_TW" w:bidi="zh_TW"/>
+        </w:rPr>
+        <w:t>之後，聖經很少提到人的墮落，但這一歷史事件卻是其後一切經文的必要前提。聖經的重點是面向未來——罪惡不斷擴大的影響，以及神展開祂的救贖計劃。</w:t>
+      </w:r>
+    </w:p>
+    <w:p>
+      <w:pPr/>
+      <w:r>
+        <w:rPr>
+          <w:lang w:val="zh_TW" w:bidi="zh_TW"/>
+        </w:rPr>
+      </w:r>
+      <w:r>
+        <w:rPr>
+          <w:i/>
+          <w:lang w:val="zh_TW" w:bidi="zh_TW"/>
+        </w:rPr>
+        <w:t>另見</w:t>
+      </w:r>
+      <w:r>
+        <w:rPr>
+          <w:lang w:val="zh_TW" w:bidi="zh_TW"/>
+        </w:rPr>
+        <w:t xml:space="preserve"> </w:t>
+      </w:r>
+      <w:r>
+        <w:rPr>
+          <w:lang w:val="zh_TW" w:bidi="zh_TW"/>
+        </w:rPr>
+        <w:t>亞當（人物）；</w:t>
+      </w:r>
+      <w:r>
+        <w:rPr>
+          <w:lang w:val="zh_TW" w:bidi="zh_TW"/>
+        </w:rPr>
+        <w:t>死亡；</w:t>
+      </w:r>
+      <w:r>
+        <w:rPr>
+          <w:lang w:val="zh_TW" w:bidi="zh_TW"/>
+        </w:rPr>
+        <w:t>罪</w:t>
+      </w:r>
+      <w:r>
+        <w:rPr>
+          <w:lang w:val="zh_TW" w:bidi="zh_TW"/>
+        </w:rPr>
+        <w:t>。</w:t>
+      </w:r>
+      <w:r>
+        <w:rPr>
+          <w:lang w:val="zh_TW" w:bidi="zh_TW"/>
+        </w:rPr>
+      </w:r>
+      <w:r>
+        <w:rPr>
+          <w:lang w:val="zh_TW" w:bidi="zh_TW"/>
+        </w:rPr>
+      </w:r>
+    </w:p>
+    <w:p>
+      <w:pPr/>
+      <w:r>
+        <w:rPr>
+          <w:lang w:val="zh_TW" w:bidi="zh_TW"/>
+        </w:rPr>
+      </w:r>
+    </w:p>
+    <w:p>
+      <w:pPr>
+        <w:pStyle w:val="Heading2"/>
+      </w:pPr>
+      <w:r>
+        <w:rPr>
+          <w:lang w:val="zh_TW" w:bidi="zh_TW"/>
+        </w:rPr>
+        <w:t>人子</w:t>
+      </w:r>
+      <w:r>
+        <w:rPr>
+          <w:lang w:val="zh_TW" w:bidi="zh_TW"/>
+        </w:rPr>
+      </w:r>
+    </w:p>
+    <w:p>
+      <w:pPr/>
+      <w:r>
+        <w:rPr>
+          <w:lang w:val="zh_TW" w:bidi="zh_TW"/>
+        </w:rPr>
+      </w:r>
+      <w:r>
+        <w:rPr>
+          <w:lang w:val="zh_TW" w:bidi="zh_TW"/>
+        </w:rPr>
+        <w:t>這是耶穌使用的彌賽亞稱號，用來表達祂屬天的根源、地上的使命以及將來的榮耀再來。這稱號不僅僅如一些教會的教父或近代學者所認為僅指祂具有人的本質和人性，而是反映出耶穌的天上根源和神的威嚴；祂以人的形式所顯現的奧秘；以及祂在地上的使命，這使命促使祂被釘在十字架上，並進入榮耀。</w:t>
+      </w:r>
+    </w:p>
+    <w:p>
+      <w:pPr/>
+      <w:r>
+        <w:rPr>
+          <w:lang w:val="zh_TW" w:bidi="zh_TW"/>
+        </w:rPr>
+      </w:r>
+      <w:r>
+        <w:rPr>
+          <w:lang w:val="zh_TW" w:bidi="zh_TW"/>
+        </w:rPr>
+        <w:t>「人子」這個稱號的背景可以追溯到舊約，特別是在以西結書中出現，因為這位先知被稱為「人子」多達90次。例如，神對他說：「人子啊，你站起來，我要和你說話」（</w:t>
+      </w:r>
+      <w:hyperlink r:id="rId34">
+        <w:r>
+          <w:rPr>
+            <w:lang w:val="zh_TW" w:bidi="zh_TW"/>
+          </w:rPr>
+          <w:rPr>
+            <w:color w:val="0000EE"/>
+            <w:u w:val="single"/>
+          </w:rPr>
+          <w:t>結2:1</w:t>
+        </w:r>
+      </w:hyperlink>
+      <w:r>
+        <w:rPr>
+          <w:lang w:val="zh_TW" w:bidi="zh_TW"/>
+        </w:rPr>
+        <w:t>）。耶穌使用「人子」這個稱號以及許多來自以西結書的主題，顯示耶穌要表明自己是末世的先知，就像以西結一樣（</w:t>
+      </w:r>
+      <w:hyperlink r:id="rId35">
+        <w:r>
+          <w:rPr>
+            <w:lang w:val="zh_TW" w:bidi="zh_TW"/>
+          </w:rPr>
+          <w:rPr>
+            <w:color w:val="0000EE"/>
+            <w:u w:val="single"/>
+          </w:rPr>
+          <w:t>4</w:t>
+        </w:r>
+      </w:hyperlink>
+      <w:r>
+        <w:rPr>
+          <w:lang w:val="zh_TW" w:bidi="zh_TW"/>
+        </w:rPr>
+        <w:t>、</w:t>
+      </w:r>
+      <w:hyperlink r:id="rId36">
+        <w:r>
+          <w:rPr>
+            <w:lang w:val="zh_TW" w:bidi="zh_TW"/>
+          </w:rPr>
+          <w:rPr>
+            <w:color w:val="0000EE"/>
+            <w:u w:val="single"/>
+          </w:rPr>
+          <w:t>7</w:t>
+        </w:r>
+      </w:hyperlink>
+      <w:r>
+        <w:rPr>
+          <w:lang w:val="zh_TW" w:bidi="zh_TW"/>
+        </w:rPr>
+        <w:t>、</w:t>
+      </w:r>
+      <w:hyperlink r:id="rId37">
+        <w:r>
+          <w:rPr>
+            <w:lang w:val="zh_TW" w:bidi="zh_TW"/>
+          </w:rPr>
+          <w:rPr>
+            <w:color w:val="0000EE"/>
+            <w:u w:val="single"/>
+          </w:rPr>
+          <w:t>10</w:t>
+        </w:r>
+      </w:hyperlink>
+      <w:r>
+        <w:rPr>
+          <w:lang w:val="zh_TW" w:bidi="zh_TW"/>
+        </w:rPr>
+        <w:t>、</w:t>
+      </w:r>
+      <w:hyperlink r:id="rId38">
+        <w:r>
+          <w:rPr>
+            <w:lang w:val="zh_TW" w:bidi="zh_TW"/>
+          </w:rPr>
+          <w:rPr>
+            <w:color w:val="0000EE"/>
+            <w:u w:val="single"/>
+          </w:rPr>
+          <w:t>22</w:t>
+        </w:r>
+      </w:hyperlink>
+      <w:r>
+        <w:rPr>
+          <w:lang w:val="zh_TW" w:bidi="zh_TW"/>
+        </w:rPr>
+        <w:t>、</w:t>
+      </w:r>
+      <w:hyperlink r:id="rId39">
+        <w:r>
+          <w:rPr>
+            <w:lang w:val="zh_TW" w:bidi="zh_TW"/>
+          </w:rPr>
+          <w:rPr>
+            <w:color w:val="0000EE"/>
+            <w:u w:val="single"/>
+          </w:rPr>
+          <w:t>40–48</w:t>
+        </w:r>
+      </w:hyperlink>
+      <w:r>
+        <w:rPr>
+          <w:lang w:val="zh_TW" w:bidi="zh_TW"/>
+        </w:rPr>
+        <w:t>章），對耶路撒冷的毀滅和神國在以色列的復興有最終的宣告（</w:t>
+      </w:r>
+      <w:hyperlink r:id="rId40">
+        <w:r>
+          <w:rPr>
+            <w:lang w:val="zh_TW" w:bidi="zh_TW"/>
+          </w:rPr>
+          <w:rPr>
+            <w:color w:val="0000EE"/>
+            <w:u w:val="single"/>
+          </w:rPr>
+          <w:t>太23–24章</w:t>
+        </w:r>
+      </w:hyperlink>
+      <w:r>
+        <w:rPr>
+          <w:lang w:val="zh_TW" w:bidi="zh_TW"/>
+        </w:rPr>
+        <w:t>；</w:t>
+      </w:r>
+      <w:hyperlink r:id="rId41">
+        <w:r>
+          <w:rPr>
+            <w:lang w:val="zh_TW" w:bidi="zh_TW"/>
+          </w:rPr>
+          <w:rPr>
+            <w:color w:val="0000EE"/>
+            <w:u w:val="single"/>
+          </w:rPr>
+          <w:t>徒1:6–8</w:t>
+        </w:r>
+      </w:hyperlink>
+      <w:r>
+        <w:rPr>
+          <w:lang w:val="zh_TW" w:bidi="zh_TW"/>
+        </w:rPr>
+        <w:t>）。</w:t>
+      </w:r>
+    </w:p>
+    <w:p>
+      <w:pPr/>
+      <w:r>
+        <w:rPr>
+          <w:lang w:val="zh_TW" w:bidi="zh_TW"/>
+        </w:rPr>
+      </w:r>
+      <w:r>
+        <w:rPr>
+          <w:lang w:val="zh_TW" w:bidi="zh_TW"/>
+        </w:rPr>
+        <w:t>這個稱號的具體來源是</w:t>
+      </w:r>
+      <w:hyperlink r:id="rId42">
+        <w:r>
+          <w:rPr>
+            <w:lang w:val="zh_TW" w:bidi="zh_TW"/>
+          </w:rPr>
+          <w:rPr>
+            <w:color w:val="0000EE"/>
+            <w:u w:val="single"/>
+          </w:rPr>
+          <w:t>但以理書七章13至14節</w:t>
+        </w:r>
+      </w:hyperlink>
+      <w:r>
+        <w:rPr>
+          <w:lang w:val="zh_TW" w:bidi="zh_TW"/>
+        </w:rPr>
+        <w:t>，在那裡但以理看到一個「像人子」的異象，他「駕著天雲」而來，被領到「亙古常在者」面前，而亙古常在者賜給祂權柄、榮耀、國度。耶穌在教導祂的再來時多次引用這處經文的一部分（</w:t>
+      </w:r>
+      <w:hyperlink r:id="rId43">
+        <w:r>
+          <w:rPr>
+            <w:lang w:val="zh_TW" w:bidi="zh_TW"/>
+          </w:rPr>
+          <w:rPr>
+            <w:color w:val="0000EE"/>
+            <w:u w:val="single"/>
+          </w:rPr>
+          <w:t>太16:27</w:t>
+        </w:r>
+      </w:hyperlink>
+      <w:r>
+        <w:rPr>
+          <w:lang w:val="zh_TW" w:bidi="zh_TW"/>
+        </w:rPr>
+        <w:t>，</w:t>
+      </w:r>
+      <w:hyperlink r:id="rId44">
+        <w:r>
+          <w:rPr>
+            <w:lang w:val="zh_TW" w:bidi="zh_TW"/>
+          </w:rPr>
+          <w:rPr>
+            <w:color w:val="0000EE"/>
+            <w:u w:val="single"/>
+          </w:rPr>
+          <w:t>19:28，</w:t>
+        </w:r>
+      </w:hyperlink>
+      <w:hyperlink r:id="rId45">
+        <w:r>
+          <w:rPr>
+            <w:lang w:val="zh_TW" w:bidi="zh_TW"/>
+          </w:rPr>
+          <w:rPr>
+            <w:color w:val="0000EE"/>
+            <w:u w:val="single"/>
+          </w:rPr>
+          <w:t>24:30，2</w:t>
+        </w:r>
+      </w:hyperlink>
+      <w:hyperlink r:id="rId46">
+        <w:r>
+          <w:rPr>
+            <w:lang w:val="zh_TW" w:bidi="zh_TW"/>
+          </w:rPr>
+          <w:rPr>
+            <w:color w:val="0000EE"/>
+            <w:u w:val="single"/>
+          </w:rPr>
+          <w:t>5:31，</w:t>
+        </w:r>
+      </w:hyperlink>
+      <w:hyperlink r:id="rId47">
+        <w:r>
+          <w:rPr>
+            <w:lang w:val="zh_TW" w:bidi="zh_TW"/>
+          </w:rPr>
+          <w:rPr>
+            <w:color w:val="0000EE"/>
+            <w:u w:val="single"/>
+          </w:rPr>
+          <w:t>26:64</w:t>
+        </w:r>
+      </w:hyperlink>
+      <w:r>
+        <w:rPr>
+          <w:lang w:val="zh_TW" w:bidi="zh_TW"/>
+        </w:rPr>
+        <w:t>）。顯然，耶穌將這處經文理解為是祂自己的預言，描繪了祂的道成肉身、升天和承受神的國度。</w:t>
+      </w:r>
+    </w:p>
+    <w:p>
+      <w:pPr/>
+      <w:r>
+        <w:rPr>
+          <w:lang w:val="zh_TW" w:bidi="zh_TW"/>
+        </w:rPr>
+      </w:r>
+      <w:r>
+        <w:rPr>
+          <w:lang w:val="zh_TW" w:bidi="zh_TW"/>
+        </w:rPr>
+        <w:t>在福音書中，「人子」這個稱號被耶穌使用了大約80次，以隱晦、間接的方式來說明耶穌自己（太，32次；可，14次；路，26次；約，10次）。在所有這些經文中，耶穌都是說話者，從來沒有人稱呼祂為「人子」。在有些經文中的描述非常奧秘，以至於有些解經家認為耶穌是在談論另一個人。這種懷疑只出現在約翰福音中唯一的一處經文中，群眾問耶穌：「這人子是誰呢？」（</w:t>
+      </w:r>
+      <w:hyperlink r:id="rId48">
+        <w:r>
+          <w:rPr>
+            <w:lang w:val="zh_TW" w:bidi="zh_TW"/>
+          </w:rPr>
+          <w:rPr>
+            <w:color w:val="0000EE"/>
+            <w:u w:val="single"/>
+          </w:rPr>
+          <w:t>約12:34</w:t>
+        </w:r>
+      </w:hyperlink>
+      <w:r>
+        <w:rPr>
+          <w:lang w:val="zh_TW" w:bidi="zh_TW"/>
+        </w:rPr>
+        <w:t>）。在大多數經文中，耶穌的身份是明確的。在一些經文中是明顯的：「人說我——人子是誰？」——接著是「你們說我是誰？」（</w:t>
+      </w:r>
+      <w:hyperlink r:id="rId49">
+        <w:r>
+          <w:rPr>
+            <w:lang w:val="zh_TW" w:bidi="zh_TW"/>
+          </w:rPr>
+          <w:rPr>
+            <w:color w:val="0000EE"/>
+            <w:u w:val="single"/>
+          </w:rPr>
+          <w:t>太16:13、15</w:t>
+        </w:r>
+      </w:hyperlink>
+      <w:r>
+        <w:rPr>
+          <w:lang w:val="zh_TW" w:bidi="zh_TW"/>
+        </w:rPr>
+        <w:t>）。通常的結論是，耶穌將這個稱號用作祂自己的彌賽亞稱號，這樣祂就可以謙卑地談論祂自己和祂的使命，並傳達耶穌希望揭示關於祂自己的重要事實。祂可以這樣做，因為當這個稱號用於耶穌的彌賽亞身分時，這一稱號並未帶來普遍的錯誤觀念和誤解。</w:t>
+      </w:r>
+    </w:p>
+    <w:p>
+      <w:pPr/>
+      <w:r>
+        <w:rPr>
+          <w:lang w:val="zh_TW" w:bidi="zh_TW"/>
+        </w:rPr>
+      </w:r>
+      <w:r>
+        <w:rPr>
+          <w:lang w:val="zh_TW" w:bidi="zh_TW"/>
+        </w:rPr>
+        <w:t>這個稱號在新約中只出現了另外四次。在</w:t>
+      </w:r>
+      <w:hyperlink r:id="rId50">
+        <w:r>
+          <w:rPr>
+            <w:lang w:val="zh_TW" w:bidi="zh_TW"/>
+          </w:rPr>
+          <w:rPr>
+            <w:color w:val="0000EE"/>
+            <w:u w:val="single"/>
+          </w:rPr>
+          <w:t>使徒行傳七章56節</w:t>
+        </w:r>
+      </w:hyperlink>
+      <w:r>
+        <w:rPr>
+          <w:lang w:val="zh_TW" w:bidi="zh_TW"/>
+        </w:rPr>
+        <w:t>，司提反說：「我看見天開了，人子站在神的右邊。」</w:t>
+      </w:r>
+      <w:hyperlink r:id="rId51">
+        <w:r>
+          <w:rPr>
+            <w:lang w:val="zh_TW" w:bidi="zh_TW"/>
+          </w:rPr>
+          <w:rPr>
+            <w:color w:val="0000EE"/>
+            <w:u w:val="single"/>
+          </w:rPr>
+          <w:t>希伯來書二章6節</w:t>
+        </w:r>
+      </w:hyperlink>
+      <w:r>
+        <w:rPr>
+          <w:lang w:val="zh_TW" w:bidi="zh_TW"/>
+        </w:rPr>
+        <w:t>將</w:t>
+      </w:r>
+      <w:hyperlink r:id="rId52">
+        <w:r>
+          <w:rPr>
+            <w:lang w:val="zh_TW" w:bidi="zh_TW"/>
+          </w:rPr>
+          <w:rPr>
+            <w:color w:val="0000EE"/>
+            <w:u w:val="single"/>
+          </w:rPr>
+          <w:t>詩篇八篇4節</w:t>
+        </w:r>
+      </w:hyperlink>
+      <w:r>
+        <w:rPr>
+          <w:lang w:val="zh_TW" w:bidi="zh_TW"/>
+        </w:rPr>
+        <w:t>應用在耶穌身上。最後，</w:t>
+      </w:r>
+      <w:hyperlink r:id="rId53">
+        <w:r>
+          <w:rPr>
+            <w:lang w:val="zh_TW" w:bidi="zh_TW"/>
+          </w:rPr>
+          <w:rPr>
+            <w:color w:val="0000EE"/>
+            <w:u w:val="single"/>
+          </w:rPr>
+          <w:t>啟示錄一章13節</w:t>
+        </w:r>
+      </w:hyperlink>
+      <w:r>
+        <w:rPr>
+          <w:lang w:val="zh_TW" w:bidi="zh_TW"/>
+        </w:rPr>
+        <w:t>和</w:t>
+      </w:r>
+      <w:hyperlink r:id="rId54">
+        <w:r>
+          <w:rPr>
+            <w:lang w:val="zh_TW" w:bidi="zh_TW"/>
+          </w:rPr>
+          <w:rPr>
+            <w:color w:val="0000EE"/>
+            <w:u w:val="single"/>
+          </w:rPr>
+          <w:t>十四章14節</w:t>
+        </w:r>
+      </w:hyperlink>
+      <w:r>
+        <w:rPr>
+          <w:lang w:val="zh_TW" w:bidi="zh_TW"/>
+        </w:rPr>
+        <w:t>描繪兩個「像人子的」異象，毫無疑問是榮耀的耶穌。</w:t>
+      </w:r>
+    </w:p>
+    <w:p>
+      <w:pPr/>
+      <w:r>
+        <w:rPr>
+          <w:lang w:val="zh_TW" w:bidi="zh_TW"/>
+        </w:rPr>
+      </w:r>
+      <w:r>
+        <w:rPr>
+          <w:lang w:val="zh_TW" w:bidi="zh_TW"/>
+        </w:rPr>
+        <w:t>在對觀福音中，耶穌使用「人子」這個稱號的第一個主題，是祂來到世上完成彌賽亞使命。耶穌通過說「狐狸有洞，天空的飛鳥有窩，人子卻沒有枕頭的地方」，來比較祂在地上的狀況與祂先前在天上的榮耀（</w:t>
+      </w:r>
+      <w:hyperlink r:id="rId55">
+        <w:r>
+          <w:rPr>
+            <w:lang w:val="zh_TW" w:bidi="zh_TW"/>
+          </w:rPr>
+          <w:rPr>
+            <w:color w:val="0000EE"/>
+            <w:u w:val="single"/>
+          </w:rPr>
+          <w:t>太8:20</w:t>
+        </w:r>
+      </w:hyperlink>
+      <w:r>
+        <w:rPr>
+          <w:lang w:val="zh_TW" w:bidi="zh_TW"/>
+        </w:rPr>
+        <w:t>；見</w:t>
+      </w:r>
+      <w:hyperlink r:id="rId56">
+        <w:r>
+          <w:rPr>
+            <w:lang w:val="zh_TW" w:bidi="zh_TW"/>
+          </w:rPr>
+          <w:rPr>
+            <w:color w:val="0000EE"/>
+            <w:u w:val="single"/>
+          </w:rPr>
+          <w:t>路9:58</w:t>
+        </w:r>
+      </w:hyperlink>
+      <w:r>
+        <w:rPr>
+          <w:lang w:val="zh_TW" w:bidi="zh_TW"/>
+        </w:rPr>
+        <w:t>）。這表明人子捨棄了祂的天家，來到地上承受事工中的一切羞辱（</w:t>
+      </w:r>
+      <w:hyperlink r:id="rId57">
+        <w:r>
+          <w:rPr>
+            <w:lang w:val="zh_TW" w:bidi="zh_TW"/>
+          </w:rPr>
+          <w:rPr>
+            <w:color w:val="0000EE"/>
+            <w:u w:val="single"/>
+          </w:rPr>
+          <w:t>腓2:5–11</w:t>
+        </w:r>
+      </w:hyperlink>
+      <w:r>
+        <w:rPr>
+          <w:lang w:val="zh_TW" w:bidi="zh_TW"/>
+        </w:rPr>
+        <w:t>）。</w:t>
+      </w:r>
+    </w:p>
+    <w:p>
+      <w:pPr/>
+      <w:r>
+        <w:rPr>
+          <w:lang w:val="zh_TW" w:bidi="zh_TW"/>
+        </w:rPr>
+      </w:r>
+      <w:r>
+        <w:rPr>
+          <w:lang w:val="zh_TW" w:bidi="zh_TW"/>
+        </w:rPr>
+        <w:t>耶穌使用這個稱號來宣告神的特權，說：「人子是安息日的主」（</w:t>
+      </w:r>
+      <w:hyperlink r:id="rId58">
+        <w:r>
+          <w:rPr>
+            <w:lang w:val="zh_TW" w:bidi="zh_TW"/>
+          </w:rPr>
+          <w:rPr>
+            <w:color w:val="0000EE"/>
+            <w:u w:val="single"/>
+          </w:rPr>
+          <w:t>太12:8</w:t>
+        </w:r>
+      </w:hyperlink>
+      <w:r>
+        <w:rPr>
+          <w:lang w:val="zh_TW" w:bidi="zh_TW"/>
+        </w:rPr>
+        <w:t>；</w:t>
+      </w:r>
+      <w:hyperlink r:id="rId59">
+        <w:r>
+          <w:rPr>
+            <w:lang w:val="zh_TW" w:bidi="zh_TW"/>
+          </w:rPr>
+          <w:rPr>
+            <w:color w:val="0000EE"/>
+            <w:u w:val="single"/>
+          </w:rPr>
+          <w:t>可2:28</w:t>
+        </w:r>
+      </w:hyperlink>
+      <w:r>
+        <w:rPr>
+          <w:lang w:val="zh_TW" w:bidi="zh_TW"/>
+        </w:rPr>
+        <w:t>；</w:t>
+      </w:r>
+      <w:hyperlink r:id="rId60">
+        <w:r>
+          <w:rPr>
+            <w:lang w:val="zh_TW" w:bidi="zh_TW"/>
+          </w:rPr>
+          <w:rPr>
+            <w:color w:val="0000EE"/>
+            <w:u w:val="single"/>
+          </w:rPr>
+          <w:t>路6:5</w:t>
+        </w:r>
+      </w:hyperlink>
+      <w:r>
+        <w:rPr>
+          <w:lang w:val="zh_TW" w:bidi="zh_TW"/>
+        </w:rPr>
+        <w:t>）。安息日是神所設立的制度，一般人不得修改。但因為耶穌是從天上來的人子，祂就可以自由地作為安息日的主宰，因為祂就是設立安息日的那位主（</w:t>
+      </w:r>
+      <w:hyperlink r:id="rId61">
+        <w:r>
+          <w:rPr>
+            <w:lang w:val="zh_TW" w:bidi="zh_TW"/>
+          </w:rPr>
+          <w:rPr>
+            <w:color w:val="0000EE"/>
+            <w:u w:val="single"/>
+          </w:rPr>
+          <w:t>創2:2</w:t>
+        </w:r>
+      </w:hyperlink>
+      <w:r>
+        <w:rPr>
+          <w:lang w:val="zh_TW" w:bidi="zh_TW"/>
+        </w:rPr>
+        <w:t>；</w:t>
+      </w:r>
+      <w:hyperlink r:id="rId62">
+        <w:r>
+          <w:rPr>
+            <w:lang w:val="zh_TW" w:bidi="zh_TW"/>
+          </w:rPr>
+          <w:rPr>
+            <w:color w:val="0000EE"/>
+            <w:u w:val="single"/>
+          </w:rPr>
+          <w:t>出20:8–11）</w:t>
+        </w:r>
+      </w:hyperlink>
+      <w:r>
+        <w:rPr>
+          <w:lang w:val="zh_TW" w:bidi="zh_TW"/>
+        </w:rPr>
+        <w:t>。在迦百農醫治癱子之後，耶穌宣稱「人子在地上有赦罪的權柄」（</w:t>
+      </w:r>
+      <w:hyperlink r:id="rId63">
+        <w:r>
+          <w:rPr>
+            <w:lang w:val="zh_TW" w:bidi="zh_TW"/>
+          </w:rPr>
+          <w:rPr>
+            <w:color w:val="0000EE"/>
+            <w:u w:val="single"/>
+          </w:rPr>
+          <w:t>太9:6</w:t>
+        </w:r>
+      </w:hyperlink>
+      <w:r>
+        <w:rPr>
+          <w:lang w:val="zh_TW" w:bidi="zh_TW"/>
+        </w:rPr>
+        <w:t>；</w:t>
+      </w:r>
+      <w:hyperlink r:id="rId64">
+        <w:r>
+          <w:rPr>
+            <w:lang w:val="zh_TW" w:bidi="zh_TW"/>
+          </w:rPr>
+          <w:rPr>
+            <w:color w:val="0000EE"/>
+            <w:u w:val="single"/>
+          </w:rPr>
+          <w:t>可2:10</w:t>
+        </w:r>
+      </w:hyperlink>
+      <w:r>
+        <w:rPr>
+          <w:lang w:val="zh_TW" w:bidi="zh_TW"/>
+        </w:rPr>
+        <w:t>；</w:t>
+      </w:r>
+      <w:hyperlink r:id="rId65">
+        <w:r>
+          <w:rPr>
+            <w:lang w:val="zh_TW" w:bidi="zh_TW"/>
+          </w:rPr>
+          <w:rPr>
+            <w:color w:val="0000EE"/>
+            <w:u w:val="single"/>
+          </w:rPr>
+          <w:t>路5:24</w:t>
+        </w:r>
+      </w:hyperlink>
+      <w:r>
+        <w:rPr>
+          <w:lang w:val="zh_TW" w:bidi="zh_TW"/>
+        </w:rPr>
+        <w:t>）。以前，赦罪是從天上和神而來的，但現在赦罪是由耶穌在地上賜予的。</w:t>
+      </w:r>
+    </w:p>
+    <w:p>
+      <w:pPr/>
+      <w:r>
+        <w:rPr>
+          <w:lang w:val="zh_TW" w:bidi="zh_TW"/>
+        </w:rPr>
+      </w:r>
+      <w:r>
+        <w:rPr>
+          <w:lang w:val="zh_TW" w:bidi="zh_TW"/>
+        </w:rPr>
+        <w:t>耶穌使用「人子」這個稱號的第二個方面涉及祂的受苦、死亡和榮耀的復活，這是祂以奧秘的方式成就祂作為人子在地上的使命。在彼得認耶穌為彌賽亞和神的兒子之後，耶穌開始詳細說明祂必須受苦（</w:t>
+      </w:r>
+      <w:hyperlink r:id="rId66">
+        <w:r>
+          <w:rPr>
+            <w:lang w:val="zh_TW" w:bidi="zh_TW"/>
+          </w:rPr>
+          <w:rPr>
+            <w:color w:val="0000EE"/>
+            <w:u w:val="single"/>
+          </w:rPr>
+          <w:t>太16:16</w:t>
+        </w:r>
+      </w:hyperlink>
+      <w:r>
+        <w:rPr>
+          <w:lang w:val="zh_TW" w:bidi="zh_TW"/>
+        </w:rPr>
+        <w:t>）。耶穌第一次預言祂作為人子要受苦是在</w:t>
+      </w:r>
+      <w:hyperlink r:id="rId67">
+        <w:r>
+          <w:rPr>
+            <w:lang w:val="zh_TW" w:bidi="zh_TW"/>
+          </w:rPr>
+          <w:rPr>
+            <w:color w:val="0000EE"/>
+            <w:u w:val="single"/>
+          </w:rPr>
+          <w:t>馬可福音八章31至32節</w:t>
+        </w:r>
+      </w:hyperlink>
+      <w:r>
+        <w:rPr>
+          <w:lang w:val="zh_TW" w:bidi="zh_TW"/>
+        </w:rPr>
+        <w:t>，並在其它多處經文中，這預言被重複。福音書進一步擴展了這一主題，提到被戲弄和鞭打（</w:t>
+      </w:r>
+      <w:hyperlink r:id="rId68">
+        <w:r>
+          <w:rPr>
+            <w:lang w:val="zh_TW" w:bidi="zh_TW"/>
+          </w:rPr>
+          <w:rPr>
+            <w:color w:val="0000EE"/>
+            <w:u w:val="single"/>
+          </w:rPr>
+          <w:t>太17:12</w:t>
+        </w:r>
+      </w:hyperlink>
+      <w:r>
+        <w:rPr>
+          <w:lang w:val="zh_TW" w:bidi="zh_TW"/>
+        </w:rPr>
+        <w:t>，</w:t>
+      </w:r>
+      <w:hyperlink r:id="rId69">
+        <w:r>
+          <w:rPr>
+            <w:lang w:val="zh_TW" w:bidi="zh_TW"/>
+          </w:rPr>
+          <w:rPr>
+            <w:color w:val="0000EE"/>
+            <w:u w:val="single"/>
+          </w:rPr>
+          <w:t>20:18</w:t>
+        </w:r>
+      </w:hyperlink>
+      <w:r>
+        <w:rPr>
+          <w:lang w:val="zh_TW" w:bidi="zh_TW"/>
+        </w:rPr>
+        <w:t>；</w:t>
+      </w:r>
+      <w:hyperlink r:id="rId70">
+        <w:r>
+          <w:rPr>
+            <w:lang w:val="zh_TW" w:bidi="zh_TW"/>
+          </w:rPr>
+          <w:rPr>
+            <w:color w:val="0000EE"/>
+            <w:u w:val="single"/>
+          </w:rPr>
+          <w:t>可8:31</w:t>
+        </w:r>
+      </w:hyperlink>
+      <w:r>
+        <w:rPr>
+          <w:lang w:val="zh_TW" w:bidi="zh_TW"/>
+        </w:rPr>
+        <w:t>；</w:t>
+      </w:r>
+      <w:hyperlink r:id="rId71">
+        <w:r>
+          <w:rPr>
+            <w:lang w:val="zh_TW" w:bidi="zh_TW"/>
+          </w:rPr>
+          <w:rPr>
+            <w:color w:val="0000EE"/>
+            <w:u w:val="single"/>
+          </w:rPr>
+          <w:t>路9:22</w:t>
+        </w:r>
+      </w:hyperlink>
+      <w:r>
+        <w:rPr>
+          <w:lang w:val="zh_TW" w:bidi="zh_TW"/>
+        </w:rPr>
+        <w:t>）、被猶大出賣（</w:t>
+      </w:r>
+      <w:hyperlink r:id="rId72">
+        <w:r>
+          <w:rPr>
+            <w:lang w:val="zh_TW" w:bidi="zh_TW"/>
+          </w:rPr>
+          <w:rPr>
+            <w:color w:val="0000EE"/>
+            <w:u w:val="single"/>
+          </w:rPr>
+          <w:t>太17:22</w:t>
+        </w:r>
+      </w:hyperlink>
+      <w:r>
+        <w:rPr>
+          <w:lang w:val="zh_TW" w:bidi="zh_TW"/>
+        </w:rPr>
+        <w:t>，</w:t>
+      </w:r>
+      <w:hyperlink r:id="rId73">
+        <w:r>
+          <w:rPr>
+            <w:lang w:val="zh_TW" w:bidi="zh_TW"/>
+          </w:rPr>
+          <w:rPr>
+            <w:color w:val="0000EE"/>
+            <w:u w:val="single"/>
+          </w:rPr>
+          <w:t>26:24–25</w:t>
+        </w:r>
+      </w:hyperlink>
+      <w:r>
+        <w:rPr>
+          <w:lang w:val="zh_TW" w:bidi="zh_TW"/>
+        </w:rPr>
+        <w:t>；</w:t>
+      </w:r>
+      <w:hyperlink r:id="rId74">
+        <w:r>
+          <w:rPr>
+            <w:lang w:val="zh_TW" w:bidi="zh_TW"/>
+          </w:rPr>
+          <w:rPr>
+            <w:color w:val="0000EE"/>
+            <w:u w:val="single"/>
+          </w:rPr>
+          <w:t>可14:21、41</w:t>
+        </w:r>
+      </w:hyperlink>
+      <w:r>
+        <w:rPr>
+          <w:lang w:val="zh_TW" w:bidi="zh_TW"/>
+        </w:rPr>
+        <w:t>）、被猶太領袖拒絕（</w:t>
+      </w:r>
+      <w:hyperlink r:id="rId69">
+        <w:r>
+          <w:rPr>
+            <w:lang w:val="zh_TW" w:bidi="zh_TW"/>
+          </w:rPr>
+          <w:rPr>
+            <w:color w:val="0000EE"/>
+            <w:u w:val="single"/>
+          </w:rPr>
+          <w:t>太20:18</w:t>
+        </w:r>
+      </w:hyperlink>
+      <w:r>
+        <w:rPr>
+          <w:lang w:val="zh_TW" w:bidi="zh_TW"/>
+        </w:rPr>
+        <w:t>）、被釘十字架（</w:t>
+      </w:r>
+      <w:hyperlink r:id="rId75">
+        <w:r>
+          <w:rPr>
+            <w:lang w:val="zh_TW" w:bidi="zh_TW"/>
+          </w:rPr>
+          <w:rPr>
+            <w:color w:val="0000EE"/>
+            <w:u w:val="single"/>
+          </w:rPr>
+          <w:t>太20:19</w:t>
+        </w:r>
+      </w:hyperlink>
+      <w:r>
+        <w:rPr>
+          <w:lang w:val="zh_TW" w:bidi="zh_TW"/>
+        </w:rPr>
+        <w:t>；</w:t>
+      </w:r>
+      <w:hyperlink r:id="rId76">
+        <w:r>
+          <w:rPr>
+            <w:lang w:val="zh_TW" w:bidi="zh_TW"/>
+          </w:rPr>
+          <w:rPr>
+            <w:color w:val="0000EE"/>
+            <w:u w:val="single"/>
+          </w:rPr>
+          <w:t>可9:12、31</w:t>
+        </w:r>
+      </w:hyperlink>
+      <w:r>
+        <w:rPr>
+          <w:lang w:val="zh_TW" w:bidi="zh_TW"/>
+        </w:rPr>
+        <w:t>，</w:t>
+      </w:r>
+      <w:hyperlink r:id="rId77">
+        <w:r>
+          <w:rPr>
+            <w:lang w:val="zh_TW" w:bidi="zh_TW"/>
+          </w:rPr>
+          <w:rPr>
+            <w:color w:val="0000EE"/>
+            <w:u w:val="single"/>
+          </w:rPr>
+          <w:t>10:33</w:t>
+        </w:r>
+      </w:hyperlink>
+      <w:r>
+        <w:rPr>
+          <w:lang w:val="zh_TW" w:bidi="zh_TW"/>
+        </w:rPr>
+        <w:t>）、埋葬三天（</w:t>
+      </w:r>
+      <w:hyperlink r:id="rId78">
+        <w:r>
+          <w:rPr>
+            <w:lang w:val="zh_TW" w:bidi="zh_TW"/>
+          </w:rPr>
+          <w:rPr>
+            <w:color w:val="0000EE"/>
+            <w:u w:val="single"/>
+          </w:rPr>
+          <w:t>太12:40</w:t>
+        </w:r>
+      </w:hyperlink>
+      <w:r>
+        <w:rPr>
+          <w:lang w:val="zh_TW" w:bidi="zh_TW"/>
+        </w:rPr>
+        <w:t>；</w:t>
+      </w:r>
+      <w:hyperlink r:id="rId79">
+        <w:r>
+          <w:rPr>
+            <w:lang w:val="zh_TW" w:bidi="zh_TW"/>
+          </w:rPr>
+          <w:rPr>
+            <w:color w:val="0000EE"/>
+            <w:u w:val="single"/>
+          </w:rPr>
+          <w:t>路11:30</w:t>
+        </w:r>
+      </w:hyperlink>
+      <w:r>
+        <w:rPr>
+          <w:lang w:val="zh_TW" w:bidi="zh_TW"/>
+        </w:rPr>
+        <w:t>），以及復活（</w:t>
+      </w:r>
+      <w:hyperlink r:id="rId80">
+        <w:r>
+          <w:rPr>
+            <w:lang w:val="zh_TW" w:bidi="zh_TW"/>
+          </w:rPr>
+          <w:rPr>
+            <w:color w:val="0000EE"/>
+            <w:u w:val="single"/>
+          </w:rPr>
+          <w:t>太17:22–23</w:t>
+        </w:r>
+      </w:hyperlink>
+      <w:r>
+        <w:rPr>
+          <w:lang w:val="zh_TW" w:bidi="zh_TW"/>
+        </w:rPr>
+        <w:t>；</w:t>
+      </w:r>
+      <w:hyperlink r:id="rId70">
+        <w:r>
+          <w:rPr>
+            <w:lang w:val="zh_TW" w:bidi="zh_TW"/>
+          </w:rPr>
+          <w:rPr>
+            <w:color w:val="0000EE"/>
+            <w:u w:val="single"/>
+          </w:rPr>
+          <w:t>可8:31</w:t>
+        </w:r>
+      </w:hyperlink>
+      <w:r>
+        <w:rPr>
+          <w:lang w:val="zh_TW" w:bidi="zh_TW"/>
+        </w:rPr>
+        <w:t>）。</w:t>
+      </w:r>
+    </w:p>
+    <w:p>
+      <w:pPr/>
+      <w:r>
+        <w:rPr>
+          <w:lang w:val="zh_TW" w:bidi="zh_TW"/>
+        </w:rPr>
+      </w:r>
+      <w:r>
+        <w:rPr>
+          <w:lang w:val="zh_TW" w:bidi="zh_TW"/>
+        </w:rPr>
+        <w:t>在著名的經文「人子來，不是要受人的服事，乃是要服事人，並且要捨命，作多人的贖價」（</w:t>
+      </w:r>
+      <w:hyperlink r:id="rId81">
+        <w:r>
+          <w:rPr>
+            <w:lang w:val="zh_TW" w:bidi="zh_TW"/>
+          </w:rPr>
+          <w:rPr>
+            <w:color w:val="0000EE"/>
+            <w:u w:val="single"/>
+          </w:rPr>
+          <w:t>太20:28</w:t>
+        </w:r>
+      </w:hyperlink>
+      <w:r>
+        <w:rPr>
+          <w:lang w:val="zh_TW" w:bidi="zh_TW"/>
+        </w:rPr>
+        <w:t>；</w:t>
+      </w:r>
+      <w:hyperlink r:id="rId82">
+        <w:r>
+          <w:rPr>
+            <w:lang w:val="zh_TW" w:bidi="zh_TW"/>
+          </w:rPr>
+          <w:rPr>
+            <w:color w:val="0000EE"/>
+            <w:u w:val="single"/>
+          </w:rPr>
+          <w:t>可10:45</w:t>
+        </w:r>
+      </w:hyperlink>
+      <w:r>
+        <w:rPr>
+          <w:lang w:val="zh_TW" w:bidi="zh_TW"/>
+        </w:rPr>
+        <w:t>）中，耶穌教導說，祂的死亡是為祂的百姓帶來救恩的贖罪祭。這一思想源自耶穌對祂自己是受苦的耶和華僕人的理解（</w:t>
+      </w:r>
+      <w:hyperlink r:id="rId83">
+        <w:r>
+          <w:rPr>
+            <w:lang w:val="zh_TW" w:bidi="zh_TW"/>
+          </w:rPr>
+          <w:rPr>
+            <w:color w:val="0000EE"/>
+            <w:u w:val="single"/>
+          </w:rPr>
+          <w:t>賽53章</w:t>
+        </w:r>
+      </w:hyperlink>
+      <w:r>
+        <w:rPr>
+          <w:lang w:val="zh_TW" w:bidi="zh_TW"/>
+        </w:rPr>
+        <w:t>）。</w:t>
+      </w:r>
+    </w:p>
+    <w:p>
+      <w:pPr/>
+      <w:r>
+        <w:rPr>
+          <w:lang w:val="zh_TW" w:bidi="zh_TW"/>
+        </w:rPr>
+      </w:r>
+      <w:r>
+        <w:rPr>
+          <w:lang w:val="zh_TW" w:bidi="zh_TW"/>
+        </w:rPr>
+        <w:t>耶穌也用「人子」的稱號來教導關於祂的再來。作為人子，耶穌將在天父的榮耀中，與眾天使一同從天降臨（</w:t>
+      </w:r>
+      <w:hyperlink r:id="rId43">
+        <w:r>
+          <w:rPr>
+            <w:lang w:val="zh_TW" w:bidi="zh_TW"/>
+          </w:rPr>
+          <w:rPr>
+            <w:color w:val="0000EE"/>
+            <w:u w:val="single"/>
+          </w:rPr>
+          <w:t>太16:27</w:t>
+        </w:r>
+      </w:hyperlink>
+      <w:r>
+        <w:rPr>
+          <w:lang w:val="zh_TW" w:bidi="zh_TW"/>
+        </w:rPr>
+        <w:t>；</w:t>
+      </w:r>
+      <w:hyperlink r:id="rId84">
+        <w:r>
+          <w:rPr>
+            <w:lang w:val="zh_TW" w:bidi="zh_TW"/>
+          </w:rPr>
+          <w:rPr>
+            <w:color w:val="0000EE"/>
+            <w:u w:val="single"/>
+          </w:rPr>
+          <w:t>可8:38</w:t>
+        </w:r>
+      </w:hyperlink>
+      <w:r>
+        <w:rPr>
+          <w:lang w:val="zh_TW" w:bidi="zh_TW"/>
+        </w:rPr>
+        <w:t>；</w:t>
+      </w:r>
+      <w:hyperlink r:id="rId85">
+        <w:r>
+          <w:rPr>
+            <w:lang w:val="zh_TW" w:bidi="zh_TW"/>
+          </w:rPr>
+          <w:rPr>
+            <w:color w:val="0000EE"/>
+            <w:u w:val="single"/>
+          </w:rPr>
+          <w:t>路9:26</w:t>
+        </w:r>
+      </w:hyperlink>
+      <w:r>
+        <w:rPr>
+          <w:lang w:val="zh_TW" w:bidi="zh_TW"/>
+        </w:rPr>
+        <w:t>）。首先，祂將坐在神的右邊，然後祂會再來（</w:t>
+      </w:r>
+      <w:hyperlink r:id="rId47">
+        <w:r>
+          <w:rPr>
+            <w:lang w:val="zh_TW" w:bidi="zh_TW"/>
+          </w:rPr>
+          <w:rPr>
+            <w:color w:val="0000EE"/>
+            <w:u w:val="single"/>
+          </w:rPr>
+          <w:t>太26:64</w:t>
+        </w:r>
+      </w:hyperlink>
+      <w:r>
+        <w:rPr>
+          <w:lang w:val="zh_TW" w:bidi="zh_TW"/>
+        </w:rPr>
+        <w:t>；</w:t>
+      </w:r>
+      <w:hyperlink r:id="rId86">
+        <w:r>
+          <w:rPr>
+            <w:lang w:val="zh_TW" w:bidi="zh_TW"/>
+          </w:rPr>
+          <w:rPr>
+            <w:color w:val="0000EE"/>
+            <w:u w:val="single"/>
+          </w:rPr>
+          <w:t>可14:62</w:t>
+        </w:r>
+      </w:hyperlink>
+      <w:r>
+        <w:rPr>
+          <w:lang w:val="zh_TW" w:bidi="zh_TW"/>
+        </w:rPr>
+        <w:t>；</w:t>
+      </w:r>
+      <w:hyperlink r:id="rId87">
+        <w:r>
+          <w:rPr>
+            <w:lang w:val="zh_TW" w:bidi="zh_TW"/>
+          </w:rPr>
+          <w:rPr>
+            <w:color w:val="0000EE"/>
+            <w:u w:val="single"/>
+          </w:rPr>
+          <w:t>路22:69</w:t>
+        </w:r>
+      </w:hyperlink>
+      <w:r>
+        <w:rPr>
+          <w:lang w:val="zh_TW" w:bidi="zh_TW"/>
+        </w:rPr>
+        <w:t>），伴隨著雲彩而來（</w:t>
+      </w:r>
+      <w:hyperlink r:id="rId45">
+        <w:r>
+          <w:rPr>
+            <w:lang w:val="zh_TW" w:bidi="zh_TW"/>
+          </w:rPr>
+          <w:rPr>
+            <w:color w:val="0000EE"/>
+            <w:u w:val="single"/>
+          </w:rPr>
+          <w:t>太24:30</w:t>
+        </w:r>
+      </w:hyperlink>
+      <w:r>
+        <w:rPr>
+          <w:lang w:val="zh_TW" w:bidi="zh_TW"/>
+        </w:rPr>
+        <w:t>；</w:t>
+      </w:r>
+      <w:hyperlink r:id="rId88">
+        <w:r>
+          <w:rPr>
+            <w:lang w:val="zh_TW" w:bidi="zh_TW"/>
+          </w:rPr>
+          <w:rPr>
+            <w:color w:val="0000EE"/>
+            <w:u w:val="single"/>
+          </w:rPr>
+          <w:t>可13:26</w:t>
+        </w:r>
+      </w:hyperlink>
+      <w:r>
+        <w:rPr>
+          <w:lang w:val="zh_TW" w:bidi="zh_TW"/>
+        </w:rPr>
+        <w:t>；</w:t>
+      </w:r>
+      <w:hyperlink r:id="rId89">
+        <w:r>
+          <w:rPr>
+            <w:lang w:val="zh_TW" w:bidi="zh_TW"/>
+          </w:rPr>
+          <w:rPr>
+            <w:color w:val="0000EE"/>
+            <w:u w:val="single"/>
+          </w:rPr>
+          <w:t>路21:27</w:t>
+        </w:r>
+      </w:hyperlink>
+      <w:r>
+        <w:rPr>
+          <w:lang w:val="zh_TW" w:bidi="zh_TW"/>
+        </w:rPr>
+        <w:t>）。這次再來將是出乎意料的（</w:t>
+      </w:r>
+      <w:hyperlink r:id="rId90">
+        <w:r>
+          <w:rPr>
+            <w:lang w:val="zh_TW" w:bidi="zh_TW"/>
+          </w:rPr>
+          <w:rPr>
+            <w:color w:val="0000EE"/>
+            <w:u w:val="single"/>
+          </w:rPr>
+          <w:t>太24:27</w:t>
+        </w:r>
+      </w:hyperlink>
+      <w:r>
+        <w:rPr>
+          <w:lang w:val="zh_TW" w:bidi="zh_TW"/>
+        </w:rPr>
+        <w:t>；</w:t>
+      </w:r>
+      <w:hyperlink r:id="rId91">
+        <w:r>
+          <w:rPr>
+            <w:lang w:val="zh_TW" w:bidi="zh_TW"/>
+          </w:rPr>
+          <w:rPr>
+            <w:color w:val="0000EE"/>
+            <w:u w:val="single"/>
+          </w:rPr>
+          <w:t>路12:40</w:t>
+        </w:r>
+      </w:hyperlink>
+      <w:r>
+        <w:rPr>
+          <w:lang w:val="zh_TW" w:bidi="zh_TW"/>
+        </w:rPr>
+        <w:t>），如閃電或挪亞的洪水（</w:t>
+      </w:r>
+      <w:hyperlink r:id="rId92">
+        <w:r>
+          <w:rPr>
+            <w:lang w:val="zh_TW" w:bidi="zh_TW"/>
+          </w:rPr>
+          <w:rPr>
+            <w:color w:val="0000EE"/>
+            <w:u w:val="single"/>
+          </w:rPr>
+          <w:t>太24:37</w:t>
+        </w:r>
+      </w:hyperlink>
+      <w:r>
+        <w:rPr>
+          <w:lang w:val="zh_TW" w:bidi="zh_TW"/>
+        </w:rPr>
+        <w:t>；</w:t>
+      </w:r>
+      <w:hyperlink r:id="rId93">
+        <w:r>
+          <w:rPr>
+            <w:lang w:val="zh_TW" w:bidi="zh_TW"/>
+          </w:rPr>
+          <w:rPr>
+            <w:color w:val="0000EE"/>
+            <w:u w:val="single"/>
+          </w:rPr>
+          <w:t>路17:24</w:t>
+        </w:r>
+      </w:hyperlink>
+      <w:r>
+        <w:rPr>
+          <w:lang w:val="zh_TW" w:bidi="zh_TW"/>
+        </w:rPr>
+        <w:t>）。祂再來是為了召聚選民、審判地上萬國（</w:t>
+      </w:r>
+      <w:hyperlink r:id="rId44">
+        <w:r>
+          <w:rPr>
+            <w:lang w:val="zh_TW" w:bidi="zh_TW"/>
+          </w:rPr>
+          <w:rPr>
+            <w:color w:val="0000EE"/>
+            <w:u w:val="single"/>
+          </w:rPr>
+          <w:t>太19:28</w:t>
+        </w:r>
+      </w:hyperlink>
+      <w:r>
+        <w:rPr>
+          <w:lang w:val="zh_TW" w:bidi="zh_TW"/>
+        </w:rPr>
+        <w:t>，</w:t>
+      </w:r>
+      <w:hyperlink r:id="rId94">
+        <w:r>
+          <w:rPr>
+            <w:lang w:val="zh_TW" w:bidi="zh_TW"/>
+          </w:rPr>
+          <w:rPr>
+            <w:color w:val="0000EE"/>
+            <w:u w:val="single"/>
+          </w:rPr>
+          <w:t>25:32</w:t>
+        </w:r>
+      </w:hyperlink>
+      <w:r>
+        <w:rPr>
+          <w:lang w:val="zh_TW" w:bidi="zh_TW"/>
+        </w:rPr>
+        <w:t>），以及在世上恢復最終的公義（</w:t>
+      </w:r>
+      <w:hyperlink r:id="rId44">
+        <w:r>
+          <w:rPr>
+            <w:lang w:val="zh_TW" w:bidi="zh_TW"/>
+          </w:rPr>
+          <w:rPr>
+            <w:color w:val="0000EE"/>
+            <w:u w:val="single"/>
+          </w:rPr>
+          <w:t>19:28，</w:t>
+        </w:r>
+      </w:hyperlink>
+      <w:hyperlink r:id="rId95">
+        <w:r>
+          <w:rPr>
+            <w:lang w:val="zh_TW" w:bidi="zh_TW"/>
+          </w:rPr>
+          <w:rPr>
+            <w:color w:val="0000EE"/>
+            <w:u w:val="single"/>
+          </w:rPr>
+          <w:t>25:46</w:t>
+        </w:r>
+      </w:hyperlink>
+      <w:r>
+        <w:rPr>
+          <w:lang w:val="zh_TW" w:bidi="zh_TW"/>
+        </w:rPr>
+        <w:t>）。</w:t>
+      </w:r>
+    </w:p>
+    <w:p>
+      <w:pPr/>
+      <w:r>
+        <w:rPr>
+          <w:lang w:val="zh_TW" w:bidi="zh_TW"/>
+        </w:rPr>
+      </w:r>
+      <w:r>
+        <w:rPr>
+          <w:lang w:val="zh_TW" w:bidi="zh_TW"/>
+        </w:rPr>
+        <w:t>在這些經文中，耶穌將焦點從祂受苦與復活的暫時得勝中，轉向人子在祂再來時的最終得勝。再一次強調人子的天上根源與人子的神聖特權。這位人子耶穌將成為最終的審判者（參</w:t>
+      </w:r>
+      <w:hyperlink r:id="rId96">
+        <w:r>
+          <w:rPr>
+            <w:lang w:val="zh_TW" w:bidi="zh_TW"/>
+          </w:rPr>
+          <w:rPr>
+            <w:color w:val="0000EE"/>
+            <w:u w:val="single"/>
+          </w:rPr>
+          <w:t>徒17:31</w:t>
+        </w:r>
+      </w:hyperlink>
+      <w:r>
+        <w:rPr>
+          <w:lang w:val="zh_TW" w:bidi="zh_TW"/>
+        </w:rPr>
+        <w:t>）。</w:t>
+      </w:r>
+    </w:p>
+    <w:p>
+      <w:pPr/>
+      <w:r>
+        <w:rPr>
+          <w:lang w:val="zh_TW" w:bidi="zh_TW"/>
+        </w:rPr>
+      </w:r>
+      <w:r>
+        <w:rPr>
+          <w:lang w:val="zh_TW" w:bidi="zh_TW"/>
+        </w:rPr>
+        <w:t>約翰福音對於「人子」有其獨特的論述。天使被說成在「人子」身上上去下來（</w:t>
+      </w:r>
+      <w:hyperlink r:id="rId97">
+        <w:r>
+          <w:rPr>
+            <w:lang w:val="zh_TW" w:bidi="zh_TW"/>
+          </w:rPr>
+          <w:rPr>
+            <w:color w:val="0000EE"/>
+            <w:u w:val="single"/>
+          </w:rPr>
+          <w:t>約1:51</w:t>
+        </w:r>
+      </w:hyperlink>
+      <w:r>
+        <w:rPr>
+          <w:lang w:val="zh_TW" w:bidi="zh_TW"/>
+        </w:rPr>
+        <w:t>），象徵祂是存在於時間之前，並且從天上來到地上的那一位（</w:t>
+      </w:r>
+      <w:hyperlink r:id="rId98">
+        <w:r>
+          <w:rPr>
+            <w:lang w:val="zh_TW" w:bidi="zh_TW"/>
+          </w:rPr>
+          <w:rPr>
+            <w:color w:val="0000EE"/>
+            <w:u w:val="single"/>
+          </w:rPr>
+          <w:t>3:13</w:t>
+        </w:r>
+      </w:hyperlink>
+      <w:r>
+        <w:rPr>
+          <w:lang w:val="zh_TW" w:bidi="zh_TW"/>
+        </w:rPr>
+        <w:t>，</w:t>
+      </w:r>
+      <w:hyperlink r:id="rId99">
+        <w:r>
+          <w:rPr>
+            <w:lang w:val="zh_TW" w:bidi="zh_TW"/>
+          </w:rPr>
+          <w:rPr>
+            <w:color w:val="0000EE"/>
+            <w:u w:val="single"/>
+          </w:rPr>
+          <w:t>6:62</w:t>
+        </w:r>
+      </w:hyperlink>
+      <w:r>
+        <w:rPr>
+          <w:lang w:val="zh_TW" w:bidi="zh_TW"/>
+        </w:rPr>
+        <w:t>）。祂被「舉起」（藉著釘十字架）將帶給一切信祂的人永生（</w:t>
+      </w:r>
+      <w:hyperlink r:id="rId100">
+        <w:r>
+          <w:rPr>
+            <w:lang w:val="zh_TW" w:bidi="zh_TW"/>
+          </w:rPr>
+          <w:rPr>
+            <w:color w:val="0000EE"/>
+            <w:u w:val="single"/>
+          </w:rPr>
+          <w:t>3:14</w:t>
+        </w:r>
+      </w:hyperlink>
+      <w:r>
+        <w:rPr>
+          <w:lang w:val="zh_TW" w:bidi="zh_TW"/>
+        </w:rPr>
+        <w:t>）。「人子」（</w:t>
+      </w:r>
+      <w:hyperlink r:id="rId100">
+        <w:r>
+          <w:rPr>
+            <w:lang w:val="zh_TW" w:bidi="zh_TW"/>
+          </w:rPr>
+          <w:rPr>
+            <w:color w:val="0000EE"/>
+            <w:u w:val="single"/>
+          </w:rPr>
+          <w:t>3:14</w:t>
+        </w:r>
+      </w:hyperlink>
+      <w:r>
+        <w:rPr>
+          <w:lang w:val="zh_TW" w:bidi="zh_TW"/>
+        </w:rPr>
+        <w:t>）同時也是「神的兒子」（</w:t>
+      </w:r>
+      <w:hyperlink r:id="rId101">
+        <w:r>
+          <w:rPr>
+            <w:lang w:val="zh_TW" w:bidi="zh_TW"/>
+          </w:rPr>
+          <w:rPr>
+            <w:color w:val="0000EE"/>
+            <w:u w:val="single"/>
+          </w:rPr>
+          <w:t>3:16</w:t>
+        </w:r>
+      </w:hyperlink>
+      <w:r>
+        <w:rPr>
+          <w:lang w:val="zh_TW" w:bidi="zh_TW"/>
+        </w:rPr>
+        <w:t>），是神的獨生子（</w:t>
+      </w:r>
+      <w:hyperlink r:id="rId102">
+        <w:r>
+          <w:rPr>
+            <w:lang w:val="zh_TW" w:bidi="zh_TW"/>
+          </w:rPr>
+          <w:rPr>
+            <w:color w:val="0000EE"/>
+            <w:u w:val="single"/>
+          </w:rPr>
+          <w:t>1:18</w:t>
+        </w:r>
+      </w:hyperlink>
+      <w:r>
+        <w:rPr>
+          <w:lang w:val="zh_TW" w:bidi="zh_TW"/>
+        </w:rPr>
+        <w:t>，</w:t>
+      </w:r>
+      <w:hyperlink r:id="rId103">
+        <w:r>
+          <w:rPr>
+            <w:lang w:val="zh_TW" w:bidi="zh_TW"/>
+          </w:rPr>
+          <w:rPr>
+            <w:color w:val="0000EE"/>
+            <w:u w:val="single"/>
+          </w:rPr>
+          <w:t>3:18</w:t>
+        </w:r>
+      </w:hyperlink>
+      <w:r>
+        <w:rPr>
+          <w:lang w:val="zh_TW" w:bidi="zh_TW"/>
+        </w:rPr>
+        <w:t>）。簡言之，在約翰福音中，「人子」的稱號等同於「神的兒子」的稱號。這一稱號揭示了祂的神性、超越時間的存在、天上根源和神聖的特權。它也確立了耶穌現今在地上啟示與受苦的身分，以及祂未來末世榮耀的身分。父已賜給人子權柄，叫死人復活並審判世人（</w:t>
+      </w:r>
+      <w:hyperlink r:id="rId104">
+        <w:r>
+          <w:rPr>
+            <w:lang w:val="zh_TW" w:bidi="zh_TW"/>
+          </w:rPr>
+          <w:rPr>
+            <w:color w:val="0000EE"/>
+            <w:u w:val="single"/>
+          </w:rPr>
+          <w:t>5:25–27</w:t>
+        </w:r>
+      </w:hyperlink>
+      <w:r>
+        <w:rPr>
+          <w:lang w:val="zh_TW" w:bidi="zh_TW"/>
+        </w:rPr>
+        <w:t>）。</w:t>
+      </w:r>
+    </w:p>
+    <w:p>
+      <w:pPr/>
+      <w:r>
+        <w:rPr>
+          <w:lang w:val="zh_TW" w:bidi="zh_TW"/>
+        </w:rPr>
+      </w:r>
+      <w:r>
+        <w:rPr>
+          <w:i/>
+          <w:lang w:val="zh_TW" w:bidi="zh_TW"/>
+        </w:rPr>
+        <w:t>另見</w:t>
+      </w:r>
+      <w:r>
+        <w:rPr>
+          <w:lang w:val="zh_TW" w:bidi="zh_TW"/>
+        </w:rPr>
+        <w:t>基督論</w:t>
+      </w:r>
+      <w:r>
+        <w:rPr>
+          <w:lang w:val="zh_TW" w:bidi="zh_TW"/>
+        </w:rPr>
+        <w:t>；</w:t>
+      </w:r>
+      <w:r>
+        <w:rPr>
+          <w:lang w:val="zh_TW" w:bidi="zh_TW"/>
+        </w:rPr>
+        <w:t>耶穌基督的教導</w:t>
+      </w:r>
+      <w:r>
+        <w:rPr>
+          <w:lang w:val="zh_TW" w:bidi="zh_TW"/>
+        </w:rPr>
+        <w:t>；</w:t>
+      </w:r>
+      <w:r>
+        <w:rPr>
+          <w:lang w:val="zh_TW" w:bidi="zh_TW"/>
+        </w:rPr>
+        <w:t>彌賽亞</w:t>
+      </w:r>
+      <w:r>
+        <w:rPr>
+          <w:lang w:val="zh_TW" w:bidi="zh_TW"/>
+        </w:rPr>
+        <w:t>；</w:t>
+      </w:r>
+      <w:r>
+        <w:rPr>
+          <w:lang w:val="zh_TW" w:bidi="zh_TW"/>
+        </w:rPr>
+        <w:t>神的兒子</w:t>
+      </w:r>
+      <w:r>
+        <w:rPr>
+          <w:lang w:val="zh_TW" w:bidi="zh_TW"/>
+        </w:rPr>
+        <w:t>。</w:t>
+      </w:r>
+      <w:r>
+        <w:rPr>
+          <w:lang w:val="zh_TW" w:bidi="zh_TW"/>
+        </w:rPr>
+      </w:r>
+      <w:r>
+        <w:rPr>
+          <w:lang w:val="zh_TW" w:bidi="zh_TW"/>
+        </w:rPr>
+      </w:r>
+    </w:p>
+    <w:p>
+      <w:pPr/>
+      <w:r>
+        <w:rPr>
+          <w:lang w:val="zh_TW" w:bidi="zh_TW"/>
+        </w:rPr>
+      </w:r>
+    </w:p>
+    <w:p>
+      <w:pPr>
+        <w:pStyle w:val="Heading2"/>
+      </w:pPr>
+      <w:r>
+        <w:rPr>
+          <w:lang w:val="zh_TW" w:bidi="zh_TW"/>
+        </w:rPr>
+        <w:t>任命，承接聖職</w:t>
+      </w:r>
+      <w:r>
+        <w:rPr>
+          <w:lang w:val="zh_TW" w:bidi="zh_TW"/>
+        </w:rPr>
+      </w:r>
+    </w:p>
+    <w:p>
+      <w:pPr/>
+      <w:r>
+        <w:rPr>
+          <w:lang w:val="zh_TW" w:bidi="zh_TW"/>
+        </w:rPr>
+      </w:r>
+      <w:r>
+        <w:rPr>
+          <w:lang w:val="zh_TW" w:bidi="zh_TW"/>
+        </w:rPr>
+        <w:t>正式授予某人宗教權威的行為。其他用來表達相似意思的詞彙包括「分派（appoint）」、「設立（institute）」、「使成為（make）」和「建立（establish）」。今天，我們使用「按立（ordain）」和「按立禮（ordination）」來指選擇和任命人來服事神。</w:t>
+      </w:r>
+    </w:p>
+    <w:p>
+      <w:pPr>
+        <w:pStyle w:val="Heading3"/>
+      </w:pPr>
+      <w:r>
+        <w:rPr>
+          <w:lang w:val="zh_TW" w:bidi="zh_TW"/>
+        </w:rPr>
+        <w:t>舊約中的承接聖職</w:t>
+      </w:r>
+    </w:p>
+    <w:p>
+      <w:pPr/>
+      <w:r>
+        <w:rPr>
+          <w:lang w:val="zh_TW" w:bidi="zh_TW"/>
+        </w:rPr>
+      </w:r>
+      <w:r>
+        <w:rPr>
+          <w:lang w:val="zh_TW" w:bidi="zh_TW"/>
+        </w:rPr>
+        <w:t>在整個舊約中，神揀選了神想要的人服事祂。祭司的角色最初屬於每個家族的族長。後來，神揀選了利未支派作為祭司（</w:t>
+      </w:r>
+      <w:hyperlink r:id="rId105">
+        <w:r>
+          <w:rPr>
+            <w:lang w:val="zh_TW" w:bidi="zh_TW"/>
+          </w:rPr>
+          <w:rPr>
+            <w:color w:val="0000EE"/>
+            <w:u w:val="single"/>
+          </w:rPr>
+          <w:t>申33:8–11</w:t>
+        </w:r>
+      </w:hyperlink>
+      <w:r>
+        <w:rPr>
+          <w:lang w:val="zh_TW" w:bidi="zh_TW"/>
+        </w:rPr>
+        <w:t>；</w:t>
+      </w:r>
+      <w:hyperlink r:id="rId106">
+        <w:r>
+          <w:rPr>
+            <w:lang w:val="zh_TW" w:bidi="zh_TW"/>
+          </w:rPr>
+          <w:rPr>
+            <w:color w:val="0000EE"/>
+            <w:u w:val="single"/>
+          </w:rPr>
+          <w:t>士17:13</w:t>
+        </w:r>
+      </w:hyperlink>
+      <w:r>
+        <w:rPr>
+          <w:lang w:val="zh_TW" w:bidi="zh_TW"/>
+        </w:rPr>
+        <w:t>）。即使是不同的家族群體爭奪權力（如撒督家族〔Zadokites〕、亞倫家族〔Aaronites〕和哈斯蒙尼家族〔Hasmonean〕），他們都會聲稱這個特殊的角色是在他們家族中傳承下來的。通過利未支派神聖的任命可以追溯到摩西（</w:t>
+      </w:r>
+      <w:hyperlink r:id="rId107">
+        <w:r>
+          <w:rPr>
+            <w:lang w:val="zh_TW" w:bidi="zh_TW"/>
+          </w:rPr>
+          <w:rPr>
+            <w:color w:val="0000EE"/>
+            <w:u w:val="single"/>
+          </w:rPr>
+          <w:t>出4:14</w:t>
+        </w:r>
+      </w:hyperlink>
+      <w:r>
+        <w:rPr>
+          <w:lang w:val="zh_TW" w:bidi="zh_TW"/>
+        </w:rPr>
+        <w:t>，</w:t>
+      </w:r>
+      <w:hyperlink r:id="rId108">
+        <w:r>
+          <w:rPr>
+            <w:lang w:val="zh_TW" w:bidi="zh_TW"/>
+          </w:rPr>
+          <w:rPr>
+            <w:color w:val="0000EE"/>
+            <w:u w:val="single"/>
+          </w:rPr>
+          <w:t>28:41，</w:t>
+        </w:r>
+      </w:hyperlink>
+      <w:hyperlink r:id="rId109">
+        <w:r>
+          <w:rPr>
+            <w:lang w:val="zh_TW" w:bidi="zh_TW"/>
+          </w:rPr>
+          <w:rPr>
+            <w:color w:val="0000EE"/>
+            <w:u w:val="single"/>
+          </w:rPr>
+          <w:t>29:9</w:t>
+        </w:r>
+      </w:hyperlink>
+      <w:r>
+        <w:rPr>
+          <w:lang w:val="zh_TW" w:bidi="zh_TW"/>
+        </w:rPr>
+        <w:t>）。撒母耳也被宣稱擁有這種特殊的角色，但他是來自以法蓮支派，而不是利未支派（</w:t>
+      </w:r>
+      <w:hyperlink r:id="rId110">
+        <w:r>
+          <w:rPr>
+            <w:lang w:val="zh_TW" w:bidi="zh_TW"/>
+          </w:rPr>
+          <w:rPr>
+            <w:color w:val="0000EE"/>
+            <w:u w:val="single"/>
+          </w:rPr>
+          <w:t>代上6:28</w:t>
+        </w:r>
+      </w:hyperlink>
+      <w:r>
+        <w:rPr>
+          <w:lang w:val="zh_TW" w:bidi="zh_TW"/>
+        </w:rPr>
+        <w:t>）。這個觀念在後來的著作中仍然受到推崇，例如大約在公元前180年寫成的便西拉智訓（</w:t>
+      </w:r>
+      <w:hyperlink r:id="rId111">
+        <w:r>
+          <w:rPr>
+            <w:lang w:val="zh_TW" w:bidi="zh_TW"/>
+          </w:rPr>
+          <w:rPr>
+            <w:color w:val="0000EE"/>
+            <w:u w:val="single"/>
+          </w:rPr>
+          <w:t>德訓篇45:6–22</w:t>
+        </w:r>
+      </w:hyperlink>
+      <w:r>
+        <w:rPr>
+          <w:lang w:val="zh_TW" w:bidi="zh_TW"/>
+        </w:rPr>
+        <w:t>）。希伯來書解釋說，沒有人會為自己選擇這種榮譽，如</w:t>
+      </w:r>
+      <w:hyperlink r:id="rId112">
+        <w:r>
+          <w:rPr>
+            <w:lang w:val="zh_TW" w:bidi="zh_TW"/>
+          </w:rPr>
+          <w:rPr>
+            <w:color w:val="0000EE"/>
+            <w:u w:val="single"/>
+          </w:rPr>
+          <w:t>希伯來書五章1節和4節</w:t>
+        </w:r>
+      </w:hyperlink>
+      <w:r>
+        <w:rPr>
+          <w:lang w:val="zh_TW" w:bidi="zh_TW"/>
+        </w:rPr>
+        <w:t>所說，一個人是「蒙神所召，像亞倫一樣」。這意味著他們是出生在一個擁有這種特殊角色的家族中。</w:t>
+      </w:r>
+    </w:p>
+    <w:p>
+      <w:pPr/>
+      <w:r>
+        <w:rPr>
+          <w:lang w:val="zh_TW" w:bidi="zh_TW"/>
+        </w:rPr>
+      </w:r>
+      <w:r>
+        <w:rPr>
+          <w:lang w:val="zh_TW" w:bidi="zh_TW"/>
+        </w:rPr>
+        <w:t>第一批利未人在會幕（用於敬拜的特殊帳幕）中當著眾人的面被獻上，百姓通過按手在他們身上來承認他們是祭司（</w:t>
+      </w:r>
+      <w:hyperlink r:id="rId113">
+        <w:r>
+          <w:rPr>
+            <w:lang w:val="zh_TW" w:bidi="zh_TW"/>
+          </w:rPr>
+          <w:rPr>
+            <w:color w:val="0000EE"/>
+            <w:u w:val="single"/>
+          </w:rPr>
+          <w:t>民8:10、14–18</w:t>
+        </w:r>
+      </w:hyperlink>
+      <w:r>
+        <w:rPr>
+          <w:lang w:val="zh_TW" w:bidi="zh_TW"/>
+        </w:rPr>
+        <w:t>）。同樣，神也指示摩西舉行一個為期一週的儀式，使亞倫和他的兒子們成為祭司。這個儀式涉及許多獻祭、穿著特殊服裝、用油膏抹和其他儀式（</w:t>
+      </w:r>
+      <w:hyperlink r:id="rId114">
+        <w:r>
+          <w:rPr>
+            <w:lang w:val="zh_TW" w:bidi="zh_TW"/>
+          </w:rPr>
+          <w:rPr>
+            <w:color w:val="0000EE"/>
+            <w:u w:val="single"/>
+          </w:rPr>
+          <w:t>出29章</w:t>
+        </w:r>
+      </w:hyperlink>
+      <w:r>
+        <w:rPr>
+          <w:lang w:val="zh_TW" w:bidi="zh_TW"/>
+        </w:rPr>
+        <w:t>；</w:t>
+      </w:r>
+      <w:hyperlink r:id="rId115">
+        <w:r>
+          <w:rPr>
+            <w:lang w:val="zh_TW" w:bidi="zh_TW"/>
+          </w:rPr>
+          <w:rPr>
+            <w:color w:val="0000EE"/>
+            <w:u w:val="single"/>
+          </w:rPr>
+          <w:t>利8章</w:t>
+        </w:r>
+      </w:hyperlink>
+      <w:r>
+        <w:rPr>
+          <w:lang w:val="zh_TW" w:bidi="zh_TW"/>
+        </w:rPr>
+        <w:t>）。聖經仔細記載這些儀式的細節，這表明這些儀式至少以某種形式在此後的許多年裡仍被繼續使用。然而，聖經並未重覆記載後來這些儀式被實行的情況。</w:t>
+      </w:r>
+    </w:p>
+    <w:p>
+      <w:pPr/>
+      <w:r>
+        <w:rPr>
+          <w:lang w:val="zh_TW" w:bidi="zh_TW"/>
+        </w:rPr>
+      </w:r>
+      <w:r>
+        <w:rPr>
+          <w:lang w:val="zh_TW" w:bidi="zh_TW"/>
+        </w:rPr>
+        <w:t>除了祭司，還有一些被認可的先知群體或先知社群。有時這些群體得到王的支持（</w:t>
+      </w:r>
+      <w:hyperlink r:id="rId116">
+        <w:r>
+          <w:rPr>
+            <w:lang w:val="zh_TW" w:bidi="zh_TW"/>
+          </w:rPr>
+          <w:rPr>
+            <w:color w:val="0000EE"/>
+            <w:u w:val="single"/>
+          </w:rPr>
+          <w:t>撒上10:5</w:t>
+        </w:r>
+      </w:hyperlink>
+      <w:r>
+        <w:rPr>
+          <w:lang w:val="zh_TW" w:bidi="zh_TW"/>
+        </w:rPr>
+        <w:t>；</w:t>
+      </w:r>
+      <w:hyperlink r:id="rId117">
+        <w:r>
+          <w:rPr>
+            <w:lang w:val="zh_TW" w:bidi="zh_TW"/>
+          </w:rPr>
+          <w:rPr>
+            <w:color w:val="0000EE"/>
+            <w:u w:val="single"/>
+          </w:rPr>
+          <w:t>王上1:9–10，</w:t>
+        </w:r>
+      </w:hyperlink>
+      <w:hyperlink r:id="rId118">
+        <w:r>
+          <w:rPr>
+            <w:lang w:val="zh_TW" w:bidi="zh_TW"/>
+          </w:rPr>
+          <w:rPr>
+            <w:color w:val="0000EE"/>
+            <w:u w:val="single"/>
+          </w:rPr>
+          <w:t>18:17–19，</w:t>
+        </w:r>
+      </w:hyperlink>
+      <w:hyperlink r:id="rId119">
+        <w:r>
+          <w:rPr>
+            <w:lang w:val="zh_TW" w:bidi="zh_TW"/>
+          </w:rPr>
+          <w:rPr>
+            <w:color w:val="0000EE"/>
+            <w:u w:val="single"/>
+          </w:rPr>
+          <w:t>20:35，</w:t>
+        </w:r>
+      </w:hyperlink>
+      <w:hyperlink r:id="rId120">
+        <w:r>
+          <w:rPr>
+            <w:lang w:val="zh_TW" w:bidi="zh_TW"/>
+          </w:rPr>
+          <w:rPr>
+            <w:color w:val="0000EE"/>
+            <w:u w:val="single"/>
+          </w:rPr>
+          <w:t>22:5–28</w:t>
+        </w:r>
+      </w:hyperlink>
+      <w:r>
+        <w:rPr>
+          <w:lang w:val="zh_TW" w:bidi="zh_TW"/>
+        </w:rPr>
+        <w:t>；</w:t>
+      </w:r>
+      <w:hyperlink r:id="rId121">
+        <w:r>
+          <w:rPr>
+            <w:lang w:val="zh_TW" w:bidi="zh_TW"/>
+          </w:rPr>
+          <w:rPr>
+            <w:color w:val="0000EE"/>
+            <w:u w:val="single"/>
+          </w:rPr>
+          <w:t>王下2:3–7，</w:t>
+        </w:r>
+      </w:hyperlink>
+      <w:hyperlink r:id="rId122">
+        <w:r>
+          <w:rPr>
+            <w:lang w:val="zh_TW" w:bidi="zh_TW"/>
+          </w:rPr>
+          <w:rPr>
+            <w:color w:val="0000EE"/>
+            <w:u w:val="single"/>
+          </w:rPr>
+          <w:t>23:2</w:t>
+        </w:r>
+      </w:hyperlink>
+      <w:r>
+        <w:rPr>
+          <w:lang w:val="zh_TW" w:bidi="zh_TW"/>
+        </w:rPr>
+        <w:t>）。人們追溯預言的歷史可以追溯到很早的時代（見</w:t>
+      </w:r>
+      <w:hyperlink r:id="rId123">
+        <w:r>
+          <w:rPr>
+            <w:lang w:val="zh_TW" w:bidi="zh_TW"/>
+          </w:rPr>
+          <w:rPr>
+            <w:color w:val="0000EE"/>
+            <w:u w:val="single"/>
+          </w:rPr>
+          <w:t>創20:7</w:t>
+        </w:r>
+      </w:hyperlink>
+      <w:r>
+        <w:rPr>
+          <w:lang w:val="zh_TW" w:bidi="zh_TW"/>
+        </w:rPr>
+        <w:t>；</w:t>
+      </w:r>
+      <w:hyperlink r:id="rId124">
+        <w:r>
+          <w:rPr>
+            <w:lang w:val="zh_TW" w:bidi="zh_TW"/>
+          </w:rPr>
+          <w:rPr>
+            <w:color w:val="0000EE"/>
+            <w:u w:val="single"/>
+          </w:rPr>
+          <w:t>申34:10</w:t>
+        </w:r>
+      </w:hyperlink>
+      <w:r>
+        <w:rPr>
+          <w:lang w:val="zh_TW" w:bidi="zh_TW"/>
+        </w:rPr>
+        <w:t>；</w:t>
+      </w:r>
+      <w:hyperlink r:id="rId125">
+        <w:r>
+          <w:rPr>
+            <w:lang w:val="zh_TW" w:bidi="zh_TW"/>
+          </w:rPr>
+          <w:rPr>
+            <w:color w:val="0000EE"/>
+            <w:u w:val="single"/>
+          </w:rPr>
+          <w:t>士4:4</w:t>
+        </w:r>
+      </w:hyperlink>
+      <w:r>
+        <w:rPr>
+          <w:lang w:val="zh_TW" w:bidi="zh_TW"/>
+        </w:rPr>
+        <w:t>；</w:t>
+      </w:r>
+      <w:hyperlink r:id="rId126">
+        <w:r>
+          <w:rPr>
+            <w:lang w:val="zh_TW" w:bidi="zh_TW"/>
+          </w:rPr>
+          <w:rPr>
+            <w:color w:val="0000EE"/>
+            <w:u w:val="single"/>
+          </w:rPr>
+          <w:t>耶7:25</w:t>
+        </w:r>
+      </w:hyperlink>
+      <w:r>
+        <w:rPr>
+          <w:lang w:val="zh_TW" w:bidi="zh_TW"/>
+        </w:rPr>
+        <w:t>）。「先知的子孫」這個詞，以及</w:t>
+      </w:r>
+      <w:hyperlink r:id="rId127">
+        <w:r>
+          <w:rPr>
+            <w:lang w:val="zh_TW" w:bidi="zh_TW"/>
+          </w:rPr>
+          <w:rPr>
+            <w:color w:val="0000EE"/>
+            <w:u w:val="single"/>
+          </w:rPr>
+          <w:t>耶利米書三十五章4節</w:t>
+        </w:r>
+      </w:hyperlink>
+      <w:r>
+        <w:rPr>
+          <w:lang w:val="zh_TW" w:bidi="zh_TW"/>
+        </w:rPr>
+        <w:t>中的暗示，可能表明先知的角色有時像祭司一樣，是從父母傳給子女的。然而，我們並不確切知道先知是如何被揀選或被任命的。</w:t>
+      </w:r>
+    </w:p>
+    <w:p>
+      <w:pPr/>
+      <w:r>
+        <w:rPr>
+          <w:lang w:val="zh_TW" w:bidi="zh_TW"/>
+        </w:rPr>
+      </w:r>
+      <w:r>
+        <w:rPr>
+          <w:lang w:val="zh_TW" w:bidi="zh_TW"/>
+        </w:rPr>
+        <w:t>最重要的先知經常與這些先知群體或「學派」意見不合（</w:t>
+      </w:r>
+      <w:hyperlink r:id="rId128">
+        <w:r>
+          <w:rPr>
+            <w:lang w:val="zh_TW" w:bidi="zh_TW"/>
+          </w:rPr>
+          <w:rPr>
+            <w:color w:val="0000EE"/>
+            <w:u w:val="single"/>
+          </w:rPr>
+          <w:t>王上17章</w:t>
+        </w:r>
+      </w:hyperlink>
+      <w:r>
+        <w:rPr>
+          <w:lang w:val="zh_TW" w:bidi="zh_TW"/>
+        </w:rPr>
+        <w:t>的以利亞；</w:t>
+      </w:r>
+      <w:hyperlink r:id="rId120">
+        <w:r>
+          <w:rPr>
+            <w:lang w:val="zh_TW" w:bidi="zh_TW"/>
+          </w:rPr>
+          <w:rPr>
+            <w:color w:val="0000EE"/>
+            <w:u w:val="single"/>
+          </w:rPr>
+          <w:t>王上22:5–28</w:t>
+        </w:r>
+      </w:hyperlink>
+      <w:r>
+        <w:rPr>
+          <w:lang w:val="zh_TW" w:bidi="zh_TW"/>
+        </w:rPr>
+        <w:t>的米該雅；</w:t>
+      </w:r>
+      <w:hyperlink r:id="rId129">
+        <w:r>
+          <w:rPr>
+            <w:lang w:val="zh_TW" w:bidi="zh_TW"/>
+          </w:rPr>
+          <w:rPr>
+            <w:color w:val="0000EE"/>
+            <w:u w:val="single"/>
+          </w:rPr>
+          <w:t>耶27:14–16</w:t>
+        </w:r>
+      </w:hyperlink>
+      <w:r>
+        <w:rPr>
+          <w:lang w:val="zh_TW" w:bidi="zh_TW"/>
+        </w:rPr>
+        <w:t>，</w:t>
+      </w:r>
+      <w:hyperlink r:id="rId130">
+        <w:r>
+          <w:rPr>
+            <w:lang w:val="zh_TW" w:bidi="zh_TW"/>
+          </w:rPr>
+          <w:rPr>
+            <w:color w:val="0000EE"/>
+            <w:u w:val="single"/>
+          </w:rPr>
+          <w:t>28章</w:t>
+        </w:r>
+      </w:hyperlink>
+      <w:r>
+        <w:rPr>
+          <w:lang w:val="zh_TW" w:bidi="zh_TW"/>
+        </w:rPr>
+        <w:t>的耶利米）。神直接呼召這些主要的先知（</w:t>
+      </w:r>
+      <w:hyperlink r:id="rId131">
+        <w:r>
+          <w:rPr>
+            <w:lang w:val="zh_TW" w:bidi="zh_TW"/>
+          </w:rPr>
+          <w:rPr>
+            <w:color w:val="0000EE"/>
+            <w:u w:val="single"/>
+          </w:rPr>
+          <w:t>王上17:1</w:t>
+        </w:r>
+      </w:hyperlink>
+      <w:r>
+        <w:rPr>
+          <w:lang w:val="zh_TW" w:bidi="zh_TW"/>
+        </w:rPr>
+        <w:t>，</w:t>
+      </w:r>
+      <w:hyperlink r:id="rId132">
+        <w:r>
+          <w:rPr>
+            <w:lang w:val="zh_TW" w:bidi="zh_TW"/>
+          </w:rPr>
+          <w:rPr>
+            <w:color w:val="0000EE"/>
+            <w:u w:val="single"/>
+          </w:rPr>
+          <w:t>21:17</w:t>
+        </w:r>
+      </w:hyperlink>
+      <w:r>
+        <w:rPr>
+          <w:lang w:val="zh_TW" w:bidi="zh_TW"/>
+        </w:rPr>
+        <w:t>；</w:t>
+      </w:r>
+      <w:hyperlink r:id="rId133">
+        <w:r>
+          <w:rPr>
+            <w:lang w:val="zh_TW" w:bidi="zh_TW"/>
+          </w:rPr>
+          <w:rPr>
+            <w:color w:val="0000EE"/>
+            <w:u w:val="single"/>
+          </w:rPr>
+          <w:t>賽6章</w:t>
+        </w:r>
+      </w:hyperlink>
+      <w:r>
+        <w:rPr>
+          <w:lang w:val="zh_TW" w:bidi="zh_TW"/>
+        </w:rPr>
+        <w:t>；</w:t>
+      </w:r>
+      <w:hyperlink r:id="rId134">
+        <w:r>
+          <w:rPr>
+            <w:lang w:val="zh_TW" w:bidi="zh_TW"/>
+          </w:rPr>
+          <w:rPr>
+            <w:color w:val="0000EE"/>
+            <w:u w:val="single"/>
+          </w:rPr>
+          <w:t>耶1章</w:t>
+        </w:r>
+      </w:hyperlink>
+      <w:r>
+        <w:rPr>
+          <w:lang w:val="zh_TW" w:bidi="zh_TW"/>
+        </w:rPr>
+        <w:t>；</w:t>
+      </w:r>
+      <w:hyperlink r:id="rId135">
+        <w:r>
+          <w:rPr>
+            <w:lang w:val="zh_TW" w:bidi="zh_TW"/>
+          </w:rPr>
+          <w:rPr>
+            <w:color w:val="0000EE"/>
+            <w:u w:val="single"/>
+          </w:rPr>
+          <w:t>摩7:15</w:t>
+        </w:r>
+      </w:hyperlink>
+      <w:r>
+        <w:rPr>
+          <w:lang w:val="zh_TW" w:bidi="zh_TW"/>
+        </w:rPr>
+        <w:t>）。唯一的例外是以利沙，神告訴以利亞要呼召並膏立他為先知（</w:t>
+      </w:r>
+      <w:hyperlink r:id="rId136">
+        <w:r>
+          <w:rPr>
+            <w:lang w:val="zh_TW" w:bidi="zh_TW"/>
+          </w:rPr>
+          <w:rPr>
+            <w:color w:val="0000EE"/>
+            <w:u w:val="single"/>
+          </w:rPr>
+          <w:t>王上19:16</w:t>
+        </w:r>
+      </w:hyperlink>
+      <w:r>
+        <w:rPr>
+          <w:lang w:val="zh_TW" w:bidi="zh_TW"/>
+        </w:rPr>
+        <w:t>；參</w:t>
+      </w:r>
+      <w:hyperlink r:id="rId137">
+        <w:r>
+          <w:rPr>
+            <w:lang w:val="zh_TW" w:bidi="zh_TW"/>
+          </w:rPr>
+          <w:rPr>
+            <w:color w:val="0000EE"/>
+            <w:u w:val="single"/>
+          </w:rPr>
+          <w:t>賽61:1</w:t>
+        </w:r>
+      </w:hyperlink>
+      <w:r>
+        <w:rPr>
+          <w:lang w:val="zh_TW" w:bidi="zh_TW"/>
+        </w:rPr>
+        <w:t>）。百姓辨別一位先知是否真正來自神，不在於任何特殊的儀式，而在於他們的信息是否明顯真實。對於預言未來的事情，當預言成真時，百姓就可以知道是否是真的先知（</w:t>
+      </w:r>
+      <w:hyperlink r:id="rId138">
+        <w:r>
+          <w:rPr>
+            <w:lang w:val="zh_TW" w:bidi="zh_TW"/>
+          </w:rPr>
+          <w:rPr>
+            <w:color w:val="0000EE"/>
+            <w:u w:val="single"/>
+          </w:rPr>
+          <w:t>王上22:13–14、26–28</w:t>
+        </w:r>
+      </w:hyperlink>
+      <w:r>
+        <w:rPr>
+          <w:lang w:val="zh_TW" w:bidi="zh_TW"/>
+        </w:rPr>
+        <w:t>；</w:t>
+      </w:r>
+      <w:hyperlink r:id="rId139">
+        <w:r>
+          <w:rPr>
+            <w:lang w:val="zh_TW" w:bidi="zh_TW"/>
+          </w:rPr>
+          <w:rPr>
+            <w:color w:val="0000EE"/>
+            <w:u w:val="single"/>
+          </w:rPr>
+          <w:t>耶28:5–9</w:t>
+        </w:r>
+      </w:hyperlink>
+      <w:r>
+        <w:rPr>
+          <w:lang w:val="zh_TW" w:bidi="zh_TW"/>
+        </w:rPr>
+        <w:t>）。</w:t>
+      </w:r>
+    </w:p>
+    <w:p>
+      <w:pPr>
+        <w:pStyle w:val="Heading3"/>
+      </w:pPr>
+      <w:r>
+        <w:rPr>
+          <w:lang w:val="zh_TW" w:bidi="zh_TW"/>
+        </w:rPr>
+        <w:t>新約中的承接聖職</w:t>
+      </w:r>
+    </w:p>
+    <w:p>
+      <w:pPr/>
+      <w:r>
+        <w:rPr>
+          <w:lang w:val="zh_TW" w:bidi="zh_TW"/>
+        </w:rPr>
+      </w:r>
+      <w:r>
+        <w:rPr>
+          <w:lang w:val="zh_TW" w:bidi="zh_TW"/>
+        </w:rPr>
+        <w:t>基督教的承接聖職（使人成為教會領袖的過程）也是基於神的揀選。耶穌和祂的門徒並不是來自當時的專業宗教團體。當耶穌揀選祂的十二使徒時，耶穌呼召了祂想要的人。耶穌後來告訴他們：「不是你們揀選了我，是我揀選了你們。」（</w:t>
+      </w:r>
+      <w:hyperlink r:id="rId140">
+        <w:r>
+          <w:rPr>
+            <w:lang w:val="zh_TW" w:bidi="zh_TW"/>
+          </w:rPr>
+          <w:rPr>
+            <w:color w:val="0000EE"/>
+            <w:u w:val="single"/>
+          </w:rPr>
+          <w:t>約15:16</w:t>
+        </w:r>
+      </w:hyperlink>
+      <w:r>
+        <w:rPr>
+          <w:lang w:val="zh_TW" w:bidi="zh_TW"/>
+        </w:rPr>
+        <w:t xml:space="preserve">）。 </w:t>
+      </w:r>
+    </w:p>
+    <w:p>
+      <w:pPr/>
+      <w:r>
+        <w:rPr>
+          <w:lang w:val="zh_TW" w:bidi="zh_TW"/>
+        </w:rPr>
+      </w:r>
+      <w:r>
+        <w:rPr>
+          <w:lang w:val="zh_TW" w:bidi="zh_TW"/>
+        </w:rPr>
+        <w:t>在早期基督教會中，領袖的揀選方式各不相同，但始終相信是神在引導這個過程。例如：</w:t>
       </w:r>
     </w:p>
     <w:p>
@@ -642,7 +3959,25 @@
         <w:rPr>
           <w:lang w:val="zh_TW" w:bidi="zh_TW"/>
         </w:rPr>
-        <w:t>撒但（希伯來文意為「控告者」）</w:t>
+        <w:t>當使徒們揀選馬提亞來取代猶大時，他們禱告並使用一種特殊的方法（搖籤）來確定神的旨意（</w:t>
+      </w:r>
+      <w:hyperlink r:id="rId141">
+        <w:r>
+          <w:rPr>
+            <w:lang w:val="zh_TW" w:bidi="zh_TW"/>
+          </w:rPr>
+          <w:rPr>
+            <w:color w:val="0000EE"/>
+            <w:u w:val="single"/>
+          </w:rPr>
+          <w:t>徒1:24–26</w:t>
+        </w:r>
+      </w:hyperlink>
+      <w:r>
+        <w:rPr>
+          <w:lang w:val="zh_TW" w:bidi="zh_TW"/>
+        </w:rPr>
+        <w:t xml:space="preserve">）。 </w:t>
       </w:r>
     </w:p>
     <w:p>
@@ -660,7 +3995,25 @@
         <w:rPr>
           <w:lang w:val="zh_TW" w:bidi="zh_TW"/>
         </w:rPr>
-        <w:t>魔鬼（撒但的希臘文譯名）</w:t>
+        <w:t>保羅說在他出生以前神就已經揀選他作使徒。他堅持說，這一職分並不是從任何人那裡領受的（</w:t>
+      </w:r>
+      <w:hyperlink r:id="rId142">
+        <w:r>
+          <w:rPr>
+            <w:lang w:val="zh_TW" w:bidi="zh_TW"/>
+          </w:rPr>
+          <w:rPr>
+            <w:color w:val="0000EE"/>
+            <w:u w:val="single"/>
+          </w:rPr>
+          <w:t>加1:1、15</w:t>
+        </w:r>
+      </w:hyperlink>
+      <w:r>
+        <w:rPr>
+          <w:lang w:val="zh_TW" w:bidi="zh_TW"/>
+        </w:rPr>
+        <w:t xml:space="preserve">）。 </w:t>
       </w:r>
     </w:p>
     <w:p>
@@ -678,7 +4031,7 @@
         <w:rPr>
           <w:lang w:val="zh_TW" w:bidi="zh_TW"/>
         </w:rPr>
-        <w:t>彼列</w:t>
+        <w:t>聖靈指示教會差派保羅和巴拿巴作為傳教士，可能是通過某位基督教先知的話語來傳達的。</w:t>
       </w:r>
     </w:p>
     <w:p>
@@ -696,7 +4049,171 @@
         <w:rPr>
           <w:lang w:val="zh_TW" w:bidi="zh_TW"/>
         </w:rPr>
-        <w:t>別西卜</w:t>
+        <w:t>提摩太最初被選為保羅的助手，是因為有指向他的預言信息（</w:t>
+      </w:r>
+      <w:hyperlink r:id="rId143">
+        <w:r>
+          <w:rPr>
+            <w:lang w:val="zh_TW" w:bidi="zh_TW"/>
+          </w:rPr>
+          <w:rPr>
+            <w:color w:val="0000EE"/>
+            <w:u w:val="single"/>
+          </w:rPr>
+          <w:t>提前1:18</w:t>
+        </w:r>
+      </w:hyperlink>
+      <w:r>
+        <w:rPr>
+          <w:lang w:val="zh_TW" w:bidi="zh_TW"/>
+        </w:rPr>
+        <w:t>，</w:t>
+      </w:r>
+      <w:hyperlink r:id="rId144">
+        <w:r>
+          <w:rPr>
+            <w:lang w:val="zh_TW" w:bidi="zh_TW"/>
+          </w:rPr>
+          <w:rPr>
+            <w:color w:val="0000EE"/>
+            <w:u w:val="single"/>
+          </w:rPr>
+          <w:t>4:14</w:t>
+        </w:r>
+      </w:hyperlink>
+      <w:r>
+        <w:rPr>
+          <w:lang w:val="zh_TW" w:bidi="zh_TW"/>
+        </w:rPr>
+        <w:t>）。</w:t>
+      </w:r>
+    </w:p>
+    <w:p>
+      <w:pPr/>
+      <w:r>
+        <w:rPr>
+          <w:lang w:val="zh_TW" w:bidi="zh_TW"/>
+        </w:rPr>
+      </w:r>
+      <w:r>
+        <w:rPr>
+          <w:lang w:val="zh_TW" w:bidi="zh_TW"/>
+        </w:rPr>
+        <w:t>在哥林多教會，聖靈直接賜予不同的職分，如講道、教導、醫治和治理事的（</w:t>
+      </w:r>
+      <w:hyperlink r:id="rId145">
+        <w:r>
+          <w:rPr>
+            <w:lang w:val="zh_TW" w:bidi="zh_TW"/>
+          </w:rPr>
+          <w:rPr>
+            <w:color w:val="0000EE"/>
+            <w:u w:val="single"/>
+          </w:rPr>
+          <w:t>林前12:8–11、28</w:t>
+        </w:r>
+      </w:hyperlink>
+      <w:r>
+        <w:rPr>
+          <w:lang w:val="zh_TW" w:bidi="zh_TW"/>
+        </w:rPr>
+        <w:t>；參</w:t>
+      </w:r>
+      <w:hyperlink r:id="rId146">
+        <w:r>
+          <w:rPr>
+            <w:lang w:val="zh_TW" w:bidi="zh_TW"/>
+          </w:rPr>
+          <w:rPr>
+            <w:color w:val="0000EE"/>
+            <w:u w:val="single"/>
+          </w:rPr>
+          <w:t>弗4:11</w:t>
+        </w:r>
+      </w:hyperlink>
+      <w:r>
+        <w:rPr>
+          <w:lang w:val="zh_TW" w:bidi="zh_TW"/>
+        </w:rPr>
+        <w:t xml:space="preserve">）。 </w:t>
+      </w:r>
+    </w:p>
+    <w:p>
+      <w:pPr/>
+      <w:r>
+        <w:rPr>
+          <w:lang w:val="zh_TW" w:bidi="zh_TW"/>
+        </w:rPr>
+      </w:r>
+      <w:r>
+        <w:rPr>
+          <w:lang w:val="zh_TW" w:bidi="zh_TW"/>
+        </w:rPr>
+        <w:t>在以弗所，聖靈使教會領袖（「監督」）成為會眾的守護者（</w:t>
+      </w:r>
+      <w:hyperlink r:id="rId147">
+        <w:r>
+          <w:rPr>
+            <w:lang w:val="zh_TW" w:bidi="zh_TW"/>
+          </w:rPr>
+          <w:rPr>
+            <w:color w:val="0000EE"/>
+            <w:u w:val="single"/>
+          </w:rPr>
+          <w:t>徒20:28</w:t>
+        </w:r>
+      </w:hyperlink>
+      <w:r>
+        <w:rPr>
+          <w:lang w:val="zh_TW" w:bidi="zh_TW"/>
+        </w:rPr>
+        <w:t xml:space="preserve">）。 </w:t>
+      </w:r>
+    </w:p>
+    <w:p>
+      <w:pPr/>
+      <w:r>
+        <w:rPr>
+          <w:lang w:val="zh_TW" w:bidi="zh_TW"/>
+        </w:rPr>
+      </w:r>
+      <w:r>
+        <w:rPr>
+          <w:lang w:val="zh_TW" w:bidi="zh_TW"/>
+        </w:rPr>
+        <w:t>通過這些例子可以明顯看出，神揀選誰來擔任這些職分。聖經強烈譴責任何企圖通過個人努力或不正當手段來獲得這些職分的行為（</w:t>
+      </w:r>
+      <w:hyperlink r:id="rId148">
+        <w:r>
+          <w:rPr>
+            <w:lang w:val="zh_TW" w:bidi="zh_TW"/>
+          </w:rPr>
+          <w:rPr>
+            <w:color w:val="0000EE"/>
+            <w:u w:val="single"/>
+          </w:rPr>
+          <w:t>徒8:18–24</w:t>
+        </w:r>
+      </w:hyperlink>
+      <w:r>
+        <w:rPr>
+          <w:lang w:val="zh_TW" w:bidi="zh_TW"/>
+        </w:rPr>
+        <w:t>）。</w:t>
+      </w:r>
+    </w:p>
+    <w:p>
+      <w:pPr/>
+      <w:r>
+        <w:rPr>
+          <w:lang w:val="zh_TW" w:bidi="zh_TW"/>
+        </w:rPr>
+      </w:r>
+      <w:r>
+        <w:rPr>
+          <w:lang w:val="zh_TW" w:bidi="zh_TW"/>
+        </w:rPr>
+        <w:t>另一方面，教會在揀選領袖方面也扮演了一個角色：</w:t>
       </w:r>
     </w:p>
     <w:p>
@@ -714,7 +4231,25 @@
         <w:rPr>
           <w:lang w:val="zh_TW" w:bidi="zh_TW"/>
         </w:rPr>
-        <w:t>對頭</w:t>
+        <w:t>聚集在一起的教會「提名」（或建議）巴撒巴和馬提亞作為候選人，然後請求神做出最終選擇（</w:t>
+      </w:r>
+      <w:hyperlink r:id="rId149">
+        <w:r>
+          <w:rPr>
+            <w:lang w:val="zh_TW" w:bidi="zh_TW"/>
+          </w:rPr>
+          <w:rPr>
+            <w:color w:val="0000EE"/>
+            <w:u w:val="single"/>
+          </w:rPr>
+          <w:t>徒1:15、23</w:t>
+        </w:r>
+      </w:hyperlink>
+      <w:r>
+        <w:rPr>
+          <w:lang w:val="zh_TW" w:bidi="zh_TW"/>
+        </w:rPr>
+        <w:t xml:space="preserve">）。 </w:t>
       </w:r>
     </w:p>
     <w:p>
@@ -732,7 +4267,25 @@
         <w:rPr>
           <w:lang w:val="zh_TW" w:bidi="zh_TW"/>
         </w:rPr>
-        <w:t>大龍</w:t>
+        <w:t>信徒選出七個人來服事，然後把他們帶到使徒面前（</w:t>
+      </w:r>
+      <w:hyperlink r:id="rId150">
+        <w:r>
+          <w:rPr>
+            <w:lang w:val="zh_TW" w:bidi="zh_TW"/>
+          </w:rPr>
+          <w:rPr>
+            <w:color w:val="0000EE"/>
+            <w:u w:val="single"/>
+          </w:rPr>
+          <w:t>徒6:2–6</w:t>
+        </w:r>
+      </w:hyperlink>
+      <w:r>
+        <w:rPr>
+          <w:lang w:val="zh_TW" w:bidi="zh_TW"/>
+        </w:rPr>
+        <w:t xml:space="preserve">）。 </w:t>
       </w:r>
     </w:p>
     <w:p>
@@ -750,7 +4303,25 @@
         <w:rPr>
           <w:lang w:val="zh_TW" w:bidi="zh_TW"/>
         </w:rPr>
-        <w:t>仇敵</w:t>
+        <w:t>聚集的教會遵循聖靈的指示，差派保羅和巴拿巴作為傳教士（</w:t>
+      </w:r>
+      <w:hyperlink r:id="rId151">
+        <w:r>
+          <w:rPr>
+            <w:lang w:val="zh_TW" w:bidi="zh_TW"/>
+          </w:rPr>
+          <w:rPr>
+            <w:color w:val="0000EE"/>
+            <w:u w:val="single"/>
+          </w:rPr>
+          <w:t>徒13:3</w:t>
+        </w:r>
+      </w:hyperlink>
+      <w:r>
+        <w:rPr>
+          <w:lang w:val="zh_TW" w:bidi="zh_TW"/>
+        </w:rPr>
+        <w:t xml:space="preserve">）。 </w:t>
       </w:r>
     </w:p>
     <w:p>
@@ -768,7 +4339,61 @@
         <w:rPr>
           <w:lang w:val="zh_TW" w:bidi="zh_TW"/>
         </w:rPr>
-        <w:t>那條蛇</w:t>
+        <w:t>保羅和巴拿巴在各地選立長老（</w:t>
+      </w:r>
+      <w:hyperlink r:id="rId152">
+        <w:r>
+          <w:rPr>
+            <w:lang w:val="zh_TW" w:bidi="zh_TW"/>
+          </w:rPr>
+          <w:rPr>
+            <w:color w:val="0000EE"/>
+            <w:u w:val="single"/>
+          </w:rPr>
+          <w:t>徒14:23</w:t>
+        </w:r>
+      </w:hyperlink>
+      <w:r>
+        <w:rPr>
+          <w:lang w:val="zh_TW" w:bidi="zh_TW"/>
+        </w:rPr>
+        <w:t>）。保羅也指示提多去做同樣的事情（</w:t>
+      </w:r>
+      <w:hyperlink r:id="rId153">
+        <w:r>
+          <w:rPr>
+            <w:lang w:val="zh_TW" w:bidi="zh_TW"/>
+          </w:rPr>
+          <w:rPr>
+            <w:color w:val="0000EE"/>
+            <w:u w:val="single"/>
+          </w:rPr>
+          <w:t>多1:5</w:t>
+        </w:r>
+      </w:hyperlink>
+      <w:r>
+        <w:rPr>
+          <w:lang w:val="zh_TW" w:bidi="zh_TW"/>
+        </w:rPr>
+        <w:t>），提摩太可能也曾這樣做（</w:t>
+      </w:r>
+      <w:hyperlink r:id="rId154">
+        <w:r>
+          <w:rPr>
+            <w:lang w:val="zh_TW" w:bidi="zh_TW"/>
+          </w:rPr>
+          <w:rPr>
+            <w:color w:val="0000EE"/>
+            <w:u w:val="single"/>
+          </w:rPr>
+          <w:t>提前5:22</w:t>
+        </w:r>
+      </w:hyperlink>
+      <w:r>
+        <w:rPr>
+          <w:lang w:val="zh_TW" w:bidi="zh_TW"/>
+        </w:rPr>
+        <w:t xml:space="preserve">）。 </w:t>
       </w:r>
     </w:p>
     <w:p>
@@ -786,7 +4411,107 @@
         <w:rPr>
           <w:lang w:val="zh_TW" w:bidi="zh_TW"/>
         </w:rPr>
-        <w:t>那試探人的</w:t>
+        <w:t>路司得和以哥念的長老與保羅一起任命提摩太為領袖，這是回應一位基督教先知的信息（</w:t>
+      </w:r>
+      <w:hyperlink r:id="rId144">
+        <w:r>
+          <w:rPr>
+            <w:lang w:val="zh_TW" w:bidi="zh_TW"/>
+          </w:rPr>
+          <w:rPr>
+            <w:color w:val="0000EE"/>
+            <w:u w:val="single"/>
+          </w:rPr>
+          <w:t>提前4:14</w:t>
+        </w:r>
+      </w:hyperlink>
+      <w:r>
+        <w:rPr>
+          <w:lang w:val="zh_TW" w:bidi="zh_TW"/>
+        </w:rPr>
+        <w:t>；</w:t>
+      </w:r>
+      <w:hyperlink r:id="rId155">
+        <w:r>
+          <w:rPr>
+            <w:lang w:val="zh_TW" w:bidi="zh_TW"/>
+          </w:rPr>
+          <w:rPr>
+            <w:color w:val="0000EE"/>
+            <w:u w:val="single"/>
+          </w:rPr>
+          <w:t>提後1:6</w:t>
+        </w:r>
+      </w:hyperlink>
+      <w:r>
+        <w:rPr>
+          <w:lang w:val="zh_TW" w:bidi="zh_TW"/>
+        </w:rPr>
+        <w:t xml:space="preserve">）。 </w:t>
+      </w:r>
+    </w:p>
+    <w:p>
+      <w:pPr/>
+      <w:r>
+        <w:rPr>
+          <w:lang w:val="zh_TW" w:bidi="zh_TW"/>
+        </w:rPr>
+      </w:r>
+      <w:r>
+        <w:rPr>
+          <w:lang w:val="zh_TW" w:bidi="zh_TW"/>
+        </w:rPr>
+        <w:t>當保羅寫信給提摩太和提多時，已經有教會領袖所需的品質的詳細清單（</w:t>
+      </w:r>
+      <w:hyperlink r:id="rId156">
+        <w:r>
+          <w:rPr>
+            <w:lang w:val="zh_TW" w:bidi="zh_TW"/>
+          </w:rPr>
+          <w:rPr>
+            <w:color w:val="0000EE"/>
+            <w:u w:val="single"/>
+          </w:rPr>
+          <w:t>提前3:1–13</w:t>
+        </w:r>
+      </w:hyperlink>
+      <w:r>
+        <w:rPr>
+          <w:lang w:val="zh_TW" w:bidi="zh_TW"/>
+        </w:rPr>
+        <w:t>；</w:t>
+      </w:r>
+      <w:hyperlink r:id="rId157">
+        <w:r>
+          <w:rPr>
+            <w:lang w:val="zh_TW" w:bidi="zh_TW"/>
+          </w:rPr>
+          <w:rPr>
+            <w:color w:val="0000EE"/>
+            <w:u w:val="single"/>
+          </w:rPr>
+          <w:t>提後2:2</w:t>
+        </w:r>
+      </w:hyperlink>
+      <w:r>
+        <w:rPr>
+          <w:lang w:val="zh_TW" w:bidi="zh_TW"/>
+        </w:rPr>
+        <w:t>）。</w:t>
+      </w:r>
+    </w:p>
+    <w:p>
+      <w:pPr/>
+      <w:r>
+        <w:rPr>
+          <w:lang w:val="zh_TW" w:bidi="zh_TW"/>
+        </w:rPr>
+      </w:r>
+      <w:r>
+        <w:rPr>
+          <w:lang w:val="zh_TW" w:bidi="zh_TW"/>
+        </w:rPr>
+        <w:t>信徒的聚會也參與了揀選領袖。他們以多種方式進行：</w:t>
       </w:r>
     </w:p>
     <w:p>
@@ -804,21 +4529,79 @@
         <w:rPr>
           <w:lang w:val="zh_TW" w:bidi="zh_TW"/>
         </w:rPr>
-        <w:t>那惡者</w:t>
-      </w:r>
-    </w:p>
-    <w:p>
-      <w:pPr/>
-      <w:r>
-        <w:rPr>
-          <w:lang w:val="zh_TW" w:bidi="zh_TW"/>
-        </w:rPr>
-      </w:r>
-      <w:r>
-        <w:rPr>
-          <w:lang w:val="zh_TW" w:bidi="zh_TW"/>
-        </w:rPr>
-        <w:t>牠被視為：</w:t>
+        <w:t>可以通過禱告、禁食（為了屬靈目的而不進食）和抽籤（被認為是揭示神旨意的一種隨機選擇方法；</w:t>
+      </w:r>
+      <w:hyperlink r:id="rId158">
+        <w:r>
+          <w:rPr>
+            <w:lang w:val="zh_TW" w:bidi="zh_TW"/>
+          </w:rPr>
+          <w:rPr>
+            <w:color w:val="0000EE"/>
+            <w:u w:val="single"/>
+          </w:rPr>
+          <w:t>徒1:26</w:t>
+        </w:r>
+      </w:hyperlink>
+      <w:r>
+        <w:rPr>
+          <w:lang w:val="zh_TW" w:bidi="zh_TW"/>
+        </w:rPr>
+        <w:t>，</w:t>
+      </w:r>
+      <w:hyperlink r:id="rId159">
+        <w:r>
+          <w:rPr>
+            <w:lang w:val="zh_TW" w:bidi="zh_TW"/>
+          </w:rPr>
+          <w:rPr>
+            <w:color w:val="0000EE"/>
+            <w:u w:val="single"/>
+          </w:rPr>
+          <w:t>6:6</w:t>
+        </w:r>
+      </w:hyperlink>
+      <w:r>
+        <w:rPr>
+          <w:lang w:val="zh_TW" w:bidi="zh_TW"/>
+        </w:rPr>
+        <w:t>，</w:t>
+      </w:r>
+      <w:hyperlink r:id="rId160">
+        <w:r>
+          <w:rPr>
+            <w:lang w:val="zh_TW" w:bidi="zh_TW"/>
+          </w:rPr>
+          <w:rPr>
+            <w:color w:val="0000EE"/>
+            <w:u w:val="single"/>
+          </w:rPr>
+          <w:t>13:2–3</w:t>
+        </w:r>
+      </w:hyperlink>
+      <w:r>
+        <w:rPr>
+          <w:lang w:val="zh_TW" w:bidi="zh_TW"/>
+        </w:rPr>
+        <w:t>，</w:t>
+      </w:r>
+      <w:hyperlink r:id="rId152">
+        <w:r>
+          <w:rPr>
+            <w:lang w:val="zh_TW" w:bidi="zh_TW"/>
+          </w:rPr>
+          <w:rPr>
+            <w:color w:val="0000EE"/>
+            <w:u w:val="single"/>
+          </w:rPr>
+          <w:t>14:23</w:t>
+        </w:r>
+      </w:hyperlink>
+      <w:r>
+        <w:rPr>
+          <w:lang w:val="zh_TW" w:bidi="zh_TW"/>
+        </w:rPr>
+        <w:t>）來揀選領袖。</w:t>
       </w:r>
     </w:p>
     <w:p>
@@ -836,25 +4619,56 @@
         <w:rPr>
           <w:lang w:val="zh_TW" w:bidi="zh_TW"/>
         </w:rPr>
-        <w:t>一群天使的統領（</w:t>
-      </w:r>
-      <w:hyperlink r:id="rId21">
-        <w:r>
-          <w:rPr>
-            <w:lang w:val="zh_TW" w:bidi="zh_TW"/>
-          </w:rPr>
-          <w:rPr>
-            <w:color w:val="0000EE"/>
-            <w:u w:val="single"/>
-          </w:rPr>
-          <w:t>太25:41</w:t>
-        </w:r>
-      </w:hyperlink>
-      <w:r>
-        <w:rPr>
-          <w:lang w:val="zh_TW" w:bidi="zh_TW"/>
-        </w:rPr>
-        <w:t>）</w:t>
+        <w:t>有時領袖是通過「舉手選舉」（希臘文為</w:t>
+      </w:r>
+      <w:r>
+        <w:rPr>
+          <w:i/>
+          <w:lang w:val="zh_TW" w:bidi="zh_TW"/>
+        </w:rPr>
+        <w:t>cheirotonein</w:t>
+      </w:r>
+      <w:r>
+        <w:rPr>
+          <w:lang w:val="zh_TW" w:bidi="zh_TW"/>
+        </w:rPr>
+        <w:t>）來揀選的。這個詞原本的意思是「舉手選舉」，但後來用來表示「通過指認選擇」（參</w:t>
+      </w:r>
+      <w:hyperlink r:id="rId152">
+        <w:r>
+          <w:rPr>
+            <w:lang w:val="zh_TW" w:bidi="zh_TW"/>
+          </w:rPr>
+          <w:rPr>
+            <w:color w:val="0000EE"/>
+            <w:u w:val="single"/>
+          </w:rPr>
+          <w:t>徒14:23</w:t>
+        </w:r>
+      </w:hyperlink>
+      <w:r>
+        <w:rPr>
+          <w:lang w:val="zh_TW" w:bidi="zh_TW"/>
+        </w:rPr>
+        <w:t>；</w:t>
+      </w:r>
+      <w:hyperlink r:id="rId161">
+        <w:r>
+          <w:rPr>
+            <w:lang w:val="zh_TW" w:bidi="zh_TW"/>
+          </w:rPr>
+          <w:rPr>
+            <w:color w:val="0000EE"/>
+            <w:u w:val="single"/>
+          </w:rPr>
+          <w:t>林後8:19</w:t>
+        </w:r>
+      </w:hyperlink>
+      <w:r>
+        <w:rPr>
+          <w:lang w:val="zh_TW" w:bidi="zh_TW"/>
+        </w:rPr>
+        <w:t>）。</w:t>
       </w:r>
     </w:p>
     <w:p>
@@ -872,18 +4686,72 @@
         <w:rPr>
           <w:lang w:val="zh_TW" w:bidi="zh_TW"/>
         </w:rPr>
-        <w:t>世界的掌控者（</w:t>
-      </w:r>
-      <w:hyperlink r:id="rId22">
-        <w:r>
-          <w:rPr>
-            <w:lang w:val="zh_TW" w:bidi="zh_TW"/>
-          </w:rPr>
-          <w:rPr>
-            <w:color w:val="0000EE"/>
-            <w:u w:val="single"/>
-          </w:rPr>
-          <w:t>路4:6</w:t>
+        <w:t>有時領袖是由團體選出的（</w:t>
+      </w:r>
+      <w:hyperlink r:id="rId149">
+        <w:r>
+          <w:rPr>
+            <w:lang w:val="zh_TW" w:bidi="zh_TW"/>
+          </w:rPr>
+          <w:rPr>
+            <w:color w:val="0000EE"/>
+            <w:u w:val="single"/>
+          </w:rPr>
+          <w:t>徒1:15、23</w:t>
+        </w:r>
+      </w:hyperlink>
+      <w:r>
+        <w:rPr>
+          <w:lang w:val="zh_TW" w:bidi="zh_TW"/>
+        </w:rPr>
+        <w:t>，</w:t>
+      </w:r>
+      <w:hyperlink r:id="rId162">
+        <w:r>
+          <w:rPr>
+            <w:lang w:val="zh_TW" w:bidi="zh_TW"/>
+          </w:rPr>
+          <w:rPr>
+            <w:color w:val="0000EE"/>
+            <w:u w:val="single"/>
+          </w:rPr>
+          <w:t>6:2–5</w:t>
+        </w:r>
+      </w:hyperlink>
+      <w:r>
+        <w:rPr>
+          <w:lang w:val="zh_TW" w:bidi="zh_TW"/>
+        </w:rPr>
+        <w:t>，</w:t>
+      </w:r>
+      <w:hyperlink r:id="rId151">
+        <w:r>
+          <w:rPr>
+            <w:lang w:val="zh_TW" w:bidi="zh_TW"/>
+          </w:rPr>
+          <w:rPr>
+            <w:color w:val="0000EE"/>
+            <w:u w:val="single"/>
+          </w:rPr>
+          <w:t>13:3</w:t>
+        </w:r>
+      </w:hyperlink>
+      <w:r>
+        <w:rPr>
+          <w:lang w:val="zh_TW" w:bidi="zh_TW"/>
+        </w:rPr>
+        <w:t>，</w:t>
+      </w:r>
+      <w:hyperlink r:id="rId163">
+        <w:r>
+          <w:rPr>
+            <w:lang w:val="zh_TW" w:bidi="zh_TW"/>
+          </w:rPr>
+          <w:rPr>
+            <w:color w:val="0000EE"/>
+            <w:u w:val="single"/>
+          </w:rPr>
+          <w:t>16:2</w:t>
         </w:r>
       </w:hyperlink>
       <w:r>
@@ -892,131 +4760,23 @@
         </w:rPr>
         <w:t>；</w:t>
       </w:r>
-      <w:hyperlink r:id="rId23">
-        <w:r>
-          <w:rPr>
-            <w:lang w:val="zh_TW" w:bidi="zh_TW"/>
-          </w:rPr>
-          <w:rPr>
-            <w:color w:val="0000EE"/>
-            <w:u w:val="single"/>
-          </w:rPr>
-          <w:t>徒26:18</w:t>
-        </w:r>
-      </w:hyperlink>
-      <w:r>
-        <w:rPr>
-          <w:lang w:val="zh_TW" w:bidi="zh_TW"/>
-        </w:rPr>
-        <w:t>；</w:t>
-      </w:r>
-      <w:hyperlink r:id="rId24">
-        <w:r>
-          <w:rPr>
-            <w:lang w:val="zh_TW" w:bidi="zh_TW"/>
-          </w:rPr>
-          <w:rPr>
-            <w:color w:val="0000EE"/>
-            <w:u w:val="single"/>
-          </w:rPr>
-          <w:t>林後4:4</w:t>
-        </w:r>
-      </w:hyperlink>
-      <w:r>
-        <w:rPr>
-          <w:lang w:val="zh_TW" w:bidi="zh_TW"/>
-        </w:rPr>
-        <w:t>）</w:t>
-      </w:r>
-    </w:p>
-    <w:p>
-      <w:pPr>
-        <w:pStyle w:val="ListBullet"/>
-        <w:spacing w:line="240" w:lineRule="auto"/>
-        <w:ind w:left="720"/>
-      </w:pPr>
-      <w:r>
-        <w:rPr>
-          <w:lang w:val="zh_TW" w:bidi="zh_TW"/>
-        </w:rPr>
-      </w:r>
-      <w:r>
-        <w:rPr>
-          <w:lang w:val="zh_TW" w:bidi="zh_TW"/>
-        </w:rPr>
-        <w:t>所有非基督徒的掌控者（</w:t>
-      </w:r>
-      <w:hyperlink r:id="rId25">
-        <w:r>
-          <w:rPr>
-            <w:lang w:val="zh_TW" w:bidi="zh_TW"/>
-          </w:rPr>
-          <w:rPr>
-            <w:color w:val="0000EE"/>
-            <w:u w:val="single"/>
-          </w:rPr>
-          <w:t>可4:15</w:t>
-        </w:r>
-      </w:hyperlink>
-      <w:r>
-        <w:rPr>
-          <w:lang w:val="zh_TW" w:bidi="zh_TW"/>
-        </w:rPr>
-        <w:t>；</w:t>
-      </w:r>
-      <w:hyperlink r:id="rId26">
-        <w:r>
-          <w:rPr>
-            <w:lang w:val="zh_TW" w:bidi="zh_TW"/>
-          </w:rPr>
-          <w:rPr>
-            <w:color w:val="0000EE"/>
-            <w:u w:val="single"/>
-          </w:rPr>
-          <w:t>約8:44</w:t>
-        </w:r>
-      </w:hyperlink>
-      <w:r>
-        <w:rPr>
-          <w:lang w:val="zh_TW" w:bidi="zh_TW"/>
-        </w:rPr>
-        <w:t>；</w:t>
-      </w:r>
-      <w:hyperlink r:id="rId27">
-        <w:r>
-          <w:rPr>
-            <w:lang w:val="zh_TW" w:bidi="zh_TW"/>
-          </w:rPr>
-          <w:rPr>
-            <w:color w:val="0000EE"/>
-            <w:u w:val="single"/>
-          </w:rPr>
-          <w:t>徒13:10</w:t>
-        </w:r>
-      </w:hyperlink>
-      <w:r>
-        <w:rPr>
-          <w:lang w:val="zh_TW" w:bidi="zh_TW"/>
-        </w:rPr>
-        <w:t>；</w:t>
-      </w:r>
-      <w:hyperlink r:id="rId28">
-        <w:r>
-          <w:rPr>
-            <w:lang w:val="zh_TW" w:bidi="zh_TW"/>
-          </w:rPr>
-          <w:rPr>
-            <w:color w:val="0000EE"/>
-            <w:u w:val="single"/>
-          </w:rPr>
-          <w:t>西1:13</w:t>
-        </w:r>
-      </w:hyperlink>
-      <w:r>
-        <w:rPr>
-          <w:lang w:val="zh_TW" w:bidi="zh_TW"/>
-        </w:rPr>
-        <w:t>）</w:t>
+      <w:hyperlink r:id="rId144">
+        <w:r>
+          <w:rPr>
+            <w:lang w:val="zh_TW" w:bidi="zh_TW"/>
+          </w:rPr>
+          <w:rPr>
+            <w:color w:val="0000EE"/>
+            <w:u w:val="single"/>
+          </w:rPr>
+          <w:t>提前4:14</w:t>
+        </w:r>
+      </w:hyperlink>
+      <w:r>
+        <w:rPr>
+          <w:lang w:val="zh_TW" w:bidi="zh_TW"/>
+        </w:rPr>
+        <w:t>）。</w:t>
       </w:r>
     </w:p>
     <w:p>
@@ -1028,492 +4788,6 @@
       </w:r>
       <w:r>
         <w:rPr>
-          <w:lang w:val="zh_TW" w:bidi="zh_TW"/>
-        </w:rPr>
-        <w:t>撒但是神的仇敵，想要將所有人與神分開。特別是基督徒的危險敵人（</w:t>
-      </w:r>
-      <w:hyperlink r:id="rId29">
-        <w:r>
-          <w:rPr>
-            <w:lang w:val="zh_TW" w:bidi="zh_TW"/>
-          </w:rPr>
-          <w:rPr>
-            <w:color w:val="0000EE"/>
-            <w:u w:val="single"/>
-          </w:rPr>
-          <w:t>路8:33</w:t>
-        </w:r>
-      </w:hyperlink>
-      <w:r>
-        <w:rPr>
-          <w:lang w:val="zh_TW" w:bidi="zh_TW"/>
-        </w:rPr>
-        <w:t>；</w:t>
-      </w:r>
-      <w:hyperlink r:id="rId30">
-        <w:r>
-          <w:rPr>
-            <w:lang w:val="zh_TW" w:bidi="zh_TW"/>
-          </w:rPr>
-          <w:rPr>
-            <w:color w:val="0000EE"/>
-            <w:u w:val="single"/>
-          </w:rPr>
-          <w:t>林前7:5</w:t>
-        </w:r>
-      </w:hyperlink>
-      <w:r>
-        <w:rPr>
-          <w:lang w:val="zh_TW" w:bidi="zh_TW"/>
-        </w:rPr>
-        <w:t>；</w:t>
-      </w:r>
-      <w:hyperlink r:id="rId31">
-        <w:r>
-          <w:rPr>
-            <w:lang w:val="zh_TW" w:bidi="zh_TW"/>
-          </w:rPr>
-          <w:rPr>
-            <w:color w:val="0000EE"/>
-            <w:u w:val="single"/>
-          </w:rPr>
-          <w:t>彼前5:8</w:t>
-        </w:r>
-      </w:hyperlink>
-      <w:r>
-        <w:rPr>
-          <w:lang w:val="zh_TW" w:bidi="zh_TW"/>
-        </w:rPr>
-        <w:t>），基督徒必須抵擋牠，不被牠的詭計所迷惑（</w:t>
-      </w:r>
-      <w:hyperlink r:id="rId32">
-        <w:r>
-          <w:rPr>
-            <w:lang w:val="zh_TW" w:bidi="zh_TW"/>
-          </w:rPr>
-          <w:rPr>
-            <w:color w:val="0000EE"/>
-            <w:u w:val="single"/>
-          </w:rPr>
-          <w:t>林後2:11</w:t>
-        </w:r>
-      </w:hyperlink>
-      <w:r>
-        <w:rPr>
-          <w:lang w:val="zh_TW" w:bidi="zh_TW"/>
-        </w:rPr>
-        <w:t>；</w:t>
-      </w:r>
-      <w:hyperlink r:id="rId33">
-        <w:r>
-          <w:rPr>
-            <w:lang w:val="zh_TW" w:bidi="zh_TW"/>
-          </w:rPr>
-          <w:rPr>
-            <w:color w:val="0000EE"/>
-            <w:u w:val="single"/>
-          </w:rPr>
-          <w:t>弗6:11</w:t>
-        </w:r>
-      </w:hyperlink>
-      <w:r>
-        <w:rPr>
-          <w:lang w:val="zh_TW" w:bidi="zh_TW"/>
-        </w:rPr>
-        <w:t>；</w:t>
-      </w:r>
-      <w:hyperlink r:id="rId34">
-        <w:r>
-          <w:rPr>
-            <w:lang w:val="zh_TW" w:bidi="zh_TW"/>
-          </w:rPr>
-          <w:rPr>
-            <w:color w:val="0000EE"/>
-            <w:u w:val="single"/>
-          </w:rPr>
-          <w:t>雅4:7</w:t>
-        </w:r>
-      </w:hyperlink>
-      <w:r>
-        <w:rPr>
-          <w:lang w:val="zh_TW" w:bidi="zh_TW"/>
-        </w:rPr>
-        <w:t>）。</w:t>
-      </w:r>
-    </w:p>
-    <w:p>
-      <w:pPr/>
-      <w:r>
-        <w:rPr>
-          <w:lang w:val="zh_TW" w:bidi="zh_TW"/>
-        </w:rPr>
-      </w:r>
-      <w:r>
-        <w:rPr>
-          <w:lang w:val="zh_TW" w:bidi="zh_TW"/>
-        </w:rPr>
-        <w:t>撒但透過以下方式執行牠的邪惡計劃：</w:t>
-      </w:r>
-    </w:p>
-    <w:p>
-      <w:pPr>
-        <w:pStyle w:val="ListBullet"/>
-        <w:spacing w:line="240" w:lineRule="auto"/>
-        <w:ind w:left="720"/>
-      </w:pPr>
-      <w:r>
-        <w:rPr>
-          <w:lang w:val="zh_TW" w:bidi="zh_TW"/>
-        </w:rPr>
-      </w:r>
-      <w:r>
-        <w:rPr>
-          <w:lang w:val="zh_TW" w:bidi="zh_TW"/>
-        </w:rPr>
-        <w:t>試探人（</w:t>
-      </w:r>
-      <w:hyperlink r:id="rId35">
-        <w:r>
-          <w:rPr>
-            <w:lang w:val="zh_TW" w:bidi="zh_TW"/>
-          </w:rPr>
-          <w:rPr>
-            <w:color w:val="0000EE"/>
-            <w:u w:val="single"/>
-          </w:rPr>
-          <w:t>約13:2</w:t>
-        </w:r>
-      </w:hyperlink>
-      <w:r>
-        <w:rPr>
-          <w:lang w:val="zh_TW" w:bidi="zh_TW"/>
-        </w:rPr>
-        <w:t>；</w:t>
-      </w:r>
-      <w:hyperlink r:id="rId36">
-        <w:r>
-          <w:rPr>
-            <w:lang w:val="zh_TW" w:bidi="zh_TW"/>
-          </w:rPr>
-          <w:rPr>
-            <w:color w:val="0000EE"/>
-            <w:u w:val="single"/>
-          </w:rPr>
-          <w:t>徒5:3</w:t>
-        </w:r>
-      </w:hyperlink>
-      <w:r>
-        <w:rPr>
-          <w:lang w:val="zh_TW" w:bidi="zh_TW"/>
-        </w:rPr>
-        <w:t>）</w:t>
-      </w:r>
-    </w:p>
-    <w:p>
-      <w:pPr>
-        <w:pStyle w:val="ListBullet"/>
-        <w:spacing w:line="240" w:lineRule="auto"/>
-        <w:ind w:left="720"/>
-      </w:pPr>
-      <w:r>
-        <w:rPr>
-          <w:lang w:val="zh_TW" w:bidi="zh_TW"/>
-        </w:rPr>
-      </w:r>
-      <w:r>
-        <w:rPr>
-          <w:lang w:val="zh_TW" w:bidi="zh_TW"/>
-        </w:rPr>
-        <w:t>阻礙神的工人（</w:t>
-      </w:r>
-      <w:hyperlink r:id="rId37">
-        <w:r>
-          <w:rPr>
-            <w:lang w:val="zh_TW" w:bidi="zh_TW"/>
-          </w:rPr>
-          <w:rPr>
-            <w:color w:val="0000EE"/>
-            <w:u w:val="single"/>
-          </w:rPr>
-          <w:t>帖前2:18</w:t>
-        </w:r>
-      </w:hyperlink>
-      <w:r>
-        <w:rPr>
-          <w:lang w:val="zh_TW" w:bidi="zh_TW"/>
-        </w:rPr>
-        <w:t>）</w:t>
-      </w:r>
-    </w:p>
-    <w:p>
-      <w:pPr>
-        <w:pStyle w:val="ListBullet"/>
-        <w:spacing w:line="240" w:lineRule="auto"/>
-        <w:ind w:left="720"/>
-      </w:pPr>
-      <w:r>
-        <w:rPr>
-          <w:lang w:val="zh_TW" w:bidi="zh_TW"/>
-        </w:rPr>
-      </w:r>
-      <w:r>
-        <w:rPr>
-          <w:lang w:val="zh_TW" w:bidi="zh_TW"/>
-        </w:rPr>
-        <w:t>在神面前控告基督徒（</w:t>
-      </w:r>
-      <w:hyperlink r:id="rId38">
-        <w:r>
-          <w:rPr>
-            <w:lang w:val="zh_TW" w:bidi="zh_TW"/>
-          </w:rPr>
-          <w:rPr>
-            <w:color w:val="0000EE"/>
-            <w:u w:val="single"/>
-          </w:rPr>
-          <w:t>啟12:10</w:t>
-        </w:r>
-      </w:hyperlink>
-      <w:r>
-        <w:rPr>
-          <w:lang w:val="zh_TW" w:bidi="zh_TW"/>
-        </w:rPr>
-        <w:t>）</w:t>
-      </w:r>
-    </w:p>
-    <w:p>
-      <w:pPr>
-        <w:pStyle w:val="ListBullet"/>
-        <w:spacing w:line="240" w:lineRule="auto"/>
-        <w:ind w:left="720"/>
-      </w:pPr>
-      <w:r>
-        <w:rPr>
-          <w:lang w:val="zh_TW" w:bidi="zh_TW"/>
-        </w:rPr>
-      </w:r>
-      <w:r>
-        <w:rPr>
-          <w:lang w:val="zh_TW" w:bidi="zh_TW"/>
-        </w:rPr>
-        <w:t>控制那些棄絕福音的惡人（</w:t>
-      </w:r>
-      <w:hyperlink r:id="rId39">
-        <w:r>
-          <w:rPr>
-            <w:lang w:val="zh_TW" w:bidi="zh_TW"/>
-          </w:rPr>
-          <w:rPr>
-            <w:color w:val="0000EE"/>
-            <w:u w:val="single"/>
-          </w:rPr>
-          <w:t>帖後2:9</w:t>
-        </w:r>
-      </w:hyperlink>
-      <w:r>
-        <w:rPr>
-          <w:lang w:val="zh_TW" w:bidi="zh_TW"/>
-        </w:rPr>
-        <w:t>；</w:t>
-      </w:r>
-      <w:hyperlink r:id="rId40">
-        <w:r>
-          <w:rPr>
-            <w:lang w:val="zh_TW" w:bidi="zh_TW"/>
-          </w:rPr>
-          <w:rPr>
-            <w:color w:val="0000EE"/>
-            <w:u w:val="single"/>
-          </w:rPr>
-          <w:t>啟2:9、13，</w:t>
-        </w:r>
-      </w:hyperlink>
-      <w:hyperlink r:id="rId41">
-        <w:r>
-          <w:rPr>
-            <w:lang w:val="zh_TW" w:bidi="zh_TW"/>
-          </w:rPr>
-          <w:rPr>
-            <w:color w:val="0000EE"/>
-            <w:u w:val="single"/>
-          </w:rPr>
-          <w:t>13:2</w:t>
-        </w:r>
-      </w:hyperlink>
-      <w:r>
-        <w:rPr>
-          <w:lang w:val="zh_TW" w:bidi="zh_TW"/>
-        </w:rPr>
-        <w:t>）。</w:t>
-      </w:r>
-    </w:p>
-    <w:p>
-      <w:pPr/>
-      <w:r>
-        <w:rPr>
-          <w:lang w:val="zh_TW" w:bidi="zh_TW"/>
-        </w:rPr>
-      </w:r>
-      <w:r>
-        <w:rPr>
-          <w:lang w:val="zh_TW" w:bidi="zh_TW"/>
-        </w:rPr>
-        <w:t>然而，最重要的是，新約教導魔鬼自起初就是邪惡的（</w:t>
-      </w:r>
-      <w:hyperlink r:id="rId42">
-        <w:r>
-          <w:rPr>
-            <w:lang w:val="zh_TW" w:bidi="zh_TW"/>
-          </w:rPr>
-          <w:rPr>
-            <w:color w:val="0000EE"/>
-            <w:u w:val="single"/>
-          </w:rPr>
-          <w:t>約一3:8</w:t>
-        </w:r>
-      </w:hyperlink>
-      <w:r>
-        <w:rPr>
-          <w:lang w:val="zh_TW" w:bidi="zh_TW"/>
-        </w:rPr>
-        <w:t>），但藉著耶穌的服事，撒但已被擊敗，並被驅逐出天上（</w:t>
-      </w:r>
-      <w:hyperlink r:id="rId43">
-        <w:r>
-          <w:rPr>
-            <w:lang w:val="zh_TW" w:bidi="zh_TW"/>
-          </w:rPr>
-          <w:rPr>
-            <w:color w:val="0000EE"/>
-            <w:u w:val="single"/>
-          </w:rPr>
-          <w:t>路10:18</w:t>
-        </w:r>
-      </w:hyperlink>
-      <w:r>
-        <w:rPr>
-          <w:lang w:val="zh_TW" w:bidi="zh_TW"/>
-        </w:rPr>
-        <w:t>；</w:t>
-      </w:r>
-      <w:hyperlink r:id="rId44">
-        <w:r>
-          <w:rPr>
-            <w:lang w:val="zh_TW" w:bidi="zh_TW"/>
-          </w:rPr>
-          <w:rPr>
-            <w:color w:val="0000EE"/>
-            <w:u w:val="single"/>
-          </w:rPr>
-          <w:t>啟12</w:t>
-        </w:r>
-      </w:hyperlink>
-      <w:r>
-        <w:rPr>
-          <w:lang w:val="zh_TW" w:bidi="zh_TW"/>
-        </w:rPr>
-        <w:t>）。儘管牠是一個危險的仇敵，基督徒擁有強大的武器——禱告、信心以及耶穌之血的果效。撒但若獲准，仍可引發身體疾病（</w:t>
-      </w:r>
-      <w:hyperlink r:id="rId45">
-        <w:r>
-          <w:rPr>
-            <w:lang w:val="zh_TW" w:bidi="zh_TW"/>
-          </w:rPr>
-          <w:rPr>
-            <w:color w:val="0000EE"/>
-            <w:u w:val="single"/>
-          </w:rPr>
-          <w:t>林後12:7</w:t>
-        </w:r>
-      </w:hyperlink>
-      <w:r>
-        <w:rPr>
-          <w:lang w:val="zh_TW" w:bidi="zh_TW"/>
-        </w:rPr>
-        <w:t>），而人也可能被交給撒但受懲罰（</w:t>
-      </w:r>
-      <w:hyperlink r:id="rId46">
-        <w:r>
-          <w:rPr>
-            <w:lang w:val="zh_TW" w:bidi="zh_TW"/>
-          </w:rPr>
-          <w:rPr>
-            <w:color w:val="0000EE"/>
-            <w:u w:val="single"/>
-          </w:rPr>
-          <w:t>林前5:5</w:t>
-        </w:r>
-      </w:hyperlink>
-      <w:r>
-        <w:rPr>
-          <w:lang w:val="zh_TW" w:bidi="zh_TW"/>
-        </w:rPr>
-        <w:t>；</w:t>
-      </w:r>
-      <w:hyperlink r:id="rId47">
-        <w:r>
-          <w:rPr>
-            <w:lang w:val="zh_TW" w:bidi="zh_TW"/>
-          </w:rPr>
-          <w:rPr>
-            <w:color w:val="0000EE"/>
-            <w:u w:val="single"/>
-          </w:rPr>
-          <w:t>提前1:20</w:t>
-        </w:r>
-      </w:hyperlink>
-      <w:r>
-        <w:rPr>
-          <w:lang w:val="zh_TW" w:bidi="zh_TW"/>
-        </w:rPr>
-        <w:t>）。最終，神掌控撒但，並將徹底毀滅牠（</w:t>
-      </w:r>
-      <w:hyperlink r:id="rId48">
-        <w:r>
-          <w:rPr>
-            <w:lang w:val="zh_TW" w:bidi="zh_TW"/>
-          </w:rPr>
-          <w:rPr>
-            <w:color w:val="0000EE"/>
-            <w:u w:val="single"/>
-          </w:rPr>
-          <w:t>羅16:20</w:t>
-        </w:r>
-      </w:hyperlink>
-      <w:r>
-        <w:rPr>
-          <w:lang w:val="zh_TW" w:bidi="zh_TW"/>
-        </w:rPr>
-        <w:t>；</w:t>
-      </w:r>
-      <w:hyperlink r:id="rId49">
-        <w:r>
-          <w:rPr>
-            <w:lang w:val="zh_TW" w:bidi="zh_TW"/>
-          </w:rPr>
-          <w:rPr>
-            <w:color w:val="0000EE"/>
-            <w:u w:val="single"/>
-          </w:rPr>
-          <w:t>啟20:10</w:t>
-        </w:r>
-      </w:hyperlink>
-      <w:r>
-        <w:rPr>
-          <w:lang w:val="zh_TW" w:bidi="zh_TW"/>
-        </w:rPr>
-        <w:t>）。</w:t>
-      </w:r>
-    </w:p>
-    <w:p>
-      <w:pPr/>
-      <w:r>
-        <w:rPr>
-          <w:lang w:val="zh_TW" w:bidi="zh_TW"/>
-        </w:rPr>
-      </w:r>
-      <w:r>
-        <w:rPr>
           <w:i/>
           <w:lang w:val="zh_TW" w:bidi="zh_TW"/>
         </w:rPr>
@@ -1523,2811 +4797,7 @@
         <w:rPr>
           <w:lang w:val="zh_TW" w:bidi="zh_TW"/>
         </w:rPr>
-        <w:t xml:space="preserve"> </w:t>
-      </w:r>
-      <w:r>
-        <w:rPr>
-          <w:lang w:val="zh_TW" w:bidi="zh_TW"/>
-        </w:rPr>
-        <w:t>天使，</w:t>
-      </w:r>
-      <w:r>
-        <w:rPr>
-          <w:lang w:val="zh_TW" w:bidi="zh_TW"/>
-        </w:rPr>
-        <w:t>鬼魔，</w:t>
-      </w:r>
-      <w:r>
-        <w:rPr>
-          <w:lang w:val="zh_TW" w:bidi="zh_TW"/>
-        </w:rPr>
-        <w:t>鬼附，</w:t>
-      </w:r>
-      <w:r>
-        <w:rPr>
-          <w:lang w:val="zh_TW" w:bidi="zh_TW"/>
-        </w:rPr>
-        <w:t>路西弗</w:t>
-      </w:r>
-      <w:r>
-        <w:rPr>
-          <w:lang w:val="zh_TW" w:bidi="zh_TW"/>
-        </w:rPr>
-        <w:t>。</w:t>
-      </w:r>
-      <w:r>
-        <w:rPr>
-          <w:lang w:val="zh_TW" w:bidi="zh_TW"/>
-        </w:rPr>
-      </w:r>
-      <w:r>
-        <w:rPr>
-          <w:lang w:val="zh_TW" w:bidi="zh_TW"/>
-        </w:rPr>
-      </w:r>
-    </w:p>
-    <w:p>
-      <w:pPr/>
-      <w:r>
-        <w:rPr>
-          <w:lang w:val="zh_TW" w:bidi="zh_TW"/>
-        </w:rPr>
-      </w:r>
-    </w:p>
-    <w:p>
-      <w:pPr>
-        <w:pStyle w:val="Heading2"/>
-      </w:pPr>
-      <w:r>
-        <w:rPr>
-          <w:lang w:val="zh_TW" w:bidi="zh_TW"/>
-        </w:rPr>
-        <w:t>撒都該人</w:t>
-      </w:r>
-      <w:r>
-        <w:rPr>
-          <w:lang w:val="zh_TW" w:bidi="zh_TW"/>
-        </w:rPr>
-      </w:r>
-    </w:p>
-    <w:p>
-      <w:pPr/>
-      <w:r>
-        <w:rPr>
-          <w:lang w:val="zh_TW" w:bidi="zh_TW"/>
-        </w:rPr>
-      </w:r>
-      <w:r>
-        <w:rPr>
-          <w:lang w:val="zh_TW" w:bidi="zh_TW"/>
-        </w:rPr>
-        <w:t>在新約中提到14次的猶太教派，在舊約中並未提及。</w:t>
-      </w:r>
-    </w:p>
-    <w:p>
-      <w:pPr>
-        <w:pStyle w:val="Heading3"/>
-      </w:pPr>
-      <w:r>
-        <w:rPr>
-          <w:lang w:val="zh_TW" w:bidi="zh_TW"/>
-        </w:rPr>
-        <w:t>他們的歷史</w:t>
-      </w:r>
-    </w:p>
-    <w:p>
-      <w:pPr/>
-      <w:r>
-        <w:rPr>
-          <w:lang w:val="zh_TW" w:bidi="zh_TW"/>
-        </w:rPr>
-      </w:r>
-      <w:r>
-        <w:rPr>
-          <w:lang w:val="zh_TW" w:bidi="zh_TW"/>
-        </w:rPr>
-        <w:t>關於該名稱的起源，學者提出了幾種可能的解釋。首先，有人認為撒都該人（Sadducees）</w:t>
-      </w:r>
-      <w:r>
-        <w:rPr>
-          <w:lang w:val="zh_TW" w:bidi="zh_TW"/>
-        </w:rPr>
-        <w:t>這個</w:t>
-      </w:r>
-      <w:r>
-        <w:rPr>
-          <w:lang w:val="zh_TW" w:bidi="zh_TW"/>
-        </w:rPr>
-        <w:t>名稱與希伯來文中的「公義」（saddik）有關。然而，從語源學的角度來看，這種解釋並不穩妥，因為</w:t>
-      </w:r>
-      <w:r>
-        <w:rPr>
-          <w:lang w:val="zh_TW" w:bidi="zh_TW"/>
-        </w:rPr>
-        <w:t>這個</w:t>
-      </w:r>
-      <w:r>
-        <w:rPr>
-          <w:lang w:val="zh_TW" w:bidi="zh_TW"/>
-        </w:rPr>
-        <w:t>詞中的</w:t>
-      </w:r>
-      <w:r>
-        <w:rPr>
-          <w:i/>
-          <w:lang w:val="zh_TW" w:bidi="zh_TW"/>
-        </w:rPr>
-        <w:t>i</w:t>
-      </w:r>
-      <w:r>
-        <w:rPr>
-          <w:lang w:val="zh_TW" w:bidi="zh_TW"/>
-        </w:rPr>
-        <w:t>會變成</w:t>
-      </w:r>
-      <w:r>
-        <w:rPr>
-          <w:i/>
-          <w:lang w:val="zh_TW" w:bidi="zh_TW"/>
-        </w:rPr>
-        <w:t>u</w:t>
-      </w:r>
-      <w:r>
-        <w:rPr>
-          <w:lang w:val="zh_TW" w:bidi="zh_TW"/>
-        </w:rPr>
-        <w:t>，而且沒有明確的證據表明他們自稱為「義人」。其次，有人認為</w:t>
-      </w:r>
-      <w:r>
-        <w:rPr>
-          <w:lang w:val="zh_TW" w:bidi="zh_TW"/>
-        </w:rPr>
-        <w:t>這個</w:t>
-      </w:r>
-      <w:r>
-        <w:rPr>
-          <w:lang w:val="zh_TW" w:bidi="zh_TW"/>
-        </w:rPr>
-        <w:t>名稱源於撒督（Zadok，有時在希臘文中寫作Saddouk），即大衛時代的一位祭司（</w:t>
-      </w:r>
-      <w:hyperlink r:id="rId50">
-        <w:r>
-          <w:rPr>
-            <w:lang w:val="zh_TW" w:bidi="zh_TW"/>
-          </w:rPr>
-          <w:rPr>
-            <w:color w:val="0000EE"/>
-            <w:u w:val="single"/>
-          </w:rPr>
-          <w:t>撒下8:17</w:t>
-        </w:r>
-      </w:hyperlink>
-      <w:r>
-        <w:rPr>
-          <w:lang w:val="zh_TW" w:bidi="zh_TW"/>
-        </w:rPr>
-        <w:t>，</w:t>
-      </w:r>
-      <w:hyperlink r:id="rId51">
-        <w:r>
-          <w:rPr>
-            <w:lang w:val="zh_TW" w:bidi="zh_TW"/>
-          </w:rPr>
-          <w:rPr>
-            <w:color w:val="0000EE"/>
-            <w:u w:val="single"/>
-          </w:rPr>
-          <w:t>15:24–29</w:t>
-        </w:r>
-      </w:hyperlink>
-      <w:r>
-        <w:rPr>
-          <w:lang w:val="zh_TW" w:bidi="zh_TW"/>
-        </w:rPr>
-        <w:t>），他</w:t>
-      </w:r>
-      <w:r>
-        <w:rPr>
-          <w:lang w:val="zh_TW" w:bidi="zh_TW"/>
-        </w:rPr>
-        <w:t>用膏</w:t>
-      </w:r>
-      <w:r>
-        <w:rPr>
-          <w:lang w:val="zh_TW" w:bidi="zh_TW"/>
-        </w:rPr>
-        <w:t>膏</w:t>
-      </w:r>
-      <w:r>
-        <w:rPr>
-          <w:lang w:val="zh_TW" w:bidi="zh_TW"/>
-        </w:rPr>
-        <w:t>所羅門</w:t>
-      </w:r>
-      <w:r>
-        <w:rPr>
-          <w:lang w:val="zh_TW" w:bidi="zh_TW"/>
-        </w:rPr>
-        <w:t>（</w:t>
-      </w:r>
-      <w:hyperlink r:id="rId52">
-        <w:r>
-          <w:rPr>
-            <w:lang w:val="zh_TW" w:bidi="zh_TW"/>
-          </w:rPr>
-          <w:rPr>
-            <w:color w:val="0000EE"/>
-            <w:u w:val="single"/>
-          </w:rPr>
-          <w:t>王上1:32–39</w:t>
-        </w:r>
-      </w:hyperlink>
-      <w:r>
-        <w:rPr>
-          <w:lang w:val="zh_TW" w:bidi="zh_TW"/>
-        </w:rPr>
-        <w:t>），並在所羅門統治期間成為大祭司（</w:t>
-      </w:r>
-      <w:hyperlink r:id="rId53">
-        <w:r>
-          <w:rPr>
-            <w:lang w:val="zh_TW" w:bidi="zh_TW"/>
-          </w:rPr>
-          <w:rPr>
-            <w:color w:val="0000EE"/>
-            <w:u w:val="single"/>
-          </w:rPr>
-          <w:t>2:35</w:t>
-        </w:r>
-      </w:hyperlink>
-      <w:r>
-        <w:rPr>
-          <w:lang w:val="zh_TW" w:bidi="zh_TW"/>
-        </w:rPr>
-        <w:t>）。據記載，他是亞倫的兒子以利亞撒的後裔（</w:t>
-      </w:r>
-      <w:hyperlink r:id="rId54">
-        <w:r>
-          <w:rPr>
-            <w:lang w:val="zh_TW" w:bidi="zh_TW"/>
-          </w:rPr>
-          <w:rPr>
-            <w:color w:val="0000EE"/>
-            <w:u w:val="single"/>
-          </w:rPr>
-          <w:t>代上6:3–8</w:t>
-        </w:r>
-      </w:hyperlink>
-      <w:r>
-        <w:rPr>
-          <w:lang w:val="zh_TW" w:bidi="zh_TW"/>
-        </w:rPr>
-        <w:t>），撒督家族的祭司（Zadokite priests）應該一直在聖殿事奉，直到被擄時期。在關於聖殿崇拜恢復的藍圖中（</w:t>
-      </w:r>
-      <w:hyperlink r:id="rId55">
-        <w:r>
-          <w:rPr>
-            <w:lang w:val="zh_TW" w:bidi="zh_TW"/>
-          </w:rPr>
-          <w:rPr>
-            <w:color w:val="0000EE"/>
-            <w:u w:val="single"/>
-          </w:rPr>
-          <w:t>結40–48</w:t>
-        </w:r>
-      </w:hyperlink>
-      <w:r>
-        <w:rPr>
-          <w:lang w:val="zh_TW" w:bidi="zh_TW"/>
-        </w:rPr>
-        <w:t>），撒督家族的祭司再次被指派為「利未祭司」來事奉（</w:t>
-      </w:r>
-      <w:hyperlink r:id="rId56">
-        <w:r>
-          <w:rPr>
-            <w:lang w:val="zh_TW" w:bidi="zh_TW"/>
-          </w:rPr>
-          <w:rPr>
-            <w:color w:val="0000EE"/>
-            <w:u w:val="single"/>
-          </w:rPr>
-          <w:t>44:15–16</w:t>
-        </w:r>
-      </w:hyperlink>
-      <w:r>
-        <w:rPr>
-          <w:lang w:val="zh_TW" w:bidi="zh_TW"/>
-        </w:rPr>
-        <w:t>，</w:t>
-      </w:r>
-      <w:hyperlink r:id="rId57">
-        <w:r>
-          <w:rPr>
-            <w:lang w:val="zh_TW" w:bidi="zh_TW"/>
-          </w:rPr>
-          <w:rPr>
-            <w:color w:val="0000EE"/>
-            <w:u w:val="single"/>
-          </w:rPr>
-          <w:t>48:11–12</w:t>
-        </w:r>
-      </w:hyperlink>
-      <w:r>
-        <w:rPr>
-          <w:lang w:val="zh_TW" w:bidi="zh_TW"/>
-        </w:rPr>
-        <w:t>）。被擄歸回之後，我們讀到約薩答的兒子約書亞擔任大祭司（</w:t>
-      </w:r>
-      <w:hyperlink r:id="rId58">
-        <w:r>
-          <w:rPr>
-            <w:lang w:val="zh_TW" w:bidi="zh_TW"/>
-          </w:rPr>
-          <w:rPr>
-            <w:color w:val="0000EE"/>
-            <w:u w:val="single"/>
-          </w:rPr>
-          <w:t>該1:1</w:t>
-        </w:r>
-      </w:hyperlink>
-      <w:r>
-        <w:rPr>
-          <w:lang w:val="zh_TW" w:bidi="zh_TW"/>
-        </w:rPr>
-        <w:t>），他的家譜可追溯至撒督（</w:t>
-      </w:r>
-      <w:hyperlink r:id="rId59">
-        <w:r>
-          <w:rPr>
-            <w:lang w:val="zh_TW" w:bidi="zh_TW"/>
-          </w:rPr>
-          <w:rPr>
-            <w:color w:val="0000EE"/>
-            <w:u w:val="single"/>
-          </w:rPr>
-          <w:t>代上6:8–15</w:t>
-        </w:r>
-      </w:hyperlink>
-      <w:r>
-        <w:rPr>
-          <w:lang w:val="zh_TW" w:bidi="zh_TW"/>
-        </w:rPr>
-        <w:t>）。公元前二世紀初的文獻顯示，撒督家族的祭司地位仍然受到重視，但並不確定撒都該人是否支持撒督祭司的職</w:t>
-      </w:r>
-      <w:r>
-        <w:rPr>
-          <w:lang w:val="zh_TW" w:bidi="zh_TW"/>
-        </w:rPr>
-        <w:t>分</w:t>
-      </w:r>
-      <w:r>
-        <w:rPr>
-          <w:lang w:val="zh_TW" w:bidi="zh_TW"/>
-        </w:rPr>
-        <w:t>。此外，這種關於撒都該人名稱起源的解釋，無法合理</w:t>
-      </w:r>
-      <w:r>
-        <w:rPr>
-          <w:lang w:val="zh_TW" w:bidi="zh_TW"/>
-        </w:rPr>
-        <w:t>解釋</w:t>
-      </w:r>
-      <w:r>
-        <w:rPr>
-          <w:lang w:val="zh_TW" w:bidi="zh_TW"/>
-        </w:rPr>
-        <w:t>該詞中的雙</w:t>
-      </w:r>
-      <w:r>
-        <w:rPr>
-          <w:i/>
-          <w:lang w:val="zh_TW" w:bidi="zh_TW"/>
-        </w:rPr>
-        <w:t>d</w:t>
-      </w:r>
-      <w:r>
-        <w:rPr>
-          <w:lang w:val="zh_TW" w:bidi="zh_TW"/>
-        </w:rPr>
-        <w:t>。</w:t>
-      </w:r>
-    </w:p>
-    <w:p>
-      <w:pPr/>
-      <w:r>
-        <w:rPr>
-          <w:lang w:val="zh_TW" w:bidi="zh_TW"/>
-        </w:rPr>
-      </w:r>
-      <w:r>
-        <w:rPr>
-          <w:lang w:val="zh_TW" w:bidi="zh_TW"/>
-        </w:rPr>
-        <w:t>第三，根據一個</w:t>
-      </w:r>
-      <w:r>
-        <w:rPr>
-          <w:lang w:val="zh_TW" w:bidi="zh_TW"/>
-        </w:rPr>
-        <w:t>晚期</w:t>
-      </w:r>
-      <w:r>
-        <w:rPr>
-          <w:lang w:val="zh_TW" w:bidi="zh_TW"/>
-        </w:rPr>
-        <w:t>的拉比傳統，撒都該人</w:t>
-      </w:r>
-      <w:r>
-        <w:rPr>
-          <w:lang w:val="zh_TW" w:bidi="zh_TW"/>
-        </w:rPr>
-        <w:t>的名稱</w:t>
-      </w:r>
-      <w:r>
-        <w:rPr>
-          <w:lang w:val="zh_TW" w:bidi="zh_TW"/>
-        </w:rPr>
-        <w:t>源於公元前二世紀一位名為撒督的人。然而，這種觀點缺乏足夠的支持。</w:t>
-      </w:r>
-    </w:p>
-    <w:p>
-      <w:pPr/>
-      <w:r>
-        <w:rPr>
-          <w:lang w:val="zh_TW" w:bidi="zh_TW"/>
-        </w:rPr>
-      </w:r>
-      <w:r>
-        <w:rPr>
-          <w:lang w:val="zh_TW" w:bidi="zh_TW"/>
-        </w:rPr>
-        <w:t>最後，英國新約學者文信（T. W. Manson）</w:t>
-      </w:r>
-      <w:r>
-        <w:rPr>
-          <w:lang w:val="zh_TW" w:bidi="zh_TW"/>
-        </w:rPr>
-        <w:t>提出</w:t>
-      </w:r>
-      <w:r>
-        <w:rPr>
-          <w:lang w:val="zh_TW" w:bidi="zh_TW"/>
-        </w:rPr>
-        <w:t>，他們的名稱可能與希臘文詞語sundikoi有關，意思是「議會成員」，</w:t>
-      </w:r>
-      <w:r>
-        <w:rPr>
-          <w:lang w:val="zh_TW" w:bidi="zh_TW"/>
-        </w:rPr>
-        <w:t>因此</w:t>
-      </w:r>
-      <w:r>
-        <w:rPr>
-          <w:lang w:val="zh_TW" w:bidi="zh_TW"/>
-        </w:rPr>
-        <w:t>視</w:t>
-      </w:r>
-      <w:r>
-        <w:rPr>
-          <w:lang w:val="zh_TW" w:bidi="zh_TW"/>
-        </w:rPr>
-        <w:t>撒都該人為哈斯蒙尼家族統治者下的議員</w:t>
-      </w:r>
-      <w:r>
-        <w:rPr>
-          <w:lang w:val="zh_TW" w:bidi="zh_TW"/>
-        </w:rPr>
-        <w:t>。</w:t>
-      </w:r>
-    </w:p>
-    <w:p>
-      <w:pPr/>
-      <w:r>
-        <w:rPr>
-          <w:lang w:val="zh_TW" w:bidi="zh_TW"/>
-        </w:rPr>
-      </w:r>
-      <w:r>
-        <w:rPr>
-          <w:lang w:val="zh_TW" w:bidi="zh_TW"/>
-        </w:rPr>
-        <w:t>撒都該人最早的歷史記載，可追溯至約拿單‧馬加比（Jonathan Maccabeus）</w:t>
-      </w:r>
-      <w:r>
-        <w:rPr>
-          <w:lang w:val="zh_TW" w:bidi="zh_TW"/>
-        </w:rPr>
-        <w:t>的</w:t>
-      </w:r>
-      <w:r>
-        <w:rPr>
-          <w:lang w:val="zh_TW" w:bidi="zh_TW"/>
-        </w:rPr>
-        <w:t>時代，他在公元前160年至143年期間領導猶太人對抗西流古（Seleucids）。約瑟夫（Josephus，猶太古史記 13.5.9）提到，撒都該人</w:t>
-      </w:r>
-      <w:r>
-        <w:rPr>
-          <w:lang w:val="zh_TW" w:bidi="zh_TW"/>
-        </w:rPr>
-        <w:t>在此時已是一個派別</w:t>
-      </w:r>
-      <w:r>
-        <w:rPr>
-          <w:lang w:val="zh_TW" w:bidi="zh_TW"/>
-        </w:rPr>
-        <w:t>，並且在</w:t>
-      </w:r>
-      <w:r>
-        <w:rPr>
-          <w:lang w:val="zh_TW" w:bidi="zh_TW"/>
-        </w:rPr>
-        <w:t>約翰‧許爾堪</w:t>
-      </w:r>
-      <w:r>
-        <w:rPr>
-          <w:lang w:val="zh_TW" w:bidi="zh_TW"/>
-        </w:rPr>
-        <w:t>（John Hyrcanus）擔任猶太國的領袖（公元前135–104年）時，與法利賽人發生衝突（猶太古史記 13.10.6）。撒都該人可能在某種意義上支持撒督祭司的傳統，或聲稱當時耶路撒冷的祭司職分源自撒督的後裔，但這一點並不</w:t>
-      </w:r>
-      <w:r>
-        <w:rPr>
-          <w:lang w:val="zh_TW" w:bidi="zh_TW"/>
-        </w:rPr>
-        <w:t>清楚</w:t>
-      </w:r>
-      <w:r>
-        <w:rPr>
-          <w:b/>
-          <w:lang w:val="zh_TW" w:bidi="zh_TW"/>
-        </w:rPr>
-        <w:t>。</w:t>
-      </w:r>
-      <w:r>
-        <w:rPr>
-          <w:lang w:val="zh_TW" w:bidi="zh_TW"/>
-        </w:rPr>
-        <w:t>約瑟夫</w:t>
-      </w:r>
-      <w:r>
-        <w:rPr>
-          <w:lang w:val="zh_TW" w:bidi="zh_TW"/>
-        </w:rPr>
-        <w:t>指出，</w:t>
-      </w:r>
-      <w:r>
-        <w:rPr>
-          <w:lang w:val="zh_TW" w:bidi="zh_TW"/>
-        </w:rPr>
-        <w:t>撒都該人</w:t>
-      </w:r>
-      <w:r>
-        <w:rPr>
-          <w:lang w:val="zh_TW" w:bidi="zh_TW"/>
-        </w:rPr>
-        <w:t>得到富人的支持</w:t>
-      </w:r>
-      <w:r>
-        <w:rPr>
-          <w:lang w:val="zh_TW" w:bidi="zh_TW"/>
-        </w:rPr>
-        <w:t>，</w:t>
-      </w:r>
-      <w:r>
-        <w:rPr>
-          <w:lang w:val="zh_TW" w:bidi="zh_TW"/>
-        </w:rPr>
-        <w:t>而法利賽人則在普通民眾中擁有影響力</w:t>
-      </w:r>
-      <w:r>
-        <w:rPr>
-          <w:lang w:val="zh_TW" w:bidi="zh_TW"/>
-        </w:rPr>
-        <w:t>。在莎樂美·亞歷山德拉（Salome Alexandra，公元前76–67年）</w:t>
-      </w:r>
-      <w:r>
-        <w:rPr>
-          <w:lang w:val="zh_TW" w:bidi="zh_TW"/>
-        </w:rPr>
-        <w:t>統治時期</w:t>
-      </w:r>
-      <w:r>
-        <w:rPr>
-          <w:lang w:val="zh_TW" w:bidi="zh_TW"/>
-        </w:rPr>
-        <w:t>，法利賽人</w:t>
-      </w:r>
-      <w:r>
-        <w:rPr>
-          <w:lang w:val="zh_TW" w:bidi="zh_TW"/>
-        </w:rPr>
-        <w:t>佔據上風</w:t>
-      </w:r>
-      <w:r>
-        <w:rPr>
-          <w:lang w:val="zh_TW" w:bidi="zh_TW"/>
-        </w:rPr>
-        <w:t>。然而，但當猶太成為羅馬省份後，羅馬總督開始頻繁更換大祭司，而大多數大祭司似乎都來自撒都該人的貴族家庭。這些撒都該人的家族雖然能與羅馬人妥協，但在當地仍擁有權力和影響力。隨著猶太人與羅馬統治者之間的敵意加劇，撒都該人的影響力逐漸</w:t>
-      </w:r>
-      <w:r>
-        <w:rPr>
-          <w:lang w:val="zh_TW" w:bidi="zh_TW"/>
-        </w:rPr>
-        <w:t>下降</w:t>
-      </w:r>
-      <w:r>
-        <w:rPr>
-          <w:lang w:val="zh_TW" w:bidi="zh_TW"/>
-        </w:rPr>
-        <w:t>。公元70年，耶路撒冷被羅馬人攻陷後，撒都該人便從歷史中消失。</w:t>
-      </w:r>
-    </w:p>
-    <w:p>
-      <w:pPr>
-        <w:pStyle w:val="Heading3"/>
-      </w:pPr>
-      <w:r>
-        <w:rPr>
-          <w:lang w:val="zh_TW" w:bidi="zh_TW"/>
-        </w:rPr>
-        <w:t>在新約聖經中</w:t>
-      </w:r>
-    </w:p>
-    <w:p>
-      <w:pPr/>
-      <w:r>
-        <w:rPr>
-          <w:lang w:val="zh_TW" w:bidi="zh_TW"/>
-        </w:rPr>
-      </w:r>
-      <w:r>
-        <w:rPr>
-          <w:lang w:val="zh_TW" w:bidi="zh_TW"/>
-        </w:rPr>
-        <w:t>在福音書的敘述中，撒都該人的首次出現是在約翰的洗禮現場，當時跟與法利賽人在</w:t>
-      </w:r>
-      <w:r>
-        <w:rPr>
-          <w:lang w:val="zh_TW" w:bidi="zh_TW"/>
-        </w:rPr>
-        <w:t>一起</w:t>
-      </w:r>
-      <w:r>
-        <w:rPr>
-          <w:lang w:val="zh_TW" w:bidi="zh_TW"/>
-        </w:rPr>
-        <w:t>。施洗約翰稱他們為「</w:t>
-      </w:r>
-      <w:r>
-        <w:rPr>
-          <w:lang w:val="zh_TW" w:bidi="zh_TW"/>
-        </w:rPr>
-        <w:t>毒蛇的種類</w:t>
-      </w:r>
-      <w:r>
-        <w:rPr>
-          <w:lang w:val="zh_TW" w:bidi="zh_TW"/>
-        </w:rPr>
-        <w:t>」，並挑戰他們在生活中悔改（</w:t>
-      </w:r>
-      <w:hyperlink r:id="rId60">
-        <w:r>
-          <w:rPr>
-            <w:lang w:val="zh_TW" w:bidi="zh_TW"/>
-          </w:rPr>
-          <w:rPr>
-            <w:color w:val="0000EE"/>
-            <w:u w:val="single"/>
-          </w:rPr>
-          <w:t>太3:7–10</w:t>
-        </w:r>
-      </w:hyperlink>
-      <w:r>
-        <w:rPr>
-          <w:lang w:val="zh_TW" w:bidi="zh_TW"/>
-        </w:rPr>
-        <w:t>）。後來，撒都該人與一些法利賽人一起來試探耶穌，要求祂</w:t>
-      </w:r>
-      <w:r>
-        <w:rPr>
-          <w:lang w:val="zh_TW" w:bidi="zh_TW"/>
-        </w:rPr>
-        <w:t>從天上顯個神蹟給他們看</w:t>
-      </w:r>
-      <w:r>
-        <w:rPr>
-          <w:lang w:val="zh_TW" w:bidi="zh_TW"/>
-        </w:rPr>
-        <w:t>（</w:t>
-      </w:r>
-      <w:hyperlink r:id="rId61">
-        <w:r>
-          <w:rPr>
-            <w:lang w:val="zh_TW" w:bidi="zh_TW"/>
-          </w:rPr>
-          <w:rPr>
-            <w:color w:val="0000EE"/>
-            <w:u w:val="single"/>
-          </w:rPr>
-          <w:t>16:1</w:t>
-        </w:r>
-      </w:hyperlink>
-      <w:r>
-        <w:rPr>
-          <w:lang w:val="zh_TW" w:bidi="zh_TW"/>
-        </w:rPr>
-        <w:t>）。耶穌告訴門徒要提防撒都該人（</w:t>
-      </w:r>
-      <w:hyperlink r:id="rId62">
-        <w:r>
-          <w:rPr>
-            <w:lang w:val="zh_TW" w:bidi="zh_TW"/>
-          </w:rPr>
-          <w:rPr>
-            <w:color w:val="0000EE"/>
-            <w:u w:val="single"/>
-          </w:rPr>
-          <w:t>6、11–12</w:t>
-        </w:r>
-      </w:hyperlink>
-      <w:r>
-        <w:rPr>
-          <w:lang w:val="zh_TW" w:bidi="zh_TW"/>
-        </w:rPr>
-        <w:t>）。</w:t>
-      </w:r>
-    </w:p>
-    <w:p>
-      <w:pPr/>
-      <w:r>
-        <w:rPr>
-          <w:lang w:val="zh_TW" w:bidi="zh_TW"/>
-        </w:rPr>
-      </w:r>
-      <w:r>
-        <w:rPr>
-          <w:lang w:val="zh_TW" w:bidi="zh_TW"/>
-        </w:rPr>
-        <w:t>在</w:t>
-      </w:r>
-      <w:hyperlink r:id="rId63">
-        <w:r>
-          <w:rPr>
-            <w:lang w:val="zh_TW" w:bidi="zh_TW"/>
-          </w:rPr>
-          <w:rPr>
-            <w:color w:val="0000EE"/>
-            <w:u w:val="single"/>
-          </w:rPr>
-          <w:t>馬太福音二十二章23至33節</w:t>
-        </w:r>
-      </w:hyperlink>
-      <w:r>
-        <w:rPr>
-          <w:lang w:val="zh_TW" w:bidi="zh_TW"/>
-        </w:rPr>
-        <w:t>中（參</w:t>
-      </w:r>
-      <w:hyperlink r:id="rId64">
-        <w:r>
-          <w:rPr>
-            <w:lang w:val="zh_TW" w:bidi="zh_TW"/>
-          </w:rPr>
-          <w:rPr>
-            <w:color w:val="0000EE"/>
-            <w:u w:val="single"/>
-          </w:rPr>
-          <w:t>可12:18–27</w:t>
-        </w:r>
-      </w:hyperlink>
-      <w:r>
-        <w:rPr>
-          <w:lang w:val="zh_TW" w:bidi="zh_TW"/>
-        </w:rPr>
-        <w:t>；</w:t>
-      </w:r>
-      <w:hyperlink r:id="rId65">
-        <w:r>
-          <w:rPr>
-            <w:lang w:val="zh_TW" w:bidi="zh_TW"/>
-          </w:rPr>
-          <w:rPr>
-            <w:color w:val="0000EE"/>
-            <w:u w:val="single"/>
-          </w:rPr>
-          <w:t>路20:27–38</w:t>
-        </w:r>
-      </w:hyperlink>
-      <w:r>
-        <w:rPr>
-          <w:lang w:val="zh_TW" w:bidi="zh_TW"/>
-        </w:rPr>
-        <w:t>），法利賽人和撒都該人之間開始出現巨大</w:t>
-      </w:r>
-      <w:r>
-        <w:rPr>
-          <w:lang w:val="zh_TW" w:bidi="zh_TW"/>
-        </w:rPr>
-        <w:t>分歧</w:t>
-      </w:r>
-      <w:r>
-        <w:rPr>
-          <w:lang w:val="zh_TW" w:bidi="zh_TW"/>
-        </w:rPr>
-        <w:t>。撒都該人和其他人一樣，想用問題讓刁難耶穌，於是提出了一個詭辯的問題，顯示他們對死人復活的懷疑</w:t>
-      </w:r>
-      <w:r>
-        <w:rPr>
-          <w:lang w:val="zh_TW" w:bidi="zh_TW"/>
-        </w:rPr>
-        <w:t>。</w:t>
-      </w:r>
-      <w:r>
-        <w:rPr>
-          <w:lang w:val="zh_TW" w:bidi="zh_TW"/>
-        </w:rPr>
-        <w:t>在這段經文中，撒都該人被描述為否認死後有復活的人。他們引用了一個</w:t>
-      </w:r>
-      <w:r>
-        <w:rPr>
-          <w:lang w:val="zh_TW" w:bidi="zh_TW"/>
-        </w:rPr>
-        <w:t>婦人</w:t>
-      </w:r>
-      <w:r>
-        <w:rPr>
-          <w:lang w:val="zh_TW" w:bidi="zh_TW"/>
-        </w:rPr>
-        <w:t>先後嫁給七個兄弟的例子，問道：「</w:t>
-      </w:r>
-      <w:r>
-        <w:rPr>
-          <w:lang w:val="zh_TW" w:bidi="zh_TW"/>
-        </w:rPr>
-        <w:t>當復活的時候，她是七個人中哪一個的妻子呢？</w:t>
-      </w:r>
-      <w:r>
-        <w:rPr>
-          <w:lang w:val="zh_TW" w:bidi="zh_TW"/>
-        </w:rPr>
-        <w:t>」這暗示了復活不可能是真實的，因為存在這樣的問題。</w:t>
-      </w:r>
-      <w:r>
-        <w:rPr>
-          <w:lang w:val="zh_TW" w:bidi="zh_TW"/>
-        </w:rPr>
-        <w:t>耶穌指出他們的錯誤在於不明白聖經和神的大能</w:t>
-      </w:r>
-      <w:r>
-        <w:rPr>
-          <w:lang w:val="zh_TW" w:bidi="zh_TW"/>
-        </w:rPr>
-        <w:t>。</w:t>
-      </w:r>
-    </w:p>
-    <w:p>
-      <w:pPr/>
-      <w:r>
-        <w:rPr>
-          <w:lang w:val="zh_TW" w:bidi="zh_TW"/>
-        </w:rPr>
-      </w:r>
-      <w:r>
-        <w:rPr>
-          <w:lang w:val="zh_TW" w:bidi="zh_TW"/>
-        </w:rPr>
-        <w:t>在耶路撒冷教會的初期，祭司、</w:t>
-      </w:r>
-      <w:r>
-        <w:rPr>
-          <w:lang w:val="zh_TW" w:bidi="zh_TW"/>
-        </w:rPr>
-        <w:t>守殿官</w:t>
-      </w:r>
-      <w:r>
-        <w:rPr>
-          <w:lang w:val="zh_TW" w:bidi="zh_TW"/>
-        </w:rPr>
-        <w:t>以及撒都該人</w:t>
-      </w:r>
-      <w:r>
-        <w:rPr>
-          <w:lang w:val="zh_TW" w:bidi="zh_TW"/>
-        </w:rPr>
-        <w:t>因使徒傳講死人復活而感到煩惱</w:t>
-      </w:r>
-      <w:r>
-        <w:rPr>
-          <w:lang w:val="zh_TW" w:bidi="zh_TW"/>
-        </w:rPr>
-        <w:t>（</w:t>
-      </w:r>
-      <w:hyperlink r:id="rId66">
-        <w:r>
-          <w:rPr>
-            <w:lang w:val="zh_TW" w:bidi="zh_TW"/>
-          </w:rPr>
-          <w:rPr>
-            <w:color w:val="0000EE"/>
-            <w:u w:val="single"/>
-          </w:rPr>
-          <w:t>徒4:1–2</w:t>
-        </w:r>
-      </w:hyperlink>
-      <w:r>
-        <w:rPr>
-          <w:lang w:val="zh_TW" w:bidi="zh_TW"/>
-        </w:rPr>
-        <w:t>）。撒都該人似乎主導了對使徒和他們</w:t>
-      </w:r>
-      <w:r>
-        <w:rPr>
-          <w:lang w:val="zh_TW" w:bidi="zh_TW"/>
-        </w:rPr>
-        <w:t>傳道</w:t>
-      </w:r>
-      <w:r>
-        <w:rPr>
-          <w:lang w:val="zh_TW" w:bidi="zh_TW"/>
-        </w:rPr>
-        <w:t>的反對聲音。後來，大祭司和撒都該人決定逮捕使徒並將他們關在監獄中（</w:t>
-      </w:r>
-      <w:hyperlink r:id="rId67">
-        <w:r>
-          <w:rPr>
-            <w:lang w:val="zh_TW" w:bidi="zh_TW"/>
-          </w:rPr>
-          <w:rPr>
-            <w:color w:val="0000EE"/>
-            <w:u w:val="single"/>
-          </w:rPr>
-          <w:t>5:17</w:t>
-        </w:r>
-      </w:hyperlink>
-      <w:r>
-        <w:rPr>
-          <w:lang w:val="zh_TW" w:bidi="zh_TW"/>
-        </w:rPr>
-        <w:t>）。</w:t>
-      </w:r>
-      <w:r>
-        <w:rPr>
-          <w:lang w:val="zh_TW" w:bidi="zh_TW"/>
-        </w:rPr>
-        <w:t>新約中唯一提到撒都該人的另一處，是</w:t>
-      </w:r>
-      <w:hyperlink r:id="rId68">
-        <w:r>
-          <w:rPr>
-            <w:lang w:val="zh_TW" w:bidi="zh_TW"/>
-          </w:rPr>
-          <w:rPr>
-            <w:color w:val="0000EE"/>
-            <w:u w:val="single"/>
-          </w:rPr>
-          <w:t>使徒行傳二十三章6至8節</w:t>
-        </w:r>
-      </w:hyperlink>
-      <w:r>
-        <w:rPr>
-          <w:lang w:val="zh_TW" w:bidi="zh_TW"/>
-        </w:rPr>
-        <w:t>，</w:t>
-      </w:r>
-      <w:r>
-        <w:rPr>
-          <w:lang w:val="zh_TW" w:bidi="zh_TW"/>
-        </w:rPr>
-        <w:t>記載</w:t>
-      </w:r>
-      <w:r>
-        <w:rPr>
-          <w:lang w:val="zh_TW" w:bidi="zh_TW"/>
-        </w:rPr>
-        <w:t>了保羅在猶太公會前的審訊。在那次場合中，保羅故意談到他對復活的信心，</w:t>
-      </w:r>
-      <w:r>
-        <w:rPr>
-          <w:lang w:val="zh_TW" w:bidi="zh_TW"/>
-        </w:rPr>
-        <w:t>以</w:t>
-      </w:r>
-      <w:r>
-        <w:rPr>
-          <w:lang w:val="zh_TW" w:bidi="zh_TW"/>
-        </w:rPr>
-        <w:t>引</w:t>
-      </w:r>
-      <w:r>
-        <w:rPr>
-          <w:lang w:val="zh_TW" w:bidi="zh_TW"/>
-        </w:rPr>
-        <w:t>起</w:t>
-      </w:r>
-      <w:r>
-        <w:rPr>
-          <w:lang w:val="zh_TW" w:bidi="zh_TW"/>
-        </w:rPr>
-        <w:t>法利賽人和不信復活的撒都該人之間的分歧。</w:t>
-      </w:r>
-    </w:p>
-    <w:p>
-      <w:pPr/>
-      <w:r>
-        <w:rPr>
-          <w:lang w:val="zh_TW" w:bidi="zh_TW"/>
-        </w:rPr>
-      </w:r>
-      <w:r>
-        <w:rPr>
-          <w:lang w:val="zh_TW" w:bidi="zh_TW"/>
-        </w:rPr>
-        <w:t>因此，從這些新約經文中，我們了解到撒都該人的基本信條、他們在大祭司家族中的顯赫地位，以及</w:t>
-      </w:r>
-      <w:r>
-        <w:rPr>
-          <w:lang w:val="zh_TW" w:bidi="zh_TW"/>
-        </w:rPr>
-        <w:t>他們與</w:t>
-      </w:r>
-      <w:r>
-        <w:rPr>
-          <w:lang w:val="zh_TW" w:bidi="zh_TW"/>
-        </w:rPr>
-        <w:t>法利賽人之間的</w:t>
-      </w:r>
-      <w:r>
-        <w:rPr>
-          <w:lang w:val="zh_TW" w:bidi="zh_TW"/>
-        </w:rPr>
-        <w:t>分歧。</w:t>
-      </w:r>
-    </w:p>
-    <w:p>
-      <w:pPr/>
-      <w:r>
-        <w:rPr>
-          <w:lang w:val="zh_TW" w:bidi="zh_TW"/>
-        </w:rPr>
-      </w:r>
-      <w:r>
-        <w:rPr>
-          <w:lang w:val="zh_TW" w:bidi="zh_TW"/>
-        </w:rPr>
-        <w:t>約瑟夫是公元一世紀末的猶太歷史學家，</w:t>
-      </w:r>
-      <w:r>
-        <w:rPr>
-          <w:lang w:val="zh_TW" w:bidi="zh_TW"/>
-        </w:rPr>
-        <w:t>他</w:t>
-      </w:r>
-      <w:r>
-        <w:rPr>
-          <w:lang w:val="zh_TW" w:bidi="zh_TW"/>
-        </w:rPr>
-        <w:t>補充了新約中關於這個派別的一些</w:t>
-      </w:r>
-      <w:r>
-        <w:rPr>
-          <w:lang w:val="zh_TW" w:bidi="zh_TW"/>
-        </w:rPr>
-        <w:t>信息</w:t>
-      </w:r>
-      <w:r>
-        <w:rPr>
-          <w:lang w:val="zh_TW" w:bidi="zh_TW"/>
-        </w:rPr>
-        <w:t>。他指出，與法利賽人和愛色尼派（Essenes）不同，</w:t>
-      </w:r>
-      <w:r>
-        <w:rPr>
-          <w:lang w:val="zh_TW" w:bidi="zh_TW"/>
-        </w:rPr>
-        <w:t>撒都該人</w:t>
-      </w:r>
-      <w:r>
-        <w:rPr>
-          <w:lang w:val="zh_TW" w:bidi="zh_TW"/>
-        </w:rPr>
-        <w:t>不承認神的主權護理，而強調我們所遭遇的一切都是我們所做的善或惡的結果（猶太古史記 13.5.9；猶太戰史</w:t>
-      </w:r>
-      <w:r>
-        <w:rPr>
-          <w:i/>
-          <w:lang w:val="zh_TW" w:bidi="zh_TW"/>
-        </w:rPr>
-        <w:t xml:space="preserve"> </w:t>
-      </w:r>
-      <w:r>
-        <w:rPr>
-          <w:lang w:val="zh_TW" w:bidi="zh_TW"/>
-        </w:rPr>
-        <w:t>2.8.14）。約瑟夫以類似新約的方式提到，撒都該人拒絕「靈魂的不朽持續性，以及在陰間的懲罰和獎賞」（猶太戰史 2.8.14）。他們宣稱「靈魂隨著身體一起死去」（</w:t>
-      </w:r>
-      <w:r>
-        <w:rPr>
-          <w:i/>
-          <w:lang w:val="zh_TW" w:bidi="zh_TW"/>
-        </w:rPr>
-        <w:t xml:space="preserve">猶太古史記 </w:t>
-      </w:r>
-      <w:r>
-        <w:rPr>
-          <w:lang w:val="zh_TW" w:bidi="zh_TW"/>
-        </w:rPr>
-        <w:t>18.1.4）。早期基督教作家——希坡律陀（Hippolytus）、俄利根（</w:t>
-      </w:r>
-      <w:r>
-        <w:rPr>
-          <w:lang w:val="zh_TW" w:bidi="zh_TW"/>
-        </w:rPr>
-        <w:t>Origen</w:t>
-      </w:r>
-      <w:r>
-        <w:rPr>
-          <w:lang w:val="zh_TW" w:bidi="zh_TW"/>
-        </w:rPr>
-        <w:t>）和耶柔米（</w:t>
-      </w:r>
-      <w:r>
-        <w:rPr>
-          <w:lang w:val="zh_TW" w:bidi="zh_TW"/>
-        </w:rPr>
-        <w:t>Jerome</w:t>
-      </w:r>
-      <w:r>
-        <w:rPr>
-          <w:lang w:val="zh_TW" w:bidi="zh_TW"/>
-        </w:rPr>
-        <w:t>）——表示撒都該人只接受摩西五經，而不接受其它舊約</w:t>
-      </w:r>
-      <w:r>
-        <w:rPr>
-          <w:lang w:val="zh_TW" w:bidi="zh_TW"/>
-        </w:rPr>
-        <w:t>書卷</w:t>
-      </w:r>
-      <w:r>
-        <w:rPr>
-          <w:lang w:val="zh_TW" w:bidi="zh_TW"/>
-        </w:rPr>
-        <w:t>。然而，他們似乎並不反對其它舊約書卷整體（不過我們可能懷疑，他們是否接受像但以理書這樣明確提到死人復活的書卷），而是反對法利賽人引入的律法規條，並主張只有舊約律法應被視為強制性的。在這一點上，</w:t>
-      </w:r>
-      <w:r>
-        <w:rPr>
-          <w:lang w:val="zh_TW" w:bidi="zh_TW"/>
-        </w:rPr>
-        <w:t>以及他們對天使和死後生命的否定上</w:t>
-      </w:r>
-      <w:r>
-        <w:rPr>
-          <w:lang w:val="zh_TW" w:bidi="zh_TW"/>
-        </w:rPr>
-        <w:t>，他們似乎</w:t>
-      </w:r>
-      <w:r>
-        <w:rPr>
-          <w:lang w:val="zh_TW" w:bidi="zh_TW"/>
-        </w:rPr>
-        <w:t>視法利賽人為革新者</w:t>
-      </w:r>
-      <w:r>
-        <w:rPr>
-          <w:lang w:val="zh_TW" w:bidi="zh_TW"/>
-        </w:rPr>
-        <w:t>，</w:t>
-      </w:r>
-      <w:r>
-        <w:rPr>
-          <w:lang w:val="zh_TW" w:bidi="zh_TW"/>
-        </w:rPr>
-        <w:t>而自視為保守派</w:t>
-      </w:r>
-      <w:r>
-        <w:rPr>
-          <w:lang w:val="zh_TW" w:bidi="zh_TW"/>
-        </w:rPr>
-        <w:t>。</w:t>
-      </w:r>
-    </w:p>
-    <w:p>
-      <w:pPr/>
-      <w:r>
-        <w:rPr>
-          <w:lang w:val="zh_TW" w:bidi="zh_TW"/>
-        </w:rPr>
-      </w:r>
-      <w:r>
-        <w:rPr>
-          <w:lang w:val="zh_TW" w:bidi="zh_TW"/>
-        </w:rPr>
-        <w:t>另一個</w:t>
-      </w:r>
-      <w:r>
-        <w:rPr>
-          <w:lang w:val="zh_TW" w:bidi="zh_TW"/>
-        </w:rPr>
-        <w:t>關於撒都該人的主要</w:t>
-      </w:r>
-      <w:r>
-        <w:rPr>
-          <w:lang w:val="zh_TW" w:bidi="zh_TW"/>
-        </w:rPr>
-        <w:t>資料</w:t>
-      </w:r>
-      <w:r>
-        <w:rPr>
-          <w:lang w:val="zh_TW" w:bidi="zh_TW"/>
-        </w:rPr>
-        <w:t>來源是米示拿（Mishnah），這是拉比教導的彙編，在公元二世紀成書。撒都該人反對法利賽人試圖強加於民眾的許多詳細規條（巴拉 3.3、7）。此外，它也表明，撒都該人比其它猶太派別，更傾向妥協接受外邦人的方式（拿達</w:t>
-      </w:r>
-      <w:r>
-        <w:rPr>
-          <w:i/>
-          <w:lang w:val="zh_TW" w:bidi="zh_TW"/>
-        </w:rPr>
-        <w:t xml:space="preserve"> </w:t>
-      </w:r>
-      <w:r>
-        <w:rPr>
-          <w:lang w:val="zh_TW" w:bidi="zh_TW"/>
-        </w:rPr>
-        <w:t>4.2）。</w:t>
-      </w:r>
-    </w:p>
-    <w:p>
-      <w:pPr/>
-      <w:r>
-        <w:rPr>
-          <w:lang w:val="zh_TW" w:bidi="zh_TW"/>
-        </w:rPr>
-      </w:r>
-      <w:r>
-        <w:rPr>
-          <w:i/>
-          <w:lang w:val="zh_TW" w:bidi="zh_TW"/>
-        </w:rPr>
-        <w:t>參見</w:t>
-      </w:r>
-      <w:r>
-        <w:rPr>
-          <w:lang w:val="zh_TW" w:bidi="zh_TW"/>
-        </w:rPr>
-        <w:t xml:space="preserve"> </w:t>
-      </w:r>
-      <w:r>
-        <w:rPr>
-          <w:lang w:val="zh_TW" w:bidi="zh_TW"/>
-        </w:rPr>
-        <w:t>愛色尼派</w:t>
-      </w:r>
-      <w:r>
-        <w:rPr>
-          <w:lang w:val="zh_TW" w:bidi="zh_TW"/>
-        </w:rPr>
-        <w:t>，</w:t>
-      </w:r>
-      <w:r>
-        <w:rPr>
-          <w:lang w:val="zh_TW" w:bidi="zh_TW"/>
-        </w:rPr>
-        <w:t>猶太教</w:t>
-      </w:r>
-      <w:r>
-        <w:rPr>
-          <w:lang w:val="zh_TW" w:bidi="zh_TW"/>
-        </w:rPr>
-        <w:t>，</w:t>
-      </w:r>
-      <w:r>
-        <w:rPr>
-          <w:lang w:val="zh_TW" w:bidi="zh_TW"/>
-        </w:rPr>
-        <w:t>法利賽人</w:t>
-      </w:r>
-      <w:r>
-        <w:rPr>
-          <w:lang w:val="zh_TW" w:bidi="zh_TW"/>
-        </w:rPr>
-        <w:t>。</w:t>
-      </w:r>
-      <w:r>
-        <w:rPr>
-          <w:lang w:val="zh_TW" w:bidi="zh_TW"/>
-        </w:rPr>
-      </w:r>
-      <w:r>
-        <w:rPr>
-          <w:lang w:val="zh_TW" w:bidi="zh_TW"/>
-        </w:rPr>
-      </w:r>
-    </w:p>
-    <w:p>
-      <w:pPr/>
-      <w:r>
-        <w:rPr>
-          <w:lang w:val="zh_TW" w:bidi="zh_TW"/>
-        </w:rPr>
-      </w:r>
-    </w:p>
-    <w:p>
-      <w:pPr>
-        <w:pStyle w:val="Heading2"/>
-      </w:pPr>
-      <w:r>
-        <w:rPr>
-          <w:lang w:val="zh_TW" w:bidi="zh_TW"/>
-        </w:rPr>
-        <w:t>撒羅米</w:t>
-      </w:r>
-      <w:r>
-        <w:rPr>
-          <w:lang w:val="zh_TW" w:bidi="zh_TW"/>
-        </w:rPr>
-      </w:r>
-    </w:p>
-    <w:p>
-      <w:pPr/>
-      <w:r>
-        <w:rPr>
-          <w:lang w:val="zh_TW" w:bidi="zh_TW"/>
-        </w:rPr>
-      </w:r>
-      <w:r>
-        <w:rPr>
-          <w:lang w:val="zh_TW" w:bidi="zh_TW"/>
-        </w:rPr>
-        <w:t>撒羅米這個名字來自希伯來的問候語</w:t>
-      </w:r>
-      <w:r>
-        <w:rPr>
-          <w:i/>
-          <w:lang w:val="zh_TW" w:bidi="zh_TW"/>
-        </w:rPr>
-        <w:t>shalom，</w:t>
-      </w:r>
-      <w:r>
-        <w:rPr>
-          <w:lang w:val="zh_TW" w:bidi="zh_TW"/>
-        </w:rPr>
-        <w:t>意思是平安。這個名字在結尾加上字母「e」是希臘式的風格。</w:t>
-      </w:r>
-    </w:p>
-    <w:p>
-      <w:pPr>
-        <w:pStyle w:val="ListNumber"/>
-        <w:numPr>
-          <w:ilvl w:val="0"/>
-          <w:numId w:val="15"/>
-        </w:numPr>
-        <w:spacing w:line="240" w:lineRule="auto"/>
-        <w:ind w:left="720"/>
-      </w:pPr>
-      <w:r>
-        <w:rPr>
-          <w:lang w:val="zh_TW" w:bidi="zh_TW"/>
-        </w:rPr>
-      </w:r>
-      <w:r>
-        <w:rPr>
-          <w:lang w:val="zh_TW" w:bidi="zh_TW"/>
-        </w:rPr>
-        <w:t>一位名叫撒羅米的婦人是耶穌的追隨者。她可能是馬利亞的姐妹，雅各和約翰的母親。在</w:t>
-      </w:r>
-      <w:hyperlink r:id="rId69">
-        <w:r>
-          <w:rPr>
-            <w:lang w:val="zh_TW" w:bidi="zh_TW"/>
-          </w:rPr>
-          <w:rPr>
-            <w:color w:val="0000EE"/>
-            <w:u w:val="single"/>
-          </w:rPr>
-          <w:t>馬可福音十五章40節</w:t>
-        </w:r>
-      </w:hyperlink>
-      <w:r>
-        <w:rPr>
-          <w:lang w:val="zh_TW" w:bidi="zh_TW"/>
-        </w:rPr>
-        <w:t>中，福音書作者描述了站在十字架下的婦人。有三位的名字被提及：抹大拉的馬利亞、小雅各和約西的母親馬利亞，以及撒羅米。</w:t>
-        <w:br/>
-      </w:r>
-      <w:r>
-        <w:rPr>
-          <w:lang w:val="zh_TW" w:bidi="zh_TW"/>
-        </w:rPr>
-        <w:t>馬可後來描述了天未亮之前來到墳墓的婦人。馬可記載抹大拉的馬利亞、雅各的母親馬利亞和撒羅米帶了香料來膏抹屍體（</w:t>
-      </w:r>
-      <w:hyperlink r:id="rId70">
-        <w:r>
-          <w:rPr>
-            <w:lang w:val="zh_TW" w:bidi="zh_TW"/>
-          </w:rPr>
-          <w:rPr>
-            <w:color w:val="0000EE"/>
-            <w:u w:val="single"/>
-          </w:rPr>
-          <w:t>馬可福音16:1</w:t>
-        </w:r>
-      </w:hyperlink>
-      <w:r>
-        <w:rPr>
-          <w:lang w:val="zh_TW" w:bidi="zh_TW"/>
-        </w:rPr>
-        <w:t>）。</w:t>
-        <w:br/>
-      </w:r>
-      <w:r>
-        <w:rPr>
-          <w:lang w:val="zh_TW" w:bidi="zh_TW"/>
-        </w:rPr>
-        <w:t>馬太提到兩位名叫馬利亞的女人，以及西庇太兒子的母親，她可能是撒羅米（</w:t>
-      </w:r>
-      <w:hyperlink r:id="rId71">
-        <w:r>
-          <w:rPr>
-            <w:lang w:val="zh_TW" w:bidi="zh_TW"/>
-          </w:rPr>
-          <w:rPr>
-            <w:color w:val="0000EE"/>
-            <w:u w:val="single"/>
-          </w:rPr>
-          <w:t>馬太福音27:56</w:t>
-        </w:r>
-      </w:hyperlink>
-      <w:r>
-        <w:rPr>
-          <w:lang w:val="zh_TW" w:bidi="zh_TW"/>
-        </w:rPr>
-        <w:t>）。</w:t>
-        <w:br/>
-      </w:r>
-      <w:r>
-        <w:rPr>
-          <w:lang w:val="zh_TW" w:bidi="zh_TW"/>
-        </w:rPr>
-        <w:t>約翰提到四位女性：</w:t>
-      </w:r>
-    </w:p>
-    <w:p>
-      <w:pPr>
-        <w:pStyle w:val="ListNumber"/>
-        <w:spacing w:line="240" w:lineRule="auto"/>
-        <w:ind w:left="1440"/>
-      </w:pPr>
-      <w:r>
-        <w:rPr>
-          <w:lang w:val="zh_TW" w:bidi="zh_TW"/>
-        </w:rPr>
-      </w:r>
-      <w:r>
-        <w:rPr>
-          <w:lang w:val="zh_TW" w:bidi="zh_TW"/>
-        </w:rPr>
-        <w:t>耶穌的母親馬利亞；</w:t>
-      </w:r>
-    </w:p>
-    <w:p>
-      <w:pPr>
-        <w:pStyle w:val="ListNumber"/>
-        <w:spacing w:line="240" w:lineRule="auto"/>
-        <w:ind w:left="1440"/>
-      </w:pPr>
-      <w:r>
-        <w:rPr>
-          <w:lang w:val="zh_TW" w:bidi="zh_TW"/>
-        </w:rPr>
-      </w:r>
-      <w:r>
-        <w:rPr>
-          <w:lang w:val="zh_TW" w:bidi="zh_TW"/>
-        </w:rPr>
-        <w:t>革羅罷</w:t>
-      </w:r>
-      <w:r>
-        <w:rPr>
-          <w:lang w:val="zh_TW" w:bidi="zh_TW"/>
-        </w:rPr>
-        <w:t>的妻子馬利亞；</w:t>
-      </w:r>
-    </w:p>
-    <w:p>
-      <w:pPr>
-        <w:pStyle w:val="ListNumber"/>
-        <w:spacing w:line="240" w:lineRule="auto"/>
-        <w:ind w:left="1440"/>
-      </w:pPr>
-      <w:r>
-        <w:rPr>
-          <w:lang w:val="zh_TW" w:bidi="zh_TW"/>
-        </w:rPr>
-      </w:r>
-      <w:r>
-        <w:rPr>
-          <w:lang w:val="zh_TW" w:bidi="zh_TW"/>
-        </w:rPr>
-        <w:t>抹大拉的馬利亞；以及</w:t>
-      </w:r>
-    </w:p>
-    <w:p>
-      <w:pPr>
-        <w:pStyle w:val="ListNumber"/>
-        <w:spacing w:line="240" w:lineRule="auto"/>
-        <w:ind w:left="1440"/>
-      </w:pPr>
-      <w:r>
-        <w:rPr>
-          <w:lang w:val="zh_TW" w:bidi="zh_TW"/>
-        </w:rPr>
-      </w:r>
-      <w:r>
-        <w:rPr>
-          <w:lang w:val="zh_TW" w:bidi="zh_TW"/>
-        </w:rPr>
-        <w:t>馬利亞的</w:t>
-      </w:r>
-      <w:r>
-        <w:rPr>
-          <w:lang w:val="zh_TW" w:bidi="zh_TW"/>
-        </w:rPr>
-        <w:t>姊妹</w:t>
-      </w:r>
-      <w:r>
-        <w:rPr>
-          <w:lang w:val="zh_TW" w:bidi="zh_TW"/>
-        </w:rPr>
-        <w:t>（在</w:t>
-      </w:r>
-      <w:hyperlink r:id="rId72">
-        <w:r>
-          <w:rPr>
-            <w:lang w:val="zh_TW" w:bidi="zh_TW"/>
-          </w:rPr>
-          <w:rPr>
-            <w:color w:val="0000EE"/>
-            <w:u w:val="single"/>
-          </w:rPr>
-          <w:t>約翰福音19:25</w:t>
-        </w:r>
-      </w:hyperlink>
-      <w:r>
-        <w:rPr>
-          <w:lang w:val="zh_TW" w:bidi="zh_TW"/>
-        </w:rPr>
-        <w:t>中未提及名字）。</w:t>
-      </w:r>
-    </w:p>
-    <w:p>
-      <w:pPr/>
-      <w:r>
-        <w:rPr>
-          <w:lang w:val="zh_TW" w:bidi="zh_TW"/>
-        </w:rPr>
-      </w:r>
-      <w:r>
-        <w:rPr>
-          <w:lang w:val="zh_TW" w:bidi="zh_TW"/>
-        </w:rPr>
-        <w:t>如果馬利亞的</w:t>
-      </w:r>
-      <w:r>
-        <w:rPr>
-          <w:lang w:val="zh_TW" w:bidi="zh_TW"/>
-        </w:rPr>
-        <w:t>姊妹</w:t>
-      </w:r>
-      <w:r>
-        <w:rPr>
-          <w:lang w:val="zh_TW" w:bidi="zh_TW"/>
-        </w:rPr>
-        <w:t>是撒羅米，那麼她和西庇太兒子的母親很可能是同一個人。這就使雅各和約翰，即西庇太的兒子，是耶穌的表兄弟。</w:t>
-      </w:r>
-    </w:p>
-    <w:p>
-      <w:pPr>
-        <w:pStyle w:val="ListNumber"/>
-        <w:numPr>
-          <w:ilvl w:val="0"/>
-          <w:numId w:val="16"/>
-        </w:numPr>
-        <w:spacing w:line="240" w:lineRule="auto"/>
-        <w:ind w:left="720"/>
-      </w:pPr>
-      <w:r>
-        <w:rPr>
-          <w:lang w:val="zh_TW" w:bidi="zh_TW"/>
-        </w:rPr>
-      </w:r>
-      <w:r>
-        <w:rPr>
-          <w:lang w:val="zh_TW" w:bidi="zh_TW"/>
-        </w:rPr>
-        <w:t>希羅底的女兒，來自希羅底與希律腓力的第一次婚姻。</w:t>
-      </w:r>
-      <w:hyperlink r:id="rId73">
-        <w:r>
-          <w:rPr>
-            <w:lang w:val="zh_TW" w:bidi="zh_TW"/>
-          </w:rPr>
-          <w:rPr>
-            <w:color w:val="0000EE"/>
-            <w:u w:val="single"/>
-          </w:rPr>
-          <w:t>馬太福音十四章6節</w:t>
-        </w:r>
-      </w:hyperlink>
-      <w:r>
-        <w:rPr>
-          <w:lang w:val="zh_TW" w:bidi="zh_TW"/>
-        </w:rPr>
-        <w:t>和</w:t>
-      </w:r>
-      <w:hyperlink r:id="rId74">
-        <w:r>
-          <w:rPr>
-            <w:lang w:val="zh_TW" w:bidi="zh_TW"/>
-          </w:rPr>
-          <w:rPr>
-            <w:color w:val="0000EE"/>
-            <w:u w:val="single"/>
-          </w:rPr>
-          <w:t>馬可福音六章22節</w:t>
-        </w:r>
-      </w:hyperlink>
-      <w:r>
-        <w:rPr>
-          <w:lang w:val="zh_TW" w:bidi="zh_TW"/>
-        </w:rPr>
-        <w:t>都沒有提到她的名字，但根據傳統，撒羅米是那位以舞蹈取悅希律的女孩。作為獎賞，希律發誓答應她任何要求，甚至他國的一半。在她母親的指使下，她要施洗約翰的頭。</w:t>
-      </w:r>
-      <w:r>
-        <w:rPr>
-          <w:lang w:val="zh_TW" w:bidi="zh_TW"/>
-        </w:rPr>
-      </w:r>
-      <w:r>
-        <w:rPr>
-          <w:lang w:val="zh_TW" w:bidi="zh_TW"/>
-        </w:rPr>
-      </w:r>
-    </w:p>
-    <w:p>
-      <w:pPr/>
-      <w:r>
-        <w:rPr>
-          <w:lang w:val="zh_TW" w:bidi="zh_TW"/>
-        </w:rPr>
-      </w:r>
-    </w:p>
-    <w:p>
-      <w:pPr>
-        <w:pStyle w:val="Heading2"/>
-      </w:pPr>
-      <w:r>
-        <w:rPr>
-          <w:lang w:val="zh_TW" w:bidi="zh_TW"/>
-        </w:rPr>
-        <w:t>撒馬利亞人</w:t>
-      </w:r>
-      <w:r>
-        <w:rPr>
-          <w:lang w:val="zh_TW" w:bidi="zh_TW"/>
-        </w:rPr>
-      </w:r>
-    </w:p>
-    <w:p>
-      <w:pPr/>
-      <w:r>
-        <w:rPr>
-          <w:lang w:val="zh_TW" w:bidi="zh_TW"/>
-        </w:rPr>
-      </w:r>
-      <w:r>
-        <w:rPr>
-          <w:lang w:val="zh_TW" w:bidi="zh_TW"/>
-        </w:rPr>
-        <w:t>從猶太人中分裂出來的群體。這個群體居住在猶太地的北方、加利利的南方，並且與其猶太鄰居之間處於敵對緊張的狀態。耶穌對這個備受鄙視的群體所表現的態度，與當時人們的普遍態度形成強烈對比。</w:t>
-      </w:r>
-    </w:p>
-    <w:p>
-      <w:pPr/>
-      <w:r>
-        <w:rPr>
-          <w:lang w:val="zh_TW" w:bidi="zh_TW"/>
-        </w:rPr>
-      </w:r>
-      <w:r>
-        <w:rPr>
-          <w:lang w:val="zh_TW" w:bidi="zh_TW"/>
-        </w:rPr>
-        <w:t>概述</w:t>
-      </w:r>
-    </w:p>
-    <w:p>
-      <w:pPr>
-        <w:pStyle w:val="ListBullet"/>
-        <w:spacing w:line="240" w:lineRule="auto"/>
-        <w:ind w:left="720"/>
-      </w:pPr>
-      <w:r>
-        <w:rPr>
-          <w:lang w:val="zh_TW" w:bidi="zh_TW"/>
-        </w:rPr>
-      </w:r>
-      <w:r>
-        <w:rPr>
-          <w:b/>
-          <w:u w:val="single"/>
-          <w:lang w:val="zh_TW" w:bidi="zh_TW"/>
-        </w:rPr>
-        <w:t>教派的起源</w:t>
-      </w:r>
-    </w:p>
-    <w:p>
-      <w:pPr>
-        <w:pStyle w:val="ListBullet"/>
-        <w:spacing w:line="240" w:lineRule="auto"/>
-        <w:ind w:left="720"/>
-      </w:pPr>
-      <w:r>
-        <w:rPr>
-          <w:lang w:val="zh_TW" w:bidi="zh_TW"/>
-        </w:rPr>
-      </w:r>
-      <w:r>
-        <w:rPr>
-          <w:b/>
-          <w:u w:val="single"/>
-          <w:lang w:val="zh_TW" w:bidi="zh_TW"/>
-        </w:rPr>
-        <w:t>撒馬利亞人與猶太人的關係</w:t>
-      </w:r>
-    </w:p>
-    <w:p>
-      <w:pPr>
-        <w:pStyle w:val="ListBullet"/>
-        <w:spacing w:line="240" w:lineRule="auto"/>
-        <w:ind w:left="720"/>
-      </w:pPr>
-      <w:r>
-        <w:rPr>
-          <w:lang w:val="zh_TW" w:bidi="zh_TW"/>
-        </w:rPr>
-      </w:r>
-      <w:r>
-        <w:rPr>
-          <w:b/>
-          <w:u w:val="single"/>
-          <w:lang w:val="zh_TW" w:bidi="zh_TW"/>
-        </w:rPr>
-        <w:t>撒馬利亞人的信仰</w:t>
-      </w:r>
-    </w:p>
-    <w:p>
-      <w:pPr>
-        <w:pStyle w:val="ListBullet"/>
-        <w:spacing w:line="240" w:lineRule="auto"/>
-        <w:ind w:left="720"/>
-      </w:pPr>
-      <w:r>
-        <w:rPr>
-          <w:lang w:val="zh_TW" w:bidi="zh_TW"/>
-        </w:rPr>
-      </w:r>
-      <w:r>
-        <w:rPr>
-          <w:b/>
-          <w:u w:val="single"/>
-          <w:lang w:val="zh_TW" w:bidi="zh_TW"/>
-        </w:rPr>
-        <w:t>耶穌與撒馬利亞人</w:t>
-      </w:r>
-    </w:p>
-    <w:p>
-      <w:pPr>
-        <w:pStyle w:val="ListBullet"/>
-        <w:spacing w:line="240" w:lineRule="auto"/>
-        <w:ind w:left="720"/>
-      </w:pPr>
-      <w:r>
-        <w:rPr>
-          <w:lang w:val="zh_TW" w:bidi="zh_TW"/>
-        </w:rPr>
-      </w:r>
-      <w:r>
-        <w:rPr>
-          <w:b/>
-          <w:u w:val="single"/>
-          <w:lang w:val="zh_TW" w:bidi="zh_TW"/>
-        </w:rPr>
-        <w:t>撒馬利亞在初代教會使命中的地位</w:t>
-      </w:r>
-    </w:p>
-    <w:p>
-      <w:pPr>
-        <w:pStyle w:val="Heading3"/>
-      </w:pPr>
-      <w:r>
-        <w:rPr>
-          <w:lang w:val="zh_TW" w:bidi="zh_TW"/>
-        </w:rPr>
-        <w:t>教派的起源</w:t>
-      </w:r>
-    </w:p>
-    <w:p>
-      <w:pPr/>
-      <w:r>
-        <w:rPr>
-          <w:lang w:val="zh_TW" w:bidi="zh_TW"/>
-        </w:rPr>
-      </w:r>
-      <w:r>
-        <w:rPr>
-          <w:lang w:val="zh_TW" w:bidi="zh_TW"/>
-        </w:rPr>
-        <w:t>我們難以確切判定撒馬利亞教派何時形成，以及與猶太教最終決裂的時間。舊約聖經對撒馬利亞人教派起源的看法是，他們源自被重新安置於該地的外邦民族，他們對神的敬拜只屬表面，其內在仍然是偶像崇拜。根據</w:t>
-      </w:r>
-      <w:hyperlink r:id="rId75">
-        <w:r>
-          <w:rPr>
-            <w:lang w:val="zh_TW" w:bidi="zh_TW"/>
-          </w:rPr>
-          <w:rPr>
-            <w:color w:val="0000EE"/>
-            <w:u w:val="single"/>
-          </w:rPr>
-          <w:t>列王紀下十七章</w:t>
-        </w:r>
-      </w:hyperlink>
-      <w:r>
-        <w:rPr>
-          <w:lang w:val="zh_TW" w:bidi="zh_TW"/>
-        </w:rPr>
-        <w:t>，撒馬利亞人教派起源於公元前722年，以色列被亞述擊敗後的人口安排。亞述王將以色列人逐出該地，並重新在該地安置巴比倫、古他和其它各國的被征服人民。</w:t>
-      </w:r>
-    </w:p>
-    <w:p>
-      <w:pPr/>
-      <w:r>
-        <w:rPr>
-          <w:lang w:val="zh_TW" w:bidi="zh_TW"/>
-        </w:rPr>
-      </w:r>
-      <w:r>
-        <w:rPr>
-          <w:lang w:val="zh_TW" w:bidi="zh_TW"/>
-        </w:rPr>
-        <w:t>撒馬利亞人對其起源提出了截然不同的見解。他們聲稱自己是以法蓮和瑪拿西兩個猶太支派的後裔（見</w:t>
-      </w:r>
-      <w:hyperlink r:id="rId76">
-        <w:r>
-          <w:rPr>
-            <w:lang w:val="zh_TW" w:bidi="zh_TW"/>
-          </w:rPr>
-          <w:rPr>
-            <w:color w:val="0000EE"/>
-            <w:u w:val="single"/>
-          </w:rPr>
-          <w:t>約4:12</w:t>
-        </w:r>
-      </w:hyperlink>
-      <w:r>
-        <w:rPr>
-          <w:lang w:val="zh_TW" w:bidi="zh_TW"/>
-        </w:rPr>
-        <w:t>），並認為以色列人在公元前722年被亞述擄掠，並非全面或永久性的。為了解釋他們群體與猶太人之間的敵意，撒馬利亞人的說法認為，猶太人有叛教之罪，他們在以利時代設立異教的敬拜聖所，而不是持守在基利心山上的唯一聖地。因此，撒馬利亞人認為自己在血統和敬拜上，都是真正的以色列人。</w:t>
-      </w:r>
-    </w:p>
-    <w:p>
-      <w:pPr/>
-      <w:r>
-        <w:rPr>
-          <w:lang w:val="zh_TW" w:bidi="zh_TW"/>
-        </w:rPr>
-      </w:r>
-      <w:r>
-        <w:rPr>
-          <w:lang w:val="zh_TW" w:bidi="zh_TW"/>
-        </w:rPr>
-        <w:t>根據該時期的亞述文獻記載，確實證明對北國的人口安排，但亞述王顯然未有全面驅逐（見</w:t>
-      </w:r>
-      <w:hyperlink r:id="rId77">
-        <w:r>
-          <w:rPr>
-            <w:lang w:val="zh_TW" w:bidi="zh_TW"/>
-          </w:rPr>
-          <w:rPr>
-            <w:color w:val="0000EE"/>
-            <w:u w:val="single"/>
-          </w:rPr>
-          <w:t>代下34:9</w:t>
-        </w:r>
-      </w:hyperlink>
-      <w:r>
-        <w:rPr>
-          <w:lang w:val="zh_TW" w:bidi="zh_TW"/>
-        </w:rPr>
-        <w:t>）。這表明該地可能存在兩個族群：第一是未被擄走的本地以色列餘民，第二是外來的被擄族群，他們逐漸被本地居民的信仰所吸引，然而在早期的融合過程中，無疑存在宗教混合的情況。</w:t>
-      </w:r>
-    </w:p>
-    <w:p>
-      <w:pPr>
-        <w:pStyle w:val="Heading3"/>
-      </w:pPr>
-      <w:r>
-        <w:rPr>
-          <w:lang w:val="zh_TW" w:bidi="zh_TW"/>
-        </w:rPr>
-        <w:t>撒馬利亞人與猶太人的關係</w:t>
-      </w:r>
-    </w:p>
-    <w:p>
-      <w:pPr/>
-      <w:r>
-        <w:rPr>
-          <w:lang w:val="zh_TW" w:bidi="zh_TW"/>
-        </w:rPr>
-      </w:r>
-      <w:r>
-        <w:rPr>
-          <w:lang w:val="zh_TW" w:bidi="zh_TW"/>
-        </w:rPr>
-        <w:t>住在北方的基利心山（他們的聖山）、示劍與撒馬利亞地區的撒馬利亞人，與曾住在猶太地、後來住到加利利的猶太人，他們的關係歷史實在充滿變化張力。被擄之民於波斯統治者賽魯士的詔令下（約公元前538年），返回耶路撒冷時，北方與南方王國之間古老的緊張關係再次出現。當時整個南部地區由北方撒馬利亞的參巴拉統治，他是波斯權下巴勒斯坦的本地統治者。被擄之民渴望返回耶路撒冷，特別是他們重建耶路撒冷聖殿的心願，對他在北方的領導地位構成實質的政治威脅（</w:t>
-      </w:r>
-      <w:hyperlink r:id="rId78">
-        <w:r>
-          <w:rPr>
-            <w:lang w:val="zh_TW" w:bidi="zh_TW"/>
-          </w:rPr>
-          <w:rPr>
-            <w:color w:val="0000EE"/>
-            <w:u w:val="single"/>
-          </w:rPr>
-          <w:t>拉4:7–24</w:t>
-        </w:r>
-      </w:hyperlink>
-      <w:r>
-        <w:rPr>
-          <w:lang w:val="zh_TW" w:bidi="zh_TW"/>
-        </w:rPr>
-        <w:t>；</w:t>
-      </w:r>
-      <w:hyperlink r:id="rId79">
-        <w:r>
-          <w:rPr>
-            <w:lang w:val="zh_TW" w:bidi="zh_TW"/>
-          </w:rPr>
-          <w:rPr>
-            <w:color w:val="0000EE"/>
-            <w:u w:val="single"/>
-          </w:rPr>
-          <w:t>尼4:1–9</w:t>
-        </w:r>
-      </w:hyperlink>
-      <w:r>
-        <w:rPr>
-          <w:lang w:val="zh_TW" w:bidi="zh_TW"/>
-        </w:rPr>
-        <w:t>）。</w:t>
-      </w:r>
-    </w:p>
-    <w:p>
-      <w:pPr/>
-      <w:r>
-        <w:rPr>
-          <w:lang w:val="zh_TW" w:bidi="zh_TW"/>
-        </w:rPr>
-      </w:r>
-      <w:r>
-        <w:rPr>
-          <w:lang w:val="zh_TW" w:bidi="zh_TW"/>
-        </w:rPr>
-        <w:t>最初的反對是出於政治動機，但在之後某個時期，可能是在主前五世紀，另有一座聖殿在基利心山上建立時，反對便轉變為宗教層面之事。這段時間猶太人對撒馬利亞人的敵意，可參考另一個例子，來自</w:t>
-      </w:r>
-      <w:hyperlink r:id="rId80">
-        <w:r>
-          <w:rPr>
-            <w:lang w:val="zh_TW" w:bidi="zh_TW"/>
-          </w:rPr>
-          <w:rPr>
-            <w:color w:val="0000EE"/>
-            <w:u w:val="single"/>
-          </w:rPr>
-          <w:t>便西拉智訓五十篇25至26節</w:t>
-        </w:r>
-      </w:hyperlink>
-      <w:r>
-        <w:rPr>
-          <w:lang w:val="zh_TW" w:bidi="zh_TW"/>
-        </w:rPr>
-        <w:t>（約寫於公元前200年），其中將撒馬利亞人的地位置於以東人和非利士人之下，並稱他們為「愚蠢的民族」（參利未遺訓7:2）。</w:t>
-      </w:r>
-    </w:p>
-    <w:p>
-      <w:pPr/>
-      <w:r>
-        <w:rPr>
-          <w:lang w:val="zh_TW" w:bidi="zh_TW"/>
-        </w:rPr>
-      </w:r>
-      <w:r>
-        <w:rPr>
-          <w:lang w:val="zh_TW" w:bidi="zh_TW"/>
-        </w:rPr>
-        <w:t>猶太人對撒馬利亞人的輕視加深，因為撒馬利亞人未有對抗安提阿古·伊皮法尼（約公元前167年）在該區推行的希臘化敬拜的行動。部分猶太群體反對將耶路撒冷聖殿尹為宙斯的聖殿（</w:t>
-      </w:r>
-      <w:hyperlink r:id="rId81">
-        <w:r>
-          <w:rPr>
-            <w:lang w:val="zh_TW" w:bidi="zh_TW"/>
-          </w:rPr>
-          <w:rPr>
-            <w:color w:val="0000EE"/>
-            <w:u w:val="single"/>
-          </w:rPr>
-          <w:t>馬加比一書1:62–64</w:t>
-        </w:r>
-      </w:hyperlink>
-      <w:r>
-        <w:rPr>
-          <w:lang w:val="zh_TW" w:bidi="zh_TW"/>
-        </w:rPr>
-        <w:t>），並最終跟隨馬加比起義（</w:t>
-      </w:r>
-      <w:hyperlink r:id="rId82">
-        <w:r>
-          <w:rPr>
-            <w:lang w:val="zh_TW" w:bidi="zh_TW"/>
-          </w:rPr>
-          <w:rPr>
-            <w:color w:val="0000EE"/>
-            <w:u w:val="single"/>
-          </w:rPr>
-          <w:t>馬加比一書2:42–43</w:t>
-        </w:r>
-      </w:hyperlink>
-      <w:r>
-        <w:rPr>
-          <w:lang w:val="zh_TW" w:bidi="zh_TW"/>
-        </w:rPr>
-        <w:t>），但資料顯示撒馬利亞人並未有同樣表態（見</w:t>
-      </w:r>
-      <w:hyperlink r:id="rId83">
-        <w:r>
-          <w:rPr>
-            <w:lang w:val="zh_TW" w:bidi="zh_TW"/>
-          </w:rPr>
-          <w:rPr>
-            <w:color w:val="0000EE"/>
-            <w:u w:val="single"/>
-          </w:rPr>
-          <w:t>馬加比一書6:2</w:t>
-        </w:r>
-      </w:hyperlink>
-      <w:r>
-        <w:rPr>
-          <w:lang w:val="zh_TW" w:bidi="zh_TW"/>
-        </w:rPr>
-        <w:t>）。</w:t>
-      </w:r>
-    </w:p>
-    <w:p>
-      <w:pPr/>
-      <w:r>
-        <w:rPr>
-          <w:lang w:val="zh_TW" w:bidi="zh_TW"/>
-        </w:rPr>
-      </w:r>
-      <w:r>
-        <w:rPr>
-          <w:lang w:val="zh_TW" w:bidi="zh_TW"/>
-        </w:rPr>
-        <w:t>這種惡劣的關係，在哈斯蒙尼家族帶來短暫的猶太獨立時期，達到高峰。當時，猶太統治者約翰‧許爾堪率軍攻擊示劍，征服並摧毀撒馬利亞人位於基利心山上的聖殿（約公元前128年）。</w:t>
-      </w:r>
-    </w:p>
-    <w:p>
-      <w:pPr/>
-      <w:r>
-        <w:rPr>
-          <w:lang w:val="zh_TW" w:bidi="zh_TW"/>
-        </w:rPr>
-      </w:r>
-      <w:r>
-        <w:rPr>
-          <w:lang w:val="zh_TW" w:bidi="zh_TW"/>
-        </w:rPr>
-        <w:t>在大希律王統治之下，撒馬利亞的處境有所改善，然而撒馬利亞人與猶太地及加利利猶太人之間的敵意仍然持續。撒馬利亞人認為耶路撒冷聖殿是虛假的宗教中心，並被耶路撒冷當局排除在內院之外。大約在公元6年，一群撒馬利亞人在逾越節期間，將人骨撒在聖殿的門廊和聖所內，褻瀆耶路撒冷聖殿。當加利利猶太人在各種節期期間前往耶路撒冷，而必須穿越撒馬利亞時，他們遭遇敵意的情況亦屢見不鮮（</w:t>
-      </w:r>
-      <w:hyperlink r:id="rId84">
-        <w:r>
-          <w:rPr>
-            <w:lang w:val="zh_TW" w:bidi="zh_TW"/>
-          </w:rPr>
-          <w:rPr>
-            <w:color w:val="0000EE"/>
-            <w:u w:val="single"/>
-          </w:rPr>
-          <w:t>路9:51–53</w:t>
-        </w:r>
-      </w:hyperlink>
-      <w:r>
-        <w:rPr>
-          <w:lang w:val="zh_TW" w:bidi="zh_TW"/>
-        </w:rPr>
-        <w:t>）。</w:t>
-      </w:r>
-    </w:p>
-    <w:p>
-      <w:pPr/>
-      <w:r>
-        <w:rPr>
-          <w:lang w:val="zh_TW" w:bidi="zh_TW"/>
-        </w:rPr>
-      </w:r>
-      <w:r>
-        <w:rPr>
-          <w:lang w:val="zh_TW" w:bidi="zh_TW"/>
-        </w:rPr>
-        <w:t>這種敵對在耶穌時代仍然持續，兩個群體將對方排除在各自的敬拜中心之外，即耶路撒冷聖殿和位於基利心山的撒馬利亞人聖殿。例如，撒馬利亞人被禁止進入聖殿內院，他們所獻的祭物都被視為外邦人的獻祭。因此，若將撒馬利亞人稱為「分裂者」會更為準確，但實際上他們被當作外邦人對待。兩個群體之間不可通婚，人際關係也受到極大限制（</w:t>
-      </w:r>
-      <w:hyperlink r:id="rId85">
-        <w:r>
-          <w:rPr>
-            <w:lang w:val="zh_TW" w:bidi="zh_TW"/>
-          </w:rPr>
-          <w:rPr>
-            <w:color w:val="0000EE"/>
-            <w:u w:val="single"/>
-          </w:rPr>
-          <w:t>約4:9</w:t>
-        </w:r>
-      </w:hyperlink>
-      <w:r>
-        <w:rPr>
-          <w:lang w:val="zh_TW" w:bidi="zh_TW"/>
-        </w:rPr>
-        <w:t>）。在這種強制隔離下，兩個群體之間的互動難免有限。僅僅是「撒馬利亞人」這個詞，在猶太人口中就已是蔑視（</w:t>
-      </w:r>
-      <w:hyperlink r:id="rId86">
-        <w:r>
-          <w:rPr>
-            <w:lang w:val="zh_TW" w:bidi="zh_TW"/>
-          </w:rPr>
-          <w:rPr>
-            <w:color w:val="0000EE"/>
-            <w:u w:val="single"/>
-          </w:rPr>
-          <w:t>約8:48</w:t>
-        </w:r>
-      </w:hyperlink>
-      <w:r>
-        <w:rPr>
-          <w:lang w:val="zh_TW" w:bidi="zh_TW"/>
-        </w:rPr>
-        <w:t>），一些文士甚至不願直接說出這個稱呼（參</w:t>
-      </w:r>
-      <w:hyperlink r:id="rId87">
-        <w:r>
-          <w:rPr>
-            <w:lang w:val="zh_TW" w:bidi="zh_TW"/>
-          </w:rPr>
-          <w:rPr>
-            <w:color w:val="0000EE"/>
-            <w:u w:val="single"/>
-          </w:rPr>
-          <w:t>路10:37</w:t>
-        </w:r>
-      </w:hyperlink>
-      <w:r>
-        <w:rPr>
-          <w:lang w:val="zh_TW" w:bidi="zh_TW"/>
-        </w:rPr>
-        <w:t>中明顯的委婉說法）。門徒對撒馬利亞人拒絕提供住宿的反應（</w:t>
-      </w:r>
-      <w:hyperlink r:id="rId88">
-        <w:r>
-          <w:rPr>
-            <w:lang w:val="zh_TW" w:bidi="zh_TW"/>
-          </w:rPr>
-          <w:rPr>
-            <w:color w:val="0000EE"/>
-            <w:u w:val="single"/>
-          </w:rPr>
-          <w:t>路9:51–55</w:t>
-        </w:r>
-      </w:hyperlink>
-      <w:r>
-        <w:rPr>
-          <w:lang w:val="zh_TW" w:bidi="zh_TW"/>
-        </w:rPr>
-        <w:t>），即是當時猶太人對撒馬利亞人敵意的典型例子。</w:t>
-      </w:r>
-    </w:p>
-    <w:p>
-      <w:pPr/>
-      <w:r>
-        <w:rPr>
-          <w:lang w:val="zh_TW" w:bidi="zh_TW"/>
-        </w:rPr>
-      </w:r>
-      <w:r>
-        <w:rPr>
-          <w:lang w:val="zh_TW" w:bidi="zh_TW"/>
-        </w:rPr>
-        <w:t>目前證據雖然不足以顯示撒馬利亞人的態度相同，但我們可推測這種情況存在，亦相當合理。因此，在</w:t>
-      </w:r>
-      <w:hyperlink r:id="rId88">
-        <w:r>
-          <w:rPr>
-            <w:lang w:val="zh_TW" w:bidi="zh_TW"/>
-          </w:rPr>
-          <w:rPr>
-            <w:color w:val="0000EE"/>
-            <w:u w:val="single"/>
-          </w:rPr>
-          <w:t>路加福音九章51至55節</w:t>
-        </w:r>
-      </w:hyperlink>
-      <w:r>
-        <w:rPr>
-          <w:lang w:val="zh_TW" w:bidi="zh_TW"/>
-        </w:rPr>
-        <w:t>所記載的情況中，撒馬利亞人拒絕款待其他「定意向耶路撒冷去」的猶太人，很可能並非罕見。</w:t>
-      </w:r>
-    </w:p>
-    <w:p>
-      <w:pPr>
-        <w:pStyle w:val="Heading3"/>
-      </w:pPr>
-      <w:r>
-        <w:rPr>
-          <w:lang w:val="zh_TW" w:bidi="zh_TW"/>
-        </w:rPr>
-        <w:t>撒馬利亞人的信仰</w:t>
-      </w:r>
-    </w:p>
-    <w:p>
-      <w:pPr/>
-      <w:r>
-        <w:rPr>
-          <w:lang w:val="zh_TW" w:bidi="zh_TW"/>
-        </w:rPr>
-      </w:r>
-      <w:r>
-        <w:rPr>
-          <w:lang w:val="zh_TW" w:bidi="zh_TW"/>
-        </w:rPr>
-        <w:t>撒馬利亞人的主要信仰，同時展現了他們與主流猶太教之間的共通之處與明顯差異。他們與猶太教共同持守對亞伯拉罕、以撒、雅各之神的一神信仰。然而，相較之下，北方基利心山作為唯一獻祭聖地的地位則有所提升，這主張是基於撒馬利亞文本中，數處與申命記和出埃及記不同的段落。基利心山因此被認定為亞伯第一次獻祭的地點（</w:t>
-      </w:r>
-      <w:hyperlink r:id="rId89">
-        <w:r>
-          <w:rPr>
-            <w:lang w:val="zh_TW" w:bidi="zh_TW"/>
-          </w:rPr>
-          <w:rPr>
-            <w:color w:val="0000EE"/>
-            <w:u w:val="single"/>
-          </w:rPr>
-          <w:t>創4:4</w:t>
-        </w:r>
-      </w:hyperlink>
-      <w:r>
-        <w:rPr>
-          <w:lang w:val="zh_TW" w:bidi="zh_TW"/>
-        </w:rPr>
-        <w:t>）、挪亞在洪水後獻祭的地方（</w:t>
-      </w:r>
-      <w:hyperlink r:id="rId90">
-        <w:r>
-          <w:rPr>
-            <w:lang w:val="zh_TW" w:bidi="zh_TW"/>
-          </w:rPr>
-          <w:rPr>
-            <w:color w:val="0000EE"/>
-            <w:u w:val="single"/>
-          </w:rPr>
-          <w:t>8:20</w:t>
-        </w:r>
-      </w:hyperlink>
-      <w:r>
-        <w:rPr>
-          <w:lang w:val="zh_TW" w:bidi="zh_TW"/>
-        </w:rPr>
-        <w:t>）、亞伯拉罕與麥基洗德相會之處（</w:t>
-      </w:r>
-      <w:hyperlink r:id="rId91">
-        <w:r>
-          <w:rPr>
-            <w:lang w:val="zh_TW" w:bidi="zh_TW"/>
-          </w:rPr>
-          <w:rPr>
-            <w:color w:val="0000EE"/>
-            <w:u w:val="single"/>
-          </w:rPr>
-          <w:t>14:18</w:t>
-        </w:r>
-      </w:hyperlink>
-      <w:r>
-        <w:rPr>
-          <w:lang w:val="zh_TW" w:bidi="zh_TW"/>
-        </w:rPr>
-        <w:t>）、以撒獻祭預備之地（第</w:t>
-      </w:r>
-      <w:hyperlink r:id="rId92">
-        <w:r>
-          <w:rPr>
-            <w:lang w:val="zh_TW" w:bidi="zh_TW"/>
-          </w:rPr>
-          <w:rPr>
-            <w:color w:val="0000EE"/>
-            <w:u w:val="single"/>
-          </w:rPr>
-          <w:t>22</w:t>
-        </w:r>
-      </w:hyperlink>
-      <w:r>
-        <w:rPr>
-          <w:lang w:val="zh_TW" w:bidi="zh_TW"/>
-        </w:rPr>
-        <w:t>章），以及許多其它相關的地方。</w:t>
-      </w:r>
-    </w:p>
-    <w:p>
-      <w:pPr/>
-      <w:r>
-        <w:rPr>
-          <w:lang w:val="zh_TW" w:bidi="zh_TW"/>
-        </w:rPr>
-      </w:r>
-      <w:r>
-        <w:rPr>
-          <w:lang w:val="zh_TW" w:bidi="zh_TW"/>
-        </w:rPr>
-        <w:t>撒馬利亞人僅承認聖經的前五卷書（摩西五經）為神的啟示，其教義和實踐完全基於這些書卷。如此狹窄的正典範圍，不僅決定了撒馬利亞神學的方向，也使他們與當時的猶太思想進一步分離。例如，在撒馬利亞人的思想中，摩西的地位比猶太人所理解的更為崇高；他不僅被視為最主要的先知，更在後來的思想中，被描述為最卓越的人，在創造世之時便已存在，為以色列向神代求，並且被認為是人類的「世界之光」。撒馬利亞神學中的彌賽亞盼望，也反映了這種狹窄的正典觀。由於在五經中找不到任何關於大衛家彌賽亞的證據，因此撒馬利亞人不會期待出自大衛家的彌賽亞。相反，根據</w:t>
-      </w:r>
-      <w:hyperlink r:id="rId93">
-        <w:r>
-          <w:rPr>
-            <w:lang w:val="zh_TW" w:bidi="zh_TW"/>
-          </w:rPr>
-          <w:rPr>
-            <w:color w:val="0000EE"/>
-            <w:u w:val="single"/>
-          </w:rPr>
-          <w:t>申命記十八章15至18節</w:t>
-        </w:r>
-      </w:hyperlink>
-      <w:r>
-        <w:rPr>
-          <w:lang w:val="zh_TW" w:bidi="zh_TW"/>
-        </w:rPr>
-        <w:t>的內容，他們期待著一位「像摩西的先知」。這位期盼的先知也被稱為「塔合伯」（Taheb），即復興者，因為他在末後的日子，要在基利心山恢復正確的敬拜秩序，並使異教的敬拜歸向此處。</w:t>
-      </w:r>
-    </w:p>
-    <w:p>
-      <w:pPr/>
-      <w:r>
-        <w:rPr>
-          <w:lang w:val="zh_TW" w:bidi="zh_TW"/>
-        </w:rPr>
-      </w:r>
-      <w:r>
-        <w:rPr>
-          <w:lang w:val="zh_TW" w:bidi="zh_TW"/>
-        </w:rPr>
-        <w:t>因此明顯的是，正是這個群體高舉基利心山的主張，使他們在神學和文化上與猶太鄰居區分開來。</w:t>
-      </w:r>
-    </w:p>
-    <w:p>
-      <w:pPr>
-        <w:pStyle w:val="Heading3"/>
-      </w:pPr>
-      <w:r>
-        <w:rPr>
-          <w:lang w:val="zh_TW" w:bidi="zh_TW"/>
-        </w:rPr>
-        <w:t>耶穌與撒馬利亞人</w:t>
-      </w:r>
-    </w:p>
-    <w:p>
-      <w:pPr/>
-      <w:r>
-        <w:rPr>
-          <w:lang w:val="zh_TW" w:bidi="zh_TW"/>
-        </w:rPr>
-      </w:r>
-      <w:r>
-        <w:rPr>
-          <w:lang w:val="zh_TW" w:bidi="zh_TW"/>
-        </w:rPr>
-        <w:t>猶太人普遍認為撒馬利亞人幾乎等同外邦人，而耶穌在某種程度上也有這樣的看法。耶穌稱那位撒馬利亞痲瘋病人為「這外族人」（</w:t>
-      </w:r>
-      <w:hyperlink r:id="rId94">
-        <w:r>
-          <w:rPr>
-            <w:lang w:val="zh_TW" w:bidi="zh_TW"/>
-          </w:rPr>
-          <w:rPr>
-            <w:color w:val="0000EE"/>
-            <w:u w:val="single"/>
-          </w:rPr>
-          <w:t>路17:18</w:t>
-        </w:r>
-      </w:hyperlink>
-      <w:r>
-        <w:rPr>
-          <w:lang w:val="zh_TW" w:bidi="zh_TW"/>
-        </w:rPr>
-        <w:t>），並在差遣門徒時禁止他們將國度的信息傳給撒馬利亞人或外邦人（</w:t>
-      </w:r>
-      <w:hyperlink r:id="rId95">
-        <w:r>
-          <w:rPr>
-            <w:lang w:val="zh_TW" w:bidi="zh_TW"/>
-          </w:rPr>
-          <w:rPr>
-            <w:color w:val="0000EE"/>
-            <w:u w:val="single"/>
-          </w:rPr>
-          <w:t>太10:5</w:t>
-        </w:r>
-      </w:hyperlink>
-      <w:r>
-        <w:rPr>
-          <w:lang w:val="zh_TW" w:bidi="zh_TW"/>
-        </w:rPr>
-        <w:t>）。</w:t>
-      </w:r>
-    </w:p>
-    <w:p>
-      <w:pPr/>
-      <w:r>
-        <w:rPr>
-          <w:lang w:val="zh_TW" w:bidi="zh_TW"/>
-        </w:rPr>
-      </w:r>
-      <w:r>
-        <w:rPr>
-          <w:lang w:val="zh_TW" w:bidi="zh_TW"/>
-        </w:rPr>
-        <w:t>然而，福音書確鑿的證據顯示，耶穌對撒馬利亞人的態度與祂同時代的猶太人南轅北轍。當門徒表現出猶太人的敵意，並要求降下「審判之火」，懲罰拒絕接待的撒馬利亞人時，耶穌「責備了他們」（</w:t>
-      </w:r>
-      <w:hyperlink r:id="rId96">
-        <w:r>
-          <w:rPr>
-            <w:lang w:val="zh_TW" w:bidi="zh_TW"/>
-          </w:rPr>
-          <w:rPr>
-            <w:color w:val="0000EE"/>
-            <w:u w:val="single"/>
-          </w:rPr>
-          <w:t>路9:55</w:t>
-        </w:r>
-      </w:hyperlink>
-      <w:r>
-        <w:rPr>
-          <w:lang w:val="zh_TW" w:bidi="zh_TW"/>
-        </w:rPr>
-        <w:t>）。此外，祂不僅沒有拒絕醫治那位撒馬利亞痲瘋病人，反而肯定他是十人中唯一記得歸榮耀給神的（</w:t>
-      </w:r>
-      <w:hyperlink r:id="rId97">
-        <w:r>
-          <w:rPr>
-            <w:lang w:val="zh_TW" w:bidi="zh_TW"/>
-          </w:rPr>
-          <w:rPr>
-            <w:color w:val="0000EE"/>
-            <w:u w:val="single"/>
-          </w:rPr>
-          <w:t>17:11–19</w:t>
-        </w:r>
-      </w:hyperlink>
-      <w:r>
-        <w:rPr>
-          <w:lang w:val="zh_TW" w:bidi="zh_TW"/>
-        </w:rPr>
-        <w:t>）。同樣在好撒馬利亞人的比喻中（</w:t>
-      </w:r>
-      <w:hyperlink r:id="rId98">
-        <w:r>
-          <w:rPr>
-            <w:lang w:val="zh_TW" w:bidi="zh_TW"/>
-          </w:rPr>
-          <w:rPr>
-            <w:color w:val="0000EE"/>
-            <w:u w:val="single"/>
-          </w:rPr>
-          <w:t>10:30–37</w:t>
-        </w:r>
-      </w:hyperlink>
-      <w:r>
-        <w:rPr>
-          <w:lang w:val="zh_TW" w:bidi="zh_TW"/>
-        </w:rPr>
-        <w:t>），耶穌明顯突破了傳統的偏見，將被鄙視的撒馬利亞人（而非受尊敬的猶太祭司或利未人），描繪為真正幫助有需要者的鄰舍。在此處及其它地方，耶穌以神的要求挑戰聽眾，突破傳統對「義人」與「被排斥者」的界定。</w:t>
-      </w:r>
-    </w:p>
-    <w:p>
-      <w:pPr/>
-      <w:r>
-        <w:rPr>
-          <w:lang w:val="zh_TW" w:bidi="zh_TW"/>
-        </w:rPr>
-      </w:r>
-      <w:hyperlink r:id="rId99">
-        <w:r>
-          <w:rPr>
-            <w:lang w:val="zh_TW" w:bidi="zh_TW"/>
-          </w:rPr>
-          <w:rPr>
-            <w:color w:val="0000EE"/>
-            <w:u w:val="single"/>
-          </w:rPr>
-          <w:t>約翰福音四章4至43節</w:t>
-        </w:r>
-      </w:hyperlink>
-      <w:r>
-        <w:rPr>
-          <w:lang w:val="zh_TW" w:bidi="zh_TW"/>
-        </w:rPr>
-        <w:t>不僅記錄了耶穌與撒馬利亞婦人之間引人入勝的對話，還記錄了耶穌隨後在敘加這個撒馬利亞城市停留兩日的事蹟。在此，我們看見耶穌不僅冒著風險，與井邊的撒馬利亞婦人接觸，不介意被視為禮儀上不潔淨（</w:t>
-      </w:r>
-      <w:hyperlink r:id="rId100">
-        <w:r>
-          <w:rPr>
-            <w:lang w:val="zh_TW" w:bidi="zh_TW"/>
-          </w:rPr>
-          <w:rPr>
-            <w:color w:val="0000EE"/>
-            <w:u w:val="single"/>
-          </w:rPr>
-          <w:t>7–9</w:t>
-        </w:r>
-      </w:hyperlink>
-      <w:r>
-        <w:rPr>
-          <w:lang w:val="zh_TW" w:bidi="zh_TW"/>
-        </w:rPr>
-        <w:t>節），還給予她救贖的恩賜（</w:t>
-      </w:r>
-      <w:hyperlink r:id="rId101">
-        <w:r>
-          <w:rPr>
-            <w:lang w:val="zh_TW" w:bidi="zh_TW"/>
-          </w:rPr>
-          <w:rPr>
-            <w:color w:val="0000EE"/>
-            <w:u w:val="single"/>
-          </w:rPr>
-          <w:t>10</w:t>
-        </w:r>
-      </w:hyperlink>
-      <w:r>
-        <w:rPr>
-          <w:lang w:val="zh_TW" w:bidi="zh_TW"/>
-        </w:rPr>
-        <w:t>節），甚至涵蓋整個撒馬利亞城鎮（</w:t>
-      </w:r>
-      <w:hyperlink r:id="rId102">
-        <w:r>
-          <w:rPr>
-            <w:lang w:val="zh_TW" w:bidi="zh_TW"/>
-          </w:rPr>
-          <w:rPr>
-            <w:color w:val="0000EE"/>
-            <w:u w:val="single"/>
-          </w:rPr>
-          <w:t>39–41</w:t>
-        </w:r>
-      </w:hyperlink>
-      <w:r>
-        <w:rPr>
-          <w:lang w:val="zh_TW" w:bidi="zh_TW"/>
-        </w:rPr>
-        <w:t>節）。婦人聽見耶穌了解她的婚姻生活（</w:t>
-      </w:r>
-      <w:hyperlink r:id="rId103">
-        <w:r>
-          <w:rPr>
-            <w:lang w:val="zh_TW" w:bidi="zh_TW"/>
-          </w:rPr>
-          <w:rPr>
-            <w:color w:val="0000EE"/>
-            <w:u w:val="single"/>
-          </w:rPr>
-          <w:t>16–18</w:t>
-        </w:r>
-      </w:hyperlink>
-      <w:r>
-        <w:rPr>
-          <w:lang w:val="zh_TW" w:bidi="zh_TW"/>
-        </w:rPr>
-        <w:t>節），知道他必定是一位「先知」。呼應撒馬利亞人期盼，在末後的日子會有一位「像摩西的先知」，可能婦人會想到，耶穌就是他們期待已久的先知彌賽亞（</w:t>
-      </w:r>
-      <w:hyperlink r:id="rId104">
-        <w:r>
-          <w:rPr>
-            <w:lang w:val="zh_TW" w:bidi="zh_TW"/>
-          </w:rPr>
-          <w:rPr>
-            <w:color w:val="0000EE"/>
-            <w:u w:val="single"/>
-          </w:rPr>
-          <w:t>19</w:t>
-        </w:r>
-      </w:hyperlink>
-      <w:r>
-        <w:rPr>
-          <w:lang w:val="zh_TW" w:bidi="zh_TW"/>
-        </w:rPr>
-        <w:t>、</w:t>
-      </w:r>
-      <w:hyperlink r:id="rId104">
-        <w:r>
-          <w:rPr>
-            <w:lang w:val="zh_TW" w:bidi="zh_TW"/>
-          </w:rPr>
-          <w:rPr>
-            <w:color w:val="0000EE"/>
-            <w:u w:val="single"/>
-          </w:rPr>
-          <w:t>25–26</w:t>
-        </w:r>
-      </w:hyperlink>
-      <w:r>
-        <w:rPr>
-          <w:lang w:val="zh_TW" w:bidi="zh_TW"/>
-        </w:rPr>
-        <w:t>節）。耶穌停留在這個受鄙視的群體中，藉此突破猶太人對撒馬利亞人根深蒂固的敵意，也接受他們對自己作為「彌賽亞」（</w:t>
-      </w:r>
-      <w:hyperlink r:id="rId105">
-        <w:r>
-          <w:rPr>
-            <w:lang w:val="zh_TW" w:bidi="zh_TW"/>
-          </w:rPr>
-          <w:rPr>
-            <w:color w:val="0000EE"/>
-            <w:u w:val="single"/>
-          </w:rPr>
-          <w:t>26</w:t>
-        </w:r>
-      </w:hyperlink>
-      <w:r>
-        <w:rPr>
-          <w:lang w:val="zh_TW" w:bidi="zh_TW"/>
-        </w:rPr>
-        <w:t>節）和「世界的救主」（</w:t>
-      </w:r>
-      <w:hyperlink r:id="rId106">
-        <w:r>
-          <w:rPr>
-            <w:lang w:val="zh_TW" w:bidi="zh_TW"/>
-          </w:rPr>
-          <w:rPr>
-            <w:color w:val="0000EE"/>
-            <w:u w:val="single"/>
-          </w:rPr>
-          <w:t>42</w:t>
-        </w:r>
-      </w:hyperlink>
-      <w:r>
-        <w:rPr>
-          <w:lang w:val="zh_TW" w:bidi="zh_TW"/>
-        </w:rPr>
-        <w:t>節）的信仰。在此，正如耶穌與猶太社會中被排斥者的互動一般，祂重新定義公義，肯定其意思不是根據血統或宗教實踐，而是根據他們對祂的信心。如此，祂打破了當時種族與文化的界線，為福音進入整個外邦世界奠定基礎。</w:t>
-      </w:r>
-    </w:p>
-    <w:p>
-      <w:pPr>
-        <w:pStyle w:val="Heading3"/>
-      </w:pPr>
-      <w:r>
-        <w:rPr>
-          <w:lang w:val="zh_TW" w:bidi="zh_TW"/>
-        </w:rPr>
-        <w:t>撒馬利亞在初代教會使命中的地位</w:t>
-      </w:r>
-    </w:p>
-    <w:p>
-      <w:pPr/>
-      <w:r>
-        <w:rPr>
-          <w:lang w:val="zh_TW" w:bidi="zh_TW"/>
-        </w:rPr>
-      </w:r>
-      <w:r>
-        <w:rPr>
-          <w:lang w:val="zh_TW" w:bidi="zh_TW"/>
-        </w:rPr>
-        <w:t>耶穌升天前頒布大使命，吩咐門徒將福音傳到撒馬利亞（</w:t>
-      </w:r>
-      <w:hyperlink r:id="rId107">
-        <w:r>
-          <w:rPr>
-            <w:lang w:val="zh_TW" w:bidi="zh_TW"/>
-          </w:rPr>
-          <w:rPr>
-            <w:color w:val="0000EE"/>
-            <w:u w:val="single"/>
-          </w:rPr>
-          <w:t>徒1:8</w:t>
-        </w:r>
-      </w:hyperlink>
-      <w:r>
-        <w:rPr>
-          <w:lang w:val="zh_TW" w:bidi="zh_TW"/>
-        </w:rPr>
-        <w:t>）。初代教會的宣教行動確實包含這個地區。司提反殉道之後，許多基督徒被迫離開耶路撒冷（</w:t>
-      </w:r>
-      <w:hyperlink r:id="rId108">
-        <w:r>
-          <w:rPr>
-            <w:lang w:val="zh_TW" w:bidi="zh_TW"/>
-          </w:rPr>
-          <w:rPr>
-            <w:color w:val="0000EE"/>
-            <w:u w:val="single"/>
-          </w:rPr>
-          <w:t>8:1</w:t>
-        </w:r>
-      </w:hyperlink>
-      <w:r>
-        <w:rPr>
-          <w:lang w:val="zh_TW" w:bidi="zh_TW"/>
-        </w:rPr>
-        <w:t>），其中一位名叫腓利的基督徒，在撒馬利亞的城市傳揚福音（</w:t>
-      </w:r>
-      <w:hyperlink r:id="rId109">
-        <w:r>
-          <w:rPr>
-            <w:lang w:val="zh_TW" w:bidi="zh_TW"/>
-          </w:rPr>
-          <w:rPr>
-            <w:color w:val="0000EE"/>
-            <w:u w:val="single"/>
-          </w:rPr>
-          <w:t>5</w:t>
-        </w:r>
-      </w:hyperlink>
-      <w:r>
-        <w:rPr>
-          <w:lang w:val="zh_TW" w:bidi="zh_TW"/>
-        </w:rPr>
-        <w:t>節）。他所行神蹟引發強烈回應，因此彼得與約翰（代表耶路撒冷的使徒）被差派前往，調查並確認聖靈在他們中間。然而，主後第二世紀的證據顯示，基督教並未在撒馬利亞人當中建立穩固基礎。大多數撒馬利亞人仍維持自身的宗教傳統。至今，撒馬利亞人的小型餘民仍然存在，居住在基利心山（示劍）附近，以及以色列境內的若干城市。</w:t>
-      </w:r>
-    </w:p>
-    <w:p>
-      <w:pPr/>
-      <w:r>
-        <w:rPr>
-          <w:lang w:val="zh_TW" w:bidi="zh_TW"/>
-        </w:rPr>
-      </w:r>
-      <w:r>
-        <w:rPr>
-          <w:i/>
-          <w:lang w:val="zh_TW" w:bidi="zh_TW"/>
-        </w:rPr>
-        <w:t>另見</w:t>
-      </w:r>
-      <w:r>
-        <w:rPr>
-          <w:lang w:val="zh_TW" w:bidi="zh_TW"/>
-        </w:rPr>
-        <w:t>聖經聖經抄本與文本（舊約）</w:t>
-      </w:r>
-      <w:r>
-        <w:rPr>
-          <w:lang w:val="zh_TW" w:bidi="zh_TW"/>
-        </w:rPr>
-        <w:t>；</w:t>
-      </w:r>
-      <w:r>
-        <w:rPr>
-          <w:lang w:val="zh_TW" w:bidi="zh_TW"/>
-        </w:rPr>
-        <w:t>撒馬利亞</w:t>
+        <w:t>預定</w:t>
       </w:r>
       <w:r>
         <w:rPr>
@@ -6236,24 +6706,6 @@
   <w:num w:numId="13" w16cid:durableId="592781308">
     <w:abstractNumId w:val="11"/>
   </w:num>
-  <w:num w:numId="14">
-    <w:abstractNumId w:val="3"/>
-    <w:lvlOverride w:ilvl="0">
-      <w:startOverride w:val="1"/>
-    </w:lvlOverride>
-  </w:num>
-  <w:num w:numId="15">
-    <w:abstractNumId w:val="3"/>
-    <w:lvlOverride w:ilvl="0">
-      <w:startOverride w:val="1"/>
-    </w:lvlOverride>
-  </w:num>
-  <w:num w:numId="16">
-    <w:abstractNumId w:val="3"/>
-    <w:lvlOverride w:ilvl="0">
-      <w:startOverride w:val="1"/>
-    </w:lvlOverride>
-  </w:num>
   <w:numIdMacAtCleanup w:val="10"/>
 </w:numbering>
 </file>

--- a/zht/docx/113.content.docx
+++ b/zht/docx/113.content.docx
@@ -149,7 +149,7 @@
         <w:rPr>
           <w:lang w:val="zh_TW" w:bidi="zh_TW"/>
         </w:rPr>
-        <w:t>ren</w:t>
+        <w:t>qu</w:t>
       </w:r>
       <w:r>
         <w:rPr>
@@ -212,7 +212,7 @@
         <w:rPr>
           <w:lang w:val="zh_TW" w:bidi="zh_TW"/>
         </w:rPr>
-        <w:t>人</w:t>
+        <w:t>屈膝</w:t>
       </w:r>
       <w:r>
         <w:rPr>
@@ -231,7 +231,115 @@
         <w:rPr>
           <w:lang w:val="zh_TW" w:bidi="zh_TW"/>
         </w:rPr>
-        <w:t>人類，不論是男性或女性。</w:t>
+        <w:t>通常表示崇拜、尊敬或順服的姿勢。強壯的膝象徵著一個人有堅定的信心和目標，因此屈膝表示對上級的順服。人在君王、統治者、長官或神面前屈膝。</w:t>
+      </w:r>
+      <w:hyperlink r:id="rId13">
+        <w:r>
+          <w:rPr>
+            <w:lang w:val="zh_TW" w:bidi="zh_TW"/>
+          </w:rPr>
+          <w:rPr>
+            <w:color w:val="0000EE"/>
+            <w:u w:val="single"/>
+          </w:rPr>
+          <w:t>創41:43</w:t>
+        </w:r>
+      </w:hyperlink>
+      <w:r>
+        <w:rPr>
+          <w:lang w:val="zh_TW" w:bidi="zh_TW"/>
+        </w:rPr>
+        <w:t>描述在法老和約瑟面前跪下的人。人在主面前敬畏地跪下是很常見的（</w:t>
+      </w:r>
+      <w:hyperlink r:id="rId14">
+        <w:r>
+          <w:rPr>
+            <w:lang w:val="zh_TW" w:bidi="zh_TW"/>
+          </w:rPr>
+          <w:rPr>
+            <w:color w:val="0000EE"/>
+            <w:u w:val="single"/>
+          </w:rPr>
+          <w:t>賽45:23</w:t>
+        </w:r>
+      </w:hyperlink>
+      <w:r>
+        <w:rPr>
+          <w:lang w:val="zh_TW" w:bidi="zh_TW"/>
+        </w:rPr>
+        <w:t>；</w:t>
+      </w:r>
+      <w:hyperlink r:id="rId15">
+        <w:r>
+          <w:rPr>
+            <w:lang w:val="zh_TW" w:bidi="zh_TW"/>
+          </w:rPr>
+          <w:rPr>
+            <w:color w:val="0000EE"/>
+            <w:u w:val="single"/>
+          </w:rPr>
+          <w:t>羅14:11</w:t>
+        </w:r>
+      </w:hyperlink>
+      <w:r>
+        <w:rPr>
+          <w:lang w:val="zh_TW" w:bidi="zh_TW"/>
+        </w:rPr>
+        <w:t>；</w:t>
+      </w:r>
+      <w:hyperlink r:id="rId16">
+        <w:r>
+          <w:rPr>
+            <w:lang w:val="zh_TW" w:bidi="zh_TW"/>
+          </w:rPr>
+          <w:rPr>
+            <w:color w:val="0000EE"/>
+            <w:u w:val="single"/>
+          </w:rPr>
+          <w:t>腓2:10</w:t>
+        </w:r>
+      </w:hyperlink>
+      <w:r>
+        <w:rPr>
+          <w:lang w:val="zh_TW" w:bidi="zh_TW"/>
+        </w:rPr>
+        <w:t>）。發生饑荒時，以色列人偏離了主，那些保持忠心的人被描述為「未曾向巴力屈膝的」（</w:t>
+      </w:r>
+      <w:hyperlink r:id="rId17">
+        <w:r>
+          <w:rPr>
+            <w:lang w:val="zh_TW" w:bidi="zh_TW"/>
+          </w:rPr>
+          <w:rPr>
+            <w:color w:val="0000EE"/>
+            <w:u w:val="single"/>
+          </w:rPr>
+          <w:t>王上19:18</w:t>
+        </w:r>
+      </w:hyperlink>
+      <w:r>
+        <w:rPr>
+          <w:lang w:val="zh_TW" w:bidi="zh_TW"/>
+        </w:rPr>
+        <w:t>；見</w:t>
+      </w:r>
+      <w:hyperlink r:id="rId18">
+        <w:r>
+          <w:rPr>
+            <w:lang w:val="zh_TW" w:bidi="zh_TW"/>
+          </w:rPr>
+          <w:rPr>
+            <w:color w:val="0000EE"/>
+            <w:u w:val="single"/>
+          </w:rPr>
+          <w:t>羅11:4</w:t>
+        </w:r>
+      </w:hyperlink>
+      <w:r>
+        <w:rPr>
+          <w:lang w:val="zh_TW" w:bidi="zh_TW"/>
+        </w:rPr>
+        <w:t>）。</w:t>
       </w:r>
     </w:p>
     <w:p>
@@ -245,18 +353,139 @@
         <w:rPr>
           <w:lang w:val="zh_TW" w:bidi="zh_TW"/>
         </w:rPr>
-        <w:t>聖經對人的教導，始於對神正確的認識。聖經人論（anthropology，即對人的研究）的核心，是建基於高舉的神學（即對神的研究）脈絡之中。人若對神有崇高而敬虔的認識，就會肯定人的尊貴和尊嚴，相反，若對神的概念膚淺，就往往導致對人的觀點偏差。因此，人可能被看得比應有的更為重要，或比聖經所啟示的更不重要。這兩種看法都是不合乎聖經的。探討人的學問（本文中「人」一詞是包括男女在內的人類）的起點，必須從認識神——人的創造主開始。</w:t>
-      </w:r>
-    </w:p>
-    <w:p>
-      <w:pPr>
-        <w:pStyle w:val="Heading3"/>
-      </w:pPr>
-      <w:r>
-        <w:rPr>
-          <w:lang w:val="zh_TW" w:bidi="zh_TW"/>
-        </w:rPr>
-        <w:t>人的起源</w:t>
+        <w:t>穩固的膝代表力量，雙膝被擊打則代表力量被毀（</w:t>
+      </w:r>
+      <w:hyperlink r:id="rId19">
+        <w:r>
+          <w:rPr>
+            <w:lang w:val="zh_TW" w:bidi="zh_TW"/>
+          </w:rPr>
+          <w:rPr>
+            <w:color w:val="0000EE"/>
+            <w:u w:val="single"/>
+          </w:rPr>
+          <w:t>申28:35</w:t>
+        </w:r>
+      </w:hyperlink>
+      <w:r>
+        <w:rPr>
+          <w:lang w:val="zh_TW" w:bidi="zh_TW"/>
+        </w:rPr>
+        <w:t>）。以賽亞求主使無力的膝穩固（</w:t>
+      </w:r>
+      <w:hyperlink r:id="rId20">
+        <w:r>
+          <w:rPr>
+            <w:lang w:val="zh_TW" w:bidi="zh_TW"/>
+          </w:rPr>
+          <w:rPr>
+            <w:color w:val="0000EE"/>
+            <w:u w:val="single"/>
+          </w:rPr>
+          <w:t>賽35:3</w:t>
+        </w:r>
+      </w:hyperlink>
+      <w:r>
+        <w:rPr>
+          <w:lang w:val="zh_TW" w:bidi="zh_TW"/>
+        </w:rPr>
+        <w:t>）。經文提到軟弱或無力的膝時一般指信心的不穩固（</w:t>
+      </w:r>
+      <w:hyperlink r:id="rId21">
+        <w:r>
+          <w:rPr>
+            <w:lang w:val="zh_TW" w:bidi="zh_TW"/>
+          </w:rPr>
+          <w:rPr>
+            <w:color w:val="0000EE"/>
+            <w:u w:val="single"/>
+          </w:rPr>
+          <w:t>伯4:4</w:t>
+        </w:r>
+      </w:hyperlink>
+      <w:r>
+        <w:rPr>
+          <w:lang w:val="zh_TW" w:bidi="zh_TW"/>
+        </w:rPr>
+        <w:t>；</w:t>
+      </w:r>
+      <w:hyperlink r:id="rId22">
+        <w:r>
+          <w:rPr>
+            <w:lang w:val="zh_TW" w:bidi="zh_TW"/>
+          </w:rPr>
+          <w:rPr>
+            <w:color w:val="0000EE"/>
+            <w:u w:val="single"/>
+          </w:rPr>
+          <w:t>來12:12</w:t>
+        </w:r>
+      </w:hyperlink>
+      <w:r>
+        <w:rPr>
+          <w:lang w:val="zh_TW" w:bidi="zh_TW"/>
+        </w:rPr>
+        <w:t>），但有時也指健康的衰退（</w:t>
+      </w:r>
+      <w:hyperlink r:id="rId23">
+        <w:r>
+          <w:rPr>
+            <w:lang w:val="zh_TW" w:bidi="zh_TW"/>
+          </w:rPr>
+          <w:rPr>
+            <w:color w:val="0000EE"/>
+            <w:u w:val="single"/>
+          </w:rPr>
+          <w:t>詩109:24</w:t>
+        </w:r>
+      </w:hyperlink>
+      <w:r>
+        <w:rPr>
+          <w:lang w:val="zh_TW" w:bidi="zh_TW"/>
+        </w:rPr>
+        <w:t>）。以西結提到那些膝「弱如水」的人（</w:t>
+      </w:r>
+      <w:hyperlink r:id="rId24">
+        <w:r>
+          <w:rPr>
+            <w:lang w:val="zh_TW" w:bidi="zh_TW"/>
+          </w:rPr>
+          <w:rPr>
+            <w:color w:val="0000EE"/>
+            <w:u w:val="single"/>
+          </w:rPr>
+          <w:t>結7:17</w:t>
+        </w:r>
+      </w:hyperlink>
+      <w:hyperlink r:id="rId24">
+        <w:r>
+          <w:rPr>
+            <w:lang w:val="zh_TW" w:bidi="zh_TW"/>
+          </w:rPr>
+          <w:rPr>
+            <w:color w:val="0000EE"/>
+            <w:u w:val="single"/>
+          </w:rPr>
+          <w:t>，</w:t>
+        </w:r>
+      </w:hyperlink>
+      <w:hyperlink r:id="rId25">
+        <w:r>
+          <w:rPr>
+            <w:lang w:val="zh_TW" w:bidi="zh_TW"/>
+          </w:rPr>
+          <w:rPr>
+            <w:color w:val="0000EE"/>
+            <w:u w:val="single"/>
+          </w:rPr>
+          <w:t>21:7</w:t>
+        </w:r>
+      </w:hyperlink>
+      <w:r>
+        <w:rPr>
+          <w:lang w:val="zh_TW" w:bidi="zh_TW"/>
+        </w:rPr>
+        <w:t>）。</w:t>
       </w:r>
     </w:p>
     <w:p>
@@ -270,9 +499,9 @@
         <w:rPr>
           <w:lang w:val="zh_TW" w:bidi="zh_TW"/>
         </w:rPr>
-        <w:t>與自然主義（naturalistic）、唯物論（materialistic）的起源理論相對，聖經的觀點首先宣告永恆的神創造了人，而人是一切受造物中最重要的。人無須拘泥於某種特定的時序，來理解神創造人的工作。有些基督徒相信，聖經在</w:t>
-      </w:r>
-      <w:hyperlink r:id="rId13">
+        <w:t>在主面前雙膝跪下是一種表示敬拜（</w:t>
+      </w:r>
+      <w:hyperlink r:id="rId26">
         <w:r>
           <w:rPr>
             <w:lang w:val="zh_TW" w:bidi="zh_TW"/>
@@ -281,16 +510,16 @@
             <w:color w:val="0000EE"/>
             <w:u w:val="single"/>
           </w:rPr>
-          <w:t>創世記一章</w:t>
+          <w:t>詩95:6</w:t>
         </w:r>
       </w:hyperlink>
       <w:r>
         <w:rPr>
           <w:lang w:val="zh_TW" w:bidi="zh_TW"/>
         </w:rPr>
-        <w:t>中所呈現的是一個封閉的年表──六個實際的24小時日子（參</w:t>
-      </w:r>
-      <w:hyperlink r:id="rId14">
+        <w:t>）和禱告的姿勢（</w:t>
+      </w:r>
+      <w:hyperlink r:id="rId27">
         <w:r>
           <w:rPr>
             <w:lang w:val="zh_TW" w:bidi="zh_TW"/>
@@ -299,29 +528,16 @@
             <w:color w:val="0000EE"/>
             <w:u w:val="single"/>
           </w:rPr>
-          <w:t>創1:5、8、13</w:t>
+          <w:t>但6:10</w:t>
         </w:r>
       </w:hyperlink>
       <w:r>
         <w:rPr>
           <w:lang w:val="zh_TW" w:bidi="zh_TW"/>
         </w:rPr>
-        <w:t>等）；而人在其中驚人且突然出現，可能只是約6000年前的事（參跟大主教詹姆士‧烏社爾〔James Ussher〕的編年史〔</w:t>
-      </w:r>
-      <w:r>
-        <w:rPr>
-          <w:i/>
-          <w:lang w:val="zh_TW" w:bidi="zh_TW"/>
-        </w:rPr>
-        <w:t>Annales，</w:t>
-      </w:r>
-      <w:r>
-        <w:rPr>
-          <w:lang w:val="zh_TW" w:bidi="zh_TW"/>
-        </w:rPr>
-        <w:t xml:space="preserve"> 1650–58年〕相關，但不限於這著作的年表）。另一些持這種普遍觀點的人（有時稱為創造科學〔creation science〕），則對</w:t>
-      </w:r>
-      <w:hyperlink r:id="rId15">
+        <w:t>）。基督自己在客西馬尼園跪下禱告（</w:t>
+      </w:r>
+      <w:hyperlink r:id="rId28">
         <w:r>
           <w:rPr>
             <w:lang w:val="zh_TW" w:bidi="zh_TW"/>
@@ -330,16 +546,16 @@
             <w:color w:val="0000EE"/>
             <w:u w:val="single"/>
           </w:rPr>
-          <w:t>創世記五</w:t>
+          <w:t>路22:41</w:t>
         </w:r>
       </w:hyperlink>
       <w:r>
         <w:rPr>
           <w:lang w:val="zh_TW" w:bidi="zh_TW"/>
         </w:rPr>
-        <w:t>和</w:t>
-      </w:r>
-      <w:hyperlink r:id="rId16">
+        <w:t>），彼得、保羅和司提反也曾如此（</w:t>
+      </w:r>
+      <w:hyperlink r:id="rId29">
         <w:r>
           <w:rPr>
             <w:lang w:val="zh_TW" w:bidi="zh_TW"/>
@@ -348,14 +564,122 @@
             <w:color w:val="0000EE"/>
             <w:u w:val="single"/>
           </w:rPr>
-          <w:t>十一章</w:t>
+          <w:t>徒7:60</w:t>
         </w:r>
       </w:hyperlink>
-      <w:r>
-        <w:rPr>
-          <w:lang w:val="zh_TW" w:bidi="zh_TW"/>
-        </w:rPr>
-        <w:t>的年表抱持較為彈性的看法，把人的創造時間推算至約10000年前。</w:t>
+      <w:hyperlink r:id="rId29">
+        <w:r>
+          <w:rPr>
+            <w:lang w:val="zh_TW" w:bidi="zh_TW"/>
+          </w:rPr>
+          <w:rPr>
+            <w:color w:val="0000EE"/>
+            <w:u w:val="single"/>
+          </w:rPr>
+          <w:t>，</w:t>
+        </w:r>
+      </w:hyperlink>
+      <w:hyperlink r:id="rId30">
+        <w:r>
+          <w:rPr>
+            <w:lang w:val="zh_TW" w:bidi="zh_TW"/>
+          </w:rPr>
+          <w:rPr>
+            <w:color w:val="0000EE"/>
+            <w:u w:val="single"/>
+          </w:rPr>
+          <w:t>9:40</w:t>
+        </w:r>
+      </w:hyperlink>
+      <w:hyperlink r:id="rId30">
+        <w:r>
+          <w:rPr>
+            <w:lang w:val="zh_TW" w:bidi="zh_TW"/>
+          </w:rPr>
+          <w:rPr>
+            <w:color w:val="0000EE"/>
+            <w:u w:val="single"/>
+          </w:rPr>
+          <w:t>，</w:t>
+        </w:r>
+      </w:hyperlink>
+      <w:hyperlink r:id="rId31">
+        <w:r>
+          <w:rPr>
+            <w:lang w:val="zh_TW" w:bidi="zh_TW"/>
+          </w:rPr>
+          <w:rPr>
+            <w:color w:val="0000EE"/>
+            <w:u w:val="single"/>
+          </w:rPr>
+          <w:t>20:36</w:t>
+        </w:r>
+      </w:hyperlink>
+      <w:hyperlink r:id="rId31">
+        <w:r>
+          <w:rPr>
+            <w:lang w:val="zh_TW" w:bidi="zh_TW"/>
+          </w:rPr>
+          <w:rPr>
+            <w:color w:val="0000EE"/>
+            <w:u w:val="single"/>
+          </w:rPr>
+          <w:t>，</w:t>
+        </w:r>
+      </w:hyperlink>
+      <w:hyperlink r:id="rId32">
+        <w:r>
+          <w:rPr>
+            <w:lang w:val="zh_TW" w:bidi="zh_TW"/>
+          </w:rPr>
+          <w:rPr>
+            <w:color w:val="0000EE"/>
+            <w:u w:val="single"/>
+          </w:rPr>
+          <w:t>21:5</w:t>
+        </w:r>
+      </w:hyperlink>
+      <w:r>
+        <w:rPr>
+          <w:lang w:val="zh_TW" w:bidi="zh_TW"/>
+        </w:rPr>
+        <w:t>）。所羅門在主面前屈膝禱告和祈求（</w:t>
+      </w:r>
+      <w:hyperlink r:id="rId33">
+        <w:r>
+          <w:rPr>
+            <w:lang w:val="zh_TW" w:bidi="zh_TW"/>
+          </w:rPr>
+          <w:rPr>
+            <w:color w:val="0000EE"/>
+            <w:u w:val="single"/>
+          </w:rPr>
+          <w:t>王上8:54</w:t>
+        </w:r>
+      </w:hyperlink>
+      <w:r>
+        <w:rPr>
+          <w:lang w:val="zh_TW" w:bidi="zh_TW"/>
+        </w:rPr>
+        <w:t>），甚至有一次他造了一個方便他能站上去的銅臺，當著以色列的會眾在主面前跪下（</w:t>
+      </w:r>
+      <w:hyperlink r:id="rId34">
+        <w:r>
+          <w:rPr>
+            <w:lang w:val="zh_TW" w:bidi="zh_TW"/>
+          </w:rPr>
+          <w:rPr>
+            <w:color w:val="0000EE"/>
+            <w:u w:val="single"/>
+          </w:rPr>
+          <w:t>代下6:13</w:t>
+        </w:r>
+      </w:hyperlink>
+      <w:r>
+        <w:rPr>
+          <w:lang w:val="zh_TW" w:bidi="zh_TW"/>
+        </w:rPr>
+        <w:t>）。</w:t>
       </w:r>
     </w:p>
     <w:p>
@@ -369,9 +693,9 @@
         <w:rPr>
           <w:lang w:val="zh_TW" w:bidi="zh_TW"/>
         </w:rPr>
-        <w:t>另一些人認為，</w:t>
-      </w:r>
-      <w:hyperlink r:id="rId13">
+        <w:t>有些人跪下痛悔，好像以斯拉在獻晚祭時那樣（</w:t>
+      </w:r>
+      <w:hyperlink r:id="rId35">
         <w:r>
           <w:rPr>
             <w:lang w:val="zh_TW" w:bidi="zh_TW"/>
@@ -380,16 +704,16 @@
             <w:color w:val="0000EE"/>
             <w:u w:val="single"/>
           </w:rPr>
-          <w:t>創世記一</w:t>
+          <w:t>拉9:5</w:t>
         </w:r>
       </w:hyperlink>
       <w:r>
         <w:rPr>
           <w:lang w:val="zh_TW" w:bidi="zh_TW"/>
         </w:rPr>
-        <w:t>和</w:t>
-      </w:r>
-      <w:hyperlink r:id="rId17">
+        <w:t>），又像彼得求主赦免他的信心和信靠不足時那樣（</w:t>
+      </w:r>
+      <w:hyperlink r:id="rId36">
         <w:r>
           <w:rPr>
             <w:lang w:val="zh_TW" w:bidi="zh_TW"/>
@@ -398,16 +722,16 @@
             <w:color w:val="0000EE"/>
             <w:u w:val="single"/>
           </w:rPr>
-          <w:t>二章</w:t>
+          <w:t>路5:8</w:t>
         </w:r>
       </w:hyperlink>
       <w:r>
         <w:rPr>
           <w:lang w:val="zh_TW" w:bidi="zh_TW"/>
         </w:rPr>
-        <w:t>的經文可以從更廣闊的角度解釋，認為人的創造可追溯至極其遙遠的古代（甚至延伸至數百萬年前）。他們主張，在神的掌管與引導之下，該創造的過程可能在神的創造工作中扮演重要角色。這種觀點最合適的名稱是漸進創造論（progressive creationism），它與有神進化論（theistic evolution）相對，有神進化論通常認為神只是啟動了過程，而在過程展開之後，神幾乎不再介入。漸進創造論則認為，</w:t>
-      </w:r>
-      <w:hyperlink r:id="rId13">
+        <w:t>）。人在先知以利亞面前跪下哀求，視他為神的代表（</w:t>
+      </w:r>
+      <w:hyperlink r:id="rId37">
         <w:r>
           <w:rPr>
             <w:lang w:val="zh_TW" w:bidi="zh_TW"/>
@@ -416,57 +740,16 @@
             <w:color w:val="0000EE"/>
             <w:u w:val="single"/>
           </w:rPr>
-          <w:t>創世記一章</w:t>
+          <w:t>王下1:13</w:t>
         </w:r>
       </w:hyperlink>
       <w:r>
         <w:rPr>
           <w:lang w:val="zh_TW" w:bidi="zh_TW"/>
         </w:rPr>
-        <w:t>中的希伯來文「日」（</w:t>
-      </w:r>
-      <w:r>
-        <w:rPr>
-          <w:i/>
-          <w:lang w:val="zh_TW" w:bidi="zh_TW"/>
-        </w:rPr>
-        <w:t>yom</w:t>
-      </w:r>
-      <w:r>
-        <w:rPr>
-          <w:lang w:val="zh_TW" w:bidi="zh_TW"/>
-        </w:rPr>
-        <w:t>）可以指一段延長的時間（例：「日代（day-age）」理論）；因此，「有晚上，有早晨，是第x日」這樣的措辭，可能是一種文學手法，用來展現神創造工作的場景，在時間歷程中逐步推進。</w:t>
-      </w:r>
-    </w:p>
-    <w:p>
-      <w:pPr/>
-      <w:r>
-        <w:rPr>
-          <w:lang w:val="zh_TW" w:bidi="zh_TW"/>
-        </w:rPr>
-      </w:r>
-      <w:r>
-        <w:rPr>
-          <w:lang w:val="zh_TW" w:bidi="zh_TW"/>
-        </w:rPr>
-        <w:t>許多基督徒在人的起源問題上，立場介乎於保守的年代觀與廣泛的年代觀之間。然而，不論個人傾向如何，若要以聖經的方式思考人，就必須承認神在創造人這件事上的創意作為。信心的本質始於這句話：「我信神，全能的父，是創造天地的主。」</w:t>
-      </w:r>
-    </w:p>
-    <w:p>
-      <w:pPr/>
-      <w:r>
-        <w:rPr>
-          <w:lang w:val="zh_TW" w:bidi="zh_TW"/>
-        </w:rPr>
-      </w:r>
-      <w:r>
-        <w:rPr>
-          <w:lang w:val="zh_TW" w:bidi="zh_TW"/>
-        </w:rPr>
-        <w:t>人不僅是神的創造，也是祂創造工作的巔峰。遠在現代精密科學出現之前，古人已經注意到人類在解剖學上的構造與動物界的成員相似。然而，儘管有這些相似之處，聖經的觀點從不把人與動物放在同一層次──人是獨特的，是神創造工作的高峰，是祂巧手工藝的極致。</w:t>
-      </w:r>
-      <w:hyperlink r:id="rId13">
+        <w:t>），還有許多人在主面前跪下求醫治（</w:t>
+      </w:r>
+      <w:hyperlink r:id="rId38">
         <w:r>
           <w:rPr>
             <w:lang w:val="zh_TW" w:bidi="zh_TW"/>
@@ -475,44 +758,16 @@
             <w:color w:val="0000EE"/>
             <w:u w:val="single"/>
           </w:rPr>
-          <w:t>創世記一章</w:t>
+          <w:t>太17:14</w:t>
         </w:r>
       </w:hyperlink>
       <w:r>
         <w:rPr>
           <w:lang w:val="zh_TW" w:bidi="zh_TW"/>
         </w:rPr>
-        <w:t>的受造次序，本身就是漸進且逐步提升的；神一切的創造工作，最終以祂創造人類為高峰。</w:t>
-      </w:r>
-    </w:p>
-    <w:p>
-      <w:pPr/>
-      <w:r>
-        <w:rPr>
-          <w:lang w:val="zh_TW" w:bidi="zh_TW"/>
-        </w:rPr>
-      </w:r>
-      <w:r>
-        <w:rPr>
-          <w:lang w:val="zh_TW" w:bidi="zh_TW"/>
-        </w:rPr>
-        <w:t>人的獨特行為特徵包括語言、工具製造與文化。人的獨特經驗特徵則包括反思的自覺、倫理的關懷、審美的追求、歷史的意識，以及形而上層面的關切。這些因素無論單獨存在或綜合起來，都使人有別於其它形式的動物生命。人遠遠不僅是某些現代進化論所說的「裸猿（naked ape）」。然而，單靠社會學並不足以解釋人的全貌本質，這正是神的啟示所要揭示的主題。</w:t>
-      </w:r>
-    </w:p>
-    <w:p>
-      <w:pPr/>
-      <w:r>
-        <w:rPr>
-          <w:lang w:val="zh_TW" w:bidi="zh_TW"/>
-        </w:rPr>
-      </w:r>
-      <w:r>
-        <w:rPr>
-          <w:lang w:val="zh_TW" w:bidi="zh_TW"/>
-        </w:rPr>
-        <w:t>雖然人與神的受造物之間有連續性（從</w:t>
-      </w:r>
-      <w:hyperlink r:id="rId18">
+        <w:t>；</w:t>
+      </w:r>
+      <w:hyperlink r:id="rId39">
         <w:r>
           <w:rPr>
             <w:lang w:val="zh_TW" w:bidi="zh_TW"/>
@@ -521,16 +776,16 @@
             <w:color w:val="0000EE"/>
             <w:u w:val="single"/>
           </w:rPr>
-          <w:t>創2:7</w:t>
+          <w:t>可1:40</w:t>
         </w:r>
       </w:hyperlink>
       <w:r>
         <w:rPr>
           <w:lang w:val="zh_TW" w:bidi="zh_TW"/>
         </w:rPr>
-        <w:t>所說「用地上的塵土造」可見一斑），但人同時又與先前一切受造物不同，因為神向他吹入生命的氣息，他就成了有靈的活人（</w:t>
-      </w:r>
-      <w:hyperlink r:id="rId18">
+        <w:t>）。但以理在天使面前心存驚奇和敬畏地跪下（</w:t>
+      </w:r>
+      <w:hyperlink r:id="rId40">
         <w:r>
           <w:rPr>
             <w:lang w:val="zh_TW" w:bidi="zh_TW"/>
@@ -539,16 +794,16 @@
             <w:color w:val="0000EE"/>
             <w:u w:val="single"/>
           </w:rPr>
-          <w:t>2:7</w:t>
+          <w:t>但10:10</w:t>
         </w:r>
       </w:hyperlink>
       <w:r>
         <w:rPr>
           <w:lang w:val="zh_TW" w:bidi="zh_TW"/>
         </w:rPr>
-        <w:t>）。人是由神照著祂的形像，造成男和女（</w:t>
-      </w:r>
-      <w:hyperlink r:id="rId19">
+        <w:t>），伯沙撒的驚惶從他「雙膝彼此相碰」看得出（</w:t>
+      </w:r>
+      <w:hyperlink r:id="rId41">
         <w:r>
           <w:rPr>
             <w:lang w:val="zh_TW" w:bidi="zh_TW"/>
@@ -557,16 +812,16 @@
             <w:color w:val="0000EE"/>
             <w:u w:val="single"/>
           </w:rPr>
-          <w:t>1:27</w:t>
+          <w:t>但5:6</w:t>
         </w:r>
       </w:hyperlink>
       <w:r>
         <w:rPr>
           <w:lang w:val="zh_TW" w:bidi="zh_TW"/>
         </w:rPr>
-        <w:t>），意味著凡是一般論及人的說話，都必須同時適用於男人和女人；而「何為人」的最準確描繪，乃在男人和女人同在的關係之中，才能完全顯明。生養眾多與治理全地的命令，是神交付給兩性共同承擔的責任。同樣，是男人和女人一同背叛神，他們要在墮落世界中承擔始祖犯罪的後果；而基督來要救贖的，也是男人和女人（參</w:t>
-      </w:r>
-      <w:hyperlink r:id="rId20">
+        <w:t>）。在新約中，君尊卻寬容的基督遭受士兵們的嘲弄和譏誚，跪在祂面前嘲諷地喊道：「恭喜，猶太人的王啊！」（</w:t>
+      </w:r>
+      <w:hyperlink r:id="rId42">
         <w:r>
           <w:rPr>
             <w:lang w:val="zh_TW" w:bidi="zh_TW"/>
@@ -575,42 +830,16 @@
             <w:color w:val="0000EE"/>
             <w:u w:val="single"/>
           </w:rPr>
-          <w:t>加3:28</w:t>
+          <w:t>太27:29</w:t>
         </w:r>
       </w:hyperlink>
       <w:r>
         <w:rPr>
           <w:lang w:val="zh_TW" w:bidi="zh_TW"/>
         </w:rPr>
-        <w:t>）。同時，「男性」與「女性」這兩個詞語確實表示真實的區別。許多被人視為性別差異的現象，可能是文化造成的，但在男性（希伯來文zakar</w:t>
-      </w:r>
-      <w:r>
-        <w:rPr>
-          <w:i/>
-          <w:lang w:val="zh_TW" w:bidi="zh_TW"/>
-        </w:rPr>
-        <w:t>，</w:t>
-      </w:r>
-      <w:r>
-        <w:rPr>
-          <w:lang w:val="zh_TW" w:bidi="zh_TW"/>
-        </w:rPr>
-        <w:t>意即「刺透者」）和女性（希伯來文neqeba</w:t>
-      </w:r>
-      <w:r>
-        <w:rPr>
-          <w:i/>
-          <w:lang w:val="zh_TW" w:bidi="zh_TW"/>
-        </w:rPr>
-        <w:t>，</w:t>
-      </w:r>
-      <w:r>
-        <w:rPr>
-          <w:lang w:val="zh_TW" w:bidi="zh_TW"/>
-        </w:rPr>
-        <w:t>意即「被刺透者」）之間最根本的性別差異，則是出於神的設計。只有男與女二者同在，才能完整展現神的形像（見</w:t>
-      </w:r>
-      <w:hyperlink r:id="rId19">
+        <w:t>；</w:t>
+      </w:r>
+      <w:hyperlink r:id="rId43">
         <w:r>
           <w:rPr>
             <w:lang w:val="zh_TW" w:bidi="zh_TW"/>
@@ -619,7 +848,7 @@
             <w:color w:val="0000EE"/>
             <w:u w:val="single"/>
           </w:rPr>
-          <w:t>創1:27</w:t>
+          <w:t>可15:19</w:t>
         </w:r>
       </w:hyperlink>
       <w:r>
@@ -627,4183 +856,6 @@
           <w:lang w:val="zh_TW" w:bidi="zh_TW"/>
         </w:rPr>
         <w:t>）。</w:t>
-      </w:r>
-    </w:p>
-    <w:p>
-      <w:pPr/>
-      <w:r>
-        <w:rPr>
-          <w:lang w:val="zh_TW" w:bidi="zh_TW"/>
-        </w:rPr>
-      </w:r>
-      <w:r>
-        <w:rPr>
-          <w:lang w:val="zh_TW" w:bidi="zh_TW"/>
-        </w:rPr>
-        <w:t>的確，有關人的聖經論述中，最令人驚嘆的宣告，就是神照著祂的形像造人。對其它任何受造物，甚至天使，都沒有這樣的說法。</w:t>
-      </w:r>
-      <w:hyperlink r:id="rId21">
-        <w:r>
-          <w:rPr>
-            <w:lang w:val="zh_TW" w:bidi="zh_TW"/>
-          </w:rPr>
-          <w:rPr>
-            <w:color w:val="0000EE"/>
-            <w:u w:val="single"/>
-          </w:rPr>
-          <w:t>創世記一章26至28節</w:t>
-        </w:r>
-      </w:hyperlink>
-      <w:r>
-        <w:rPr>
-          <w:lang w:val="zh_TW" w:bidi="zh_TW"/>
-        </w:rPr>
-        <w:t>所說的「照著他的形像」，正是</w:t>
-      </w:r>
-      <w:hyperlink r:id="rId22">
-        <w:r>
-          <w:rPr>
-            <w:lang w:val="zh_TW" w:bidi="zh_TW"/>
-          </w:rPr>
-          <w:rPr>
-            <w:color w:val="0000EE"/>
-            <w:u w:val="single"/>
-          </w:rPr>
-          <w:t>詩篇八篇5節</w:t>
-        </w:r>
-      </w:hyperlink>
-      <w:r>
-        <w:rPr>
-          <w:lang w:val="zh_TW" w:bidi="zh_TW"/>
-        </w:rPr>
-        <w:t>中詩人轉述的基礎：「你叫他比神微小一點」（直譯；七十士譯本則譯為「比天使微小一點」）。「神的形像」這個片語的意義一直是許多辯論的主題。有些人認為這個片語是指神的物理形像，但這點值得懷疑，因為神是靈（參</w:t>
-      </w:r>
-      <w:hyperlink r:id="rId23">
-        <w:r>
-          <w:rPr>
-            <w:lang w:val="zh_TW" w:bidi="zh_TW"/>
-          </w:rPr>
-          <w:rPr>
-            <w:color w:val="0000EE"/>
-            <w:u w:val="single"/>
-          </w:rPr>
-          <w:t>約4:24</w:t>
-        </w:r>
-      </w:hyperlink>
-      <w:r>
-        <w:rPr>
-          <w:lang w:val="zh_TW" w:bidi="zh_TW"/>
-        </w:rPr>
-        <w:t>）。其他人認為這個片語指的是人的人格（personhood），這與神的位格（personality）相對應（具有智力、感情和意志）。這些人的特質可能存在於神的形像中；然而，這些人格層面的不同面向，也同樣存在於動物界的其它成員之中，並非人所獨有。</w:t>
-      </w:r>
-    </w:p>
-    <w:p>
-      <w:pPr/>
-      <w:r>
-        <w:rPr>
-          <w:lang w:val="zh_TW" w:bidi="zh_TW"/>
-        </w:rPr>
-      </w:r>
-      <w:r>
-        <w:rPr>
-          <w:lang w:val="zh_TW" w:bidi="zh_TW"/>
-        </w:rPr>
-        <w:t>「形像」這個詞語的基本意思（希伯來文tselem）是「影子」、「代表」或「相似」。人裡面有神的形像，顯明神對人的價值與尊嚴的看法──人在受造的世界裡作為祂的影子或祂的代表。古代亞述的君王會在遙遠的地區設立自己實體的像，提醒那些容易忘記的人，這些地區仍屬於帝國。同樣，神也把祂自己的影子、祂同在的代表，放在人裡面，安置在祂所造的世界中。</w:t>
-      </w:r>
-    </w:p>
-    <w:p>
-      <w:pPr/>
-      <w:r>
-        <w:rPr>
-          <w:lang w:val="zh_TW" w:bidi="zh_TW"/>
-        </w:rPr>
-      </w:r>
-      <w:r>
-        <w:rPr>
-          <w:lang w:val="zh_TW" w:bidi="zh_TW"/>
-        </w:rPr>
-        <w:t>這種「神的形像在人裡面」的觀點，似乎也得到</w:t>
-      </w:r>
-      <w:hyperlink r:id="rId13">
-        <w:r>
-          <w:rPr>
-            <w:lang w:val="zh_TW" w:bidi="zh_TW"/>
-          </w:rPr>
-          <w:rPr>
-            <w:color w:val="0000EE"/>
-            <w:u w:val="single"/>
-          </w:rPr>
-          <w:t>創世記一章</w:t>
-        </w:r>
-      </w:hyperlink>
-      <w:r>
-        <w:rPr>
-          <w:lang w:val="zh_TW" w:bidi="zh_TW"/>
-        </w:rPr>
-        <w:t>直接上下文的印證。人是照著神的形像造的，要管理神一切其它的受造物（</w:t>
-      </w:r>
-      <w:hyperlink r:id="rId24">
-        <w:r>
-          <w:rPr>
-            <w:lang w:val="zh_TW" w:bidi="zh_TW"/>
-          </w:rPr>
-          <w:rPr>
-            <w:color w:val="0000EE"/>
-            <w:u w:val="single"/>
-          </w:rPr>
-          <w:t>創1:26</w:t>
-        </w:r>
-      </w:hyperlink>
-      <w:r>
-        <w:rPr>
-          <w:lang w:val="zh_TW" w:bidi="zh_TW"/>
-        </w:rPr>
-        <w:t>；另見</w:t>
-      </w:r>
-      <w:hyperlink r:id="rId22">
-        <w:r>
-          <w:rPr>
-            <w:lang w:val="zh_TW" w:bidi="zh_TW"/>
-          </w:rPr>
-          <w:rPr>
-            <w:color w:val="0000EE"/>
-            <w:u w:val="single"/>
-          </w:rPr>
-          <w:t>詩8:5</w:t>
-        </w:r>
-      </w:hyperlink>
-      <w:r>
-        <w:rPr>
-          <w:lang w:val="zh_TW" w:bidi="zh_TW"/>
-        </w:rPr>
-        <w:t>）。進一步說，作為造物主的代表，人應當回應祂。耶穌宣告神是靈，而這宣告的結果，是人要以心靈和誠實敬拜祂（</w:t>
-      </w:r>
-      <w:hyperlink r:id="rId25">
-        <w:r>
-          <w:rPr>
-            <w:lang w:val="zh_TW" w:bidi="zh_TW"/>
-          </w:rPr>
-          <w:rPr>
-            <w:color w:val="0000EE"/>
-            <w:u w:val="single"/>
-          </w:rPr>
-          <w:t>約4:21–24</w:t>
-        </w:r>
-      </w:hyperlink>
-      <w:r>
-        <w:rPr>
-          <w:lang w:val="zh_TW" w:bidi="zh_TW"/>
-        </w:rPr>
-        <w:t>）。</w:t>
-      </w:r>
-    </w:p>
-    <w:p>
-      <w:pPr>
-        <w:pStyle w:val="Heading3"/>
-      </w:pPr>
-      <w:r>
-        <w:rPr>
-          <w:lang w:val="zh_TW" w:bidi="zh_TW"/>
-        </w:rPr>
-        <w:t>人的本性</w:t>
-      </w:r>
-    </w:p>
-    <w:p>
-      <w:pPr/>
-      <w:r>
-        <w:rPr>
-          <w:lang w:val="zh_TW" w:bidi="zh_TW"/>
-        </w:rPr>
-      </w:r>
-      <w:r>
-        <w:rPr>
-          <w:lang w:val="zh_TW" w:bidi="zh_TW"/>
-        </w:rPr>
-        <w:t>人往往會傾向把「人」看成由不同部分組成，但聖經的重點卻是強調人的整全。關於人的本性究竟是三方（tripartite，即三重結構）：靈、魂與體（參</w:t>
-      </w:r>
-      <w:hyperlink r:id="rId26">
-        <w:r>
-          <w:rPr>
-            <w:lang w:val="zh_TW" w:bidi="zh_TW"/>
-          </w:rPr>
-          <w:rPr>
-            <w:color w:val="0000EE"/>
-            <w:u w:val="single"/>
-          </w:rPr>
-          <w:t>帖前5:23</w:t>
-        </w:r>
-      </w:hyperlink>
-      <w:r>
-        <w:rPr>
-          <w:lang w:val="zh_TW" w:bidi="zh_TW"/>
-        </w:rPr>
-        <w:t>）；還是二方（bipartite，即二重結構）：物質與非物質，至今仍然爭辯不休。雖然聖經似乎可以支持這兩種立場，但有關人的本性，最重要的問題不在於人有多少部分，而在於人的合一。因此，聖經論及人時，首先宣告：人是一個同時由物質屬性與非物質屬性構成的「位格」。用巴特（Karl Barth）的話說，人是「有身體的魂，同時也是有魂的身體」沒有只具身體而無魂的人，也難以把沒有身體的靈看作完整的人，除非處於暫時的、過渡性的狀態。希伯來文nephesh，常譯作「魂」，在多數語境中更合宜的翻譯是「人」。希伯來文ruach（「氣息」、「風」、「靈」）和希臘文pneuma（「靈」）和psuche（「魂」）常用來指人的非物質部分。這部分與身體相比並不因此而不真實。若僅以純物質、純身體的觀點看人，是極其貧乏的。同樣，若過度強調靈，卻輕忽身體，也是不真實、不平衡的。人可以這樣說：「我是個人，而我的存在目前極度依賴我的身體。但我不只是身體，也不只是血肉。當我的身體死去，我仍然活著；當我的血肉朽壞，我依然存在。但有一天，我要再一次在身體裡活著。因為一個沒有身體的靈魂，並不能完全表達我的人性。神為我所設立的理想，是要我在一個〔新的〕身體裡過生活。因此，在永恆狀態的盼望裡，我信身體的復活和永遠的生命。」</w:t>
-      </w:r>
-    </w:p>
-    <w:p>
-      <w:pPr/>
-      <w:r>
-        <w:rPr>
-          <w:lang w:val="zh_TW" w:bidi="zh_TW"/>
-        </w:rPr>
-      </w:r>
-      <w:r>
-        <w:rPr>
-          <w:lang w:val="zh_TW" w:bidi="zh_TW"/>
-        </w:rPr>
-        <w:t>若要從聖經的角度思考人的本性，就不能不面對墮落的問題。</w:t>
-      </w:r>
-      <w:hyperlink r:id="rId27">
-        <w:r>
-          <w:rPr>
-            <w:lang w:val="zh_TW" w:bidi="zh_TW"/>
-          </w:rPr>
-          <w:rPr>
-            <w:color w:val="0000EE"/>
-            <w:u w:val="single"/>
-          </w:rPr>
-          <w:t>創世記三章</w:t>
-        </w:r>
-      </w:hyperlink>
-      <w:r>
-        <w:rPr>
-          <w:lang w:val="zh_TW" w:bidi="zh_TW"/>
-        </w:rPr>
-        <w:t>顯示，未墮落的人原本是不死的，他生育的能力起初並不受生產痛苦的限制，他的工作也不會因自然界的反覆無常而受挫。然而，墮落之後，一切都改變了：在人內在的生命裡、在男女彼此之間、在人與自然的互動中，以及在人與造物主的關係上，全都發生了變化。</w:t>
-      </w:r>
-    </w:p>
-    <w:p>
-      <w:pPr/>
-      <w:r>
-        <w:rPr>
-          <w:lang w:val="zh_TW" w:bidi="zh_TW"/>
-        </w:rPr>
-      </w:r>
-      <w:r>
-        <w:rPr>
-          <w:lang w:val="zh_TW" w:bidi="zh_TW"/>
-        </w:rPr>
-        <w:t>墮落的結果是，人深深地墮落了，這墮落滲透到他全人的每一部分。「全然敗壞」這個片語，不一定是指人已經壞到不能再壞，而是指罪的影響波及人的整個存在。同時，神的形像在墮落之後，仍以某種方式繼續存在於人的身上，這就成了神施行救恩的依據（參</w:t>
-      </w:r>
-      <w:hyperlink r:id="rId28">
-        <w:r>
-          <w:rPr>
-            <w:lang w:val="zh_TW" w:bidi="zh_TW"/>
-          </w:rPr>
-          <w:rPr>
-            <w:color w:val="0000EE"/>
-            <w:u w:val="single"/>
-          </w:rPr>
-          <w:t>羅5章</w:t>
-        </w:r>
-      </w:hyperlink>
-      <w:r>
-        <w:rPr>
-          <w:lang w:val="zh_TW" w:bidi="zh_TW"/>
-        </w:rPr>
-        <w:t>）。基本上，正因神看重人內在的價值，救恩才有其神所立的合理性。</w:t>
-      </w:r>
-    </w:p>
-    <w:p>
-      <w:pPr/>
-      <w:r>
-        <w:rPr>
-          <w:lang w:val="zh_TW" w:bidi="zh_TW"/>
-        </w:rPr>
-      </w:r>
-      <w:r>
-        <w:rPr>
-          <w:lang w:val="zh_TW" w:bidi="zh_TW"/>
-        </w:rPr>
-        <w:t>關於人本質上是良善還是邪惡的舊爭論，在創世記的記載裡既顯出其困境，也提供了解答：神造人，乃是要他有意識地反映造物主的尊嚴與高貴。然而，人卻因刻意的悖逆而背叛了造物主，從此陷入罪中，罪成了他一生的烙印；除非有神的恩典，否則他仍要不斷活在其中。這隨之而來的罪，既是墮落之人存在本質上的特質，也是他不斷表現出來，無數驕傲與自私的行為。雖然神的形像因人的墮落而在人裡面受損，但當一個人在基督裡得著新生命時，神的靈就在他裡面運行，有效重新激發這形像。神的恩典因此帶來個人的更新、人與人關係的復和，以及恢復與神的相交。</w:t>
-      </w:r>
-    </w:p>
-    <w:p>
-      <w:pPr/>
-      <w:r>
-        <w:rPr>
-          <w:lang w:val="zh_TW" w:bidi="zh_TW"/>
-        </w:rPr>
-      </w:r>
-      <w:r>
-        <w:rPr>
-          <w:lang w:val="zh_TW" w:bidi="zh_TW"/>
-        </w:rPr>
-        <w:t>人起初是神所造的善，但因自己的計謀而成了惡；然而，靠著神的大能，人仍能重新得著那善。要明白「作為一個完整的人」的真正意義，必須從耶穌的生命去重新發現，祂的人性生活就是人的新起點。因此，耶穌是新的亞當；在祂的樣式中，有一個取代舊樣式的新開端。</w:t>
-      </w:r>
-    </w:p>
-    <w:p>
-      <w:pPr>
-        <w:pStyle w:val="Heading3"/>
-      </w:pPr>
-      <w:r>
-        <w:rPr>
-          <w:lang w:val="zh_TW" w:bidi="zh_TW"/>
-        </w:rPr>
-        <w:t>人的歸宿</w:t>
-      </w:r>
-    </w:p>
-    <w:p>
-      <w:pPr/>
-      <w:r>
-        <w:rPr>
-          <w:lang w:val="zh_TW" w:bidi="zh_TW"/>
-        </w:rPr>
-      </w:r>
-      <w:r>
-        <w:rPr>
-          <w:lang w:val="zh_TW" w:bidi="zh_TW"/>
-        </w:rPr>
-        <w:t>聖經對人的看法，必須平衡地涵蓋：人出自神的創造、人悖逆了神的恩典、人要面對的審判，以及因救主耶穌而得著救贖和永生應許的盼望。人有一個起點，卻要永遠存在。這宣告與自然主義的起源與歸宿理論形成強烈對比。現代思想中最具欺騙性的傾向之一，就是「與死亡和解」的觀念。那些不思念神、也不盼望永恆的人，彼此勸勉，要把身體不可避免的衰敗與死亡，視為人生命的自然結局。但聖經的觀點認為，人類的死亡根本不是自然的。</w:t>
-      </w:r>
-    </w:p>
-    <w:p>
-      <w:pPr/>
-      <w:r>
-        <w:rPr>
-          <w:lang w:val="zh_TW" w:bidi="zh_TW"/>
-        </w:rPr>
-      </w:r>
-      <w:r>
-        <w:rPr>
-          <w:lang w:val="zh_TW" w:bidi="zh_TW"/>
-        </w:rPr>
-        <w:t>死亡是後來進入的特質，而不是人的天然歸宿。死亡可以用來描述身體，卻不能用來描述靈。聖經的教導是：雖然身體會死、會朽壞，但人仍存活，並盼望將來得著更新的身體。那些認識基督的人，在肉身死去時就與祂同在（</w:t>
-      </w:r>
-      <w:hyperlink r:id="rId29">
-        <w:r>
-          <w:rPr>
-            <w:lang w:val="zh_TW" w:bidi="zh_TW"/>
-          </w:rPr>
-          <w:rPr>
-            <w:color w:val="0000EE"/>
-            <w:u w:val="single"/>
-          </w:rPr>
-          <w:t>腓1:23</w:t>
-        </w:r>
-      </w:hyperlink>
-      <w:r>
-        <w:rPr>
-          <w:lang w:val="zh_TW" w:bidi="zh_TW"/>
-        </w:rPr>
-        <w:t>），並等候身體復活，進入永恆的生命 （</w:t>
-      </w:r>
-      <w:hyperlink r:id="rId30">
-        <w:r>
-          <w:rPr>
-            <w:lang w:val="zh_TW" w:bidi="zh_TW"/>
-          </w:rPr>
-          <w:rPr>
-            <w:color w:val="0000EE"/>
-            <w:u w:val="single"/>
-          </w:rPr>
-          <w:t>林前15:35–49</w:t>
-        </w:r>
-      </w:hyperlink>
-      <w:r>
-        <w:rPr>
-          <w:lang w:val="zh_TW" w:bidi="zh_TW"/>
-        </w:rPr>
-        <w:t>）。至於那些離世時與基督無關的人，並不是就此消失，而是要進入一種永遠的存在狀態，清醒意識到自己與神隔絕，失落了原本該享有祂同在直到永遠的命定。聖經教導有關失喪之人的結局，對現代人來說極其難以接受。甚至一些高度尊重聖經權威的基督徒，一想到惡人要受永遠刑罰，也可能會感到震驚。然而，聖經中有關惡人終極審判的教義，卻是與聖經許多其它教導，一樣確實而穩固的。</w:t>
-      </w:r>
-    </w:p>
-    <w:p>
-      <w:pPr/>
-      <w:r>
-        <w:rPr>
-          <w:lang w:val="zh_TW" w:bidi="zh_TW"/>
-        </w:rPr>
-      </w:r>
-      <w:r>
-        <w:rPr>
-          <w:lang w:val="zh_TW" w:bidi="zh_TW"/>
-        </w:rPr>
-        <w:t>在聖經中，有關人性最震撼的真理之一，就是明白神所開始救恩工作，最終導致永恆聖子道成肉身，原因竟然是為了人。在祂復活升天之後，主耶穌基督回到天上榮耀威嚴的永恆地位，並且永遠作為神－人（God-man）而存留。耶穌是神，祂分享聖父與聖靈一切的屬性；耶穌是人，祂與人同在、認同人。祂在一個有形的身體裡顯明自己，雖然那是復活的身體，卻是所有屬祂之人復活的初熟果子。因此，道成肉身在神性（deity）裡帶來了一個永恆的改變。若不是因為神極其看重人的價值，祂決不會在自己裡面作出如此根本的改變。正如希伯來書的作者所說：「兒女既同有血肉之體，他也照樣親自成了血肉之體」（</w:t>
-      </w:r>
-      <w:hyperlink r:id="rId31">
-        <w:r>
-          <w:rPr>
-            <w:lang w:val="zh_TW" w:bidi="zh_TW"/>
-          </w:rPr>
-          <w:rPr>
-            <w:color w:val="0000EE"/>
-            <w:u w:val="single"/>
-          </w:rPr>
-          <w:t>來2:14</w:t>
-        </w:r>
-      </w:hyperlink>
-      <w:r>
-        <w:rPr>
-          <w:lang w:val="zh_TW" w:bidi="zh_TW"/>
-        </w:rPr>
-        <w:t>）。</w:t>
-      </w:r>
-    </w:p>
-    <w:p>
-      <w:pPr/>
-      <w:r>
-        <w:rPr>
-          <w:lang w:val="zh_TW" w:bidi="zh_TW"/>
-        </w:rPr>
-      </w:r>
-      <w:r>
-        <w:rPr>
-          <w:lang w:val="zh_TW" w:bidi="zh_TW"/>
-        </w:rPr>
-        <w:t>我們人性的最終指標，就是人是為了敬拜神並永遠享受祂而被造的。神從未將這樣的心意，賜給其它受造之物。即便是那些仍然維持完美狀態、並在清醒喜樂中敬拜父的天使，他們與神的關係也不及蒙救贖的人那樣親密（</w:t>
-      </w:r>
-      <w:hyperlink r:id="rId32">
-        <w:r>
-          <w:rPr>
-            <w:lang w:val="zh_TW" w:bidi="zh_TW"/>
-          </w:rPr>
-          <w:rPr>
-            <w:color w:val="0000EE"/>
-            <w:u w:val="single"/>
-          </w:rPr>
-          <w:t>來2:16</w:t>
-        </w:r>
-      </w:hyperlink>
-      <w:r>
-        <w:rPr>
-          <w:lang w:val="zh_TW" w:bidi="zh_TW"/>
-        </w:rPr>
-        <w:t>）。</w:t>
-      </w:r>
-    </w:p>
-    <w:p>
-      <w:pPr/>
-      <w:r>
-        <w:rPr>
-          <w:lang w:val="zh_TW" w:bidi="zh_TW"/>
-        </w:rPr>
-      </w:r>
-      <w:r>
-        <w:rPr>
-          <w:lang w:val="zh_TW" w:bidi="zh_TW"/>
-        </w:rPr>
-        <w:t>人算什麼？在基督裡，人就是神原本要他成為的樣式，滿有尊榮與尊貴，並且永遠在祂寶座前歡喜快樂。</w:t>
-      </w:r>
-    </w:p>
-    <w:p>
-      <w:pPr/>
-      <w:r>
-        <w:rPr>
-          <w:lang w:val="zh_TW" w:bidi="zh_TW"/>
-        </w:rPr>
-      </w:r>
-      <w:r>
-        <w:rPr>
-          <w:i/>
-          <w:lang w:val="zh_TW" w:bidi="zh_TW"/>
-        </w:rPr>
-        <w:t>另見</w:t>
-      </w:r>
-      <w:r>
-        <w:rPr>
-          <w:lang w:val="zh_TW" w:bidi="zh_TW"/>
-        </w:rPr>
-        <w:t xml:space="preserve"> </w:t>
-      </w:r>
-      <w:r>
-        <w:rPr>
-          <w:lang w:val="zh_TW" w:bidi="zh_TW"/>
-        </w:rPr>
-        <w:t>神的形象；屬血氣的</w:t>
-      </w:r>
-      <w:r>
-        <w:rPr>
-          <w:lang w:val="zh_TW" w:bidi="zh_TW"/>
-        </w:rPr>
-        <w:t>人；</w:t>
-      </w:r>
-      <w:r>
-        <w:rPr>
-          <w:lang w:val="zh_TW" w:bidi="zh_TW"/>
-        </w:rPr>
-        <w:t>舊人與新人</w:t>
-      </w:r>
-      <w:r>
-        <w:rPr>
-          <w:lang w:val="zh_TW" w:bidi="zh_TW"/>
-        </w:rPr>
-        <w:t>。</w:t>
-      </w:r>
-      <w:r>
-        <w:rPr>
-          <w:lang w:val="zh_TW" w:bidi="zh_TW"/>
-        </w:rPr>
-      </w:r>
-      <w:r>
-        <w:rPr>
-          <w:lang w:val="zh_TW" w:bidi="zh_TW"/>
-        </w:rPr>
-      </w:r>
-    </w:p>
-    <w:p>
-      <w:pPr/>
-      <w:r>
-        <w:rPr>
-          <w:lang w:val="zh_TW" w:bidi="zh_TW"/>
-        </w:rPr>
-      </w:r>
-    </w:p>
-    <w:p>
-      <w:pPr>
-        <w:pStyle w:val="Heading2"/>
-      </w:pPr>
-      <w:r>
-        <w:rPr>
-          <w:lang w:val="zh_TW" w:bidi="zh_TW"/>
-        </w:rPr>
-        <w:t>人的墮落</w:t>
-      </w:r>
-      <w:r>
-        <w:rPr>
-          <w:lang w:val="zh_TW" w:bidi="zh_TW"/>
-        </w:rPr>
-      </w:r>
-    </w:p>
-    <w:p>
-      <w:pPr/>
-      <w:r>
-        <w:rPr>
-          <w:lang w:val="zh_TW" w:bidi="zh_TW"/>
-        </w:rPr>
-      </w:r>
-      <w:r>
-        <w:rPr>
-          <w:lang w:val="zh_TW" w:bidi="zh_TW"/>
-        </w:rPr>
-        <w:t>在人類歷史中，亞當吃了那禁果，使人類由道德上純真、蒙神喜悅的狀態，轉變為被定罪、終必死亡的光景。</w:t>
-      </w:r>
-    </w:p>
-    <w:p>
-      <w:pPr>
-        <w:pStyle w:val="Heading3"/>
-      </w:pPr>
-      <w:r>
-        <w:rPr>
-          <w:lang w:val="zh_TW" w:bidi="zh_TW"/>
-        </w:rPr>
-        <w:t>聖經的證據</w:t>
-      </w:r>
-    </w:p>
-    <w:p>
-      <w:pPr/>
-      <w:r>
-        <w:rPr>
-          <w:lang w:val="zh_TW" w:bidi="zh_TW"/>
-        </w:rPr>
-      </w:r>
-      <w:hyperlink r:id="rId13">
-        <w:r>
-          <w:rPr>
-            <w:lang w:val="zh_TW" w:bidi="zh_TW"/>
-          </w:rPr>
-          <w:rPr>
-            <w:color w:val="0000EE"/>
-            <w:u w:val="single"/>
-          </w:rPr>
-          <w:t>創世記一</w:t>
-        </w:r>
-      </w:hyperlink>
-      <w:r>
-        <w:rPr>
-          <w:lang w:val="zh_TW" w:bidi="zh_TW"/>
-        </w:rPr>
-        <w:t>和</w:t>
-      </w:r>
-      <w:hyperlink r:id="rId17">
-        <w:r>
-          <w:rPr>
-            <w:lang w:val="zh_TW" w:bidi="zh_TW"/>
-          </w:rPr>
-          <w:rPr>
-            <w:color w:val="0000EE"/>
-            <w:u w:val="single"/>
-          </w:rPr>
-          <w:t>二章</w:t>
-        </w:r>
-      </w:hyperlink>
-      <w:r>
-        <w:rPr>
-          <w:lang w:val="zh_TW" w:bidi="zh_TW"/>
-        </w:rPr>
-        <w:t>的創世敘事，肯定了人的本質與使命的獨特性。人是按著神的形像被造，為要與神相交、彼此交通。作為神的代表，人被賦予治理全地的權柄，要開發並使用地上的資源，使神得榮耀。</w:t>
-      </w:r>
-    </w:p>
-    <w:p>
-      <w:pPr/>
-      <w:r>
-        <w:rPr>
-          <w:lang w:val="zh_TW" w:bidi="zh_TW"/>
-        </w:rPr>
-      </w:r>
-      <w:r>
-        <w:rPr>
-          <w:lang w:val="zh_TW" w:bidi="zh_TW"/>
-        </w:rPr>
-        <w:t>除了文化使命以外，人同時也領受一條具體的命令：神准許他吃伊甸園的各樣植物，卻明確禁止他吃分別善惡樹上的果子。這命令的目的，乃是為了在人的意識中，建立善與惡之間的根本對立，並使人肯定其定位就是事奉造物主。人若能忠心事奉，便可享受天父所賜的一切福分，並最終進入與神同在，享受永恆生命的豐盛。</w:t>
-      </w:r>
-    </w:p>
-    <w:p>
-      <w:pPr/>
-      <w:r>
-        <w:rPr>
-          <w:lang w:val="zh_TW" w:bidi="zh_TW"/>
-        </w:rPr>
-      </w:r>
-      <w:r>
-        <w:rPr>
-          <w:lang w:val="zh_TW" w:bidi="zh_TW"/>
-        </w:rPr>
-        <w:t>雖然人與動物一樣被造為有生命的活物，但人生命的核心在於與神的聯合與相交。與神的交通本應是亞當自覺擁有的特權，這與動物形成對比，因牠們既沒有犯罪的可能，也沒有與神有意識的相交。人在充分明白另一選擇所帶來的邪惡後，應當甘心樂意、出於愛心地事奉神。因此，他在神面前的生命本質應是敬虔的，而不是單憑本能的。</w:t>
-      </w:r>
-    </w:p>
-    <w:p>
-      <w:pPr/>
-      <w:r>
-        <w:rPr>
-          <w:lang w:val="zh_TW" w:bidi="zh_TW"/>
-        </w:rPr>
-      </w:r>
-      <w:r>
-        <w:rPr>
-          <w:lang w:val="zh_TW" w:bidi="zh_TW"/>
-        </w:rPr>
-        <w:t>神吩咐不可吃分別善惡樹的果子，其目的在於要使人堅立於公義和信心的道路上，然而，撒但卻利用這條命令作為機會，引誘人背叛神。雖然人面對試探本身並不是邪惡，但撒但引誘人犯罪卻是邪惡的。這意味著在人墮落之前，宇宙已經存在邪惡。撒但的目的明顯是要使人歸服於牠，並藉著人將牠黑暗的國度擴展到全地。人的墮落，以及其後神所展開的救贖計劃，必須在神與撒但之間的宇宙性衝突這個背景下來理解，而在這場爭戰中，神最終的得勝是確定無疑的。撒但藉著蛇作為工具，先接近夏娃來引誘亞當，誘惑他們吃分別善惡樹的果子。</w:t>
-      </w:r>
-    </w:p>
-    <w:p>
-      <w:pPr/>
-      <w:r>
-        <w:rPr>
-          <w:lang w:val="zh_TW" w:bidi="zh_TW"/>
-        </w:rPr>
-      </w:r>
-      <w:r>
-        <w:rPr>
-          <w:lang w:val="zh_TW" w:bidi="zh_TW"/>
-        </w:rPr>
-        <w:t>在人墮落之前，對善惡的分別並非一無所知，只是他在經驗上只認識善。亞當應當只從神那裡領受有關善惡分別的本質，以及領受教導，知道吃或不吃生命樹上的果子所帶來的後果。正如他起初從造物主得著生命，如今他也當順服神口中所出的一切話，並藉此而活。試探的目的，是要人離開對神的依靠。撒但質疑神話語的真實，並挑戰祂的權柄，引誘人以為自己能判斷善惡，並能掌握後果，使後果有利自己。這試探的核心，就是要人自以為神。</w:t>
-      </w:r>
-    </w:p>
-    <w:p>
-      <w:pPr/>
-      <w:r>
-        <w:rPr>
-          <w:lang w:val="zh_TW" w:bidi="zh_TW"/>
-        </w:rPr>
-      </w:r>
-      <w:r>
-        <w:rPr>
-          <w:lang w:val="zh_TW" w:bidi="zh_TW"/>
-        </w:rPr>
-        <w:t>亞當在屈服於撒但的試探後，與妻子一同吃了禁果，因而墮落。這悖逆的行為，乃是背叛、不忠、失信與不信的行為。正如「不可吃」這條命令總結並集中表明了人在神面前公義的一切要求，這違命的舉動則彰顯出徹底的背道。全心的背叛與完全的悖逆取代了對神完全的順服：人拒絕神的權柄，懷疑神的美善，爭論神的智慧，否定神的真理。一個全新的情感與思想的複雜體系，掌控了人的心思意念。</w:t>
-      </w:r>
-    </w:p>
-    <w:p>
-      <w:pPr>
-        <w:pStyle w:val="Heading3"/>
-      </w:pPr>
-      <w:r>
-        <w:rPr>
-          <w:lang w:val="zh_TW" w:bidi="zh_TW"/>
-        </w:rPr>
-        <w:t>墮落的後果</w:t>
-      </w:r>
-    </w:p>
-    <w:p>
-      <w:pPr/>
-      <w:r>
-        <w:rPr>
-          <w:lang w:val="zh_TW" w:bidi="zh_TW"/>
-        </w:rPr>
-      </w:r>
-      <w:r>
-        <w:rPr>
-          <w:lang w:val="zh_TW" w:bidi="zh_TW"/>
-        </w:rPr>
-        <w:t>人墮落的最直接後果，就是在神面前失去了坦然與喜樂，轉而生出懼怕與羞恥。亞當與夏娃與神隔絕，也清楚顯明了這一點。這既表現在臨到人的咒詛，更明顯體現在亞當和夏娃被逐出伊甸園。伊甸園原是公義的居所，是人與神聯合和相交的範圍；一旦人因不義斷絕了與神的相交，就必然會被逐出伊甸園。正如神所警告的，罪的結果就是死。因為死亡會臨到一切有生命之處，也使人的身體在墳墓裡歸於朽壞。</w:t>
-      </w:r>
-    </w:p>
-    <w:p>
-      <w:pPr/>
-      <w:r>
-        <w:rPr>
-          <w:lang w:val="zh_TW" w:bidi="zh_TW"/>
-        </w:rPr>
-      </w:r>
-      <w:r>
-        <w:rPr>
-          <w:lang w:val="zh_TW" w:bidi="zh_TW"/>
-        </w:rPr>
-        <w:t>墮落的後果不僅臨到亞當和夏娃，也延伸到一切由他們自然繁衍而來的人身上，因為亞當與全人類之間存在獨特的連帶關係。有些神學家特別強調亞當與後裔之間的普遍聯繫，而另一些則注重約的關係，以亞當作為後裔之首和代表。亞當犯罪對全人類的後果，就是他的罪被算在所有後裔的身上，他們因此都必面對死亡的刑罰，並且承受敗壞的本性。</w:t>
-      </w:r>
-    </w:p>
-    <w:p>
-      <w:pPr/>
-      <w:r>
-        <w:rPr>
-          <w:lang w:val="zh_TW" w:bidi="zh_TW"/>
-        </w:rPr>
-      </w:r>
-      <w:r>
-        <w:rPr>
-          <w:lang w:val="zh_TW" w:bidi="zh_TW"/>
-        </w:rPr>
-        <w:t>墮落的後果也顯明在整個受造界，因咒詛的作用，使人在完成原本文化使命時遭遇阻力。人要繁衍遍布世界，就必須經歷生產的痛苦與危險，而維持生命所需的食物、衣物與居所，也只能經過艱辛和勞苦的勞動才能得來。</w:t>
-      </w:r>
-    </w:p>
-    <w:p>
-      <w:pPr/>
-      <w:r>
-        <w:rPr>
-          <w:lang w:val="zh_TW" w:bidi="zh_TW"/>
-        </w:rPr>
-      </w:r>
-      <w:r>
-        <w:rPr>
-          <w:lang w:val="zh_TW" w:bidi="zh_TW"/>
-        </w:rPr>
-        <w:t>然而，人墮落後，死亡並沒有</w:t>
-      </w:r>
-      <w:r>
-        <w:rPr>
-          <w:b/>
-          <w:lang w:val="zh_TW" w:bidi="zh_TW"/>
-        </w:rPr>
-        <w:t>立刻</w:t>
-      </w:r>
-      <w:r>
-        <w:rPr>
-          <w:lang w:val="zh_TW" w:bidi="zh_TW"/>
-        </w:rPr>
-        <w:t>臨到作為</w:t>
-      </w:r>
-      <w:r>
-        <w:rPr>
-          <w:b/>
-          <w:lang w:val="zh_TW" w:bidi="zh_TW"/>
-        </w:rPr>
-        <w:t>最終</w:t>
-      </w:r>
-      <w:r>
-        <w:rPr>
-          <w:lang w:val="zh_TW" w:bidi="zh_TW"/>
-        </w:rPr>
-        <w:t>的審判，這正顯出神對人的拯救旨意。亞當在聽見死亡的咒詛之前，已經先聽見一位救主的應許（</w:t>
-      </w:r>
-      <w:hyperlink r:id="rId33">
-        <w:r>
-          <w:rPr>
-            <w:lang w:val="zh_TW" w:bidi="zh_TW"/>
-          </w:rPr>
-          <w:rPr>
-            <w:color w:val="0000EE"/>
-            <w:u w:val="single"/>
-          </w:rPr>
-          <w:t>創3:15</w:t>
-        </w:r>
-      </w:hyperlink>
-      <w:r>
-        <w:rPr>
-          <w:lang w:val="zh_TW" w:bidi="zh_TW"/>
-        </w:rPr>
-        <w:t>）。</w:t>
-      </w:r>
-    </w:p>
-    <w:p>
-      <w:pPr/>
-      <w:r>
-        <w:rPr>
-          <w:lang w:val="zh_TW" w:bidi="zh_TW"/>
-        </w:rPr>
-      </w:r>
-      <w:r>
-        <w:rPr>
-          <w:lang w:val="zh_TW" w:bidi="zh_TW"/>
-        </w:rPr>
-        <w:t>自</w:t>
-      </w:r>
-      <w:hyperlink r:id="rId27">
-        <w:r>
-          <w:rPr>
-            <w:lang w:val="zh_TW" w:bidi="zh_TW"/>
-          </w:rPr>
-          <w:rPr>
-            <w:color w:val="0000EE"/>
-            <w:u w:val="single"/>
-          </w:rPr>
-          <w:t>創世記三章</w:t>
-        </w:r>
-      </w:hyperlink>
-      <w:r>
-        <w:rPr>
-          <w:lang w:val="zh_TW" w:bidi="zh_TW"/>
-        </w:rPr>
-        <w:t>之後，聖經很少提到人的墮落，但這一歷史事件卻是其後一切經文的必要前提。聖經的重點是面向未來——罪惡不斷擴大的影響，以及神展開祂的救贖計劃。</w:t>
-      </w:r>
-    </w:p>
-    <w:p>
-      <w:pPr/>
-      <w:r>
-        <w:rPr>
-          <w:lang w:val="zh_TW" w:bidi="zh_TW"/>
-        </w:rPr>
-      </w:r>
-      <w:r>
-        <w:rPr>
-          <w:i/>
-          <w:lang w:val="zh_TW" w:bidi="zh_TW"/>
-        </w:rPr>
-        <w:t>另見</w:t>
-      </w:r>
-      <w:r>
-        <w:rPr>
-          <w:lang w:val="zh_TW" w:bidi="zh_TW"/>
-        </w:rPr>
-        <w:t xml:space="preserve"> </w:t>
-      </w:r>
-      <w:r>
-        <w:rPr>
-          <w:lang w:val="zh_TW" w:bidi="zh_TW"/>
-        </w:rPr>
-        <w:t>亞當（人物）；</w:t>
-      </w:r>
-      <w:r>
-        <w:rPr>
-          <w:lang w:val="zh_TW" w:bidi="zh_TW"/>
-        </w:rPr>
-        <w:t>死亡；</w:t>
-      </w:r>
-      <w:r>
-        <w:rPr>
-          <w:lang w:val="zh_TW" w:bidi="zh_TW"/>
-        </w:rPr>
-        <w:t>罪</w:t>
-      </w:r>
-      <w:r>
-        <w:rPr>
-          <w:lang w:val="zh_TW" w:bidi="zh_TW"/>
-        </w:rPr>
-        <w:t>。</w:t>
-      </w:r>
-      <w:r>
-        <w:rPr>
-          <w:lang w:val="zh_TW" w:bidi="zh_TW"/>
-        </w:rPr>
-      </w:r>
-      <w:r>
-        <w:rPr>
-          <w:lang w:val="zh_TW" w:bidi="zh_TW"/>
-        </w:rPr>
-      </w:r>
-    </w:p>
-    <w:p>
-      <w:pPr/>
-      <w:r>
-        <w:rPr>
-          <w:lang w:val="zh_TW" w:bidi="zh_TW"/>
-        </w:rPr>
-      </w:r>
-    </w:p>
-    <w:p>
-      <w:pPr>
-        <w:pStyle w:val="Heading2"/>
-      </w:pPr>
-      <w:r>
-        <w:rPr>
-          <w:lang w:val="zh_TW" w:bidi="zh_TW"/>
-        </w:rPr>
-        <w:t>人子</w:t>
-      </w:r>
-      <w:r>
-        <w:rPr>
-          <w:lang w:val="zh_TW" w:bidi="zh_TW"/>
-        </w:rPr>
-      </w:r>
-    </w:p>
-    <w:p>
-      <w:pPr/>
-      <w:r>
-        <w:rPr>
-          <w:lang w:val="zh_TW" w:bidi="zh_TW"/>
-        </w:rPr>
-      </w:r>
-      <w:r>
-        <w:rPr>
-          <w:lang w:val="zh_TW" w:bidi="zh_TW"/>
-        </w:rPr>
-        <w:t>這是耶穌使用的彌賽亞稱號，用來表達祂屬天的根源、地上的使命以及將來的榮耀再來。這稱號不僅僅如一些教會的教父或近代學者所認為僅指祂具有人的本質和人性，而是反映出耶穌的天上根源和神的威嚴；祂以人的形式所顯現的奧秘；以及祂在地上的使命，這使命促使祂被釘在十字架上，並進入榮耀。</w:t>
-      </w:r>
-    </w:p>
-    <w:p>
-      <w:pPr/>
-      <w:r>
-        <w:rPr>
-          <w:lang w:val="zh_TW" w:bidi="zh_TW"/>
-        </w:rPr>
-      </w:r>
-      <w:r>
-        <w:rPr>
-          <w:lang w:val="zh_TW" w:bidi="zh_TW"/>
-        </w:rPr>
-        <w:t>「人子」這個稱號的背景可以追溯到舊約，特別是在以西結書中出現，因為這位先知被稱為「人子」多達90次。例如，神對他說：「人子啊，你站起來，我要和你說話」（</w:t>
-      </w:r>
-      <w:hyperlink r:id="rId34">
-        <w:r>
-          <w:rPr>
-            <w:lang w:val="zh_TW" w:bidi="zh_TW"/>
-          </w:rPr>
-          <w:rPr>
-            <w:color w:val="0000EE"/>
-            <w:u w:val="single"/>
-          </w:rPr>
-          <w:t>結2:1</w:t>
-        </w:r>
-      </w:hyperlink>
-      <w:r>
-        <w:rPr>
-          <w:lang w:val="zh_TW" w:bidi="zh_TW"/>
-        </w:rPr>
-        <w:t>）。耶穌使用「人子」這個稱號以及許多來自以西結書的主題，顯示耶穌要表明自己是末世的先知，就像以西結一樣（</w:t>
-      </w:r>
-      <w:hyperlink r:id="rId35">
-        <w:r>
-          <w:rPr>
-            <w:lang w:val="zh_TW" w:bidi="zh_TW"/>
-          </w:rPr>
-          <w:rPr>
-            <w:color w:val="0000EE"/>
-            <w:u w:val="single"/>
-          </w:rPr>
-          <w:t>4</w:t>
-        </w:r>
-      </w:hyperlink>
-      <w:r>
-        <w:rPr>
-          <w:lang w:val="zh_TW" w:bidi="zh_TW"/>
-        </w:rPr>
-        <w:t>、</w:t>
-      </w:r>
-      <w:hyperlink r:id="rId36">
-        <w:r>
-          <w:rPr>
-            <w:lang w:val="zh_TW" w:bidi="zh_TW"/>
-          </w:rPr>
-          <w:rPr>
-            <w:color w:val="0000EE"/>
-            <w:u w:val="single"/>
-          </w:rPr>
-          <w:t>7</w:t>
-        </w:r>
-      </w:hyperlink>
-      <w:r>
-        <w:rPr>
-          <w:lang w:val="zh_TW" w:bidi="zh_TW"/>
-        </w:rPr>
-        <w:t>、</w:t>
-      </w:r>
-      <w:hyperlink r:id="rId37">
-        <w:r>
-          <w:rPr>
-            <w:lang w:val="zh_TW" w:bidi="zh_TW"/>
-          </w:rPr>
-          <w:rPr>
-            <w:color w:val="0000EE"/>
-            <w:u w:val="single"/>
-          </w:rPr>
-          <w:t>10</w:t>
-        </w:r>
-      </w:hyperlink>
-      <w:r>
-        <w:rPr>
-          <w:lang w:val="zh_TW" w:bidi="zh_TW"/>
-        </w:rPr>
-        <w:t>、</w:t>
-      </w:r>
-      <w:hyperlink r:id="rId38">
-        <w:r>
-          <w:rPr>
-            <w:lang w:val="zh_TW" w:bidi="zh_TW"/>
-          </w:rPr>
-          <w:rPr>
-            <w:color w:val="0000EE"/>
-            <w:u w:val="single"/>
-          </w:rPr>
-          <w:t>22</w:t>
-        </w:r>
-      </w:hyperlink>
-      <w:r>
-        <w:rPr>
-          <w:lang w:val="zh_TW" w:bidi="zh_TW"/>
-        </w:rPr>
-        <w:t>、</w:t>
-      </w:r>
-      <w:hyperlink r:id="rId39">
-        <w:r>
-          <w:rPr>
-            <w:lang w:val="zh_TW" w:bidi="zh_TW"/>
-          </w:rPr>
-          <w:rPr>
-            <w:color w:val="0000EE"/>
-            <w:u w:val="single"/>
-          </w:rPr>
-          <w:t>40–48</w:t>
-        </w:r>
-      </w:hyperlink>
-      <w:r>
-        <w:rPr>
-          <w:lang w:val="zh_TW" w:bidi="zh_TW"/>
-        </w:rPr>
-        <w:t>章），對耶路撒冷的毀滅和神國在以色列的復興有最終的宣告（</w:t>
-      </w:r>
-      <w:hyperlink r:id="rId40">
-        <w:r>
-          <w:rPr>
-            <w:lang w:val="zh_TW" w:bidi="zh_TW"/>
-          </w:rPr>
-          <w:rPr>
-            <w:color w:val="0000EE"/>
-            <w:u w:val="single"/>
-          </w:rPr>
-          <w:t>太23–24章</w:t>
-        </w:r>
-      </w:hyperlink>
-      <w:r>
-        <w:rPr>
-          <w:lang w:val="zh_TW" w:bidi="zh_TW"/>
-        </w:rPr>
-        <w:t>；</w:t>
-      </w:r>
-      <w:hyperlink r:id="rId41">
-        <w:r>
-          <w:rPr>
-            <w:lang w:val="zh_TW" w:bidi="zh_TW"/>
-          </w:rPr>
-          <w:rPr>
-            <w:color w:val="0000EE"/>
-            <w:u w:val="single"/>
-          </w:rPr>
-          <w:t>徒1:6–8</w:t>
-        </w:r>
-      </w:hyperlink>
-      <w:r>
-        <w:rPr>
-          <w:lang w:val="zh_TW" w:bidi="zh_TW"/>
-        </w:rPr>
-        <w:t>）。</w:t>
-      </w:r>
-    </w:p>
-    <w:p>
-      <w:pPr/>
-      <w:r>
-        <w:rPr>
-          <w:lang w:val="zh_TW" w:bidi="zh_TW"/>
-        </w:rPr>
-      </w:r>
-      <w:r>
-        <w:rPr>
-          <w:lang w:val="zh_TW" w:bidi="zh_TW"/>
-        </w:rPr>
-        <w:t>這個稱號的具體來源是</w:t>
-      </w:r>
-      <w:hyperlink r:id="rId42">
-        <w:r>
-          <w:rPr>
-            <w:lang w:val="zh_TW" w:bidi="zh_TW"/>
-          </w:rPr>
-          <w:rPr>
-            <w:color w:val="0000EE"/>
-            <w:u w:val="single"/>
-          </w:rPr>
-          <w:t>但以理書七章13至14節</w:t>
-        </w:r>
-      </w:hyperlink>
-      <w:r>
-        <w:rPr>
-          <w:lang w:val="zh_TW" w:bidi="zh_TW"/>
-        </w:rPr>
-        <w:t>，在那裡但以理看到一個「像人子」的異象，他「駕著天雲」而來，被領到「亙古常在者」面前，而亙古常在者賜給祂權柄、榮耀、國度。耶穌在教導祂的再來時多次引用這處經文的一部分（</w:t>
-      </w:r>
-      <w:hyperlink r:id="rId43">
-        <w:r>
-          <w:rPr>
-            <w:lang w:val="zh_TW" w:bidi="zh_TW"/>
-          </w:rPr>
-          <w:rPr>
-            <w:color w:val="0000EE"/>
-            <w:u w:val="single"/>
-          </w:rPr>
-          <w:t>太16:27</w:t>
-        </w:r>
-      </w:hyperlink>
-      <w:r>
-        <w:rPr>
-          <w:lang w:val="zh_TW" w:bidi="zh_TW"/>
-        </w:rPr>
-        <w:t>，</w:t>
-      </w:r>
-      <w:hyperlink r:id="rId44">
-        <w:r>
-          <w:rPr>
-            <w:lang w:val="zh_TW" w:bidi="zh_TW"/>
-          </w:rPr>
-          <w:rPr>
-            <w:color w:val="0000EE"/>
-            <w:u w:val="single"/>
-          </w:rPr>
-          <w:t>19:28，</w:t>
-        </w:r>
-      </w:hyperlink>
-      <w:hyperlink r:id="rId45">
-        <w:r>
-          <w:rPr>
-            <w:lang w:val="zh_TW" w:bidi="zh_TW"/>
-          </w:rPr>
-          <w:rPr>
-            <w:color w:val="0000EE"/>
-            <w:u w:val="single"/>
-          </w:rPr>
-          <w:t>24:30，2</w:t>
-        </w:r>
-      </w:hyperlink>
-      <w:hyperlink r:id="rId46">
-        <w:r>
-          <w:rPr>
-            <w:lang w:val="zh_TW" w:bidi="zh_TW"/>
-          </w:rPr>
-          <w:rPr>
-            <w:color w:val="0000EE"/>
-            <w:u w:val="single"/>
-          </w:rPr>
-          <w:t>5:31，</w:t>
-        </w:r>
-      </w:hyperlink>
-      <w:hyperlink r:id="rId47">
-        <w:r>
-          <w:rPr>
-            <w:lang w:val="zh_TW" w:bidi="zh_TW"/>
-          </w:rPr>
-          <w:rPr>
-            <w:color w:val="0000EE"/>
-            <w:u w:val="single"/>
-          </w:rPr>
-          <w:t>26:64</w:t>
-        </w:r>
-      </w:hyperlink>
-      <w:r>
-        <w:rPr>
-          <w:lang w:val="zh_TW" w:bidi="zh_TW"/>
-        </w:rPr>
-        <w:t>）。顯然，耶穌將這處經文理解為是祂自己的預言，描繪了祂的道成肉身、升天和承受神的國度。</w:t>
-      </w:r>
-    </w:p>
-    <w:p>
-      <w:pPr/>
-      <w:r>
-        <w:rPr>
-          <w:lang w:val="zh_TW" w:bidi="zh_TW"/>
-        </w:rPr>
-      </w:r>
-      <w:r>
-        <w:rPr>
-          <w:lang w:val="zh_TW" w:bidi="zh_TW"/>
-        </w:rPr>
-        <w:t>在福音書中，「人子」這個稱號被耶穌使用了大約80次，以隱晦、間接的方式來說明耶穌自己（太，32次；可，14次；路，26次；約，10次）。在所有這些經文中，耶穌都是說話者，從來沒有人稱呼祂為「人子」。在有些經文中的描述非常奧秘，以至於有些解經家認為耶穌是在談論另一個人。這種懷疑只出現在約翰福音中唯一的一處經文中，群眾問耶穌：「這人子是誰呢？」（</w:t>
-      </w:r>
-      <w:hyperlink r:id="rId48">
-        <w:r>
-          <w:rPr>
-            <w:lang w:val="zh_TW" w:bidi="zh_TW"/>
-          </w:rPr>
-          <w:rPr>
-            <w:color w:val="0000EE"/>
-            <w:u w:val="single"/>
-          </w:rPr>
-          <w:t>約12:34</w:t>
-        </w:r>
-      </w:hyperlink>
-      <w:r>
-        <w:rPr>
-          <w:lang w:val="zh_TW" w:bidi="zh_TW"/>
-        </w:rPr>
-        <w:t>）。在大多數經文中，耶穌的身份是明確的。在一些經文中是明顯的：「人說我——人子是誰？」——接著是「你們說我是誰？」（</w:t>
-      </w:r>
-      <w:hyperlink r:id="rId49">
-        <w:r>
-          <w:rPr>
-            <w:lang w:val="zh_TW" w:bidi="zh_TW"/>
-          </w:rPr>
-          <w:rPr>
-            <w:color w:val="0000EE"/>
-            <w:u w:val="single"/>
-          </w:rPr>
-          <w:t>太16:13、15</w:t>
-        </w:r>
-      </w:hyperlink>
-      <w:r>
-        <w:rPr>
-          <w:lang w:val="zh_TW" w:bidi="zh_TW"/>
-        </w:rPr>
-        <w:t>）。通常的結論是，耶穌將這個稱號用作祂自己的彌賽亞稱號，這樣祂就可以謙卑地談論祂自己和祂的使命，並傳達耶穌希望揭示關於祂自己的重要事實。祂可以這樣做，因為當這個稱號用於耶穌的彌賽亞身分時，這一稱號並未帶來普遍的錯誤觀念和誤解。</w:t>
-      </w:r>
-    </w:p>
-    <w:p>
-      <w:pPr/>
-      <w:r>
-        <w:rPr>
-          <w:lang w:val="zh_TW" w:bidi="zh_TW"/>
-        </w:rPr>
-      </w:r>
-      <w:r>
-        <w:rPr>
-          <w:lang w:val="zh_TW" w:bidi="zh_TW"/>
-        </w:rPr>
-        <w:t>這個稱號在新約中只出現了另外四次。在</w:t>
-      </w:r>
-      <w:hyperlink r:id="rId50">
-        <w:r>
-          <w:rPr>
-            <w:lang w:val="zh_TW" w:bidi="zh_TW"/>
-          </w:rPr>
-          <w:rPr>
-            <w:color w:val="0000EE"/>
-            <w:u w:val="single"/>
-          </w:rPr>
-          <w:t>使徒行傳七章56節</w:t>
-        </w:r>
-      </w:hyperlink>
-      <w:r>
-        <w:rPr>
-          <w:lang w:val="zh_TW" w:bidi="zh_TW"/>
-        </w:rPr>
-        <w:t>，司提反說：「我看見天開了，人子站在神的右邊。」</w:t>
-      </w:r>
-      <w:hyperlink r:id="rId51">
-        <w:r>
-          <w:rPr>
-            <w:lang w:val="zh_TW" w:bidi="zh_TW"/>
-          </w:rPr>
-          <w:rPr>
-            <w:color w:val="0000EE"/>
-            <w:u w:val="single"/>
-          </w:rPr>
-          <w:t>希伯來書二章6節</w:t>
-        </w:r>
-      </w:hyperlink>
-      <w:r>
-        <w:rPr>
-          <w:lang w:val="zh_TW" w:bidi="zh_TW"/>
-        </w:rPr>
-        <w:t>將</w:t>
-      </w:r>
-      <w:hyperlink r:id="rId52">
-        <w:r>
-          <w:rPr>
-            <w:lang w:val="zh_TW" w:bidi="zh_TW"/>
-          </w:rPr>
-          <w:rPr>
-            <w:color w:val="0000EE"/>
-            <w:u w:val="single"/>
-          </w:rPr>
-          <w:t>詩篇八篇4節</w:t>
-        </w:r>
-      </w:hyperlink>
-      <w:r>
-        <w:rPr>
-          <w:lang w:val="zh_TW" w:bidi="zh_TW"/>
-        </w:rPr>
-        <w:t>應用在耶穌身上。最後，</w:t>
-      </w:r>
-      <w:hyperlink r:id="rId53">
-        <w:r>
-          <w:rPr>
-            <w:lang w:val="zh_TW" w:bidi="zh_TW"/>
-          </w:rPr>
-          <w:rPr>
-            <w:color w:val="0000EE"/>
-            <w:u w:val="single"/>
-          </w:rPr>
-          <w:t>啟示錄一章13節</w:t>
-        </w:r>
-      </w:hyperlink>
-      <w:r>
-        <w:rPr>
-          <w:lang w:val="zh_TW" w:bidi="zh_TW"/>
-        </w:rPr>
-        <w:t>和</w:t>
-      </w:r>
-      <w:hyperlink r:id="rId54">
-        <w:r>
-          <w:rPr>
-            <w:lang w:val="zh_TW" w:bidi="zh_TW"/>
-          </w:rPr>
-          <w:rPr>
-            <w:color w:val="0000EE"/>
-            <w:u w:val="single"/>
-          </w:rPr>
-          <w:t>十四章14節</w:t>
-        </w:r>
-      </w:hyperlink>
-      <w:r>
-        <w:rPr>
-          <w:lang w:val="zh_TW" w:bidi="zh_TW"/>
-        </w:rPr>
-        <w:t>描繪兩個「像人子的」異象，毫無疑問是榮耀的耶穌。</w:t>
-      </w:r>
-    </w:p>
-    <w:p>
-      <w:pPr/>
-      <w:r>
-        <w:rPr>
-          <w:lang w:val="zh_TW" w:bidi="zh_TW"/>
-        </w:rPr>
-      </w:r>
-      <w:r>
-        <w:rPr>
-          <w:lang w:val="zh_TW" w:bidi="zh_TW"/>
-        </w:rPr>
-        <w:t>在對觀福音中，耶穌使用「人子」這個稱號的第一個主題，是祂來到世上完成彌賽亞使命。耶穌通過說「狐狸有洞，天空的飛鳥有窩，人子卻沒有枕頭的地方」，來比較祂在地上的狀況與祂先前在天上的榮耀（</w:t>
-      </w:r>
-      <w:hyperlink r:id="rId55">
-        <w:r>
-          <w:rPr>
-            <w:lang w:val="zh_TW" w:bidi="zh_TW"/>
-          </w:rPr>
-          <w:rPr>
-            <w:color w:val="0000EE"/>
-            <w:u w:val="single"/>
-          </w:rPr>
-          <w:t>太8:20</w:t>
-        </w:r>
-      </w:hyperlink>
-      <w:r>
-        <w:rPr>
-          <w:lang w:val="zh_TW" w:bidi="zh_TW"/>
-        </w:rPr>
-        <w:t>；見</w:t>
-      </w:r>
-      <w:hyperlink r:id="rId56">
-        <w:r>
-          <w:rPr>
-            <w:lang w:val="zh_TW" w:bidi="zh_TW"/>
-          </w:rPr>
-          <w:rPr>
-            <w:color w:val="0000EE"/>
-            <w:u w:val="single"/>
-          </w:rPr>
-          <w:t>路9:58</w:t>
-        </w:r>
-      </w:hyperlink>
-      <w:r>
-        <w:rPr>
-          <w:lang w:val="zh_TW" w:bidi="zh_TW"/>
-        </w:rPr>
-        <w:t>）。這表明人子捨棄了祂的天家，來到地上承受事工中的一切羞辱（</w:t>
-      </w:r>
-      <w:hyperlink r:id="rId57">
-        <w:r>
-          <w:rPr>
-            <w:lang w:val="zh_TW" w:bidi="zh_TW"/>
-          </w:rPr>
-          <w:rPr>
-            <w:color w:val="0000EE"/>
-            <w:u w:val="single"/>
-          </w:rPr>
-          <w:t>腓2:5–11</w:t>
-        </w:r>
-      </w:hyperlink>
-      <w:r>
-        <w:rPr>
-          <w:lang w:val="zh_TW" w:bidi="zh_TW"/>
-        </w:rPr>
-        <w:t>）。</w:t>
-      </w:r>
-    </w:p>
-    <w:p>
-      <w:pPr/>
-      <w:r>
-        <w:rPr>
-          <w:lang w:val="zh_TW" w:bidi="zh_TW"/>
-        </w:rPr>
-      </w:r>
-      <w:r>
-        <w:rPr>
-          <w:lang w:val="zh_TW" w:bidi="zh_TW"/>
-        </w:rPr>
-        <w:t>耶穌使用這個稱號來宣告神的特權，說：「人子是安息日的主」（</w:t>
-      </w:r>
-      <w:hyperlink r:id="rId58">
-        <w:r>
-          <w:rPr>
-            <w:lang w:val="zh_TW" w:bidi="zh_TW"/>
-          </w:rPr>
-          <w:rPr>
-            <w:color w:val="0000EE"/>
-            <w:u w:val="single"/>
-          </w:rPr>
-          <w:t>太12:8</w:t>
-        </w:r>
-      </w:hyperlink>
-      <w:r>
-        <w:rPr>
-          <w:lang w:val="zh_TW" w:bidi="zh_TW"/>
-        </w:rPr>
-        <w:t>；</w:t>
-      </w:r>
-      <w:hyperlink r:id="rId59">
-        <w:r>
-          <w:rPr>
-            <w:lang w:val="zh_TW" w:bidi="zh_TW"/>
-          </w:rPr>
-          <w:rPr>
-            <w:color w:val="0000EE"/>
-            <w:u w:val="single"/>
-          </w:rPr>
-          <w:t>可2:28</w:t>
-        </w:r>
-      </w:hyperlink>
-      <w:r>
-        <w:rPr>
-          <w:lang w:val="zh_TW" w:bidi="zh_TW"/>
-        </w:rPr>
-        <w:t>；</w:t>
-      </w:r>
-      <w:hyperlink r:id="rId60">
-        <w:r>
-          <w:rPr>
-            <w:lang w:val="zh_TW" w:bidi="zh_TW"/>
-          </w:rPr>
-          <w:rPr>
-            <w:color w:val="0000EE"/>
-            <w:u w:val="single"/>
-          </w:rPr>
-          <w:t>路6:5</w:t>
-        </w:r>
-      </w:hyperlink>
-      <w:r>
-        <w:rPr>
-          <w:lang w:val="zh_TW" w:bidi="zh_TW"/>
-        </w:rPr>
-        <w:t>）。安息日是神所設立的制度，一般人不得修改。但因為耶穌是從天上來的人子，祂就可以自由地作為安息日的主宰，因為祂就是設立安息日的那位主（</w:t>
-      </w:r>
-      <w:hyperlink r:id="rId61">
-        <w:r>
-          <w:rPr>
-            <w:lang w:val="zh_TW" w:bidi="zh_TW"/>
-          </w:rPr>
-          <w:rPr>
-            <w:color w:val="0000EE"/>
-            <w:u w:val="single"/>
-          </w:rPr>
-          <w:t>創2:2</w:t>
-        </w:r>
-      </w:hyperlink>
-      <w:r>
-        <w:rPr>
-          <w:lang w:val="zh_TW" w:bidi="zh_TW"/>
-        </w:rPr>
-        <w:t>；</w:t>
-      </w:r>
-      <w:hyperlink r:id="rId62">
-        <w:r>
-          <w:rPr>
-            <w:lang w:val="zh_TW" w:bidi="zh_TW"/>
-          </w:rPr>
-          <w:rPr>
-            <w:color w:val="0000EE"/>
-            <w:u w:val="single"/>
-          </w:rPr>
-          <w:t>出20:8–11）</w:t>
-        </w:r>
-      </w:hyperlink>
-      <w:r>
-        <w:rPr>
-          <w:lang w:val="zh_TW" w:bidi="zh_TW"/>
-        </w:rPr>
-        <w:t>。在迦百農醫治癱子之後，耶穌宣稱「人子在地上有赦罪的權柄」（</w:t>
-      </w:r>
-      <w:hyperlink r:id="rId63">
-        <w:r>
-          <w:rPr>
-            <w:lang w:val="zh_TW" w:bidi="zh_TW"/>
-          </w:rPr>
-          <w:rPr>
-            <w:color w:val="0000EE"/>
-            <w:u w:val="single"/>
-          </w:rPr>
-          <w:t>太9:6</w:t>
-        </w:r>
-      </w:hyperlink>
-      <w:r>
-        <w:rPr>
-          <w:lang w:val="zh_TW" w:bidi="zh_TW"/>
-        </w:rPr>
-        <w:t>；</w:t>
-      </w:r>
-      <w:hyperlink r:id="rId64">
-        <w:r>
-          <w:rPr>
-            <w:lang w:val="zh_TW" w:bidi="zh_TW"/>
-          </w:rPr>
-          <w:rPr>
-            <w:color w:val="0000EE"/>
-            <w:u w:val="single"/>
-          </w:rPr>
-          <w:t>可2:10</w:t>
-        </w:r>
-      </w:hyperlink>
-      <w:r>
-        <w:rPr>
-          <w:lang w:val="zh_TW" w:bidi="zh_TW"/>
-        </w:rPr>
-        <w:t>；</w:t>
-      </w:r>
-      <w:hyperlink r:id="rId65">
-        <w:r>
-          <w:rPr>
-            <w:lang w:val="zh_TW" w:bidi="zh_TW"/>
-          </w:rPr>
-          <w:rPr>
-            <w:color w:val="0000EE"/>
-            <w:u w:val="single"/>
-          </w:rPr>
-          <w:t>路5:24</w:t>
-        </w:r>
-      </w:hyperlink>
-      <w:r>
-        <w:rPr>
-          <w:lang w:val="zh_TW" w:bidi="zh_TW"/>
-        </w:rPr>
-        <w:t>）。以前，赦罪是從天上和神而來的，但現在赦罪是由耶穌在地上賜予的。</w:t>
-      </w:r>
-    </w:p>
-    <w:p>
-      <w:pPr/>
-      <w:r>
-        <w:rPr>
-          <w:lang w:val="zh_TW" w:bidi="zh_TW"/>
-        </w:rPr>
-      </w:r>
-      <w:r>
-        <w:rPr>
-          <w:lang w:val="zh_TW" w:bidi="zh_TW"/>
-        </w:rPr>
-        <w:t>耶穌使用「人子」這個稱號的第二個方面涉及祂的受苦、死亡和榮耀的復活，這是祂以奧秘的方式成就祂作為人子在地上的使命。在彼得認耶穌為彌賽亞和神的兒子之後，耶穌開始詳細說明祂必須受苦（</w:t>
-      </w:r>
-      <w:hyperlink r:id="rId66">
-        <w:r>
-          <w:rPr>
-            <w:lang w:val="zh_TW" w:bidi="zh_TW"/>
-          </w:rPr>
-          <w:rPr>
-            <w:color w:val="0000EE"/>
-            <w:u w:val="single"/>
-          </w:rPr>
-          <w:t>太16:16</w:t>
-        </w:r>
-      </w:hyperlink>
-      <w:r>
-        <w:rPr>
-          <w:lang w:val="zh_TW" w:bidi="zh_TW"/>
-        </w:rPr>
-        <w:t>）。耶穌第一次預言祂作為人子要受苦是在</w:t>
-      </w:r>
-      <w:hyperlink r:id="rId67">
-        <w:r>
-          <w:rPr>
-            <w:lang w:val="zh_TW" w:bidi="zh_TW"/>
-          </w:rPr>
-          <w:rPr>
-            <w:color w:val="0000EE"/>
-            <w:u w:val="single"/>
-          </w:rPr>
-          <w:t>馬可福音八章31至32節</w:t>
-        </w:r>
-      </w:hyperlink>
-      <w:r>
-        <w:rPr>
-          <w:lang w:val="zh_TW" w:bidi="zh_TW"/>
-        </w:rPr>
-        <w:t>，並在其它多處經文中，這預言被重複。福音書進一步擴展了這一主題，提到被戲弄和鞭打（</w:t>
-      </w:r>
-      <w:hyperlink r:id="rId68">
-        <w:r>
-          <w:rPr>
-            <w:lang w:val="zh_TW" w:bidi="zh_TW"/>
-          </w:rPr>
-          <w:rPr>
-            <w:color w:val="0000EE"/>
-            <w:u w:val="single"/>
-          </w:rPr>
-          <w:t>太17:12</w:t>
-        </w:r>
-      </w:hyperlink>
-      <w:r>
-        <w:rPr>
-          <w:lang w:val="zh_TW" w:bidi="zh_TW"/>
-        </w:rPr>
-        <w:t>，</w:t>
-      </w:r>
-      <w:hyperlink r:id="rId69">
-        <w:r>
-          <w:rPr>
-            <w:lang w:val="zh_TW" w:bidi="zh_TW"/>
-          </w:rPr>
-          <w:rPr>
-            <w:color w:val="0000EE"/>
-            <w:u w:val="single"/>
-          </w:rPr>
-          <w:t>20:18</w:t>
-        </w:r>
-      </w:hyperlink>
-      <w:r>
-        <w:rPr>
-          <w:lang w:val="zh_TW" w:bidi="zh_TW"/>
-        </w:rPr>
-        <w:t>；</w:t>
-      </w:r>
-      <w:hyperlink r:id="rId70">
-        <w:r>
-          <w:rPr>
-            <w:lang w:val="zh_TW" w:bidi="zh_TW"/>
-          </w:rPr>
-          <w:rPr>
-            <w:color w:val="0000EE"/>
-            <w:u w:val="single"/>
-          </w:rPr>
-          <w:t>可8:31</w:t>
-        </w:r>
-      </w:hyperlink>
-      <w:r>
-        <w:rPr>
-          <w:lang w:val="zh_TW" w:bidi="zh_TW"/>
-        </w:rPr>
-        <w:t>；</w:t>
-      </w:r>
-      <w:hyperlink r:id="rId71">
-        <w:r>
-          <w:rPr>
-            <w:lang w:val="zh_TW" w:bidi="zh_TW"/>
-          </w:rPr>
-          <w:rPr>
-            <w:color w:val="0000EE"/>
-            <w:u w:val="single"/>
-          </w:rPr>
-          <w:t>路9:22</w:t>
-        </w:r>
-      </w:hyperlink>
-      <w:r>
-        <w:rPr>
-          <w:lang w:val="zh_TW" w:bidi="zh_TW"/>
-        </w:rPr>
-        <w:t>）、被猶大出賣（</w:t>
-      </w:r>
-      <w:hyperlink r:id="rId72">
-        <w:r>
-          <w:rPr>
-            <w:lang w:val="zh_TW" w:bidi="zh_TW"/>
-          </w:rPr>
-          <w:rPr>
-            <w:color w:val="0000EE"/>
-            <w:u w:val="single"/>
-          </w:rPr>
-          <w:t>太17:22</w:t>
-        </w:r>
-      </w:hyperlink>
-      <w:r>
-        <w:rPr>
-          <w:lang w:val="zh_TW" w:bidi="zh_TW"/>
-        </w:rPr>
-        <w:t>，</w:t>
-      </w:r>
-      <w:hyperlink r:id="rId73">
-        <w:r>
-          <w:rPr>
-            <w:lang w:val="zh_TW" w:bidi="zh_TW"/>
-          </w:rPr>
-          <w:rPr>
-            <w:color w:val="0000EE"/>
-            <w:u w:val="single"/>
-          </w:rPr>
-          <w:t>26:24–25</w:t>
-        </w:r>
-      </w:hyperlink>
-      <w:r>
-        <w:rPr>
-          <w:lang w:val="zh_TW" w:bidi="zh_TW"/>
-        </w:rPr>
-        <w:t>；</w:t>
-      </w:r>
-      <w:hyperlink r:id="rId74">
-        <w:r>
-          <w:rPr>
-            <w:lang w:val="zh_TW" w:bidi="zh_TW"/>
-          </w:rPr>
-          <w:rPr>
-            <w:color w:val="0000EE"/>
-            <w:u w:val="single"/>
-          </w:rPr>
-          <w:t>可14:21、41</w:t>
-        </w:r>
-      </w:hyperlink>
-      <w:r>
-        <w:rPr>
-          <w:lang w:val="zh_TW" w:bidi="zh_TW"/>
-        </w:rPr>
-        <w:t>）、被猶太領袖拒絕（</w:t>
-      </w:r>
-      <w:hyperlink r:id="rId69">
-        <w:r>
-          <w:rPr>
-            <w:lang w:val="zh_TW" w:bidi="zh_TW"/>
-          </w:rPr>
-          <w:rPr>
-            <w:color w:val="0000EE"/>
-            <w:u w:val="single"/>
-          </w:rPr>
-          <w:t>太20:18</w:t>
-        </w:r>
-      </w:hyperlink>
-      <w:r>
-        <w:rPr>
-          <w:lang w:val="zh_TW" w:bidi="zh_TW"/>
-        </w:rPr>
-        <w:t>）、被釘十字架（</w:t>
-      </w:r>
-      <w:hyperlink r:id="rId75">
-        <w:r>
-          <w:rPr>
-            <w:lang w:val="zh_TW" w:bidi="zh_TW"/>
-          </w:rPr>
-          <w:rPr>
-            <w:color w:val="0000EE"/>
-            <w:u w:val="single"/>
-          </w:rPr>
-          <w:t>太20:19</w:t>
-        </w:r>
-      </w:hyperlink>
-      <w:r>
-        <w:rPr>
-          <w:lang w:val="zh_TW" w:bidi="zh_TW"/>
-        </w:rPr>
-        <w:t>；</w:t>
-      </w:r>
-      <w:hyperlink r:id="rId76">
-        <w:r>
-          <w:rPr>
-            <w:lang w:val="zh_TW" w:bidi="zh_TW"/>
-          </w:rPr>
-          <w:rPr>
-            <w:color w:val="0000EE"/>
-            <w:u w:val="single"/>
-          </w:rPr>
-          <w:t>可9:12、31</w:t>
-        </w:r>
-      </w:hyperlink>
-      <w:r>
-        <w:rPr>
-          <w:lang w:val="zh_TW" w:bidi="zh_TW"/>
-        </w:rPr>
-        <w:t>，</w:t>
-      </w:r>
-      <w:hyperlink r:id="rId77">
-        <w:r>
-          <w:rPr>
-            <w:lang w:val="zh_TW" w:bidi="zh_TW"/>
-          </w:rPr>
-          <w:rPr>
-            <w:color w:val="0000EE"/>
-            <w:u w:val="single"/>
-          </w:rPr>
-          <w:t>10:33</w:t>
-        </w:r>
-      </w:hyperlink>
-      <w:r>
-        <w:rPr>
-          <w:lang w:val="zh_TW" w:bidi="zh_TW"/>
-        </w:rPr>
-        <w:t>）、埋葬三天（</w:t>
-      </w:r>
-      <w:hyperlink r:id="rId78">
-        <w:r>
-          <w:rPr>
-            <w:lang w:val="zh_TW" w:bidi="zh_TW"/>
-          </w:rPr>
-          <w:rPr>
-            <w:color w:val="0000EE"/>
-            <w:u w:val="single"/>
-          </w:rPr>
-          <w:t>太12:40</w:t>
-        </w:r>
-      </w:hyperlink>
-      <w:r>
-        <w:rPr>
-          <w:lang w:val="zh_TW" w:bidi="zh_TW"/>
-        </w:rPr>
-        <w:t>；</w:t>
-      </w:r>
-      <w:hyperlink r:id="rId79">
-        <w:r>
-          <w:rPr>
-            <w:lang w:val="zh_TW" w:bidi="zh_TW"/>
-          </w:rPr>
-          <w:rPr>
-            <w:color w:val="0000EE"/>
-            <w:u w:val="single"/>
-          </w:rPr>
-          <w:t>路11:30</w:t>
-        </w:r>
-      </w:hyperlink>
-      <w:r>
-        <w:rPr>
-          <w:lang w:val="zh_TW" w:bidi="zh_TW"/>
-        </w:rPr>
-        <w:t>），以及復活（</w:t>
-      </w:r>
-      <w:hyperlink r:id="rId80">
-        <w:r>
-          <w:rPr>
-            <w:lang w:val="zh_TW" w:bidi="zh_TW"/>
-          </w:rPr>
-          <w:rPr>
-            <w:color w:val="0000EE"/>
-            <w:u w:val="single"/>
-          </w:rPr>
-          <w:t>太17:22–23</w:t>
-        </w:r>
-      </w:hyperlink>
-      <w:r>
-        <w:rPr>
-          <w:lang w:val="zh_TW" w:bidi="zh_TW"/>
-        </w:rPr>
-        <w:t>；</w:t>
-      </w:r>
-      <w:hyperlink r:id="rId70">
-        <w:r>
-          <w:rPr>
-            <w:lang w:val="zh_TW" w:bidi="zh_TW"/>
-          </w:rPr>
-          <w:rPr>
-            <w:color w:val="0000EE"/>
-            <w:u w:val="single"/>
-          </w:rPr>
-          <w:t>可8:31</w:t>
-        </w:r>
-      </w:hyperlink>
-      <w:r>
-        <w:rPr>
-          <w:lang w:val="zh_TW" w:bidi="zh_TW"/>
-        </w:rPr>
-        <w:t>）。</w:t>
-      </w:r>
-    </w:p>
-    <w:p>
-      <w:pPr/>
-      <w:r>
-        <w:rPr>
-          <w:lang w:val="zh_TW" w:bidi="zh_TW"/>
-        </w:rPr>
-      </w:r>
-      <w:r>
-        <w:rPr>
-          <w:lang w:val="zh_TW" w:bidi="zh_TW"/>
-        </w:rPr>
-        <w:t>在著名的經文「人子來，不是要受人的服事，乃是要服事人，並且要捨命，作多人的贖價」（</w:t>
-      </w:r>
-      <w:hyperlink r:id="rId81">
-        <w:r>
-          <w:rPr>
-            <w:lang w:val="zh_TW" w:bidi="zh_TW"/>
-          </w:rPr>
-          <w:rPr>
-            <w:color w:val="0000EE"/>
-            <w:u w:val="single"/>
-          </w:rPr>
-          <w:t>太20:28</w:t>
-        </w:r>
-      </w:hyperlink>
-      <w:r>
-        <w:rPr>
-          <w:lang w:val="zh_TW" w:bidi="zh_TW"/>
-        </w:rPr>
-        <w:t>；</w:t>
-      </w:r>
-      <w:hyperlink r:id="rId82">
-        <w:r>
-          <w:rPr>
-            <w:lang w:val="zh_TW" w:bidi="zh_TW"/>
-          </w:rPr>
-          <w:rPr>
-            <w:color w:val="0000EE"/>
-            <w:u w:val="single"/>
-          </w:rPr>
-          <w:t>可10:45</w:t>
-        </w:r>
-      </w:hyperlink>
-      <w:r>
-        <w:rPr>
-          <w:lang w:val="zh_TW" w:bidi="zh_TW"/>
-        </w:rPr>
-        <w:t>）中，耶穌教導說，祂的死亡是為祂的百姓帶來救恩的贖罪祭。這一思想源自耶穌對祂自己是受苦的耶和華僕人的理解（</w:t>
-      </w:r>
-      <w:hyperlink r:id="rId83">
-        <w:r>
-          <w:rPr>
-            <w:lang w:val="zh_TW" w:bidi="zh_TW"/>
-          </w:rPr>
-          <w:rPr>
-            <w:color w:val="0000EE"/>
-            <w:u w:val="single"/>
-          </w:rPr>
-          <w:t>賽53章</w:t>
-        </w:r>
-      </w:hyperlink>
-      <w:r>
-        <w:rPr>
-          <w:lang w:val="zh_TW" w:bidi="zh_TW"/>
-        </w:rPr>
-        <w:t>）。</w:t>
-      </w:r>
-    </w:p>
-    <w:p>
-      <w:pPr/>
-      <w:r>
-        <w:rPr>
-          <w:lang w:val="zh_TW" w:bidi="zh_TW"/>
-        </w:rPr>
-      </w:r>
-      <w:r>
-        <w:rPr>
-          <w:lang w:val="zh_TW" w:bidi="zh_TW"/>
-        </w:rPr>
-        <w:t>耶穌也用「人子」的稱號來教導關於祂的再來。作為人子，耶穌將在天父的榮耀中，與眾天使一同從天降臨（</w:t>
-      </w:r>
-      <w:hyperlink r:id="rId43">
-        <w:r>
-          <w:rPr>
-            <w:lang w:val="zh_TW" w:bidi="zh_TW"/>
-          </w:rPr>
-          <w:rPr>
-            <w:color w:val="0000EE"/>
-            <w:u w:val="single"/>
-          </w:rPr>
-          <w:t>太16:27</w:t>
-        </w:r>
-      </w:hyperlink>
-      <w:r>
-        <w:rPr>
-          <w:lang w:val="zh_TW" w:bidi="zh_TW"/>
-        </w:rPr>
-        <w:t>；</w:t>
-      </w:r>
-      <w:hyperlink r:id="rId84">
-        <w:r>
-          <w:rPr>
-            <w:lang w:val="zh_TW" w:bidi="zh_TW"/>
-          </w:rPr>
-          <w:rPr>
-            <w:color w:val="0000EE"/>
-            <w:u w:val="single"/>
-          </w:rPr>
-          <w:t>可8:38</w:t>
-        </w:r>
-      </w:hyperlink>
-      <w:r>
-        <w:rPr>
-          <w:lang w:val="zh_TW" w:bidi="zh_TW"/>
-        </w:rPr>
-        <w:t>；</w:t>
-      </w:r>
-      <w:hyperlink r:id="rId85">
-        <w:r>
-          <w:rPr>
-            <w:lang w:val="zh_TW" w:bidi="zh_TW"/>
-          </w:rPr>
-          <w:rPr>
-            <w:color w:val="0000EE"/>
-            <w:u w:val="single"/>
-          </w:rPr>
-          <w:t>路9:26</w:t>
-        </w:r>
-      </w:hyperlink>
-      <w:r>
-        <w:rPr>
-          <w:lang w:val="zh_TW" w:bidi="zh_TW"/>
-        </w:rPr>
-        <w:t>）。首先，祂將坐在神的右邊，然後祂會再來（</w:t>
-      </w:r>
-      <w:hyperlink r:id="rId47">
-        <w:r>
-          <w:rPr>
-            <w:lang w:val="zh_TW" w:bidi="zh_TW"/>
-          </w:rPr>
-          <w:rPr>
-            <w:color w:val="0000EE"/>
-            <w:u w:val="single"/>
-          </w:rPr>
-          <w:t>太26:64</w:t>
-        </w:r>
-      </w:hyperlink>
-      <w:r>
-        <w:rPr>
-          <w:lang w:val="zh_TW" w:bidi="zh_TW"/>
-        </w:rPr>
-        <w:t>；</w:t>
-      </w:r>
-      <w:hyperlink r:id="rId86">
-        <w:r>
-          <w:rPr>
-            <w:lang w:val="zh_TW" w:bidi="zh_TW"/>
-          </w:rPr>
-          <w:rPr>
-            <w:color w:val="0000EE"/>
-            <w:u w:val="single"/>
-          </w:rPr>
-          <w:t>可14:62</w:t>
-        </w:r>
-      </w:hyperlink>
-      <w:r>
-        <w:rPr>
-          <w:lang w:val="zh_TW" w:bidi="zh_TW"/>
-        </w:rPr>
-        <w:t>；</w:t>
-      </w:r>
-      <w:hyperlink r:id="rId87">
-        <w:r>
-          <w:rPr>
-            <w:lang w:val="zh_TW" w:bidi="zh_TW"/>
-          </w:rPr>
-          <w:rPr>
-            <w:color w:val="0000EE"/>
-            <w:u w:val="single"/>
-          </w:rPr>
-          <w:t>路22:69</w:t>
-        </w:r>
-      </w:hyperlink>
-      <w:r>
-        <w:rPr>
-          <w:lang w:val="zh_TW" w:bidi="zh_TW"/>
-        </w:rPr>
-        <w:t>），伴隨著雲彩而來（</w:t>
-      </w:r>
-      <w:hyperlink r:id="rId45">
-        <w:r>
-          <w:rPr>
-            <w:lang w:val="zh_TW" w:bidi="zh_TW"/>
-          </w:rPr>
-          <w:rPr>
-            <w:color w:val="0000EE"/>
-            <w:u w:val="single"/>
-          </w:rPr>
-          <w:t>太24:30</w:t>
-        </w:r>
-      </w:hyperlink>
-      <w:r>
-        <w:rPr>
-          <w:lang w:val="zh_TW" w:bidi="zh_TW"/>
-        </w:rPr>
-        <w:t>；</w:t>
-      </w:r>
-      <w:hyperlink r:id="rId88">
-        <w:r>
-          <w:rPr>
-            <w:lang w:val="zh_TW" w:bidi="zh_TW"/>
-          </w:rPr>
-          <w:rPr>
-            <w:color w:val="0000EE"/>
-            <w:u w:val="single"/>
-          </w:rPr>
-          <w:t>可13:26</w:t>
-        </w:r>
-      </w:hyperlink>
-      <w:r>
-        <w:rPr>
-          <w:lang w:val="zh_TW" w:bidi="zh_TW"/>
-        </w:rPr>
-        <w:t>；</w:t>
-      </w:r>
-      <w:hyperlink r:id="rId89">
-        <w:r>
-          <w:rPr>
-            <w:lang w:val="zh_TW" w:bidi="zh_TW"/>
-          </w:rPr>
-          <w:rPr>
-            <w:color w:val="0000EE"/>
-            <w:u w:val="single"/>
-          </w:rPr>
-          <w:t>路21:27</w:t>
-        </w:r>
-      </w:hyperlink>
-      <w:r>
-        <w:rPr>
-          <w:lang w:val="zh_TW" w:bidi="zh_TW"/>
-        </w:rPr>
-        <w:t>）。這次再來將是出乎意料的（</w:t>
-      </w:r>
-      <w:hyperlink r:id="rId90">
-        <w:r>
-          <w:rPr>
-            <w:lang w:val="zh_TW" w:bidi="zh_TW"/>
-          </w:rPr>
-          <w:rPr>
-            <w:color w:val="0000EE"/>
-            <w:u w:val="single"/>
-          </w:rPr>
-          <w:t>太24:27</w:t>
-        </w:r>
-      </w:hyperlink>
-      <w:r>
-        <w:rPr>
-          <w:lang w:val="zh_TW" w:bidi="zh_TW"/>
-        </w:rPr>
-        <w:t>；</w:t>
-      </w:r>
-      <w:hyperlink r:id="rId91">
-        <w:r>
-          <w:rPr>
-            <w:lang w:val="zh_TW" w:bidi="zh_TW"/>
-          </w:rPr>
-          <w:rPr>
-            <w:color w:val="0000EE"/>
-            <w:u w:val="single"/>
-          </w:rPr>
-          <w:t>路12:40</w:t>
-        </w:r>
-      </w:hyperlink>
-      <w:r>
-        <w:rPr>
-          <w:lang w:val="zh_TW" w:bidi="zh_TW"/>
-        </w:rPr>
-        <w:t>），如閃電或挪亞的洪水（</w:t>
-      </w:r>
-      <w:hyperlink r:id="rId92">
-        <w:r>
-          <w:rPr>
-            <w:lang w:val="zh_TW" w:bidi="zh_TW"/>
-          </w:rPr>
-          <w:rPr>
-            <w:color w:val="0000EE"/>
-            <w:u w:val="single"/>
-          </w:rPr>
-          <w:t>太24:37</w:t>
-        </w:r>
-      </w:hyperlink>
-      <w:r>
-        <w:rPr>
-          <w:lang w:val="zh_TW" w:bidi="zh_TW"/>
-        </w:rPr>
-        <w:t>；</w:t>
-      </w:r>
-      <w:hyperlink r:id="rId93">
-        <w:r>
-          <w:rPr>
-            <w:lang w:val="zh_TW" w:bidi="zh_TW"/>
-          </w:rPr>
-          <w:rPr>
-            <w:color w:val="0000EE"/>
-            <w:u w:val="single"/>
-          </w:rPr>
-          <w:t>路17:24</w:t>
-        </w:r>
-      </w:hyperlink>
-      <w:r>
-        <w:rPr>
-          <w:lang w:val="zh_TW" w:bidi="zh_TW"/>
-        </w:rPr>
-        <w:t>）。祂再來是為了召聚選民、審判地上萬國（</w:t>
-      </w:r>
-      <w:hyperlink r:id="rId44">
-        <w:r>
-          <w:rPr>
-            <w:lang w:val="zh_TW" w:bidi="zh_TW"/>
-          </w:rPr>
-          <w:rPr>
-            <w:color w:val="0000EE"/>
-            <w:u w:val="single"/>
-          </w:rPr>
-          <w:t>太19:28</w:t>
-        </w:r>
-      </w:hyperlink>
-      <w:r>
-        <w:rPr>
-          <w:lang w:val="zh_TW" w:bidi="zh_TW"/>
-        </w:rPr>
-        <w:t>，</w:t>
-      </w:r>
-      <w:hyperlink r:id="rId94">
-        <w:r>
-          <w:rPr>
-            <w:lang w:val="zh_TW" w:bidi="zh_TW"/>
-          </w:rPr>
-          <w:rPr>
-            <w:color w:val="0000EE"/>
-            <w:u w:val="single"/>
-          </w:rPr>
-          <w:t>25:32</w:t>
-        </w:r>
-      </w:hyperlink>
-      <w:r>
-        <w:rPr>
-          <w:lang w:val="zh_TW" w:bidi="zh_TW"/>
-        </w:rPr>
-        <w:t>），以及在世上恢復最終的公義（</w:t>
-      </w:r>
-      <w:hyperlink r:id="rId44">
-        <w:r>
-          <w:rPr>
-            <w:lang w:val="zh_TW" w:bidi="zh_TW"/>
-          </w:rPr>
-          <w:rPr>
-            <w:color w:val="0000EE"/>
-            <w:u w:val="single"/>
-          </w:rPr>
-          <w:t>19:28，</w:t>
-        </w:r>
-      </w:hyperlink>
-      <w:hyperlink r:id="rId95">
-        <w:r>
-          <w:rPr>
-            <w:lang w:val="zh_TW" w:bidi="zh_TW"/>
-          </w:rPr>
-          <w:rPr>
-            <w:color w:val="0000EE"/>
-            <w:u w:val="single"/>
-          </w:rPr>
-          <w:t>25:46</w:t>
-        </w:r>
-      </w:hyperlink>
-      <w:r>
-        <w:rPr>
-          <w:lang w:val="zh_TW" w:bidi="zh_TW"/>
-        </w:rPr>
-        <w:t>）。</w:t>
-      </w:r>
-    </w:p>
-    <w:p>
-      <w:pPr/>
-      <w:r>
-        <w:rPr>
-          <w:lang w:val="zh_TW" w:bidi="zh_TW"/>
-        </w:rPr>
-      </w:r>
-      <w:r>
-        <w:rPr>
-          <w:lang w:val="zh_TW" w:bidi="zh_TW"/>
-        </w:rPr>
-        <w:t>在這些經文中，耶穌將焦點從祂受苦與復活的暫時得勝中，轉向人子在祂再來時的最終得勝。再一次強調人子的天上根源與人子的神聖特權。這位人子耶穌將成為最終的審判者（參</w:t>
-      </w:r>
-      <w:hyperlink r:id="rId96">
-        <w:r>
-          <w:rPr>
-            <w:lang w:val="zh_TW" w:bidi="zh_TW"/>
-          </w:rPr>
-          <w:rPr>
-            <w:color w:val="0000EE"/>
-            <w:u w:val="single"/>
-          </w:rPr>
-          <w:t>徒17:31</w:t>
-        </w:r>
-      </w:hyperlink>
-      <w:r>
-        <w:rPr>
-          <w:lang w:val="zh_TW" w:bidi="zh_TW"/>
-        </w:rPr>
-        <w:t>）。</w:t>
-      </w:r>
-    </w:p>
-    <w:p>
-      <w:pPr/>
-      <w:r>
-        <w:rPr>
-          <w:lang w:val="zh_TW" w:bidi="zh_TW"/>
-        </w:rPr>
-      </w:r>
-      <w:r>
-        <w:rPr>
-          <w:lang w:val="zh_TW" w:bidi="zh_TW"/>
-        </w:rPr>
-        <w:t>約翰福音對於「人子」有其獨特的論述。天使被說成在「人子」身上上去下來（</w:t>
-      </w:r>
-      <w:hyperlink r:id="rId97">
-        <w:r>
-          <w:rPr>
-            <w:lang w:val="zh_TW" w:bidi="zh_TW"/>
-          </w:rPr>
-          <w:rPr>
-            <w:color w:val="0000EE"/>
-            <w:u w:val="single"/>
-          </w:rPr>
-          <w:t>約1:51</w:t>
-        </w:r>
-      </w:hyperlink>
-      <w:r>
-        <w:rPr>
-          <w:lang w:val="zh_TW" w:bidi="zh_TW"/>
-        </w:rPr>
-        <w:t>），象徵祂是存在於時間之前，並且從天上來到地上的那一位（</w:t>
-      </w:r>
-      <w:hyperlink r:id="rId98">
-        <w:r>
-          <w:rPr>
-            <w:lang w:val="zh_TW" w:bidi="zh_TW"/>
-          </w:rPr>
-          <w:rPr>
-            <w:color w:val="0000EE"/>
-            <w:u w:val="single"/>
-          </w:rPr>
-          <w:t>3:13</w:t>
-        </w:r>
-      </w:hyperlink>
-      <w:r>
-        <w:rPr>
-          <w:lang w:val="zh_TW" w:bidi="zh_TW"/>
-        </w:rPr>
-        <w:t>，</w:t>
-      </w:r>
-      <w:hyperlink r:id="rId99">
-        <w:r>
-          <w:rPr>
-            <w:lang w:val="zh_TW" w:bidi="zh_TW"/>
-          </w:rPr>
-          <w:rPr>
-            <w:color w:val="0000EE"/>
-            <w:u w:val="single"/>
-          </w:rPr>
-          <w:t>6:62</w:t>
-        </w:r>
-      </w:hyperlink>
-      <w:r>
-        <w:rPr>
-          <w:lang w:val="zh_TW" w:bidi="zh_TW"/>
-        </w:rPr>
-        <w:t>）。祂被「舉起」（藉著釘十字架）將帶給一切信祂的人永生（</w:t>
-      </w:r>
-      <w:hyperlink r:id="rId100">
-        <w:r>
-          <w:rPr>
-            <w:lang w:val="zh_TW" w:bidi="zh_TW"/>
-          </w:rPr>
-          <w:rPr>
-            <w:color w:val="0000EE"/>
-            <w:u w:val="single"/>
-          </w:rPr>
-          <w:t>3:14</w:t>
-        </w:r>
-      </w:hyperlink>
-      <w:r>
-        <w:rPr>
-          <w:lang w:val="zh_TW" w:bidi="zh_TW"/>
-        </w:rPr>
-        <w:t>）。「人子」（</w:t>
-      </w:r>
-      <w:hyperlink r:id="rId100">
-        <w:r>
-          <w:rPr>
-            <w:lang w:val="zh_TW" w:bidi="zh_TW"/>
-          </w:rPr>
-          <w:rPr>
-            <w:color w:val="0000EE"/>
-            <w:u w:val="single"/>
-          </w:rPr>
-          <w:t>3:14</w:t>
-        </w:r>
-      </w:hyperlink>
-      <w:r>
-        <w:rPr>
-          <w:lang w:val="zh_TW" w:bidi="zh_TW"/>
-        </w:rPr>
-        <w:t>）同時也是「神的兒子」（</w:t>
-      </w:r>
-      <w:hyperlink r:id="rId101">
-        <w:r>
-          <w:rPr>
-            <w:lang w:val="zh_TW" w:bidi="zh_TW"/>
-          </w:rPr>
-          <w:rPr>
-            <w:color w:val="0000EE"/>
-            <w:u w:val="single"/>
-          </w:rPr>
-          <w:t>3:16</w:t>
-        </w:r>
-      </w:hyperlink>
-      <w:r>
-        <w:rPr>
-          <w:lang w:val="zh_TW" w:bidi="zh_TW"/>
-        </w:rPr>
-        <w:t>），是神的獨生子（</w:t>
-      </w:r>
-      <w:hyperlink r:id="rId102">
-        <w:r>
-          <w:rPr>
-            <w:lang w:val="zh_TW" w:bidi="zh_TW"/>
-          </w:rPr>
-          <w:rPr>
-            <w:color w:val="0000EE"/>
-            <w:u w:val="single"/>
-          </w:rPr>
-          <w:t>1:18</w:t>
-        </w:r>
-      </w:hyperlink>
-      <w:r>
-        <w:rPr>
-          <w:lang w:val="zh_TW" w:bidi="zh_TW"/>
-        </w:rPr>
-        <w:t>，</w:t>
-      </w:r>
-      <w:hyperlink r:id="rId103">
-        <w:r>
-          <w:rPr>
-            <w:lang w:val="zh_TW" w:bidi="zh_TW"/>
-          </w:rPr>
-          <w:rPr>
-            <w:color w:val="0000EE"/>
-            <w:u w:val="single"/>
-          </w:rPr>
-          <w:t>3:18</w:t>
-        </w:r>
-      </w:hyperlink>
-      <w:r>
-        <w:rPr>
-          <w:lang w:val="zh_TW" w:bidi="zh_TW"/>
-        </w:rPr>
-        <w:t>）。簡言之，在約翰福音中，「人子」的稱號等同於「神的兒子」的稱號。這一稱號揭示了祂的神性、超越時間的存在、天上根源和神聖的特權。它也確立了耶穌現今在地上啟示與受苦的身分，以及祂未來末世榮耀的身分。父已賜給人子權柄，叫死人復活並審判世人（</w:t>
-      </w:r>
-      <w:hyperlink r:id="rId104">
-        <w:r>
-          <w:rPr>
-            <w:lang w:val="zh_TW" w:bidi="zh_TW"/>
-          </w:rPr>
-          <w:rPr>
-            <w:color w:val="0000EE"/>
-            <w:u w:val="single"/>
-          </w:rPr>
-          <w:t>5:25–27</w:t>
-        </w:r>
-      </w:hyperlink>
-      <w:r>
-        <w:rPr>
-          <w:lang w:val="zh_TW" w:bidi="zh_TW"/>
-        </w:rPr>
-        <w:t>）。</w:t>
-      </w:r>
-    </w:p>
-    <w:p>
-      <w:pPr/>
-      <w:r>
-        <w:rPr>
-          <w:lang w:val="zh_TW" w:bidi="zh_TW"/>
-        </w:rPr>
-      </w:r>
-      <w:r>
-        <w:rPr>
-          <w:i/>
-          <w:lang w:val="zh_TW" w:bidi="zh_TW"/>
-        </w:rPr>
-        <w:t>另見</w:t>
-      </w:r>
-      <w:r>
-        <w:rPr>
-          <w:lang w:val="zh_TW" w:bidi="zh_TW"/>
-        </w:rPr>
-        <w:t>基督論</w:t>
-      </w:r>
-      <w:r>
-        <w:rPr>
-          <w:lang w:val="zh_TW" w:bidi="zh_TW"/>
-        </w:rPr>
-        <w:t>；</w:t>
-      </w:r>
-      <w:r>
-        <w:rPr>
-          <w:lang w:val="zh_TW" w:bidi="zh_TW"/>
-        </w:rPr>
-        <w:t>耶穌基督的教導</w:t>
-      </w:r>
-      <w:r>
-        <w:rPr>
-          <w:lang w:val="zh_TW" w:bidi="zh_TW"/>
-        </w:rPr>
-        <w:t>；</w:t>
-      </w:r>
-      <w:r>
-        <w:rPr>
-          <w:lang w:val="zh_TW" w:bidi="zh_TW"/>
-        </w:rPr>
-        <w:t>彌賽亞</w:t>
-      </w:r>
-      <w:r>
-        <w:rPr>
-          <w:lang w:val="zh_TW" w:bidi="zh_TW"/>
-        </w:rPr>
-        <w:t>；</w:t>
-      </w:r>
-      <w:r>
-        <w:rPr>
-          <w:lang w:val="zh_TW" w:bidi="zh_TW"/>
-        </w:rPr>
-        <w:t>神的兒子</w:t>
-      </w:r>
-      <w:r>
-        <w:rPr>
-          <w:lang w:val="zh_TW" w:bidi="zh_TW"/>
-        </w:rPr>
-        <w:t>。</w:t>
-      </w:r>
-      <w:r>
-        <w:rPr>
-          <w:lang w:val="zh_TW" w:bidi="zh_TW"/>
-        </w:rPr>
-      </w:r>
-      <w:r>
-        <w:rPr>
-          <w:lang w:val="zh_TW" w:bidi="zh_TW"/>
-        </w:rPr>
-      </w:r>
-    </w:p>
-    <w:p>
-      <w:pPr/>
-      <w:r>
-        <w:rPr>
-          <w:lang w:val="zh_TW" w:bidi="zh_TW"/>
-        </w:rPr>
-      </w:r>
-    </w:p>
-    <w:p>
-      <w:pPr>
-        <w:pStyle w:val="Heading2"/>
-      </w:pPr>
-      <w:r>
-        <w:rPr>
-          <w:lang w:val="zh_TW" w:bidi="zh_TW"/>
-        </w:rPr>
-        <w:t>任命，承接聖職</w:t>
-      </w:r>
-      <w:r>
-        <w:rPr>
-          <w:lang w:val="zh_TW" w:bidi="zh_TW"/>
-        </w:rPr>
-      </w:r>
-    </w:p>
-    <w:p>
-      <w:pPr/>
-      <w:r>
-        <w:rPr>
-          <w:lang w:val="zh_TW" w:bidi="zh_TW"/>
-        </w:rPr>
-      </w:r>
-      <w:r>
-        <w:rPr>
-          <w:lang w:val="zh_TW" w:bidi="zh_TW"/>
-        </w:rPr>
-        <w:t>正式授予某人宗教權威的行為。其他用來表達相似意思的詞彙包括「分派（appoint）」、「設立（institute）」、「使成為（make）」和「建立（establish）」。今天，我們使用「按立（ordain）」和「按立禮（ordination）」來指選擇和任命人來服事神。</w:t>
-      </w:r>
-    </w:p>
-    <w:p>
-      <w:pPr>
-        <w:pStyle w:val="Heading3"/>
-      </w:pPr>
-      <w:r>
-        <w:rPr>
-          <w:lang w:val="zh_TW" w:bidi="zh_TW"/>
-        </w:rPr>
-        <w:t>舊約中的承接聖職</w:t>
-      </w:r>
-    </w:p>
-    <w:p>
-      <w:pPr/>
-      <w:r>
-        <w:rPr>
-          <w:lang w:val="zh_TW" w:bidi="zh_TW"/>
-        </w:rPr>
-      </w:r>
-      <w:r>
-        <w:rPr>
-          <w:lang w:val="zh_TW" w:bidi="zh_TW"/>
-        </w:rPr>
-        <w:t>在整個舊約中，神揀選了神想要的人服事祂。祭司的角色最初屬於每個家族的族長。後來，神揀選了利未支派作為祭司（</w:t>
-      </w:r>
-      <w:hyperlink r:id="rId105">
-        <w:r>
-          <w:rPr>
-            <w:lang w:val="zh_TW" w:bidi="zh_TW"/>
-          </w:rPr>
-          <w:rPr>
-            <w:color w:val="0000EE"/>
-            <w:u w:val="single"/>
-          </w:rPr>
-          <w:t>申33:8–11</w:t>
-        </w:r>
-      </w:hyperlink>
-      <w:r>
-        <w:rPr>
-          <w:lang w:val="zh_TW" w:bidi="zh_TW"/>
-        </w:rPr>
-        <w:t>；</w:t>
-      </w:r>
-      <w:hyperlink r:id="rId106">
-        <w:r>
-          <w:rPr>
-            <w:lang w:val="zh_TW" w:bidi="zh_TW"/>
-          </w:rPr>
-          <w:rPr>
-            <w:color w:val="0000EE"/>
-            <w:u w:val="single"/>
-          </w:rPr>
-          <w:t>士17:13</w:t>
-        </w:r>
-      </w:hyperlink>
-      <w:r>
-        <w:rPr>
-          <w:lang w:val="zh_TW" w:bidi="zh_TW"/>
-        </w:rPr>
-        <w:t>）。即使是不同的家族群體爭奪權力（如撒督家族〔Zadokites〕、亞倫家族〔Aaronites〕和哈斯蒙尼家族〔Hasmonean〕），他們都會聲稱這個特殊的角色是在他們家族中傳承下來的。通過利未支派神聖的任命可以追溯到摩西（</w:t>
-      </w:r>
-      <w:hyperlink r:id="rId107">
-        <w:r>
-          <w:rPr>
-            <w:lang w:val="zh_TW" w:bidi="zh_TW"/>
-          </w:rPr>
-          <w:rPr>
-            <w:color w:val="0000EE"/>
-            <w:u w:val="single"/>
-          </w:rPr>
-          <w:t>出4:14</w:t>
-        </w:r>
-      </w:hyperlink>
-      <w:r>
-        <w:rPr>
-          <w:lang w:val="zh_TW" w:bidi="zh_TW"/>
-        </w:rPr>
-        <w:t>，</w:t>
-      </w:r>
-      <w:hyperlink r:id="rId108">
-        <w:r>
-          <w:rPr>
-            <w:lang w:val="zh_TW" w:bidi="zh_TW"/>
-          </w:rPr>
-          <w:rPr>
-            <w:color w:val="0000EE"/>
-            <w:u w:val="single"/>
-          </w:rPr>
-          <w:t>28:41，</w:t>
-        </w:r>
-      </w:hyperlink>
-      <w:hyperlink r:id="rId109">
-        <w:r>
-          <w:rPr>
-            <w:lang w:val="zh_TW" w:bidi="zh_TW"/>
-          </w:rPr>
-          <w:rPr>
-            <w:color w:val="0000EE"/>
-            <w:u w:val="single"/>
-          </w:rPr>
-          <w:t>29:9</w:t>
-        </w:r>
-      </w:hyperlink>
-      <w:r>
-        <w:rPr>
-          <w:lang w:val="zh_TW" w:bidi="zh_TW"/>
-        </w:rPr>
-        <w:t>）。撒母耳也被宣稱擁有這種特殊的角色，但他是來自以法蓮支派，而不是利未支派（</w:t>
-      </w:r>
-      <w:hyperlink r:id="rId110">
-        <w:r>
-          <w:rPr>
-            <w:lang w:val="zh_TW" w:bidi="zh_TW"/>
-          </w:rPr>
-          <w:rPr>
-            <w:color w:val="0000EE"/>
-            <w:u w:val="single"/>
-          </w:rPr>
-          <w:t>代上6:28</w:t>
-        </w:r>
-      </w:hyperlink>
-      <w:r>
-        <w:rPr>
-          <w:lang w:val="zh_TW" w:bidi="zh_TW"/>
-        </w:rPr>
-        <w:t>）。這個觀念在後來的著作中仍然受到推崇，例如大約在公元前180年寫成的便西拉智訓（</w:t>
-      </w:r>
-      <w:hyperlink r:id="rId111">
-        <w:r>
-          <w:rPr>
-            <w:lang w:val="zh_TW" w:bidi="zh_TW"/>
-          </w:rPr>
-          <w:rPr>
-            <w:color w:val="0000EE"/>
-            <w:u w:val="single"/>
-          </w:rPr>
-          <w:t>德訓篇45:6–22</w:t>
-        </w:r>
-      </w:hyperlink>
-      <w:r>
-        <w:rPr>
-          <w:lang w:val="zh_TW" w:bidi="zh_TW"/>
-        </w:rPr>
-        <w:t>）。希伯來書解釋說，沒有人會為自己選擇這種榮譽，如</w:t>
-      </w:r>
-      <w:hyperlink r:id="rId112">
-        <w:r>
-          <w:rPr>
-            <w:lang w:val="zh_TW" w:bidi="zh_TW"/>
-          </w:rPr>
-          <w:rPr>
-            <w:color w:val="0000EE"/>
-            <w:u w:val="single"/>
-          </w:rPr>
-          <w:t>希伯來書五章1節和4節</w:t>
-        </w:r>
-      </w:hyperlink>
-      <w:r>
-        <w:rPr>
-          <w:lang w:val="zh_TW" w:bidi="zh_TW"/>
-        </w:rPr>
-        <w:t>所說，一個人是「蒙神所召，像亞倫一樣」。這意味著他們是出生在一個擁有這種特殊角色的家族中。</w:t>
-      </w:r>
-    </w:p>
-    <w:p>
-      <w:pPr/>
-      <w:r>
-        <w:rPr>
-          <w:lang w:val="zh_TW" w:bidi="zh_TW"/>
-        </w:rPr>
-      </w:r>
-      <w:r>
-        <w:rPr>
-          <w:lang w:val="zh_TW" w:bidi="zh_TW"/>
-        </w:rPr>
-        <w:t>第一批利未人在會幕（用於敬拜的特殊帳幕）中當著眾人的面被獻上，百姓通過按手在他們身上來承認他們是祭司（</w:t>
-      </w:r>
-      <w:hyperlink r:id="rId113">
-        <w:r>
-          <w:rPr>
-            <w:lang w:val="zh_TW" w:bidi="zh_TW"/>
-          </w:rPr>
-          <w:rPr>
-            <w:color w:val="0000EE"/>
-            <w:u w:val="single"/>
-          </w:rPr>
-          <w:t>民8:10、14–18</w:t>
-        </w:r>
-      </w:hyperlink>
-      <w:r>
-        <w:rPr>
-          <w:lang w:val="zh_TW" w:bidi="zh_TW"/>
-        </w:rPr>
-        <w:t>）。同樣，神也指示摩西舉行一個為期一週的儀式，使亞倫和他的兒子們成為祭司。這個儀式涉及許多獻祭、穿著特殊服裝、用油膏抹和其他儀式（</w:t>
-      </w:r>
-      <w:hyperlink r:id="rId114">
-        <w:r>
-          <w:rPr>
-            <w:lang w:val="zh_TW" w:bidi="zh_TW"/>
-          </w:rPr>
-          <w:rPr>
-            <w:color w:val="0000EE"/>
-            <w:u w:val="single"/>
-          </w:rPr>
-          <w:t>出29章</w:t>
-        </w:r>
-      </w:hyperlink>
-      <w:r>
-        <w:rPr>
-          <w:lang w:val="zh_TW" w:bidi="zh_TW"/>
-        </w:rPr>
-        <w:t>；</w:t>
-      </w:r>
-      <w:hyperlink r:id="rId115">
-        <w:r>
-          <w:rPr>
-            <w:lang w:val="zh_TW" w:bidi="zh_TW"/>
-          </w:rPr>
-          <w:rPr>
-            <w:color w:val="0000EE"/>
-            <w:u w:val="single"/>
-          </w:rPr>
-          <w:t>利8章</w:t>
-        </w:r>
-      </w:hyperlink>
-      <w:r>
-        <w:rPr>
-          <w:lang w:val="zh_TW" w:bidi="zh_TW"/>
-        </w:rPr>
-        <w:t>）。聖經仔細記載這些儀式的細節，這表明這些儀式至少以某種形式在此後的許多年裡仍被繼續使用。然而，聖經並未重覆記載後來這些儀式被實行的情況。</w:t>
-      </w:r>
-    </w:p>
-    <w:p>
-      <w:pPr/>
-      <w:r>
-        <w:rPr>
-          <w:lang w:val="zh_TW" w:bidi="zh_TW"/>
-        </w:rPr>
-      </w:r>
-      <w:r>
-        <w:rPr>
-          <w:lang w:val="zh_TW" w:bidi="zh_TW"/>
-        </w:rPr>
-        <w:t>除了祭司，還有一些被認可的先知群體或先知社群。有時這些群體得到王的支持（</w:t>
-      </w:r>
-      <w:hyperlink r:id="rId116">
-        <w:r>
-          <w:rPr>
-            <w:lang w:val="zh_TW" w:bidi="zh_TW"/>
-          </w:rPr>
-          <w:rPr>
-            <w:color w:val="0000EE"/>
-            <w:u w:val="single"/>
-          </w:rPr>
-          <w:t>撒上10:5</w:t>
-        </w:r>
-      </w:hyperlink>
-      <w:r>
-        <w:rPr>
-          <w:lang w:val="zh_TW" w:bidi="zh_TW"/>
-        </w:rPr>
-        <w:t>；</w:t>
-      </w:r>
-      <w:hyperlink r:id="rId117">
-        <w:r>
-          <w:rPr>
-            <w:lang w:val="zh_TW" w:bidi="zh_TW"/>
-          </w:rPr>
-          <w:rPr>
-            <w:color w:val="0000EE"/>
-            <w:u w:val="single"/>
-          </w:rPr>
-          <w:t>王上1:9–10，</w:t>
-        </w:r>
-      </w:hyperlink>
-      <w:hyperlink r:id="rId118">
-        <w:r>
-          <w:rPr>
-            <w:lang w:val="zh_TW" w:bidi="zh_TW"/>
-          </w:rPr>
-          <w:rPr>
-            <w:color w:val="0000EE"/>
-            <w:u w:val="single"/>
-          </w:rPr>
-          <w:t>18:17–19，</w:t>
-        </w:r>
-      </w:hyperlink>
-      <w:hyperlink r:id="rId119">
-        <w:r>
-          <w:rPr>
-            <w:lang w:val="zh_TW" w:bidi="zh_TW"/>
-          </w:rPr>
-          <w:rPr>
-            <w:color w:val="0000EE"/>
-            <w:u w:val="single"/>
-          </w:rPr>
-          <w:t>20:35，</w:t>
-        </w:r>
-      </w:hyperlink>
-      <w:hyperlink r:id="rId120">
-        <w:r>
-          <w:rPr>
-            <w:lang w:val="zh_TW" w:bidi="zh_TW"/>
-          </w:rPr>
-          <w:rPr>
-            <w:color w:val="0000EE"/>
-            <w:u w:val="single"/>
-          </w:rPr>
-          <w:t>22:5–28</w:t>
-        </w:r>
-      </w:hyperlink>
-      <w:r>
-        <w:rPr>
-          <w:lang w:val="zh_TW" w:bidi="zh_TW"/>
-        </w:rPr>
-        <w:t>；</w:t>
-      </w:r>
-      <w:hyperlink r:id="rId121">
-        <w:r>
-          <w:rPr>
-            <w:lang w:val="zh_TW" w:bidi="zh_TW"/>
-          </w:rPr>
-          <w:rPr>
-            <w:color w:val="0000EE"/>
-            <w:u w:val="single"/>
-          </w:rPr>
-          <w:t>王下2:3–7，</w:t>
-        </w:r>
-      </w:hyperlink>
-      <w:hyperlink r:id="rId122">
-        <w:r>
-          <w:rPr>
-            <w:lang w:val="zh_TW" w:bidi="zh_TW"/>
-          </w:rPr>
-          <w:rPr>
-            <w:color w:val="0000EE"/>
-            <w:u w:val="single"/>
-          </w:rPr>
-          <w:t>23:2</w:t>
-        </w:r>
-      </w:hyperlink>
-      <w:r>
-        <w:rPr>
-          <w:lang w:val="zh_TW" w:bidi="zh_TW"/>
-        </w:rPr>
-        <w:t>）。人們追溯預言的歷史可以追溯到很早的時代（見</w:t>
-      </w:r>
-      <w:hyperlink r:id="rId123">
-        <w:r>
-          <w:rPr>
-            <w:lang w:val="zh_TW" w:bidi="zh_TW"/>
-          </w:rPr>
-          <w:rPr>
-            <w:color w:val="0000EE"/>
-            <w:u w:val="single"/>
-          </w:rPr>
-          <w:t>創20:7</w:t>
-        </w:r>
-      </w:hyperlink>
-      <w:r>
-        <w:rPr>
-          <w:lang w:val="zh_TW" w:bidi="zh_TW"/>
-        </w:rPr>
-        <w:t>；</w:t>
-      </w:r>
-      <w:hyperlink r:id="rId124">
-        <w:r>
-          <w:rPr>
-            <w:lang w:val="zh_TW" w:bidi="zh_TW"/>
-          </w:rPr>
-          <w:rPr>
-            <w:color w:val="0000EE"/>
-            <w:u w:val="single"/>
-          </w:rPr>
-          <w:t>申34:10</w:t>
-        </w:r>
-      </w:hyperlink>
-      <w:r>
-        <w:rPr>
-          <w:lang w:val="zh_TW" w:bidi="zh_TW"/>
-        </w:rPr>
-        <w:t>；</w:t>
-      </w:r>
-      <w:hyperlink r:id="rId125">
-        <w:r>
-          <w:rPr>
-            <w:lang w:val="zh_TW" w:bidi="zh_TW"/>
-          </w:rPr>
-          <w:rPr>
-            <w:color w:val="0000EE"/>
-            <w:u w:val="single"/>
-          </w:rPr>
-          <w:t>士4:4</w:t>
-        </w:r>
-      </w:hyperlink>
-      <w:r>
-        <w:rPr>
-          <w:lang w:val="zh_TW" w:bidi="zh_TW"/>
-        </w:rPr>
-        <w:t>；</w:t>
-      </w:r>
-      <w:hyperlink r:id="rId126">
-        <w:r>
-          <w:rPr>
-            <w:lang w:val="zh_TW" w:bidi="zh_TW"/>
-          </w:rPr>
-          <w:rPr>
-            <w:color w:val="0000EE"/>
-            <w:u w:val="single"/>
-          </w:rPr>
-          <w:t>耶7:25</w:t>
-        </w:r>
-      </w:hyperlink>
-      <w:r>
-        <w:rPr>
-          <w:lang w:val="zh_TW" w:bidi="zh_TW"/>
-        </w:rPr>
-        <w:t>）。「先知的子孫」這個詞，以及</w:t>
-      </w:r>
-      <w:hyperlink r:id="rId127">
-        <w:r>
-          <w:rPr>
-            <w:lang w:val="zh_TW" w:bidi="zh_TW"/>
-          </w:rPr>
-          <w:rPr>
-            <w:color w:val="0000EE"/>
-            <w:u w:val="single"/>
-          </w:rPr>
-          <w:t>耶利米書三十五章4節</w:t>
-        </w:r>
-      </w:hyperlink>
-      <w:r>
-        <w:rPr>
-          <w:lang w:val="zh_TW" w:bidi="zh_TW"/>
-        </w:rPr>
-        <w:t>中的暗示，可能表明先知的角色有時像祭司一樣，是從父母傳給子女的。然而，我們並不確切知道先知是如何被揀選或被任命的。</w:t>
-      </w:r>
-    </w:p>
-    <w:p>
-      <w:pPr/>
-      <w:r>
-        <w:rPr>
-          <w:lang w:val="zh_TW" w:bidi="zh_TW"/>
-        </w:rPr>
-      </w:r>
-      <w:r>
-        <w:rPr>
-          <w:lang w:val="zh_TW" w:bidi="zh_TW"/>
-        </w:rPr>
-        <w:t>最重要的先知經常與這些先知群體或「學派」意見不合（</w:t>
-      </w:r>
-      <w:hyperlink r:id="rId128">
-        <w:r>
-          <w:rPr>
-            <w:lang w:val="zh_TW" w:bidi="zh_TW"/>
-          </w:rPr>
-          <w:rPr>
-            <w:color w:val="0000EE"/>
-            <w:u w:val="single"/>
-          </w:rPr>
-          <w:t>王上17章</w:t>
-        </w:r>
-      </w:hyperlink>
-      <w:r>
-        <w:rPr>
-          <w:lang w:val="zh_TW" w:bidi="zh_TW"/>
-        </w:rPr>
-        <w:t>的以利亞；</w:t>
-      </w:r>
-      <w:hyperlink r:id="rId120">
-        <w:r>
-          <w:rPr>
-            <w:lang w:val="zh_TW" w:bidi="zh_TW"/>
-          </w:rPr>
-          <w:rPr>
-            <w:color w:val="0000EE"/>
-            <w:u w:val="single"/>
-          </w:rPr>
-          <w:t>王上22:5–28</w:t>
-        </w:r>
-      </w:hyperlink>
-      <w:r>
-        <w:rPr>
-          <w:lang w:val="zh_TW" w:bidi="zh_TW"/>
-        </w:rPr>
-        <w:t>的米該雅；</w:t>
-      </w:r>
-      <w:hyperlink r:id="rId129">
-        <w:r>
-          <w:rPr>
-            <w:lang w:val="zh_TW" w:bidi="zh_TW"/>
-          </w:rPr>
-          <w:rPr>
-            <w:color w:val="0000EE"/>
-            <w:u w:val="single"/>
-          </w:rPr>
-          <w:t>耶27:14–16</w:t>
-        </w:r>
-      </w:hyperlink>
-      <w:r>
-        <w:rPr>
-          <w:lang w:val="zh_TW" w:bidi="zh_TW"/>
-        </w:rPr>
-        <w:t>，</w:t>
-      </w:r>
-      <w:hyperlink r:id="rId130">
-        <w:r>
-          <w:rPr>
-            <w:lang w:val="zh_TW" w:bidi="zh_TW"/>
-          </w:rPr>
-          <w:rPr>
-            <w:color w:val="0000EE"/>
-            <w:u w:val="single"/>
-          </w:rPr>
-          <w:t>28章</w:t>
-        </w:r>
-      </w:hyperlink>
-      <w:r>
-        <w:rPr>
-          <w:lang w:val="zh_TW" w:bidi="zh_TW"/>
-        </w:rPr>
-        <w:t>的耶利米）。神直接呼召這些主要的先知（</w:t>
-      </w:r>
-      <w:hyperlink r:id="rId131">
-        <w:r>
-          <w:rPr>
-            <w:lang w:val="zh_TW" w:bidi="zh_TW"/>
-          </w:rPr>
-          <w:rPr>
-            <w:color w:val="0000EE"/>
-            <w:u w:val="single"/>
-          </w:rPr>
-          <w:t>王上17:1</w:t>
-        </w:r>
-      </w:hyperlink>
-      <w:r>
-        <w:rPr>
-          <w:lang w:val="zh_TW" w:bidi="zh_TW"/>
-        </w:rPr>
-        <w:t>，</w:t>
-      </w:r>
-      <w:hyperlink r:id="rId132">
-        <w:r>
-          <w:rPr>
-            <w:lang w:val="zh_TW" w:bidi="zh_TW"/>
-          </w:rPr>
-          <w:rPr>
-            <w:color w:val="0000EE"/>
-            <w:u w:val="single"/>
-          </w:rPr>
-          <w:t>21:17</w:t>
-        </w:r>
-      </w:hyperlink>
-      <w:r>
-        <w:rPr>
-          <w:lang w:val="zh_TW" w:bidi="zh_TW"/>
-        </w:rPr>
-        <w:t>；</w:t>
-      </w:r>
-      <w:hyperlink r:id="rId133">
-        <w:r>
-          <w:rPr>
-            <w:lang w:val="zh_TW" w:bidi="zh_TW"/>
-          </w:rPr>
-          <w:rPr>
-            <w:color w:val="0000EE"/>
-            <w:u w:val="single"/>
-          </w:rPr>
-          <w:t>賽6章</w:t>
-        </w:r>
-      </w:hyperlink>
-      <w:r>
-        <w:rPr>
-          <w:lang w:val="zh_TW" w:bidi="zh_TW"/>
-        </w:rPr>
-        <w:t>；</w:t>
-      </w:r>
-      <w:hyperlink r:id="rId134">
-        <w:r>
-          <w:rPr>
-            <w:lang w:val="zh_TW" w:bidi="zh_TW"/>
-          </w:rPr>
-          <w:rPr>
-            <w:color w:val="0000EE"/>
-            <w:u w:val="single"/>
-          </w:rPr>
-          <w:t>耶1章</w:t>
-        </w:r>
-      </w:hyperlink>
-      <w:r>
-        <w:rPr>
-          <w:lang w:val="zh_TW" w:bidi="zh_TW"/>
-        </w:rPr>
-        <w:t>；</w:t>
-      </w:r>
-      <w:hyperlink r:id="rId135">
-        <w:r>
-          <w:rPr>
-            <w:lang w:val="zh_TW" w:bidi="zh_TW"/>
-          </w:rPr>
-          <w:rPr>
-            <w:color w:val="0000EE"/>
-            <w:u w:val="single"/>
-          </w:rPr>
-          <w:t>摩7:15</w:t>
-        </w:r>
-      </w:hyperlink>
-      <w:r>
-        <w:rPr>
-          <w:lang w:val="zh_TW" w:bidi="zh_TW"/>
-        </w:rPr>
-        <w:t>）。唯一的例外是以利沙，神告訴以利亞要呼召並膏立他為先知（</w:t>
-      </w:r>
-      <w:hyperlink r:id="rId136">
-        <w:r>
-          <w:rPr>
-            <w:lang w:val="zh_TW" w:bidi="zh_TW"/>
-          </w:rPr>
-          <w:rPr>
-            <w:color w:val="0000EE"/>
-            <w:u w:val="single"/>
-          </w:rPr>
-          <w:t>王上19:16</w:t>
-        </w:r>
-      </w:hyperlink>
-      <w:r>
-        <w:rPr>
-          <w:lang w:val="zh_TW" w:bidi="zh_TW"/>
-        </w:rPr>
-        <w:t>；參</w:t>
-      </w:r>
-      <w:hyperlink r:id="rId137">
-        <w:r>
-          <w:rPr>
-            <w:lang w:val="zh_TW" w:bidi="zh_TW"/>
-          </w:rPr>
-          <w:rPr>
-            <w:color w:val="0000EE"/>
-            <w:u w:val="single"/>
-          </w:rPr>
-          <w:t>賽61:1</w:t>
-        </w:r>
-      </w:hyperlink>
-      <w:r>
-        <w:rPr>
-          <w:lang w:val="zh_TW" w:bidi="zh_TW"/>
-        </w:rPr>
-        <w:t>）。百姓辨別一位先知是否真正來自神，不在於任何特殊的儀式，而在於他們的信息是否明顯真實。對於預言未來的事情，當預言成真時，百姓就可以知道是否是真的先知（</w:t>
-      </w:r>
-      <w:hyperlink r:id="rId138">
-        <w:r>
-          <w:rPr>
-            <w:lang w:val="zh_TW" w:bidi="zh_TW"/>
-          </w:rPr>
-          <w:rPr>
-            <w:color w:val="0000EE"/>
-            <w:u w:val="single"/>
-          </w:rPr>
-          <w:t>王上22:13–14、26–28</w:t>
-        </w:r>
-      </w:hyperlink>
-      <w:r>
-        <w:rPr>
-          <w:lang w:val="zh_TW" w:bidi="zh_TW"/>
-        </w:rPr>
-        <w:t>；</w:t>
-      </w:r>
-      <w:hyperlink r:id="rId139">
-        <w:r>
-          <w:rPr>
-            <w:lang w:val="zh_TW" w:bidi="zh_TW"/>
-          </w:rPr>
-          <w:rPr>
-            <w:color w:val="0000EE"/>
-            <w:u w:val="single"/>
-          </w:rPr>
-          <w:t>耶28:5–9</w:t>
-        </w:r>
-      </w:hyperlink>
-      <w:r>
-        <w:rPr>
-          <w:lang w:val="zh_TW" w:bidi="zh_TW"/>
-        </w:rPr>
-        <w:t>）。</w:t>
-      </w:r>
-    </w:p>
-    <w:p>
-      <w:pPr>
-        <w:pStyle w:val="Heading3"/>
-      </w:pPr>
-      <w:r>
-        <w:rPr>
-          <w:lang w:val="zh_TW" w:bidi="zh_TW"/>
-        </w:rPr>
-        <w:t>新約中的承接聖職</w:t>
-      </w:r>
-    </w:p>
-    <w:p>
-      <w:pPr/>
-      <w:r>
-        <w:rPr>
-          <w:lang w:val="zh_TW" w:bidi="zh_TW"/>
-        </w:rPr>
-      </w:r>
-      <w:r>
-        <w:rPr>
-          <w:lang w:val="zh_TW" w:bidi="zh_TW"/>
-        </w:rPr>
-        <w:t>基督教的承接聖職（使人成為教會領袖的過程）也是基於神的揀選。耶穌和祂的門徒並不是來自當時的專業宗教團體。當耶穌揀選祂的十二使徒時，耶穌呼召了祂想要的人。耶穌後來告訴他們：「不是你們揀選了我，是我揀選了你們。」（</w:t>
-      </w:r>
-      <w:hyperlink r:id="rId140">
-        <w:r>
-          <w:rPr>
-            <w:lang w:val="zh_TW" w:bidi="zh_TW"/>
-          </w:rPr>
-          <w:rPr>
-            <w:color w:val="0000EE"/>
-            <w:u w:val="single"/>
-          </w:rPr>
-          <w:t>約15:16</w:t>
-        </w:r>
-      </w:hyperlink>
-      <w:r>
-        <w:rPr>
-          <w:lang w:val="zh_TW" w:bidi="zh_TW"/>
-        </w:rPr>
-        <w:t xml:space="preserve">）。 </w:t>
-      </w:r>
-    </w:p>
-    <w:p>
-      <w:pPr/>
-      <w:r>
-        <w:rPr>
-          <w:lang w:val="zh_TW" w:bidi="zh_TW"/>
-        </w:rPr>
-      </w:r>
-      <w:r>
-        <w:rPr>
-          <w:lang w:val="zh_TW" w:bidi="zh_TW"/>
-        </w:rPr>
-        <w:t>在早期基督教會中，領袖的揀選方式各不相同，但始終相信是神在引導這個過程。例如：</w:t>
-      </w:r>
-    </w:p>
-    <w:p>
-      <w:pPr>
-        <w:pStyle w:val="ListBullet"/>
-        <w:spacing w:line="240" w:lineRule="auto"/>
-        <w:ind w:left="720"/>
-      </w:pPr>
-      <w:r>
-        <w:rPr>
-          <w:lang w:val="zh_TW" w:bidi="zh_TW"/>
-        </w:rPr>
-      </w:r>
-      <w:r>
-        <w:rPr>
-          <w:lang w:val="zh_TW" w:bidi="zh_TW"/>
-        </w:rPr>
-        <w:t>當使徒們揀選馬提亞來取代猶大時，他們禱告並使用一種特殊的方法（搖籤）來確定神的旨意（</w:t>
-      </w:r>
-      <w:hyperlink r:id="rId141">
-        <w:r>
-          <w:rPr>
-            <w:lang w:val="zh_TW" w:bidi="zh_TW"/>
-          </w:rPr>
-          <w:rPr>
-            <w:color w:val="0000EE"/>
-            <w:u w:val="single"/>
-          </w:rPr>
-          <w:t>徒1:24–26</w:t>
-        </w:r>
-      </w:hyperlink>
-      <w:r>
-        <w:rPr>
-          <w:lang w:val="zh_TW" w:bidi="zh_TW"/>
-        </w:rPr>
-        <w:t xml:space="preserve">）。 </w:t>
-      </w:r>
-    </w:p>
-    <w:p>
-      <w:pPr>
-        <w:pStyle w:val="ListBullet"/>
-        <w:spacing w:line="240" w:lineRule="auto"/>
-        <w:ind w:left="720"/>
-      </w:pPr>
-      <w:r>
-        <w:rPr>
-          <w:lang w:val="zh_TW" w:bidi="zh_TW"/>
-        </w:rPr>
-      </w:r>
-      <w:r>
-        <w:rPr>
-          <w:lang w:val="zh_TW" w:bidi="zh_TW"/>
-        </w:rPr>
-        <w:t>保羅說在他出生以前神就已經揀選他作使徒。他堅持說，這一職分並不是從任何人那裡領受的（</w:t>
-      </w:r>
-      <w:hyperlink r:id="rId142">
-        <w:r>
-          <w:rPr>
-            <w:lang w:val="zh_TW" w:bidi="zh_TW"/>
-          </w:rPr>
-          <w:rPr>
-            <w:color w:val="0000EE"/>
-            <w:u w:val="single"/>
-          </w:rPr>
-          <w:t>加1:1、15</w:t>
-        </w:r>
-      </w:hyperlink>
-      <w:r>
-        <w:rPr>
-          <w:lang w:val="zh_TW" w:bidi="zh_TW"/>
-        </w:rPr>
-        <w:t xml:space="preserve">）。 </w:t>
-      </w:r>
-    </w:p>
-    <w:p>
-      <w:pPr>
-        <w:pStyle w:val="ListBullet"/>
-        <w:spacing w:line="240" w:lineRule="auto"/>
-        <w:ind w:left="720"/>
-      </w:pPr>
-      <w:r>
-        <w:rPr>
-          <w:lang w:val="zh_TW" w:bidi="zh_TW"/>
-        </w:rPr>
-      </w:r>
-      <w:r>
-        <w:rPr>
-          <w:lang w:val="zh_TW" w:bidi="zh_TW"/>
-        </w:rPr>
-        <w:t>聖靈指示教會差派保羅和巴拿巴作為傳教士，可能是通過某位基督教先知的話語來傳達的。</w:t>
-      </w:r>
-    </w:p>
-    <w:p>
-      <w:pPr>
-        <w:pStyle w:val="ListBullet"/>
-        <w:spacing w:line="240" w:lineRule="auto"/>
-        <w:ind w:left="720"/>
-      </w:pPr>
-      <w:r>
-        <w:rPr>
-          <w:lang w:val="zh_TW" w:bidi="zh_TW"/>
-        </w:rPr>
-      </w:r>
-      <w:r>
-        <w:rPr>
-          <w:lang w:val="zh_TW" w:bidi="zh_TW"/>
-        </w:rPr>
-        <w:t>提摩太最初被選為保羅的助手，是因為有指向他的預言信息（</w:t>
-      </w:r>
-      <w:hyperlink r:id="rId143">
-        <w:r>
-          <w:rPr>
-            <w:lang w:val="zh_TW" w:bidi="zh_TW"/>
-          </w:rPr>
-          <w:rPr>
-            <w:color w:val="0000EE"/>
-            <w:u w:val="single"/>
-          </w:rPr>
-          <w:t>提前1:18</w:t>
-        </w:r>
-      </w:hyperlink>
-      <w:r>
-        <w:rPr>
-          <w:lang w:val="zh_TW" w:bidi="zh_TW"/>
-        </w:rPr>
-        <w:t>，</w:t>
-      </w:r>
-      <w:hyperlink r:id="rId144">
-        <w:r>
-          <w:rPr>
-            <w:lang w:val="zh_TW" w:bidi="zh_TW"/>
-          </w:rPr>
-          <w:rPr>
-            <w:color w:val="0000EE"/>
-            <w:u w:val="single"/>
-          </w:rPr>
-          <w:t>4:14</w:t>
-        </w:r>
-      </w:hyperlink>
-      <w:r>
-        <w:rPr>
-          <w:lang w:val="zh_TW" w:bidi="zh_TW"/>
-        </w:rPr>
-        <w:t>）。</w:t>
-      </w:r>
-    </w:p>
-    <w:p>
-      <w:pPr/>
-      <w:r>
-        <w:rPr>
-          <w:lang w:val="zh_TW" w:bidi="zh_TW"/>
-        </w:rPr>
-      </w:r>
-      <w:r>
-        <w:rPr>
-          <w:lang w:val="zh_TW" w:bidi="zh_TW"/>
-        </w:rPr>
-        <w:t>在哥林多教會，聖靈直接賜予不同的職分，如講道、教導、醫治和治理事的（</w:t>
-      </w:r>
-      <w:hyperlink r:id="rId145">
-        <w:r>
-          <w:rPr>
-            <w:lang w:val="zh_TW" w:bidi="zh_TW"/>
-          </w:rPr>
-          <w:rPr>
-            <w:color w:val="0000EE"/>
-            <w:u w:val="single"/>
-          </w:rPr>
-          <w:t>林前12:8–11、28</w:t>
-        </w:r>
-      </w:hyperlink>
-      <w:r>
-        <w:rPr>
-          <w:lang w:val="zh_TW" w:bidi="zh_TW"/>
-        </w:rPr>
-        <w:t>；參</w:t>
-      </w:r>
-      <w:hyperlink r:id="rId146">
-        <w:r>
-          <w:rPr>
-            <w:lang w:val="zh_TW" w:bidi="zh_TW"/>
-          </w:rPr>
-          <w:rPr>
-            <w:color w:val="0000EE"/>
-            <w:u w:val="single"/>
-          </w:rPr>
-          <w:t>弗4:11</w:t>
-        </w:r>
-      </w:hyperlink>
-      <w:r>
-        <w:rPr>
-          <w:lang w:val="zh_TW" w:bidi="zh_TW"/>
-        </w:rPr>
-        <w:t xml:space="preserve">）。 </w:t>
-      </w:r>
-    </w:p>
-    <w:p>
-      <w:pPr/>
-      <w:r>
-        <w:rPr>
-          <w:lang w:val="zh_TW" w:bidi="zh_TW"/>
-        </w:rPr>
-      </w:r>
-      <w:r>
-        <w:rPr>
-          <w:lang w:val="zh_TW" w:bidi="zh_TW"/>
-        </w:rPr>
-        <w:t>在以弗所，聖靈使教會領袖（「監督」）成為會眾的守護者（</w:t>
-      </w:r>
-      <w:hyperlink r:id="rId147">
-        <w:r>
-          <w:rPr>
-            <w:lang w:val="zh_TW" w:bidi="zh_TW"/>
-          </w:rPr>
-          <w:rPr>
-            <w:color w:val="0000EE"/>
-            <w:u w:val="single"/>
-          </w:rPr>
-          <w:t>徒20:28</w:t>
-        </w:r>
-      </w:hyperlink>
-      <w:r>
-        <w:rPr>
-          <w:lang w:val="zh_TW" w:bidi="zh_TW"/>
-        </w:rPr>
-        <w:t xml:space="preserve">）。 </w:t>
-      </w:r>
-    </w:p>
-    <w:p>
-      <w:pPr/>
-      <w:r>
-        <w:rPr>
-          <w:lang w:val="zh_TW" w:bidi="zh_TW"/>
-        </w:rPr>
-      </w:r>
-      <w:r>
-        <w:rPr>
-          <w:lang w:val="zh_TW" w:bidi="zh_TW"/>
-        </w:rPr>
-        <w:t>通過這些例子可以明顯看出，神揀選誰來擔任這些職分。聖經強烈譴責任何企圖通過個人努力或不正當手段來獲得這些職分的行為（</w:t>
-      </w:r>
-      <w:hyperlink r:id="rId148">
-        <w:r>
-          <w:rPr>
-            <w:lang w:val="zh_TW" w:bidi="zh_TW"/>
-          </w:rPr>
-          <w:rPr>
-            <w:color w:val="0000EE"/>
-            <w:u w:val="single"/>
-          </w:rPr>
-          <w:t>徒8:18–24</w:t>
-        </w:r>
-      </w:hyperlink>
-      <w:r>
-        <w:rPr>
-          <w:lang w:val="zh_TW" w:bidi="zh_TW"/>
-        </w:rPr>
-        <w:t>）。</w:t>
-      </w:r>
-    </w:p>
-    <w:p>
-      <w:pPr/>
-      <w:r>
-        <w:rPr>
-          <w:lang w:val="zh_TW" w:bidi="zh_TW"/>
-        </w:rPr>
-      </w:r>
-      <w:r>
-        <w:rPr>
-          <w:lang w:val="zh_TW" w:bidi="zh_TW"/>
-        </w:rPr>
-        <w:t>另一方面，教會在揀選領袖方面也扮演了一個角色：</w:t>
-      </w:r>
-    </w:p>
-    <w:p>
-      <w:pPr>
-        <w:pStyle w:val="ListBullet"/>
-        <w:spacing w:line="240" w:lineRule="auto"/>
-        <w:ind w:left="720"/>
-      </w:pPr>
-      <w:r>
-        <w:rPr>
-          <w:lang w:val="zh_TW" w:bidi="zh_TW"/>
-        </w:rPr>
-      </w:r>
-      <w:r>
-        <w:rPr>
-          <w:lang w:val="zh_TW" w:bidi="zh_TW"/>
-        </w:rPr>
-        <w:t>聚集在一起的教會「提名」（或建議）巴撒巴和馬提亞作為候選人，然後請求神做出最終選擇（</w:t>
-      </w:r>
-      <w:hyperlink r:id="rId149">
-        <w:r>
-          <w:rPr>
-            <w:lang w:val="zh_TW" w:bidi="zh_TW"/>
-          </w:rPr>
-          <w:rPr>
-            <w:color w:val="0000EE"/>
-            <w:u w:val="single"/>
-          </w:rPr>
-          <w:t>徒1:15、23</w:t>
-        </w:r>
-      </w:hyperlink>
-      <w:r>
-        <w:rPr>
-          <w:lang w:val="zh_TW" w:bidi="zh_TW"/>
-        </w:rPr>
-        <w:t xml:space="preserve">）。 </w:t>
-      </w:r>
-    </w:p>
-    <w:p>
-      <w:pPr>
-        <w:pStyle w:val="ListBullet"/>
-        <w:spacing w:line="240" w:lineRule="auto"/>
-        <w:ind w:left="720"/>
-      </w:pPr>
-      <w:r>
-        <w:rPr>
-          <w:lang w:val="zh_TW" w:bidi="zh_TW"/>
-        </w:rPr>
-      </w:r>
-      <w:r>
-        <w:rPr>
-          <w:lang w:val="zh_TW" w:bidi="zh_TW"/>
-        </w:rPr>
-        <w:t>信徒選出七個人來服事，然後把他們帶到使徒面前（</w:t>
-      </w:r>
-      <w:hyperlink r:id="rId150">
-        <w:r>
-          <w:rPr>
-            <w:lang w:val="zh_TW" w:bidi="zh_TW"/>
-          </w:rPr>
-          <w:rPr>
-            <w:color w:val="0000EE"/>
-            <w:u w:val="single"/>
-          </w:rPr>
-          <w:t>徒6:2–6</w:t>
-        </w:r>
-      </w:hyperlink>
-      <w:r>
-        <w:rPr>
-          <w:lang w:val="zh_TW" w:bidi="zh_TW"/>
-        </w:rPr>
-        <w:t xml:space="preserve">）。 </w:t>
-      </w:r>
-    </w:p>
-    <w:p>
-      <w:pPr>
-        <w:pStyle w:val="ListBullet"/>
-        <w:spacing w:line="240" w:lineRule="auto"/>
-        <w:ind w:left="720"/>
-      </w:pPr>
-      <w:r>
-        <w:rPr>
-          <w:lang w:val="zh_TW" w:bidi="zh_TW"/>
-        </w:rPr>
-      </w:r>
-      <w:r>
-        <w:rPr>
-          <w:lang w:val="zh_TW" w:bidi="zh_TW"/>
-        </w:rPr>
-        <w:t>聚集的教會遵循聖靈的指示，差派保羅和巴拿巴作為傳教士（</w:t>
-      </w:r>
-      <w:hyperlink r:id="rId151">
-        <w:r>
-          <w:rPr>
-            <w:lang w:val="zh_TW" w:bidi="zh_TW"/>
-          </w:rPr>
-          <w:rPr>
-            <w:color w:val="0000EE"/>
-            <w:u w:val="single"/>
-          </w:rPr>
-          <w:t>徒13:3</w:t>
-        </w:r>
-      </w:hyperlink>
-      <w:r>
-        <w:rPr>
-          <w:lang w:val="zh_TW" w:bidi="zh_TW"/>
-        </w:rPr>
-        <w:t xml:space="preserve">）。 </w:t>
-      </w:r>
-    </w:p>
-    <w:p>
-      <w:pPr>
-        <w:pStyle w:val="ListBullet"/>
-        <w:spacing w:line="240" w:lineRule="auto"/>
-        <w:ind w:left="720"/>
-      </w:pPr>
-      <w:r>
-        <w:rPr>
-          <w:lang w:val="zh_TW" w:bidi="zh_TW"/>
-        </w:rPr>
-      </w:r>
-      <w:r>
-        <w:rPr>
-          <w:lang w:val="zh_TW" w:bidi="zh_TW"/>
-        </w:rPr>
-        <w:t>保羅和巴拿巴在各地選立長老（</w:t>
-      </w:r>
-      <w:hyperlink r:id="rId152">
-        <w:r>
-          <w:rPr>
-            <w:lang w:val="zh_TW" w:bidi="zh_TW"/>
-          </w:rPr>
-          <w:rPr>
-            <w:color w:val="0000EE"/>
-            <w:u w:val="single"/>
-          </w:rPr>
-          <w:t>徒14:23</w:t>
-        </w:r>
-      </w:hyperlink>
-      <w:r>
-        <w:rPr>
-          <w:lang w:val="zh_TW" w:bidi="zh_TW"/>
-        </w:rPr>
-        <w:t>）。保羅也指示提多去做同樣的事情（</w:t>
-      </w:r>
-      <w:hyperlink r:id="rId153">
-        <w:r>
-          <w:rPr>
-            <w:lang w:val="zh_TW" w:bidi="zh_TW"/>
-          </w:rPr>
-          <w:rPr>
-            <w:color w:val="0000EE"/>
-            <w:u w:val="single"/>
-          </w:rPr>
-          <w:t>多1:5</w:t>
-        </w:r>
-      </w:hyperlink>
-      <w:r>
-        <w:rPr>
-          <w:lang w:val="zh_TW" w:bidi="zh_TW"/>
-        </w:rPr>
-        <w:t>），提摩太可能也曾這樣做（</w:t>
-      </w:r>
-      <w:hyperlink r:id="rId154">
-        <w:r>
-          <w:rPr>
-            <w:lang w:val="zh_TW" w:bidi="zh_TW"/>
-          </w:rPr>
-          <w:rPr>
-            <w:color w:val="0000EE"/>
-            <w:u w:val="single"/>
-          </w:rPr>
-          <w:t>提前5:22</w:t>
-        </w:r>
-      </w:hyperlink>
-      <w:r>
-        <w:rPr>
-          <w:lang w:val="zh_TW" w:bidi="zh_TW"/>
-        </w:rPr>
-        <w:t xml:space="preserve">）。 </w:t>
-      </w:r>
-    </w:p>
-    <w:p>
-      <w:pPr>
-        <w:pStyle w:val="ListBullet"/>
-        <w:spacing w:line="240" w:lineRule="auto"/>
-        <w:ind w:left="720"/>
-      </w:pPr>
-      <w:r>
-        <w:rPr>
-          <w:lang w:val="zh_TW" w:bidi="zh_TW"/>
-        </w:rPr>
-      </w:r>
-      <w:r>
-        <w:rPr>
-          <w:lang w:val="zh_TW" w:bidi="zh_TW"/>
-        </w:rPr>
-        <w:t>路司得和以哥念的長老與保羅一起任命提摩太為領袖，這是回應一位基督教先知的信息（</w:t>
-      </w:r>
-      <w:hyperlink r:id="rId144">
-        <w:r>
-          <w:rPr>
-            <w:lang w:val="zh_TW" w:bidi="zh_TW"/>
-          </w:rPr>
-          <w:rPr>
-            <w:color w:val="0000EE"/>
-            <w:u w:val="single"/>
-          </w:rPr>
-          <w:t>提前4:14</w:t>
-        </w:r>
-      </w:hyperlink>
-      <w:r>
-        <w:rPr>
-          <w:lang w:val="zh_TW" w:bidi="zh_TW"/>
-        </w:rPr>
-        <w:t>；</w:t>
-      </w:r>
-      <w:hyperlink r:id="rId155">
-        <w:r>
-          <w:rPr>
-            <w:lang w:val="zh_TW" w:bidi="zh_TW"/>
-          </w:rPr>
-          <w:rPr>
-            <w:color w:val="0000EE"/>
-            <w:u w:val="single"/>
-          </w:rPr>
-          <w:t>提後1:6</w:t>
-        </w:r>
-      </w:hyperlink>
-      <w:r>
-        <w:rPr>
-          <w:lang w:val="zh_TW" w:bidi="zh_TW"/>
-        </w:rPr>
-        <w:t xml:space="preserve">）。 </w:t>
-      </w:r>
-    </w:p>
-    <w:p>
-      <w:pPr/>
-      <w:r>
-        <w:rPr>
-          <w:lang w:val="zh_TW" w:bidi="zh_TW"/>
-        </w:rPr>
-      </w:r>
-      <w:r>
-        <w:rPr>
-          <w:lang w:val="zh_TW" w:bidi="zh_TW"/>
-        </w:rPr>
-        <w:t>當保羅寫信給提摩太和提多時，已經有教會領袖所需的品質的詳細清單（</w:t>
-      </w:r>
-      <w:hyperlink r:id="rId156">
-        <w:r>
-          <w:rPr>
-            <w:lang w:val="zh_TW" w:bidi="zh_TW"/>
-          </w:rPr>
-          <w:rPr>
-            <w:color w:val="0000EE"/>
-            <w:u w:val="single"/>
-          </w:rPr>
-          <w:t>提前3:1–13</w:t>
-        </w:r>
-      </w:hyperlink>
-      <w:r>
-        <w:rPr>
-          <w:lang w:val="zh_TW" w:bidi="zh_TW"/>
-        </w:rPr>
-        <w:t>；</w:t>
-      </w:r>
-      <w:hyperlink r:id="rId157">
-        <w:r>
-          <w:rPr>
-            <w:lang w:val="zh_TW" w:bidi="zh_TW"/>
-          </w:rPr>
-          <w:rPr>
-            <w:color w:val="0000EE"/>
-            <w:u w:val="single"/>
-          </w:rPr>
-          <w:t>提後2:2</w:t>
-        </w:r>
-      </w:hyperlink>
-      <w:r>
-        <w:rPr>
-          <w:lang w:val="zh_TW" w:bidi="zh_TW"/>
-        </w:rPr>
-        <w:t>）。</w:t>
-      </w:r>
-    </w:p>
-    <w:p>
-      <w:pPr/>
-      <w:r>
-        <w:rPr>
-          <w:lang w:val="zh_TW" w:bidi="zh_TW"/>
-        </w:rPr>
-      </w:r>
-      <w:r>
-        <w:rPr>
-          <w:lang w:val="zh_TW" w:bidi="zh_TW"/>
-        </w:rPr>
-        <w:t>信徒的聚會也參與了揀選領袖。他們以多種方式進行：</w:t>
-      </w:r>
-    </w:p>
-    <w:p>
-      <w:pPr>
-        <w:pStyle w:val="ListBullet"/>
-        <w:spacing w:line="240" w:lineRule="auto"/>
-        <w:ind w:left="720"/>
-      </w:pPr>
-      <w:r>
-        <w:rPr>
-          <w:lang w:val="zh_TW" w:bidi="zh_TW"/>
-        </w:rPr>
-      </w:r>
-      <w:r>
-        <w:rPr>
-          <w:lang w:val="zh_TW" w:bidi="zh_TW"/>
-        </w:rPr>
-        <w:t>可以通過禱告、禁食（為了屬靈目的而不進食）和抽籤（被認為是揭示神旨意的一種隨機選擇方法；</w:t>
-      </w:r>
-      <w:hyperlink r:id="rId158">
-        <w:r>
-          <w:rPr>
-            <w:lang w:val="zh_TW" w:bidi="zh_TW"/>
-          </w:rPr>
-          <w:rPr>
-            <w:color w:val="0000EE"/>
-            <w:u w:val="single"/>
-          </w:rPr>
-          <w:t>徒1:26</w:t>
-        </w:r>
-      </w:hyperlink>
-      <w:r>
-        <w:rPr>
-          <w:lang w:val="zh_TW" w:bidi="zh_TW"/>
-        </w:rPr>
-        <w:t>，</w:t>
-      </w:r>
-      <w:hyperlink r:id="rId159">
-        <w:r>
-          <w:rPr>
-            <w:lang w:val="zh_TW" w:bidi="zh_TW"/>
-          </w:rPr>
-          <w:rPr>
-            <w:color w:val="0000EE"/>
-            <w:u w:val="single"/>
-          </w:rPr>
-          <w:t>6:6</w:t>
-        </w:r>
-      </w:hyperlink>
-      <w:r>
-        <w:rPr>
-          <w:lang w:val="zh_TW" w:bidi="zh_TW"/>
-        </w:rPr>
-        <w:t>，</w:t>
-      </w:r>
-      <w:hyperlink r:id="rId160">
-        <w:r>
-          <w:rPr>
-            <w:lang w:val="zh_TW" w:bidi="zh_TW"/>
-          </w:rPr>
-          <w:rPr>
-            <w:color w:val="0000EE"/>
-            <w:u w:val="single"/>
-          </w:rPr>
-          <w:t>13:2–3</w:t>
-        </w:r>
-      </w:hyperlink>
-      <w:r>
-        <w:rPr>
-          <w:lang w:val="zh_TW" w:bidi="zh_TW"/>
-        </w:rPr>
-        <w:t>，</w:t>
-      </w:r>
-      <w:hyperlink r:id="rId152">
-        <w:r>
-          <w:rPr>
-            <w:lang w:val="zh_TW" w:bidi="zh_TW"/>
-          </w:rPr>
-          <w:rPr>
-            <w:color w:val="0000EE"/>
-            <w:u w:val="single"/>
-          </w:rPr>
-          <w:t>14:23</w:t>
-        </w:r>
-      </w:hyperlink>
-      <w:r>
-        <w:rPr>
-          <w:lang w:val="zh_TW" w:bidi="zh_TW"/>
-        </w:rPr>
-        <w:t>）來揀選領袖。</w:t>
-      </w:r>
-    </w:p>
-    <w:p>
-      <w:pPr>
-        <w:pStyle w:val="ListBullet"/>
-        <w:spacing w:line="240" w:lineRule="auto"/>
-        <w:ind w:left="720"/>
-      </w:pPr>
-      <w:r>
-        <w:rPr>
-          <w:lang w:val="zh_TW" w:bidi="zh_TW"/>
-        </w:rPr>
-      </w:r>
-      <w:r>
-        <w:rPr>
-          <w:lang w:val="zh_TW" w:bidi="zh_TW"/>
-        </w:rPr>
-        <w:t>有時領袖是通過「舉手選舉」（希臘文為</w:t>
-      </w:r>
-      <w:r>
-        <w:rPr>
-          <w:i/>
-          <w:lang w:val="zh_TW" w:bidi="zh_TW"/>
-        </w:rPr>
-        <w:t>cheirotonein</w:t>
-      </w:r>
-      <w:r>
-        <w:rPr>
-          <w:lang w:val="zh_TW" w:bidi="zh_TW"/>
-        </w:rPr>
-        <w:t>）來揀選的。這個詞原本的意思是「舉手選舉」，但後來用來表示「通過指認選擇」（參</w:t>
-      </w:r>
-      <w:hyperlink r:id="rId152">
-        <w:r>
-          <w:rPr>
-            <w:lang w:val="zh_TW" w:bidi="zh_TW"/>
-          </w:rPr>
-          <w:rPr>
-            <w:color w:val="0000EE"/>
-            <w:u w:val="single"/>
-          </w:rPr>
-          <w:t>徒14:23</w:t>
-        </w:r>
-      </w:hyperlink>
-      <w:r>
-        <w:rPr>
-          <w:lang w:val="zh_TW" w:bidi="zh_TW"/>
-        </w:rPr>
-        <w:t>；</w:t>
-      </w:r>
-      <w:hyperlink r:id="rId161">
-        <w:r>
-          <w:rPr>
-            <w:lang w:val="zh_TW" w:bidi="zh_TW"/>
-          </w:rPr>
-          <w:rPr>
-            <w:color w:val="0000EE"/>
-            <w:u w:val="single"/>
-          </w:rPr>
-          <w:t>林後8:19</w:t>
-        </w:r>
-      </w:hyperlink>
-      <w:r>
-        <w:rPr>
-          <w:lang w:val="zh_TW" w:bidi="zh_TW"/>
-        </w:rPr>
-        <w:t>）。</w:t>
-      </w:r>
-    </w:p>
-    <w:p>
-      <w:pPr>
-        <w:pStyle w:val="ListBullet"/>
-        <w:spacing w:line="240" w:lineRule="auto"/>
-        <w:ind w:left="720"/>
-      </w:pPr>
-      <w:r>
-        <w:rPr>
-          <w:lang w:val="zh_TW" w:bidi="zh_TW"/>
-        </w:rPr>
-      </w:r>
-      <w:r>
-        <w:rPr>
-          <w:lang w:val="zh_TW" w:bidi="zh_TW"/>
-        </w:rPr>
-        <w:t>有時領袖是由團體選出的（</w:t>
-      </w:r>
-      <w:hyperlink r:id="rId149">
-        <w:r>
-          <w:rPr>
-            <w:lang w:val="zh_TW" w:bidi="zh_TW"/>
-          </w:rPr>
-          <w:rPr>
-            <w:color w:val="0000EE"/>
-            <w:u w:val="single"/>
-          </w:rPr>
-          <w:t>徒1:15、23</w:t>
-        </w:r>
-      </w:hyperlink>
-      <w:r>
-        <w:rPr>
-          <w:lang w:val="zh_TW" w:bidi="zh_TW"/>
-        </w:rPr>
-        <w:t>，</w:t>
-      </w:r>
-      <w:hyperlink r:id="rId162">
-        <w:r>
-          <w:rPr>
-            <w:lang w:val="zh_TW" w:bidi="zh_TW"/>
-          </w:rPr>
-          <w:rPr>
-            <w:color w:val="0000EE"/>
-            <w:u w:val="single"/>
-          </w:rPr>
-          <w:t>6:2–5</w:t>
-        </w:r>
-      </w:hyperlink>
-      <w:r>
-        <w:rPr>
-          <w:lang w:val="zh_TW" w:bidi="zh_TW"/>
-        </w:rPr>
-        <w:t>，</w:t>
-      </w:r>
-      <w:hyperlink r:id="rId151">
-        <w:r>
-          <w:rPr>
-            <w:lang w:val="zh_TW" w:bidi="zh_TW"/>
-          </w:rPr>
-          <w:rPr>
-            <w:color w:val="0000EE"/>
-            <w:u w:val="single"/>
-          </w:rPr>
-          <w:t>13:3</w:t>
-        </w:r>
-      </w:hyperlink>
-      <w:r>
-        <w:rPr>
-          <w:lang w:val="zh_TW" w:bidi="zh_TW"/>
-        </w:rPr>
-        <w:t>，</w:t>
-      </w:r>
-      <w:hyperlink r:id="rId163">
-        <w:r>
-          <w:rPr>
-            <w:lang w:val="zh_TW" w:bidi="zh_TW"/>
-          </w:rPr>
-          <w:rPr>
-            <w:color w:val="0000EE"/>
-            <w:u w:val="single"/>
-          </w:rPr>
-          <w:t>16:2</w:t>
-        </w:r>
-      </w:hyperlink>
-      <w:r>
-        <w:rPr>
-          <w:lang w:val="zh_TW" w:bidi="zh_TW"/>
-        </w:rPr>
-        <w:t>；</w:t>
-      </w:r>
-      <w:hyperlink r:id="rId144">
-        <w:r>
-          <w:rPr>
-            <w:lang w:val="zh_TW" w:bidi="zh_TW"/>
-          </w:rPr>
-          <w:rPr>
-            <w:color w:val="0000EE"/>
-            <w:u w:val="single"/>
-          </w:rPr>
-          <w:t>提前4:14</w:t>
-        </w:r>
-      </w:hyperlink>
-      <w:r>
-        <w:rPr>
-          <w:lang w:val="zh_TW" w:bidi="zh_TW"/>
-        </w:rPr>
-        <w:t>）。</w:t>
-      </w:r>
-    </w:p>
-    <w:p>
-      <w:pPr/>
-      <w:r>
-        <w:rPr>
-          <w:lang w:val="zh_TW" w:bidi="zh_TW"/>
-        </w:rPr>
-      </w:r>
-      <w:r>
-        <w:rPr>
-          <w:i/>
-          <w:lang w:val="zh_TW" w:bidi="zh_TW"/>
-        </w:rPr>
-        <w:t>另見</w:t>
-      </w:r>
-      <w:r>
-        <w:rPr>
-          <w:lang w:val="zh_TW" w:bidi="zh_TW"/>
-        </w:rPr>
-        <w:t>預定</w:t>
-      </w:r>
-      <w:r>
-        <w:rPr>
-          <w:lang w:val="zh_TW" w:bidi="zh_TW"/>
-        </w:rPr>
-        <w:t>。</w:t>
       </w:r>
       <w:r>
         <w:rPr>

--- a/zht/docx/113.content.docx
+++ b/zht/docx/113.content.docx
@@ -149,7 +149,7 @@
         <w:rPr>
           <w:lang w:val="zh_TW" w:bidi="zh_TW"/>
         </w:rPr>
-        <w:t>qu</w:t>
+        <w:t>nu</w:t>
       </w:r>
       <w:r>
         <w:rPr>
@@ -212,7 +212,7 @@
         <w:rPr>
           <w:lang w:val="zh_TW" w:bidi="zh_TW"/>
         </w:rPr>
-        <w:t>屈膝</w:t>
+        <w:t>奴隸、奴隸制度</w:t>
       </w:r>
       <w:r>
         <w:rPr>
@@ -231,115 +231,7 @@
         <w:rPr>
           <w:lang w:val="zh_TW" w:bidi="zh_TW"/>
         </w:rPr>
-        <w:t>通常表示崇拜、尊敬或順服的姿勢。強壯的膝象徵著一個人有堅定的信心和目標，因此屈膝表示對上級的順服。人在君王、統治者、長官或神面前屈膝。</w:t>
-      </w:r>
-      <w:hyperlink r:id="rId13">
-        <w:r>
-          <w:rPr>
-            <w:lang w:val="zh_TW" w:bidi="zh_TW"/>
-          </w:rPr>
-          <w:rPr>
-            <w:color w:val="0000EE"/>
-            <w:u w:val="single"/>
-          </w:rPr>
-          <w:t>創41:43</w:t>
-        </w:r>
-      </w:hyperlink>
-      <w:r>
-        <w:rPr>
-          <w:lang w:val="zh_TW" w:bidi="zh_TW"/>
-        </w:rPr>
-        <w:t>描述在法老和約瑟面前跪下的人。人在主面前敬畏地跪下是很常見的（</w:t>
-      </w:r>
-      <w:hyperlink r:id="rId14">
-        <w:r>
-          <w:rPr>
-            <w:lang w:val="zh_TW" w:bidi="zh_TW"/>
-          </w:rPr>
-          <w:rPr>
-            <w:color w:val="0000EE"/>
-            <w:u w:val="single"/>
-          </w:rPr>
-          <w:t>賽45:23</w:t>
-        </w:r>
-      </w:hyperlink>
-      <w:r>
-        <w:rPr>
-          <w:lang w:val="zh_TW" w:bidi="zh_TW"/>
-        </w:rPr>
-        <w:t>；</w:t>
-      </w:r>
-      <w:hyperlink r:id="rId15">
-        <w:r>
-          <w:rPr>
-            <w:lang w:val="zh_TW" w:bidi="zh_TW"/>
-          </w:rPr>
-          <w:rPr>
-            <w:color w:val="0000EE"/>
-            <w:u w:val="single"/>
-          </w:rPr>
-          <w:t>羅14:11</w:t>
-        </w:r>
-      </w:hyperlink>
-      <w:r>
-        <w:rPr>
-          <w:lang w:val="zh_TW" w:bidi="zh_TW"/>
-        </w:rPr>
-        <w:t>；</w:t>
-      </w:r>
-      <w:hyperlink r:id="rId16">
-        <w:r>
-          <w:rPr>
-            <w:lang w:val="zh_TW" w:bidi="zh_TW"/>
-          </w:rPr>
-          <w:rPr>
-            <w:color w:val="0000EE"/>
-            <w:u w:val="single"/>
-          </w:rPr>
-          <w:t>腓2:10</w:t>
-        </w:r>
-      </w:hyperlink>
-      <w:r>
-        <w:rPr>
-          <w:lang w:val="zh_TW" w:bidi="zh_TW"/>
-        </w:rPr>
-        <w:t>）。發生饑荒時，以色列人偏離了主，那些保持忠心的人被描述為「未曾向巴力屈膝的」（</w:t>
-      </w:r>
-      <w:hyperlink r:id="rId17">
-        <w:r>
-          <w:rPr>
-            <w:lang w:val="zh_TW" w:bidi="zh_TW"/>
-          </w:rPr>
-          <w:rPr>
-            <w:color w:val="0000EE"/>
-            <w:u w:val="single"/>
-          </w:rPr>
-          <w:t>王上19:18</w:t>
-        </w:r>
-      </w:hyperlink>
-      <w:r>
-        <w:rPr>
-          <w:lang w:val="zh_TW" w:bidi="zh_TW"/>
-        </w:rPr>
-        <w:t>；見</w:t>
-      </w:r>
-      <w:hyperlink r:id="rId18">
-        <w:r>
-          <w:rPr>
-            <w:lang w:val="zh_TW" w:bidi="zh_TW"/>
-          </w:rPr>
-          <w:rPr>
-            <w:color w:val="0000EE"/>
-            <w:u w:val="single"/>
-          </w:rPr>
-          <w:t>羅11:4</w:t>
-        </w:r>
-      </w:hyperlink>
-      <w:r>
-        <w:rPr>
-          <w:lang w:val="zh_TW" w:bidi="zh_TW"/>
-        </w:rPr>
-        <w:t>）。</w:t>
+        <w:t>奴隸是指被他人當作財產擁有的個人。奴隸制度則是建立這種主僕關係的體系。</w:t>
       </w:r>
     </w:p>
     <w:p>
@@ -353,139 +245,18 @@
         <w:rPr>
           <w:lang w:val="zh_TW" w:bidi="zh_TW"/>
         </w:rPr>
-        <w:t>穩固的膝代表力量，雙膝被擊打則代表力量被毀（</w:t>
-      </w:r>
-      <w:hyperlink r:id="rId19">
-        <w:r>
-          <w:rPr>
-            <w:lang w:val="zh_TW" w:bidi="zh_TW"/>
-          </w:rPr>
-          <w:rPr>
-            <w:color w:val="0000EE"/>
-            <w:u w:val="single"/>
-          </w:rPr>
-          <w:t>申28:35</w:t>
-        </w:r>
-      </w:hyperlink>
-      <w:r>
-        <w:rPr>
-          <w:lang w:val="zh_TW" w:bidi="zh_TW"/>
-        </w:rPr>
-        <w:t>）。以賽亞求主使無力的膝穩固（</w:t>
-      </w:r>
-      <w:hyperlink r:id="rId20">
-        <w:r>
-          <w:rPr>
-            <w:lang w:val="zh_TW" w:bidi="zh_TW"/>
-          </w:rPr>
-          <w:rPr>
-            <w:color w:val="0000EE"/>
-            <w:u w:val="single"/>
-          </w:rPr>
-          <w:t>賽35:3</w:t>
-        </w:r>
-      </w:hyperlink>
-      <w:r>
-        <w:rPr>
-          <w:lang w:val="zh_TW" w:bidi="zh_TW"/>
-        </w:rPr>
-        <w:t>）。經文提到軟弱或無力的膝時一般指信心的不穩固（</w:t>
-      </w:r>
-      <w:hyperlink r:id="rId21">
-        <w:r>
-          <w:rPr>
-            <w:lang w:val="zh_TW" w:bidi="zh_TW"/>
-          </w:rPr>
-          <w:rPr>
-            <w:color w:val="0000EE"/>
-            <w:u w:val="single"/>
-          </w:rPr>
-          <w:t>伯4:4</w:t>
-        </w:r>
-      </w:hyperlink>
-      <w:r>
-        <w:rPr>
-          <w:lang w:val="zh_TW" w:bidi="zh_TW"/>
-        </w:rPr>
-        <w:t>；</w:t>
-      </w:r>
-      <w:hyperlink r:id="rId22">
-        <w:r>
-          <w:rPr>
-            <w:lang w:val="zh_TW" w:bidi="zh_TW"/>
-          </w:rPr>
-          <w:rPr>
-            <w:color w:val="0000EE"/>
-            <w:u w:val="single"/>
-          </w:rPr>
-          <w:t>來12:12</w:t>
-        </w:r>
-      </w:hyperlink>
-      <w:r>
-        <w:rPr>
-          <w:lang w:val="zh_TW" w:bidi="zh_TW"/>
-        </w:rPr>
-        <w:t>），但有時也指健康的衰退（</w:t>
-      </w:r>
-      <w:hyperlink r:id="rId23">
-        <w:r>
-          <w:rPr>
-            <w:lang w:val="zh_TW" w:bidi="zh_TW"/>
-          </w:rPr>
-          <w:rPr>
-            <w:color w:val="0000EE"/>
-            <w:u w:val="single"/>
-          </w:rPr>
-          <w:t>詩109:24</w:t>
-        </w:r>
-      </w:hyperlink>
-      <w:r>
-        <w:rPr>
-          <w:lang w:val="zh_TW" w:bidi="zh_TW"/>
-        </w:rPr>
-        <w:t>）。以西結提到那些膝「弱如水」的人（</w:t>
-      </w:r>
-      <w:hyperlink r:id="rId24">
-        <w:r>
-          <w:rPr>
-            <w:lang w:val="zh_TW" w:bidi="zh_TW"/>
-          </w:rPr>
-          <w:rPr>
-            <w:color w:val="0000EE"/>
-            <w:u w:val="single"/>
-          </w:rPr>
-          <w:t>結7:17</w:t>
-        </w:r>
-      </w:hyperlink>
-      <w:hyperlink r:id="rId24">
-        <w:r>
-          <w:rPr>
-            <w:lang w:val="zh_TW" w:bidi="zh_TW"/>
-          </w:rPr>
-          <w:rPr>
-            <w:color w:val="0000EE"/>
-            <w:u w:val="single"/>
-          </w:rPr>
-          <w:t>，</w:t>
-        </w:r>
-      </w:hyperlink>
-      <w:hyperlink r:id="rId25">
-        <w:r>
-          <w:rPr>
-            <w:lang w:val="zh_TW" w:bidi="zh_TW"/>
-          </w:rPr>
-          <w:rPr>
-            <w:color w:val="0000EE"/>
-            <w:u w:val="single"/>
-          </w:rPr>
-          <w:t>21:7</w:t>
-        </w:r>
-      </w:hyperlink>
-      <w:r>
-        <w:rPr>
-          <w:lang w:val="zh_TW" w:bidi="zh_TW"/>
-        </w:rPr>
-        <w:t>）。</w:t>
+        <w:t>在古代，奴隸制在整個近東地區相當普遍，儘管這些社會的經濟並未依賴奴隸制運作。到了早期基督徒生活的羅馬帝國時期，奴隸制度已變得非常普遍，每兩個人中就有一人是奴隸。</w:t>
+      </w:r>
+    </w:p>
+    <w:p>
+      <w:pPr>
+        <w:pStyle w:val="Heading3"/>
+      </w:pPr>
+      <w:r>
+        <w:rPr>
+          <w:lang w:val="zh_TW" w:bidi="zh_TW"/>
+        </w:rPr>
+        <w:t>人是如何成為奴隸的？</w:t>
       </w:r>
     </w:p>
     <w:p>
@@ -499,9 +270,9 @@
         <w:rPr>
           <w:lang w:val="zh_TW" w:bidi="zh_TW"/>
         </w:rPr>
-        <w:t>在主面前雙膝跪下是一種表示敬拜（</w:t>
-      </w:r>
-      <w:hyperlink r:id="rId26">
+        <w:t>至少從公元前3000年開始，大多數奴隸是在戰爭中被擄的人（</w:t>
+      </w:r>
+      <w:hyperlink r:id="rId13">
         <w:r>
           <w:rPr>
             <w:lang w:val="zh_TW" w:bidi="zh_TW"/>
@@ -510,16 +281,16 @@
             <w:color w:val="0000EE"/>
             <w:u w:val="single"/>
           </w:rPr>
-          <w:t>詩95:6</w:t>
+          <w:t>創14:21</w:t>
         </w:r>
       </w:hyperlink>
       <w:r>
         <w:rPr>
           <w:lang w:val="zh_TW" w:bidi="zh_TW"/>
         </w:rPr>
-        <w:t>）和禱告的姿勢（</w:t>
-      </w:r>
-      <w:hyperlink r:id="rId27">
+        <w:t>；</w:t>
+      </w:r>
+      <w:hyperlink r:id="rId14">
         <w:r>
           <w:rPr>
             <w:lang w:val="zh_TW" w:bidi="zh_TW"/>
@@ -528,16 +299,16 @@
             <w:color w:val="0000EE"/>
             <w:u w:val="single"/>
           </w:rPr>
-          <w:t>但6:10</w:t>
+          <w:t>民31:9</w:t>
         </w:r>
       </w:hyperlink>
       <w:r>
         <w:rPr>
           <w:lang w:val="zh_TW" w:bidi="zh_TW"/>
         </w:rPr>
-        <w:t>）。基督自己在客西馬尼園跪下禱告（</w:t>
-      </w:r>
-      <w:hyperlink r:id="rId28">
+        <w:t>；</w:t>
+      </w:r>
+      <w:hyperlink r:id="rId15">
         <w:r>
           <w:rPr>
             <w:lang w:val="zh_TW" w:bidi="zh_TW"/>
@@ -546,16 +317,16 @@
             <w:color w:val="0000EE"/>
             <w:u w:val="single"/>
           </w:rPr>
-          <w:t>路22:41</w:t>
+          <w:t>申20:14</w:t>
         </w:r>
       </w:hyperlink>
       <w:r>
         <w:rPr>
           <w:lang w:val="zh_TW" w:bidi="zh_TW"/>
         </w:rPr>
-        <w:t>），彼得、保羅和司提反也曾如此（</w:t>
-      </w:r>
-      <w:hyperlink r:id="rId29">
+        <w:t>；</w:t>
+      </w:r>
+      <w:hyperlink r:id="rId16">
         <w:r>
           <w:rPr>
             <w:lang w:val="zh_TW" w:bidi="zh_TW"/>
@@ -564,10 +335,16 @@
             <w:color w:val="0000EE"/>
             <w:u w:val="single"/>
           </w:rPr>
-          <w:t>徒7:60</w:t>
+          <w:t>士5:30</w:t>
         </w:r>
       </w:hyperlink>
-      <w:hyperlink r:id="rId29">
+      <w:r>
+        <w:rPr>
+          <w:lang w:val="zh_TW" w:bidi="zh_TW"/>
+        </w:rPr>
+        <w:t>；</w:t>
+      </w:r>
+      <w:hyperlink r:id="rId17">
         <w:r>
           <w:rPr>
             <w:lang w:val="zh_TW" w:bidi="zh_TW"/>
@@ -576,10 +353,16 @@
             <w:color w:val="0000EE"/>
             <w:u w:val="single"/>
           </w:rPr>
-          <w:t>，</w:t>
+          <w:t>撒上4:9</w:t>
         </w:r>
       </w:hyperlink>
-      <w:hyperlink r:id="rId30">
+      <w:r>
+        <w:rPr>
+          <w:lang w:val="zh_TW" w:bidi="zh_TW"/>
+        </w:rPr>
+        <w:t>；</w:t>
+      </w:r>
+      <w:hyperlink r:id="rId18">
         <w:r>
           <w:rPr>
             <w:lang w:val="zh_TW" w:bidi="zh_TW"/>
@@ -588,10 +371,16 @@
             <w:color w:val="0000EE"/>
             <w:u w:val="single"/>
           </w:rPr>
-          <w:t>9:40</w:t>
+          <w:t>王下5:2</w:t>
         </w:r>
       </w:hyperlink>
-      <w:hyperlink r:id="rId30">
+      <w:r>
+        <w:rPr>
+          <w:lang w:val="zh_TW" w:bidi="zh_TW"/>
+        </w:rPr>
+        <w:t>；</w:t>
+      </w:r>
+      <w:hyperlink r:id="rId19">
         <w:r>
           <w:rPr>
             <w:lang w:val="zh_TW" w:bidi="zh_TW"/>
@@ -600,86 +389,14 @@
             <w:color w:val="0000EE"/>
             <w:u w:val="single"/>
           </w:rPr>
-          <w:t>，</w:t>
+          <w:t>代下28:8</w:t>
         </w:r>
       </w:hyperlink>
-      <w:hyperlink r:id="rId31">
-        <w:r>
-          <w:rPr>
-            <w:lang w:val="zh_TW" w:bidi="zh_TW"/>
-          </w:rPr>
-          <w:rPr>
-            <w:color w:val="0000EE"/>
-            <w:u w:val="single"/>
-          </w:rPr>
-          <w:t>20:36</w:t>
-        </w:r>
-      </w:hyperlink>
-      <w:hyperlink r:id="rId31">
-        <w:r>
-          <w:rPr>
-            <w:lang w:val="zh_TW" w:bidi="zh_TW"/>
-          </w:rPr>
-          <w:rPr>
-            <w:color w:val="0000EE"/>
-            <w:u w:val="single"/>
-          </w:rPr>
-          <w:t>，</w:t>
-        </w:r>
-      </w:hyperlink>
-      <w:hyperlink r:id="rId32">
-        <w:r>
-          <w:rPr>
-            <w:lang w:val="zh_TW" w:bidi="zh_TW"/>
-          </w:rPr>
-          <w:rPr>
-            <w:color w:val="0000EE"/>
-            <w:u w:val="single"/>
-          </w:rPr>
-          <w:t>21:5</w:t>
-        </w:r>
-      </w:hyperlink>
-      <w:r>
-        <w:rPr>
-          <w:lang w:val="zh_TW" w:bidi="zh_TW"/>
-        </w:rPr>
-        <w:t>）。所羅門在主面前屈膝禱告和祈求（</w:t>
-      </w:r>
-      <w:hyperlink r:id="rId33">
-        <w:r>
-          <w:rPr>
-            <w:lang w:val="zh_TW" w:bidi="zh_TW"/>
-          </w:rPr>
-          <w:rPr>
-            <w:color w:val="0000EE"/>
-            <w:u w:val="single"/>
-          </w:rPr>
-          <w:t>王上8:54</w:t>
-        </w:r>
-      </w:hyperlink>
-      <w:r>
-        <w:rPr>
-          <w:lang w:val="zh_TW" w:bidi="zh_TW"/>
-        </w:rPr>
-        <w:t>），甚至有一次他造了一個方便他能站上去的銅臺，當著以色列的會眾在主面前跪下（</w:t>
-      </w:r>
-      <w:hyperlink r:id="rId34">
-        <w:r>
-          <w:rPr>
-            <w:lang w:val="zh_TW" w:bidi="zh_TW"/>
-          </w:rPr>
-          <w:rPr>
-            <w:color w:val="0000EE"/>
-            <w:u w:val="single"/>
-          </w:rPr>
-          <w:t>代下6:13</w:t>
-        </w:r>
-      </w:hyperlink>
-      <w:r>
-        <w:rPr>
-          <w:lang w:val="zh_TW" w:bidi="zh_TW"/>
-        </w:rPr>
-        <w:t>）。</w:t>
+      <w:r>
+        <w:rPr>
+          <w:lang w:val="zh_TW" w:bidi="zh_TW"/>
+        </w:rPr>
+        <w:t>）。這些俘虜會成為俘獲者的財產。</w:t>
       </w:r>
     </w:p>
     <w:p>
@@ -693,7 +410,436 @@
         <w:rPr>
           <w:lang w:val="zh_TW" w:bidi="zh_TW"/>
         </w:rPr>
-        <w:t>有些人跪下痛悔，好像以斯拉在獻晚祭時那樣（</w:t>
+        <w:t>人們可以從當地的其他奴隸主那裡購買奴隸。他們也可以從四處旅行的外國商人那裡購買，這些商人會將奴隸與布料、青銅製品及其它商品一同出售（</w:t>
+      </w:r>
+      <w:hyperlink r:id="rId20">
+        <w:r>
+          <w:rPr>
+            <w:lang w:val="zh_TW" w:bidi="zh_TW"/>
+          </w:rPr>
+          <w:rPr>
+            <w:color w:val="0000EE"/>
+            <w:u w:val="single"/>
+          </w:rPr>
+          <w:t>珥3:4–8</w:t>
+        </w:r>
+      </w:hyperlink>
+      <w:r>
+        <w:rPr>
+          <w:lang w:val="zh_TW" w:bidi="zh_TW"/>
+        </w:rPr>
+        <w:t>）。這就是約瑟的哥哥們將他賣給旅行商人（稱為以實瑪利人或米甸人）的過程，那些商人隨後將他賣給了一個埃及人（</w:t>
+      </w:r>
+      <w:hyperlink r:id="rId21">
+        <w:r>
+          <w:rPr>
+            <w:lang w:val="zh_TW" w:bidi="zh_TW"/>
+          </w:rPr>
+          <w:rPr>
+            <w:color w:val="0000EE"/>
+            <w:u w:val="single"/>
+          </w:rPr>
+          <w:t>創37:36</w:t>
+        </w:r>
+      </w:hyperlink>
+      <w:r>
+        <w:rPr>
+          <w:lang w:val="zh_TW" w:bidi="zh_TW"/>
+        </w:rPr>
+        <w:t>，</w:t>
+      </w:r>
+      <w:hyperlink r:id="rId22">
+        <w:r>
+          <w:rPr>
+            <w:lang w:val="zh_TW" w:bidi="zh_TW"/>
+          </w:rPr>
+          <w:rPr>
+            <w:color w:val="0000EE"/>
+            <w:u w:val="single"/>
+          </w:rPr>
+          <w:t>39:1</w:t>
+        </w:r>
+      </w:hyperlink>
+      <w:r>
+        <w:rPr>
+          <w:lang w:val="zh_TW" w:bidi="zh_TW"/>
+        </w:rPr>
+        <w:t>）。</w:t>
+      </w:r>
+    </w:p>
+    <w:p>
+      <w:pPr/>
+      <w:r>
+        <w:rPr>
+          <w:lang w:val="zh_TW" w:bidi="zh_TW"/>
+        </w:rPr>
+      </w:r>
+      <w:r>
+        <w:rPr>
+          <w:lang w:val="zh_TW" w:bidi="zh_TW"/>
+        </w:rPr>
+        <w:t>許多家庭成為奴隸的主要原因是債務。如果有人無法償還欠債，他們的整個家庭都可能被迫成為奴隸（</w:t>
+      </w:r>
+      <w:hyperlink r:id="rId23">
+        <w:r>
+          <w:rPr>
+            <w:lang w:val="zh_TW" w:bidi="zh_TW"/>
+          </w:rPr>
+          <w:rPr>
+            <w:color w:val="0000EE"/>
+            <w:u w:val="single"/>
+          </w:rPr>
+          <w:t>王下4:1</w:t>
+        </w:r>
+      </w:hyperlink>
+      <w:r>
+        <w:rPr>
+          <w:lang w:val="zh_TW" w:bidi="zh_TW"/>
+        </w:rPr>
+        <w:t>；</w:t>
+      </w:r>
+      <w:hyperlink r:id="rId24">
+        <w:r>
+          <w:rPr>
+            <w:lang w:val="zh_TW" w:bidi="zh_TW"/>
+          </w:rPr>
+          <w:rPr>
+            <w:color w:val="0000EE"/>
+            <w:u w:val="single"/>
+          </w:rPr>
+          <w:t>尼5:5–8</w:t>
+        </w:r>
+      </w:hyperlink>
+      <w:r>
+        <w:rPr>
+          <w:lang w:val="zh_TW" w:bidi="zh_TW"/>
+        </w:rPr>
+        <w:t>）。漢謨拉比法典（law code of Hammurabi，一套古代法律）第117條規定，一個家庭作為奴隸不得超過三年。希伯來律法則允許奴隸主持有奴隸長達六年（</w:t>
+      </w:r>
+      <w:hyperlink r:id="rId25">
+        <w:r>
+          <w:rPr>
+            <w:lang w:val="zh_TW" w:bidi="zh_TW"/>
+          </w:rPr>
+          <w:rPr>
+            <w:color w:val="0000EE"/>
+            <w:u w:val="single"/>
+          </w:rPr>
+          <w:t>申15:18</w:t>
+        </w:r>
+      </w:hyperlink>
+      <w:r>
+        <w:rPr>
+          <w:lang w:val="zh_TW" w:bidi="zh_TW"/>
+        </w:rPr>
+        <w:t>）。</w:t>
+      </w:r>
+    </w:p>
+    <w:p>
+      <w:pPr/>
+      <w:r>
+        <w:rPr>
+          <w:lang w:val="zh_TW" w:bidi="zh_TW"/>
+        </w:rPr>
+      </w:r>
+      <w:r>
+        <w:rPr>
+          <w:lang w:val="zh_TW" w:bidi="zh_TW"/>
+        </w:rPr>
+        <w:t>有些人為了逃避極端貧困和飢餓，選擇成為奴隸（</w:t>
+      </w:r>
+      <w:hyperlink r:id="rId26">
+        <w:r>
+          <w:rPr>
+            <w:lang w:val="zh_TW" w:bidi="zh_TW"/>
+          </w:rPr>
+          <w:rPr>
+            <w:color w:val="0000EE"/>
+            <w:u w:val="single"/>
+          </w:rPr>
+          <w:t>利25:47–48</w:t>
+        </w:r>
+      </w:hyperlink>
+      <w:r>
+        <w:rPr>
+          <w:lang w:val="zh_TW" w:bidi="zh_TW"/>
+        </w:rPr>
+        <w:t>）。這被稱為自願奴役，在古代很常見。</w:t>
+      </w:r>
+    </w:p>
+    <w:p>
+      <w:pPr/>
+      <w:r>
+        <w:rPr>
+          <w:lang w:val="zh_TW" w:bidi="zh_TW"/>
+        </w:rPr>
+      </w:r>
+      <w:r>
+        <w:rPr>
+          <w:lang w:val="zh_TW" w:bidi="zh_TW"/>
+        </w:rPr>
+        <w:t>綁架並販賣人口為奴是犯罪行為。約瑟的哥哥們就犯了這項罪（</w:t>
+      </w:r>
+      <w:hyperlink r:id="rId27">
+        <w:r>
+          <w:rPr>
+            <w:lang w:val="zh_TW" w:bidi="zh_TW"/>
+          </w:rPr>
+          <w:rPr>
+            <w:color w:val="0000EE"/>
+            <w:u w:val="single"/>
+          </w:rPr>
+          <w:t>創37:27–28</w:t>
+        </w:r>
+      </w:hyperlink>
+      <w:r>
+        <w:rPr>
+          <w:lang w:val="zh_TW" w:bidi="zh_TW"/>
+        </w:rPr>
+        <w:t>）。漢謨拉比法典（第14條）和摩西律法（見</w:t>
+      </w:r>
+      <w:hyperlink r:id="rId28">
+        <w:r>
+          <w:rPr>
+            <w:lang w:val="zh_TW" w:bidi="zh_TW"/>
+          </w:rPr>
+          <w:rPr>
+            <w:color w:val="0000EE"/>
+            <w:u w:val="single"/>
+          </w:rPr>
+          <w:t>出21:11</w:t>
+        </w:r>
+      </w:hyperlink>
+      <w:r>
+        <w:rPr>
+          <w:lang w:val="zh_TW" w:bidi="zh_TW"/>
+        </w:rPr>
+        <w:t>；</w:t>
+      </w:r>
+      <w:hyperlink r:id="rId29">
+        <w:r>
+          <w:rPr>
+            <w:lang w:val="zh_TW" w:bidi="zh_TW"/>
+          </w:rPr>
+          <w:rPr>
+            <w:color w:val="0000EE"/>
+            <w:u w:val="single"/>
+          </w:rPr>
+          <w:t>申24:7）</w:t>
+        </w:r>
+      </w:hyperlink>
+      <w:r>
+        <w:rPr>
+          <w:lang w:val="zh_TW" w:bidi="zh_TW"/>
+        </w:rPr>
+        <w:t>都規定犯下此罪的人應被處死。</w:t>
+      </w:r>
+    </w:p>
+    <w:p>
+      <w:pPr>
+        <w:pStyle w:val="Heading3"/>
+      </w:pPr>
+      <w:r>
+        <w:rPr>
+          <w:lang w:val="zh_TW" w:bidi="zh_TW"/>
+        </w:rPr>
+        <w:t>奴隸的生活</w:t>
+      </w:r>
+    </w:p>
+    <w:p>
+      <w:pPr/>
+      <w:r>
+        <w:rPr>
+          <w:lang w:val="zh_TW" w:bidi="zh_TW"/>
+        </w:rPr>
+      </w:r>
+      <w:r>
+        <w:rPr>
+          <w:lang w:val="zh_TW" w:bidi="zh_TW"/>
+        </w:rPr>
+        <w:t>在蘇美人（Sumerian）社會（最早的文明之一），奴隸擁有一些權利。他們可以借錢和經商。奴隸的價格通常比一頭強壯的驢子還低，這意味著奴隸有時可以存夠錢為自己贖身。</w:t>
+      </w:r>
+    </w:p>
+    <w:p>
+      <w:pPr/>
+      <w:r>
+        <w:rPr>
+          <w:lang w:val="zh_TW" w:bidi="zh_TW"/>
+        </w:rPr>
+      </w:r>
+      <w:r>
+        <w:rPr>
+          <w:lang w:val="zh_TW" w:bidi="zh_TW"/>
+        </w:rPr>
+        <w:t>大多數奴隸在農場工作，或在家中從事艱苦的日常雜務。然而，一些有技能的奴隸會被賦予重要職務，負責管理主人的家務。</w:t>
+      </w:r>
+    </w:p>
+    <w:p>
+      <w:pPr/>
+      <w:r>
+        <w:rPr>
+          <w:lang w:val="zh_TW" w:bidi="zh_TW"/>
+        </w:rPr>
+      </w:r>
+      <w:r>
+        <w:rPr>
+          <w:lang w:val="zh_TW" w:bidi="zh_TW"/>
+        </w:rPr>
+        <w:t>法律規定奴隸在一定時間後應獲自由，但主人並不總是遵守這些規則。根據希伯來律法，因選擇而成為奴隸的希伯來人將在下一個禧年（每50年一次的特別年份）獲得自由。法律規定，任何希伯來人都不應終身為奴（</w:t>
+      </w:r>
+      <w:hyperlink r:id="rId30">
+        <w:r>
+          <w:rPr>
+            <w:lang w:val="zh_TW" w:bidi="zh_TW"/>
+          </w:rPr>
+          <w:rPr>
+            <w:color w:val="0000EE"/>
+            <w:u w:val="single"/>
+          </w:rPr>
+          <w:t>出21:2</w:t>
+        </w:r>
+      </w:hyperlink>
+      <w:r>
+        <w:rPr>
+          <w:lang w:val="zh_TW" w:bidi="zh_TW"/>
+        </w:rPr>
+        <w:t>；</w:t>
+      </w:r>
+      <w:hyperlink r:id="rId31">
+        <w:r>
+          <w:rPr>
+            <w:lang w:val="zh_TW" w:bidi="zh_TW"/>
+          </w:rPr>
+          <w:rPr>
+            <w:color w:val="0000EE"/>
+            <w:u w:val="single"/>
+          </w:rPr>
+          <w:t>利25:10–13</w:t>
+        </w:r>
+      </w:hyperlink>
+      <w:r>
+        <w:rPr>
+          <w:lang w:val="zh_TW" w:bidi="zh_TW"/>
+        </w:rPr>
+        <w:t>；</w:t>
+      </w:r>
+      <w:hyperlink r:id="rId32">
+        <w:r>
+          <w:rPr>
+            <w:lang w:val="zh_TW" w:bidi="zh_TW"/>
+          </w:rPr>
+          <w:rPr>
+            <w:color w:val="0000EE"/>
+            <w:u w:val="single"/>
+          </w:rPr>
+          <w:t>申15:12–14</w:t>
+        </w:r>
+      </w:hyperlink>
+      <w:r>
+        <w:rPr>
+          <w:lang w:val="zh_TW" w:bidi="zh_TW"/>
+        </w:rPr>
+        <w:t>）。</w:t>
+      </w:r>
+    </w:p>
+    <w:p>
+      <w:pPr/>
+      <w:r>
+        <w:rPr>
+          <w:lang w:val="zh_TW" w:bidi="zh_TW"/>
+        </w:rPr>
+      </w:r>
+      <w:r>
+        <w:rPr>
+          <w:lang w:val="zh_TW" w:bidi="zh_TW"/>
+        </w:rPr>
+        <w:t>以色列人制定了律法，保護奴隸免受主人或監工的殘酷對待。如果主人造成了奴隸永久性的傷害，律法要求必須釋放奴隸（</w:t>
+      </w:r>
+      <w:hyperlink r:id="rId33">
+        <w:r>
+          <w:rPr>
+            <w:lang w:val="zh_TW" w:bidi="zh_TW"/>
+          </w:rPr>
+          <w:rPr>
+            <w:color w:val="0000EE"/>
+            <w:u w:val="single"/>
+          </w:rPr>
+          <w:t>出21:26–27</w:t>
+        </w:r>
+      </w:hyperlink>
+      <w:r>
+        <w:rPr>
+          <w:lang w:val="zh_TW" w:bidi="zh_TW"/>
+        </w:rPr>
+        <w:t>）。希伯來奴隸在以色列家庭中並不常見。當他們在家庭中工作時，通常會與主人一起在田間勞作。許多家奴的生活條件比最貧窮的自由人更好，因為後者常面臨飢餓與極端貧困。</w:t>
+      </w:r>
+    </w:p>
+    <w:p>
+      <w:pPr>
+        <w:pStyle w:val="Heading3"/>
+      </w:pPr>
+      <w:r>
+        <w:rPr>
+          <w:lang w:val="zh_TW" w:bidi="zh_TW"/>
+        </w:rPr>
+        <w:t>希臘與羅馬時期的奴隸制度</w:t>
+      </w:r>
+    </w:p>
+    <w:p>
+      <w:pPr/>
+      <w:r>
+        <w:rPr>
+          <w:lang w:val="zh_TW" w:bidi="zh_TW"/>
+        </w:rPr>
+      </w:r>
+      <w:r>
+        <w:rPr>
+          <w:lang w:val="zh_TW" w:bidi="zh_TW"/>
+        </w:rPr>
+        <w:t>在希臘與羅馬時期，奴隸的數量大幅增長。家奴（在人家中工作的奴隸）通常比其他奴隸受到更好的對待。許多奴隸成為主人信任的僕人和親近的顧問。有些奴隸甚至被允許開始經營生意，這為他們自己和主人都帶來了財富。</w:t>
+      </w:r>
+    </w:p>
+    <w:p>
+      <w:pPr>
+        <w:pStyle w:val="Heading3"/>
+      </w:pPr>
+      <w:r>
+        <w:rPr>
+          <w:lang w:val="zh_TW" w:bidi="zh_TW"/>
+        </w:rPr>
+        <w:t>奴隸制度的特殊情況</w:t>
+      </w:r>
+    </w:p>
+    <w:p>
+      <w:pPr/>
+      <w:r>
+        <w:rPr>
+          <w:lang w:val="zh_TW" w:bidi="zh_TW"/>
+        </w:rPr>
+      </w:r>
+      <w:r>
+        <w:rPr>
+          <w:lang w:val="zh_TW" w:bidi="zh_TW"/>
+        </w:rPr>
+        <w:t>根據吾珥（Ur）和努西城（Nuzi）的古代記錄，連同創世記的記載都顯示，當妻子不能生育時，她的女奴可能會為丈夫生孩子 （</w:t>
+      </w:r>
+      <w:hyperlink r:id="rId34">
+        <w:r>
+          <w:rPr>
+            <w:lang w:val="zh_TW" w:bidi="zh_TW"/>
+          </w:rPr>
+          <w:rPr>
+            <w:color w:val="0000EE"/>
+            <w:u w:val="single"/>
+          </w:rPr>
+          <w:t>創16:2–4</w:t>
+        </w:r>
+      </w:hyperlink>
+      <w:r>
+        <w:rPr>
+          <w:lang w:val="zh_TW" w:bidi="zh_TW"/>
+        </w:rPr>
+        <w:t>）。根據律法，希伯來主人可以同意娶一名年輕女奴，也可以讓自己的兒子娶她，或者讓她成為自己的妾（與男子同住但權利少於妻子的女性）。如果後來主人拒絕她，或不履行協議，她將從奴役中被釋放（</w:t>
       </w:r>
       <w:hyperlink r:id="rId35">
         <w:r>
@@ -704,14 +850,28 @@
             <w:color w:val="0000EE"/>
             <w:u w:val="single"/>
           </w:rPr>
-          <w:t>拉9:5</w:t>
+          <w:t>出21:7–11</w:t>
         </w:r>
       </w:hyperlink>
       <w:r>
         <w:rPr>
           <w:lang w:val="zh_TW" w:bidi="zh_TW"/>
         </w:rPr>
-        <w:t>），又像彼得求主赦免他的信心和信靠不足時那樣（</w:t>
+        <w:t>）。</w:t>
+      </w:r>
+    </w:p>
+    <w:p>
+      <w:pPr/>
+      <w:r>
+        <w:rPr>
+          <w:lang w:val="zh_TW" w:bidi="zh_TW"/>
+        </w:rPr>
+      </w:r>
+      <w:r>
+        <w:rPr>
+          <w:lang w:val="zh_TW" w:bidi="zh_TW"/>
+        </w:rPr>
+        <w:t>政府要求被征服的人民進行強迫勞役（</w:t>
       </w:r>
       <w:hyperlink r:id="rId36">
         <w:r>
@@ -722,14 +882,14 @@
             <w:color w:val="0000EE"/>
             <w:u w:val="single"/>
           </w:rPr>
-          <w:t>路5:8</w:t>
+          <w:t>撒下12:31</w:t>
         </w:r>
       </w:hyperlink>
       <w:r>
         <w:rPr>
           <w:lang w:val="zh_TW" w:bidi="zh_TW"/>
         </w:rPr>
-        <w:t>）。人在先知以利亞面前跪下哀求，視他為神的代表（</w:t>
+        <w:t>；</w:t>
       </w:r>
       <w:hyperlink r:id="rId37">
         <w:r>
@@ -740,14 +900,32 @@
             <w:color w:val="0000EE"/>
             <w:u w:val="single"/>
           </w:rPr>
-          <w:t>王下1:13</w:t>
+          <w:t>王上9:15</w:t>
         </w:r>
       </w:hyperlink>
       <w:r>
         <w:rPr>
           <w:lang w:val="zh_TW" w:bidi="zh_TW"/>
         </w:rPr>
-        <w:t>），還有許多人在主面前跪下求醫治（</w:t>
+        <w:t>、</w:t>
+      </w:r>
+      <w:hyperlink r:id="rId37">
+        <w:r>
+          <w:rPr>
+            <w:lang w:val="zh_TW" w:bidi="zh_TW"/>
+          </w:rPr>
+          <w:rPr>
+            <w:color w:val="0000EE"/>
+            <w:u w:val="single"/>
+          </w:rPr>
+          <w:t>21–23</w:t>
+        </w:r>
+      </w:hyperlink>
+      <w:r>
+        <w:rPr>
+          <w:lang w:val="zh_TW" w:bidi="zh_TW"/>
+        </w:rPr>
+        <w:t>）。甚至以色列人自己也在黎巴嫩被強迫勞役（</w:t>
       </w:r>
       <w:hyperlink r:id="rId38">
         <w:r>
@@ -758,14 +936,14 @@
             <w:color w:val="0000EE"/>
             <w:u w:val="single"/>
           </w:rPr>
-          <w:t>太17:14</w:t>
+          <w:t>王上5:13–18</w:t>
         </w:r>
       </w:hyperlink>
       <w:r>
         <w:rPr>
           <w:lang w:val="zh_TW" w:bidi="zh_TW"/>
         </w:rPr>
-        <w:t>；</w:t>
+        <w:t>）。一些被擄的人，如米甸人和基遍人，被安排在聖殿工作（</w:t>
       </w:r>
       <w:hyperlink r:id="rId39">
         <w:r>
@@ -776,14 +954,32 @@
             <w:color w:val="0000EE"/>
             <w:u w:val="single"/>
           </w:rPr>
-          <w:t>可1:40</w:t>
+          <w:t>民31:28–30</w:t>
         </w:r>
       </w:hyperlink>
       <w:r>
         <w:rPr>
           <w:lang w:val="zh_TW" w:bidi="zh_TW"/>
         </w:rPr>
-        <w:t>）。但以理在天使面前心存驚奇和敬畏地跪下（</w:t>
+        <w:t>、</w:t>
+      </w:r>
+      <w:hyperlink r:id="rId39">
+        <w:r>
+          <w:rPr>
+            <w:lang w:val="zh_TW" w:bidi="zh_TW"/>
+          </w:rPr>
+          <w:rPr>
+            <w:color w:val="0000EE"/>
+            <w:u w:val="single"/>
+          </w:rPr>
+          <w:t>47</w:t>
+        </w:r>
+      </w:hyperlink>
+      <w:r>
+        <w:rPr>
+          <w:lang w:val="zh_TW" w:bidi="zh_TW"/>
+        </w:rPr>
+        <w:t>；</w:t>
       </w:r>
       <w:hyperlink r:id="rId40">
         <w:r>
@@ -794,14 +990,14 @@
             <w:color w:val="0000EE"/>
             <w:u w:val="single"/>
           </w:rPr>
-          <w:t>但10:10</w:t>
+          <w:t>書9:23–25</w:t>
         </w:r>
       </w:hyperlink>
       <w:r>
         <w:rPr>
           <w:lang w:val="zh_TW" w:bidi="zh_TW"/>
         </w:rPr>
-        <w:t>），伯沙撒的驚惶從他「雙膝彼此相碰」看得出（</w:t>
+        <w:t>）。這種做法一直持續到大衛王與所羅門王時期（</w:t>
       </w:r>
       <w:hyperlink r:id="rId41">
         <w:r>
@@ -812,14 +1008,14 @@
             <w:color w:val="0000EE"/>
             <w:u w:val="single"/>
           </w:rPr>
-          <w:t>但5:6</w:t>
+          <w:t>拉2:58</w:t>
         </w:r>
       </w:hyperlink>
       <w:r>
         <w:rPr>
           <w:lang w:val="zh_TW" w:bidi="zh_TW"/>
         </w:rPr>
-        <w:t>）。在新約中，君尊卻寬容的基督遭受士兵們的嘲弄和譏誚，跪在祂面前嘲諷地喊道：「恭喜，猶太人的王啊！」（</w:t>
+        <w:t>；</w:t>
       </w:r>
       <w:hyperlink r:id="rId42">
         <w:r>
@@ -830,14 +1026,14 @@
             <w:color w:val="0000EE"/>
             <w:u w:val="single"/>
           </w:rPr>
-          <w:t>太27:29</w:t>
+          <w:t>8:20</w:t>
         </w:r>
       </w:hyperlink>
       <w:r>
         <w:rPr>
           <w:lang w:val="zh_TW" w:bidi="zh_TW"/>
         </w:rPr>
-        <w:t>；</w:t>
+        <w:t>）。外邦奴隸也協助修復了耶路撒冷的城牆（</w:t>
       </w:r>
       <w:hyperlink r:id="rId43">
         <w:r>
@@ -848,14 +1044,665 @@
             <w:color w:val="0000EE"/>
             <w:u w:val="single"/>
           </w:rPr>
-          <w:t>可15:19</w:t>
+          <w:t>尼3:26</w:t>
         </w:r>
       </w:hyperlink>
       <w:r>
         <w:rPr>
           <w:lang w:val="zh_TW" w:bidi="zh_TW"/>
         </w:rPr>
+        <w:t>、</w:t>
+      </w:r>
+      <w:hyperlink r:id="rId43">
+        <w:r>
+          <w:rPr>
+            <w:lang w:val="zh_TW" w:bidi="zh_TW"/>
+          </w:rPr>
+          <w:rPr>
+            <w:color w:val="0000EE"/>
+            <w:u w:val="single"/>
+          </w:rPr>
+          <w:t>31</w:t>
+        </w:r>
+      </w:hyperlink>
+      <w:r>
+        <w:rPr>
+          <w:lang w:val="zh_TW" w:bidi="zh_TW"/>
+        </w:rPr>
         <w:t>）。</w:t>
+      </w:r>
+    </w:p>
+    <w:p>
+      <w:pPr>
+        <w:pStyle w:val="Heading3"/>
+      </w:pPr>
+      <w:r>
+        <w:rPr>
+          <w:lang w:val="zh_TW" w:bidi="zh_TW"/>
+        </w:rPr>
+        <w:t>新約聖經中的奴隸制度</w:t>
+      </w:r>
+    </w:p>
+    <w:p>
+      <w:pPr/>
+      <w:r>
+        <w:rPr>
+          <w:lang w:val="zh_TW" w:bidi="zh_TW"/>
+        </w:rPr>
+      </w:r>
+      <w:r>
+        <w:rPr>
+          <w:lang w:val="zh_TW" w:bidi="zh_TW"/>
+        </w:rPr>
+        <w:t>新約聖經顯示了對奴隸制度態度的轉變。奴隸的身分變得更像僕人，奴隸制度也變得不那麼普遍。耶穌和使徒並沒有直接反對奴隸制度，但他們對此給予了相關的教導。他們教導奴隸與僕人要忠心事奉主人；同時也告訴主人要以仁慈和公平對待奴隸（</w:t>
+      </w:r>
+      <w:hyperlink r:id="rId44">
+        <w:r>
+          <w:rPr>
+            <w:lang w:val="zh_TW" w:bidi="zh_TW"/>
+          </w:rPr>
+          <w:rPr>
+            <w:color w:val="0000EE"/>
+            <w:u w:val="single"/>
+          </w:rPr>
+          <w:t>弗6:9</w:t>
+        </w:r>
+      </w:hyperlink>
+      <w:r>
+        <w:rPr>
+          <w:lang w:val="zh_TW" w:bidi="zh_TW"/>
+        </w:rPr>
+        <w:t>；</w:t>
+      </w:r>
+      <w:hyperlink r:id="rId45">
+        <w:r>
+          <w:rPr>
+            <w:lang w:val="zh_TW" w:bidi="zh_TW"/>
+          </w:rPr>
+          <w:rPr>
+            <w:color w:val="0000EE"/>
+            <w:u w:val="single"/>
+          </w:rPr>
+          <w:t>西4:1</w:t>
+        </w:r>
+      </w:hyperlink>
+      <w:r>
+        <w:rPr>
+          <w:lang w:val="zh_TW" w:bidi="zh_TW"/>
+        </w:rPr>
+        <w:t>；</w:t>
+      </w:r>
+      <w:hyperlink r:id="rId46">
+        <w:r>
+          <w:rPr>
+            <w:lang w:val="zh_TW" w:bidi="zh_TW"/>
+          </w:rPr>
+          <w:rPr>
+            <w:color w:val="0000EE"/>
+            <w:u w:val="single"/>
+          </w:rPr>
+          <w:t>提前6:2</w:t>
+        </w:r>
+      </w:hyperlink>
+      <w:r>
+        <w:rPr>
+          <w:lang w:val="zh_TW" w:bidi="zh_TW"/>
+        </w:rPr>
+        <w:t>；</w:t>
+      </w:r>
+      <w:hyperlink r:id="rId47">
+        <w:r>
+          <w:rPr>
+            <w:lang w:val="zh_TW" w:bidi="zh_TW"/>
+          </w:rPr>
+          <w:rPr>
+            <w:color w:val="0000EE"/>
+            <w:u w:val="single"/>
+          </w:rPr>
+          <w:t>門1:16</w:t>
+        </w:r>
+      </w:hyperlink>
+      <w:r>
+        <w:rPr>
+          <w:lang w:val="zh_TW" w:bidi="zh_TW"/>
+        </w:rPr>
+        <w:t>）。保羅從未宣揚過反對奴隸制度，但他寫信試圖讓一名叫阿尼西謀的奴隸獲得自由。這就是保羅寫腓利門書的原因（見</w:t>
+      </w:r>
+      <w:r>
+        <w:rPr>
+          <w:lang w:val="zh_TW" w:bidi="zh_TW"/>
+        </w:rPr>
+        <w:t>腓利門書</w:t>
+      </w:r>
+      <w:r>
+        <w:rPr>
+          <w:lang w:val="zh_TW" w:bidi="zh_TW"/>
+        </w:rPr>
+        <w:t>中相關的討論）。</w:t>
+      </w:r>
+    </w:p>
+    <w:p>
+      <w:pPr/>
+      <w:r>
+        <w:rPr>
+          <w:lang w:val="zh_TW" w:bidi="zh_TW"/>
+        </w:rPr>
+      </w:r>
+      <w:r>
+        <w:rPr>
+          <w:i/>
+          <w:lang w:val="zh_TW" w:bidi="zh_TW"/>
+        </w:rPr>
+        <w:t>另見</w:t>
+      </w:r>
+      <w:r>
+        <w:rPr>
+          <w:lang w:val="zh_TW" w:bidi="zh_TW"/>
+        </w:rPr>
+        <w:t>奴役、捆綁</w:t>
+      </w:r>
+      <w:r>
+        <w:rPr>
+          <w:lang w:val="zh_TW" w:bidi="zh_TW"/>
+        </w:rPr>
+        <w:t>；</w:t>
+      </w:r>
+      <w:r>
+        <w:rPr>
+          <w:lang w:val="zh_TW" w:bidi="zh_TW"/>
+        </w:rPr>
+        <w:t>自由</w:t>
+      </w:r>
+      <w:r>
+        <w:rPr>
+          <w:lang w:val="zh_TW" w:bidi="zh_TW"/>
+        </w:rPr>
+        <w:t>。</w:t>
+      </w:r>
+      <w:r>
+        <w:rPr>
+          <w:lang w:val="zh_TW" w:bidi="zh_TW"/>
+        </w:rPr>
+      </w:r>
+      <w:r>
+        <w:rPr>
+          <w:lang w:val="zh_TW" w:bidi="zh_TW"/>
+        </w:rPr>
+      </w:r>
+    </w:p>
+    <w:p>
+      <w:pPr/>
+      <w:r>
+        <w:rPr>
+          <w:lang w:val="zh_TW" w:bidi="zh_TW"/>
+        </w:rPr>
+      </w:r>
+    </w:p>
+    <w:p>
+      <w:pPr>
+        <w:pStyle w:val="Heading2"/>
+      </w:pPr>
+      <w:r>
+        <w:rPr>
+          <w:lang w:val="zh_TW" w:bidi="zh_TW"/>
+        </w:rPr>
+        <w:t>努西、努西泥版</w:t>
+      </w:r>
+      <w:r>
+        <w:rPr>
+          <w:lang w:val="zh_TW" w:bidi="zh_TW"/>
+        </w:rPr>
+      </w:r>
+    </w:p>
+    <w:p>
+      <w:pPr/>
+      <w:r>
+        <w:rPr>
+          <w:lang w:val="zh_TW" w:bidi="zh_TW"/>
+        </w:rPr>
+      </w:r>
+      <w:r>
+        <w:rPr>
+          <w:lang w:val="zh_TW" w:bidi="zh_TW"/>
+        </w:rPr>
+        <w:t>努西（Nuzi）位於美索不達米亞東北部的城鎮，位於現今伊拉克基爾庫克（Kirkuk）西南方約九英里（約14.5公里）。努西原名為迦蘇爾（Gasur），今稱約爾干特佩（Yorgan Tepe）。於1925至1931年間在此進行了考古發掘，出土大量引人注意的文物。約爾干特佩因出土的泥版（Nuzi Tablets）而聞名，這些泥版主要是記錄商業交易。</w:t>
+      </w:r>
+    </w:p>
+    <w:p>
+      <w:pPr/>
+      <w:r>
+        <w:rPr>
+          <w:lang w:val="zh_TW" w:bidi="zh_TW"/>
+        </w:rPr>
+      </w:r>
+      <w:r>
+        <w:rPr>
+          <w:lang w:val="zh_TW" w:bidi="zh_TW"/>
+        </w:rPr>
+        <w:t>在公元前三千年，迦蘇爾主要是由閃族人居住。到了公元前二千年中期，居民主要是戶利安人（Hurrians），城市的名字也改為努西。戶利安人在聖經中被稱為何利人（參</w:t>
+      </w:r>
+      <w:hyperlink r:id="rId48">
+        <w:r>
+          <w:rPr>
+            <w:lang w:val="zh_TW" w:bidi="zh_TW"/>
+          </w:rPr>
+          <w:rPr>
+            <w:color w:val="0000EE"/>
+            <w:u w:val="single"/>
+          </w:rPr>
+          <w:t>創14:6</w:t>
+        </w:r>
+      </w:hyperlink>
+      <w:r>
+        <w:rPr>
+          <w:lang w:val="zh_TW" w:bidi="zh_TW"/>
+        </w:rPr>
+        <w:t>，</w:t>
+      </w:r>
+      <w:hyperlink r:id="rId49">
+        <w:r>
+          <w:rPr>
+            <w:lang w:val="zh_TW" w:bidi="zh_TW"/>
+          </w:rPr>
+          <w:rPr>
+            <w:color w:val="0000EE"/>
+            <w:u w:val="single"/>
+          </w:rPr>
+          <w:t>36:20–21</w:t>
+        </w:r>
+      </w:hyperlink>
+      <w:r>
+        <w:rPr>
+          <w:lang w:val="zh_TW" w:bidi="zh_TW"/>
+        </w:rPr>
+        <w:t>；</w:t>
+      </w:r>
+      <w:hyperlink r:id="rId50">
+        <w:r>
+          <w:rPr>
+            <w:lang w:val="zh_TW" w:bidi="zh_TW"/>
+          </w:rPr>
+          <w:rPr>
+            <w:color w:val="0000EE"/>
+            <w:u w:val="single"/>
+          </w:rPr>
+          <w:t>申2:12</w:t>
+        </w:r>
+      </w:hyperlink>
+      <w:r>
+        <w:rPr>
+          <w:lang w:val="zh_TW" w:bidi="zh_TW"/>
+        </w:rPr>
+        <w:t>、</w:t>
+      </w:r>
+      <w:hyperlink r:id="rId50">
+        <w:r>
+          <w:rPr>
+            <w:lang w:val="zh_TW" w:bidi="zh_TW"/>
+          </w:rPr>
+          <w:rPr>
+            <w:color w:val="0000EE"/>
+            <w:u w:val="single"/>
+          </w:rPr>
+          <w:t>22</w:t>
+        </w:r>
+      </w:hyperlink>
+      <w:r>
+        <w:rPr>
+          <w:lang w:val="zh_TW" w:bidi="zh_TW"/>
+        </w:rPr>
+        <w:t>）。</w:t>
+      </w:r>
+    </w:p>
+    <w:p>
+      <w:pPr/>
+      <w:r>
+        <w:rPr>
+          <w:lang w:val="zh_TW" w:bidi="zh_TW"/>
+        </w:rPr>
+      </w:r>
+      <w:r>
+        <w:rPr>
+          <w:lang w:val="zh_TW" w:bidi="zh_TW"/>
+        </w:rPr>
+        <w:t>出土文物中包括公元前三千年的泥版，其中包含已知最古老的地圖。文獻顯示，當時人們已採用分期付款的購物制度。</w:t>
+      </w:r>
+    </w:p>
+    <w:p>
+      <w:pPr/>
+      <w:r>
+        <w:rPr>
+          <w:lang w:val="zh_TW" w:bidi="zh_TW"/>
+        </w:rPr>
+      </w:r>
+      <w:r>
+        <w:rPr>
+          <w:lang w:val="zh_TW" w:bidi="zh_TW"/>
+        </w:rPr>
+        <w:t>在公元前15至14世紀，戶利安的文士用巴比倫文字書寫下數以千計的泥版，內容包含近東風俗及法律制度的資料，為理解聖經中的族長時期的社會背景提供了重要參照。</w:t>
+      </w:r>
+    </w:p>
+    <w:p>
+      <w:pPr/>
+      <w:r>
+        <w:rPr>
+          <w:lang w:val="zh_TW" w:bidi="zh_TW"/>
+        </w:rPr>
+      </w:r>
+      <w:r>
+        <w:rPr>
+          <w:lang w:val="zh_TW" w:bidi="zh_TW"/>
+        </w:rPr>
+        <w:t>以下是努西與聖經之間可能有關聯的一些例子：</w:t>
+      </w:r>
+    </w:p>
+    <w:p>
+      <w:pPr>
+        <w:pStyle w:val="ListBullet"/>
+        <w:spacing w:line="240" w:lineRule="auto"/>
+        <w:ind w:left="720"/>
+      </w:pPr>
+      <w:r>
+        <w:rPr>
+          <w:lang w:val="zh_TW" w:bidi="zh_TW"/>
+        </w:rPr>
+      </w:r>
+      <w:r>
+        <w:rPr>
+          <w:lang w:val="zh_TW" w:bidi="zh_TW"/>
+        </w:rPr>
+        <w:t>在努西，若妻子無子，可將使女給丈夫，讓使女為她生子。這種做法在撒萊、拉結，和利亞身上都有出現過（</w:t>
+      </w:r>
+      <w:hyperlink r:id="rId51">
+        <w:r>
+          <w:rPr>
+            <w:lang w:val="zh_TW" w:bidi="zh_TW"/>
+          </w:rPr>
+          <w:rPr>
+            <w:color w:val="0000EE"/>
+            <w:u w:val="single"/>
+          </w:rPr>
+          <w:t>創16:1–4</w:t>
+        </w:r>
+      </w:hyperlink>
+      <w:r>
+        <w:rPr>
+          <w:lang w:val="zh_TW" w:bidi="zh_TW"/>
+        </w:rPr>
+        <w:t>，</w:t>
+      </w:r>
+      <w:hyperlink r:id="rId52">
+        <w:r>
+          <w:rPr>
+            <w:lang w:val="zh_TW" w:bidi="zh_TW"/>
+          </w:rPr>
+          <w:rPr>
+            <w:color w:val="0000EE"/>
+            <w:u w:val="single"/>
+          </w:rPr>
+          <w:t>30:1–8</w:t>
+        </w:r>
+      </w:hyperlink>
+      <w:r>
+        <w:rPr>
+          <w:lang w:val="zh_TW" w:bidi="zh_TW"/>
+        </w:rPr>
+        <w:t>、</w:t>
+      </w:r>
+      <w:hyperlink r:id="rId53">
+        <w:r>
+          <w:rPr>
+            <w:lang w:val="zh_TW" w:bidi="zh_TW"/>
+          </w:rPr>
+          <w:rPr>
+            <w:color w:val="0000EE"/>
+            <w:u w:val="single"/>
+          </w:rPr>
+          <w:t>9–13</w:t>
+        </w:r>
+      </w:hyperlink>
+      <w:r>
+        <w:rPr>
+          <w:lang w:val="zh_TW" w:bidi="zh_TW"/>
+        </w:rPr>
+        <w:t>）。依法律，孩子屬生母，正室無權趕逐婢女之子，因此撒萊無權驅逐夏甲與以實瑪利（</w:t>
+      </w:r>
+      <w:hyperlink r:id="rId54">
+        <w:r>
+          <w:rPr>
+            <w:lang w:val="zh_TW" w:bidi="zh_TW"/>
+          </w:rPr>
+          <w:rPr>
+            <w:color w:val="0000EE"/>
+            <w:u w:val="single"/>
+          </w:rPr>
+          <w:t>創16:4–6</w:t>
+        </w:r>
+      </w:hyperlink>
+      <w:r>
+        <w:rPr>
+          <w:lang w:val="zh_TW" w:bidi="zh_TW"/>
+        </w:rPr>
+        <w:t>）。</w:t>
+      </w:r>
+    </w:p>
+    <w:p>
+      <w:pPr>
+        <w:pStyle w:val="ListBullet"/>
+        <w:spacing w:line="240" w:lineRule="auto"/>
+        <w:ind w:left="720"/>
+      </w:pPr>
+      <w:r>
+        <w:rPr>
+          <w:lang w:val="zh_TW" w:bidi="zh_TW"/>
+        </w:rPr>
+      </w:r>
+      <w:r>
+        <w:rPr>
+          <w:lang w:val="zh_TW" w:bidi="zh_TW"/>
+        </w:rPr>
+        <w:t>在努西，家族的土地不得售予外族。為規避此限，人們常以收養或財產交換的方式進行轉移。富人可被貧民「收養」，以獲其遺產作為終身奉養與葬費的報償；有時一人可同時被三百至四百人收養。無子的夫婦也可收養一人來照顧其晚年並繼承家產，類似亞伯蘭與僕人以利以謝之關係（</w:t>
+      </w:r>
+      <w:hyperlink r:id="rId55">
+        <w:r>
+          <w:rPr>
+            <w:lang w:val="zh_TW" w:bidi="zh_TW"/>
+          </w:rPr>
+          <w:rPr>
+            <w:color w:val="0000EE"/>
+            <w:u w:val="single"/>
+          </w:rPr>
+          <w:t>創15:2</w:t>
+        </w:r>
+      </w:hyperlink>
+      <w:r>
+        <w:rPr>
+          <w:lang w:val="zh_TW" w:bidi="zh_TW"/>
+        </w:rPr>
+        <w:t>）。價值不高的財產也可以用來交換有價值的財產，有時還會用錢來彌補差價。在努西，一個名叫特希普提拉（Tehip-tilla）的人將他的產業權賣給他的兄弟庫爾帕扎（Kurpazah）來換取三隻羊，類似於以掃將他的長子的名分賣給雅各以換取</w:t>
+      </w:r>
+      <w:r>
+        <w:rPr>
+          <w:lang w:val="zh_TW" w:bidi="zh_TW"/>
+        </w:rPr>
+        <w:t>紅湯</w:t>
+      </w:r>
+      <w:r>
+        <w:rPr>
+          <w:lang w:val="zh_TW" w:bidi="zh_TW"/>
+        </w:rPr>
+        <w:t>（</w:t>
+      </w:r>
+      <w:hyperlink r:id="rId56">
+        <w:r>
+          <w:rPr>
+            <w:lang w:val="zh_TW" w:bidi="zh_TW"/>
+          </w:rPr>
+          <w:rPr>
+            <w:color w:val="0000EE"/>
+            <w:u w:val="single"/>
+          </w:rPr>
+          <w:t>創25:27–34</w:t>
+        </w:r>
+      </w:hyperlink>
+      <w:r>
+        <w:rPr>
+          <w:lang w:val="zh_TW" w:bidi="zh_TW"/>
+        </w:rPr>
+        <w:t>）。</w:t>
+      </w:r>
+    </w:p>
+    <w:p>
+      <w:pPr>
+        <w:pStyle w:val="ListBullet"/>
+        <w:spacing w:line="240" w:lineRule="auto"/>
+        <w:ind w:left="720"/>
+      </w:pPr>
+      <w:r>
+        <w:rPr>
+          <w:lang w:val="zh_TW" w:bidi="zh_TW"/>
+        </w:rPr>
+      </w:r>
+      <w:r>
+        <w:rPr>
+          <w:lang w:val="zh_TW" w:bidi="zh_TW"/>
+        </w:rPr>
+        <w:t>在努西，口頭遺囑或臨終祝福具有法律效力。一名名叫胡雅（Huya）的人在臨終時將女子蘇盧利‧伊絲塔（Sululi-Ishtar）賜給兒子塔爾米亞（Tarmiya）為妻；其兄弟上法庭爭訟，但法院最終支持塔爾米亞的主張。這與以撒雖被欺騙，以撒也必須尊重他對雅各所給的祝福（</w:t>
+      </w:r>
+      <w:hyperlink r:id="rId57">
+        <w:r>
+          <w:rPr>
+            <w:lang w:val="zh_TW" w:bidi="zh_TW"/>
+          </w:rPr>
+          <w:rPr>
+            <w:color w:val="0000EE"/>
+            <w:u w:val="single"/>
+          </w:rPr>
+          <w:t>創27:33</w:t>
+        </w:r>
+      </w:hyperlink>
+      <w:r>
+        <w:rPr>
+          <w:lang w:val="zh_TW" w:bidi="zh_TW"/>
+        </w:rPr>
+        <w:t>）。</w:t>
+      </w:r>
+    </w:p>
+    <w:p>
+      <w:pPr>
+        <w:pStyle w:val="ListBullet"/>
+        <w:spacing w:line="240" w:lineRule="auto"/>
+        <w:ind w:left="720"/>
+      </w:pPr>
+      <w:r>
+        <w:rPr>
+          <w:lang w:val="zh_TW" w:bidi="zh_TW"/>
+        </w:rPr>
+      </w:r>
+      <w:r>
+        <w:rPr>
+          <w:lang w:val="zh_TW" w:bidi="zh_TW"/>
+        </w:rPr>
+        <w:t>在努西，誰持有家神像（teraphim），誰即繼承家產。這解釋了拉結偷取父親拉班家神的行為（</w:t>
+      </w:r>
+      <w:hyperlink r:id="rId58">
+        <w:r>
+          <w:rPr>
+            <w:lang w:val="zh_TW" w:bidi="zh_TW"/>
+          </w:rPr>
+          <w:rPr>
+            <w:color w:val="0000EE"/>
+            <w:u w:val="single"/>
+          </w:rPr>
+          <w:t>創31:19</w:t>
+        </w:r>
+      </w:hyperlink>
+      <w:r>
+        <w:rPr>
+          <w:lang w:val="zh_TW" w:bidi="zh_TW"/>
+        </w:rPr>
+        <w:t>），以及拉班對此事極度憤怒的原因（</w:t>
+      </w:r>
+      <w:hyperlink r:id="rId59">
+        <w:r>
+          <w:rPr>
+            <w:lang w:val="zh_TW" w:bidi="zh_TW"/>
+          </w:rPr>
+          <w:rPr>
+            <w:color w:val="0000EE"/>
+            <w:u w:val="single"/>
+          </w:rPr>
+          <w:t>創31:30–35</w:t>
+        </w:r>
+      </w:hyperlink>
+      <w:r>
+        <w:rPr>
+          <w:lang w:val="zh_TW" w:bidi="zh_TW"/>
+        </w:rPr>
+        <w:t>）。</w:t>
+      </w:r>
+    </w:p>
+    <w:p>
+      <w:pPr>
+        <w:pStyle w:val="ListBullet"/>
+        <w:spacing w:line="240" w:lineRule="auto"/>
+        <w:ind w:left="720"/>
+      </w:pPr>
+      <w:r>
+        <w:rPr>
+          <w:lang w:val="zh_TW" w:bidi="zh_TW"/>
+        </w:rPr>
+      </w:r>
+      <w:r>
+        <w:rPr>
+          <w:lang w:val="zh_TW" w:bidi="zh_TW"/>
+        </w:rPr>
+        <w:t>另一個兒子的名分的例子於聖經中的一個案例相似。納修威（Nashwi）收養了烏魯（Wullu），並將女兒努胡雅（Nuhuya）嫁給他；若烏魯另娶他妻，則喪失繼承權。這與拉班要求雅各不得再娶別妻的約定相似（</w:t>
+      </w:r>
+      <w:hyperlink r:id="rId60">
+        <w:r>
+          <w:rPr>
+            <w:lang w:val="zh_TW" w:bidi="zh_TW"/>
+          </w:rPr>
+          <w:rPr>
+            <w:color w:val="0000EE"/>
+            <w:u w:val="single"/>
+          </w:rPr>
+          <w:t>創31:50</w:t>
+        </w:r>
+      </w:hyperlink>
+      <w:r>
+        <w:rPr>
+          <w:lang w:val="zh_TW" w:bidi="zh_TW"/>
+        </w:rPr>
+        <w:t>）。</w:t>
+      </w:r>
+    </w:p>
+    <w:p>
+      <w:pPr/>
+      <w:r>
+        <w:rPr>
+          <w:lang w:val="zh_TW" w:bidi="zh_TW"/>
+        </w:rPr>
+      </w:r>
+      <w:r>
+        <w:rPr>
+          <w:i/>
+          <w:lang w:val="zh_TW" w:bidi="zh_TW"/>
+        </w:rPr>
+        <w:t>另見</w:t>
+      </w:r>
+      <w:r>
+        <w:rPr>
+          <w:lang w:val="zh_TW" w:bidi="zh_TW"/>
+        </w:rPr>
+        <w:t>銘文</w:t>
+      </w:r>
+      <w:r>
+        <w:rPr>
+          <w:lang w:val="zh_TW" w:bidi="zh_TW"/>
+        </w:rPr>
+        <w:t>。</w:t>
       </w:r>
       <w:r>
         <w:rPr>

--- a/zht/docx/113.content.docx
+++ b/zht/docx/113.content.docx
@@ -19,7 +19,7 @@
         <w:rPr>
           <w:lang w:val="zh_TW" w:bidi="zh_TW"/>
         </w:rPr>
-        <w:t>Resource: Tyndale Open Bible Dictionary</w:t>
+        <w:t>Resource: Aquifer Open Bible Dictionary</w:t>
       </w:r>
       <w:r>
         <w:rPr>
@@ -112,7 +112,7 @@
         <w:rPr>
           <w:lang w:val="zh_TW" w:bidi="zh_TW"/>
         </w:rPr>
-        <w:t>Tyndale Open Bible Dictionary</w:t>
+        <w:t>Aquifer Open Bible Dictionary</w:t>
       </w:r>
     </w:p>
     <w:p>

--- a/zht/docx/113.content.docx
+++ b/zht/docx/113.content.docx
@@ -149,7 +149,7 @@
         <w:rPr>
           <w:lang w:val="zh_TW" w:bidi="zh_TW"/>
         </w:rPr>
-        <w:t>nu</w:t>
+        <w:t>ning</w:t>
       </w:r>
       <w:r>
         <w:rPr>
@@ -212,7 +212,7 @@
         <w:rPr>
           <w:lang w:val="zh_TW" w:bidi="zh_TW"/>
         </w:rPr>
-        <w:t>奴隸、奴隸制度</w:t>
+        <w:t>寧錄</w:t>
       </w:r>
       <w:r>
         <w:rPr>
@@ -231,46 +231,7 @@
         <w:rPr>
           <w:lang w:val="zh_TW" w:bidi="zh_TW"/>
         </w:rPr>
-        <w:t>奴隸是指被他人當作財產擁有的個人。奴隸制度則是建立這種主僕關係的體系。</w:t>
-      </w:r>
-    </w:p>
-    <w:p>
-      <w:pPr/>
-      <w:r>
-        <w:rPr>
-          <w:lang w:val="zh_TW" w:bidi="zh_TW"/>
-        </w:rPr>
-      </w:r>
-      <w:r>
-        <w:rPr>
-          <w:lang w:val="zh_TW" w:bidi="zh_TW"/>
-        </w:rPr>
-        <w:t>在古代，奴隸制在整個近東地區相當普遍，儘管這些社會的經濟並未依賴奴隸制運作。到了早期基督徒生活的羅馬帝國時期，奴隸制度已變得非常普遍，每兩個人中就有一人是奴隸。</w:t>
-      </w:r>
-    </w:p>
-    <w:p>
-      <w:pPr>
-        <w:pStyle w:val="Heading3"/>
-      </w:pPr>
-      <w:r>
-        <w:rPr>
-          <w:lang w:val="zh_TW" w:bidi="zh_TW"/>
-        </w:rPr>
-        <w:t>人是如何成為奴隸的？</w:t>
-      </w:r>
-    </w:p>
-    <w:p>
-      <w:pPr/>
-      <w:r>
-        <w:rPr>
-          <w:lang w:val="zh_TW" w:bidi="zh_TW"/>
-        </w:rPr>
-      </w:r>
-      <w:r>
-        <w:rPr>
-          <w:lang w:val="zh_TW" w:bidi="zh_TW"/>
-        </w:rPr>
-        <w:t>至少從公元前3000年開始，大多數奴隸是在戰爭中被擄的人（</w:t>
+        <w:t>古實的兒子、含的孫子、挪亞的曾孫（</w:t>
       </w:r>
       <w:hyperlink r:id="rId13">
         <w:r>
@@ -281,7 +242,7 @@
             <w:color w:val="0000EE"/>
             <w:u w:val="single"/>
           </w:rPr>
-          <w:t>創14:21</w:t>
+          <w:t>創10:8</w:t>
         </w:r>
       </w:hyperlink>
       <w:r>
@@ -299,14 +260,38 @@
             <w:color w:val="0000EE"/>
             <w:u w:val="single"/>
           </w:rPr>
-          <w:t>民31:9</w:t>
+          <w:t>代上1:10</w:t>
         </w:r>
       </w:hyperlink>
       <w:r>
         <w:rPr>
           <w:lang w:val="zh_TW" w:bidi="zh_TW"/>
         </w:rPr>
-        <w:t>；</w:t>
+        <w:t>）。聖經形容他為「</w:t>
+      </w:r>
+      <w:r>
+        <w:rPr>
+          <w:lang w:val="zh_TW" w:bidi="zh_TW"/>
+        </w:rPr>
+        <w:t>世上英雄之首</w:t>
+      </w:r>
+      <w:r>
+        <w:rPr>
+          <w:lang w:val="zh_TW" w:bidi="zh_TW"/>
+        </w:rPr>
+        <w:t>」與「英勇的獵</w:t>
+      </w:r>
+      <w:r>
+        <w:rPr>
+          <w:lang w:val="zh_TW" w:bidi="zh_TW"/>
+        </w:rPr>
+        <w:t>戶</w:t>
+      </w:r>
+      <w:r>
+        <w:rPr>
+          <w:lang w:val="zh_TW" w:bidi="zh_TW"/>
+        </w:rPr>
+        <w:t>」（</w:t>
       </w:r>
       <w:hyperlink r:id="rId15">
         <w:r>
@@ -317,14 +302,14 @@
             <w:color w:val="0000EE"/>
             <w:u w:val="single"/>
           </w:rPr>
-          <w:t>申20:14</w:t>
+          <w:t>創10:8–9</w:t>
         </w:r>
       </w:hyperlink>
       <w:r>
         <w:rPr>
           <w:lang w:val="zh_TW" w:bidi="zh_TW"/>
         </w:rPr>
-        <w:t>；</w:t>
+        <w:t>）。寧錄是第一個建立帝國的人，也是著名的獵人。傳統上認為他統治南美索不達米亞的巴比倫與亞喀得，以及亞述的尼尼微等地。「寧錄地」似乎與亞述同義（</w:t>
       </w:r>
       <w:hyperlink r:id="rId16">
         <w:r>
@@ -335,129 +320,7 @@
             <w:color w:val="0000EE"/>
             <w:u w:val="single"/>
           </w:rPr>
-          <w:t>士5:30</w:t>
-        </w:r>
-      </w:hyperlink>
-      <w:r>
-        <w:rPr>
-          <w:lang w:val="zh_TW" w:bidi="zh_TW"/>
-        </w:rPr>
-        <w:t>；</w:t>
-      </w:r>
-      <w:hyperlink r:id="rId17">
-        <w:r>
-          <w:rPr>
-            <w:lang w:val="zh_TW" w:bidi="zh_TW"/>
-          </w:rPr>
-          <w:rPr>
-            <w:color w:val="0000EE"/>
-            <w:u w:val="single"/>
-          </w:rPr>
-          <w:t>撒上4:9</w:t>
-        </w:r>
-      </w:hyperlink>
-      <w:r>
-        <w:rPr>
-          <w:lang w:val="zh_TW" w:bidi="zh_TW"/>
-        </w:rPr>
-        <w:t>；</w:t>
-      </w:r>
-      <w:hyperlink r:id="rId18">
-        <w:r>
-          <w:rPr>
-            <w:lang w:val="zh_TW" w:bidi="zh_TW"/>
-          </w:rPr>
-          <w:rPr>
-            <w:color w:val="0000EE"/>
-            <w:u w:val="single"/>
-          </w:rPr>
-          <w:t>王下5:2</w:t>
-        </w:r>
-      </w:hyperlink>
-      <w:r>
-        <w:rPr>
-          <w:lang w:val="zh_TW" w:bidi="zh_TW"/>
-        </w:rPr>
-        <w:t>；</w:t>
-      </w:r>
-      <w:hyperlink r:id="rId19">
-        <w:r>
-          <w:rPr>
-            <w:lang w:val="zh_TW" w:bidi="zh_TW"/>
-          </w:rPr>
-          <w:rPr>
-            <w:color w:val="0000EE"/>
-            <w:u w:val="single"/>
-          </w:rPr>
-          <w:t>代下28:8</w:t>
-        </w:r>
-      </w:hyperlink>
-      <w:r>
-        <w:rPr>
-          <w:lang w:val="zh_TW" w:bidi="zh_TW"/>
-        </w:rPr>
-        <w:t>）。這些俘虜會成為俘獲者的財產。</w:t>
-      </w:r>
-    </w:p>
-    <w:p>
-      <w:pPr/>
-      <w:r>
-        <w:rPr>
-          <w:lang w:val="zh_TW" w:bidi="zh_TW"/>
-        </w:rPr>
-      </w:r>
-      <w:r>
-        <w:rPr>
-          <w:lang w:val="zh_TW" w:bidi="zh_TW"/>
-        </w:rPr>
-        <w:t>人們可以從當地的其他奴隸主那裡購買奴隸。他們也可以從四處旅行的外國商人那裡購買，這些商人會將奴隸與布料、青銅製品及其它商品一同出售（</w:t>
-      </w:r>
-      <w:hyperlink r:id="rId20">
-        <w:r>
-          <w:rPr>
-            <w:lang w:val="zh_TW" w:bidi="zh_TW"/>
-          </w:rPr>
-          <w:rPr>
-            <w:color w:val="0000EE"/>
-            <w:u w:val="single"/>
-          </w:rPr>
-          <w:t>珥3:4–8</w:t>
-        </w:r>
-      </w:hyperlink>
-      <w:r>
-        <w:rPr>
-          <w:lang w:val="zh_TW" w:bidi="zh_TW"/>
-        </w:rPr>
-        <w:t>）。這就是約瑟的哥哥們將他賣給旅行商人（稱為以實瑪利人或米甸人）的過程，那些商人隨後將他賣給了一個埃及人（</w:t>
-      </w:r>
-      <w:hyperlink r:id="rId21">
-        <w:r>
-          <w:rPr>
-            <w:lang w:val="zh_TW" w:bidi="zh_TW"/>
-          </w:rPr>
-          <w:rPr>
-            <w:color w:val="0000EE"/>
-            <w:u w:val="single"/>
-          </w:rPr>
-          <w:t>創37:36</w:t>
-        </w:r>
-      </w:hyperlink>
-      <w:r>
-        <w:rPr>
-          <w:lang w:val="zh_TW" w:bidi="zh_TW"/>
-        </w:rPr>
-        <w:t>，</w:t>
-      </w:r>
-      <w:hyperlink r:id="rId22">
-        <w:r>
-          <w:rPr>
-            <w:lang w:val="zh_TW" w:bidi="zh_TW"/>
-          </w:rPr>
-          <w:rPr>
-            <w:color w:val="0000EE"/>
-            <w:u w:val="single"/>
-          </w:rPr>
-          <w:t>39:1</w:t>
+          <w:t>彌5:6</w:t>
         </w:r>
       </w:hyperlink>
       <w:r>
@@ -478,9 +341,9 @@
         <w:rPr>
           <w:lang w:val="zh_TW" w:bidi="zh_TW"/>
         </w:rPr>
-        <w:t>許多家庭成為奴隸的主要原因是債務。如果有人無法償還欠債，他們的整個家庭都可能被迫成為奴隸（</w:t>
+        <w:t>舊約聖經中對寧錄的記載顯示，古代傳統視他為一位具有堅定意志與非凡才能的人物。部分學者認為他可與公元前十三世紀一位統一亞述與巴比倫的美索不達米亞君王相應。然而，這說法與經文所指的不符，因寧錄被明確地描述為含之子古實的後裔，而古實地在埃及以南，地理上遠離美索不達米亞。（</w:t>
       </w:r>
-      <w:hyperlink r:id="rId23">
+      <w:hyperlink r:id="rId13">
         <w:r>
           <w:rPr>
             <w:lang w:val="zh_TW" w:bidi="zh_TW"/>
@@ -489,43 +352,7 @@
             <w:color w:val="0000EE"/>
             <w:u w:val="single"/>
           </w:rPr>
-          <w:t>王下4:1</w:t>
-        </w:r>
-      </w:hyperlink>
-      <w:r>
-        <w:rPr>
-          <w:lang w:val="zh_TW" w:bidi="zh_TW"/>
-        </w:rPr>
-        <w:t>；</w:t>
-      </w:r>
-      <w:hyperlink r:id="rId24">
-        <w:r>
-          <w:rPr>
-            <w:lang w:val="zh_TW" w:bidi="zh_TW"/>
-          </w:rPr>
-          <w:rPr>
-            <w:color w:val="0000EE"/>
-            <w:u w:val="single"/>
-          </w:rPr>
-          <w:t>尼5:5–8</w:t>
-        </w:r>
-      </w:hyperlink>
-      <w:r>
-        <w:rPr>
-          <w:lang w:val="zh_TW" w:bidi="zh_TW"/>
-        </w:rPr>
-        <w:t>）。漢謨拉比法典（law code of Hammurabi，一套古代法律）第117條規定，一個家庭作為奴隸不得超過三年。希伯來律法則允許奴隸主持有奴隸長達六年（</w:t>
-      </w:r>
-      <w:hyperlink r:id="rId25">
-        <w:r>
-          <w:rPr>
-            <w:lang w:val="zh_TW" w:bidi="zh_TW"/>
-          </w:rPr>
-          <w:rPr>
-            <w:color w:val="0000EE"/>
-            <w:u w:val="single"/>
-          </w:rPr>
-          <w:t>申15:18</w:t>
+          <w:t>創10:8</w:t>
         </w:r>
       </w:hyperlink>
       <w:r>
@@ -546,9 +373,9 @@
         <w:rPr>
           <w:lang w:val="zh_TW" w:bidi="zh_TW"/>
         </w:rPr>
-        <w:t>有些人為了逃避極端貧困和飢餓，選擇成為奴隸（</w:t>
+        <w:t>寧錄的名字與名聲在塔木德猶太傳統（Talmudic Judaism）與伊斯蘭傳統中皆佔重要地位。在猶太文獻中，他象徵著對上帝的叛逆與地上的軍事強權。拉比傳統認為巴別塔（</w:t>
       </w:r>
-      <w:hyperlink r:id="rId26">
+      <w:hyperlink r:id="rId17">
         <w:r>
           <w:rPr>
             <w:lang w:val="zh_TW" w:bidi="zh_TW"/>
@@ -557,1152 +384,14 @@
             <w:color w:val="0000EE"/>
             <w:u w:val="single"/>
           </w:rPr>
-          <w:t>利25:47–48</w:t>
+          <w:t>創11:1–9</w:t>
         </w:r>
       </w:hyperlink>
       <w:r>
         <w:rPr>
           <w:lang w:val="zh_TW" w:bidi="zh_TW"/>
         </w:rPr>
-        <w:t>）。這被稱為自願奴役，在古代很常見。</w:t>
-      </w:r>
-    </w:p>
-    <w:p>
-      <w:pPr/>
-      <w:r>
-        <w:rPr>
-          <w:lang w:val="zh_TW" w:bidi="zh_TW"/>
-        </w:rPr>
-      </w:r>
-      <w:r>
-        <w:rPr>
-          <w:lang w:val="zh_TW" w:bidi="zh_TW"/>
-        </w:rPr>
-        <w:t>綁架並販賣人口為奴是犯罪行為。約瑟的哥哥們就犯了這項罪（</w:t>
-      </w:r>
-      <w:hyperlink r:id="rId27">
-        <w:r>
-          <w:rPr>
-            <w:lang w:val="zh_TW" w:bidi="zh_TW"/>
-          </w:rPr>
-          <w:rPr>
-            <w:color w:val="0000EE"/>
-            <w:u w:val="single"/>
-          </w:rPr>
-          <w:t>創37:27–28</w:t>
-        </w:r>
-      </w:hyperlink>
-      <w:r>
-        <w:rPr>
-          <w:lang w:val="zh_TW" w:bidi="zh_TW"/>
-        </w:rPr>
-        <w:t>）。漢謨拉比法典（第14條）和摩西律法（見</w:t>
-      </w:r>
-      <w:hyperlink r:id="rId28">
-        <w:r>
-          <w:rPr>
-            <w:lang w:val="zh_TW" w:bidi="zh_TW"/>
-          </w:rPr>
-          <w:rPr>
-            <w:color w:val="0000EE"/>
-            <w:u w:val="single"/>
-          </w:rPr>
-          <w:t>出21:11</w:t>
-        </w:r>
-      </w:hyperlink>
-      <w:r>
-        <w:rPr>
-          <w:lang w:val="zh_TW" w:bidi="zh_TW"/>
-        </w:rPr>
-        <w:t>；</w:t>
-      </w:r>
-      <w:hyperlink r:id="rId29">
-        <w:r>
-          <w:rPr>
-            <w:lang w:val="zh_TW" w:bidi="zh_TW"/>
-          </w:rPr>
-          <w:rPr>
-            <w:color w:val="0000EE"/>
-            <w:u w:val="single"/>
-          </w:rPr>
-          <w:t>申24:7）</w:t>
-        </w:r>
-      </w:hyperlink>
-      <w:r>
-        <w:rPr>
-          <w:lang w:val="zh_TW" w:bidi="zh_TW"/>
-        </w:rPr>
-        <w:t>都規定犯下此罪的人應被處死。</w:t>
-      </w:r>
-    </w:p>
-    <w:p>
-      <w:pPr>
-        <w:pStyle w:val="Heading3"/>
-      </w:pPr>
-      <w:r>
-        <w:rPr>
-          <w:lang w:val="zh_TW" w:bidi="zh_TW"/>
-        </w:rPr>
-        <w:t>奴隸的生活</w:t>
-      </w:r>
-    </w:p>
-    <w:p>
-      <w:pPr/>
-      <w:r>
-        <w:rPr>
-          <w:lang w:val="zh_TW" w:bidi="zh_TW"/>
-        </w:rPr>
-      </w:r>
-      <w:r>
-        <w:rPr>
-          <w:lang w:val="zh_TW" w:bidi="zh_TW"/>
-        </w:rPr>
-        <w:t>在蘇美人（Sumerian）社會（最早的文明之一），奴隸擁有一些權利。他們可以借錢和經商。奴隸的價格通常比一頭強壯的驢子還低，這意味著奴隸有時可以存夠錢為自己贖身。</w:t>
-      </w:r>
-    </w:p>
-    <w:p>
-      <w:pPr/>
-      <w:r>
-        <w:rPr>
-          <w:lang w:val="zh_TW" w:bidi="zh_TW"/>
-        </w:rPr>
-      </w:r>
-      <w:r>
-        <w:rPr>
-          <w:lang w:val="zh_TW" w:bidi="zh_TW"/>
-        </w:rPr>
-        <w:t>大多數奴隸在農場工作，或在家中從事艱苦的日常雜務。然而，一些有技能的奴隸會被賦予重要職務，負責管理主人的家務。</w:t>
-      </w:r>
-    </w:p>
-    <w:p>
-      <w:pPr/>
-      <w:r>
-        <w:rPr>
-          <w:lang w:val="zh_TW" w:bidi="zh_TW"/>
-        </w:rPr>
-      </w:r>
-      <w:r>
-        <w:rPr>
-          <w:lang w:val="zh_TW" w:bidi="zh_TW"/>
-        </w:rPr>
-        <w:t>法律規定奴隸在一定時間後應獲自由，但主人並不總是遵守這些規則。根據希伯來律法，因選擇而成為奴隸的希伯來人將在下一個禧年（每50年一次的特別年份）獲得自由。法律規定，任何希伯來人都不應終身為奴（</w:t>
-      </w:r>
-      <w:hyperlink r:id="rId30">
-        <w:r>
-          <w:rPr>
-            <w:lang w:val="zh_TW" w:bidi="zh_TW"/>
-          </w:rPr>
-          <w:rPr>
-            <w:color w:val="0000EE"/>
-            <w:u w:val="single"/>
-          </w:rPr>
-          <w:t>出21:2</w:t>
-        </w:r>
-      </w:hyperlink>
-      <w:r>
-        <w:rPr>
-          <w:lang w:val="zh_TW" w:bidi="zh_TW"/>
-        </w:rPr>
-        <w:t>；</w:t>
-      </w:r>
-      <w:hyperlink r:id="rId31">
-        <w:r>
-          <w:rPr>
-            <w:lang w:val="zh_TW" w:bidi="zh_TW"/>
-          </w:rPr>
-          <w:rPr>
-            <w:color w:val="0000EE"/>
-            <w:u w:val="single"/>
-          </w:rPr>
-          <w:t>利25:10–13</w:t>
-        </w:r>
-      </w:hyperlink>
-      <w:r>
-        <w:rPr>
-          <w:lang w:val="zh_TW" w:bidi="zh_TW"/>
-        </w:rPr>
-        <w:t>；</w:t>
-      </w:r>
-      <w:hyperlink r:id="rId32">
-        <w:r>
-          <w:rPr>
-            <w:lang w:val="zh_TW" w:bidi="zh_TW"/>
-          </w:rPr>
-          <w:rPr>
-            <w:color w:val="0000EE"/>
-            <w:u w:val="single"/>
-          </w:rPr>
-          <w:t>申15:12–14</w:t>
-        </w:r>
-      </w:hyperlink>
-      <w:r>
-        <w:rPr>
-          <w:lang w:val="zh_TW" w:bidi="zh_TW"/>
-        </w:rPr>
-        <w:t>）。</w:t>
-      </w:r>
-    </w:p>
-    <w:p>
-      <w:pPr/>
-      <w:r>
-        <w:rPr>
-          <w:lang w:val="zh_TW" w:bidi="zh_TW"/>
-        </w:rPr>
-      </w:r>
-      <w:r>
-        <w:rPr>
-          <w:lang w:val="zh_TW" w:bidi="zh_TW"/>
-        </w:rPr>
-        <w:t>以色列人制定了律法，保護奴隸免受主人或監工的殘酷對待。如果主人造成了奴隸永久性的傷害，律法要求必須釋放奴隸（</w:t>
-      </w:r>
-      <w:hyperlink r:id="rId33">
-        <w:r>
-          <w:rPr>
-            <w:lang w:val="zh_TW" w:bidi="zh_TW"/>
-          </w:rPr>
-          <w:rPr>
-            <w:color w:val="0000EE"/>
-            <w:u w:val="single"/>
-          </w:rPr>
-          <w:t>出21:26–27</w:t>
-        </w:r>
-      </w:hyperlink>
-      <w:r>
-        <w:rPr>
-          <w:lang w:val="zh_TW" w:bidi="zh_TW"/>
-        </w:rPr>
-        <w:t>）。希伯來奴隸在以色列家庭中並不常見。當他們在家庭中工作時，通常會與主人一起在田間勞作。許多家奴的生活條件比最貧窮的自由人更好，因為後者常面臨飢餓與極端貧困。</w:t>
-      </w:r>
-    </w:p>
-    <w:p>
-      <w:pPr>
-        <w:pStyle w:val="Heading3"/>
-      </w:pPr>
-      <w:r>
-        <w:rPr>
-          <w:lang w:val="zh_TW" w:bidi="zh_TW"/>
-        </w:rPr>
-        <w:t>希臘與羅馬時期的奴隸制度</w:t>
-      </w:r>
-    </w:p>
-    <w:p>
-      <w:pPr/>
-      <w:r>
-        <w:rPr>
-          <w:lang w:val="zh_TW" w:bidi="zh_TW"/>
-        </w:rPr>
-      </w:r>
-      <w:r>
-        <w:rPr>
-          <w:lang w:val="zh_TW" w:bidi="zh_TW"/>
-        </w:rPr>
-        <w:t>在希臘與羅馬時期，奴隸的數量大幅增長。家奴（在人家中工作的奴隸）通常比其他奴隸受到更好的對待。許多奴隸成為主人信任的僕人和親近的顧問。有些奴隸甚至被允許開始經營生意，這為他們自己和主人都帶來了財富。</w:t>
-      </w:r>
-    </w:p>
-    <w:p>
-      <w:pPr>
-        <w:pStyle w:val="Heading3"/>
-      </w:pPr>
-      <w:r>
-        <w:rPr>
-          <w:lang w:val="zh_TW" w:bidi="zh_TW"/>
-        </w:rPr>
-        <w:t>奴隸制度的特殊情況</w:t>
-      </w:r>
-    </w:p>
-    <w:p>
-      <w:pPr/>
-      <w:r>
-        <w:rPr>
-          <w:lang w:val="zh_TW" w:bidi="zh_TW"/>
-        </w:rPr>
-      </w:r>
-      <w:r>
-        <w:rPr>
-          <w:lang w:val="zh_TW" w:bidi="zh_TW"/>
-        </w:rPr>
-        <w:t>根據吾珥（Ur）和努西城（Nuzi）的古代記錄，連同創世記的記載都顯示，當妻子不能生育時，她的女奴可能會為丈夫生孩子 （</w:t>
-      </w:r>
-      <w:hyperlink r:id="rId34">
-        <w:r>
-          <w:rPr>
-            <w:lang w:val="zh_TW" w:bidi="zh_TW"/>
-          </w:rPr>
-          <w:rPr>
-            <w:color w:val="0000EE"/>
-            <w:u w:val="single"/>
-          </w:rPr>
-          <w:t>創16:2–4</w:t>
-        </w:r>
-      </w:hyperlink>
-      <w:r>
-        <w:rPr>
-          <w:lang w:val="zh_TW" w:bidi="zh_TW"/>
-        </w:rPr>
-        <w:t>）。根據律法，希伯來主人可以同意娶一名年輕女奴，也可以讓自己的兒子娶她，或者讓她成為自己的妾（與男子同住但權利少於妻子的女性）。如果後來主人拒絕她，或不履行協議，她將從奴役中被釋放（</w:t>
-      </w:r>
-      <w:hyperlink r:id="rId35">
-        <w:r>
-          <w:rPr>
-            <w:lang w:val="zh_TW" w:bidi="zh_TW"/>
-          </w:rPr>
-          <w:rPr>
-            <w:color w:val="0000EE"/>
-            <w:u w:val="single"/>
-          </w:rPr>
-          <w:t>出21:7–11</w:t>
-        </w:r>
-      </w:hyperlink>
-      <w:r>
-        <w:rPr>
-          <w:lang w:val="zh_TW" w:bidi="zh_TW"/>
-        </w:rPr>
-        <w:t>）。</w:t>
-      </w:r>
-    </w:p>
-    <w:p>
-      <w:pPr/>
-      <w:r>
-        <w:rPr>
-          <w:lang w:val="zh_TW" w:bidi="zh_TW"/>
-        </w:rPr>
-      </w:r>
-      <w:r>
-        <w:rPr>
-          <w:lang w:val="zh_TW" w:bidi="zh_TW"/>
-        </w:rPr>
-        <w:t>政府要求被征服的人民進行強迫勞役（</w:t>
-      </w:r>
-      <w:hyperlink r:id="rId36">
-        <w:r>
-          <w:rPr>
-            <w:lang w:val="zh_TW" w:bidi="zh_TW"/>
-          </w:rPr>
-          <w:rPr>
-            <w:color w:val="0000EE"/>
-            <w:u w:val="single"/>
-          </w:rPr>
-          <w:t>撒下12:31</w:t>
-        </w:r>
-      </w:hyperlink>
-      <w:r>
-        <w:rPr>
-          <w:lang w:val="zh_TW" w:bidi="zh_TW"/>
-        </w:rPr>
-        <w:t>；</w:t>
-      </w:r>
-      <w:hyperlink r:id="rId37">
-        <w:r>
-          <w:rPr>
-            <w:lang w:val="zh_TW" w:bidi="zh_TW"/>
-          </w:rPr>
-          <w:rPr>
-            <w:color w:val="0000EE"/>
-            <w:u w:val="single"/>
-          </w:rPr>
-          <w:t>王上9:15</w:t>
-        </w:r>
-      </w:hyperlink>
-      <w:r>
-        <w:rPr>
-          <w:lang w:val="zh_TW" w:bidi="zh_TW"/>
-        </w:rPr>
-        <w:t>、</w:t>
-      </w:r>
-      <w:hyperlink r:id="rId37">
-        <w:r>
-          <w:rPr>
-            <w:lang w:val="zh_TW" w:bidi="zh_TW"/>
-          </w:rPr>
-          <w:rPr>
-            <w:color w:val="0000EE"/>
-            <w:u w:val="single"/>
-          </w:rPr>
-          <w:t>21–23</w:t>
-        </w:r>
-      </w:hyperlink>
-      <w:r>
-        <w:rPr>
-          <w:lang w:val="zh_TW" w:bidi="zh_TW"/>
-        </w:rPr>
-        <w:t>）。甚至以色列人自己也在黎巴嫩被強迫勞役（</w:t>
-      </w:r>
-      <w:hyperlink r:id="rId38">
-        <w:r>
-          <w:rPr>
-            <w:lang w:val="zh_TW" w:bidi="zh_TW"/>
-          </w:rPr>
-          <w:rPr>
-            <w:color w:val="0000EE"/>
-            <w:u w:val="single"/>
-          </w:rPr>
-          <w:t>王上5:13–18</w:t>
-        </w:r>
-      </w:hyperlink>
-      <w:r>
-        <w:rPr>
-          <w:lang w:val="zh_TW" w:bidi="zh_TW"/>
-        </w:rPr>
-        <w:t>）。一些被擄的人，如米甸人和基遍人，被安排在聖殿工作（</w:t>
-      </w:r>
-      <w:hyperlink r:id="rId39">
-        <w:r>
-          <w:rPr>
-            <w:lang w:val="zh_TW" w:bidi="zh_TW"/>
-          </w:rPr>
-          <w:rPr>
-            <w:color w:val="0000EE"/>
-            <w:u w:val="single"/>
-          </w:rPr>
-          <w:t>民31:28–30</w:t>
-        </w:r>
-      </w:hyperlink>
-      <w:r>
-        <w:rPr>
-          <w:lang w:val="zh_TW" w:bidi="zh_TW"/>
-        </w:rPr>
-        <w:t>、</w:t>
-      </w:r>
-      <w:hyperlink r:id="rId39">
-        <w:r>
-          <w:rPr>
-            <w:lang w:val="zh_TW" w:bidi="zh_TW"/>
-          </w:rPr>
-          <w:rPr>
-            <w:color w:val="0000EE"/>
-            <w:u w:val="single"/>
-          </w:rPr>
-          <w:t>47</w:t>
-        </w:r>
-      </w:hyperlink>
-      <w:r>
-        <w:rPr>
-          <w:lang w:val="zh_TW" w:bidi="zh_TW"/>
-        </w:rPr>
-        <w:t>；</w:t>
-      </w:r>
-      <w:hyperlink r:id="rId40">
-        <w:r>
-          <w:rPr>
-            <w:lang w:val="zh_TW" w:bidi="zh_TW"/>
-          </w:rPr>
-          <w:rPr>
-            <w:color w:val="0000EE"/>
-            <w:u w:val="single"/>
-          </w:rPr>
-          <w:t>書9:23–25</w:t>
-        </w:r>
-      </w:hyperlink>
-      <w:r>
-        <w:rPr>
-          <w:lang w:val="zh_TW" w:bidi="zh_TW"/>
-        </w:rPr>
-        <w:t>）。這種做法一直持續到大衛王與所羅門王時期（</w:t>
-      </w:r>
-      <w:hyperlink r:id="rId41">
-        <w:r>
-          <w:rPr>
-            <w:lang w:val="zh_TW" w:bidi="zh_TW"/>
-          </w:rPr>
-          <w:rPr>
-            <w:color w:val="0000EE"/>
-            <w:u w:val="single"/>
-          </w:rPr>
-          <w:t>拉2:58</w:t>
-        </w:r>
-      </w:hyperlink>
-      <w:r>
-        <w:rPr>
-          <w:lang w:val="zh_TW" w:bidi="zh_TW"/>
-        </w:rPr>
-        <w:t>；</w:t>
-      </w:r>
-      <w:hyperlink r:id="rId42">
-        <w:r>
-          <w:rPr>
-            <w:lang w:val="zh_TW" w:bidi="zh_TW"/>
-          </w:rPr>
-          <w:rPr>
-            <w:color w:val="0000EE"/>
-            <w:u w:val="single"/>
-          </w:rPr>
-          <w:t>8:20</w:t>
-        </w:r>
-      </w:hyperlink>
-      <w:r>
-        <w:rPr>
-          <w:lang w:val="zh_TW" w:bidi="zh_TW"/>
-        </w:rPr>
-        <w:t>）。外邦奴隸也協助修復了耶路撒冷的城牆（</w:t>
-      </w:r>
-      <w:hyperlink r:id="rId43">
-        <w:r>
-          <w:rPr>
-            <w:lang w:val="zh_TW" w:bidi="zh_TW"/>
-          </w:rPr>
-          <w:rPr>
-            <w:color w:val="0000EE"/>
-            <w:u w:val="single"/>
-          </w:rPr>
-          <w:t>尼3:26</w:t>
-        </w:r>
-      </w:hyperlink>
-      <w:r>
-        <w:rPr>
-          <w:lang w:val="zh_TW" w:bidi="zh_TW"/>
-        </w:rPr>
-        <w:t>、</w:t>
-      </w:r>
-      <w:hyperlink r:id="rId43">
-        <w:r>
-          <w:rPr>
-            <w:lang w:val="zh_TW" w:bidi="zh_TW"/>
-          </w:rPr>
-          <w:rPr>
-            <w:color w:val="0000EE"/>
-            <w:u w:val="single"/>
-          </w:rPr>
-          <w:t>31</w:t>
-        </w:r>
-      </w:hyperlink>
-      <w:r>
-        <w:rPr>
-          <w:lang w:val="zh_TW" w:bidi="zh_TW"/>
-        </w:rPr>
-        <w:t>）。</w:t>
-      </w:r>
-    </w:p>
-    <w:p>
-      <w:pPr>
-        <w:pStyle w:val="Heading3"/>
-      </w:pPr>
-      <w:r>
-        <w:rPr>
-          <w:lang w:val="zh_TW" w:bidi="zh_TW"/>
-        </w:rPr>
-        <w:t>新約聖經中的奴隸制度</w:t>
-      </w:r>
-    </w:p>
-    <w:p>
-      <w:pPr/>
-      <w:r>
-        <w:rPr>
-          <w:lang w:val="zh_TW" w:bidi="zh_TW"/>
-        </w:rPr>
-      </w:r>
-      <w:r>
-        <w:rPr>
-          <w:lang w:val="zh_TW" w:bidi="zh_TW"/>
-        </w:rPr>
-        <w:t>新約聖經顯示了對奴隸制度態度的轉變。奴隸的身分變得更像僕人，奴隸制度也變得不那麼普遍。耶穌和使徒並沒有直接反對奴隸制度，但他們對此給予了相關的教導。他們教導奴隸與僕人要忠心事奉主人；同時也告訴主人要以仁慈和公平對待奴隸（</w:t>
-      </w:r>
-      <w:hyperlink r:id="rId44">
-        <w:r>
-          <w:rPr>
-            <w:lang w:val="zh_TW" w:bidi="zh_TW"/>
-          </w:rPr>
-          <w:rPr>
-            <w:color w:val="0000EE"/>
-            <w:u w:val="single"/>
-          </w:rPr>
-          <w:t>弗6:9</w:t>
-        </w:r>
-      </w:hyperlink>
-      <w:r>
-        <w:rPr>
-          <w:lang w:val="zh_TW" w:bidi="zh_TW"/>
-        </w:rPr>
-        <w:t>；</w:t>
-      </w:r>
-      <w:hyperlink r:id="rId45">
-        <w:r>
-          <w:rPr>
-            <w:lang w:val="zh_TW" w:bidi="zh_TW"/>
-          </w:rPr>
-          <w:rPr>
-            <w:color w:val="0000EE"/>
-            <w:u w:val="single"/>
-          </w:rPr>
-          <w:t>西4:1</w:t>
-        </w:r>
-      </w:hyperlink>
-      <w:r>
-        <w:rPr>
-          <w:lang w:val="zh_TW" w:bidi="zh_TW"/>
-        </w:rPr>
-        <w:t>；</w:t>
-      </w:r>
-      <w:hyperlink r:id="rId46">
-        <w:r>
-          <w:rPr>
-            <w:lang w:val="zh_TW" w:bidi="zh_TW"/>
-          </w:rPr>
-          <w:rPr>
-            <w:color w:val="0000EE"/>
-            <w:u w:val="single"/>
-          </w:rPr>
-          <w:t>提前6:2</w:t>
-        </w:r>
-      </w:hyperlink>
-      <w:r>
-        <w:rPr>
-          <w:lang w:val="zh_TW" w:bidi="zh_TW"/>
-        </w:rPr>
-        <w:t>；</w:t>
-      </w:r>
-      <w:hyperlink r:id="rId47">
-        <w:r>
-          <w:rPr>
-            <w:lang w:val="zh_TW" w:bidi="zh_TW"/>
-          </w:rPr>
-          <w:rPr>
-            <w:color w:val="0000EE"/>
-            <w:u w:val="single"/>
-          </w:rPr>
-          <w:t>門1:16</w:t>
-        </w:r>
-      </w:hyperlink>
-      <w:r>
-        <w:rPr>
-          <w:lang w:val="zh_TW" w:bidi="zh_TW"/>
-        </w:rPr>
-        <w:t>）。保羅從未宣揚過反對奴隸制度，但他寫信試圖讓一名叫阿尼西謀的奴隸獲得自由。這就是保羅寫腓利門書的原因（見</w:t>
-      </w:r>
-      <w:r>
-        <w:rPr>
-          <w:lang w:val="zh_TW" w:bidi="zh_TW"/>
-        </w:rPr>
-        <w:t>腓利門書</w:t>
-      </w:r>
-      <w:r>
-        <w:rPr>
-          <w:lang w:val="zh_TW" w:bidi="zh_TW"/>
-        </w:rPr>
-        <w:t>中相關的討論）。</w:t>
-      </w:r>
-    </w:p>
-    <w:p>
-      <w:pPr/>
-      <w:r>
-        <w:rPr>
-          <w:lang w:val="zh_TW" w:bidi="zh_TW"/>
-        </w:rPr>
-      </w:r>
-      <w:r>
-        <w:rPr>
-          <w:i/>
-          <w:lang w:val="zh_TW" w:bidi="zh_TW"/>
-        </w:rPr>
-        <w:t>另見</w:t>
-      </w:r>
-      <w:r>
-        <w:rPr>
-          <w:lang w:val="zh_TW" w:bidi="zh_TW"/>
-        </w:rPr>
-        <w:t>奴役、捆綁</w:t>
-      </w:r>
-      <w:r>
-        <w:rPr>
-          <w:lang w:val="zh_TW" w:bidi="zh_TW"/>
-        </w:rPr>
-        <w:t>；</w:t>
-      </w:r>
-      <w:r>
-        <w:rPr>
-          <w:lang w:val="zh_TW" w:bidi="zh_TW"/>
-        </w:rPr>
-        <w:t>自由</w:t>
-      </w:r>
-      <w:r>
-        <w:rPr>
-          <w:lang w:val="zh_TW" w:bidi="zh_TW"/>
-        </w:rPr>
-        <w:t>。</w:t>
-      </w:r>
-      <w:r>
-        <w:rPr>
-          <w:lang w:val="zh_TW" w:bidi="zh_TW"/>
-        </w:rPr>
-      </w:r>
-      <w:r>
-        <w:rPr>
-          <w:lang w:val="zh_TW" w:bidi="zh_TW"/>
-        </w:rPr>
-      </w:r>
-    </w:p>
-    <w:p>
-      <w:pPr/>
-      <w:r>
-        <w:rPr>
-          <w:lang w:val="zh_TW" w:bidi="zh_TW"/>
-        </w:rPr>
-      </w:r>
-    </w:p>
-    <w:p>
-      <w:pPr>
-        <w:pStyle w:val="Heading2"/>
-      </w:pPr>
-      <w:r>
-        <w:rPr>
-          <w:lang w:val="zh_TW" w:bidi="zh_TW"/>
-        </w:rPr>
-        <w:t>努西、努西泥版</w:t>
-      </w:r>
-      <w:r>
-        <w:rPr>
-          <w:lang w:val="zh_TW" w:bidi="zh_TW"/>
-        </w:rPr>
-      </w:r>
-    </w:p>
-    <w:p>
-      <w:pPr/>
-      <w:r>
-        <w:rPr>
-          <w:lang w:val="zh_TW" w:bidi="zh_TW"/>
-        </w:rPr>
-      </w:r>
-      <w:r>
-        <w:rPr>
-          <w:lang w:val="zh_TW" w:bidi="zh_TW"/>
-        </w:rPr>
-        <w:t>努西（Nuzi）位於美索不達米亞東北部的城鎮，位於現今伊拉克基爾庫克（Kirkuk）西南方約九英里（約14.5公里）。努西原名為迦蘇爾（Gasur），今稱約爾干特佩（Yorgan Tepe）。於1925至1931年間在此進行了考古發掘，出土大量引人注意的文物。約爾干特佩因出土的泥版（Nuzi Tablets）而聞名，這些泥版主要是記錄商業交易。</w:t>
-      </w:r>
-    </w:p>
-    <w:p>
-      <w:pPr/>
-      <w:r>
-        <w:rPr>
-          <w:lang w:val="zh_TW" w:bidi="zh_TW"/>
-        </w:rPr>
-      </w:r>
-      <w:r>
-        <w:rPr>
-          <w:lang w:val="zh_TW" w:bidi="zh_TW"/>
-        </w:rPr>
-        <w:t>在公元前三千年，迦蘇爾主要是由閃族人居住。到了公元前二千年中期，居民主要是戶利安人（Hurrians），城市的名字也改為努西。戶利安人在聖經中被稱為何利人（參</w:t>
-      </w:r>
-      <w:hyperlink r:id="rId48">
-        <w:r>
-          <w:rPr>
-            <w:lang w:val="zh_TW" w:bidi="zh_TW"/>
-          </w:rPr>
-          <w:rPr>
-            <w:color w:val="0000EE"/>
-            <w:u w:val="single"/>
-          </w:rPr>
-          <w:t>創14:6</w:t>
-        </w:r>
-      </w:hyperlink>
-      <w:r>
-        <w:rPr>
-          <w:lang w:val="zh_TW" w:bidi="zh_TW"/>
-        </w:rPr>
-        <w:t>，</w:t>
-      </w:r>
-      <w:hyperlink r:id="rId49">
-        <w:r>
-          <w:rPr>
-            <w:lang w:val="zh_TW" w:bidi="zh_TW"/>
-          </w:rPr>
-          <w:rPr>
-            <w:color w:val="0000EE"/>
-            <w:u w:val="single"/>
-          </w:rPr>
-          <w:t>36:20–21</w:t>
-        </w:r>
-      </w:hyperlink>
-      <w:r>
-        <w:rPr>
-          <w:lang w:val="zh_TW" w:bidi="zh_TW"/>
-        </w:rPr>
-        <w:t>；</w:t>
-      </w:r>
-      <w:hyperlink r:id="rId50">
-        <w:r>
-          <w:rPr>
-            <w:lang w:val="zh_TW" w:bidi="zh_TW"/>
-          </w:rPr>
-          <w:rPr>
-            <w:color w:val="0000EE"/>
-            <w:u w:val="single"/>
-          </w:rPr>
-          <w:t>申2:12</w:t>
-        </w:r>
-      </w:hyperlink>
-      <w:r>
-        <w:rPr>
-          <w:lang w:val="zh_TW" w:bidi="zh_TW"/>
-        </w:rPr>
-        <w:t>、</w:t>
-      </w:r>
-      <w:hyperlink r:id="rId50">
-        <w:r>
-          <w:rPr>
-            <w:lang w:val="zh_TW" w:bidi="zh_TW"/>
-          </w:rPr>
-          <w:rPr>
-            <w:color w:val="0000EE"/>
-            <w:u w:val="single"/>
-          </w:rPr>
-          <w:t>22</w:t>
-        </w:r>
-      </w:hyperlink>
-      <w:r>
-        <w:rPr>
-          <w:lang w:val="zh_TW" w:bidi="zh_TW"/>
-        </w:rPr>
-        <w:t>）。</w:t>
-      </w:r>
-    </w:p>
-    <w:p>
-      <w:pPr/>
-      <w:r>
-        <w:rPr>
-          <w:lang w:val="zh_TW" w:bidi="zh_TW"/>
-        </w:rPr>
-      </w:r>
-      <w:r>
-        <w:rPr>
-          <w:lang w:val="zh_TW" w:bidi="zh_TW"/>
-        </w:rPr>
-        <w:t>出土文物中包括公元前三千年的泥版，其中包含已知最古老的地圖。文獻顯示，當時人們已採用分期付款的購物制度。</w:t>
-      </w:r>
-    </w:p>
-    <w:p>
-      <w:pPr/>
-      <w:r>
-        <w:rPr>
-          <w:lang w:val="zh_TW" w:bidi="zh_TW"/>
-        </w:rPr>
-      </w:r>
-      <w:r>
-        <w:rPr>
-          <w:lang w:val="zh_TW" w:bidi="zh_TW"/>
-        </w:rPr>
-        <w:t>在公元前15至14世紀，戶利安的文士用巴比倫文字書寫下數以千計的泥版，內容包含近東風俗及法律制度的資料，為理解聖經中的族長時期的社會背景提供了重要參照。</w:t>
-      </w:r>
-    </w:p>
-    <w:p>
-      <w:pPr/>
-      <w:r>
-        <w:rPr>
-          <w:lang w:val="zh_TW" w:bidi="zh_TW"/>
-        </w:rPr>
-      </w:r>
-      <w:r>
-        <w:rPr>
-          <w:lang w:val="zh_TW" w:bidi="zh_TW"/>
-        </w:rPr>
-        <w:t>以下是努西與聖經之間可能有關聯的一些例子：</w:t>
-      </w:r>
-    </w:p>
-    <w:p>
-      <w:pPr>
-        <w:pStyle w:val="ListBullet"/>
-        <w:spacing w:line="240" w:lineRule="auto"/>
-        <w:ind w:left="720"/>
-      </w:pPr>
-      <w:r>
-        <w:rPr>
-          <w:lang w:val="zh_TW" w:bidi="zh_TW"/>
-        </w:rPr>
-      </w:r>
-      <w:r>
-        <w:rPr>
-          <w:lang w:val="zh_TW" w:bidi="zh_TW"/>
-        </w:rPr>
-        <w:t>在努西，若妻子無子，可將使女給丈夫，讓使女為她生子。這種做法在撒萊、拉結，和利亞身上都有出現過（</w:t>
-      </w:r>
-      <w:hyperlink r:id="rId51">
-        <w:r>
-          <w:rPr>
-            <w:lang w:val="zh_TW" w:bidi="zh_TW"/>
-          </w:rPr>
-          <w:rPr>
-            <w:color w:val="0000EE"/>
-            <w:u w:val="single"/>
-          </w:rPr>
-          <w:t>創16:1–4</w:t>
-        </w:r>
-      </w:hyperlink>
-      <w:r>
-        <w:rPr>
-          <w:lang w:val="zh_TW" w:bidi="zh_TW"/>
-        </w:rPr>
-        <w:t>，</w:t>
-      </w:r>
-      <w:hyperlink r:id="rId52">
-        <w:r>
-          <w:rPr>
-            <w:lang w:val="zh_TW" w:bidi="zh_TW"/>
-          </w:rPr>
-          <w:rPr>
-            <w:color w:val="0000EE"/>
-            <w:u w:val="single"/>
-          </w:rPr>
-          <w:t>30:1–8</w:t>
-        </w:r>
-      </w:hyperlink>
-      <w:r>
-        <w:rPr>
-          <w:lang w:val="zh_TW" w:bidi="zh_TW"/>
-        </w:rPr>
-        <w:t>、</w:t>
-      </w:r>
-      <w:hyperlink r:id="rId53">
-        <w:r>
-          <w:rPr>
-            <w:lang w:val="zh_TW" w:bidi="zh_TW"/>
-          </w:rPr>
-          <w:rPr>
-            <w:color w:val="0000EE"/>
-            <w:u w:val="single"/>
-          </w:rPr>
-          <w:t>9–13</w:t>
-        </w:r>
-      </w:hyperlink>
-      <w:r>
-        <w:rPr>
-          <w:lang w:val="zh_TW" w:bidi="zh_TW"/>
-        </w:rPr>
-        <w:t>）。依法律，孩子屬生母，正室無權趕逐婢女之子，因此撒萊無權驅逐夏甲與以實瑪利（</w:t>
-      </w:r>
-      <w:hyperlink r:id="rId54">
-        <w:r>
-          <w:rPr>
-            <w:lang w:val="zh_TW" w:bidi="zh_TW"/>
-          </w:rPr>
-          <w:rPr>
-            <w:color w:val="0000EE"/>
-            <w:u w:val="single"/>
-          </w:rPr>
-          <w:t>創16:4–6</w:t>
-        </w:r>
-      </w:hyperlink>
-      <w:r>
-        <w:rPr>
-          <w:lang w:val="zh_TW" w:bidi="zh_TW"/>
-        </w:rPr>
-        <w:t>）。</w:t>
-      </w:r>
-    </w:p>
-    <w:p>
-      <w:pPr>
-        <w:pStyle w:val="ListBullet"/>
-        <w:spacing w:line="240" w:lineRule="auto"/>
-        <w:ind w:left="720"/>
-      </w:pPr>
-      <w:r>
-        <w:rPr>
-          <w:lang w:val="zh_TW" w:bidi="zh_TW"/>
-        </w:rPr>
-      </w:r>
-      <w:r>
-        <w:rPr>
-          <w:lang w:val="zh_TW" w:bidi="zh_TW"/>
-        </w:rPr>
-        <w:t>在努西，家族的土地不得售予外族。為規避此限，人們常以收養或財產交換的方式進行轉移。富人可被貧民「收養」，以獲其遺產作為終身奉養與葬費的報償；有時一人可同時被三百至四百人收養。無子的夫婦也可收養一人來照顧其晚年並繼承家產，類似亞伯蘭與僕人以利以謝之關係（</w:t>
-      </w:r>
-      <w:hyperlink r:id="rId55">
-        <w:r>
-          <w:rPr>
-            <w:lang w:val="zh_TW" w:bidi="zh_TW"/>
-          </w:rPr>
-          <w:rPr>
-            <w:color w:val="0000EE"/>
-            <w:u w:val="single"/>
-          </w:rPr>
-          <w:t>創15:2</w:t>
-        </w:r>
-      </w:hyperlink>
-      <w:r>
-        <w:rPr>
-          <w:lang w:val="zh_TW" w:bidi="zh_TW"/>
-        </w:rPr>
-        <w:t>）。價值不高的財產也可以用來交換有價值的財產，有時還會用錢來彌補差價。在努西，一個名叫特希普提拉（Tehip-tilla）的人將他的產業權賣給他的兄弟庫爾帕扎（Kurpazah）來換取三隻羊，類似於以掃將他的長子的名分賣給雅各以換取</w:t>
-      </w:r>
-      <w:r>
-        <w:rPr>
-          <w:lang w:val="zh_TW" w:bidi="zh_TW"/>
-        </w:rPr>
-        <w:t>紅湯</w:t>
-      </w:r>
-      <w:r>
-        <w:rPr>
-          <w:lang w:val="zh_TW" w:bidi="zh_TW"/>
-        </w:rPr>
-        <w:t>（</w:t>
-      </w:r>
-      <w:hyperlink r:id="rId56">
-        <w:r>
-          <w:rPr>
-            <w:lang w:val="zh_TW" w:bidi="zh_TW"/>
-          </w:rPr>
-          <w:rPr>
-            <w:color w:val="0000EE"/>
-            <w:u w:val="single"/>
-          </w:rPr>
-          <w:t>創25:27–34</w:t>
-        </w:r>
-      </w:hyperlink>
-      <w:r>
-        <w:rPr>
-          <w:lang w:val="zh_TW" w:bidi="zh_TW"/>
-        </w:rPr>
-        <w:t>）。</w:t>
-      </w:r>
-    </w:p>
-    <w:p>
-      <w:pPr>
-        <w:pStyle w:val="ListBullet"/>
-        <w:spacing w:line="240" w:lineRule="auto"/>
-        <w:ind w:left="720"/>
-      </w:pPr>
-      <w:r>
-        <w:rPr>
-          <w:lang w:val="zh_TW" w:bidi="zh_TW"/>
-        </w:rPr>
-      </w:r>
-      <w:r>
-        <w:rPr>
-          <w:lang w:val="zh_TW" w:bidi="zh_TW"/>
-        </w:rPr>
-        <w:t>在努西，口頭遺囑或臨終祝福具有法律效力。一名名叫胡雅（Huya）的人在臨終時將女子蘇盧利‧伊絲塔（Sululi-Ishtar）賜給兒子塔爾米亞（Tarmiya）為妻；其兄弟上法庭爭訟，但法院最終支持塔爾米亞的主張。這與以撒雖被欺騙，以撒也必須尊重他對雅各所給的祝福（</w:t>
-      </w:r>
-      <w:hyperlink r:id="rId57">
-        <w:r>
-          <w:rPr>
-            <w:lang w:val="zh_TW" w:bidi="zh_TW"/>
-          </w:rPr>
-          <w:rPr>
-            <w:color w:val="0000EE"/>
-            <w:u w:val="single"/>
-          </w:rPr>
-          <w:t>創27:33</w:t>
-        </w:r>
-      </w:hyperlink>
-      <w:r>
-        <w:rPr>
-          <w:lang w:val="zh_TW" w:bidi="zh_TW"/>
-        </w:rPr>
-        <w:t>）。</w:t>
-      </w:r>
-    </w:p>
-    <w:p>
-      <w:pPr>
-        <w:pStyle w:val="ListBullet"/>
-        <w:spacing w:line="240" w:lineRule="auto"/>
-        <w:ind w:left="720"/>
-      </w:pPr>
-      <w:r>
-        <w:rPr>
-          <w:lang w:val="zh_TW" w:bidi="zh_TW"/>
-        </w:rPr>
-      </w:r>
-      <w:r>
-        <w:rPr>
-          <w:lang w:val="zh_TW" w:bidi="zh_TW"/>
-        </w:rPr>
-        <w:t>在努西，誰持有家神像（teraphim），誰即繼承家產。這解釋了拉結偷取父親拉班家神的行為（</w:t>
-      </w:r>
-      <w:hyperlink r:id="rId58">
-        <w:r>
-          <w:rPr>
-            <w:lang w:val="zh_TW" w:bidi="zh_TW"/>
-          </w:rPr>
-          <w:rPr>
-            <w:color w:val="0000EE"/>
-            <w:u w:val="single"/>
-          </w:rPr>
-          <w:t>創31:19</w:t>
-        </w:r>
-      </w:hyperlink>
-      <w:r>
-        <w:rPr>
-          <w:lang w:val="zh_TW" w:bidi="zh_TW"/>
-        </w:rPr>
-        <w:t>），以及拉班對此事極度憤怒的原因（</w:t>
-      </w:r>
-      <w:hyperlink r:id="rId59">
-        <w:r>
-          <w:rPr>
-            <w:lang w:val="zh_TW" w:bidi="zh_TW"/>
-          </w:rPr>
-          <w:rPr>
-            <w:color w:val="0000EE"/>
-            <w:u w:val="single"/>
-          </w:rPr>
-          <w:t>創31:30–35</w:t>
-        </w:r>
-      </w:hyperlink>
-      <w:r>
-        <w:rPr>
-          <w:lang w:val="zh_TW" w:bidi="zh_TW"/>
-        </w:rPr>
-        <w:t>）。</w:t>
-      </w:r>
-    </w:p>
-    <w:p>
-      <w:pPr>
-        <w:pStyle w:val="ListBullet"/>
-        <w:spacing w:line="240" w:lineRule="auto"/>
-        <w:ind w:left="720"/>
-      </w:pPr>
-      <w:r>
-        <w:rPr>
-          <w:lang w:val="zh_TW" w:bidi="zh_TW"/>
-        </w:rPr>
-      </w:r>
-      <w:r>
-        <w:rPr>
-          <w:lang w:val="zh_TW" w:bidi="zh_TW"/>
-        </w:rPr>
-        <w:t>另一個兒子的名分的例子於聖經中的一個案例相似。納修威（Nashwi）收養了烏魯（Wullu），並將女兒努胡雅（Nuhuya）嫁給他；若烏魯另娶他妻，則喪失繼承權。這與拉班要求雅各不得再娶別妻的約定相似（</w:t>
-      </w:r>
-      <w:hyperlink r:id="rId60">
-        <w:r>
-          <w:rPr>
-            <w:lang w:val="zh_TW" w:bidi="zh_TW"/>
-          </w:rPr>
-          <w:rPr>
-            <w:color w:val="0000EE"/>
-            <w:u w:val="single"/>
-          </w:rPr>
-          <w:t>創31:50</w:t>
-        </w:r>
-      </w:hyperlink>
-      <w:r>
-        <w:rPr>
-          <w:lang w:val="zh_TW" w:bidi="zh_TW"/>
-        </w:rPr>
-        <w:t>）。</w:t>
-      </w:r>
-    </w:p>
-    <w:p>
-      <w:pPr/>
-      <w:r>
-        <w:rPr>
-          <w:lang w:val="zh_TW" w:bidi="zh_TW"/>
-        </w:rPr>
-      </w:r>
-      <w:r>
-        <w:rPr>
-          <w:i/>
-          <w:lang w:val="zh_TW" w:bidi="zh_TW"/>
-        </w:rPr>
-        <w:t>另見</w:t>
-      </w:r>
-      <w:r>
-        <w:rPr>
-          <w:lang w:val="zh_TW" w:bidi="zh_TW"/>
-        </w:rPr>
-        <w:t>銘文</w:t>
-      </w:r>
-      <w:r>
-        <w:rPr>
-          <w:lang w:val="zh_TW" w:bidi="zh_TW"/>
-        </w:rPr>
-        <w:t>。</w:t>
+        <w:t>）是「寧錄之家」，那裡是人們行拜偶像與向寧錄獻祭的地方。在伊斯蘭傳統中，寧錄被描繪為迫害亞伯拉罕的人，他下令將亞伯拉罕投入火窯之中。</w:t>
       </w:r>
       <w:r>
         <w:rPr>

--- a/zht/docx/113.content.docx
+++ b/zht/docx/113.content.docx
@@ -149,7 +149,7 @@
         <w:rPr>
           <w:lang w:val="zh_TW" w:bidi="zh_TW"/>
         </w:rPr>
-        <w:t>ning</w:t>
+        <w:t>nan</w:t>
       </w:r>
       <w:r>
         <w:rPr>
@@ -212,7 +212,7 @@
         <w:rPr>
           <w:lang w:val="zh_TW" w:bidi="zh_TW"/>
         </w:rPr>
-        <w:t>寧錄</w:t>
+        <w:t>南地</w:t>
       </w:r>
       <w:r>
         <w:rPr>
@@ -231,103 +231,7 @@
         <w:rPr>
           <w:lang w:val="zh_TW" w:bidi="zh_TW"/>
         </w:rPr>
-        <w:t>古實的兒子、含的孫子、挪亞的曾孫（</w:t>
-      </w:r>
-      <w:hyperlink r:id="rId13">
-        <w:r>
-          <w:rPr>
-            <w:lang w:val="zh_TW" w:bidi="zh_TW"/>
-          </w:rPr>
-          <w:rPr>
-            <w:color w:val="0000EE"/>
-            <w:u w:val="single"/>
-          </w:rPr>
-          <w:t>創10:8</w:t>
-        </w:r>
-      </w:hyperlink>
-      <w:r>
-        <w:rPr>
-          <w:lang w:val="zh_TW" w:bidi="zh_TW"/>
-        </w:rPr>
-        <w:t>；</w:t>
-      </w:r>
-      <w:hyperlink r:id="rId14">
-        <w:r>
-          <w:rPr>
-            <w:lang w:val="zh_TW" w:bidi="zh_TW"/>
-          </w:rPr>
-          <w:rPr>
-            <w:color w:val="0000EE"/>
-            <w:u w:val="single"/>
-          </w:rPr>
-          <w:t>代上1:10</w:t>
-        </w:r>
-      </w:hyperlink>
-      <w:r>
-        <w:rPr>
-          <w:lang w:val="zh_TW" w:bidi="zh_TW"/>
-        </w:rPr>
-        <w:t>）。聖經形容他為「</w:t>
-      </w:r>
-      <w:r>
-        <w:rPr>
-          <w:lang w:val="zh_TW" w:bidi="zh_TW"/>
-        </w:rPr>
-        <w:t>世上英雄之首</w:t>
-      </w:r>
-      <w:r>
-        <w:rPr>
-          <w:lang w:val="zh_TW" w:bidi="zh_TW"/>
-        </w:rPr>
-        <w:t>」與「英勇的獵</w:t>
-      </w:r>
-      <w:r>
-        <w:rPr>
-          <w:lang w:val="zh_TW" w:bidi="zh_TW"/>
-        </w:rPr>
-        <w:t>戶</w:t>
-      </w:r>
-      <w:r>
-        <w:rPr>
-          <w:lang w:val="zh_TW" w:bidi="zh_TW"/>
-        </w:rPr>
-        <w:t>」（</w:t>
-      </w:r>
-      <w:hyperlink r:id="rId15">
-        <w:r>
-          <w:rPr>
-            <w:lang w:val="zh_TW" w:bidi="zh_TW"/>
-          </w:rPr>
-          <w:rPr>
-            <w:color w:val="0000EE"/>
-            <w:u w:val="single"/>
-          </w:rPr>
-          <w:t>創10:8–9</w:t>
-        </w:r>
-      </w:hyperlink>
-      <w:r>
-        <w:rPr>
-          <w:lang w:val="zh_TW" w:bidi="zh_TW"/>
-        </w:rPr>
-        <w:t>）。寧錄是第一個建立帝國的人，也是著名的獵人。傳統上認為他統治南美索不達米亞的巴比倫與亞喀得，以及亞述的尼尼微等地。「寧錄地」似乎與亞述同義（</w:t>
-      </w:r>
-      <w:hyperlink r:id="rId16">
-        <w:r>
-          <w:rPr>
-            <w:lang w:val="zh_TW" w:bidi="zh_TW"/>
-          </w:rPr>
-          <w:rPr>
-            <w:color w:val="0000EE"/>
-            <w:u w:val="single"/>
-          </w:rPr>
-          <w:t>彌5:6</w:t>
-        </w:r>
-      </w:hyperlink>
-      <w:r>
-        <w:rPr>
-          <w:lang w:val="zh_TW" w:bidi="zh_TW"/>
-        </w:rPr>
-        <w:t>）。</w:t>
+        <w:t>這是巴勒斯坦最南端的地區。這個名字源自於「乾燥、乾涸」的字根，雖然其基本意思是「南地、南方」。南地並無明確的地理邊界。從北到南，南地涵蓋了從別是巴和加低斯‧巴尼亞之間的區域。從西到東，它從地中海附近延伸到亞拉巴，距離約70英里（112.6公里）。</w:t>
       </w:r>
     </w:p>
     <w:p>
@@ -341,25 +245,7 @@
         <w:rPr>
           <w:lang w:val="zh_TW" w:bidi="zh_TW"/>
         </w:rPr>
-        <w:t>舊約聖經中對寧錄的記載顯示，古代傳統視他為一位具有堅定意志與非凡才能的人物。部分學者認為他可與公元前十三世紀一位統一亞述與巴比倫的美索不達米亞君王相應。然而，這說法與經文所指的不符，因寧錄被明確地描述為含之子古實的後裔，而古實地在埃及以南，地理上遠離美索不達米亞。（</w:t>
-      </w:r>
-      <w:hyperlink r:id="rId13">
-        <w:r>
-          <w:rPr>
-            <w:lang w:val="zh_TW" w:bidi="zh_TW"/>
-          </w:rPr>
-          <w:rPr>
-            <w:color w:val="0000EE"/>
-            <w:u w:val="single"/>
-          </w:rPr>
-          <w:t>創10:8</w:t>
-        </w:r>
-      </w:hyperlink>
-      <w:r>
-        <w:rPr>
-          <w:lang w:val="zh_TW" w:bidi="zh_TW"/>
-        </w:rPr>
-        <w:t>）。</w:t>
+        <w:t>這是一片乾旱少雨之地，降雨稀少且有限。由於水源有限，農業發展受到限制；儘管在北部地區仍可進行小規模的穀物耕作，大約每三年會遇一次歉收。當地經濟主要為畜牧業，以飼養綿羊、山羊與駱駝為主。西緬支派在分配應許之地時獲得此區域，包括亞拉得與利河伯等城邑；後來猶大支派吸收了這個支派。王國時期，以色列人逐漸向南地擴展。所羅門與約沙法在位時，曾有往返亞喀巴灣（Gulf of Aqaba）以旬迦別港（Ezion-geber）的商業交通。在希臘羅馬時期，拿巴提人（Nabateans）居住在南地。透過保存雨水，他們發展出有限的農業，並維持多座小城鎮的生存。在新約聖經時期，以土買人（Idumeans）控制了南地。</w:t>
       </w:r>
     </w:p>
     <w:p>
@@ -373,7 +259,103 @@
         <w:rPr>
           <w:lang w:val="zh_TW" w:bidi="zh_TW"/>
         </w:rPr>
-        <w:t>寧錄的名字與名聲在塔木德猶太傳統（Talmudic Judaism）與伊斯蘭傳統中皆佔重要地位。在猶太文獻中，他象徵著對上帝的叛逆與地上的軍事強權。拉比傳統認為巴別塔（</w:t>
+        <w:t>有些英文譯本並不使用Negev的音譯尼革夫一詞，而通常將其意譯為「南地」（譯註：如和合本所譯）。另一方面，其它英文譯本則經常使用此音譯。亞伯拉罕經常與南地相關（</w:t>
+      </w:r>
+      <w:hyperlink r:id="rId13">
+        <w:r>
+          <w:rPr>
+            <w:lang w:val="zh_TW" w:bidi="zh_TW"/>
+          </w:rPr>
+          <w:rPr>
+            <w:color w:val="0000EE"/>
+            <w:u w:val="single"/>
+          </w:rPr>
+          <w:t>創12:9</w:t>
+        </w:r>
+      </w:hyperlink>
+      <w:r>
+        <w:rPr>
+          <w:lang w:val="zh_TW" w:bidi="zh_TW"/>
+        </w:rPr>
+        <w:t>，</w:t>
+      </w:r>
+      <w:hyperlink r:id="rId14">
+        <w:r>
+          <w:rPr>
+            <w:lang w:val="zh_TW" w:bidi="zh_TW"/>
+          </w:rPr>
+          <w:rPr>
+            <w:color w:val="0000EE"/>
+            <w:u w:val="single"/>
+          </w:rPr>
+          <w:t>13:1–2</w:t>
+        </w:r>
+      </w:hyperlink>
+      <w:r>
+        <w:rPr>
+          <w:lang w:val="zh_TW" w:bidi="zh_TW"/>
+        </w:rPr>
+        <w:t>，</w:t>
+      </w:r>
+      <w:hyperlink r:id="rId15">
+        <w:r>
+          <w:rPr>
+            <w:lang w:val="zh_TW" w:bidi="zh_TW"/>
+          </w:rPr>
+          <w:rPr>
+            <w:color w:val="0000EE"/>
+            <w:u w:val="single"/>
+          </w:rPr>
+          <w:t>20:1</w:t>
+        </w:r>
+      </w:hyperlink>
+      <w:r>
+        <w:rPr>
+          <w:lang w:val="zh_TW" w:bidi="zh_TW"/>
+        </w:rPr>
+        <w:t>）。大衛告訴迦特王亞吉，他襲擊了「猶大的南方</w:t>
+      </w:r>
+      <w:r>
+        <w:rPr>
+          <w:lang w:val="zh_TW" w:bidi="zh_TW"/>
+        </w:rPr>
+        <w:t>、 耶拉篾的南方、 基尼的南方。</w:t>
+      </w:r>
+      <w:r>
+        <w:rPr>
+          <w:lang w:val="zh_TW" w:bidi="zh_TW"/>
+        </w:rPr>
+        <w:t>」（</w:t>
+      </w:r>
+      <w:hyperlink r:id="rId16">
+        <w:r>
+          <w:rPr>
+            <w:lang w:val="zh_TW" w:bidi="zh_TW"/>
+          </w:rPr>
+          <w:rPr>
+            <w:color w:val="0000EE"/>
+            <w:u w:val="single"/>
+          </w:rPr>
+          <w:t>撒上27:10</w:t>
+        </w:r>
+      </w:hyperlink>
+      <w:r>
+        <w:rPr>
+          <w:lang w:val="zh_TW" w:bidi="zh_TW"/>
+        </w:rPr>
+        <w:t>），而被大衛俘虜的埃及人則表示亞瑪力人曾侵擾「</w:t>
+      </w:r>
+      <w:r>
+        <w:rPr>
+          <w:lang w:val="zh_TW" w:bidi="zh_TW"/>
+        </w:rPr>
+        <w:t>基利提的南方和屬猶大的地，並迦勒地的南方</w:t>
+      </w:r>
+      <w:r>
+        <w:rPr>
+          <w:lang w:val="zh_TW" w:bidi="zh_TW"/>
+        </w:rPr>
+        <w:t>」（</w:t>
       </w:r>
       <w:hyperlink r:id="rId17">
         <w:r>
@@ -384,14 +366,14 @@
             <w:color w:val="0000EE"/>
             <w:u w:val="single"/>
           </w:rPr>
-          <w:t>創11:1–9</w:t>
+          <w:t>撒上30:14</w:t>
         </w:r>
       </w:hyperlink>
       <w:r>
         <w:rPr>
           <w:lang w:val="zh_TW" w:bidi="zh_TW"/>
         </w:rPr>
-        <w:t>）是「寧錄之家」，那裡是人們行拜偶像與向寧錄獻祭的地方。在伊斯蘭傳統中，寧錄被描繪為迫害亞伯拉罕的人，他下令將亞伯拉罕投入火窯之中。</w:t>
+        <w:t>）。</w:t>
       </w:r>
       <w:r>
         <w:rPr>

--- a/zht/docx/113.content.docx
+++ b/zht/docx/113.content.docx
@@ -149,7 +149,7 @@
         <w:rPr>
           <w:lang w:val="zh_TW" w:bidi="zh_TW"/>
         </w:rPr>
-        <w:t>nan</w:t>
+        <w:t>na</w:t>
       </w:r>
       <w:r>
         <w:rPr>
@@ -212,7 +212,427 @@
         <w:rPr>
           <w:lang w:val="zh_TW" w:bidi="zh_TW"/>
         </w:rPr>
-        <w:t>南地</w:t>
+        <w:t>拿答</w:t>
+      </w:r>
+      <w:r>
+        <w:rPr>
+          <w:lang w:val="zh_TW" w:bidi="zh_TW"/>
+        </w:rPr>
+      </w:r>
+    </w:p>
+    <w:p>
+      <w:pPr>
+        <w:pStyle w:val="ListNumber"/>
+        <w:numPr>
+          <w:ilvl w:val="0"/>
+          <w:numId w:val="14"/>
+        </w:numPr>
+        <w:spacing w:line="240" w:lineRule="auto"/>
+        <w:ind w:left="720"/>
+      </w:pPr>
+      <w:r>
+        <w:rPr>
+          <w:lang w:val="zh_TW" w:bidi="zh_TW"/>
+        </w:rPr>
+      </w:r>
+      <w:r>
+        <w:rPr>
+          <w:lang w:val="zh_TW" w:bidi="zh_TW"/>
+        </w:rPr>
+        <w:t>亞倫和以利沙巴（亞米拿達的女兒）的長子（</w:t>
+      </w:r>
+      <w:hyperlink r:id="rId13">
+        <w:r>
+          <w:rPr>
+            <w:lang w:val="zh_TW" w:bidi="zh_TW"/>
+          </w:rPr>
+          <w:rPr>
+            <w:color w:val="0000EE"/>
+            <w:u w:val="single"/>
+          </w:rPr>
+          <w:t>出6:23</w:t>
+        </w:r>
+      </w:hyperlink>
+      <w:r>
+        <w:rPr>
+          <w:lang w:val="zh_TW" w:bidi="zh_TW"/>
+        </w:rPr>
+        <w:t>；</w:t>
+      </w:r>
+      <w:hyperlink r:id="rId14">
+        <w:r>
+          <w:rPr>
+            <w:lang w:val="zh_TW" w:bidi="zh_TW"/>
+          </w:rPr>
+          <w:rPr>
+            <w:color w:val="0000EE"/>
+            <w:u w:val="single"/>
+          </w:rPr>
+          <w:t>民3:2</w:t>
+        </w:r>
+      </w:hyperlink>
+      <w:r>
+        <w:rPr>
+          <w:lang w:val="zh_TW" w:bidi="zh_TW"/>
+        </w:rPr>
+        <w:t>；</w:t>
+      </w:r>
+      <w:hyperlink r:id="rId15">
+        <w:r>
+          <w:rPr>
+            <w:lang w:val="zh_TW" w:bidi="zh_TW"/>
+          </w:rPr>
+          <w:rPr>
+            <w:color w:val="0000EE"/>
+            <w:u w:val="single"/>
+          </w:rPr>
+          <w:t>代上24:1</w:t>
+        </w:r>
+      </w:hyperlink>
+      <w:r>
+        <w:rPr>
+          <w:lang w:val="zh_TW" w:bidi="zh_TW"/>
+        </w:rPr>
+        <w:t>）。拿答與父親和兄弟一同成為以色列最早的一批祭司。他曾在西奈山參與神與以色列人的立約儀式（</w:t>
+      </w:r>
+      <w:hyperlink r:id="rId16">
+        <w:r>
+          <w:rPr>
+            <w:lang w:val="zh_TW" w:bidi="zh_TW"/>
+          </w:rPr>
+          <w:rPr>
+            <w:color w:val="0000EE"/>
+            <w:u w:val="single"/>
+          </w:rPr>
+          <w:t>出24:1、9</w:t>
+        </w:r>
+      </w:hyperlink>
+      <w:r>
+        <w:rPr>
+          <w:lang w:val="zh_TW" w:bidi="zh_TW"/>
+        </w:rPr>
+        <w:t>）。神揀選他擔任祭司（</w:t>
+      </w:r>
+      <w:hyperlink r:id="rId17">
+        <w:r>
+          <w:rPr>
+            <w:lang w:val="zh_TW" w:bidi="zh_TW"/>
+          </w:rPr>
+          <w:rPr>
+            <w:color w:val="0000EE"/>
+            <w:u w:val="single"/>
+          </w:rPr>
+          <w:t>28:1</w:t>
+        </w:r>
+      </w:hyperlink>
+      <w:r>
+        <w:rPr>
+          <w:lang w:val="zh_TW" w:bidi="zh_TW"/>
+        </w:rPr>
+        <w:t>）。</w:t>
+        <w:br/>
+      </w:r>
+      <w:r>
+        <w:rPr>
+          <w:lang w:val="zh_TW" w:bidi="zh_TW"/>
+        </w:rPr>
+        <w:t>拿答和他的兄弟亞比戶（亞倫的第二個兒子）因向神獻上「凡火」而喪命（</w:t>
+      </w:r>
+      <w:hyperlink r:id="rId18">
+        <w:r>
+          <w:rPr>
+            <w:lang w:val="zh_TW" w:bidi="zh_TW"/>
+          </w:rPr>
+          <w:rPr>
+            <w:color w:val="0000EE"/>
+            <w:u w:val="single"/>
+          </w:rPr>
+          <w:t>利10:1–2</w:t>
+        </w:r>
+      </w:hyperlink>
+      <w:r>
+        <w:rPr>
+          <w:lang w:val="zh_TW" w:bidi="zh_TW"/>
+        </w:rPr>
+        <w:t>；</w:t>
+      </w:r>
+      <w:hyperlink r:id="rId19">
+        <w:r>
+          <w:rPr>
+            <w:lang w:val="zh_TW" w:bidi="zh_TW"/>
+          </w:rPr>
+          <w:rPr>
+            <w:color w:val="0000EE"/>
+            <w:u w:val="single"/>
+          </w:rPr>
+          <w:t>民3:4</w:t>
+        </w:r>
+      </w:hyperlink>
+      <w:r>
+        <w:rPr>
+          <w:lang w:val="zh_TW" w:bidi="zh_TW"/>
+        </w:rPr>
+        <w:t>；</w:t>
+      </w:r>
+      <w:hyperlink r:id="rId20">
+        <w:r>
+          <w:rPr>
+            <w:lang w:val="zh_TW" w:bidi="zh_TW"/>
+          </w:rPr>
+          <w:rPr>
+            <w:color w:val="0000EE"/>
+            <w:u w:val="single"/>
+          </w:rPr>
+          <w:t>代上24:2</w:t>
+        </w:r>
+      </w:hyperlink>
+      <w:r>
+        <w:rPr>
+          <w:lang w:val="zh_TW" w:bidi="zh_TW"/>
+        </w:rPr>
+        <w:t>）。按照一般的獻祭次序，早晨獻香通常在分切祭牲之前。然而，這一次「有火從雅巍（耶和華）面前出來，把他們燒滅」。聖經沒有再提到其他人獻上「凡火」。</w:t>
+        <w:br/>
+      </w:r>
+      <w:r>
+        <w:rPr>
+          <w:lang w:val="zh_TW" w:bidi="zh_TW"/>
+        </w:rPr>
+        <w:t>猶太教師對拿答和亞比戶犯下的錯，提出了不同的解釋。這件事之後，神警告祭司不可在會幕裡喝酒（</w:t>
+      </w:r>
+      <w:hyperlink r:id="rId21">
+        <w:r>
+          <w:rPr>
+            <w:lang w:val="zh_TW" w:bidi="zh_TW"/>
+          </w:rPr>
+          <w:rPr>
+            <w:color w:val="0000EE"/>
+            <w:u w:val="single"/>
+          </w:rPr>
+          <w:t>利10:9</w:t>
+        </w:r>
+      </w:hyperlink>
+      <w:r>
+        <w:rPr>
+          <w:lang w:val="zh_TW" w:bidi="zh_TW"/>
+        </w:rPr>
+        <w:t>）。因此，早期有一種傳統認為，兄弟二人當時喝醉了。任何祭司若在會幕裡喝酒，都要被處死。</w:t>
+        <w:br/>
+      </w:r>
+      <w:r>
+        <w:rPr>
+          <w:lang w:val="zh_TW" w:bidi="zh_TW"/>
+        </w:rPr>
+        <w:t>摩西吩咐痛失兒子的亞倫時，說了一個重要的細節。摩西吩咐亞倫不要哀哭，也不可停止祭司的職分。因為亞倫已受聖膏油膏立，必須繼續事奉神。他也不可離開會幕，「免得死亡」。反而，全以色列都為拿答和亞比戶哀哭（</w:t>
+      </w:r>
+      <w:hyperlink r:id="rId22">
+        <w:r>
+          <w:rPr>
+            <w:lang w:val="zh_TW" w:bidi="zh_TW"/>
+          </w:rPr>
+          <w:rPr>
+            <w:color w:val="0000EE"/>
+            <w:u w:val="single"/>
+          </w:rPr>
+          <w:t>利10:3–7</w:t>
+        </w:r>
+      </w:hyperlink>
+      <w:r>
+        <w:rPr>
+          <w:lang w:val="zh_TW" w:bidi="zh_TW"/>
+        </w:rPr>
+        <w:t>）。</w:t>
+      </w:r>
+    </w:p>
+    <w:p>
+      <w:pPr>
+        <w:pStyle w:val="ListNumber"/>
+        <w:spacing w:line="240" w:lineRule="auto"/>
+        <w:ind w:left="720"/>
+      </w:pPr>
+      <w:r>
+        <w:rPr>
+          <w:lang w:val="zh_TW" w:bidi="zh_TW"/>
+        </w:rPr>
+      </w:r>
+      <w:r>
+        <w:rPr>
+          <w:lang w:val="zh_TW" w:bidi="zh_TW"/>
+        </w:rPr>
+        <w:t>耶羅波安的兒子，繼承父親作以色列王。拿答從公元前909年至公元前908年作王兩年（</w:t>
+      </w:r>
+      <w:hyperlink r:id="rId23">
+        <w:r>
+          <w:rPr>
+            <w:lang w:val="zh_TW" w:bidi="zh_TW"/>
+          </w:rPr>
+          <w:rPr>
+            <w:color w:val="0000EE"/>
+            <w:u w:val="single"/>
+          </w:rPr>
+          <w:t>王上14:20</w:t>
+        </w:r>
+      </w:hyperlink>
+      <w:r>
+        <w:rPr>
+          <w:lang w:val="zh_TW" w:bidi="zh_TW"/>
+        </w:rPr>
+        <w:t>，</w:t>
+      </w:r>
+      <w:hyperlink r:id="rId24">
+        <w:r>
+          <w:rPr>
+            <w:lang w:val="zh_TW" w:bidi="zh_TW"/>
+          </w:rPr>
+          <w:rPr>
+            <w:color w:val="0000EE"/>
+            <w:u w:val="single"/>
+          </w:rPr>
+          <w:t>15:25</w:t>
+        </w:r>
+      </w:hyperlink>
+      <w:r>
+        <w:rPr>
+          <w:lang w:val="zh_TW" w:bidi="zh_TW"/>
+        </w:rPr>
+        <w:t>）。他在猶大王亞撒第二年登基，在亞撒第三年失去王位（</w:t>
+      </w:r>
+      <w:hyperlink r:id="rId25">
+        <w:r>
+          <w:rPr>
+            <w:lang w:val="zh_TW" w:bidi="zh_TW"/>
+          </w:rPr>
+          <w:rPr>
+            <w:color w:val="0000EE"/>
+            <w:u w:val="single"/>
+          </w:rPr>
+          <w:t>王上15:28</w:t>
+        </w:r>
+      </w:hyperlink>
+      <w:r>
+        <w:rPr>
+          <w:lang w:val="zh_TW" w:bidi="zh_TW"/>
+        </w:rPr>
+        <w:t>）。耶羅波安可能在去世前已安排拿答繼位，因此拿答大概知道北方各支派持續面對的危機。然而，拿答未能鞏固王國。</w:t>
+        <w:br/>
+      </w:r>
+      <w:r>
+        <w:rPr>
+          <w:lang w:val="zh_TW" w:bidi="zh_TW"/>
+        </w:rPr>
+        <w:t>拿答可能為了爭取軍隊的支持，率軍攻打非利士人的基比頓。基比頓位於基色西南約4公里（2.5英里）。以薩迦支派的巴沙（可能是一名軍官）殺了拿答及其全家，奪取王位。這應驗了示羅人亞希雅對耶羅波安家的預言（</w:t>
+      </w:r>
+      <w:hyperlink r:id="rId26">
+        <w:r>
+          <w:rPr>
+            <w:lang w:val="zh_TW" w:bidi="zh_TW"/>
+          </w:rPr>
+          <w:rPr>
+            <w:color w:val="0000EE"/>
+            <w:u w:val="single"/>
+          </w:rPr>
+          <w:t>王上15:29</w:t>
+        </w:r>
+      </w:hyperlink>
+      <w:r>
+        <w:rPr>
+          <w:lang w:val="zh_TW" w:bidi="zh_TW"/>
+        </w:rPr>
+        <w:t>）。</w:t>
+      </w:r>
+    </w:p>
+    <w:p>
+      <w:pPr>
+        <w:pStyle w:val="ListNumber"/>
+        <w:spacing w:line="240" w:lineRule="auto"/>
+        <w:ind w:left="720"/>
+      </w:pPr>
+      <w:r>
+        <w:rPr>
+          <w:lang w:val="zh_TW" w:bidi="zh_TW"/>
+        </w:rPr>
+      </w:r>
+      <w:r>
+        <w:rPr>
+          <w:lang w:val="zh_TW" w:bidi="zh_TW"/>
+        </w:rPr>
+        <w:t>耶拉篾人，沙買的兒子、阿南的孫子、耶拉篾的曾孫。拿答有兩個兒子，名為西列和亞遍（</w:t>
+      </w:r>
+      <w:hyperlink r:id="rId27">
+        <w:r>
+          <w:rPr>
+            <w:lang w:val="zh_TW" w:bidi="zh_TW"/>
+          </w:rPr>
+          <w:rPr>
+            <w:color w:val="0000EE"/>
+            <w:u w:val="single"/>
+          </w:rPr>
+          <w:t>代上2:26–30</w:t>
+        </w:r>
+      </w:hyperlink>
+      <w:r>
+        <w:rPr>
+          <w:lang w:val="zh_TW" w:bidi="zh_TW"/>
+        </w:rPr>
+        <w:t>）。</w:t>
+      </w:r>
+    </w:p>
+    <w:p>
+      <w:pPr>
+        <w:pStyle w:val="ListNumber"/>
+        <w:spacing w:line="240" w:lineRule="auto"/>
+        <w:ind w:left="720"/>
+      </w:pPr>
+      <w:r>
+        <w:rPr>
+          <w:lang w:val="zh_TW" w:bidi="zh_TW"/>
+        </w:rPr>
+      </w:r>
+      <w:r>
+        <w:rPr>
+          <w:lang w:val="zh_TW" w:bidi="zh_TW"/>
+        </w:rPr>
+        <w:t>耶利和瑪迦的兒子，為基遍人（</w:t>
+      </w:r>
+      <w:hyperlink r:id="rId28">
+        <w:r>
+          <w:rPr>
+            <w:lang w:val="zh_TW" w:bidi="zh_TW"/>
+          </w:rPr>
+          <w:rPr>
+            <w:color w:val="0000EE"/>
+            <w:u w:val="single"/>
+          </w:rPr>
+          <w:t>代上8:30</w:t>
+        </w:r>
+      </w:hyperlink>
+      <w:r>
+        <w:rPr>
+          <w:lang w:val="zh_TW" w:bidi="zh_TW"/>
+        </w:rPr>
+        <w:t>，</w:t>
+      </w:r>
+      <w:hyperlink r:id="rId29">
+        <w:r>
+          <w:rPr>
+            <w:lang w:val="zh_TW" w:bidi="zh_TW"/>
+          </w:rPr>
+          <w:rPr>
+            <w:color w:val="0000EE"/>
+            <w:u w:val="single"/>
+          </w:rPr>
+          <w:t>9:36</w:t>
+        </w:r>
+      </w:hyperlink>
+      <w:r>
+        <w:rPr>
+          <w:lang w:val="zh_TW" w:bidi="zh_TW"/>
+        </w:rPr>
+        <w:t>）。</w:t>
+      </w:r>
+      <w:r>
+        <w:rPr>
+          <w:lang w:val="zh_TW" w:bidi="zh_TW"/>
+        </w:rPr>
       </w:r>
       <w:r>
         <w:rPr>
@@ -227,11 +647,21 @@
           <w:lang w:val="zh_TW" w:bidi="zh_TW"/>
         </w:rPr>
       </w:r>
-      <w:r>
-        <w:rPr>
-          <w:lang w:val="zh_TW" w:bidi="zh_TW"/>
-        </w:rPr>
-        <w:t>這是巴勒斯坦最南端的地區。這個名字源自於「乾燥、乾涸」的字根，雖然其基本意思是「南地、南方」。南地並無明確的地理邊界。從北到南，南地涵蓋了從別是巴和加低斯‧巴尼亞之間的區域。從西到東，它從地中海附近延伸到亞拉巴，距離約70英里（112.6公里）。</w:t>
+    </w:p>
+    <w:p>
+      <w:pPr>
+        <w:pStyle w:val="Heading2"/>
+      </w:pPr>
+      <w:r>
+        <w:rPr>
+          <w:lang w:val="zh_TW" w:bidi="zh_TW"/>
+        </w:rPr>
+        <w:t>拿但業</w:t>
+      </w:r>
+      <w:r>
+        <w:rPr>
+          <w:lang w:val="zh_TW" w:bidi="zh_TW"/>
+        </w:rPr>
       </w:r>
     </w:p>
     <w:p>
@@ -245,7 +675,73 @@
         <w:rPr>
           <w:lang w:val="zh_TW" w:bidi="zh_TW"/>
         </w:rPr>
-        <w:t>這是一片乾旱少雨之地，降雨稀少且有限。由於水源有限，農業發展受到限制；儘管在北部地區仍可進行小規模的穀物耕作，大約每三年會遇一次歉收。當地經濟主要為畜牧業，以飼養綿羊、山羊與駱駝為主。西緬支派在分配應許之地時獲得此區域，包括亞拉得與利河伯等城邑；後來猶大支派吸收了這個支派。王國時期，以色列人逐漸向南地擴展。所羅門與約沙法在位時，曾有往返亞喀巴灣（Gulf of Aqaba）以旬迦別港（Ezion-geber）的商業交通。在希臘羅馬時期，拿巴提人（Nabateans）居住在南地。透過保存雨水，他們發展出有限的農業，並維持多座小城鎮的生存。在新約聖經時期，以土買人（Idumeans）控制了南地。</w:t>
+        <w:t>加利利迦拿的猶太人，被耶穌呼召成為門徒（</w:t>
+      </w:r>
+      <w:hyperlink r:id="rId30">
+        <w:r>
+          <w:rPr>
+            <w:lang w:val="zh_TW" w:bidi="zh_TW"/>
+          </w:rPr>
+          <w:rPr>
+            <w:color w:val="0000EE"/>
+            <w:u w:val="single"/>
+          </w:rPr>
+          <w:t>約1:45–50，</w:t>
+        </w:r>
+      </w:hyperlink>
+      <w:hyperlink r:id="rId31">
+        <w:r>
+          <w:rPr>
+            <w:lang w:val="zh_TW" w:bidi="zh_TW"/>
+          </w:rPr>
+          <w:rPr>
+            <w:color w:val="0000EE"/>
+            <w:u w:val="single"/>
+          </w:rPr>
+          <w:t>21:2</w:t>
+        </w:r>
+      </w:hyperlink>
+      <w:r>
+        <w:rPr>
+          <w:lang w:val="zh_TW" w:bidi="zh_TW"/>
+        </w:rPr>
+        <w:t>）。起初，當腓力描述耶穌為整本舊約的應驗者時，拿但業持懷疑態度（</w:t>
+      </w:r>
+      <w:hyperlink r:id="rId32">
+        <w:r>
+          <w:rPr>
+            <w:lang w:val="zh_TW" w:bidi="zh_TW"/>
+          </w:rPr>
+          <w:rPr>
+            <w:color w:val="0000EE"/>
+            <w:u w:val="single"/>
+          </w:rPr>
+          <w:t>1:45–46</w:t>
+        </w:r>
+      </w:hyperlink>
+      <w:r>
+        <w:rPr>
+          <w:lang w:val="zh_TW" w:bidi="zh_TW"/>
+        </w:rPr>
+        <w:t>），但在一次令人驚訝的個人相遇後，他就承認耶穌是神的兒子和以色列的王（</w:t>
+      </w:r>
+      <w:hyperlink r:id="rId33">
+        <w:r>
+          <w:rPr>
+            <w:lang w:val="zh_TW" w:bidi="zh_TW"/>
+          </w:rPr>
+          <w:rPr>
+            <w:color w:val="0000EE"/>
+            <w:u w:val="single"/>
+          </w:rPr>
+          <w:t>49</w:t>
+        </w:r>
+      </w:hyperlink>
+      <w:r>
+        <w:rPr>
+          <w:lang w:val="zh_TW" w:bidi="zh_TW"/>
+        </w:rPr>
+        <w:t>節）。</w:t>
       </w:r>
     </w:p>
     <w:p>
@@ -259,7 +755,2433 @@
         <w:rPr>
           <w:lang w:val="zh_TW" w:bidi="zh_TW"/>
         </w:rPr>
-        <w:t>有些英文譯本並不使用Negev的音譯尼革夫一詞，而通常將其意譯為「南地」（譯註：如和合本所譯）。另一方面，其它英文譯本則經常使用此音譯。亞伯拉罕經常與南地相關（</w:t>
+        <w:t>由於拿但業在新約中僅於約翰福音中出現，一些學者認為他可能與對觀福音中的其他人物是同一人。因他與安得烈、彼得和腓力的呼召同時出現，有些人推測他是十二使徒之一，可能就是巴多羅買。支持此觀點的三個理由是：（1）巴多羅買是家族名（意即「多買的兒子」），應會有另一個名字；（2）在對觀福音中的十二使徒名單中，巴多羅買均緊隨腓力之後（</w:t>
+      </w:r>
+      <w:hyperlink r:id="rId34">
+        <w:r>
+          <w:rPr>
+            <w:lang w:val="zh_TW" w:bidi="zh_TW"/>
+          </w:rPr>
+          <w:rPr>
+            <w:color w:val="0000EE"/>
+            <w:u w:val="single"/>
+          </w:rPr>
+          <w:t>太10:2–4</w:t>
+        </w:r>
+      </w:hyperlink>
+      <w:r>
+        <w:rPr>
+          <w:lang w:val="zh_TW" w:bidi="zh_TW"/>
+        </w:rPr>
+        <w:t>；</w:t>
+      </w:r>
+      <w:hyperlink r:id="rId35">
+        <w:r>
+          <w:rPr>
+            <w:lang w:val="zh_TW" w:bidi="zh_TW"/>
+          </w:rPr>
+          <w:rPr>
+            <w:color w:val="0000EE"/>
+            <w:u w:val="single"/>
+          </w:rPr>
+          <w:t>可3:16–19</w:t>
+        </w:r>
+      </w:hyperlink>
+      <w:r>
+        <w:rPr>
+          <w:lang w:val="zh_TW" w:bidi="zh_TW"/>
+        </w:rPr>
+        <w:t>；</w:t>
+      </w:r>
+      <w:hyperlink r:id="rId36">
+        <w:r>
+          <w:rPr>
+            <w:lang w:val="zh_TW" w:bidi="zh_TW"/>
+          </w:rPr>
+          <w:rPr>
+            <w:color w:val="0000EE"/>
+            <w:u w:val="single"/>
+          </w:rPr>
+          <w:t>路6:14–16</w:t>
+        </w:r>
+      </w:hyperlink>
+      <w:r>
+        <w:rPr>
+          <w:lang w:val="zh_TW" w:bidi="zh_TW"/>
+        </w:rPr>
+        <w:t>），與約翰記載中拿但業跟隨腓力的呼召吻合；（3）巴多羅買的名字沒有出現在約翰福音中。</w:t>
+      </w:r>
+    </w:p>
+    <w:p>
+      <w:pPr/>
+      <w:r>
+        <w:rPr>
+          <w:lang w:val="zh_TW" w:bidi="zh_TW"/>
+        </w:rPr>
+      </w:r>
+      <w:r>
+        <w:rPr>
+          <w:lang w:val="zh_TW" w:bidi="zh_TW"/>
+        </w:rPr>
+        <w:t>另一種觀點認為，拿但業是亞勒腓的兒子雅各。根據此觀點，</w:t>
+      </w:r>
+      <w:hyperlink r:id="rId37">
+        <w:r>
+          <w:rPr>
+            <w:lang w:val="zh_TW" w:bidi="zh_TW"/>
+          </w:rPr>
+          <w:rPr>
+            <w:color w:val="0000EE"/>
+            <w:u w:val="single"/>
+          </w:rPr>
+          <w:t>約翰福音一章47節</w:t>
+        </w:r>
+      </w:hyperlink>
+      <w:r>
+        <w:rPr>
+          <w:lang w:val="zh_TW" w:bidi="zh_TW"/>
+        </w:rPr>
+        <w:t>中耶穌的話應譯作「看哪，以色列</w:t>
+      </w:r>
+      <w:r>
+        <w:rPr>
+          <w:lang w:val="zh_TW" w:bidi="zh_TW"/>
+        </w:rPr>
+        <w:t>〔</w:t>
+      </w:r>
+      <w:r>
+        <w:rPr>
+          <w:lang w:val="zh_TW" w:bidi="zh_TW"/>
+        </w:rPr>
+        <w:t>而非『真以色列人』</w:t>
+      </w:r>
+      <w:r>
+        <w:rPr>
+          <w:lang w:val="zh_TW" w:bidi="zh_TW"/>
+        </w:rPr>
+        <w:t>〕</w:t>
+      </w:r>
+      <w:r>
+        <w:rPr>
+          <w:lang w:val="zh_TW" w:bidi="zh_TW"/>
+        </w:rPr>
+        <w:t>是沒有詭詐的！」以色列是神賜給雅各的名字，而雅各在新約中對應名是雅各（James）。約翰稱亞勒腓的兒子雅各為拿但業，以區別於早期教會中的其他同名者。</w:t>
+      </w:r>
+    </w:p>
+    <w:p>
+      <w:pPr/>
+      <w:r>
+        <w:rPr>
+          <w:lang w:val="zh_TW" w:bidi="zh_TW"/>
+        </w:rPr>
+      </w:r>
+      <w:r>
+        <w:rPr>
+          <w:lang w:val="zh_TW" w:bidi="zh_TW"/>
+        </w:rPr>
+        <w:t>也有兩種可能性較低的說法認為，拿但業可能是馬太或迦拿人西門。第一個觀點基於馬太（「耶和華的禮物」）和拿但業（「耶和華已賜」）名稱的相似語源；第二個觀點則基於兩人都來自迦拿。</w:t>
+      </w:r>
+    </w:p>
+    <w:p>
+      <w:pPr/>
+      <w:r>
+        <w:rPr>
+          <w:lang w:val="zh_TW" w:bidi="zh_TW"/>
+        </w:rPr>
+      </w:r>
+      <w:r>
+        <w:rPr>
+          <w:lang w:val="zh_TW" w:bidi="zh_TW"/>
+        </w:rPr>
+        <w:t>總結來看，最可能的結論是：拿但業並非十二使徒之一，而僅是約翰記載的門徒之一。此觀點與早期教父文獻相符。在約翰福音中，拿但業象徵了那些克服最初的懷疑，並信靠基督的真正猶太人。這一象徵性意義可從以下三點觀察到：（1）他對耶穌的最初反應類似於那些信仰律法和先知書之人的反應（</w:t>
+      </w:r>
+      <w:hyperlink r:id="rId38">
+        <w:r>
+          <w:rPr>
+            <w:lang w:val="zh_TW" w:bidi="zh_TW"/>
+          </w:rPr>
+          <w:rPr>
+            <w:color w:val="0000EE"/>
+            <w:u w:val="single"/>
+          </w:rPr>
+          <w:t>約7:15、27、41，</w:t>
+        </w:r>
+      </w:hyperlink>
+      <w:hyperlink r:id="rId39">
+        <w:r>
+          <w:rPr>
+            <w:lang w:val="zh_TW" w:bidi="zh_TW"/>
+          </w:rPr>
+          <w:rPr>
+            <w:color w:val="0000EE"/>
+            <w:u w:val="single"/>
+          </w:rPr>
+          <w:t>9:41</w:t>
+        </w:r>
+      </w:hyperlink>
+      <w:r>
+        <w:rPr>
+          <w:lang w:val="zh_TW" w:bidi="zh_TW"/>
+        </w:rPr>
+        <w:t>）；（2）耶穌提到祂看見拿但業在無花果樹下（</w:t>
+      </w:r>
+      <w:hyperlink r:id="rId40">
+        <w:r>
+          <w:rPr>
+            <w:lang w:val="zh_TW" w:bidi="zh_TW"/>
+          </w:rPr>
+          <w:rPr>
+            <w:color w:val="0000EE"/>
+            <w:u w:val="single"/>
+          </w:rPr>
+          <w:t>1:48</w:t>
+        </w:r>
+      </w:hyperlink>
+      <w:r>
+        <w:rPr>
+          <w:lang w:val="zh_TW" w:bidi="zh_TW"/>
+        </w:rPr>
+        <w:t>），這表明他對律法的虔誠（拉比文學中，學習律法的理想地點就是無花果樹下）；（3）耶穌將拿但業與以色列的祖先雅各聯繫起來。在</w:t>
+      </w:r>
+      <w:hyperlink r:id="rId41">
+        <w:r>
+          <w:rPr>
+            <w:lang w:val="zh_TW" w:bidi="zh_TW"/>
+          </w:rPr>
+          <w:rPr>
+            <w:color w:val="0000EE"/>
+            <w:u w:val="single"/>
+          </w:rPr>
+          <w:t>創世記二十五至三十二章</w:t>
+        </w:r>
+      </w:hyperlink>
+      <w:r>
+        <w:rPr>
+          <w:lang w:val="zh_TW" w:bidi="zh_TW"/>
+        </w:rPr>
+        <w:t>中，雅各確實在與以掃和拉班的相處中表現出狡猾和機智。</w:t>
+      </w:r>
+      <w:hyperlink r:id="rId42">
+        <w:r>
+          <w:rPr>
+            <w:lang w:val="zh_TW" w:bidi="zh_TW"/>
+          </w:rPr>
+          <w:rPr>
+            <w:color w:val="0000EE"/>
+            <w:u w:val="single"/>
+          </w:rPr>
+          <w:t>約翰福音一章51節</w:t>
+        </w:r>
+      </w:hyperlink>
+      <w:r>
+        <w:rPr>
+          <w:lang w:val="zh_TW" w:bidi="zh_TW"/>
+        </w:rPr>
+        <w:t>進一步加強了拿但業與雅各的關聯，呈現了天使上去下來的意象，這讓人想起雅各的夢境，並且發生地靠近伯特利和雅博河，即雅各的經歷之地。拿但業因此成為敬虔以色列人的象徵，表達出真正以色列人應對耶穌的適當回應——從起初的懷疑到信心的建立（參</w:t>
+      </w:r>
+      <w:hyperlink r:id="rId43">
+        <w:r>
+          <w:rPr>
+            <w:lang w:val="zh_TW" w:bidi="zh_TW"/>
+          </w:rPr>
+          <w:rPr>
+            <w:color w:val="0000EE"/>
+            <w:u w:val="single"/>
+          </w:rPr>
+          <w:t>羅9:6</w:t>
+        </w:r>
+      </w:hyperlink>
+      <w:r>
+        <w:rPr>
+          <w:lang w:val="zh_TW" w:bidi="zh_TW"/>
+        </w:rPr>
+        <w:t>）。</w:t>
+      </w:r>
+    </w:p>
+    <w:p>
+      <w:pPr/>
+      <w:r>
+        <w:rPr>
+          <w:lang w:val="zh_TW" w:bidi="zh_TW"/>
+        </w:rPr>
+      </w:r>
+      <w:r>
+        <w:rPr>
+          <w:i/>
+          <w:lang w:val="zh_TW" w:bidi="zh_TW"/>
+        </w:rPr>
+        <w:t>另見</w:t>
+      </w:r>
+      <w:r>
+        <w:rPr>
+          <w:lang w:val="zh_TW" w:bidi="zh_TW"/>
+        </w:rPr>
+        <w:t xml:space="preserve"> </w:t>
+      </w:r>
+      <w:r>
+        <w:rPr>
+          <w:lang w:val="zh_TW" w:bidi="zh_TW"/>
+        </w:rPr>
+        <w:t>使徒，使徒職分</w:t>
+      </w:r>
+      <w:r>
+        <w:rPr>
+          <w:lang w:val="zh_TW" w:bidi="zh_TW"/>
+        </w:rPr>
+        <w:t>。</w:t>
+      </w:r>
+      <w:r>
+        <w:rPr>
+          <w:lang w:val="zh_TW" w:bidi="zh_TW"/>
+        </w:rPr>
+      </w:r>
+      <w:r>
+        <w:rPr>
+          <w:lang w:val="zh_TW" w:bidi="zh_TW"/>
+        </w:rPr>
+      </w:r>
+    </w:p>
+    <w:p>
+      <w:pPr/>
+      <w:r>
+        <w:rPr>
+          <w:lang w:val="zh_TW" w:bidi="zh_TW"/>
+        </w:rPr>
+      </w:r>
+    </w:p>
+    <w:p>
+      <w:pPr>
+        <w:pStyle w:val="Heading2"/>
+      </w:pPr>
+      <w:r>
+        <w:rPr>
+          <w:lang w:val="zh_TW" w:bidi="zh_TW"/>
+        </w:rPr>
+        <w:t>拿非施</w:t>
+      </w:r>
+      <w:r>
+        <w:rPr>
+          <w:lang w:val="zh_TW" w:bidi="zh_TW"/>
+        </w:rPr>
+      </w:r>
+    </w:p>
+    <w:p>
+      <w:pPr/>
+      <w:r>
+        <w:rPr>
+          <w:lang w:val="zh_TW" w:bidi="zh_TW"/>
+        </w:rPr>
+      </w:r>
+      <w:r>
+        <w:rPr>
+          <w:lang w:val="zh_TW" w:bidi="zh_TW"/>
+        </w:rPr>
+        <w:t>以實瑪利十二個兒子中的第十一位（</w:t>
+      </w:r>
+      <w:hyperlink r:id="rId44">
+        <w:r>
+          <w:rPr>
+            <w:lang w:val="zh_TW" w:bidi="zh_TW"/>
+          </w:rPr>
+          <w:rPr>
+            <w:color w:val="0000EE"/>
+            <w:u w:val="single"/>
+          </w:rPr>
+          <w:t>創25:15</w:t>
+        </w:r>
+      </w:hyperlink>
+      <w:r>
+        <w:rPr>
+          <w:lang w:val="zh_TW" w:bidi="zh_TW"/>
+        </w:rPr>
+        <w:t>；</w:t>
+      </w:r>
+      <w:hyperlink r:id="rId45">
+        <w:r>
+          <w:rPr>
+            <w:lang w:val="zh_TW" w:bidi="zh_TW"/>
+          </w:rPr>
+          <w:rPr>
+            <w:color w:val="0000EE"/>
+            <w:u w:val="single"/>
+          </w:rPr>
+          <w:t>代上1:31</w:t>
+        </w:r>
+      </w:hyperlink>
+      <w:r>
+        <w:rPr>
+          <w:lang w:val="zh_TW" w:bidi="zh_TW"/>
+        </w:rPr>
+        <w:t>），也是一個以他名字命名的部族的始祖。這個部族後來曾與住在約旦河東的以色列支派交戰（</w:t>
+      </w:r>
+      <w:hyperlink r:id="rId46">
+        <w:r>
+          <w:rPr>
+            <w:lang w:val="zh_TW" w:bidi="zh_TW"/>
+          </w:rPr>
+          <w:rPr>
+            <w:color w:val="0000EE"/>
+            <w:u w:val="single"/>
+          </w:rPr>
+          <w:t>代上5:19</w:t>
+        </w:r>
+      </w:hyperlink>
+      <w:r>
+        <w:rPr>
+          <w:lang w:val="zh_TW" w:bidi="zh_TW"/>
+        </w:rPr>
+        <w:t>）。</w:t>
+      </w:r>
+      <w:r>
+        <w:rPr>
+          <w:lang w:val="zh_TW" w:bidi="zh_TW"/>
+        </w:rPr>
+      </w:r>
+      <w:r>
+        <w:rPr>
+          <w:lang w:val="zh_TW" w:bidi="zh_TW"/>
+        </w:rPr>
+      </w:r>
+    </w:p>
+    <w:p>
+      <w:pPr/>
+      <w:r>
+        <w:rPr>
+          <w:lang w:val="zh_TW" w:bidi="zh_TW"/>
+        </w:rPr>
+      </w:r>
+    </w:p>
+    <w:p>
+      <w:pPr>
+        <w:pStyle w:val="Heading2"/>
+      </w:pPr>
+      <w:r>
+        <w:rPr>
+          <w:lang w:val="zh_TW" w:bidi="zh_TW"/>
+        </w:rPr>
+        <w:t>拿弗他利（人物）</w:t>
+      </w:r>
+      <w:r>
+        <w:rPr>
+          <w:lang w:val="zh_TW" w:bidi="zh_TW"/>
+        </w:rPr>
+      </w:r>
+    </w:p>
+    <w:p>
+      <w:pPr/>
+      <w:r>
+        <w:rPr>
+          <w:lang w:val="zh_TW" w:bidi="zh_TW"/>
+        </w:rPr>
+      </w:r>
+      <w:r>
+        <w:rPr>
+          <w:lang w:val="zh_TW" w:bidi="zh_TW"/>
+        </w:rPr>
+        <w:t>雅各十二個兒子之一（</w:t>
+      </w:r>
+      <w:hyperlink r:id="rId47">
+        <w:r>
+          <w:rPr>
+            <w:lang w:val="zh_TW" w:bidi="zh_TW"/>
+          </w:rPr>
+          <w:rPr>
+            <w:color w:val="0000EE"/>
+            <w:u w:val="single"/>
+          </w:rPr>
+          <w:t>創35:25</w:t>
+        </w:r>
+      </w:hyperlink>
+      <w:r>
+        <w:rPr>
+          <w:lang w:val="zh_TW" w:bidi="zh_TW"/>
+        </w:rPr>
+        <w:t>；</w:t>
+      </w:r>
+      <w:hyperlink r:id="rId48">
+        <w:r>
+          <w:rPr>
+            <w:lang w:val="zh_TW" w:bidi="zh_TW"/>
+          </w:rPr>
+          <w:rPr>
+            <w:color w:val="0000EE"/>
+            <w:u w:val="single"/>
+          </w:rPr>
+          <w:t>代上2:2</w:t>
+        </w:r>
+      </w:hyperlink>
+      <w:r>
+        <w:rPr>
+          <w:lang w:val="zh_TW" w:bidi="zh_TW"/>
+        </w:rPr>
+        <w:t>）。他是拉結的使女辟拉為雅各所生的兩個兒子中的第二個。拉結因為又為雅各得了一個兒子而十分歡喜，便給他起名叫拿弗他利，意思是「我的相爭」。她之所以給他起這個名字，是因為她與利亞之間的競爭：「我與我姊姊大大相爭，並且得勝」（</w:t>
+      </w:r>
+      <w:hyperlink r:id="rId49">
+        <w:r>
+          <w:rPr>
+            <w:lang w:val="zh_TW" w:bidi="zh_TW"/>
+          </w:rPr>
+          <w:rPr>
+            <w:color w:val="0000EE"/>
+            <w:u w:val="single"/>
+          </w:rPr>
+          <w:t>創30:8</w:t>
+        </w:r>
+      </w:hyperlink>
+      <w:r>
+        <w:rPr>
+          <w:lang w:val="zh_TW" w:bidi="zh_TW"/>
+        </w:rPr>
+        <w:t>）。後來，拿弗他利跟隨雅各一同遷往埃及（</w:t>
+      </w:r>
+      <w:hyperlink r:id="rId50">
+        <w:r>
+          <w:rPr>
+            <w:lang w:val="zh_TW" w:bidi="zh_TW"/>
+          </w:rPr>
+          <w:rPr>
+            <w:color w:val="0000EE"/>
+            <w:u w:val="single"/>
+          </w:rPr>
+          <w:t>創46:24</w:t>
+        </w:r>
+      </w:hyperlink>
+      <w:r>
+        <w:rPr>
+          <w:lang w:val="zh_TW" w:bidi="zh_TW"/>
+        </w:rPr>
+        <w:t>；</w:t>
+      </w:r>
+      <w:hyperlink r:id="rId51">
+        <w:r>
+          <w:rPr>
+            <w:lang w:val="zh_TW" w:bidi="zh_TW"/>
+          </w:rPr>
+          <w:rPr>
+            <w:color w:val="0000EE"/>
+            <w:u w:val="single"/>
+          </w:rPr>
+          <w:t>出1:4</w:t>
+        </w:r>
+      </w:hyperlink>
+      <w:r>
+        <w:rPr>
+          <w:lang w:val="zh_TW" w:bidi="zh_TW"/>
+        </w:rPr>
+        <w:t>）。他有四個兒子（</w:t>
+      </w:r>
+      <w:hyperlink r:id="rId52">
+        <w:r>
+          <w:rPr>
+            <w:lang w:val="zh_TW" w:bidi="zh_TW"/>
+          </w:rPr>
+          <w:rPr>
+            <w:color w:val="0000EE"/>
+            <w:u w:val="single"/>
+          </w:rPr>
+          <w:t>民26:50</w:t>
+        </w:r>
+      </w:hyperlink>
+      <w:r>
+        <w:rPr>
+          <w:lang w:val="zh_TW" w:bidi="zh_TW"/>
+        </w:rPr>
+        <w:t>；</w:t>
+      </w:r>
+      <w:hyperlink r:id="rId53">
+        <w:r>
+          <w:rPr>
+            <w:lang w:val="zh_TW" w:bidi="zh_TW"/>
+          </w:rPr>
+          <w:rPr>
+            <w:color w:val="0000EE"/>
+            <w:u w:val="single"/>
+          </w:rPr>
+          <w:t>代上7:13</w:t>
+        </w:r>
+      </w:hyperlink>
+      <w:r>
+        <w:rPr>
+          <w:lang w:val="zh_TW" w:bidi="zh_TW"/>
+        </w:rPr>
+        <w:t>）。他的後裔後來成為以色列十二支派之一（</w:t>
+      </w:r>
+      <w:hyperlink r:id="rId54">
+        <w:r>
+          <w:rPr>
+            <w:lang w:val="zh_TW" w:bidi="zh_TW"/>
+          </w:rPr>
+          <w:rPr>
+            <w:color w:val="0000EE"/>
+            <w:u w:val="single"/>
+          </w:rPr>
+          <w:t>民1:43</w:t>
+        </w:r>
+      </w:hyperlink>
+      <w:r>
+        <w:rPr>
+          <w:lang w:val="zh_TW" w:bidi="zh_TW"/>
+        </w:rPr>
+        <w:t>）。</w:t>
+      </w:r>
+    </w:p>
+    <w:p>
+      <w:pPr/>
+      <w:r>
+        <w:rPr>
+          <w:lang w:val="zh_TW" w:bidi="zh_TW"/>
+        </w:rPr>
+      </w:r>
+      <w:r>
+        <w:rPr>
+          <w:i/>
+          <w:lang w:val="zh_TW" w:bidi="zh_TW"/>
+        </w:rPr>
+        <w:t>另見</w:t>
+      </w:r>
+      <w:r>
+        <w:rPr>
+          <w:lang w:val="zh_TW" w:bidi="zh_TW"/>
+        </w:rPr>
+        <w:t xml:space="preserve"> </w:t>
+      </w:r>
+      <w:r>
+        <w:rPr>
+          <w:lang w:val="zh_TW" w:bidi="zh_TW"/>
+        </w:rPr>
+        <w:t>拿弗他利支派</w:t>
+      </w:r>
+      <w:r>
+        <w:rPr>
+          <w:lang w:val="zh_TW" w:bidi="zh_TW"/>
+        </w:rPr>
+        <w:t>。</w:t>
+      </w:r>
+      <w:r>
+        <w:rPr>
+          <w:lang w:val="zh_TW" w:bidi="zh_TW"/>
+        </w:rPr>
+      </w:r>
+      <w:r>
+        <w:rPr>
+          <w:lang w:val="zh_TW" w:bidi="zh_TW"/>
+        </w:rPr>
+      </w:r>
+    </w:p>
+    <w:p>
+      <w:pPr/>
+      <w:r>
+        <w:rPr>
+          <w:lang w:val="zh_TW" w:bidi="zh_TW"/>
+        </w:rPr>
+      </w:r>
+    </w:p>
+    <w:p>
+      <w:pPr>
+        <w:pStyle w:val="Heading2"/>
+      </w:pPr>
+      <w:r>
+        <w:rPr>
+          <w:lang w:val="zh_TW" w:bidi="zh_TW"/>
+        </w:rPr>
+        <w:t>拿弗土希人</w:t>
+      </w:r>
+      <w:r>
+        <w:rPr>
+          <w:lang w:val="zh_TW" w:bidi="zh_TW"/>
+        </w:rPr>
+      </w:r>
+    </w:p>
+    <w:p>
+      <w:pPr/>
+      <w:r>
+        <w:rPr>
+          <w:lang w:val="zh_TW" w:bidi="zh_TW"/>
+        </w:rPr>
+      </w:r>
+      <w:r>
+        <w:rPr>
+          <w:lang w:val="zh_TW" w:bidi="zh_TW"/>
+        </w:rPr>
+        <w:t>埃及人是挪亞和含的後代（</w:t>
+      </w:r>
+      <w:hyperlink r:id="rId55">
+        <w:r>
+          <w:rPr>
+            <w:lang w:val="zh_TW" w:bidi="zh_TW"/>
+          </w:rPr>
+          <w:rPr>
+            <w:color w:val="0000EE"/>
+            <w:u w:val="single"/>
+          </w:rPr>
+          <w:t>創10:13</w:t>
+        </w:r>
+      </w:hyperlink>
+      <w:r>
+        <w:rPr>
+          <w:lang w:val="zh_TW" w:bidi="zh_TW"/>
+        </w:rPr>
+        <w:t>；</w:t>
+      </w:r>
+      <w:hyperlink r:id="rId56">
+        <w:r>
+          <w:rPr>
+            <w:lang w:val="zh_TW" w:bidi="zh_TW"/>
+          </w:rPr>
+          <w:rPr>
+            <w:color w:val="0000EE"/>
+            <w:u w:val="single"/>
+          </w:rPr>
+          <w:t>代上1:11</w:t>
+        </w:r>
+      </w:hyperlink>
+      <w:r>
+        <w:rPr>
+          <w:lang w:val="zh_TW" w:bidi="zh_TW"/>
+        </w:rPr>
+        <w:t>），被列在利哈比人和帕特魯細人部落之間。一些學者認為，拿弗土希人是中埃及的居民，位於下埃及的利比亞人和上埃及的帕特魯細人之間。然而，他們在古代定居的實際位置不明。</w:t>
+      </w:r>
+      <w:r>
+        <w:rPr>
+          <w:lang w:val="zh_TW" w:bidi="zh_TW"/>
+        </w:rPr>
+      </w:r>
+      <w:r>
+        <w:rPr>
+          <w:lang w:val="zh_TW" w:bidi="zh_TW"/>
+        </w:rPr>
+      </w:r>
+    </w:p>
+    <w:p>
+      <w:pPr/>
+      <w:r>
+        <w:rPr>
+          <w:lang w:val="zh_TW" w:bidi="zh_TW"/>
+        </w:rPr>
+      </w:r>
+    </w:p>
+    <w:p>
+      <w:pPr>
+        <w:pStyle w:val="Heading2"/>
+      </w:pPr>
+      <w:r>
+        <w:rPr>
+          <w:lang w:val="zh_TW" w:bidi="zh_TW"/>
+        </w:rPr>
+        <w:t>拿哈</w:t>
+      </w:r>
+      <w:r>
+        <w:rPr>
+          <w:lang w:val="zh_TW" w:bidi="zh_TW"/>
+        </w:rPr>
+      </w:r>
+    </w:p>
+    <w:p>
+      <w:pPr>
+        <w:pStyle w:val="ListNumber"/>
+        <w:numPr>
+          <w:ilvl w:val="0"/>
+          <w:numId w:val="15"/>
+        </w:numPr>
+        <w:spacing w:line="240" w:lineRule="auto"/>
+        <w:ind w:left="720"/>
+      </w:pPr>
+      <w:r>
+        <w:rPr>
+          <w:lang w:val="zh_TW" w:bidi="zh_TW"/>
+        </w:rPr>
+      </w:r>
+      <w:r>
+        <w:rPr>
+          <w:lang w:val="zh_TW" w:bidi="zh_TW"/>
+        </w:rPr>
+        <w:t>流珥的長子，也是以東一個宗族的族長（</w:t>
+      </w:r>
+      <w:hyperlink r:id="rId57">
+        <w:r>
+          <w:rPr>
+            <w:lang w:val="zh_TW" w:bidi="zh_TW"/>
+          </w:rPr>
+          <w:rPr>
+            <w:color w:val="0000EE"/>
+            <w:u w:val="single"/>
+          </w:rPr>
+          <w:t>創36:13</w:t>
+        </w:r>
+      </w:hyperlink>
+      <w:r>
+        <w:rPr>
+          <w:lang w:val="zh_TW" w:bidi="zh_TW"/>
+        </w:rPr>
+        <w:t>、</w:t>
+      </w:r>
+      <w:hyperlink r:id="rId57">
+        <w:r>
+          <w:rPr>
+            <w:lang w:val="zh_TW" w:bidi="zh_TW"/>
+          </w:rPr>
+          <w:rPr>
+            <w:color w:val="0000EE"/>
+            <w:u w:val="single"/>
+          </w:rPr>
+          <w:t>17</w:t>
+        </w:r>
+      </w:hyperlink>
+      <w:r>
+        <w:rPr>
+          <w:lang w:val="zh_TW" w:bidi="zh_TW"/>
+        </w:rPr>
+        <w:t>；</w:t>
+      </w:r>
+      <w:hyperlink r:id="rId58">
+        <w:r>
+          <w:rPr>
+            <w:lang w:val="zh_TW" w:bidi="zh_TW"/>
+          </w:rPr>
+          <w:rPr>
+            <w:color w:val="0000EE"/>
+            <w:u w:val="single"/>
+          </w:rPr>
+          <w:t>代上1:37</w:t>
+        </w:r>
+      </w:hyperlink>
+      <w:r>
+        <w:rPr>
+          <w:lang w:val="zh_TW" w:bidi="zh_TW"/>
+        </w:rPr>
+        <w:t>）。</w:t>
+      </w:r>
+    </w:p>
+    <w:p>
+      <w:pPr>
+        <w:pStyle w:val="ListNumber"/>
+        <w:spacing w:line="240" w:lineRule="auto"/>
+        <w:ind w:left="720"/>
+      </w:pPr>
+      <w:r>
+        <w:rPr>
+          <w:lang w:val="zh_TW" w:bidi="zh_TW"/>
+        </w:rPr>
+      </w:r>
+      <w:r>
+        <w:rPr>
+          <w:lang w:val="zh_TW" w:bidi="zh_TW"/>
+        </w:rPr>
+        <w:t>利未人，屬哥轄家族，是以利加拿的孫子（</w:t>
+      </w:r>
+      <w:hyperlink r:id="rId59">
+        <w:r>
+          <w:rPr>
+            <w:lang w:val="zh_TW" w:bidi="zh_TW"/>
+          </w:rPr>
+          <w:rPr>
+            <w:color w:val="0000EE"/>
+            <w:u w:val="single"/>
+          </w:rPr>
+          <w:t>代上6:26</w:t>
+        </w:r>
+      </w:hyperlink>
+      <w:r>
+        <w:rPr>
+          <w:lang w:val="zh_TW" w:bidi="zh_TW"/>
+        </w:rPr>
+        <w:t>）。</w:t>
+      </w:r>
+    </w:p>
+    <w:p>
+      <w:pPr>
+        <w:pStyle w:val="ListNumber"/>
+        <w:spacing w:line="240" w:lineRule="auto"/>
+        <w:ind w:left="720"/>
+      </w:pPr>
+      <w:r>
+        <w:rPr>
+          <w:lang w:val="zh_TW" w:bidi="zh_TW"/>
+        </w:rPr>
+      </w:r>
+      <w:r>
+        <w:rPr>
+          <w:lang w:val="zh_TW" w:bidi="zh_TW"/>
+        </w:rPr>
+        <w:t>希西家王在位時的一位利未人，負責監督聖殿的事務（</w:t>
+      </w:r>
+      <w:hyperlink r:id="rId60">
+        <w:r>
+          <w:rPr>
+            <w:lang w:val="zh_TW" w:bidi="zh_TW"/>
+          </w:rPr>
+          <w:rPr>
+            <w:color w:val="0000EE"/>
+            <w:u w:val="single"/>
+          </w:rPr>
+          <w:t>代下31:13</w:t>
+        </w:r>
+      </w:hyperlink>
+      <w:r>
+        <w:rPr>
+          <w:lang w:val="zh_TW" w:bidi="zh_TW"/>
+        </w:rPr>
+        <w:t>）。</w:t>
+      </w:r>
+      <w:r>
+        <w:rPr>
+          <w:lang w:val="zh_TW" w:bidi="zh_TW"/>
+        </w:rPr>
+      </w:r>
+      <w:r>
+        <w:rPr>
+          <w:lang w:val="zh_TW" w:bidi="zh_TW"/>
+        </w:rPr>
+      </w:r>
+    </w:p>
+    <w:p>
+      <w:pPr/>
+      <w:r>
+        <w:rPr>
+          <w:lang w:val="zh_TW" w:bidi="zh_TW"/>
+        </w:rPr>
+      </w:r>
+    </w:p>
+    <w:p>
+      <w:pPr>
+        <w:pStyle w:val="Heading2"/>
+      </w:pPr>
+      <w:r>
+        <w:rPr>
+          <w:lang w:val="zh_TW" w:bidi="zh_TW"/>
+        </w:rPr>
+        <w:t>拿鶴 (人物)</w:t>
+      </w:r>
+      <w:r>
+        <w:rPr>
+          <w:lang w:val="zh_TW" w:bidi="zh_TW"/>
+        </w:rPr>
+      </w:r>
+    </w:p>
+    <w:p>
+      <w:pPr>
+        <w:pStyle w:val="ListNumber"/>
+        <w:numPr>
+          <w:ilvl w:val="0"/>
+          <w:numId w:val="16"/>
+        </w:numPr>
+        <w:spacing w:line="240" w:lineRule="auto"/>
+        <w:ind w:left="720"/>
+      </w:pPr>
+      <w:r>
+        <w:rPr>
+          <w:lang w:val="zh_TW" w:bidi="zh_TW"/>
+        </w:rPr>
+      </w:r>
+      <w:r>
+        <w:rPr>
+          <w:lang w:val="zh_TW" w:bidi="zh_TW"/>
+        </w:rPr>
+        <w:t>亞伯拉罕的祖父（</w:t>
+      </w:r>
+      <w:hyperlink r:id="rId61">
+        <w:r>
+          <w:rPr>
+            <w:lang w:val="zh_TW" w:bidi="zh_TW"/>
+          </w:rPr>
+          <w:rPr>
+            <w:color w:val="0000EE"/>
+            <w:u w:val="single"/>
+          </w:rPr>
+          <w:t>創11:22–25</w:t>
+        </w:r>
+      </w:hyperlink>
+      <w:r>
+        <w:rPr>
+          <w:lang w:val="zh_TW" w:bidi="zh_TW"/>
+        </w:rPr>
+        <w:t>；</w:t>
+      </w:r>
+      <w:hyperlink r:id="rId62">
+        <w:r>
+          <w:rPr>
+            <w:lang w:val="zh_TW" w:bidi="zh_TW"/>
+          </w:rPr>
+          <w:rPr>
+            <w:color w:val="0000EE"/>
+            <w:u w:val="single"/>
+          </w:rPr>
+          <w:t>代上1:26</w:t>
+        </w:r>
+      </w:hyperlink>
+      <w:r>
+        <w:rPr>
+          <w:lang w:val="zh_TW" w:bidi="zh_TW"/>
+        </w:rPr>
+        <w:t>），且根據</w:t>
+      </w:r>
+      <w:hyperlink r:id="rId63">
+        <w:r>
+          <w:rPr>
+            <w:lang w:val="zh_TW" w:bidi="zh_TW"/>
+          </w:rPr>
+          <w:rPr>
+            <w:color w:val="0000EE"/>
+            <w:u w:val="single"/>
+          </w:rPr>
+          <w:t>路加福音三章34節</w:t>
+        </w:r>
+      </w:hyperlink>
+      <w:r>
+        <w:rPr>
+          <w:lang w:val="zh_TW" w:bidi="zh_TW"/>
+        </w:rPr>
+        <w:t>，他也是耶穌的祖先。一些英文譯本使用希臘文拼寫「拿鶴〔Nachor〕」。創世記和歷代志上的經文顯示出拿鶴出自於閃的後裔，因此亞伯拉罕及其後代屬於閃族。</w:t>
+      </w:r>
+    </w:p>
+    <w:p>
+      <w:pPr>
+        <w:pStyle w:val="ListNumber"/>
+        <w:spacing w:line="240" w:lineRule="auto"/>
+        <w:ind w:left="720"/>
+      </w:pPr>
+      <w:r>
+        <w:rPr>
+          <w:lang w:val="zh_TW" w:bidi="zh_TW"/>
+        </w:rPr>
+      </w:r>
+      <w:r>
+        <w:rPr>
+          <w:lang w:val="zh_TW" w:bidi="zh_TW"/>
+        </w:rPr>
+        <w:t>他拉的兒子、亞伯拉罕的兄弟（</w:t>
+      </w:r>
+      <w:hyperlink r:id="rId64">
+        <w:r>
+          <w:rPr>
+            <w:lang w:val="zh_TW" w:bidi="zh_TW"/>
+          </w:rPr>
+          <w:rPr>
+            <w:color w:val="0000EE"/>
+            <w:u w:val="single"/>
+          </w:rPr>
+          <w:t>創11:26–29</w:t>
+        </w:r>
+      </w:hyperlink>
+      <w:r>
+        <w:rPr>
+          <w:lang w:val="zh_TW" w:bidi="zh_TW"/>
+        </w:rPr>
+        <w:t>；</w:t>
+      </w:r>
+      <w:hyperlink r:id="rId65">
+        <w:r>
+          <w:rPr>
+            <w:lang w:val="zh_TW" w:bidi="zh_TW"/>
+          </w:rPr>
+          <w:rPr>
+            <w:color w:val="0000EE"/>
+            <w:u w:val="single"/>
+          </w:rPr>
+          <w:t>書24:2</w:t>
+        </w:r>
+      </w:hyperlink>
+      <w:r>
+        <w:rPr>
+          <w:lang w:val="zh_TW" w:bidi="zh_TW"/>
+        </w:rPr>
+        <w:t>）。他娶了哈蘭的女兒密迦，他的家譜在</w:t>
+      </w:r>
+      <w:hyperlink r:id="rId66">
+        <w:r>
+          <w:rPr>
+            <w:lang w:val="zh_TW" w:bidi="zh_TW"/>
+          </w:rPr>
+          <w:rPr>
+            <w:color w:val="0000EE"/>
+            <w:u w:val="single"/>
+          </w:rPr>
+          <w:t>創世記二十二章20至23節</w:t>
+        </w:r>
+      </w:hyperlink>
+      <w:r>
+        <w:rPr>
+          <w:lang w:val="zh_TW" w:bidi="zh_TW"/>
+        </w:rPr>
+        <w:t>中被提到。亞伯拉罕派他的僕人去美索不達米亞的拿鶴住處為以撒尋妻（見</w:t>
+      </w:r>
+      <w:hyperlink r:id="rId67">
+        <w:r>
+          <w:rPr>
+            <w:lang w:val="zh_TW" w:bidi="zh_TW"/>
+          </w:rPr>
+          <w:rPr>
+            <w:color w:val="0000EE"/>
+            <w:u w:val="single"/>
+          </w:rPr>
+          <w:t>創24:10</w:t>
+        </w:r>
+      </w:hyperlink>
+      <w:r>
+        <w:rPr>
+          <w:lang w:val="zh_TW" w:bidi="zh_TW"/>
+        </w:rPr>
+        <w:t>，這可能暗示該城市本身被稱為拿鶴）。他在那裡找到拿鶴的孫女利百加（</w:t>
+      </w:r>
+      <w:hyperlink r:id="rId68">
+        <w:r>
+          <w:rPr>
+            <w:lang w:val="zh_TW" w:bidi="zh_TW"/>
+          </w:rPr>
+          <w:rPr>
+            <w:color w:val="0000EE"/>
+            <w:u w:val="single"/>
+          </w:rPr>
+          <w:t>創24:1–51</w:t>
+        </w:r>
+      </w:hyperlink>
+      <w:r>
+        <w:rPr>
+          <w:lang w:val="zh_TW" w:bidi="zh_TW"/>
+        </w:rPr>
+        <w:t>）。</w:t>
+        <w:br/>
+      </w:r>
+      <w:r>
+        <w:rPr>
+          <w:lang w:val="zh_TW" w:bidi="zh_TW"/>
+        </w:rPr>
+        <w:t>拿鶴也被稱為拉班的父親（或許是祖父），當雅各逃離他的兄弟以掃時，他去了拉班那裡（</w:t>
+      </w:r>
+      <w:hyperlink r:id="rId69">
+        <w:r>
+          <w:rPr>
+            <w:lang w:val="zh_TW" w:bidi="zh_TW"/>
+          </w:rPr>
+          <w:rPr>
+            <w:color w:val="0000EE"/>
+            <w:u w:val="single"/>
+          </w:rPr>
+          <w:t>創29:5</w:t>
+        </w:r>
+      </w:hyperlink>
+      <w:r>
+        <w:rPr>
+          <w:lang w:val="zh_TW" w:bidi="zh_TW"/>
+        </w:rPr>
+        <w:t>）。這兩段經文都將亞伯拉罕的家族與相關的閃族人聯繫起來。在</w:t>
+      </w:r>
+      <w:hyperlink r:id="rId70">
+        <w:r>
+          <w:rPr>
+            <w:lang w:val="zh_TW" w:bidi="zh_TW"/>
+          </w:rPr>
+          <w:rPr>
+            <w:color w:val="0000EE"/>
+            <w:u w:val="single"/>
+          </w:rPr>
+          <w:t>創世記三十一章53節</w:t>
+        </w:r>
+      </w:hyperlink>
+      <w:r>
+        <w:rPr>
+          <w:lang w:val="zh_TW" w:bidi="zh_TW"/>
+        </w:rPr>
+        <w:t>中，神被稱為「亞伯拉罕的神和拿鶴的神」。</w:t>
+        <w:br/>
+      </w:r>
+      <w:r>
+        <w:rPr>
+          <w:i/>
+          <w:lang w:val="zh_TW" w:bidi="zh_TW"/>
+        </w:rPr>
+        <w:t>另見</w:t>
+      </w:r>
+      <w:r>
+        <w:rPr>
+          <w:lang w:val="zh_TW" w:bidi="zh_TW"/>
+        </w:rPr>
+        <w:t>拿鶴（地點）</w:t>
+      </w:r>
+      <w:r>
+        <w:rPr>
+          <w:lang w:val="zh_TW" w:bidi="zh_TW"/>
+        </w:rPr>
+        <w:t>。</w:t>
+      </w:r>
+      <w:r>
+        <w:rPr>
+          <w:lang w:val="zh_TW" w:bidi="zh_TW"/>
+        </w:rPr>
+      </w:r>
+      <w:r>
+        <w:rPr>
+          <w:lang w:val="zh_TW" w:bidi="zh_TW"/>
+        </w:rPr>
+      </w:r>
+    </w:p>
+    <w:p>
+      <w:pPr/>
+      <w:r>
+        <w:rPr>
+          <w:lang w:val="zh_TW" w:bidi="zh_TW"/>
+        </w:rPr>
+      </w:r>
+    </w:p>
+    <w:p>
+      <w:pPr>
+        <w:pStyle w:val="Heading2"/>
+      </w:pPr>
+      <w:r>
+        <w:rPr>
+          <w:lang w:val="zh_TW" w:bidi="zh_TW"/>
+        </w:rPr>
+        <w:t>拿鶴（地點）</w:t>
+      </w:r>
+      <w:r>
+        <w:rPr>
+          <w:lang w:val="zh_TW" w:bidi="zh_TW"/>
+        </w:rPr>
+      </w:r>
+    </w:p>
+    <w:p>
+      <w:pPr/>
+      <w:r>
+        <w:rPr>
+          <w:lang w:val="zh_TW" w:bidi="zh_TW"/>
+        </w:rPr>
+      </w:r>
+      <w:r>
+        <w:rPr>
+          <w:lang w:val="zh_TW" w:bidi="zh_TW"/>
+        </w:rPr>
+        <w:t>一座位於美索不達米亞西北部的城，該城是以撒妻子利百加的家鄉，而拿鶴也是亞伯拉罕兄弟的名字（</w:t>
+      </w:r>
+      <w:hyperlink r:id="rId67">
+        <w:r>
+          <w:rPr>
+            <w:lang w:val="zh_TW" w:bidi="zh_TW"/>
+          </w:rPr>
+          <w:rPr>
+            <w:color w:val="0000EE"/>
+            <w:u w:val="single"/>
+          </w:rPr>
+          <w:t>創24:10</w:t>
+        </w:r>
+      </w:hyperlink>
+      <w:r>
+        <w:rPr>
+          <w:lang w:val="zh_TW" w:bidi="zh_TW"/>
+        </w:rPr>
+        <w:t>）。瑪里（Mari）文獻（公元前18世紀）中，經常將拿鶴稱為拿庫珥（Nakhur），其位置在哈蘭附近的巴利河谷（Balikh River Valley）。這座城很可能是古代部分哈比魯（Habiru）人的居住地，但其確切遺址至今不明。</w:t>
+      </w:r>
+    </w:p>
+    <w:p>
+      <w:pPr/>
+      <w:r>
+        <w:rPr>
+          <w:lang w:val="zh_TW" w:bidi="zh_TW"/>
+        </w:rPr>
+      </w:r>
+      <w:r>
+        <w:rPr>
+          <w:i/>
+          <w:lang w:val="zh_TW" w:bidi="zh_TW"/>
+        </w:rPr>
+        <w:t xml:space="preserve">另見 </w:t>
+      </w:r>
+      <w:r>
+        <w:rPr>
+          <w:lang w:val="zh_TW" w:bidi="zh_TW"/>
+        </w:rPr>
+        <w:t>拿鶴（人物）#2</w:t>
+      </w:r>
+      <w:r>
+        <w:rPr>
+          <w:lang w:val="zh_TW" w:bidi="zh_TW"/>
+        </w:rPr>
+        <w:t>。</w:t>
+      </w:r>
+      <w:r>
+        <w:rPr>
+          <w:lang w:val="zh_TW" w:bidi="zh_TW"/>
+        </w:rPr>
+      </w:r>
+      <w:r>
+        <w:rPr>
+          <w:lang w:val="zh_TW" w:bidi="zh_TW"/>
+        </w:rPr>
+      </w:r>
+    </w:p>
+    <w:p>
+      <w:pPr/>
+      <w:r>
+        <w:rPr>
+          <w:lang w:val="zh_TW" w:bidi="zh_TW"/>
+        </w:rPr>
+      </w:r>
+    </w:p>
+    <w:p>
+      <w:pPr>
+        <w:pStyle w:val="Heading2"/>
+      </w:pPr>
+      <w:r>
+        <w:rPr>
+          <w:lang w:val="zh_TW" w:bidi="zh_TW"/>
+        </w:rPr>
+        <w:t>拿瑪（人物）</w:t>
+      </w:r>
+      <w:r>
+        <w:rPr>
+          <w:lang w:val="zh_TW" w:bidi="zh_TW"/>
+        </w:rPr>
+      </w:r>
+    </w:p>
+    <w:p>
+      <w:pPr>
+        <w:pStyle w:val="ListNumber"/>
+        <w:numPr>
+          <w:ilvl w:val="0"/>
+          <w:numId w:val="17"/>
+        </w:numPr>
+        <w:spacing w:line="240" w:lineRule="auto"/>
+        <w:ind w:left="720"/>
+      </w:pPr>
+      <w:r>
+        <w:rPr>
+          <w:lang w:val="zh_TW" w:bidi="zh_TW"/>
+        </w:rPr>
+      </w:r>
+      <w:r>
+        <w:rPr>
+          <w:lang w:val="zh_TW" w:bidi="zh_TW"/>
+        </w:rPr>
+        <w:t>在該隱後代的名單中，洗拉和拉麥的女兒（</w:t>
+      </w:r>
+      <w:hyperlink r:id="rId71">
+        <w:r>
+          <w:rPr>
+            <w:lang w:val="zh_TW" w:bidi="zh_TW"/>
+          </w:rPr>
+          <w:rPr>
+            <w:color w:val="0000EE"/>
+            <w:u w:val="single"/>
+          </w:rPr>
+          <w:t>創4:22</w:t>
+        </w:r>
+      </w:hyperlink>
+      <w:r>
+        <w:rPr>
+          <w:lang w:val="zh_TW" w:bidi="zh_TW"/>
+        </w:rPr>
+        <w:t>）。</w:t>
+      </w:r>
+    </w:p>
+    <w:p>
+      <w:pPr>
+        <w:pStyle w:val="ListNumber"/>
+        <w:spacing w:line="240" w:lineRule="auto"/>
+        <w:ind w:left="720"/>
+      </w:pPr>
+      <w:r>
+        <w:rPr>
+          <w:lang w:val="zh_TW" w:bidi="zh_TW"/>
+        </w:rPr>
+      </w:r>
+      <w:r>
+        <w:rPr>
+          <w:lang w:val="zh_TW" w:bidi="zh_TW"/>
+        </w:rPr>
+        <w:t>所羅門王的其中一位妻子。她來自亞捫（</w:t>
+      </w:r>
+      <w:hyperlink r:id="rId72">
+        <w:r>
+          <w:rPr>
+            <w:lang w:val="zh_TW" w:bidi="zh_TW"/>
+          </w:rPr>
+          <w:rPr>
+            <w:color w:val="0000EE"/>
+            <w:u w:val="single"/>
+          </w:rPr>
+          <w:t>王上14:21</w:t>
+        </w:r>
+      </w:hyperlink>
+      <w:r>
+        <w:rPr>
+          <w:lang w:val="zh_TW" w:bidi="zh_TW"/>
+        </w:rPr>
+        <w:t>、</w:t>
+      </w:r>
+      <w:hyperlink r:id="rId72">
+        <w:r>
+          <w:rPr>
+            <w:lang w:val="zh_TW" w:bidi="zh_TW"/>
+          </w:rPr>
+          <w:rPr>
+            <w:color w:val="0000EE"/>
+            <w:u w:val="single"/>
+          </w:rPr>
+          <w:t>31</w:t>
+        </w:r>
+      </w:hyperlink>
+      <w:r>
+        <w:rPr>
+          <w:lang w:val="zh_TW" w:bidi="zh_TW"/>
+        </w:rPr>
+        <w:t>；</w:t>
+      </w:r>
+      <w:hyperlink r:id="rId73">
+        <w:r>
+          <w:rPr>
+            <w:lang w:val="zh_TW" w:bidi="zh_TW"/>
+          </w:rPr>
+          <w:rPr>
+            <w:color w:val="0000EE"/>
+            <w:u w:val="single"/>
+          </w:rPr>
+          <w:t>代下12:13</w:t>
+        </w:r>
+      </w:hyperlink>
+      <w:r>
+        <w:rPr>
+          <w:lang w:val="zh_TW" w:bidi="zh_TW"/>
+        </w:rPr>
+        <w:t>）。可以確定她要為所羅門的偶像崇拜負起部分責任。她的兒子羅波安在所羅門去世後統治猶大（</w:t>
+      </w:r>
+      <w:hyperlink r:id="rId74">
+        <w:r>
+          <w:rPr>
+            <w:lang w:val="zh_TW" w:bidi="zh_TW"/>
+          </w:rPr>
+          <w:rPr>
+            <w:color w:val="0000EE"/>
+            <w:u w:val="single"/>
+          </w:rPr>
+          <w:t>王上14:21–24</w:t>
+        </w:r>
+      </w:hyperlink>
+      <w:r>
+        <w:rPr>
+          <w:lang w:val="zh_TW" w:bidi="zh_TW"/>
+        </w:rPr>
+        <w:t>）。</w:t>
+      </w:r>
+      <w:r>
+        <w:rPr>
+          <w:lang w:val="zh_TW" w:bidi="zh_TW"/>
+        </w:rPr>
+      </w:r>
+      <w:r>
+        <w:rPr>
+          <w:lang w:val="zh_TW" w:bidi="zh_TW"/>
+        </w:rPr>
+      </w:r>
+    </w:p>
+    <w:p>
+      <w:pPr/>
+      <w:r>
+        <w:rPr>
+          <w:lang w:val="zh_TW" w:bidi="zh_TW"/>
+        </w:rPr>
+      </w:r>
+    </w:p>
+    <w:p>
+      <w:pPr>
+        <w:pStyle w:val="Heading2"/>
+      </w:pPr>
+      <w:r>
+        <w:rPr>
+          <w:lang w:val="zh_TW" w:bidi="zh_TW"/>
+        </w:rPr>
+        <w:t>拿撒勒</w:t>
+      </w:r>
+      <w:r>
+        <w:rPr>
+          <w:lang w:val="zh_TW" w:bidi="zh_TW"/>
+        </w:rPr>
+      </w:r>
+    </w:p>
+    <w:p>
+      <w:pPr/>
+      <w:r>
+        <w:rPr>
+          <w:lang w:val="zh_TW" w:bidi="zh_TW"/>
+        </w:rPr>
+      </w:r>
+      <w:r>
+        <w:rPr>
+          <w:lang w:val="zh_TW" w:bidi="zh_TW"/>
+        </w:rPr>
+        <w:t>羅馬帝國加利利省的一個村莊，是約瑟、馬利亞和耶穌的家鄉。拿撒勒一直是個偏僻的小鎮。在舊約、次經、兩約之間時期的猶太文獻或約瑟夫的歷史著作中，都沒有提到這個地方。該城位於黎巴嫩南部山脈的石灰岩丘陵中，靠近以斯得倫（Esdraelon）平原北側，三面環山，形成了一個氣候溫和、適合水果和野花生長的庇護谷地。雖然拿撒勒附近有貿易路線和道路經過，但該村莊本身並不位於任何主要道路上。拿撒勒位於加利利海以西約15英里（24.1公里），地中海以東約20英里（32.2公里），而耶路撒冷則位於其南方約70英里（112.6公里）處。考古遺跡顯示，古代的拿撒勒比現今的村莊更靠近西邊的山丘（參</w:t>
+      </w:r>
+      <w:hyperlink r:id="rId75">
+        <w:r>
+          <w:rPr>
+            <w:lang w:val="zh_TW" w:bidi="zh_TW"/>
+          </w:rPr>
+          <w:rPr>
+            <w:color w:val="0000EE"/>
+            <w:u w:val="single"/>
+          </w:rPr>
+          <w:t>路4:29</w:t>
+        </w:r>
+      </w:hyperlink>
+      <w:r>
+        <w:rPr>
+          <w:lang w:val="zh_TW" w:bidi="zh_TW"/>
+        </w:rPr>
+        <w:t>）。在基督時代，拿撒勒及整個加利利南部地區都處於猶太生活的主流範圍之外，這也提供了拿但業對腓力所說「拿撒勒還能出甚麼好的嗎？」（見</w:t>
+      </w:r>
+      <w:hyperlink r:id="rId76">
+        <w:r>
+          <w:rPr>
+            <w:lang w:val="zh_TW" w:bidi="zh_TW"/>
+          </w:rPr>
+          <w:rPr>
+            <w:color w:val="0000EE"/>
+            <w:u w:val="single"/>
+          </w:rPr>
+          <w:t>約1:46</w:t>
+        </w:r>
+      </w:hyperlink>
+      <w:r>
+        <w:rPr>
+          <w:lang w:val="zh_TW" w:bidi="zh_TW"/>
+        </w:rPr>
+        <w:t>）這句諷刺話的背景。</w:t>
+      </w:r>
+    </w:p>
+    <w:p>
+      <w:pPr/>
+      <w:r>
+        <w:rPr>
+          <w:lang w:val="zh_TW" w:bidi="zh_TW"/>
+        </w:rPr>
+      </w:r>
+      <w:r>
+        <w:rPr>
+          <w:lang w:val="zh_TW" w:bidi="zh_TW"/>
+        </w:rPr>
+        <w:t>拿撒勒首次在新約中被提及，是作為馬利亞和約瑟的家鄉（</w:t>
+      </w:r>
+      <w:hyperlink r:id="rId77">
+        <w:r>
+          <w:rPr>
+            <w:lang w:val="zh_TW" w:bidi="zh_TW"/>
+          </w:rPr>
+          <w:rPr>
+            <w:color w:val="0000EE"/>
+            <w:u w:val="single"/>
+          </w:rPr>
+          <w:t>路1:26–27</w:t>
+        </w:r>
+      </w:hyperlink>
+      <w:r>
+        <w:rPr>
+          <w:lang w:val="zh_TW" w:bidi="zh_TW"/>
+        </w:rPr>
+        <w:t>）。耶穌在祂父母的祖籍伯利恆（位於南方約80英里或128.7公里處）出生後不久，馬利亞和約瑟便返回拿撒勒（</w:t>
+      </w:r>
+      <w:hyperlink r:id="rId78">
+        <w:r>
+          <w:rPr>
+            <w:lang w:val="zh_TW" w:bidi="zh_TW"/>
+          </w:rPr>
+          <w:rPr>
+            <w:color w:val="0000EE"/>
+            <w:u w:val="single"/>
+          </w:rPr>
+          <w:t>太2:23</w:t>
+        </w:r>
+      </w:hyperlink>
+      <w:r>
+        <w:rPr>
+          <w:lang w:val="zh_TW" w:bidi="zh_TW"/>
+        </w:rPr>
+        <w:t>；</w:t>
+      </w:r>
+      <w:hyperlink r:id="rId79">
+        <w:r>
+          <w:rPr>
+            <w:lang w:val="zh_TW" w:bidi="zh_TW"/>
+          </w:rPr>
+          <w:rPr>
+            <w:color w:val="0000EE"/>
+            <w:u w:val="single"/>
+          </w:rPr>
+          <w:t>路2:39</w:t>
+        </w:r>
+      </w:hyperlink>
+      <w:r>
+        <w:rPr>
+          <w:lang w:val="zh_TW" w:bidi="zh_TW"/>
+        </w:rPr>
+        <w:t>）。耶穌在那裡長大（</w:t>
+      </w:r>
+      <w:hyperlink r:id="rId80">
+        <w:r>
+          <w:rPr>
+            <w:lang w:val="zh_TW" w:bidi="zh_TW"/>
+          </w:rPr>
+          <w:rPr>
+            <w:color w:val="0000EE"/>
+            <w:u w:val="single"/>
+          </w:rPr>
+          <w:t>路2:39–40、51</w:t>
+        </w:r>
+      </w:hyperlink>
+      <w:r>
+        <w:rPr>
+          <w:lang w:val="zh_TW" w:bidi="zh_TW"/>
+        </w:rPr>
+        <w:t>），後來離開村莊前往約旦河接受約翰的洗禮（</w:t>
+      </w:r>
+      <w:hyperlink r:id="rId81">
+        <w:r>
+          <w:rPr>
+            <w:lang w:val="zh_TW" w:bidi="zh_TW"/>
+          </w:rPr>
+          <w:rPr>
+            <w:color w:val="0000EE"/>
+            <w:u w:val="single"/>
+          </w:rPr>
+          <w:t>可1:9</w:t>
+        </w:r>
+      </w:hyperlink>
+      <w:r>
+        <w:rPr>
+          <w:lang w:val="zh_TW" w:bidi="zh_TW"/>
+        </w:rPr>
+        <w:t>）。約翰被捕後，耶穌搬到迦百農居住（</w:t>
+      </w:r>
+      <w:hyperlink r:id="rId82">
+        <w:r>
+          <w:rPr>
+            <w:lang w:val="zh_TW" w:bidi="zh_TW"/>
+          </w:rPr>
+          <w:rPr>
+            <w:color w:val="0000EE"/>
+            <w:u w:val="single"/>
+          </w:rPr>
+          <w:t>太4:13</w:t>
+        </w:r>
+      </w:hyperlink>
+      <w:r>
+        <w:rPr>
+          <w:lang w:val="zh_TW" w:bidi="zh_TW"/>
+        </w:rPr>
+        <w:t>）。雖然耶穌經常被人以祂的童年成長的城而稱為「拿撒勒人耶穌」（見</w:t>
+      </w:r>
+      <w:hyperlink r:id="rId83">
+        <w:r>
+          <w:rPr>
+            <w:lang w:val="zh_TW" w:bidi="zh_TW"/>
+          </w:rPr>
+          <w:rPr>
+            <w:color w:val="0000EE"/>
+            <w:u w:val="single"/>
+          </w:rPr>
+          <w:t>可10:47</w:t>
+        </w:r>
+      </w:hyperlink>
+      <w:r>
+        <w:rPr>
+          <w:lang w:val="zh_TW" w:bidi="zh_TW"/>
+        </w:rPr>
+        <w:t>；</w:t>
+      </w:r>
+      <w:hyperlink r:id="rId84">
+        <w:r>
+          <w:rPr>
+            <w:lang w:val="zh_TW" w:bidi="zh_TW"/>
+          </w:rPr>
+          <w:rPr>
+            <w:color w:val="0000EE"/>
+            <w:u w:val="single"/>
+          </w:rPr>
+          <w:t>約18:5、7</w:t>
+        </w:r>
+      </w:hyperlink>
+      <w:r>
+        <w:rPr>
+          <w:lang w:val="zh_TW" w:bidi="zh_TW"/>
+        </w:rPr>
+        <w:t>；</w:t>
+      </w:r>
+      <w:hyperlink r:id="rId85">
+        <w:r>
+          <w:rPr>
+            <w:lang w:val="zh_TW" w:bidi="zh_TW"/>
+          </w:rPr>
+          <w:rPr>
+            <w:color w:val="0000EE"/>
+            <w:u w:val="single"/>
+          </w:rPr>
+          <w:t>徒2:22</w:t>
+        </w:r>
+      </w:hyperlink>
+      <w:r>
+        <w:rPr>
+          <w:lang w:val="zh_TW" w:bidi="zh_TW"/>
+        </w:rPr>
+        <w:t>），但新約僅記載耶穌在事工期間只回過拿撒勒一次。那次祂在會堂中講道，但卻被鎮民拒絕（</w:t>
+      </w:r>
+      <w:hyperlink r:id="rId86">
+        <w:r>
+          <w:rPr>
+            <w:lang w:val="zh_TW" w:bidi="zh_TW"/>
+          </w:rPr>
+          <w:rPr>
+            <w:color w:val="0000EE"/>
+            <w:u w:val="single"/>
+          </w:rPr>
+          <w:t>路4:16–30</w:t>
+        </w:r>
+      </w:hyperlink>
+      <w:r>
+        <w:rPr>
+          <w:lang w:val="zh_TW" w:bidi="zh_TW"/>
+        </w:rPr>
+        <w:t>；參</w:t>
+      </w:r>
+      <w:hyperlink r:id="rId87">
+        <w:r>
+          <w:rPr>
+            <w:lang w:val="zh_TW" w:bidi="zh_TW"/>
+          </w:rPr>
+          <w:rPr>
+            <w:color w:val="0000EE"/>
+            <w:u w:val="single"/>
+          </w:rPr>
+          <w:t>太13:54–58</w:t>
+        </w:r>
+      </w:hyperlink>
+      <w:r>
+        <w:rPr>
+          <w:lang w:val="zh_TW" w:bidi="zh_TW"/>
+        </w:rPr>
+        <w:t>；</w:t>
+      </w:r>
+      <w:hyperlink r:id="rId88">
+        <w:r>
+          <w:rPr>
+            <w:lang w:val="zh_TW" w:bidi="zh_TW"/>
+          </w:rPr>
+          <w:rPr>
+            <w:color w:val="0000EE"/>
+            <w:u w:val="single"/>
+          </w:rPr>
+          <w:t>可6:1–6</w:t>
+        </w:r>
+      </w:hyperlink>
+      <w:r>
+        <w:rPr>
+          <w:lang w:val="zh_TW" w:bidi="zh_TW"/>
+        </w:rPr>
+        <w:t>）。耶穌的跟隨者也被譏諷地稱為「拿撒勒教黨（Nazarenes）」（</w:t>
+      </w:r>
+      <w:hyperlink r:id="rId89">
+        <w:r>
+          <w:rPr>
+            <w:lang w:val="zh_TW" w:bidi="zh_TW"/>
+          </w:rPr>
+          <w:rPr>
+            <w:color w:val="0000EE"/>
+            <w:u w:val="single"/>
+          </w:rPr>
+          <w:t>徒24:5</w:t>
+        </w:r>
+      </w:hyperlink>
+      <w:r>
+        <w:rPr>
+          <w:lang w:val="zh_TW" w:bidi="zh_TW"/>
+        </w:rPr>
+        <w:t>）。</w:t>
+      </w:r>
+    </w:p>
+    <w:p>
+      <w:pPr/>
+      <w:r>
+        <w:rPr>
+          <w:lang w:val="zh_TW" w:bidi="zh_TW"/>
+        </w:rPr>
+      </w:r>
+      <w:r>
+        <w:rPr>
+          <w:lang w:val="zh_TW" w:bidi="zh_TW"/>
+        </w:rPr>
+        <w:t>拿撒勒一直是猶太人的城，直到君士坦丁皇帝（卒於公元327年）時期，它才成為基督徒朝聖的聖地。大約在公元600年，在拿撒勒建造了一座大型聖殿。阿拉伯人和十字軍先後控制該村莊，直到公元1517年村莊被土耳其人佔領，他們驅逐了所有的基督徒。基督徒於公元1620年返回，該城成為重要的基督教中心。</w:t>
+      </w:r>
+    </w:p>
+    <w:p>
+      <w:pPr/>
+      <w:r>
+        <w:rPr>
+          <w:lang w:val="zh_TW" w:bidi="zh_TW"/>
+        </w:rPr>
+      </w:r>
+      <w:r>
+        <w:rPr>
+          <w:i/>
+          <w:lang w:val="zh_TW" w:bidi="zh_TW"/>
+        </w:rPr>
+        <w:t>另見</w:t>
+      </w:r>
+      <w:r>
+        <w:rPr>
+          <w:lang w:val="zh_TW" w:bidi="zh_TW"/>
+        </w:rPr>
+        <w:t xml:space="preserve"> </w:t>
+      </w:r>
+      <w:r>
+        <w:rPr>
+          <w:lang w:val="zh_TW" w:bidi="zh_TW"/>
+        </w:rPr>
+        <w:t>拿撒勒人</w:t>
+      </w:r>
+      <w:r>
+        <w:rPr>
+          <w:lang w:val="zh_TW" w:bidi="zh_TW"/>
+        </w:rPr>
+        <w:t>。</w:t>
+      </w:r>
+      <w:r>
+        <w:rPr>
+          <w:lang w:val="zh_TW" w:bidi="zh_TW"/>
+        </w:rPr>
+      </w:r>
+      <w:r>
+        <w:rPr>
+          <w:lang w:val="zh_TW" w:bidi="zh_TW"/>
+        </w:rPr>
+      </w:r>
+    </w:p>
+    <w:p>
+      <w:pPr/>
+      <w:r>
+        <w:rPr>
+          <w:lang w:val="zh_TW" w:bidi="zh_TW"/>
+        </w:rPr>
+      </w:r>
+    </w:p>
+    <w:p>
+      <w:pPr>
+        <w:pStyle w:val="Heading2"/>
+      </w:pPr>
+      <w:r>
+        <w:rPr>
+          <w:lang w:val="zh_TW" w:bidi="zh_TW"/>
+        </w:rPr>
+        <w:t>拿撒勒人</w:t>
+      </w:r>
+      <w:r>
+        <w:rPr>
+          <w:lang w:val="zh_TW" w:bidi="zh_TW"/>
+        </w:rPr>
+      </w:r>
+    </w:p>
+    <w:p>
+      <w:pPr/>
+      <w:r>
+        <w:rPr>
+          <w:lang w:val="zh_TW" w:bidi="zh_TW"/>
+        </w:rPr>
+      </w:r>
+      <w:r>
+        <w:rPr>
+          <w:lang w:val="zh_TW" w:bidi="zh_TW"/>
+        </w:rPr>
+        <w:t>指來自新約時期加利利拿撒勒城的原住民或居民。</w:t>
+      </w:r>
+    </w:p>
+    <w:p>
+      <w:pPr/>
+      <w:r>
+        <w:rPr>
+          <w:lang w:val="zh_TW" w:bidi="zh_TW"/>
+        </w:rPr>
+      </w:r>
+      <w:r>
+        <w:rPr>
+          <w:lang w:val="zh_TW" w:bidi="zh_TW"/>
+        </w:rPr>
+        <w:t>拿撒勒是耶穌在世上頭三十年間所居住的家鄉。由於「耶穌」這個名字在猶太人中非常普遍，而且當時並沒有使用姓氏，因此「拿撒勒人」這一稱號可能是用來區別拿撒勒的耶穌與其他同名的人（見希臘文譯本的</w:t>
+      </w:r>
+      <w:hyperlink r:id="rId90">
+        <w:r>
+          <w:rPr>
+            <w:lang w:val="zh_TW" w:bidi="zh_TW"/>
+          </w:rPr>
+          <w:rPr>
+            <w:color w:val="0000EE"/>
+            <w:u w:val="single"/>
+          </w:rPr>
+          <w:t>太27:16–17</w:t>
+        </w:r>
+      </w:hyperlink>
+      <w:r>
+        <w:rPr>
+          <w:lang w:val="zh_TW" w:bidi="zh_TW"/>
+        </w:rPr>
+        <w:t>；</w:t>
+      </w:r>
+      <w:hyperlink r:id="rId91">
+        <w:r>
+          <w:rPr>
+            <w:lang w:val="zh_TW" w:bidi="zh_TW"/>
+          </w:rPr>
+          <w:rPr>
+            <w:color w:val="0000EE"/>
+            <w:u w:val="single"/>
+          </w:rPr>
+          <w:t>徒7:45</w:t>
+        </w:r>
+      </w:hyperlink>
+      <w:r>
+        <w:rPr>
+          <w:lang w:val="zh_TW" w:bidi="zh_TW"/>
+        </w:rPr>
+        <w:t>；</w:t>
+      </w:r>
+      <w:hyperlink r:id="rId92">
+        <w:r>
+          <w:rPr>
+            <w:lang w:val="zh_TW" w:bidi="zh_TW"/>
+          </w:rPr>
+          <w:rPr>
+            <w:color w:val="0000EE"/>
+            <w:u w:val="single"/>
+          </w:rPr>
+          <w:t>西4:11</w:t>
+        </w:r>
+      </w:hyperlink>
+      <w:r>
+        <w:rPr>
+          <w:lang w:val="zh_TW" w:bidi="zh_TW"/>
+        </w:rPr>
+        <w:t>；</w:t>
+      </w:r>
+      <w:hyperlink r:id="rId93">
+        <w:r>
+          <w:rPr>
+            <w:lang w:val="zh_TW" w:bidi="zh_TW"/>
+          </w:rPr>
+          <w:rPr>
+            <w:color w:val="0000EE"/>
+            <w:u w:val="single"/>
+          </w:rPr>
+          <w:t>來4:8</w:t>
+        </w:r>
+      </w:hyperlink>
+      <w:r>
+        <w:rPr>
+          <w:lang w:val="zh_TW" w:bidi="zh_TW"/>
+        </w:rPr>
+        <w:t>，其中「耶穌」這個名字是指其他人）。</w:t>
+      </w:r>
+    </w:p>
+    <w:p>
+      <w:pPr/>
+      <w:r>
+        <w:rPr>
+          <w:lang w:val="zh_TW" w:bidi="zh_TW"/>
+        </w:rPr>
+      </w:r>
+      <w:r>
+        <w:rPr>
+          <w:lang w:val="zh_TW" w:bidi="zh_TW"/>
+        </w:rPr>
+        <w:t>在原文中，拿撒勒人耶穌的稱號被污鬼（</w:t>
+      </w:r>
+      <w:hyperlink r:id="rId94">
+        <w:r>
+          <w:rPr>
+            <w:lang w:val="zh_TW" w:bidi="zh_TW"/>
+          </w:rPr>
+          <w:rPr>
+            <w:color w:val="0000EE"/>
+            <w:u w:val="single"/>
+          </w:rPr>
+          <w:t>可1:24</w:t>
+        </w:r>
+      </w:hyperlink>
+      <w:r>
+        <w:rPr>
+          <w:lang w:val="zh_TW" w:bidi="zh_TW"/>
+        </w:rPr>
+        <w:t>；</w:t>
+      </w:r>
+      <w:hyperlink r:id="rId95">
+        <w:r>
+          <w:rPr>
+            <w:lang w:val="zh_TW" w:bidi="zh_TW"/>
+          </w:rPr>
+          <w:rPr>
+            <w:color w:val="0000EE"/>
+            <w:u w:val="single"/>
+          </w:rPr>
+          <w:t>路4:34</w:t>
+        </w:r>
+      </w:hyperlink>
+      <w:r>
+        <w:rPr>
+          <w:lang w:val="zh_TW" w:bidi="zh_TW"/>
+        </w:rPr>
+        <w:t>）、耶利哥城外的群眾（</w:t>
+      </w:r>
+      <w:hyperlink r:id="rId83">
+        <w:r>
+          <w:rPr>
+            <w:lang w:val="zh_TW" w:bidi="zh_TW"/>
+          </w:rPr>
+          <w:rPr>
+            <w:color w:val="0000EE"/>
+            <w:u w:val="single"/>
+          </w:rPr>
+          <w:t>可10:47</w:t>
+        </w:r>
+      </w:hyperlink>
+      <w:r>
+        <w:rPr>
+          <w:lang w:val="zh_TW" w:bidi="zh_TW"/>
+        </w:rPr>
+        <w:t>；</w:t>
+      </w:r>
+      <w:hyperlink r:id="rId96">
+        <w:r>
+          <w:rPr>
+            <w:lang w:val="zh_TW" w:bidi="zh_TW"/>
+          </w:rPr>
+          <w:rPr>
+            <w:color w:val="0000EE"/>
+            <w:u w:val="single"/>
+          </w:rPr>
+          <w:t>路18:37</w:t>
+        </w:r>
+      </w:hyperlink>
+      <w:r>
+        <w:rPr>
+          <w:lang w:val="zh_TW" w:bidi="zh_TW"/>
+        </w:rPr>
+        <w:t>）、一個使女（</w:t>
+      </w:r>
+      <w:hyperlink r:id="rId97">
+        <w:r>
+          <w:rPr>
+            <w:lang w:val="zh_TW" w:bidi="zh_TW"/>
+          </w:rPr>
+          <w:rPr>
+            <w:color w:val="0000EE"/>
+            <w:u w:val="single"/>
+          </w:rPr>
+          <w:t>可14:67</w:t>
+        </w:r>
+      </w:hyperlink>
+      <w:r>
+        <w:rPr>
+          <w:lang w:val="zh_TW" w:bidi="zh_TW"/>
+        </w:rPr>
+        <w:t>）、兵丁（</w:t>
+      </w:r>
+      <w:hyperlink r:id="rId98">
+        <w:r>
+          <w:rPr>
+            <w:lang w:val="zh_TW" w:bidi="zh_TW"/>
+          </w:rPr>
+          <w:rPr>
+            <w:color w:val="0000EE"/>
+            <w:u w:val="single"/>
+          </w:rPr>
+          <w:t>約18:5–7</w:t>
+        </w:r>
+      </w:hyperlink>
+      <w:r>
+        <w:rPr>
+          <w:lang w:val="zh_TW" w:bidi="zh_TW"/>
+        </w:rPr>
+        <w:t>）、彼拉多（</w:t>
+      </w:r>
+      <w:hyperlink r:id="rId99">
+        <w:r>
+          <w:rPr>
+            <w:lang w:val="zh_TW" w:bidi="zh_TW"/>
+          </w:rPr>
+          <w:rPr>
+            <w:color w:val="0000EE"/>
+            <w:u w:val="single"/>
+          </w:rPr>
+          <w:t>約19:19</w:t>
+        </w:r>
+      </w:hyperlink>
+      <w:r>
+        <w:rPr>
+          <w:lang w:val="zh_TW" w:bidi="zh_TW"/>
+        </w:rPr>
+        <w:t>）、在往以馬忤斯路上的兩個門徒（</w:t>
+      </w:r>
+      <w:hyperlink r:id="rId100">
+        <w:r>
+          <w:rPr>
+            <w:lang w:val="zh_TW" w:bidi="zh_TW"/>
+          </w:rPr>
+          <w:rPr>
+            <w:color w:val="0000EE"/>
+            <w:u w:val="single"/>
+          </w:rPr>
+          <w:t>路24:19</w:t>
+        </w:r>
+      </w:hyperlink>
+      <w:r>
+        <w:rPr>
+          <w:lang w:val="zh_TW" w:bidi="zh_TW"/>
+        </w:rPr>
+        <w:t>）和墓旁的天使（</w:t>
+      </w:r>
+      <w:hyperlink r:id="rId101">
+        <w:r>
+          <w:rPr>
+            <w:lang w:val="zh_TW" w:bidi="zh_TW"/>
+          </w:rPr>
+          <w:rPr>
+            <w:color w:val="0000EE"/>
+            <w:u w:val="single"/>
+          </w:rPr>
+          <w:t>可16:6</w:t>
+        </w:r>
+      </w:hyperlink>
+      <w:r>
+        <w:rPr>
+          <w:lang w:val="zh_TW" w:bidi="zh_TW"/>
+        </w:rPr>
+        <w:t>）所使用。</w:t>
+      </w:r>
+    </w:p>
+    <w:p>
+      <w:pPr/>
+      <w:r>
+        <w:rPr>
+          <w:lang w:val="zh_TW" w:bidi="zh_TW"/>
+        </w:rPr>
+      </w:r>
+      <w:r>
+        <w:rPr>
+          <w:lang w:val="zh_TW" w:bidi="zh_TW"/>
+        </w:rPr>
+        <w:t>使徒行傳中的使徒們也用「拿撒勒人」這個稱號來指認耶穌，彼得在五旬節那天的講道中提到拿撒勒人耶穌（</w:t>
+      </w:r>
+      <w:hyperlink r:id="rId85">
+        <w:r>
+          <w:rPr>
+            <w:lang w:val="zh_TW" w:bidi="zh_TW"/>
+          </w:rPr>
+          <w:rPr>
+            <w:color w:val="0000EE"/>
+            <w:u w:val="single"/>
+          </w:rPr>
+          <w:t>徒2:22</w:t>
+        </w:r>
+      </w:hyperlink>
+      <w:r>
+        <w:rPr>
+          <w:lang w:val="zh_TW" w:bidi="zh_TW"/>
+        </w:rPr>
+        <w:t>），並在隨後的聖殿門口的醫治事蹟中再次提及（</w:t>
+      </w:r>
+      <w:hyperlink r:id="rId102">
+        <w:r>
+          <w:rPr>
+            <w:lang w:val="zh_TW" w:bidi="zh_TW"/>
+          </w:rPr>
+          <w:rPr>
+            <w:color w:val="0000EE"/>
+            <w:u w:val="single"/>
+          </w:rPr>
+          <w:t>3:6</w:t>
+        </w:r>
+      </w:hyperlink>
+      <w:r>
+        <w:rPr>
+          <w:lang w:val="zh_TW" w:bidi="zh_TW"/>
+        </w:rPr>
+        <w:t>，</w:t>
+      </w:r>
+      <w:hyperlink r:id="rId103">
+        <w:r>
+          <w:rPr>
+            <w:lang w:val="zh_TW" w:bidi="zh_TW"/>
+          </w:rPr>
+          <w:rPr>
+            <w:color w:val="0000EE"/>
+            <w:u w:val="single"/>
+          </w:rPr>
+          <w:t>4:10</w:t>
+        </w:r>
+      </w:hyperlink>
+      <w:r>
+        <w:rPr>
+          <w:lang w:val="zh_TW" w:bidi="zh_TW"/>
+        </w:rPr>
+        <w:t>）。保羅在</w:t>
+      </w:r>
+      <w:hyperlink r:id="rId104">
+        <w:r>
+          <w:rPr>
+            <w:lang w:val="zh_TW" w:bidi="zh_TW"/>
+          </w:rPr>
+          <w:rPr>
+            <w:color w:val="0000EE"/>
+            <w:u w:val="single"/>
+          </w:rPr>
+          <w:t>使徒行傳二十六章9節</w:t>
+        </w:r>
+      </w:hyperlink>
+      <w:r>
+        <w:rPr>
+          <w:lang w:val="zh_TW" w:bidi="zh_TW"/>
+        </w:rPr>
+        <w:t>中也稱耶穌為「拿撒勒人」。</w:t>
+      </w:r>
+    </w:p>
+    <w:p>
+      <w:pPr/>
+      <w:r>
+        <w:rPr>
+          <w:lang w:val="zh_TW" w:bidi="zh_TW"/>
+        </w:rPr>
+      </w:r>
+      <w:r>
+        <w:rPr>
+          <w:lang w:val="zh_TW" w:bidi="zh_TW"/>
+        </w:rPr>
+        <w:t>有一處敵對性的提及是在</w:t>
+      </w:r>
+      <w:hyperlink r:id="rId105">
+        <w:r>
+          <w:rPr>
+            <w:lang w:val="zh_TW" w:bidi="zh_TW"/>
+          </w:rPr>
+          <w:rPr>
+            <w:color w:val="0000EE"/>
+            <w:u w:val="single"/>
+          </w:rPr>
+          <w:t>使徒行傳六章14節</w:t>
+        </w:r>
+      </w:hyperlink>
+      <w:r>
+        <w:rPr>
+          <w:lang w:val="zh_TW" w:bidi="zh_TW"/>
+        </w:rPr>
+        <w:t>。針對司提反作假見證的人在公會前控告他說：「這拿撒勒人耶穌要毀壞此地（聖殿），也要改變摩西所交給我們的規條。」（見希臘文譯本）。另一個敵對性的提及在</w:t>
+      </w:r>
+      <w:hyperlink r:id="rId89">
+        <w:r>
+          <w:rPr>
+            <w:lang w:val="zh_TW" w:bidi="zh_TW"/>
+          </w:rPr>
+          <w:rPr>
+            <w:color w:val="0000EE"/>
+            <w:u w:val="single"/>
+          </w:rPr>
+          <w:t>使徒行傳二十四章5節</w:t>
+        </w:r>
+      </w:hyperlink>
+      <w:r>
+        <w:rPr>
+          <w:lang w:val="zh_TW" w:bidi="zh_TW"/>
+        </w:rPr>
+        <w:t>，這是唯一一次提到耶穌的跟隨者為拿撒勒教黨。帖土羅控告保羅說：「我們看這個人，如同瘟疫一般，是鼓動普天下眾猶太人生亂的，又是拿撒勒教黨裡的一個頭目。」</w:t>
+      </w:r>
+    </w:p>
+    <w:p>
+      <w:pPr/>
+      <w:r>
+        <w:rPr>
+          <w:lang w:val="zh_TW" w:bidi="zh_TW"/>
+        </w:rPr>
+      </w:r>
+      <w:r>
+        <w:rPr>
+          <w:lang w:val="zh_TW" w:bidi="zh_TW"/>
+        </w:rPr>
+        <w:t>關於「拿撒勒人」這個名稱，在</w:t>
+      </w:r>
+      <w:hyperlink r:id="rId78">
+        <w:r>
+          <w:rPr>
+            <w:lang w:val="zh_TW" w:bidi="zh_TW"/>
+          </w:rPr>
+          <w:rPr>
+            <w:color w:val="0000EE"/>
+            <w:u w:val="single"/>
+          </w:rPr>
+          <w:t>馬太福音二章23節</w:t>
+        </w:r>
+      </w:hyperlink>
+      <w:r>
+        <w:rPr>
+          <w:lang w:val="zh_TW" w:bidi="zh_TW"/>
+        </w:rPr>
+        <w:t>一直是個難題：「到了一座城，名叫拿撒勒，就住在那裡。這是要應驗先知所說，他將稱為拿撒勒人的話了」。舊約中沒有任何先知直接預言彌賽亞將被稱為拿撒勒人。一些學者將馬太福音的引用與</w:t>
+      </w:r>
+      <w:hyperlink r:id="rId106">
+        <w:r>
+          <w:rPr>
+            <w:lang w:val="zh_TW" w:bidi="zh_TW"/>
+          </w:rPr>
+          <w:rPr>
+            <w:color w:val="0000EE"/>
+            <w:u w:val="single"/>
+          </w:rPr>
+          <w:t>以賽亞書十一章1節</w:t>
+        </w:r>
+      </w:hyperlink>
+      <w:r>
+        <w:rPr>
+          <w:lang w:val="zh_TW" w:bidi="zh_TW"/>
+        </w:rPr>
+        <w:t>聯繫起來，該處提到彌賽亞是枝子，這個希伯來文詞語源自與「拿撒勒」相同的詞根。另一些人則認為這段舊約預言指的是彌賽亞將被人輕視和辱罵，因為他們認為彌賽亞應該來自大衛之城伯利恆。然而，儘管耶穌確實在伯利恆出生，但祂卻在拿撒勒長大，後來被稱為拿撒勒人，因而被人嘲笑。因此，當一些同時代的人稱祂為拿撒勒人時，這預言就應驗了，因為拿撒勒被視為一個不受人重視的地方（</w:t>
+      </w:r>
+      <w:hyperlink r:id="rId76">
+        <w:r>
+          <w:rPr>
+            <w:lang w:val="zh_TW" w:bidi="zh_TW"/>
+          </w:rPr>
+          <w:rPr>
+            <w:color w:val="0000EE"/>
+            <w:u w:val="single"/>
+          </w:rPr>
+          <w:t>約1:46</w:t>
+        </w:r>
+      </w:hyperlink>
+      <w:r>
+        <w:rPr>
+          <w:lang w:val="zh_TW" w:bidi="zh_TW"/>
+        </w:rPr>
+        <w:t>；參</w:t>
+      </w:r>
+      <w:hyperlink r:id="rId107">
+        <w:r>
+          <w:rPr>
+            <w:lang w:val="zh_TW" w:bidi="zh_TW"/>
+          </w:rPr>
+          <w:rPr>
+            <w:color w:val="0000EE"/>
+            <w:u w:val="single"/>
+          </w:rPr>
+          <w:t>太13:54</w:t>
+        </w:r>
+      </w:hyperlink>
+      <w:r>
+        <w:rPr>
+          <w:lang w:val="zh_TW" w:bidi="zh_TW"/>
+        </w:rPr>
+        <w:t>；</w:t>
+      </w:r>
+      <w:hyperlink r:id="rId108">
+        <w:r>
+          <w:rPr>
+            <w:lang w:val="zh_TW" w:bidi="zh_TW"/>
+          </w:rPr>
+          <w:rPr>
+            <w:color w:val="0000EE"/>
+            <w:u w:val="single"/>
+          </w:rPr>
+          <w:t>可6:2–3</w:t>
+        </w:r>
+      </w:hyperlink>
+      <w:r>
+        <w:rPr>
+          <w:lang w:val="zh_TW" w:bidi="zh_TW"/>
+        </w:rPr>
+        <w:t>；</w:t>
+      </w:r>
+      <w:hyperlink r:id="rId109">
+        <w:r>
+          <w:rPr>
+            <w:lang w:val="zh_TW" w:bidi="zh_TW"/>
+          </w:rPr>
+          <w:rPr>
+            <w:color w:val="0000EE"/>
+            <w:u w:val="single"/>
+          </w:rPr>
+          <w:t>路4:22</w:t>
+        </w:r>
+      </w:hyperlink>
+      <w:r>
+        <w:rPr>
+          <w:lang w:val="zh_TW" w:bidi="zh_TW"/>
+        </w:rPr>
+        <w:t>）。</w:t>
+      </w:r>
+    </w:p>
+    <w:p>
+      <w:pPr/>
+      <w:r>
+        <w:rPr>
+          <w:lang w:val="zh_TW" w:bidi="zh_TW"/>
+        </w:rPr>
+      </w:r>
+      <w:r>
+        <w:rPr>
+          <w:i/>
+          <w:lang w:val="zh_TW" w:bidi="zh_TW"/>
+        </w:rPr>
+        <w:t>另見</w:t>
+      </w:r>
+      <w:r>
+        <w:rPr>
+          <w:lang w:val="zh_TW" w:bidi="zh_TW"/>
+        </w:rPr>
+        <w:t>拿撒勒</w:t>
+      </w:r>
+      <w:r>
+        <w:rPr>
+          <w:lang w:val="zh_TW" w:bidi="zh_TW"/>
+        </w:rPr>
+        <w:t>。</w:t>
+      </w:r>
+      <w:r>
+        <w:rPr>
+          <w:lang w:val="zh_TW" w:bidi="zh_TW"/>
+        </w:rPr>
+      </w:r>
+      <w:r>
+        <w:rPr>
+          <w:lang w:val="zh_TW" w:bidi="zh_TW"/>
+        </w:rPr>
+      </w:r>
+    </w:p>
+    <w:p>
+      <w:pPr/>
+      <w:r>
+        <w:rPr>
+          <w:lang w:val="zh_TW" w:bidi="zh_TW"/>
+        </w:rPr>
+      </w:r>
+    </w:p>
+    <w:p>
+      <w:pPr>
+        <w:pStyle w:val="Heading2"/>
+      </w:pPr>
+      <w:r>
+        <w:rPr>
+          <w:lang w:val="zh_TW" w:bidi="zh_TW"/>
+        </w:rPr>
+        <w:t>拿順</w:t>
+      </w:r>
+      <w:r>
+        <w:rPr>
+          <w:lang w:val="zh_TW" w:bidi="zh_TW"/>
+        </w:rPr>
+      </w:r>
+    </w:p>
+    <w:p>
+      <w:pPr/>
+      <w:r>
+        <w:rPr>
+          <w:lang w:val="zh_TW" w:bidi="zh_TW"/>
+        </w:rPr>
+      </w:r>
+      <w:r>
+        <w:rPr>
+          <w:lang w:val="zh_TW" w:bidi="zh_TW"/>
+        </w:rPr>
+        <w:t>亞米拿達的兒子、以利沙巴的兄弟，也是撒門的父親（</w:t>
       </w:r>
       <w:hyperlink r:id="rId13">
         <w:r>
@@ -270,7 +3192,57 @@
             <w:color w:val="0000EE"/>
             <w:u w:val="single"/>
           </w:rPr>
-          <w:t>創12:9</w:t>
+          <w:t>出6:23</w:t>
+        </w:r>
+      </w:hyperlink>
+      <w:r>
+        <w:rPr>
+          <w:lang w:val="zh_TW" w:bidi="zh_TW"/>
+        </w:rPr>
+        <w:t>；</w:t>
+      </w:r>
+      <w:hyperlink r:id="rId110">
+        <w:r>
+          <w:rPr>
+            <w:lang w:val="zh_TW" w:bidi="zh_TW"/>
+          </w:rPr>
+          <w:rPr>
+            <w:color w:val="0000EE"/>
+            <w:u w:val="single"/>
+          </w:rPr>
+          <w:t>代上2:10–11</w:t>
+        </w:r>
+      </w:hyperlink>
+      <w:r>
+        <w:rPr>
+          <w:lang w:val="zh_TW" w:bidi="zh_TW"/>
+        </w:rPr>
+        <w:t>）。</w:t>
+      </w:r>
+    </w:p>
+    <w:p>
+      <w:pPr/>
+      <w:r>
+        <w:rPr>
+          <w:lang w:val="zh_TW" w:bidi="zh_TW"/>
+        </w:rPr>
+      </w:r>
+      <w:r>
+        <w:rPr>
+          <w:lang w:val="zh_TW" w:bidi="zh_TW"/>
+        </w:rPr>
+        <w:t>在以色列人曠野漂流初期，拿順是猶大支派的首領（</w:t>
+      </w:r>
+      <w:hyperlink r:id="rId111">
+        <w:r>
+          <w:rPr>
+            <w:lang w:val="zh_TW" w:bidi="zh_TW"/>
+          </w:rPr>
+          <w:rPr>
+            <w:color w:val="0000EE"/>
+            <w:u w:val="single"/>
+          </w:rPr>
+          <w:t>民1:7</w:t>
         </w:r>
       </w:hyperlink>
       <w:r>
@@ -279,16 +3251,16 @@
         </w:rPr>
         <w:t>，</w:t>
       </w:r>
-      <w:hyperlink r:id="rId14">
-        <w:r>
-          <w:rPr>
-            <w:lang w:val="zh_TW" w:bidi="zh_TW"/>
-          </w:rPr>
-          <w:rPr>
-            <w:color w:val="0000EE"/>
-            <w:u w:val="single"/>
-          </w:rPr>
-          <w:t>13:1–2</w:t>
+      <w:hyperlink r:id="rId112">
+        <w:r>
+          <w:rPr>
+            <w:lang w:val="zh_TW" w:bidi="zh_TW"/>
+          </w:rPr>
+          <w:rPr>
+            <w:color w:val="0000EE"/>
+            <w:u w:val="single"/>
+          </w:rPr>
+          <w:t>2:3</w:t>
         </w:r>
       </w:hyperlink>
       <w:r>
@@ -297,76 +3269,34 @@
         </w:rPr>
         <w:t>，</w:t>
       </w:r>
-      <w:hyperlink r:id="rId15">
-        <w:r>
-          <w:rPr>
-            <w:lang w:val="zh_TW" w:bidi="zh_TW"/>
-          </w:rPr>
-          <w:rPr>
-            <w:color w:val="0000EE"/>
-            <w:u w:val="single"/>
-          </w:rPr>
-          <w:t>20:1</w:t>
-        </w:r>
-      </w:hyperlink>
-      <w:r>
-        <w:rPr>
-          <w:lang w:val="zh_TW" w:bidi="zh_TW"/>
-        </w:rPr>
-        <w:t>）。大衛告訴迦特王亞吉，他襲擊了「猶大的南方</w:t>
-      </w:r>
-      <w:r>
-        <w:rPr>
-          <w:lang w:val="zh_TW" w:bidi="zh_TW"/>
-        </w:rPr>
-        <w:t>、 耶拉篾的南方、 基尼的南方。</w:t>
-      </w:r>
-      <w:r>
-        <w:rPr>
-          <w:lang w:val="zh_TW" w:bidi="zh_TW"/>
-        </w:rPr>
-        <w:t>」（</w:t>
-      </w:r>
-      <w:hyperlink r:id="rId16">
-        <w:r>
-          <w:rPr>
-            <w:lang w:val="zh_TW" w:bidi="zh_TW"/>
-          </w:rPr>
-          <w:rPr>
-            <w:color w:val="0000EE"/>
-            <w:u w:val="single"/>
-          </w:rPr>
-          <w:t>撒上27:10</w:t>
-        </w:r>
-      </w:hyperlink>
-      <w:r>
-        <w:rPr>
-          <w:lang w:val="zh_TW" w:bidi="zh_TW"/>
-        </w:rPr>
-        <w:t>），而被大衛俘虜的埃及人則表示亞瑪力人曾侵擾「</w:t>
-      </w:r>
-      <w:r>
-        <w:rPr>
-          <w:lang w:val="zh_TW" w:bidi="zh_TW"/>
-        </w:rPr>
-        <w:t>基利提的南方和屬猶大的地，並迦勒地的南方</w:t>
-      </w:r>
-      <w:r>
-        <w:rPr>
-          <w:lang w:val="zh_TW" w:bidi="zh_TW"/>
-        </w:rPr>
-        <w:t>」（</w:t>
-      </w:r>
-      <w:hyperlink r:id="rId17">
-        <w:r>
-          <w:rPr>
-            <w:lang w:val="zh_TW" w:bidi="zh_TW"/>
-          </w:rPr>
-          <w:rPr>
-            <w:color w:val="0000EE"/>
-            <w:u w:val="single"/>
-          </w:rPr>
-          <w:t>撒上30:14</w:t>
+      <w:hyperlink r:id="rId113">
+        <w:r>
+          <w:rPr>
+            <w:lang w:val="zh_TW" w:bidi="zh_TW"/>
+          </w:rPr>
+          <w:rPr>
+            <w:color w:val="0000EE"/>
+            <w:u w:val="single"/>
+          </w:rPr>
+          <w:t>10:14</w:t>
+        </w:r>
+      </w:hyperlink>
+      <w:r>
+        <w:rPr>
+          <w:lang w:val="zh_TW" w:bidi="zh_TW"/>
+        </w:rPr>
+        <w:t>），並代表猶大支派參與祭壇奉獻（</w:t>
+      </w:r>
+      <w:hyperlink r:id="rId114">
+        <w:r>
+          <w:rPr>
+            <w:lang w:val="zh_TW" w:bidi="zh_TW"/>
+          </w:rPr>
+          <w:rPr>
+            <w:color w:val="0000EE"/>
+            <w:u w:val="single"/>
+          </w:rPr>
+          <w:t>民7:12</w:t>
         </w:r>
       </w:hyperlink>
       <w:r>
@@ -374,6 +3304,990 @@
           <w:lang w:val="zh_TW" w:bidi="zh_TW"/>
         </w:rPr>
         <w:t>）。</w:t>
+      </w:r>
+    </w:p>
+    <w:p>
+      <w:pPr/>
+      <w:r>
+        <w:rPr>
+          <w:lang w:val="zh_TW" w:bidi="zh_TW"/>
+        </w:rPr>
+      </w:r>
+      <w:r>
+        <w:rPr>
+          <w:lang w:val="zh_TW" w:bidi="zh_TW"/>
+        </w:rPr>
+        <w:t>在</w:t>
+      </w:r>
+      <w:hyperlink r:id="rId115">
+        <w:r>
+          <w:rPr>
+            <w:lang w:val="zh_TW" w:bidi="zh_TW"/>
+          </w:rPr>
+          <w:rPr>
+            <w:color w:val="0000EE"/>
+            <w:u w:val="single"/>
+          </w:rPr>
+          <w:t>路得記四章20節</w:t>
+        </w:r>
+      </w:hyperlink>
+      <w:r>
+        <w:rPr>
+          <w:lang w:val="zh_TW" w:bidi="zh_TW"/>
+        </w:rPr>
+        <w:t>中，拿順被列為大衛的祖先，也是猶大藉由法勒斯家系而來的後裔。在馬太福音和路加福音的家譜中，拿順也被列為耶穌基督的祖先（</w:t>
+      </w:r>
+      <w:hyperlink r:id="rId116">
+        <w:r>
+          <w:rPr>
+            <w:lang w:val="zh_TW" w:bidi="zh_TW"/>
+          </w:rPr>
+          <w:rPr>
+            <w:color w:val="0000EE"/>
+            <w:u w:val="single"/>
+          </w:rPr>
+          <w:t>太1:4</w:t>
+        </w:r>
+      </w:hyperlink>
+      <w:r>
+        <w:rPr>
+          <w:lang w:val="zh_TW" w:bidi="zh_TW"/>
+        </w:rPr>
+        <w:t>；</w:t>
+      </w:r>
+      <w:hyperlink r:id="rId117">
+        <w:r>
+          <w:rPr>
+            <w:lang w:val="zh_TW" w:bidi="zh_TW"/>
+          </w:rPr>
+          <w:rPr>
+            <w:color w:val="0000EE"/>
+            <w:u w:val="single"/>
+          </w:rPr>
+          <w:t>路3:32</w:t>
+        </w:r>
+      </w:hyperlink>
+      <w:r>
+        <w:rPr>
+          <w:lang w:val="zh_TW" w:bidi="zh_TW"/>
+        </w:rPr>
+        <w:t>）。</w:t>
+      </w:r>
+      <w:r>
+        <w:rPr>
+          <w:lang w:val="zh_TW" w:bidi="zh_TW"/>
+        </w:rPr>
+      </w:r>
+      <w:r>
+        <w:rPr>
+          <w:lang w:val="zh_TW" w:bidi="zh_TW"/>
+        </w:rPr>
+      </w:r>
+    </w:p>
+    <w:p>
+      <w:pPr/>
+      <w:r>
+        <w:rPr>
+          <w:lang w:val="zh_TW" w:bidi="zh_TW"/>
+        </w:rPr>
+      </w:r>
+    </w:p>
+    <w:p>
+      <w:pPr>
+        <w:pStyle w:val="Heading2"/>
+      </w:pPr>
+      <w:r>
+        <w:rPr>
+          <w:lang w:val="zh_TW" w:bidi="zh_TW"/>
+        </w:rPr>
+        <w:t>拿順（Naashon）</w:t>
+      </w:r>
+      <w:r>
+        <w:rPr>
+          <w:lang w:val="zh_TW" w:bidi="zh_TW"/>
+        </w:rPr>
+      </w:r>
+    </w:p>
+    <w:p>
+      <w:pPr/>
+      <w:r>
+        <w:rPr>
+          <w:lang w:val="zh_TW" w:bidi="zh_TW"/>
+        </w:rPr>
+      </w:r>
+      <w:r>
+        <w:rPr>
+          <w:lang w:val="zh_TW" w:bidi="zh_TW"/>
+        </w:rPr>
+        <w:t>有英文譯本在</w:t>
+      </w:r>
+      <w:hyperlink r:id="rId13">
+        <w:r>
+          <w:rPr>
+            <w:lang w:val="zh_TW" w:bidi="zh_TW"/>
+          </w:rPr>
+          <w:rPr>
+            <w:color w:val="0000EE"/>
+            <w:u w:val="single"/>
+          </w:rPr>
+          <w:t>出埃及記六章23節</w:t>
+        </w:r>
+      </w:hyperlink>
+      <w:r>
+        <w:rPr>
+          <w:lang w:val="zh_TW" w:bidi="zh_TW"/>
+        </w:rPr>
+        <w:t>將亞米拿達的兒子拿順（Nahshon）拼寫為Naashon。</w:t>
+      </w:r>
+    </w:p>
+    <w:p>
+      <w:pPr/>
+      <w:r>
+        <w:rPr>
+          <w:lang w:val="zh_TW" w:bidi="zh_TW"/>
+        </w:rPr>
+      </w:r>
+      <w:r>
+        <w:rPr>
+          <w:i/>
+          <w:lang w:val="zh_TW" w:bidi="zh_TW"/>
+        </w:rPr>
+        <w:t>見</w:t>
+      </w:r>
+      <w:r>
+        <w:rPr>
+          <w:lang w:val="zh_TW" w:bidi="zh_TW"/>
+        </w:rPr>
+        <w:t xml:space="preserve"> </w:t>
+      </w:r>
+      <w:r>
+        <w:rPr>
+          <w:lang w:val="zh_TW" w:bidi="zh_TW"/>
+        </w:rPr>
+        <w:t>拿順（Nahshon）</w:t>
+      </w:r>
+      <w:r>
+        <w:rPr>
+          <w:lang w:val="zh_TW" w:bidi="zh_TW"/>
+        </w:rPr>
+        <w:t>。</w:t>
+      </w:r>
+      <w:r>
+        <w:rPr>
+          <w:lang w:val="zh_TW" w:bidi="zh_TW"/>
+        </w:rPr>
+      </w:r>
+      <w:r>
+        <w:rPr>
+          <w:lang w:val="zh_TW" w:bidi="zh_TW"/>
+        </w:rPr>
+      </w:r>
+    </w:p>
+    <w:p>
+      <w:pPr/>
+      <w:r>
+        <w:rPr>
+          <w:lang w:val="zh_TW" w:bidi="zh_TW"/>
+        </w:rPr>
+      </w:r>
+    </w:p>
+    <w:p>
+      <w:pPr>
+        <w:pStyle w:val="Heading2"/>
+      </w:pPr>
+      <w:r>
+        <w:rPr>
+          <w:lang w:val="zh_TW" w:bidi="zh_TW"/>
+        </w:rPr>
+        <w:t>拿細耳人（Nazarite*, Nazirite）</w:t>
+      </w:r>
+      <w:r>
+        <w:rPr>
+          <w:lang w:val="zh_TW" w:bidi="zh_TW"/>
+        </w:rPr>
+      </w:r>
+    </w:p>
+    <w:p>
+      <w:pPr/>
+      <w:r>
+        <w:rPr>
+          <w:lang w:val="zh_TW" w:bidi="zh_TW"/>
+        </w:rPr>
+      </w:r>
+      <w:r>
+        <w:rPr>
+          <w:lang w:val="zh_TW" w:bidi="zh_TW"/>
+        </w:rPr>
+        <w:t>指終身蒙神揀選作拿細耳人的人，或在一段指定期間內因向神許願而分別為聖的人。拿細耳人（Nazirite，亦作Nazarite）藉著自願約束自己，預備承擔某項特別的事奉（</w:t>
+      </w:r>
+      <w:hyperlink r:id="rId118">
+        <w:r>
+          <w:rPr>
+            <w:lang w:val="zh_TW" w:bidi="zh_TW"/>
+          </w:rPr>
+          <w:rPr>
+            <w:color w:val="0000EE"/>
+            <w:u w:val="single"/>
+          </w:rPr>
+          <w:t>民6:1–21</w:t>
+        </w:r>
+      </w:hyperlink>
+      <w:r>
+        <w:rPr>
+          <w:lang w:val="zh_TW" w:bidi="zh_TW"/>
+        </w:rPr>
+        <w:t>）。</w:t>
+      </w:r>
+    </w:p>
+    <w:p>
+      <w:pPr/>
+      <w:r>
+        <w:rPr>
+          <w:lang w:val="zh_TW" w:bidi="zh_TW"/>
+        </w:rPr>
+      </w:r>
+      <w:r>
+        <w:rPr>
+          <w:lang w:val="zh_TW" w:bidi="zh_TW"/>
+        </w:rPr>
+        <w:t>以色列傳統認為，拿細耳人是終身分別為聖的人。參孫是古代拿細耳人的英雄。他藉著母親所許的願，「歸神作拿細耳人」（</w:t>
+      </w:r>
+      <w:hyperlink r:id="rId119">
+        <w:r>
+          <w:rPr>
+            <w:lang w:val="zh_TW" w:bidi="zh_TW"/>
+          </w:rPr>
+          <w:rPr>
+            <w:color w:val="0000EE"/>
+            <w:u w:val="single"/>
+          </w:rPr>
+          <w:t>士13:5，</w:t>
+        </w:r>
+      </w:hyperlink>
+      <w:hyperlink r:id="rId120">
+        <w:r>
+          <w:rPr>
+            <w:lang w:val="zh_TW" w:bidi="zh_TW"/>
+          </w:rPr>
+          <w:rPr>
+            <w:color w:val="0000EE"/>
+            <w:u w:val="single"/>
+          </w:rPr>
+          <w:t>16:17</w:t>
+        </w:r>
+      </w:hyperlink>
+      <w:r>
+        <w:rPr>
+          <w:lang w:val="zh_TW" w:bidi="zh_TW"/>
+        </w:rPr>
+        <w:t>），並且守著這個誓願「一直到死」（</w:t>
+      </w:r>
+      <w:hyperlink r:id="rId121">
+        <w:r>
+          <w:rPr>
+            <w:lang w:val="zh_TW" w:bidi="zh_TW"/>
+          </w:rPr>
+          <w:rPr>
+            <w:color w:val="0000EE"/>
+            <w:u w:val="single"/>
+          </w:rPr>
+          <w:t>13:7</w:t>
+        </w:r>
+      </w:hyperlink>
+      <w:r>
+        <w:rPr>
+          <w:lang w:val="zh_TW" w:bidi="zh_TW"/>
+        </w:rPr>
+        <w:t>）。參孫只要不剪髮，他就能領受耶和華的靈，因此能施展驚人的力量。</w:t>
+      </w:r>
+    </w:p>
+    <w:p>
+      <w:pPr/>
+      <w:r>
+        <w:rPr>
+          <w:lang w:val="zh_TW" w:bidi="zh_TW"/>
+        </w:rPr>
+      </w:r>
+      <w:r>
+        <w:rPr>
+          <w:lang w:val="zh_TW" w:bidi="zh_TW"/>
+        </w:rPr>
+        <w:t>早期拿細耳人的誓願可能與聖戰儀式有關。參戰的人分別為聖歸給神，並且可能留長頭髮（</w:t>
+      </w:r>
+      <w:hyperlink r:id="rId119">
+        <w:r>
+          <w:rPr>
+            <w:lang w:val="zh_TW" w:bidi="zh_TW"/>
+          </w:rPr>
+          <w:rPr>
+            <w:color w:val="0000EE"/>
+            <w:u w:val="single"/>
+          </w:rPr>
+          <w:t>士13:5</w:t>
+        </w:r>
+      </w:hyperlink>
+      <w:r>
+        <w:rPr>
+          <w:lang w:val="zh_TW" w:bidi="zh_TW"/>
+        </w:rPr>
+        <w:t>）。先知撒母耳因著母親所許「不用剃頭刀剃他的頭」的願，所以他沒有剪髮（</w:t>
+      </w:r>
+      <w:hyperlink r:id="rId122">
+        <w:r>
+          <w:rPr>
+            <w:lang w:val="zh_TW" w:bidi="zh_TW"/>
+          </w:rPr>
+          <w:rPr>
+            <w:color w:val="0000EE"/>
+            <w:u w:val="single"/>
+          </w:rPr>
+          <w:t>撒上1:11</w:t>
+        </w:r>
+      </w:hyperlink>
+      <w:r>
+        <w:rPr>
+          <w:lang w:val="zh_TW" w:bidi="zh_TW"/>
+        </w:rPr>
+        <w:t>）；七十士譯本還補充說他不可喝酒。拿細耳人留長頭髮的誓願，象徵分別為聖歸給神事奉，在以色列早期領袖受神靈特別感動的時代尤其普遍。</w:t>
+      </w:r>
+    </w:p>
+    <w:p>
+      <w:pPr/>
+      <w:r>
+        <w:rPr>
+          <w:lang w:val="zh_TW" w:bidi="zh_TW"/>
+        </w:rPr>
+      </w:r>
+      <w:r>
+        <w:rPr>
+          <w:lang w:val="zh_TW" w:bidi="zh_TW"/>
+        </w:rPr>
+        <w:t>後來，拿細耳人的制度發展成一種禮儀，讓人暫時將自己分別為聖歸給神。在分別為聖期間，許願的人不可喝酒，任由頭髮生長，並且避免接觸屍體。</w:t>
+      </w:r>
+    </w:p>
+    <w:p>
+      <w:pPr/>
+      <w:r>
+        <w:rPr>
+          <w:lang w:val="zh_TW" w:bidi="zh_TW"/>
+        </w:rPr>
+      </w:r>
+      <w:r>
+        <w:rPr>
+          <w:lang w:val="zh_TW" w:bidi="zh_TW"/>
+        </w:rPr>
+        <w:t>未剪的頭髮象徵力量和生命。這或許就是「拿細耳（nazir）」一詞，用來描述雅各對約瑟的祝福（</w:t>
+      </w:r>
+      <w:hyperlink r:id="rId123">
+        <w:r>
+          <w:rPr>
+            <w:lang w:val="zh_TW" w:bidi="zh_TW"/>
+          </w:rPr>
+          <w:rPr>
+            <w:color w:val="0000EE"/>
+            <w:u w:val="single"/>
+          </w:rPr>
+          <w:t>創49:26</w:t>
+        </w:r>
+      </w:hyperlink>
+      <w:r>
+        <w:rPr>
+          <w:lang w:val="zh_TW" w:bidi="zh_TW"/>
+        </w:rPr>
+        <w:t>）和摩西對約瑟的祝福（</w:t>
+      </w:r>
+      <w:hyperlink r:id="rId124">
+        <w:r>
+          <w:rPr>
+            <w:lang w:val="zh_TW" w:bidi="zh_TW"/>
+          </w:rPr>
+          <w:rPr>
+            <w:color w:val="0000EE"/>
+            <w:u w:val="single"/>
+          </w:rPr>
+          <w:t>申33:16</w:t>
+        </w:r>
+      </w:hyperlink>
+      <w:r>
+        <w:rPr>
+          <w:lang w:val="zh_TW" w:bidi="zh_TW"/>
+        </w:rPr>
+        <w:t>）時，所要表達的意思。安息年或禧年沒有修剪的葡萄樹，也稱為「拿細耳（nazir）」。</w:t>
+      </w:r>
+    </w:p>
+    <w:p>
+      <w:pPr/>
+      <w:r>
+        <w:rPr>
+          <w:lang w:val="zh_TW" w:bidi="zh_TW"/>
+        </w:rPr>
+      </w:r>
+      <w:r>
+        <w:rPr>
+          <w:lang w:val="zh_TW" w:bidi="zh_TW"/>
+        </w:rPr>
+        <w:t>到了後期，人們視觸摸屍體或接近屍體為違反拿細耳人誓願最嚴重的情況。如果有人死在拿細耳人面前，拿細耳人就成為不潔。這樣受玷污的拿細耳人，要在潔淨之日「剃頭」。然後，他要帶兩隻雛鴿交給祭司，其中一隻獻作贖罪祭；最後，還要獻一隻公綿羊羔作贖愆祭（</w:t>
+      </w:r>
+      <w:hyperlink r:id="rId125">
+        <w:r>
+          <w:rPr>
+            <w:lang w:val="zh_TW" w:bidi="zh_TW"/>
+          </w:rPr>
+          <w:rPr>
+            <w:color w:val="0000EE"/>
+            <w:u w:val="single"/>
+          </w:rPr>
+          <w:t>民6:9–12</w:t>
+        </w:r>
+      </w:hyperlink>
+      <w:r>
+        <w:rPr>
+          <w:lang w:val="zh_TW" w:bidi="zh_TW"/>
+        </w:rPr>
+        <w:t>）。因為沾染不潔，拿細耳人必須重新開始分別為聖的日子。</w:t>
+      </w:r>
+    </w:p>
+    <w:p>
+      <w:pPr/>
+      <w:r>
+        <w:rPr>
+          <w:lang w:val="zh_TW" w:bidi="zh_TW"/>
+        </w:rPr>
+      </w:r>
+      <w:r>
+        <w:rPr>
+          <w:lang w:val="zh_TW" w:bidi="zh_TW"/>
+        </w:rPr>
+        <w:t>分別為聖的期限結束後，他要藉著一項禮儀結束拿細耳人的身分：他要獻贖罪祭和平安祭，然後剃去頭髮，並把頭髮焚燒。此後，拿細耳人便恢復正常生活，也可以喝酒（</w:t>
+      </w:r>
+      <w:hyperlink r:id="rId126">
+        <w:r>
+          <w:rPr>
+            <w:lang w:val="zh_TW" w:bidi="zh_TW"/>
+          </w:rPr>
+          <w:rPr>
+            <w:color w:val="0000EE"/>
+            <w:u w:val="single"/>
+          </w:rPr>
+          <w:t>民6:13–21</w:t>
+        </w:r>
+      </w:hyperlink>
+      <w:r>
+        <w:rPr>
+          <w:lang w:val="zh_TW" w:bidi="zh_TW"/>
+        </w:rPr>
+        <w:t>）。</w:t>
+      </w:r>
+    </w:p>
+    <w:p>
+      <w:pPr/>
+      <w:r>
+        <w:rPr>
+          <w:lang w:val="zh_TW" w:bidi="zh_TW"/>
+        </w:rPr>
+      </w:r>
+      <w:r>
+        <w:rPr>
+          <w:lang w:val="zh_TW" w:bidi="zh_TW"/>
+        </w:rPr>
+        <w:t>到了新約聖經時代，保羅曾在堅革哩完成類似的誓願（</w:t>
+      </w:r>
+      <w:hyperlink r:id="rId127">
+        <w:r>
+          <w:rPr>
+            <w:lang w:val="zh_TW" w:bidi="zh_TW"/>
+          </w:rPr>
+          <w:rPr>
+            <w:color w:val="0000EE"/>
+            <w:u w:val="single"/>
+          </w:rPr>
+          <w:t>徒18:18</w:t>
+        </w:r>
+      </w:hyperlink>
+      <w:r>
+        <w:rPr>
+          <w:lang w:val="zh_TW" w:bidi="zh_TW"/>
+        </w:rPr>
+        <w:t>），後來又在耶路撒冷與另外四位拿細耳人一同完成這樣的誓願（</w:t>
+      </w:r>
+      <w:hyperlink r:id="rId128">
+        <w:r>
+          <w:rPr>
+            <w:lang w:val="zh_TW" w:bidi="zh_TW"/>
+          </w:rPr>
+          <w:rPr>
+            <w:color w:val="0000EE"/>
+            <w:u w:val="single"/>
+          </w:rPr>
+          <w:t>徒21:23–24</w:t>
+        </w:r>
+      </w:hyperlink>
+      <w:r>
+        <w:rPr>
+          <w:lang w:val="zh_TW" w:bidi="zh_TW"/>
+        </w:rPr>
+        <w:t>）。根據《塔木德》（Talmud），分別為聖的期間通常為三十天。富人資助貧窮的拿細耳人購買獻祭所需的祭物，也是當時的慣例。在馬加比時期，由於聖殿遭到褻瀆，拿細耳人無法完成他們的禮儀（</w:t>
+      </w:r>
+      <w:hyperlink r:id="rId129">
+        <w:r>
+          <w:rPr>
+            <w:lang w:val="zh_TW" w:bidi="zh_TW"/>
+          </w:rPr>
+          <w:rPr>
+            <w:color w:val="0000EE"/>
+            <w:u w:val="single"/>
+          </w:rPr>
+          <w:t>馬加比一書3:49–51</w:t>
+        </w:r>
+      </w:hyperlink>
+      <w:r>
+        <w:rPr>
+          <w:lang w:val="zh_TW" w:bidi="zh_TW"/>
+        </w:rPr>
+        <w:t>）。</w:t>
+      </w:r>
+      <w:r>
+        <w:rPr>
+          <w:lang w:val="zh_TW" w:bidi="zh_TW"/>
+        </w:rPr>
+      </w:r>
+      <w:r>
+        <w:rPr>
+          <w:lang w:val="zh_TW" w:bidi="zh_TW"/>
+        </w:rPr>
+      </w:r>
+    </w:p>
+    <w:p>
+      <w:pPr/>
+      <w:r>
+        <w:rPr>
+          <w:lang w:val="zh_TW" w:bidi="zh_TW"/>
+        </w:rPr>
+      </w:r>
+    </w:p>
+    <w:p>
+      <w:pPr>
+        <w:pStyle w:val="Heading2"/>
+      </w:pPr>
+      <w:r>
+        <w:rPr>
+          <w:lang w:val="zh_TW" w:bidi="zh_TW"/>
+        </w:rPr>
+        <w:t>那地的人</w:t>
+      </w:r>
+      <w:r>
+        <w:rPr>
+          <w:lang w:val="zh_TW" w:bidi="zh_TW"/>
+        </w:rPr>
+      </w:r>
+    </w:p>
+    <w:p>
+      <w:pPr/>
+      <w:r>
+        <w:rPr>
+          <w:lang w:val="zh_TW" w:bidi="zh_TW"/>
+        </w:rPr>
+      </w:r>
+      <w:r>
+        <w:rPr>
+          <w:lang w:val="zh_TW" w:bidi="zh_TW"/>
+        </w:rPr>
+        <w:t>「那地的人」這個片語出自希伯來文</w:t>
+      </w:r>
+      <w:r>
+        <w:rPr>
+          <w:i/>
+          <w:lang w:val="zh_TW" w:bidi="zh_TW"/>
+        </w:rPr>
+        <w:t>‘Am-Ha’arets。</w:t>
+      </w:r>
+      <w:r>
+        <w:rPr>
+          <w:lang w:val="zh_TW" w:bidi="zh_TW"/>
+        </w:rPr>
+        <w:t xml:space="preserve"> 一般而言，</w:t>
+      </w:r>
+      <w:r>
+        <w:rPr>
+          <w:i/>
+          <w:lang w:val="zh_TW" w:bidi="zh_TW"/>
+        </w:rPr>
+        <w:t>‘Am-Ha’arets</w:t>
+      </w:r>
+      <w:r>
+        <w:rPr>
+          <w:lang w:val="zh_TW" w:bidi="zh_TW"/>
+        </w:rPr>
+        <w:t>可以指某個政治或民族群體，例如：</w:t>
+      </w:r>
+    </w:p>
+    <w:p>
+      <w:pPr>
+        <w:pStyle w:val="ListBullet"/>
+        <w:spacing w:line="240" w:lineRule="auto"/>
+        <w:ind w:left="720"/>
+      </w:pPr>
+      <w:r>
+        <w:rPr>
+          <w:lang w:val="zh_TW" w:bidi="zh_TW"/>
+        </w:rPr>
+      </w:r>
+      <w:r>
+        <w:rPr>
+          <w:lang w:val="zh_TW" w:bidi="zh_TW"/>
+        </w:rPr>
+        <w:t>赫的子孫，就是赫人（</w:t>
+      </w:r>
+      <w:hyperlink r:id="rId130">
+        <w:r>
+          <w:rPr>
+            <w:lang w:val="zh_TW" w:bidi="zh_TW"/>
+          </w:rPr>
+          <w:rPr>
+            <w:color w:val="0000EE"/>
+            <w:u w:val="single"/>
+          </w:rPr>
+          <w:t>創23:7</w:t>
+        </w:r>
+      </w:hyperlink>
+      <w:r>
+        <w:rPr>
+          <w:lang w:val="zh_TW" w:bidi="zh_TW"/>
+        </w:rPr>
+        <w:t>）</w:t>
+      </w:r>
+    </w:p>
+    <w:p>
+      <w:pPr>
+        <w:pStyle w:val="ListBullet"/>
+        <w:spacing w:line="240" w:lineRule="auto"/>
+        <w:ind w:left="720"/>
+      </w:pPr>
+      <w:r>
+        <w:rPr>
+          <w:lang w:val="zh_TW" w:bidi="zh_TW"/>
+        </w:rPr>
+      </w:r>
+      <w:r>
+        <w:rPr>
+          <w:lang w:val="zh_TW" w:bidi="zh_TW"/>
+        </w:rPr>
+        <w:t>埃及人（</w:t>
+      </w:r>
+      <w:hyperlink r:id="rId131">
+        <w:r>
+          <w:rPr>
+            <w:lang w:val="zh_TW" w:bidi="zh_TW"/>
+          </w:rPr>
+          <w:rPr>
+            <w:color w:val="0000EE"/>
+            <w:u w:val="single"/>
+          </w:rPr>
+          <w:t>創42:6</w:t>
+        </w:r>
+      </w:hyperlink>
+      <w:r>
+        <w:rPr>
+          <w:lang w:val="zh_TW" w:bidi="zh_TW"/>
+        </w:rPr>
+        <w:t>）</w:t>
+      </w:r>
+    </w:p>
+    <w:p>
+      <w:pPr>
+        <w:pStyle w:val="ListBullet"/>
+        <w:spacing w:line="240" w:lineRule="auto"/>
+        <w:ind w:left="720"/>
+      </w:pPr>
+      <w:r>
+        <w:rPr>
+          <w:lang w:val="zh_TW" w:bidi="zh_TW"/>
+        </w:rPr>
+      </w:r>
+      <w:r>
+        <w:rPr>
+          <w:lang w:val="zh_TW" w:bidi="zh_TW"/>
+        </w:rPr>
+        <w:t>以色列人（</w:t>
+      </w:r>
+      <w:hyperlink r:id="rId132">
+        <w:r>
+          <w:rPr>
+            <w:lang w:val="zh_TW" w:bidi="zh_TW"/>
+          </w:rPr>
+          <w:rPr>
+            <w:color w:val="0000EE"/>
+            <w:u w:val="single"/>
+          </w:rPr>
+          <w:t>出5:5</w:t>
+        </w:r>
+      </w:hyperlink>
+      <w:r>
+        <w:rPr>
+          <w:lang w:val="zh_TW" w:bidi="zh_TW"/>
+        </w:rPr>
+        <w:t>）</w:t>
+      </w:r>
+    </w:p>
+    <w:p>
+      <w:pPr>
+        <w:pStyle w:val="ListBullet"/>
+        <w:spacing w:line="240" w:lineRule="auto"/>
+        <w:ind w:left="720"/>
+      </w:pPr>
+      <w:r>
+        <w:rPr>
+          <w:lang w:val="zh_TW" w:bidi="zh_TW"/>
+        </w:rPr>
+      </w:r>
+      <w:r>
+        <w:rPr>
+          <w:lang w:val="zh_TW" w:bidi="zh_TW"/>
+        </w:rPr>
+        <w:t>迦南諸國的民族（</w:t>
+      </w:r>
+      <w:hyperlink r:id="rId133">
+        <w:r>
+          <w:rPr>
+            <w:lang w:val="zh_TW" w:bidi="zh_TW"/>
+          </w:rPr>
+          <w:rPr>
+            <w:color w:val="0000EE"/>
+            <w:u w:val="single"/>
+          </w:rPr>
+          <w:t>民13:28</w:t>
+        </w:r>
+      </w:hyperlink>
+      <w:r>
+        <w:rPr>
+          <w:lang w:val="zh_TW" w:bidi="zh_TW"/>
+        </w:rPr>
+        <w:t>；</w:t>
+      </w:r>
+      <w:hyperlink r:id="rId134">
+        <w:r>
+          <w:rPr>
+            <w:lang w:val="zh_TW" w:bidi="zh_TW"/>
+          </w:rPr>
+          <w:rPr>
+            <w:color w:val="0000EE"/>
+            <w:u w:val="single"/>
+          </w:rPr>
+          <w:t>尼9:24</w:t>
+        </w:r>
+      </w:hyperlink>
+      <w:r>
+        <w:rPr>
+          <w:lang w:val="zh_TW" w:bidi="zh_TW"/>
+        </w:rPr>
+        <w:t>）</w:t>
+      </w:r>
+    </w:p>
+    <w:p>
+      <w:pPr>
+        <w:pStyle w:val="ListBullet"/>
+        <w:spacing w:line="240" w:lineRule="auto"/>
+        <w:ind w:left="720"/>
+      </w:pPr>
+      <w:r>
+        <w:rPr>
+          <w:lang w:val="zh_TW" w:bidi="zh_TW"/>
+        </w:rPr>
+      </w:r>
+      <w:r>
+        <w:rPr>
+          <w:lang w:val="zh_TW" w:bidi="zh_TW"/>
+        </w:rPr>
+        <w:t>亞捫人（</w:t>
+      </w:r>
+      <w:hyperlink r:id="rId135">
+        <w:r>
+          <w:rPr>
+            <w:lang w:val="zh_TW" w:bidi="zh_TW"/>
+          </w:rPr>
+          <w:rPr>
+            <w:color w:val="0000EE"/>
+            <w:u w:val="single"/>
+          </w:rPr>
+          <w:t>民21:34</w:t>
+        </w:r>
+      </w:hyperlink>
+      <w:r>
+        <w:rPr>
+          <w:lang w:val="zh_TW" w:bidi="zh_TW"/>
+        </w:rPr>
+        <w:t>）</w:t>
+      </w:r>
+    </w:p>
+    <w:p>
+      <w:pPr/>
+      <w:r>
+        <w:rPr>
+          <w:lang w:val="zh_TW" w:bidi="zh_TW"/>
+        </w:rPr>
+      </w:r>
+      <w:r>
+        <w:rPr>
+          <w:lang w:val="zh_TW" w:bidi="zh_TW"/>
+        </w:rPr>
+        <w:t>隨著以色列成為一個民族，這個詞的意思就改變了。它開始指一般百姓，也就是不屬於宗教或政治領袖的人（</w:t>
+      </w:r>
+      <w:hyperlink r:id="rId136">
+        <w:r>
+          <w:rPr>
+            <w:lang w:val="zh_TW" w:bidi="zh_TW"/>
+          </w:rPr>
+          <w:rPr>
+            <w:color w:val="0000EE"/>
+            <w:u w:val="single"/>
+          </w:rPr>
+          <w:t>王下11:14–20</w:t>
+        </w:r>
+      </w:hyperlink>
+      <w:r>
+        <w:rPr>
+          <w:lang w:val="zh_TW" w:bidi="zh_TW"/>
+        </w:rPr>
+        <w:t>，</w:t>
+      </w:r>
+      <w:hyperlink r:id="rId137">
+        <w:r>
+          <w:rPr>
+            <w:lang w:val="zh_TW" w:bidi="zh_TW"/>
+          </w:rPr>
+          <w:rPr>
+            <w:color w:val="0000EE"/>
+            <w:u w:val="single"/>
+          </w:rPr>
+          <w:t>25:3</w:t>
+        </w:r>
+      </w:hyperlink>
+      <w:r>
+        <w:rPr>
+          <w:lang w:val="zh_TW" w:bidi="zh_TW"/>
+        </w:rPr>
+        <w:t>；</w:t>
+      </w:r>
+      <w:hyperlink r:id="rId138">
+        <w:r>
+          <w:rPr>
+            <w:lang w:val="zh_TW" w:bidi="zh_TW"/>
+          </w:rPr>
+          <w:rPr>
+            <w:color w:val="0000EE"/>
+            <w:u w:val="single"/>
+          </w:rPr>
+          <w:t>代下33:25</w:t>
+        </w:r>
+      </w:hyperlink>
+      <w:r>
+        <w:rPr>
+          <w:lang w:val="zh_TW" w:bidi="zh_TW"/>
+        </w:rPr>
+        <w:t>；</w:t>
+      </w:r>
+      <w:hyperlink r:id="rId139">
+        <w:r>
+          <w:rPr>
+            <w:lang w:val="zh_TW" w:bidi="zh_TW"/>
+          </w:rPr>
+          <w:rPr>
+            <w:color w:val="0000EE"/>
+            <w:u w:val="single"/>
+          </w:rPr>
+          <w:t>耶52:25</w:t>
+        </w:r>
+      </w:hyperlink>
+      <w:r>
+        <w:rPr>
+          <w:lang w:val="zh_TW" w:bidi="zh_TW"/>
+        </w:rPr>
+        <w:t>）。後來，許多猶大人從巴比倫被擄歸回之後，這個詞又衍生出新的意思，它被用來形容那些與其它民族通婚的猶大人。以斯拉和跟從他的人通常不與這些通婚的家庭來往（</w:t>
+      </w:r>
+      <w:hyperlink r:id="rId140">
+        <w:r>
+          <w:rPr>
+            <w:lang w:val="zh_TW" w:bidi="zh_TW"/>
+          </w:rPr>
+          <w:rPr>
+            <w:color w:val="0000EE"/>
+            <w:u w:val="single"/>
+          </w:rPr>
+          <w:t>拉4:4</w:t>
+        </w:r>
+      </w:hyperlink>
+      <w:r>
+        <w:rPr>
+          <w:lang w:val="zh_TW" w:bidi="zh_TW"/>
+        </w:rPr>
+        <w:t>，</w:t>
+      </w:r>
+      <w:hyperlink r:id="rId141">
+        <w:r>
+          <w:rPr>
+            <w:lang w:val="zh_TW" w:bidi="zh_TW"/>
+          </w:rPr>
+          <w:rPr>
+            <w:color w:val="0000EE"/>
+            <w:u w:val="single"/>
+          </w:rPr>
+          <w:t>10:2</w:t>
+        </w:r>
+      </w:hyperlink>
+      <w:r>
+        <w:rPr>
+          <w:lang w:val="zh_TW" w:bidi="zh_TW"/>
+        </w:rPr>
+        <w:t>、</w:t>
+      </w:r>
+      <w:hyperlink r:id="rId141">
+        <w:r>
+          <w:rPr>
+            <w:lang w:val="zh_TW" w:bidi="zh_TW"/>
+          </w:rPr>
+          <w:rPr>
+            <w:color w:val="0000EE"/>
+            <w:u w:val="single"/>
+          </w:rPr>
+          <w:t>11</w:t>
+        </w:r>
+      </w:hyperlink>
+      <w:r>
+        <w:rPr>
+          <w:lang w:val="zh_TW" w:bidi="zh_TW"/>
+        </w:rPr>
+        <w:t>；</w:t>
+      </w:r>
+      <w:hyperlink r:id="rId142">
+        <w:r>
+          <w:rPr>
+            <w:lang w:val="zh_TW" w:bidi="zh_TW"/>
+          </w:rPr>
+          <w:rPr>
+            <w:color w:val="0000EE"/>
+            <w:u w:val="single"/>
+          </w:rPr>
+          <w:t>尼10:28–31</w:t>
+        </w:r>
+      </w:hyperlink>
+      <w:r>
+        <w:rPr>
+          <w:lang w:val="zh_TW" w:bidi="zh_TW"/>
+        </w:rPr>
+        <w:t>）。再後來，拉比猶太教將那些不能遵行全部律法的猶太人稱為</w:t>
+      </w:r>
+      <w:r>
+        <w:rPr>
+          <w:i/>
+          <w:lang w:val="zh_TW" w:bidi="zh_TW"/>
+        </w:rPr>
+        <w:t>‘Am-Ha’arets</w:t>
+      </w:r>
+      <w:r>
+        <w:rPr>
+          <w:lang w:val="zh_TW" w:bidi="zh_TW"/>
+        </w:rPr>
+        <w:t>。</w:t>
       </w:r>
       <w:r>
         <w:rPr>
@@ -2275,6 +6189,30 @@
   </w:num>
   <w:num w:numId="13" w16cid:durableId="592781308">
     <w:abstractNumId w:val="11"/>
+  </w:num>
+  <w:num w:numId="14">
+    <w:abstractNumId w:val="3"/>
+    <w:lvlOverride w:ilvl="0">
+      <w:startOverride w:val="1"/>
+    </w:lvlOverride>
+  </w:num>
+  <w:num w:numId="15">
+    <w:abstractNumId w:val="3"/>
+    <w:lvlOverride w:ilvl="0">
+      <w:startOverride w:val="1"/>
+    </w:lvlOverride>
+  </w:num>
+  <w:num w:numId="16">
+    <w:abstractNumId w:val="3"/>
+    <w:lvlOverride w:ilvl="0">
+      <w:startOverride w:val="1"/>
+    </w:lvlOverride>
+  </w:num>
+  <w:num w:numId="17">
+    <w:abstractNumId w:val="3"/>
+    <w:lvlOverride w:ilvl="0">
+      <w:startOverride w:val="1"/>
+    </w:lvlOverride>
   </w:num>
   <w:numIdMacAtCleanup w:val="10"/>
 </w:numbering>

--- a/zht/docx/113.content.docx
+++ b/zht/docx/113.content.docx
@@ -241,90 +241,60 @@
         </w:rPr>
         <w:t>亞倫和以利沙巴（亞米拿達的女兒）的長子（</w:t>
       </w:r>
-      <w:hyperlink r:id="rId13">
-        <w:r>
-          <w:rPr>
-            <w:lang w:val="zh_TW" w:bidi="zh_TW"/>
-          </w:rPr>
-          <w:rPr>
-            <w:color w:val="0000EE"/>
-            <w:u w:val="single"/>
-          </w:rPr>
-          <w:t>出6:23</w:t>
-        </w:r>
-      </w:hyperlink>
+      <w:r>
+        <w:rPr>
+          <w:lang w:val="zh_TW" w:bidi="zh_TW"/>
+        </w:rPr>
+        <w:t>出6:23</w:t>
+      </w:r>
       <w:r>
         <w:rPr>
           <w:lang w:val="zh_TW" w:bidi="zh_TW"/>
         </w:rPr>
         <w:t>；</w:t>
       </w:r>
-      <w:hyperlink r:id="rId14">
-        <w:r>
-          <w:rPr>
-            <w:lang w:val="zh_TW" w:bidi="zh_TW"/>
-          </w:rPr>
-          <w:rPr>
-            <w:color w:val="0000EE"/>
-            <w:u w:val="single"/>
-          </w:rPr>
-          <w:t>民3:2</w:t>
-        </w:r>
-      </w:hyperlink>
+      <w:r>
+        <w:rPr>
+          <w:lang w:val="zh_TW" w:bidi="zh_TW"/>
+        </w:rPr>
+        <w:t>民3:2</w:t>
+      </w:r>
       <w:r>
         <w:rPr>
           <w:lang w:val="zh_TW" w:bidi="zh_TW"/>
         </w:rPr>
         <w:t>；</w:t>
       </w:r>
-      <w:hyperlink r:id="rId15">
-        <w:r>
-          <w:rPr>
-            <w:lang w:val="zh_TW" w:bidi="zh_TW"/>
-          </w:rPr>
-          <w:rPr>
-            <w:color w:val="0000EE"/>
-            <w:u w:val="single"/>
-          </w:rPr>
-          <w:t>代上24:1</w:t>
-        </w:r>
-      </w:hyperlink>
+      <w:r>
+        <w:rPr>
+          <w:lang w:val="zh_TW" w:bidi="zh_TW"/>
+        </w:rPr>
+        <w:t>代上24:1</w:t>
+      </w:r>
       <w:r>
         <w:rPr>
           <w:lang w:val="zh_TW" w:bidi="zh_TW"/>
         </w:rPr>
         <w:t>）。拿答與父親和兄弟一同成為以色列最早的一批祭司。他曾在西奈山參與神與以色列人的立約儀式（</w:t>
       </w:r>
-      <w:hyperlink r:id="rId16">
-        <w:r>
-          <w:rPr>
-            <w:lang w:val="zh_TW" w:bidi="zh_TW"/>
-          </w:rPr>
-          <w:rPr>
-            <w:color w:val="0000EE"/>
-            <w:u w:val="single"/>
-          </w:rPr>
-          <w:t>出24:1、9</w:t>
-        </w:r>
-      </w:hyperlink>
+      <w:r>
+        <w:rPr>
+          <w:lang w:val="zh_TW" w:bidi="zh_TW"/>
+        </w:rPr>
+        <w:t>出24:1、9</w:t>
+      </w:r>
       <w:r>
         <w:rPr>
           <w:lang w:val="zh_TW" w:bidi="zh_TW"/>
         </w:rPr>
         <w:t>）。神揀選他擔任祭司（</w:t>
       </w:r>
-      <w:hyperlink r:id="rId17">
-        <w:r>
-          <w:rPr>
-            <w:lang w:val="zh_TW" w:bidi="zh_TW"/>
-          </w:rPr>
-          <w:rPr>
-            <w:color w:val="0000EE"/>
-            <w:u w:val="single"/>
-          </w:rPr>
-          <w:t>28:1</w:t>
-        </w:r>
-      </w:hyperlink>
+      <w:r>
+        <w:rPr>
+          <w:lang w:val="zh_TW" w:bidi="zh_TW"/>
+        </w:rPr>
+        <w:t>28:1</w:t>
+      </w:r>
       <w:r>
         <w:rPr>
           <w:lang w:val="zh_TW" w:bidi="zh_TW"/>
@@ -338,54 +308,36 @@
         </w:rPr>
         <w:t>拿答和他的兄弟亞比戶（亞倫的第二個兒子）因向神獻上「凡火」而喪命（</w:t>
       </w:r>
-      <w:hyperlink r:id="rId18">
-        <w:r>
-          <w:rPr>
-            <w:lang w:val="zh_TW" w:bidi="zh_TW"/>
-          </w:rPr>
-          <w:rPr>
-            <w:color w:val="0000EE"/>
-            <w:u w:val="single"/>
-          </w:rPr>
-          <w:t>利10:1–2</w:t>
-        </w:r>
-      </w:hyperlink>
+      <w:r>
+        <w:rPr>
+          <w:lang w:val="zh_TW" w:bidi="zh_TW"/>
+        </w:rPr>
+        <w:t>利10:1–2</w:t>
+      </w:r>
       <w:r>
         <w:rPr>
           <w:lang w:val="zh_TW" w:bidi="zh_TW"/>
         </w:rPr>
         <w:t>；</w:t>
       </w:r>
-      <w:hyperlink r:id="rId19">
-        <w:r>
-          <w:rPr>
-            <w:lang w:val="zh_TW" w:bidi="zh_TW"/>
-          </w:rPr>
-          <w:rPr>
-            <w:color w:val="0000EE"/>
-            <w:u w:val="single"/>
-          </w:rPr>
-          <w:t>民3:4</w:t>
-        </w:r>
-      </w:hyperlink>
+      <w:r>
+        <w:rPr>
+          <w:lang w:val="zh_TW" w:bidi="zh_TW"/>
+        </w:rPr>
+        <w:t>民3:4</w:t>
+      </w:r>
       <w:r>
         <w:rPr>
           <w:lang w:val="zh_TW" w:bidi="zh_TW"/>
         </w:rPr>
         <w:t>；</w:t>
       </w:r>
-      <w:hyperlink r:id="rId20">
-        <w:r>
-          <w:rPr>
-            <w:lang w:val="zh_TW" w:bidi="zh_TW"/>
-          </w:rPr>
-          <w:rPr>
-            <w:color w:val="0000EE"/>
-            <w:u w:val="single"/>
-          </w:rPr>
-          <w:t>代上24:2</w:t>
-        </w:r>
-      </w:hyperlink>
+      <w:r>
+        <w:rPr>
+          <w:lang w:val="zh_TW" w:bidi="zh_TW"/>
+        </w:rPr>
+        <w:t>代上24:2</w:t>
+      </w:r>
       <w:r>
         <w:rPr>
           <w:lang w:val="zh_TW" w:bidi="zh_TW"/>
@@ -399,18 +351,12 @@
         </w:rPr>
         <w:t>猶太教師對拿答和亞比戶犯下的錯，提出了不同的解釋。這件事之後，神警告祭司不可在會幕裡喝酒（</w:t>
       </w:r>
-      <w:hyperlink r:id="rId21">
-        <w:r>
-          <w:rPr>
-            <w:lang w:val="zh_TW" w:bidi="zh_TW"/>
-          </w:rPr>
-          <w:rPr>
-            <w:color w:val="0000EE"/>
-            <w:u w:val="single"/>
-          </w:rPr>
-          <w:t>利10:9</w:t>
-        </w:r>
-      </w:hyperlink>
+      <w:r>
+        <w:rPr>
+          <w:lang w:val="zh_TW" w:bidi="zh_TW"/>
+        </w:rPr>
+        <w:t>利10:9</w:t>
+      </w:r>
       <w:r>
         <w:rPr>
           <w:lang w:val="zh_TW" w:bidi="zh_TW"/>
@@ -424,18 +370,12 @@
         </w:rPr>
         <w:t>摩西吩咐痛失兒子的亞倫時，說了一個重要的細節。摩西吩咐亞倫不要哀哭，也不可停止祭司的職分。因為亞倫已受聖膏油膏立，必須繼續事奉神。他也不可離開會幕，「免得死亡」。反而，全以色列都為拿答和亞比戶哀哭（</w:t>
       </w:r>
-      <w:hyperlink r:id="rId22">
-        <w:r>
-          <w:rPr>
-            <w:lang w:val="zh_TW" w:bidi="zh_TW"/>
-          </w:rPr>
-          <w:rPr>
-            <w:color w:val="0000EE"/>
-            <w:u w:val="single"/>
-          </w:rPr>
-          <w:t>利10:3–7</w:t>
-        </w:r>
-      </w:hyperlink>
+      <w:r>
+        <w:rPr>
+          <w:lang w:val="zh_TW" w:bidi="zh_TW"/>
+        </w:rPr>
+        <w:t>利10:3–7</w:t>
+      </w:r>
       <w:r>
         <w:rPr>
           <w:lang w:val="zh_TW" w:bidi="zh_TW"/>
@@ -460,54 +400,36 @@
         </w:rPr>
         <w:t>耶羅波安的兒子，繼承父親作以色列王。拿答從公元前909年至公元前908年作王兩年（</w:t>
       </w:r>
-      <w:hyperlink r:id="rId23">
-        <w:r>
-          <w:rPr>
-            <w:lang w:val="zh_TW" w:bidi="zh_TW"/>
-          </w:rPr>
-          <w:rPr>
-            <w:color w:val="0000EE"/>
-            <w:u w:val="single"/>
-          </w:rPr>
-          <w:t>王上14:20</w:t>
-        </w:r>
-      </w:hyperlink>
+      <w:r>
+        <w:rPr>
+          <w:lang w:val="zh_TW" w:bidi="zh_TW"/>
+        </w:rPr>
+        <w:t>王上14:20</w:t>
+      </w:r>
       <w:r>
         <w:rPr>
           <w:lang w:val="zh_TW" w:bidi="zh_TW"/>
         </w:rPr>
         <w:t>，</w:t>
       </w:r>
-      <w:hyperlink r:id="rId24">
-        <w:r>
-          <w:rPr>
-            <w:lang w:val="zh_TW" w:bidi="zh_TW"/>
-          </w:rPr>
-          <w:rPr>
-            <w:color w:val="0000EE"/>
-            <w:u w:val="single"/>
-          </w:rPr>
-          <w:t>15:25</w:t>
-        </w:r>
-      </w:hyperlink>
+      <w:r>
+        <w:rPr>
+          <w:lang w:val="zh_TW" w:bidi="zh_TW"/>
+        </w:rPr>
+        <w:t>15:25</w:t>
+      </w:r>
       <w:r>
         <w:rPr>
           <w:lang w:val="zh_TW" w:bidi="zh_TW"/>
         </w:rPr>
         <w:t>）。他在猶大王亞撒第二年登基，在亞撒第三年失去王位（</w:t>
       </w:r>
-      <w:hyperlink r:id="rId25">
-        <w:r>
-          <w:rPr>
-            <w:lang w:val="zh_TW" w:bidi="zh_TW"/>
-          </w:rPr>
-          <w:rPr>
-            <w:color w:val="0000EE"/>
-            <w:u w:val="single"/>
-          </w:rPr>
-          <w:t>王上15:28</w:t>
-        </w:r>
-      </w:hyperlink>
+      <w:r>
+        <w:rPr>
+          <w:lang w:val="zh_TW" w:bidi="zh_TW"/>
+        </w:rPr>
+        <w:t>王上15:28</w:t>
+      </w:r>
       <w:r>
         <w:rPr>
           <w:lang w:val="zh_TW" w:bidi="zh_TW"/>
@@ -521,18 +443,12 @@
         </w:rPr>
         <w:t>拿答可能為了爭取軍隊的支持，率軍攻打非利士人的基比頓。基比頓位於基色西南約4公里（2.5英里）。以薩迦支派的巴沙（可能是一名軍官）殺了拿答及其全家，奪取王位。這應驗了示羅人亞希雅對耶羅波安家的預言（</w:t>
       </w:r>
-      <w:hyperlink r:id="rId26">
-        <w:r>
-          <w:rPr>
-            <w:lang w:val="zh_TW" w:bidi="zh_TW"/>
-          </w:rPr>
-          <w:rPr>
-            <w:color w:val="0000EE"/>
-            <w:u w:val="single"/>
-          </w:rPr>
-          <w:t>王上15:29</w:t>
-        </w:r>
-      </w:hyperlink>
+      <w:r>
+        <w:rPr>
+          <w:lang w:val="zh_TW" w:bidi="zh_TW"/>
+        </w:rPr>
+        <w:t>王上15:29</w:t>
+      </w:r>
       <w:r>
         <w:rPr>
           <w:lang w:val="zh_TW" w:bidi="zh_TW"/>
@@ -557,18 +473,12 @@
         </w:rPr>
         <w:t>耶拉篾人，沙買的兒子、阿南的孫子、耶拉篾的曾孫。拿答有兩個兒子，名為西列和亞遍（</w:t>
       </w:r>
-      <w:hyperlink r:id="rId27">
-        <w:r>
-          <w:rPr>
-            <w:lang w:val="zh_TW" w:bidi="zh_TW"/>
-          </w:rPr>
-          <w:rPr>
-            <w:color w:val="0000EE"/>
-            <w:u w:val="single"/>
-          </w:rPr>
-          <w:t>代上2:26–30</w:t>
-        </w:r>
-      </w:hyperlink>
+      <w:r>
+        <w:rPr>
+          <w:lang w:val="zh_TW" w:bidi="zh_TW"/>
+        </w:rPr>
+        <w:t>代上2:26–30</w:t>
+      </w:r>
       <w:r>
         <w:rPr>
           <w:lang w:val="zh_TW" w:bidi="zh_TW"/>
@@ -593,36 +503,24 @@
         </w:rPr>
         <w:t>耶利和瑪迦的兒子，為基遍人（</w:t>
       </w:r>
-      <w:hyperlink r:id="rId28">
-        <w:r>
-          <w:rPr>
-            <w:lang w:val="zh_TW" w:bidi="zh_TW"/>
-          </w:rPr>
-          <w:rPr>
-            <w:color w:val="0000EE"/>
-            <w:u w:val="single"/>
-          </w:rPr>
-          <w:t>代上8:30</w:t>
-        </w:r>
-      </w:hyperlink>
+      <w:r>
+        <w:rPr>
+          <w:lang w:val="zh_TW" w:bidi="zh_TW"/>
+        </w:rPr>
+        <w:t>代上8:30</w:t>
+      </w:r>
       <w:r>
         <w:rPr>
           <w:lang w:val="zh_TW" w:bidi="zh_TW"/>
         </w:rPr>
         <w:t>，</w:t>
       </w:r>
-      <w:hyperlink r:id="rId29">
-        <w:r>
-          <w:rPr>
-            <w:lang w:val="zh_TW" w:bidi="zh_TW"/>
-          </w:rPr>
-          <w:rPr>
-            <w:color w:val="0000EE"/>
-            <w:u w:val="single"/>
-          </w:rPr>
-          <w:t>9:36</w:t>
-        </w:r>
-      </w:hyperlink>
+      <w:r>
+        <w:rPr>
+          <w:lang w:val="zh_TW" w:bidi="zh_TW"/>
+        </w:rPr>
+        <w:t>9:36</w:t>
+      </w:r>
       <w:r>
         <w:rPr>
           <w:lang w:val="zh_TW" w:bidi="zh_TW"/>
@@ -677,66 +575,42 @@
         </w:rPr>
         <w:t>加利利迦拿的猶太人，被耶穌呼召成為門徒（</w:t>
       </w:r>
-      <w:hyperlink r:id="rId30">
-        <w:r>
-          <w:rPr>
-            <w:lang w:val="zh_TW" w:bidi="zh_TW"/>
-          </w:rPr>
-          <w:rPr>
-            <w:color w:val="0000EE"/>
-            <w:u w:val="single"/>
-          </w:rPr>
-          <w:t>約1:45–50，</w:t>
-        </w:r>
-      </w:hyperlink>
-      <w:hyperlink r:id="rId31">
-        <w:r>
-          <w:rPr>
-            <w:lang w:val="zh_TW" w:bidi="zh_TW"/>
-          </w:rPr>
-          <w:rPr>
-            <w:color w:val="0000EE"/>
-            <w:u w:val="single"/>
-          </w:rPr>
-          <w:t>21:2</w:t>
-        </w:r>
-      </w:hyperlink>
+      <w:r>
+        <w:rPr>
+          <w:lang w:val="zh_TW" w:bidi="zh_TW"/>
+        </w:rPr>
+        <w:t>約1:45–50，</w:t>
+      </w:r>
+      <w:r>
+        <w:rPr>
+          <w:lang w:val="zh_TW" w:bidi="zh_TW"/>
+        </w:rPr>
+        <w:t>21:2</w:t>
+      </w:r>
       <w:r>
         <w:rPr>
           <w:lang w:val="zh_TW" w:bidi="zh_TW"/>
         </w:rPr>
         <w:t>）。起初，當腓力描述耶穌為整本舊約的應驗者時，拿但業持懷疑態度（</w:t>
       </w:r>
-      <w:hyperlink r:id="rId32">
-        <w:r>
-          <w:rPr>
-            <w:lang w:val="zh_TW" w:bidi="zh_TW"/>
-          </w:rPr>
-          <w:rPr>
-            <w:color w:val="0000EE"/>
-            <w:u w:val="single"/>
-          </w:rPr>
-          <w:t>1:45–46</w:t>
-        </w:r>
-      </w:hyperlink>
+      <w:r>
+        <w:rPr>
+          <w:lang w:val="zh_TW" w:bidi="zh_TW"/>
+        </w:rPr>
+        <w:t>1:45–46</w:t>
+      </w:r>
       <w:r>
         <w:rPr>
           <w:lang w:val="zh_TW" w:bidi="zh_TW"/>
         </w:rPr>
         <w:t>），但在一次令人驚訝的個人相遇後，他就承認耶穌是神的兒子和以色列的王（</w:t>
       </w:r>
-      <w:hyperlink r:id="rId33">
-        <w:r>
-          <w:rPr>
-            <w:lang w:val="zh_TW" w:bidi="zh_TW"/>
-          </w:rPr>
-          <w:rPr>
-            <w:color w:val="0000EE"/>
-            <w:u w:val="single"/>
-          </w:rPr>
-          <w:t>49</w:t>
-        </w:r>
-      </w:hyperlink>
+      <w:r>
+        <w:rPr>
+          <w:lang w:val="zh_TW" w:bidi="zh_TW"/>
+        </w:rPr>
+        <w:t>49</w:t>
+      </w:r>
       <w:r>
         <w:rPr>
           <w:lang w:val="zh_TW" w:bidi="zh_TW"/>
@@ -757,54 +631,36 @@
         </w:rPr>
         <w:t>由於拿但業在新約中僅於約翰福音中出現，一些學者認為他可能與對觀福音中的其他人物是同一人。因他與安得烈、彼得和腓力的呼召同時出現，有些人推測他是十二使徒之一，可能就是巴多羅買。支持此觀點的三個理由是：（1）巴多羅買是家族名（意即「多買的兒子」），應會有另一個名字；（2）在對觀福音中的十二使徒名單中，巴多羅買均緊隨腓力之後（</w:t>
       </w:r>
-      <w:hyperlink r:id="rId34">
-        <w:r>
-          <w:rPr>
-            <w:lang w:val="zh_TW" w:bidi="zh_TW"/>
-          </w:rPr>
-          <w:rPr>
-            <w:color w:val="0000EE"/>
-            <w:u w:val="single"/>
-          </w:rPr>
-          <w:t>太10:2–4</w:t>
-        </w:r>
-      </w:hyperlink>
+      <w:r>
+        <w:rPr>
+          <w:lang w:val="zh_TW" w:bidi="zh_TW"/>
+        </w:rPr>
+        <w:t>太10:2–4</w:t>
+      </w:r>
       <w:r>
         <w:rPr>
           <w:lang w:val="zh_TW" w:bidi="zh_TW"/>
         </w:rPr>
         <w:t>；</w:t>
       </w:r>
-      <w:hyperlink r:id="rId35">
-        <w:r>
-          <w:rPr>
-            <w:lang w:val="zh_TW" w:bidi="zh_TW"/>
-          </w:rPr>
-          <w:rPr>
-            <w:color w:val="0000EE"/>
-            <w:u w:val="single"/>
-          </w:rPr>
-          <w:t>可3:16–19</w:t>
-        </w:r>
-      </w:hyperlink>
+      <w:r>
+        <w:rPr>
+          <w:lang w:val="zh_TW" w:bidi="zh_TW"/>
+        </w:rPr>
+        <w:t>可3:16–19</w:t>
+      </w:r>
       <w:r>
         <w:rPr>
           <w:lang w:val="zh_TW" w:bidi="zh_TW"/>
         </w:rPr>
         <w:t>；</w:t>
       </w:r>
-      <w:hyperlink r:id="rId36">
-        <w:r>
-          <w:rPr>
-            <w:lang w:val="zh_TW" w:bidi="zh_TW"/>
-          </w:rPr>
-          <w:rPr>
-            <w:color w:val="0000EE"/>
-            <w:u w:val="single"/>
-          </w:rPr>
-          <w:t>路6:14–16</w:t>
-        </w:r>
-      </w:hyperlink>
+      <w:r>
+        <w:rPr>
+          <w:lang w:val="zh_TW" w:bidi="zh_TW"/>
+        </w:rPr>
+        <w:t>路6:14–16</w:t>
+      </w:r>
       <w:r>
         <w:rPr>
           <w:lang w:val="zh_TW" w:bidi="zh_TW"/>
@@ -825,18 +681,12 @@
         </w:rPr>
         <w:t>另一種觀點認為，拿但業是亞勒腓的兒子雅各。根據此觀點，</w:t>
       </w:r>
-      <w:hyperlink r:id="rId37">
-        <w:r>
-          <w:rPr>
-            <w:lang w:val="zh_TW" w:bidi="zh_TW"/>
-          </w:rPr>
-          <w:rPr>
-            <w:color w:val="0000EE"/>
-            <w:u w:val="single"/>
-          </w:rPr>
-          <w:t>約翰福音一章47節</w:t>
-        </w:r>
-      </w:hyperlink>
+      <w:r>
+        <w:rPr>
+          <w:lang w:val="zh_TW" w:bidi="zh_TW"/>
+        </w:rPr>
+        <w:t>約翰福音一章47節</w:t>
+      </w:r>
       <w:r>
         <w:rPr>
           <w:lang w:val="zh_TW" w:bidi="zh_TW"/>
@@ -895,102 +745,66 @@
         </w:rPr>
         <w:t>總結來看，最可能的結論是：拿但業並非十二使徒之一，而僅是約翰記載的門徒之一。此觀點與早期教父文獻相符。在約翰福音中，拿但業象徵了那些克服最初的懷疑，並信靠基督的真正猶太人。這一象徵性意義可從以下三點觀察到：（1）他對耶穌的最初反應類似於那些信仰律法和先知書之人的反應（</w:t>
       </w:r>
-      <w:hyperlink r:id="rId38">
-        <w:r>
-          <w:rPr>
-            <w:lang w:val="zh_TW" w:bidi="zh_TW"/>
-          </w:rPr>
-          <w:rPr>
-            <w:color w:val="0000EE"/>
-            <w:u w:val="single"/>
-          </w:rPr>
-          <w:t>約7:15、27、41，</w:t>
-        </w:r>
-      </w:hyperlink>
-      <w:hyperlink r:id="rId39">
-        <w:r>
-          <w:rPr>
-            <w:lang w:val="zh_TW" w:bidi="zh_TW"/>
-          </w:rPr>
-          <w:rPr>
-            <w:color w:val="0000EE"/>
-            <w:u w:val="single"/>
-          </w:rPr>
-          <w:t>9:41</w:t>
-        </w:r>
-      </w:hyperlink>
+      <w:r>
+        <w:rPr>
+          <w:lang w:val="zh_TW" w:bidi="zh_TW"/>
+        </w:rPr>
+        <w:t>約7:15、27、41，</w:t>
+      </w:r>
+      <w:r>
+        <w:rPr>
+          <w:lang w:val="zh_TW" w:bidi="zh_TW"/>
+        </w:rPr>
+        <w:t>9:41</w:t>
+      </w:r>
       <w:r>
         <w:rPr>
           <w:lang w:val="zh_TW" w:bidi="zh_TW"/>
         </w:rPr>
         <w:t>）；（2）耶穌提到祂看見拿但業在無花果樹下（</w:t>
       </w:r>
-      <w:hyperlink r:id="rId40">
-        <w:r>
-          <w:rPr>
-            <w:lang w:val="zh_TW" w:bidi="zh_TW"/>
-          </w:rPr>
-          <w:rPr>
-            <w:color w:val="0000EE"/>
-            <w:u w:val="single"/>
-          </w:rPr>
-          <w:t>1:48</w:t>
-        </w:r>
-      </w:hyperlink>
+      <w:r>
+        <w:rPr>
+          <w:lang w:val="zh_TW" w:bidi="zh_TW"/>
+        </w:rPr>
+        <w:t>1:48</w:t>
+      </w:r>
       <w:r>
         <w:rPr>
           <w:lang w:val="zh_TW" w:bidi="zh_TW"/>
         </w:rPr>
         <w:t>），這表明他對律法的虔誠（拉比文學中，學習律法的理想地點就是無花果樹下）；（3）耶穌將拿但業與以色列的祖先雅各聯繫起來。在</w:t>
       </w:r>
-      <w:hyperlink r:id="rId41">
-        <w:r>
-          <w:rPr>
-            <w:lang w:val="zh_TW" w:bidi="zh_TW"/>
-          </w:rPr>
-          <w:rPr>
-            <w:color w:val="0000EE"/>
-            <w:u w:val="single"/>
-          </w:rPr>
-          <w:t>創世記二十五至三十二章</w:t>
-        </w:r>
-      </w:hyperlink>
+      <w:r>
+        <w:rPr>
+          <w:lang w:val="zh_TW" w:bidi="zh_TW"/>
+        </w:rPr>
+        <w:t>創世記二十五至三十二章</w:t>
+      </w:r>
       <w:r>
         <w:rPr>
           <w:lang w:val="zh_TW" w:bidi="zh_TW"/>
         </w:rPr>
         <w:t>中，雅各確實在與以掃和拉班的相處中表現出狡猾和機智。</w:t>
       </w:r>
-      <w:hyperlink r:id="rId42">
-        <w:r>
-          <w:rPr>
-            <w:lang w:val="zh_TW" w:bidi="zh_TW"/>
-          </w:rPr>
-          <w:rPr>
-            <w:color w:val="0000EE"/>
-            <w:u w:val="single"/>
-          </w:rPr>
-          <w:t>約翰福音一章51節</w:t>
-        </w:r>
-      </w:hyperlink>
+      <w:r>
+        <w:rPr>
+          <w:lang w:val="zh_TW" w:bidi="zh_TW"/>
+        </w:rPr>
+        <w:t>約翰福音一章51節</w:t>
+      </w:r>
       <w:r>
         <w:rPr>
           <w:lang w:val="zh_TW" w:bidi="zh_TW"/>
         </w:rPr>
         <w:t>進一步加強了拿但業與雅各的關聯，呈現了天使上去下來的意象，這讓人想起雅各的夢境，並且發生地靠近伯特利和雅博河，即雅各的經歷之地。拿但業因此成為敬虔以色列人的象徵，表達出真正以色列人應對耶穌的適當回應——從起初的懷疑到信心的建立（參</w:t>
       </w:r>
-      <w:hyperlink r:id="rId43">
-        <w:r>
-          <w:rPr>
-            <w:lang w:val="zh_TW" w:bidi="zh_TW"/>
-          </w:rPr>
-          <w:rPr>
-            <w:color w:val="0000EE"/>
-            <w:u w:val="single"/>
-          </w:rPr>
-          <w:t>羅9:6</w:t>
-        </w:r>
-      </w:hyperlink>
+      <w:r>
+        <w:rPr>
+          <w:lang w:val="zh_TW" w:bidi="zh_TW"/>
+        </w:rPr>
+        <w:t>羅9:6</w:t>
+      </w:r>
       <w:r>
         <w:rPr>
           <w:lang w:val="zh_TW" w:bidi="zh_TW"/>
@@ -1078,54 +892,36 @@
         </w:rPr>
         <w:t>以實瑪利十二個兒子中的第十一位（</w:t>
       </w:r>
-      <w:hyperlink r:id="rId44">
-        <w:r>
-          <w:rPr>
-            <w:lang w:val="zh_TW" w:bidi="zh_TW"/>
-          </w:rPr>
-          <w:rPr>
-            <w:color w:val="0000EE"/>
-            <w:u w:val="single"/>
-          </w:rPr>
-          <w:t>創25:15</w:t>
-        </w:r>
-      </w:hyperlink>
+      <w:r>
+        <w:rPr>
+          <w:lang w:val="zh_TW" w:bidi="zh_TW"/>
+        </w:rPr>
+        <w:t>創25:15</w:t>
+      </w:r>
       <w:r>
         <w:rPr>
           <w:lang w:val="zh_TW" w:bidi="zh_TW"/>
         </w:rPr>
         <w:t>；</w:t>
       </w:r>
-      <w:hyperlink r:id="rId45">
-        <w:r>
-          <w:rPr>
-            <w:lang w:val="zh_TW" w:bidi="zh_TW"/>
-          </w:rPr>
-          <w:rPr>
-            <w:color w:val="0000EE"/>
-            <w:u w:val="single"/>
-          </w:rPr>
-          <w:t>代上1:31</w:t>
-        </w:r>
-      </w:hyperlink>
+      <w:r>
+        <w:rPr>
+          <w:lang w:val="zh_TW" w:bidi="zh_TW"/>
+        </w:rPr>
+        <w:t>代上1:31</w:t>
+      </w:r>
       <w:r>
         <w:rPr>
           <w:lang w:val="zh_TW" w:bidi="zh_TW"/>
         </w:rPr>
         <w:t>），也是一個以他名字命名的部族的始祖。這個部族後來曾與住在約旦河東的以色列支派交戰（</w:t>
       </w:r>
-      <w:hyperlink r:id="rId46">
-        <w:r>
-          <w:rPr>
-            <w:lang w:val="zh_TW" w:bidi="zh_TW"/>
-          </w:rPr>
-          <w:rPr>
-            <w:color w:val="0000EE"/>
-            <w:u w:val="single"/>
-          </w:rPr>
-          <w:t>代上5:19</w:t>
-        </w:r>
-      </w:hyperlink>
+      <w:r>
+        <w:rPr>
+          <w:lang w:val="zh_TW" w:bidi="zh_TW"/>
+        </w:rPr>
+        <w:t>代上5:19</w:t>
+      </w:r>
       <w:r>
         <w:rPr>
           <w:lang w:val="zh_TW" w:bidi="zh_TW"/>
@@ -1180,144 +976,96 @@
         </w:rPr>
         <w:t>雅各十二個兒子之一（</w:t>
       </w:r>
-      <w:hyperlink r:id="rId47">
-        <w:r>
-          <w:rPr>
-            <w:lang w:val="zh_TW" w:bidi="zh_TW"/>
-          </w:rPr>
-          <w:rPr>
-            <w:color w:val="0000EE"/>
-            <w:u w:val="single"/>
-          </w:rPr>
-          <w:t>創35:25</w:t>
-        </w:r>
-      </w:hyperlink>
+      <w:r>
+        <w:rPr>
+          <w:lang w:val="zh_TW" w:bidi="zh_TW"/>
+        </w:rPr>
+        <w:t>創35:25</w:t>
+      </w:r>
       <w:r>
         <w:rPr>
           <w:lang w:val="zh_TW" w:bidi="zh_TW"/>
         </w:rPr>
         <w:t>；</w:t>
       </w:r>
-      <w:hyperlink r:id="rId48">
-        <w:r>
-          <w:rPr>
-            <w:lang w:val="zh_TW" w:bidi="zh_TW"/>
-          </w:rPr>
-          <w:rPr>
-            <w:color w:val="0000EE"/>
-            <w:u w:val="single"/>
-          </w:rPr>
-          <w:t>代上2:2</w:t>
-        </w:r>
-      </w:hyperlink>
+      <w:r>
+        <w:rPr>
+          <w:lang w:val="zh_TW" w:bidi="zh_TW"/>
+        </w:rPr>
+        <w:t>代上2:2</w:t>
+      </w:r>
       <w:r>
         <w:rPr>
           <w:lang w:val="zh_TW" w:bidi="zh_TW"/>
         </w:rPr>
         <w:t>）。他是拉結的使女辟拉為雅各所生的兩個兒子中的第二個。拉結因為又為雅各得了一個兒子而十分歡喜，便給他起名叫拿弗他利，意思是「我的相爭」。她之所以給他起這個名字，是因為她與利亞之間的競爭：「我與我姊姊大大相爭，並且得勝」（</w:t>
       </w:r>
-      <w:hyperlink r:id="rId49">
-        <w:r>
-          <w:rPr>
-            <w:lang w:val="zh_TW" w:bidi="zh_TW"/>
-          </w:rPr>
-          <w:rPr>
-            <w:color w:val="0000EE"/>
-            <w:u w:val="single"/>
-          </w:rPr>
-          <w:t>創30:8</w:t>
-        </w:r>
-      </w:hyperlink>
+      <w:r>
+        <w:rPr>
+          <w:lang w:val="zh_TW" w:bidi="zh_TW"/>
+        </w:rPr>
+        <w:t>創30:8</w:t>
+      </w:r>
       <w:r>
         <w:rPr>
           <w:lang w:val="zh_TW" w:bidi="zh_TW"/>
         </w:rPr>
         <w:t>）。後來，拿弗他利跟隨雅各一同遷往埃及（</w:t>
       </w:r>
-      <w:hyperlink r:id="rId50">
-        <w:r>
-          <w:rPr>
-            <w:lang w:val="zh_TW" w:bidi="zh_TW"/>
-          </w:rPr>
-          <w:rPr>
-            <w:color w:val="0000EE"/>
-            <w:u w:val="single"/>
-          </w:rPr>
-          <w:t>創46:24</w:t>
-        </w:r>
-      </w:hyperlink>
+      <w:r>
+        <w:rPr>
+          <w:lang w:val="zh_TW" w:bidi="zh_TW"/>
+        </w:rPr>
+        <w:t>創46:24</w:t>
+      </w:r>
       <w:r>
         <w:rPr>
           <w:lang w:val="zh_TW" w:bidi="zh_TW"/>
         </w:rPr>
         <w:t>；</w:t>
       </w:r>
-      <w:hyperlink r:id="rId51">
-        <w:r>
-          <w:rPr>
-            <w:lang w:val="zh_TW" w:bidi="zh_TW"/>
-          </w:rPr>
-          <w:rPr>
-            <w:color w:val="0000EE"/>
-            <w:u w:val="single"/>
-          </w:rPr>
-          <w:t>出1:4</w:t>
-        </w:r>
-      </w:hyperlink>
+      <w:r>
+        <w:rPr>
+          <w:lang w:val="zh_TW" w:bidi="zh_TW"/>
+        </w:rPr>
+        <w:t>出1:4</w:t>
+      </w:r>
       <w:r>
         <w:rPr>
           <w:lang w:val="zh_TW" w:bidi="zh_TW"/>
         </w:rPr>
         <w:t>）。他有四個兒子（</w:t>
       </w:r>
-      <w:hyperlink r:id="rId52">
-        <w:r>
-          <w:rPr>
-            <w:lang w:val="zh_TW" w:bidi="zh_TW"/>
-          </w:rPr>
-          <w:rPr>
-            <w:color w:val="0000EE"/>
-            <w:u w:val="single"/>
-          </w:rPr>
-          <w:t>民26:50</w:t>
-        </w:r>
-      </w:hyperlink>
+      <w:r>
+        <w:rPr>
+          <w:lang w:val="zh_TW" w:bidi="zh_TW"/>
+        </w:rPr>
+        <w:t>民26:50</w:t>
+      </w:r>
       <w:r>
         <w:rPr>
           <w:lang w:val="zh_TW" w:bidi="zh_TW"/>
         </w:rPr>
         <w:t>；</w:t>
       </w:r>
-      <w:hyperlink r:id="rId53">
-        <w:r>
-          <w:rPr>
-            <w:lang w:val="zh_TW" w:bidi="zh_TW"/>
-          </w:rPr>
-          <w:rPr>
-            <w:color w:val="0000EE"/>
-            <w:u w:val="single"/>
-          </w:rPr>
-          <w:t>代上7:13</w:t>
-        </w:r>
-      </w:hyperlink>
+      <w:r>
+        <w:rPr>
+          <w:lang w:val="zh_TW" w:bidi="zh_TW"/>
+        </w:rPr>
+        <w:t>代上7:13</w:t>
+      </w:r>
       <w:r>
         <w:rPr>
           <w:lang w:val="zh_TW" w:bidi="zh_TW"/>
         </w:rPr>
         <w:t>）。他的後裔後來成為以色列十二支派之一（</w:t>
       </w:r>
-      <w:hyperlink r:id="rId54">
-        <w:r>
-          <w:rPr>
-            <w:lang w:val="zh_TW" w:bidi="zh_TW"/>
-          </w:rPr>
-          <w:rPr>
-            <w:color w:val="0000EE"/>
-            <w:u w:val="single"/>
-          </w:rPr>
-          <w:t>民1:43</w:t>
-        </w:r>
-      </w:hyperlink>
+      <w:r>
+        <w:rPr>
+          <w:lang w:val="zh_TW" w:bidi="zh_TW"/>
+        </w:rPr>
+        <w:t>民1:43</w:t>
+      </w:r>
       <w:r>
         <w:rPr>
           <w:lang w:val="zh_TW" w:bidi="zh_TW"/>
@@ -1405,36 +1153,24 @@
         </w:rPr>
         <w:t>埃及人是挪亞和含的後代（</w:t>
       </w:r>
-      <w:hyperlink r:id="rId55">
-        <w:r>
-          <w:rPr>
-            <w:lang w:val="zh_TW" w:bidi="zh_TW"/>
-          </w:rPr>
-          <w:rPr>
-            <w:color w:val="0000EE"/>
-            <w:u w:val="single"/>
-          </w:rPr>
-          <w:t>創10:13</w:t>
-        </w:r>
-      </w:hyperlink>
+      <w:r>
+        <w:rPr>
+          <w:lang w:val="zh_TW" w:bidi="zh_TW"/>
+        </w:rPr>
+        <w:t>創10:13</w:t>
+      </w:r>
       <w:r>
         <w:rPr>
           <w:lang w:val="zh_TW" w:bidi="zh_TW"/>
         </w:rPr>
         <w:t>；</w:t>
       </w:r>
-      <w:hyperlink r:id="rId56">
-        <w:r>
-          <w:rPr>
-            <w:lang w:val="zh_TW" w:bidi="zh_TW"/>
-          </w:rPr>
-          <w:rPr>
-            <w:color w:val="0000EE"/>
-            <w:u w:val="single"/>
-          </w:rPr>
-          <w:t>代上1:11</w:t>
-        </w:r>
-      </w:hyperlink>
+      <w:r>
+        <w:rPr>
+          <w:lang w:val="zh_TW" w:bidi="zh_TW"/>
+        </w:rPr>
+        <w:t>代上1:11</w:t>
+      </w:r>
       <w:r>
         <w:rPr>
           <w:lang w:val="zh_TW" w:bidi="zh_TW"/>
@@ -1497,54 +1233,36 @@
         </w:rPr>
         <w:t>流珥的長子，也是以東一個宗族的族長（</w:t>
       </w:r>
-      <w:hyperlink r:id="rId57">
-        <w:r>
-          <w:rPr>
-            <w:lang w:val="zh_TW" w:bidi="zh_TW"/>
-          </w:rPr>
-          <w:rPr>
-            <w:color w:val="0000EE"/>
-            <w:u w:val="single"/>
-          </w:rPr>
-          <w:t>創36:13</w:t>
-        </w:r>
-      </w:hyperlink>
+      <w:r>
+        <w:rPr>
+          <w:lang w:val="zh_TW" w:bidi="zh_TW"/>
+        </w:rPr>
+        <w:t>創36:13</w:t>
+      </w:r>
       <w:r>
         <w:rPr>
           <w:lang w:val="zh_TW" w:bidi="zh_TW"/>
         </w:rPr>
         <w:t>、</w:t>
       </w:r>
-      <w:hyperlink r:id="rId57">
-        <w:r>
-          <w:rPr>
-            <w:lang w:val="zh_TW" w:bidi="zh_TW"/>
-          </w:rPr>
-          <w:rPr>
-            <w:color w:val="0000EE"/>
-            <w:u w:val="single"/>
-          </w:rPr>
-          <w:t>17</w:t>
-        </w:r>
-      </w:hyperlink>
+      <w:r>
+        <w:rPr>
+          <w:lang w:val="zh_TW" w:bidi="zh_TW"/>
+        </w:rPr>
+        <w:t>17</w:t>
+      </w:r>
       <w:r>
         <w:rPr>
           <w:lang w:val="zh_TW" w:bidi="zh_TW"/>
         </w:rPr>
         <w:t>；</w:t>
       </w:r>
-      <w:hyperlink r:id="rId58">
-        <w:r>
-          <w:rPr>
-            <w:lang w:val="zh_TW" w:bidi="zh_TW"/>
-          </w:rPr>
-          <w:rPr>
-            <w:color w:val="0000EE"/>
-            <w:u w:val="single"/>
-          </w:rPr>
-          <w:t>代上1:37</w:t>
-        </w:r>
-      </w:hyperlink>
+      <w:r>
+        <w:rPr>
+          <w:lang w:val="zh_TW" w:bidi="zh_TW"/>
+        </w:rPr>
+        <w:t>代上1:37</w:t>
+      </w:r>
       <w:r>
         <w:rPr>
           <w:lang w:val="zh_TW" w:bidi="zh_TW"/>
@@ -1569,18 +1287,12 @@
         </w:rPr>
         <w:t>利未人，屬哥轄家族，是以利加拿的孫子（</w:t>
       </w:r>
-      <w:hyperlink r:id="rId59">
-        <w:r>
-          <w:rPr>
-            <w:lang w:val="zh_TW" w:bidi="zh_TW"/>
-          </w:rPr>
-          <w:rPr>
-            <w:color w:val="0000EE"/>
-            <w:u w:val="single"/>
-          </w:rPr>
-          <w:t>代上6:26</w:t>
-        </w:r>
-      </w:hyperlink>
+      <w:r>
+        <w:rPr>
+          <w:lang w:val="zh_TW" w:bidi="zh_TW"/>
+        </w:rPr>
+        <w:t>代上6:26</w:t>
+      </w:r>
       <w:r>
         <w:rPr>
           <w:lang w:val="zh_TW" w:bidi="zh_TW"/>
@@ -1605,18 +1317,12 @@
         </w:rPr>
         <w:t>希西家王在位時的一位利未人，負責監督聖殿的事務（</w:t>
       </w:r>
-      <w:hyperlink r:id="rId60">
-        <w:r>
-          <w:rPr>
-            <w:lang w:val="zh_TW" w:bidi="zh_TW"/>
-          </w:rPr>
-          <w:rPr>
-            <w:color w:val="0000EE"/>
-            <w:u w:val="single"/>
-          </w:rPr>
-          <w:t>代下31:13</w:t>
-        </w:r>
-      </w:hyperlink>
+      <w:r>
+        <w:rPr>
+          <w:lang w:val="zh_TW" w:bidi="zh_TW"/>
+        </w:rPr>
+        <w:t>代下31:13</w:t>
+      </w:r>
       <w:r>
         <w:rPr>
           <w:lang w:val="zh_TW" w:bidi="zh_TW"/>
@@ -1679,54 +1385,36 @@
         </w:rPr>
         <w:t>亞伯拉罕的祖父（</w:t>
       </w:r>
-      <w:hyperlink r:id="rId61">
-        <w:r>
-          <w:rPr>
-            <w:lang w:val="zh_TW" w:bidi="zh_TW"/>
-          </w:rPr>
-          <w:rPr>
-            <w:color w:val="0000EE"/>
-            <w:u w:val="single"/>
-          </w:rPr>
-          <w:t>創11:22–25</w:t>
-        </w:r>
-      </w:hyperlink>
+      <w:r>
+        <w:rPr>
+          <w:lang w:val="zh_TW" w:bidi="zh_TW"/>
+        </w:rPr>
+        <w:t>創11:22–25</w:t>
+      </w:r>
       <w:r>
         <w:rPr>
           <w:lang w:val="zh_TW" w:bidi="zh_TW"/>
         </w:rPr>
         <w:t>；</w:t>
       </w:r>
-      <w:hyperlink r:id="rId62">
-        <w:r>
-          <w:rPr>
-            <w:lang w:val="zh_TW" w:bidi="zh_TW"/>
-          </w:rPr>
-          <w:rPr>
-            <w:color w:val="0000EE"/>
-            <w:u w:val="single"/>
-          </w:rPr>
-          <w:t>代上1:26</w:t>
-        </w:r>
-      </w:hyperlink>
+      <w:r>
+        <w:rPr>
+          <w:lang w:val="zh_TW" w:bidi="zh_TW"/>
+        </w:rPr>
+        <w:t>代上1:26</w:t>
+      </w:r>
       <w:r>
         <w:rPr>
           <w:lang w:val="zh_TW" w:bidi="zh_TW"/>
         </w:rPr>
         <w:t>），且根據</w:t>
       </w:r>
-      <w:hyperlink r:id="rId63">
-        <w:r>
-          <w:rPr>
-            <w:lang w:val="zh_TW" w:bidi="zh_TW"/>
-          </w:rPr>
-          <w:rPr>
-            <w:color w:val="0000EE"/>
-            <w:u w:val="single"/>
-          </w:rPr>
-          <w:t>路加福音三章34節</w:t>
-        </w:r>
-      </w:hyperlink>
+      <w:r>
+        <w:rPr>
+          <w:lang w:val="zh_TW" w:bidi="zh_TW"/>
+        </w:rPr>
+        <w:t>路加福音三章34節</w:t>
+      </w:r>
       <w:r>
         <w:rPr>
           <w:lang w:val="zh_TW" w:bidi="zh_TW"/>
@@ -1751,90 +1439,60 @@
         </w:rPr>
         <w:t>他拉的兒子、亞伯拉罕的兄弟（</w:t>
       </w:r>
-      <w:hyperlink r:id="rId64">
-        <w:r>
-          <w:rPr>
-            <w:lang w:val="zh_TW" w:bidi="zh_TW"/>
-          </w:rPr>
-          <w:rPr>
-            <w:color w:val="0000EE"/>
-            <w:u w:val="single"/>
-          </w:rPr>
-          <w:t>創11:26–29</w:t>
-        </w:r>
-      </w:hyperlink>
+      <w:r>
+        <w:rPr>
+          <w:lang w:val="zh_TW" w:bidi="zh_TW"/>
+        </w:rPr>
+        <w:t>創11:26–29</w:t>
+      </w:r>
       <w:r>
         <w:rPr>
           <w:lang w:val="zh_TW" w:bidi="zh_TW"/>
         </w:rPr>
         <w:t>；</w:t>
       </w:r>
-      <w:hyperlink r:id="rId65">
-        <w:r>
-          <w:rPr>
-            <w:lang w:val="zh_TW" w:bidi="zh_TW"/>
-          </w:rPr>
-          <w:rPr>
-            <w:color w:val="0000EE"/>
-            <w:u w:val="single"/>
-          </w:rPr>
-          <w:t>書24:2</w:t>
-        </w:r>
-      </w:hyperlink>
+      <w:r>
+        <w:rPr>
+          <w:lang w:val="zh_TW" w:bidi="zh_TW"/>
+        </w:rPr>
+        <w:t>書24:2</w:t>
+      </w:r>
       <w:r>
         <w:rPr>
           <w:lang w:val="zh_TW" w:bidi="zh_TW"/>
         </w:rPr>
         <w:t>）。他娶了哈蘭的女兒密迦，他的家譜在</w:t>
       </w:r>
-      <w:hyperlink r:id="rId66">
-        <w:r>
-          <w:rPr>
-            <w:lang w:val="zh_TW" w:bidi="zh_TW"/>
-          </w:rPr>
-          <w:rPr>
-            <w:color w:val="0000EE"/>
-            <w:u w:val="single"/>
-          </w:rPr>
-          <w:t>創世記二十二章20至23節</w:t>
-        </w:r>
-      </w:hyperlink>
+      <w:r>
+        <w:rPr>
+          <w:lang w:val="zh_TW" w:bidi="zh_TW"/>
+        </w:rPr>
+        <w:t>創世記二十二章20至23節</w:t>
+      </w:r>
       <w:r>
         <w:rPr>
           <w:lang w:val="zh_TW" w:bidi="zh_TW"/>
         </w:rPr>
         <w:t>中被提到。亞伯拉罕派他的僕人去美索不達米亞的拿鶴住處為以撒尋妻（見</w:t>
       </w:r>
-      <w:hyperlink r:id="rId67">
-        <w:r>
-          <w:rPr>
-            <w:lang w:val="zh_TW" w:bidi="zh_TW"/>
-          </w:rPr>
-          <w:rPr>
-            <w:color w:val="0000EE"/>
-            <w:u w:val="single"/>
-          </w:rPr>
-          <w:t>創24:10</w:t>
-        </w:r>
-      </w:hyperlink>
+      <w:r>
+        <w:rPr>
+          <w:lang w:val="zh_TW" w:bidi="zh_TW"/>
+        </w:rPr>
+        <w:t>創24:10</w:t>
+      </w:r>
       <w:r>
         <w:rPr>
           <w:lang w:val="zh_TW" w:bidi="zh_TW"/>
         </w:rPr>
         <w:t>，這可能暗示該城市本身被稱為拿鶴）。他在那裡找到拿鶴的孫女利百加（</w:t>
       </w:r>
-      <w:hyperlink r:id="rId68">
-        <w:r>
-          <w:rPr>
-            <w:lang w:val="zh_TW" w:bidi="zh_TW"/>
-          </w:rPr>
-          <w:rPr>
-            <w:color w:val="0000EE"/>
-            <w:u w:val="single"/>
-          </w:rPr>
-          <w:t>創24:1–51</w:t>
-        </w:r>
-      </w:hyperlink>
+      <w:r>
+        <w:rPr>
+          <w:lang w:val="zh_TW" w:bidi="zh_TW"/>
+        </w:rPr>
+        <w:t>創24:1–51</w:t>
+      </w:r>
       <w:r>
         <w:rPr>
           <w:lang w:val="zh_TW" w:bidi="zh_TW"/>
@@ -1848,36 +1506,24 @@
         </w:rPr>
         <w:t>拿鶴也被稱為拉班的父親（或許是祖父），當雅各逃離他的兄弟以掃時，他去了拉班那裡（</w:t>
       </w:r>
-      <w:hyperlink r:id="rId69">
-        <w:r>
-          <w:rPr>
-            <w:lang w:val="zh_TW" w:bidi="zh_TW"/>
-          </w:rPr>
-          <w:rPr>
-            <w:color w:val="0000EE"/>
-            <w:u w:val="single"/>
-          </w:rPr>
-          <w:t>創29:5</w:t>
-        </w:r>
-      </w:hyperlink>
+      <w:r>
+        <w:rPr>
+          <w:lang w:val="zh_TW" w:bidi="zh_TW"/>
+        </w:rPr>
+        <w:t>創29:5</w:t>
+      </w:r>
       <w:r>
         <w:rPr>
           <w:lang w:val="zh_TW" w:bidi="zh_TW"/>
         </w:rPr>
         <w:t>）。這兩段經文都將亞伯拉罕的家族與相關的閃族人聯繫起來。在</w:t>
       </w:r>
-      <w:hyperlink r:id="rId70">
-        <w:r>
-          <w:rPr>
-            <w:lang w:val="zh_TW" w:bidi="zh_TW"/>
-          </w:rPr>
-          <w:rPr>
-            <w:color w:val="0000EE"/>
-            <w:u w:val="single"/>
-          </w:rPr>
-          <w:t>創世記三十一章53節</w:t>
-        </w:r>
-      </w:hyperlink>
+      <w:r>
+        <w:rPr>
+          <w:lang w:val="zh_TW" w:bidi="zh_TW"/>
+        </w:rPr>
+        <w:t>創世記三十一章53節</w:t>
+      </w:r>
       <w:r>
         <w:rPr>
           <w:lang w:val="zh_TW" w:bidi="zh_TW"/>
@@ -1952,18 +1598,12 @@
         </w:rPr>
         <w:t>一座位於美索不達米亞西北部的城，該城是以撒妻子利百加的家鄉，而拿鶴也是亞伯拉罕兄弟的名字（</w:t>
       </w:r>
-      <w:hyperlink r:id="rId67">
-        <w:r>
-          <w:rPr>
-            <w:lang w:val="zh_TW" w:bidi="zh_TW"/>
-          </w:rPr>
-          <w:rPr>
-            <w:color w:val="0000EE"/>
-            <w:u w:val="single"/>
-          </w:rPr>
-          <w:t>創24:10</w:t>
-        </w:r>
-      </w:hyperlink>
+      <w:r>
+        <w:rPr>
+          <w:lang w:val="zh_TW" w:bidi="zh_TW"/>
+        </w:rPr>
+        <w:t>創24:10</w:t>
+      </w:r>
       <w:r>
         <w:rPr>
           <w:lang w:val="zh_TW" w:bidi="zh_TW"/>
@@ -2053,18 +1693,12 @@
         </w:rPr>
         <w:t>在該隱後代的名單中，洗拉和拉麥的女兒（</w:t>
       </w:r>
-      <w:hyperlink r:id="rId71">
-        <w:r>
-          <w:rPr>
-            <w:lang w:val="zh_TW" w:bidi="zh_TW"/>
-          </w:rPr>
-          <w:rPr>
-            <w:color w:val="0000EE"/>
-            <w:u w:val="single"/>
-          </w:rPr>
-          <w:t>創4:22</w:t>
-        </w:r>
-      </w:hyperlink>
+      <w:r>
+        <w:rPr>
+          <w:lang w:val="zh_TW" w:bidi="zh_TW"/>
+        </w:rPr>
+        <w:t>創4:22</w:t>
+      </w:r>
       <w:r>
         <w:rPr>
           <w:lang w:val="zh_TW" w:bidi="zh_TW"/>
@@ -2089,72 +1723,48 @@
         </w:rPr>
         <w:t>所羅門王的其中一位妻子。她來自亞捫（</w:t>
       </w:r>
-      <w:hyperlink r:id="rId72">
-        <w:r>
-          <w:rPr>
-            <w:lang w:val="zh_TW" w:bidi="zh_TW"/>
-          </w:rPr>
-          <w:rPr>
-            <w:color w:val="0000EE"/>
-            <w:u w:val="single"/>
-          </w:rPr>
-          <w:t>王上14:21</w:t>
-        </w:r>
-      </w:hyperlink>
+      <w:r>
+        <w:rPr>
+          <w:lang w:val="zh_TW" w:bidi="zh_TW"/>
+        </w:rPr>
+        <w:t>王上14:21</w:t>
+      </w:r>
       <w:r>
         <w:rPr>
           <w:lang w:val="zh_TW" w:bidi="zh_TW"/>
         </w:rPr>
         <w:t>、</w:t>
       </w:r>
-      <w:hyperlink r:id="rId72">
-        <w:r>
-          <w:rPr>
-            <w:lang w:val="zh_TW" w:bidi="zh_TW"/>
-          </w:rPr>
-          <w:rPr>
-            <w:color w:val="0000EE"/>
-            <w:u w:val="single"/>
-          </w:rPr>
-          <w:t>31</w:t>
-        </w:r>
-      </w:hyperlink>
+      <w:r>
+        <w:rPr>
+          <w:lang w:val="zh_TW" w:bidi="zh_TW"/>
+        </w:rPr>
+        <w:t>31</w:t>
+      </w:r>
       <w:r>
         <w:rPr>
           <w:lang w:val="zh_TW" w:bidi="zh_TW"/>
         </w:rPr>
         <w:t>；</w:t>
       </w:r>
-      <w:hyperlink r:id="rId73">
-        <w:r>
-          <w:rPr>
-            <w:lang w:val="zh_TW" w:bidi="zh_TW"/>
-          </w:rPr>
-          <w:rPr>
-            <w:color w:val="0000EE"/>
-            <w:u w:val="single"/>
-          </w:rPr>
-          <w:t>代下12:13</w:t>
-        </w:r>
-      </w:hyperlink>
+      <w:r>
+        <w:rPr>
+          <w:lang w:val="zh_TW" w:bidi="zh_TW"/>
+        </w:rPr>
+        <w:t>代下12:13</w:t>
+      </w:r>
       <w:r>
         <w:rPr>
           <w:lang w:val="zh_TW" w:bidi="zh_TW"/>
         </w:rPr>
         <w:t>）。可以確定她要為所羅門的偶像崇拜負起部分責任。她的兒子羅波安在所羅門去世後統治猶大（</w:t>
       </w:r>
-      <w:hyperlink r:id="rId74">
-        <w:r>
-          <w:rPr>
-            <w:lang w:val="zh_TW" w:bidi="zh_TW"/>
-          </w:rPr>
-          <w:rPr>
-            <w:color w:val="0000EE"/>
-            <w:u w:val="single"/>
-          </w:rPr>
-          <w:t>王上14:21–24</w:t>
-        </w:r>
-      </w:hyperlink>
+      <w:r>
+        <w:rPr>
+          <w:lang w:val="zh_TW" w:bidi="zh_TW"/>
+        </w:rPr>
+        <w:t>王上14:21–24</w:t>
+      </w:r>
       <w:r>
         <w:rPr>
           <w:lang w:val="zh_TW" w:bidi="zh_TW"/>
@@ -2209,36 +1819,24 @@
         </w:rPr>
         <w:t>羅馬帝國加利利省的一個村莊，是約瑟、馬利亞和耶穌的家鄉。拿撒勒一直是個偏僻的小鎮。在舊約、次經、兩約之間時期的猶太文獻或約瑟夫的歷史著作中，都沒有提到這個地方。該城位於黎巴嫩南部山脈的石灰岩丘陵中，靠近以斯得倫（Esdraelon）平原北側，三面環山，形成了一個氣候溫和、適合水果和野花生長的庇護谷地。雖然拿撒勒附近有貿易路線和道路經過，但該村莊本身並不位於任何主要道路上。拿撒勒位於加利利海以西約15英里（24.1公里），地中海以東約20英里（32.2公里），而耶路撒冷則位於其南方約70英里（112.6公里）處。考古遺跡顯示，古代的拿撒勒比現今的村莊更靠近西邊的山丘（參</w:t>
       </w:r>
-      <w:hyperlink r:id="rId75">
-        <w:r>
-          <w:rPr>
-            <w:lang w:val="zh_TW" w:bidi="zh_TW"/>
-          </w:rPr>
-          <w:rPr>
-            <w:color w:val="0000EE"/>
-            <w:u w:val="single"/>
-          </w:rPr>
-          <w:t>路4:29</w:t>
-        </w:r>
-      </w:hyperlink>
+      <w:r>
+        <w:rPr>
+          <w:lang w:val="zh_TW" w:bidi="zh_TW"/>
+        </w:rPr>
+        <w:t>路4:29</w:t>
+      </w:r>
       <w:r>
         <w:rPr>
           <w:lang w:val="zh_TW" w:bidi="zh_TW"/>
         </w:rPr>
         <w:t>）。在基督時代，拿撒勒及整個加利利南部地區都處於猶太生活的主流範圍之外，這也提供了拿但業對腓力所說「拿撒勒還能出甚麼好的嗎？」（見</w:t>
       </w:r>
-      <w:hyperlink r:id="rId76">
-        <w:r>
-          <w:rPr>
-            <w:lang w:val="zh_TW" w:bidi="zh_TW"/>
-          </w:rPr>
-          <w:rPr>
-            <w:color w:val="0000EE"/>
-            <w:u w:val="single"/>
-          </w:rPr>
-          <w:t>約1:46</w:t>
-        </w:r>
-      </w:hyperlink>
+      <w:r>
+        <w:rPr>
+          <w:lang w:val="zh_TW" w:bidi="zh_TW"/>
+        </w:rPr>
+        <w:t>約1:46</w:t>
+      </w:r>
       <w:r>
         <w:rPr>
           <w:lang w:val="zh_TW" w:bidi="zh_TW"/>
@@ -2259,234 +1857,156 @@
         </w:rPr>
         <w:t>拿撒勒首次在新約中被提及，是作為馬利亞和約瑟的家鄉（</w:t>
       </w:r>
-      <w:hyperlink r:id="rId77">
-        <w:r>
-          <w:rPr>
-            <w:lang w:val="zh_TW" w:bidi="zh_TW"/>
-          </w:rPr>
-          <w:rPr>
-            <w:color w:val="0000EE"/>
-            <w:u w:val="single"/>
-          </w:rPr>
-          <w:t>路1:26–27</w:t>
-        </w:r>
-      </w:hyperlink>
+      <w:r>
+        <w:rPr>
+          <w:lang w:val="zh_TW" w:bidi="zh_TW"/>
+        </w:rPr>
+        <w:t>路1:26–27</w:t>
+      </w:r>
       <w:r>
         <w:rPr>
           <w:lang w:val="zh_TW" w:bidi="zh_TW"/>
         </w:rPr>
         <w:t>）。耶穌在祂父母的祖籍伯利恆（位於南方約80英里或128.7公里處）出生後不久，馬利亞和約瑟便返回拿撒勒（</w:t>
       </w:r>
-      <w:hyperlink r:id="rId78">
-        <w:r>
-          <w:rPr>
-            <w:lang w:val="zh_TW" w:bidi="zh_TW"/>
-          </w:rPr>
-          <w:rPr>
-            <w:color w:val="0000EE"/>
-            <w:u w:val="single"/>
-          </w:rPr>
-          <w:t>太2:23</w:t>
-        </w:r>
-      </w:hyperlink>
+      <w:r>
+        <w:rPr>
+          <w:lang w:val="zh_TW" w:bidi="zh_TW"/>
+        </w:rPr>
+        <w:t>太2:23</w:t>
+      </w:r>
       <w:r>
         <w:rPr>
           <w:lang w:val="zh_TW" w:bidi="zh_TW"/>
         </w:rPr>
         <w:t>；</w:t>
       </w:r>
-      <w:hyperlink r:id="rId79">
-        <w:r>
-          <w:rPr>
-            <w:lang w:val="zh_TW" w:bidi="zh_TW"/>
-          </w:rPr>
-          <w:rPr>
-            <w:color w:val="0000EE"/>
-            <w:u w:val="single"/>
-          </w:rPr>
-          <w:t>路2:39</w:t>
-        </w:r>
-      </w:hyperlink>
+      <w:r>
+        <w:rPr>
+          <w:lang w:val="zh_TW" w:bidi="zh_TW"/>
+        </w:rPr>
+        <w:t>路2:39</w:t>
+      </w:r>
       <w:r>
         <w:rPr>
           <w:lang w:val="zh_TW" w:bidi="zh_TW"/>
         </w:rPr>
         <w:t>）。耶穌在那裡長大（</w:t>
       </w:r>
-      <w:hyperlink r:id="rId80">
-        <w:r>
-          <w:rPr>
-            <w:lang w:val="zh_TW" w:bidi="zh_TW"/>
-          </w:rPr>
-          <w:rPr>
-            <w:color w:val="0000EE"/>
-            <w:u w:val="single"/>
-          </w:rPr>
-          <w:t>路2:39–40、51</w:t>
-        </w:r>
-      </w:hyperlink>
+      <w:r>
+        <w:rPr>
+          <w:lang w:val="zh_TW" w:bidi="zh_TW"/>
+        </w:rPr>
+        <w:t>路2:39–40、51</w:t>
+      </w:r>
       <w:r>
         <w:rPr>
           <w:lang w:val="zh_TW" w:bidi="zh_TW"/>
         </w:rPr>
         <w:t>），後來離開村莊前往約旦河接受約翰的洗禮（</w:t>
       </w:r>
-      <w:hyperlink r:id="rId81">
-        <w:r>
-          <w:rPr>
-            <w:lang w:val="zh_TW" w:bidi="zh_TW"/>
-          </w:rPr>
-          <w:rPr>
-            <w:color w:val="0000EE"/>
-            <w:u w:val="single"/>
-          </w:rPr>
-          <w:t>可1:9</w:t>
-        </w:r>
-      </w:hyperlink>
+      <w:r>
+        <w:rPr>
+          <w:lang w:val="zh_TW" w:bidi="zh_TW"/>
+        </w:rPr>
+        <w:t>可1:9</w:t>
+      </w:r>
       <w:r>
         <w:rPr>
           <w:lang w:val="zh_TW" w:bidi="zh_TW"/>
         </w:rPr>
         <w:t>）。約翰被捕後，耶穌搬到迦百農居住（</w:t>
       </w:r>
-      <w:hyperlink r:id="rId82">
-        <w:r>
-          <w:rPr>
-            <w:lang w:val="zh_TW" w:bidi="zh_TW"/>
-          </w:rPr>
-          <w:rPr>
-            <w:color w:val="0000EE"/>
-            <w:u w:val="single"/>
-          </w:rPr>
-          <w:t>太4:13</w:t>
-        </w:r>
-      </w:hyperlink>
+      <w:r>
+        <w:rPr>
+          <w:lang w:val="zh_TW" w:bidi="zh_TW"/>
+        </w:rPr>
+        <w:t>太4:13</w:t>
+      </w:r>
       <w:r>
         <w:rPr>
           <w:lang w:val="zh_TW" w:bidi="zh_TW"/>
         </w:rPr>
         <w:t>）。雖然耶穌經常被人以祂的童年成長的城而稱為「拿撒勒人耶穌」（見</w:t>
       </w:r>
-      <w:hyperlink r:id="rId83">
-        <w:r>
-          <w:rPr>
-            <w:lang w:val="zh_TW" w:bidi="zh_TW"/>
-          </w:rPr>
-          <w:rPr>
-            <w:color w:val="0000EE"/>
-            <w:u w:val="single"/>
-          </w:rPr>
-          <w:t>可10:47</w:t>
-        </w:r>
-      </w:hyperlink>
+      <w:r>
+        <w:rPr>
+          <w:lang w:val="zh_TW" w:bidi="zh_TW"/>
+        </w:rPr>
+        <w:t>可10:47</w:t>
+      </w:r>
       <w:r>
         <w:rPr>
           <w:lang w:val="zh_TW" w:bidi="zh_TW"/>
         </w:rPr>
         <w:t>；</w:t>
       </w:r>
-      <w:hyperlink r:id="rId84">
-        <w:r>
-          <w:rPr>
-            <w:lang w:val="zh_TW" w:bidi="zh_TW"/>
-          </w:rPr>
-          <w:rPr>
-            <w:color w:val="0000EE"/>
-            <w:u w:val="single"/>
-          </w:rPr>
-          <w:t>約18:5、7</w:t>
-        </w:r>
-      </w:hyperlink>
+      <w:r>
+        <w:rPr>
+          <w:lang w:val="zh_TW" w:bidi="zh_TW"/>
+        </w:rPr>
+        <w:t>約18:5、7</w:t>
+      </w:r>
       <w:r>
         <w:rPr>
           <w:lang w:val="zh_TW" w:bidi="zh_TW"/>
         </w:rPr>
         <w:t>；</w:t>
       </w:r>
-      <w:hyperlink r:id="rId85">
-        <w:r>
-          <w:rPr>
-            <w:lang w:val="zh_TW" w:bidi="zh_TW"/>
-          </w:rPr>
-          <w:rPr>
-            <w:color w:val="0000EE"/>
-            <w:u w:val="single"/>
-          </w:rPr>
-          <w:t>徒2:22</w:t>
-        </w:r>
-      </w:hyperlink>
+      <w:r>
+        <w:rPr>
+          <w:lang w:val="zh_TW" w:bidi="zh_TW"/>
+        </w:rPr>
+        <w:t>徒2:22</w:t>
+      </w:r>
       <w:r>
         <w:rPr>
           <w:lang w:val="zh_TW" w:bidi="zh_TW"/>
         </w:rPr>
         <w:t>），但新約僅記載耶穌在事工期間只回過拿撒勒一次。那次祂在會堂中講道，但卻被鎮民拒絕（</w:t>
       </w:r>
-      <w:hyperlink r:id="rId86">
-        <w:r>
-          <w:rPr>
-            <w:lang w:val="zh_TW" w:bidi="zh_TW"/>
-          </w:rPr>
-          <w:rPr>
-            <w:color w:val="0000EE"/>
-            <w:u w:val="single"/>
-          </w:rPr>
-          <w:t>路4:16–30</w:t>
-        </w:r>
-      </w:hyperlink>
+      <w:r>
+        <w:rPr>
+          <w:lang w:val="zh_TW" w:bidi="zh_TW"/>
+        </w:rPr>
+        <w:t>路4:16–30</w:t>
+      </w:r>
       <w:r>
         <w:rPr>
           <w:lang w:val="zh_TW" w:bidi="zh_TW"/>
         </w:rPr>
         <w:t>；參</w:t>
       </w:r>
-      <w:hyperlink r:id="rId87">
-        <w:r>
-          <w:rPr>
-            <w:lang w:val="zh_TW" w:bidi="zh_TW"/>
-          </w:rPr>
-          <w:rPr>
-            <w:color w:val="0000EE"/>
-            <w:u w:val="single"/>
-          </w:rPr>
-          <w:t>太13:54–58</w:t>
-        </w:r>
-      </w:hyperlink>
+      <w:r>
+        <w:rPr>
+          <w:lang w:val="zh_TW" w:bidi="zh_TW"/>
+        </w:rPr>
+        <w:t>太13:54–58</w:t>
+      </w:r>
       <w:r>
         <w:rPr>
           <w:lang w:val="zh_TW" w:bidi="zh_TW"/>
         </w:rPr>
         <w:t>；</w:t>
       </w:r>
-      <w:hyperlink r:id="rId88">
-        <w:r>
-          <w:rPr>
-            <w:lang w:val="zh_TW" w:bidi="zh_TW"/>
-          </w:rPr>
-          <w:rPr>
-            <w:color w:val="0000EE"/>
-            <w:u w:val="single"/>
-          </w:rPr>
-          <w:t>可6:1–6</w:t>
-        </w:r>
-      </w:hyperlink>
+      <w:r>
+        <w:rPr>
+          <w:lang w:val="zh_TW" w:bidi="zh_TW"/>
+        </w:rPr>
+        <w:t>可6:1–6</w:t>
+      </w:r>
       <w:r>
         <w:rPr>
           <w:lang w:val="zh_TW" w:bidi="zh_TW"/>
         </w:rPr>
         <w:t>）。耶穌的跟隨者也被譏諷地稱為「拿撒勒教黨（Nazarenes）」（</w:t>
       </w:r>
-      <w:hyperlink r:id="rId89">
-        <w:r>
-          <w:rPr>
-            <w:lang w:val="zh_TW" w:bidi="zh_TW"/>
-          </w:rPr>
-          <w:rPr>
-            <w:color w:val="0000EE"/>
-            <w:u w:val="single"/>
-          </w:rPr>
-          <w:t>徒24:5</w:t>
-        </w:r>
-      </w:hyperlink>
+      <w:r>
+        <w:rPr>
+          <w:lang w:val="zh_TW" w:bidi="zh_TW"/>
+        </w:rPr>
+        <w:t>徒24:5</w:t>
+      </w:r>
       <w:r>
         <w:rPr>
           <w:lang w:val="zh_TW" w:bidi="zh_TW"/>
@@ -2602,72 +2122,48 @@
         </w:rPr>
         <w:t>拿撒勒是耶穌在世上頭三十年間所居住的家鄉。由於「耶穌」這個名字在猶太人中非常普遍，而且當時並沒有使用姓氏，因此「拿撒勒人」這一稱號可能是用來區別拿撒勒的耶穌與其他同名的人（見希臘文譯本的</w:t>
       </w:r>
-      <w:hyperlink r:id="rId90">
-        <w:r>
-          <w:rPr>
-            <w:lang w:val="zh_TW" w:bidi="zh_TW"/>
-          </w:rPr>
-          <w:rPr>
-            <w:color w:val="0000EE"/>
-            <w:u w:val="single"/>
-          </w:rPr>
-          <w:t>太27:16–17</w:t>
-        </w:r>
-      </w:hyperlink>
+      <w:r>
+        <w:rPr>
+          <w:lang w:val="zh_TW" w:bidi="zh_TW"/>
+        </w:rPr>
+        <w:t>太27:16–17</w:t>
+      </w:r>
       <w:r>
         <w:rPr>
           <w:lang w:val="zh_TW" w:bidi="zh_TW"/>
         </w:rPr>
         <w:t>；</w:t>
       </w:r>
-      <w:hyperlink r:id="rId91">
-        <w:r>
-          <w:rPr>
-            <w:lang w:val="zh_TW" w:bidi="zh_TW"/>
-          </w:rPr>
-          <w:rPr>
-            <w:color w:val="0000EE"/>
-            <w:u w:val="single"/>
-          </w:rPr>
-          <w:t>徒7:45</w:t>
-        </w:r>
-      </w:hyperlink>
+      <w:r>
+        <w:rPr>
+          <w:lang w:val="zh_TW" w:bidi="zh_TW"/>
+        </w:rPr>
+        <w:t>徒7:45</w:t>
+      </w:r>
       <w:r>
         <w:rPr>
           <w:lang w:val="zh_TW" w:bidi="zh_TW"/>
         </w:rPr>
         <w:t>；</w:t>
       </w:r>
-      <w:hyperlink r:id="rId92">
-        <w:r>
-          <w:rPr>
-            <w:lang w:val="zh_TW" w:bidi="zh_TW"/>
-          </w:rPr>
-          <w:rPr>
-            <w:color w:val="0000EE"/>
-            <w:u w:val="single"/>
-          </w:rPr>
-          <w:t>西4:11</w:t>
-        </w:r>
-      </w:hyperlink>
+      <w:r>
+        <w:rPr>
+          <w:lang w:val="zh_TW" w:bidi="zh_TW"/>
+        </w:rPr>
+        <w:t>西4:11</w:t>
+      </w:r>
       <w:r>
         <w:rPr>
           <w:lang w:val="zh_TW" w:bidi="zh_TW"/>
         </w:rPr>
         <w:t>；</w:t>
       </w:r>
-      <w:hyperlink r:id="rId93">
-        <w:r>
-          <w:rPr>
-            <w:lang w:val="zh_TW" w:bidi="zh_TW"/>
-          </w:rPr>
-          <w:rPr>
-            <w:color w:val="0000EE"/>
-            <w:u w:val="single"/>
-          </w:rPr>
-          <w:t>來4:8</w:t>
-        </w:r>
-      </w:hyperlink>
+      <w:r>
+        <w:rPr>
+          <w:lang w:val="zh_TW" w:bidi="zh_TW"/>
+        </w:rPr>
+        <w:t>來4:8</w:t>
+      </w:r>
       <w:r>
         <w:rPr>
           <w:lang w:val="zh_TW" w:bidi="zh_TW"/>
@@ -2688,162 +2184,108 @@
         </w:rPr>
         <w:t>在原文中，拿撒勒人耶穌的稱號被污鬼（</w:t>
       </w:r>
-      <w:hyperlink r:id="rId94">
-        <w:r>
-          <w:rPr>
-            <w:lang w:val="zh_TW" w:bidi="zh_TW"/>
-          </w:rPr>
-          <w:rPr>
-            <w:color w:val="0000EE"/>
-            <w:u w:val="single"/>
-          </w:rPr>
-          <w:t>可1:24</w:t>
-        </w:r>
-      </w:hyperlink>
+      <w:r>
+        <w:rPr>
+          <w:lang w:val="zh_TW" w:bidi="zh_TW"/>
+        </w:rPr>
+        <w:t>可1:24</w:t>
+      </w:r>
       <w:r>
         <w:rPr>
           <w:lang w:val="zh_TW" w:bidi="zh_TW"/>
         </w:rPr>
         <w:t>；</w:t>
       </w:r>
-      <w:hyperlink r:id="rId95">
-        <w:r>
-          <w:rPr>
-            <w:lang w:val="zh_TW" w:bidi="zh_TW"/>
-          </w:rPr>
-          <w:rPr>
-            <w:color w:val="0000EE"/>
-            <w:u w:val="single"/>
-          </w:rPr>
-          <w:t>路4:34</w:t>
-        </w:r>
-      </w:hyperlink>
+      <w:r>
+        <w:rPr>
+          <w:lang w:val="zh_TW" w:bidi="zh_TW"/>
+        </w:rPr>
+        <w:t>路4:34</w:t>
+      </w:r>
       <w:r>
         <w:rPr>
           <w:lang w:val="zh_TW" w:bidi="zh_TW"/>
         </w:rPr>
         <w:t>）、耶利哥城外的群眾（</w:t>
       </w:r>
-      <w:hyperlink r:id="rId83">
-        <w:r>
-          <w:rPr>
-            <w:lang w:val="zh_TW" w:bidi="zh_TW"/>
-          </w:rPr>
-          <w:rPr>
-            <w:color w:val="0000EE"/>
-            <w:u w:val="single"/>
-          </w:rPr>
-          <w:t>可10:47</w:t>
-        </w:r>
-      </w:hyperlink>
+      <w:r>
+        <w:rPr>
+          <w:lang w:val="zh_TW" w:bidi="zh_TW"/>
+        </w:rPr>
+        <w:t>可10:47</w:t>
+      </w:r>
       <w:r>
         <w:rPr>
           <w:lang w:val="zh_TW" w:bidi="zh_TW"/>
         </w:rPr>
         <w:t>；</w:t>
       </w:r>
-      <w:hyperlink r:id="rId96">
-        <w:r>
-          <w:rPr>
-            <w:lang w:val="zh_TW" w:bidi="zh_TW"/>
-          </w:rPr>
-          <w:rPr>
-            <w:color w:val="0000EE"/>
-            <w:u w:val="single"/>
-          </w:rPr>
-          <w:t>路18:37</w:t>
-        </w:r>
-      </w:hyperlink>
+      <w:r>
+        <w:rPr>
+          <w:lang w:val="zh_TW" w:bidi="zh_TW"/>
+        </w:rPr>
+        <w:t>路18:37</w:t>
+      </w:r>
       <w:r>
         <w:rPr>
           <w:lang w:val="zh_TW" w:bidi="zh_TW"/>
         </w:rPr>
         <w:t>）、一個使女（</w:t>
       </w:r>
-      <w:hyperlink r:id="rId97">
-        <w:r>
-          <w:rPr>
-            <w:lang w:val="zh_TW" w:bidi="zh_TW"/>
-          </w:rPr>
-          <w:rPr>
-            <w:color w:val="0000EE"/>
-            <w:u w:val="single"/>
-          </w:rPr>
-          <w:t>可14:67</w:t>
-        </w:r>
-      </w:hyperlink>
+      <w:r>
+        <w:rPr>
+          <w:lang w:val="zh_TW" w:bidi="zh_TW"/>
+        </w:rPr>
+        <w:t>可14:67</w:t>
+      </w:r>
       <w:r>
         <w:rPr>
           <w:lang w:val="zh_TW" w:bidi="zh_TW"/>
         </w:rPr>
         <w:t>）、兵丁（</w:t>
       </w:r>
-      <w:hyperlink r:id="rId98">
-        <w:r>
-          <w:rPr>
-            <w:lang w:val="zh_TW" w:bidi="zh_TW"/>
-          </w:rPr>
-          <w:rPr>
-            <w:color w:val="0000EE"/>
-            <w:u w:val="single"/>
-          </w:rPr>
-          <w:t>約18:5–7</w:t>
-        </w:r>
-      </w:hyperlink>
+      <w:r>
+        <w:rPr>
+          <w:lang w:val="zh_TW" w:bidi="zh_TW"/>
+        </w:rPr>
+        <w:t>約18:5–7</w:t>
+      </w:r>
       <w:r>
         <w:rPr>
           <w:lang w:val="zh_TW" w:bidi="zh_TW"/>
         </w:rPr>
         <w:t>）、彼拉多（</w:t>
       </w:r>
-      <w:hyperlink r:id="rId99">
-        <w:r>
-          <w:rPr>
-            <w:lang w:val="zh_TW" w:bidi="zh_TW"/>
-          </w:rPr>
-          <w:rPr>
-            <w:color w:val="0000EE"/>
-            <w:u w:val="single"/>
-          </w:rPr>
-          <w:t>約19:19</w:t>
-        </w:r>
-      </w:hyperlink>
+      <w:r>
+        <w:rPr>
+          <w:lang w:val="zh_TW" w:bidi="zh_TW"/>
+        </w:rPr>
+        <w:t>約19:19</w:t>
+      </w:r>
       <w:r>
         <w:rPr>
           <w:lang w:val="zh_TW" w:bidi="zh_TW"/>
         </w:rPr>
         <w:t>）、在往以馬忤斯路上的兩個門徒（</w:t>
       </w:r>
-      <w:hyperlink r:id="rId100">
-        <w:r>
-          <w:rPr>
-            <w:lang w:val="zh_TW" w:bidi="zh_TW"/>
-          </w:rPr>
-          <w:rPr>
-            <w:color w:val="0000EE"/>
-            <w:u w:val="single"/>
-          </w:rPr>
-          <w:t>路24:19</w:t>
-        </w:r>
-      </w:hyperlink>
+      <w:r>
+        <w:rPr>
+          <w:lang w:val="zh_TW" w:bidi="zh_TW"/>
+        </w:rPr>
+        <w:t>路24:19</w:t>
+      </w:r>
       <w:r>
         <w:rPr>
           <w:lang w:val="zh_TW" w:bidi="zh_TW"/>
         </w:rPr>
         <w:t>）和墓旁的天使（</w:t>
       </w:r>
-      <w:hyperlink r:id="rId101">
-        <w:r>
-          <w:rPr>
-            <w:lang w:val="zh_TW" w:bidi="zh_TW"/>
-          </w:rPr>
-          <w:rPr>
-            <w:color w:val="0000EE"/>
-            <w:u w:val="single"/>
-          </w:rPr>
-          <w:t>可16:6</w:t>
-        </w:r>
-      </w:hyperlink>
+      <w:r>
+        <w:rPr>
+          <w:lang w:val="zh_TW" w:bidi="zh_TW"/>
+        </w:rPr>
+        <w:t>可16:6</w:t>
+      </w:r>
       <w:r>
         <w:rPr>
           <w:lang w:val="zh_TW" w:bidi="zh_TW"/>
@@ -2864,72 +2306,48 @@
         </w:rPr>
         <w:t>使徒行傳中的使徒們也用「拿撒勒人」這個稱號來指認耶穌，彼得在五旬節那天的講道中提到拿撒勒人耶穌（</w:t>
       </w:r>
-      <w:hyperlink r:id="rId85">
-        <w:r>
-          <w:rPr>
-            <w:lang w:val="zh_TW" w:bidi="zh_TW"/>
-          </w:rPr>
-          <w:rPr>
-            <w:color w:val="0000EE"/>
-            <w:u w:val="single"/>
-          </w:rPr>
-          <w:t>徒2:22</w:t>
-        </w:r>
-      </w:hyperlink>
+      <w:r>
+        <w:rPr>
+          <w:lang w:val="zh_TW" w:bidi="zh_TW"/>
+        </w:rPr>
+        <w:t>徒2:22</w:t>
+      </w:r>
       <w:r>
         <w:rPr>
           <w:lang w:val="zh_TW" w:bidi="zh_TW"/>
         </w:rPr>
         <w:t>），並在隨後的聖殿門口的醫治事蹟中再次提及（</w:t>
       </w:r>
-      <w:hyperlink r:id="rId102">
-        <w:r>
-          <w:rPr>
-            <w:lang w:val="zh_TW" w:bidi="zh_TW"/>
-          </w:rPr>
-          <w:rPr>
-            <w:color w:val="0000EE"/>
-            <w:u w:val="single"/>
-          </w:rPr>
-          <w:t>3:6</w:t>
-        </w:r>
-      </w:hyperlink>
+      <w:r>
+        <w:rPr>
+          <w:lang w:val="zh_TW" w:bidi="zh_TW"/>
+        </w:rPr>
+        <w:t>3:6</w:t>
+      </w:r>
       <w:r>
         <w:rPr>
           <w:lang w:val="zh_TW" w:bidi="zh_TW"/>
         </w:rPr>
         <w:t>，</w:t>
       </w:r>
-      <w:hyperlink r:id="rId103">
-        <w:r>
-          <w:rPr>
-            <w:lang w:val="zh_TW" w:bidi="zh_TW"/>
-          </w:rPr>
-          <w:rPr>
-            <w:color w:val="0000EE"/>
-            <w:u w:val="single"/>
-          </w:rPr>
-          <w:t>4:10</w:t>
-        </w:r>
-      </w:hyperlink>
+      <w:r>
+        <w:rPr>
+          <w:lang w:val="zh_TW" w:bidi="zh_TW"/>
+        </w:rPr>
+        <w:t>4:10</w:t>
+      </w:r>
       <w:r>
         <w:rPr>
           <w:lang w:val="zh_TW" w:bidi="zh_TW"/>
         </w:rPr>
         <w:t>）。保羅在</w:t>
       </w:r>
-      <w:hyperlink r:id="rId104">
-        <w:r>
-          <w:rPr>
-            <w:lang w:val="zh_TW" w:bidi="zh_TW"/>
-          </w:rPr>
-          <w:rPr>
-            <w:color w:val="0000EE"/>
-            <w:u w:val="single"/>
-          </w:rPr>
-          <w:t>使徒行傳二十六章9節</w:t>
-        </w:r>
-      </w:hyperlink>
+      <w:r>
+        <w:rPr>
+          <w:lang w:val="zh_TW" w:bidi="zh_TW"/>
+        </w:rPr>
+        <w:t>使徒行傳二十六章9節</w:t>
+      </w:r>
       <w:r>
         <w:rPr>
           <w:lang w:val="zh_TW" w:bidi="zh_TW"/>
@@ -2950,36 +2368,24 @@
         </w:rPr>
         <w:t>有一處敵對性的提及是在</w:t>
       </w:r>
-      <w:hyperlink r:id="rId105">
-        <w:r>
-          <w:rPr>
-            <w:lang w:val="zh_TW" w:bidi="zh_TW"/>
-          </w:rPr>
-          <w:rPr>
-            <w:color w:val="0000EE"/>
-            <w:u w:val="single"/>
-          </w:rPr>
-          <w:t>使徒行傳六章14節</w:t>
-        </w:r>
-      </w:hyperlink>
+      <w:r>
+        <w:rPr>
+          <w:lang w:val="zh_TW" w:bidi="zh_TW"/>
+        </w:rPr>
+        <w:t>使徒行傳六章14節</w:t>
+      </w:r>
       <w:r>
         <w:rPr>
           <w:lang w:val="zh_TW" w:bidi="zh_TW"/>
         </w:rPr>
         <w:t>。針對司提反作假見證的人在公會前控告他說：「這拿撒勒人耶穌要毀壞此地（聖殿），也要改變摩西所交給我們的規條。」（見希臘文譯本）。另一個敵對性的提及在</w:t>
       </w:r>
-      <w:hyperlink r:id="rId89">
-        <w:r>
-          <w:rPr>
-            <w:lang w:val="zh_TW" w:bidi="zh_TW"/>
-          </w:rPr>
-          <w:rPr>
-            <w:color w:val="0000EE"/>
-            <w:u w:val="single"/>
-          </w:rPr>
-          <w:t>使徒行傳二十四章5節</w:t>
-        </w:r>
-      </w:hyperlink>
+      <w:r>
+        <w:rPr>
+          <w:lang w:val="zh_TW" w:bidi="zh_TW"/>
+        </w:rPr>
+        <w:t>使徒行傳二十四章5節</w:t>
+      </w:r>
       <w:r>
         <w:rPr>
           <w:lang w:val="zh_TW" w:bidi="zh_TW"/>
@@ -3000,108 +2406,72 @@
         </w:rPr>
         <w:t>關於「拿撒勒人」這個名稱，在</w:t>
       </w:r>
-      <w:hyperlink r:id="rId78">
-        <w:r>
-          <w:rPr>
-            <w:lang w:val="zh_TW" w:bidi="zh_TW"/>
-          </w:rPr>
-          <w:rPr>
-            <w:color w:val="0000EE"/>
-            <w:u w:val="single"/>
-          </w:rPr>
-          <w:t>馬太福音二章23節</w:t>
-        </w:r>
-      </w:hyperlink>
+      <w:r>
+        <w:rPr>
+          <w:lang w:val="zh_TW" w:bidi="zh_TW"/>
+        </w:rPr>
+        <w:t>馬太福音二章23節</w:t>
+      </w:r>
       <w:r>
         <w:rPr>
           <w:lang w:val="zh_TW" w:bidi="zh_TW"/>
         </w:rPr>
         <w:t>一直是個難題：「到了一座城，名叫拿撒勒，就住在那裡。這是要應驗先知所說，他將稱為拿撒勒人的話了」。舊約中沒有任何先知直接預言彌賽亞將被稱為拿撒勒人。一些學者將馬太福音的引用與</w:t>
       </w:r>
-      <w:hyperlink r:id="rId106">
-        <w:r>
-          <w:rPr>
-            <w:lang w:val="zh_TW" w:bidi="zh_TW"/>
-          </w:rPr>
-          <w:rPr>
-            <w:color w:val="0000EE"/>
-            <w:u w:val="single"/>
-          </w:rPr>
-          <w:t>以賽亞書十一章1節</w:t>
-        </w:r>
-      </w:hyperlink>
+      <w:r>
+        <w:rPr>
+          <w:lang w:val="zh_TW" w:bidi="zh_TW"/>
+        </w:rPr>
+        <w:t>以賽亞書十一章1節</w:t>
+      </w:r>
       <w:r>
         <w:rPr>
           <w:lang w:val="zh_TW" w:bidi="zh_TW"/>
         </w:rPr>
         <w:t>聯繫起來，該處提到彌賽亞是枝子，這個希伯來文詞語源自與「拿撒勒」相同的詞根。另一些人則認為這段舊約預言指的是彌賽亞將被人輕視和辱罵，因為他們認為彌賽亞應該來自大衛之城伯利恆。然而，儘管耶穌確實在伯利恆出生，但祂卻在拿撒勒長大，後來被稱為拿撒勒人，因而被人嘲笑。因此，當一些同時代的人稱祂為拿撒勒人時，這預言就應驗了，因為拿撒勒被視為一個不受人重視的地方（</w:t>
       </w:r>
-      <w:hyperlink r:id="rId76">
-        <w:r>
-          <w:rPr>
-            <w:lang w:val="zh_TW" w:bidi="zh_TW"/>
-          </w:rPr>
-          <w:rPr>
-            <w:color w:val="0000EE"/>
-            <w:u w:val="single"/>
-          </w:rPr>
-          <w:t>約1:46</w:t>
-        </w:r>
-      </w:hyperlink>
+      <w:r>
+        <w:rPr>
+          <w:lang w:val="zh_TW" w:bidi="zh_TW"/>
+        </w:rPr>
+        <w:t>約1:46</w:t>
+      </w:r>
       <w:r>
         <w:rPr>
           <w:lang w:val="zh_TW" w:bidi="zh_TW"/>
         </w:rPr>
         <w:t>；參</w:t>
       </w:r>
-      <w:hyperlink r:id="rId107">
-        <w:r>
-          <w:rPr>
-            <w:lang w:val="zh_TW" w:bidi="zh_TW"/>
-          </w:rPr>
-          <w:rPr>
-            <w:color w:val="0000EE"/>
-            <w:u w:val="single"/>
-          </w:rPr>
-          <w:t>太13:54</w:t>
-        </w:r>
-      </w:hyperlink>
+      <w:r>
+        <w:rPr>
+          <w:lang w:val="zh_TW" w:bidi="zh_TW"/>
+        </w:rPr>
+        <w:t>太13:54</w:t>
+      </w:r>
       <w:r>
         <w:rPr>
           <w:lang w:val="zh_TW" w:bidi="zh_TW"/>
         </w:rPr>
         <w:t>；</w:t>
       </w:r>
-      <w:hyperlink r:id="rId108">
-        <w:r>
-          <w:rPr>
-            <w:lang w:val="zh_TW" w:bidi="zh_TW"/>
-          </w:rPr>
-          <w:rPr>
-            <w:color w:val="0000EE"/>
-            <w:u w:val="single"/>
-          </w:rPr>
-          <w:t>可6:2–3</w:t>
-        </w:r>
-      </w:hyperlink>
+      <w:r>
+        <w:rPr>
+          <w:lang w:val="zh_TW" w:bidi="zh_TW"/>
+        </w:rPr>
+        <w:t>可6:2–3</w:t>
+      </w:r>
       <w:r>
         <w:rPr>
           <w:lang w:val="zh_TW" w:bidi="zh_TW"/>
         </w:rPr>
         <w:t>；</w:t>
       </w:r>
-      <w:hyperlink r:id="rId109">
-        <w:r>
-          <w:rPr>
-            <w:lang w:val="zh_TW" w:bidi="zh_TW"/>
-          </w:rPr>
-          <w:rPr>
-            <w:color w:val="0000EE"/>
-            <w:u w:val="single"/>
-          </w:rPr>
-          <w:t>路4:22</w:t>
-        </w:r>
-      </w:hyperlink>
+      <w:r>
+        <w:rPr>
+          <w:lang w:val="zh_TW" w:bidi="zh_TW"/>
+        </w:rPr>
+        <w:t>路4:22</w:t>
+      </w:r>
       <w:r>
         <w:rPr>
           <w:lang w:val="zh_TW" w:bidi="zh_TW"/>
@@ -3183,36 +2553,24 @@
         </w:rPr>
         <w:t>亞米拿達的兒子、以利沙巴的兄弟，也是撒門的父親（</w:t>
       </w:r>
-      <w:hyperlink r:id="rId13">
-        <w:r>
-          <w:rPr>
-            <w:lang w:val="zh_TW" w:bidi="zh_TW"/>
-          </w:rPr>
-          <w:rPr>
-            <w:color w:val="0000EE"/>
-            <w:u w:val="single"/>
-          </w:rPr>
-          <w:t>出6:23</w:t>
-        </w:r>
-      </w:hyperlink>
+      <w:r>
+        <w:rPr>
+          <w:lang w:val="zh_TW" w:bidi="zh_TW"/>
+        </w:rPr>
+        <w:t>出6:23</w:t>
+      </w:r>
       <w:r>
         <w:rPr>
           <w:lang w:val="zh_TW" w:bidi="zh_TW"/>
         </w:rPr>
         <w:t>；</w:t>
       </w:r>
-      <w:hyperlink r:id="rId110">
-        <w:r>
-          <w:rPr>
-            <w:lang w:val="zh_TW" w:bidi="zh_TW"/>
-          </w:rPr>
-          <w:rPr>
-            <w:color w:val="0000EE"/>
-            <w:u w:val="single"/>
-          </w:rPr>
-          <w:t>代上2:10–11</w:t>
-        </w:r>
-      </w:hyperlink>
+      <w:r>
+        <w:rPr>
+          <w:lang w:val="zh_TW" w:bidi="zh_TW"/>
+        </w:rPr>
+        <w:t>代上2:10–11</w:t>
+      </w:r>
       <w:r>
         <w:rPr>
           <w:lang w:val="zh_TW" w:bidi="zh_TW"/>
@@ -3233,72 +2591,48 @@
         </w:rPr>
         <w:t>在以色列人曠野漂流初期，拿順是猶大支派的首領（</w:t>
       </w:r>
-      <w:hyperlink r:id="rId111">
-        <w:r>
-          <w:rPr>
-            <w:lang w:val="zh_TW" w:bidi="zh_TW"/>
-          </w:rPr>
-          <w:rPr>
-            <w:color w:val="0000EE"/>
-            <w:u w:val="single"/>
-          </w:rPr>
-          <w:t>民1:7</w:t>
-        </w:r>
-      </w:hyperlink>
+      <w:r>
+        <w:rPr>
+          <w:lang w:val="zh_TW" w:bidi="zh_TW"/>
+        </w:rPr>
+        <w:t>民1:7</w:t>
+      </w:r>
       <w:r>
         <w:rPr>
           <w:lang w:val="zh_TW" w:bidi="zh_TW"/>
         </w:rPr>
         <w:t>，</w:t>
       </w:r>
-      <w:hyperlink r:id="rId112">
-        <w:r>
-          <w:rPr>
-            <w:lang w:val="zh_TW" w:bidi="zh_TW"/>
-          </w:rPr>
-          <w:rPr>
-            <w:color w:val="0000EE"/>
-            <w:u w:val="single"/>
-          </w:rPr>
-          <w:t>2:3</w:t>
-        </w:r>
-      </w:hyperlink>
+      <w:r>
+        <w:rPr>
+          <w:lang w:val="zh_TW" w:bidi="zh_TW"/>
+        </w:rPr>
+        <w:t>2:3</w:t>
+      </w:r>
       <w:r>
         <w:rPr>
           <w:lang w:val="zh_TW" w:bidi="zh_TW"/>
         </w:rPr>
         <w:t>，</w:t>
       </w:r>
-      <w:hyperlink r:id="rId113">
-        <w:r>
-          <w:rPr>
-            <w:lang w:val="zh_TW" w:bidi="zh_TW"/>
-          </w:rPr>
-          <w:rPr>
-            <w:color w:val="0000EE"/>
-            <w:u w:val="single"/>
-          </w:rPr>
-          <w:t>10:14</w:t>
-        </w:r>
-      </w:hyperlink>
+      <w:r>
+        <w:rPr>
+          <w:lang w:val="zh_TW" w:bidi="zh_TW"/>
+        </w:rPr>
+        <w:t>10:14</w:t>
+      </w:r>
       <w:r>
         <w:rPr>
           <w:lang w:val="zh_TW" w:bidi="zh_TW"/>
         </w:rPr>
         <w:t>），並代表猶大支派參與祭壇奉獻（</w:t>
       </w:r>
-      <w:hyperlink r:id="rId114">
-        <w:r>
-          <w:rPr>
-            <w:lang w:val="zh_TW" w:bidi="zh_TW"/>
-          </w:rPr>
-          <w:rPr>
-            <w:color w:val="0000EE"/>
-            <w:u w:val="single"/>
-          </w:rPr>
-          <w:t>民7:12</w:t>
-        </w:r>
-      </w:hyperlink>
+      <w:r>
+        <w:rPr>
+          <w:lang w:val="zh_TW" w:bidi="zh_TW"/>
+        </w:rPr>
+        <w:t>民7:12</w:t>
+      </w:r>
       <w:r>
         <w:rPr>
           <w:lang w:val="zh_TW" w:bidi="zh_TW"/>
@@ -3319,54 +2653,36 @@
         </w:rPr>
         <w:t>在</w:t>
       </w:r>
-      <w:hyperlink r:id="rId115">
-        <w:r>
-          <w:rPr>
-            <w:lang w:val="zh_TW" w:bidi="zh_TW"/>
-          </w:rPr>
-          <w:rPr>
-            <w:color w:val="0000EE"/>
-            <w:u w:val="single"/>
-          </w:rPr>
-          <w:t>路得記四章20節</w:t>
-        </w:r>
-      </w:hyperlink>
+      <w:r>
+        <w:rPr>
+          <w:lang w:val="zh_TW" w:bidi="zh_TW"/>
+        </w:rPr>
+        <w:t>路得記四章20節</w:t>
+      </w:r>
       <w:r>
         <w:rPr>
           <w:lang w:val="zh_TW" w:bidi="zh_TW"/>
         </w:rPr>
         <w:t>中，拿順被列為大衛的祖先，也是猶大藉由法勒斯家系而來的後裔。在馬太福音和路加福音的家譜中，拿順也被列為耶穌基督的祖先（</w:t>
       </w:r>
-      <w:hyperlink r:id="rId116">
-        <w:r>
-          <w:rPr>
-            <w:lang w:val="zh_TW" w:bidi="zh_TW"/>
-          </w:rPr>
-          <w:rPr>
-            <w:color w:val="0000EE"/>
-            <w:u w:val="single"/>
-          </w:rPr>
-          <w:t>太1:4</w:t>
-        </w:r>
-      </w:hyperlink>
+      <w:r>
+        <w:rPr>
+          <w:lang w:val="zh_TW" w:bidi="zh_TW"/>
+        </w:rPr>
+        <w:t>太1:4</w:t>
+      </w:r>
       <w:r>
         <w:rPr>
           <w:lang w:val="zh_TW" w:bidi="zh_TW"/>
         </w:rPr>
         <w:t>；</w:t>
       </w:r>
-      <w:hyperlink r:id="rId117">
-        <w:r>
-          <w:rPr>
-            <w:lang w:val="zh_TW" w:bidi="zh_TW"/>
-          </w:rPr>
-          <w:rPr>
-            <w:color w:val="0000EE"/>
-            <w:u w:val="single"/>
-          </w:rPr>
-          <w:t>路3:32</w:t>
-        </w:r>
-      </w:hyperlink>
+      <w:r>
+        <w:rPr>
+          <w:lang w:val="zh_TW" w:bidi="zh_TW"/>
+        </w:rPr>
+        <w:t>路3:32</w:t>
+      </w:r>
       <w:r>
         <w:rPr>
           <w:lang w:val="zh_TW" w:bidi="zh_TW"/>
@@ -3421,18 +2737,12 @@
         </w:rPr>
         <w:t>有英文譯本在</w:t>
       </w:r>
-      <w:hyperlink r:id="rId13">
-        <w:r>
-          <w:rPr>
-            <w:lang w:val="zh_TW" w:bidi="zh_TW"/>
-          </w:rPr>
-          <w:rPr>
-            <w:color w:val="0000EE"/>
-            <w:u w:val="single"/>
-          </w:rPr>
-          <w:t>出埃及記六章23節</w:t>
-        </w:r>
-      </w:hyperlink>
+      <w:r>
+        <w:rPr>
+          <w:lang w:val="zh_TW" w:bidi="zh_TW"/>
+        </w:rPr>
+        <w:t>出埃及記六章23節</w:t>
+      </w:r>
       <w:r>
         <w:rPr>
           <w:lang w:val="zh_TW" w:bidi="zh_TW"/>
@@ -3520,18 +2830,12 @@
         </w:rPr>
         <w:t>指終身蒙神揀選作拿細耳人的人，或在一段指定期間內因向神許願而分別為聖的人。拿細耳人（Nazirite，亦作Nazarite）藉著自願約束自己，預備承擔某項特別的事奉（</w:t>
       </w:r>
-      <w:hyperlink r:id="rId118">
-        <w:r>
-          <w:rPr>
-            <w:lang w:val="zh_TW" w:bidi="zh_TW"/>
-          </w:rPr>
-          <w:rPr>
-            <w:color w:val="0000EE"/>
-            <w:u w:val="single"/>
-          </w:rPr>
-          <w:t>民6:1–21</w:t>
-        </w:r>
-      </w:hyperlink>
+      <w:r>
+        <w:rPr>
+          <w:lang w:val="zh_TW" w:bidi="zh_TW"/>
+        </w:rPr>
+        <w:t>民6:1–21</w:t>
+      </w:r>
       <w:r>
         <w:rPr>
           <w:lang w:val="zh_TW" w:bidi="zh_TW"/>
@@ -3552,48 +2856,30 @@
         </w:rPr>
         <w:t>以色列傳統認為，拿細耳人是終身分別為聖的人。參孫是古代拿細耳人的英雄。他藉著母親所許的願，「歸神作拿細耳人」（</w:t>
       </w:r>
-      <w:hyperlink r:id="rId119">
-        <w:r>
-          <w:rPr>
-            <w:lang w:val="zh_TW" w:bidi="zh_TW"/>
-          </w:rPr>
-          <w:rPr>
-            <w:color w:val="0000EE"/>
-            <w:u w:val="single"/>
-          </w:rPr>
-          <w:t>士13:5，</w:t>
-        </w:r>
-      </w:hyperlink>
-      <w:hyperlink r:id="rId120">
-        <w:r>
-          <w:rPr>
-            <w:lang w:val="zh_TW" w:bidi="zh_TW"/>
-          </w:rPr>
-          <w:rPr>
-            <w:color w:val="0000EE"/>
-            <w:u w:val="single"/>
-          </w:rPr>
-          <w:t>16:17</w:t>
-        </w:r>
-      </w:hyperlink>
+      <w:r>
+        <w:rPr>
+          <w:lang w:val="zh_TW" w:bidi="zh_TW"/>
+        </w:rPr>
+        <w:t>士13:5，</w:t>
+      </w:r>
+      <w:r>
+        <w:rPr>
+          <w:lang w:val="zh_TW" w:bidi="zh_TW"/>
+        </w:rPr>
+        <w:t>16:17</w:t>
+      </w:r>
       <w:r>
         <w:rPr>
           <w:lang w:val="zh_TW" w:bidi="zh_TW"/>
         </w:rPr>
         <w:t>），並且守著這個誓願「一直到死」（</w:t>
       </w:r>
-      <w:hyperlink r:id="rId121">
-        <w:r>
-          <w:rPr>
-            <w:lang w:val="zh_TW" w:bidi="zh_TW"/>
-          </w:rPr>
-          <w:rPr>
-            <w:color w:val="0000EE"/>
-            <w:u w:val="single"/>
-          </w:rPr>
-          <w:t>13:7</w:t>
-        </w:r>
-      </w:hyperlink>
+      <w:r>
+        <w:rPr>
+          <w:lang w:val="zh_TW" w:bidi="zh_TW"/>
+        </w:rPr>
+        <w:t>13:7</w:t>
+      </w:r>
       <w:r>
         <w:rPr>
           <w:lang w:val="zh_TW" w:bidi="zh_TW"/>
@@ -3614,36 +2900,24 @@
         </w:rPr>
         <w:t>早期拿細耳人的誓願可能與聖戰儀式有關。參戰的人分別為聖歸給神，並且可能留長頭髮（</w:t>
       </w:r>
-      <w:hyperlink r:id="rId119">
-        <w:r>
-          <w:rPr>
-            <w:lang w:val="zh_TW" w:bidi="zh_TW"/>
-          </w:rPr>
-          <w:rPr>
-            <w:color w:val="0000EE"/>
-            <w:u w:val="single"/>
-          </w:rPr>
-          <w:t>士13:5</w:t>
-        </w:r>
-      </w:hyperlink>
+      <w:r>
+        <w:rPr>
+          <w:lang w:val="zh_TW" w:bidi="zh_TW"/>
+        </w:rPr>
+        <w:t>士13:5</w:t>
+      </w:r>
       <w:r>
         <w:rPr>
           <w:lang w:val="zh_TW" w:bidi="zh_TW"/>
         </w:rPr>
         <w:t>）。先知撒母耳因著母親所許「不用剃頭刀剃他的頭」的願，所以他沒有剪髮（</w:t>
       </w:r>
-      <w:hyperlink r:id="rId122">
-        <w:r>
-          <w:rPr>
-            <w:lang w:val="zh_TW" w:bidi="zh_TW"/>
-          </w:rPr>
-          <w:rPr>
-            <w:color w:val="0000EE"/>
-            <w:u w:val="single"/>
-          </w:rPr>
-          <w:t>撒上1:11</w:t>
-        </w:r>
-      </w:hyperlink>
+      <w:r>
+        <w:rPr>
+          <w:lang w:val="zh_TW" w:bidi="zh_TW"/>
+        </w:rPr>
+        <w:t>撒上1:11</w:t>
+      </w:r>
       <w:r>
         <w:rPr>
           <w:lang w:val="zh_TW" w:bidi="zh_TW"/>
@@ -3678,36 +2952,24 @@
         </w:rPr>
         <w:t>未剪的頭髮象徵力量和生命。這或許就是「拿細耳（nazir）」一詞，用來描述雅各對約瑟的祝福（</w:t>
       </w:r>
-      <w:hyperlink r:id="rId123">
-        <w:r>
-          <w:rPr>
-            <w:lang w:val="zh_TW" w:bidi="zh_TW"/>
-          </w:rPr>
-          <w:rPr>
-            <w:color w:val="0000EE"/>
-            <w:u w:val="single"/>
-          </w:rPr>
-          <w:t>創49:26</w:t>
-        </w:r>
-      </w:hyperlink>
+      <w:r>
+        <w:rPr>
+          <w:lang w:val="zh_TW" w:bidi="zh_TW"/>
+        </w:rPr>
+        <w:t>創49:26</w:t>
+      </w:r>
       <w:r>
         <w:rPr>
           <w:lang w:val="zh_TW" w:bidi="zh_TW"/>
         </w:rPr>
         <w:t>）和摩西對約瑟的祝福（</w:t>
       </w:r>
-      <w:hyperlink r:id="rId124">
-        <w:r>
-          <w:rPr>
-            <w:lang w:val="zh_TW" w:bidi="zh_TW"/>
-          </w:rPr>
-          <w:rPr>
-            <w:color w:val="0000EE"/>
-            <w:u w:val="single"/>
-          </w:rPr>
-          <w:t>申33:16</w:t>
-        </w:r>
-      </w:hyperlink>
+      <w:r>
+        <w:rPr>
+          <w:lang w:val="zh_TW" w:bidi="zh_TW"/>
+        </w:rPr>
+        <w:t>申33:16</w:t>
+      </w:r>
       <w:r>
         <w:rPr>
           <w:lang w:val="zh_TW" w:bidi="zh_TW"/>
@@ -3728,18 +2990,12 @@
         </w:rPr>
         <w:t>到了後期，人們視觸摸屍體或接近屍體為違反拿細耳人誓願最嚴重的情況。如果有人死在拿細耳人面前，拿細耳人就成為不潔。這樣受玷污的拿細耳人，要在潔淨之日「剃頭」。然後，他要帶兩隻雛鴿交給祭司，其中一隻獻作贖罪祭；最後，還要獻一隻公綿羊羔作贖愆祭（</w:t>
       </w:r>
-      <w:hyperlink r:id="rId125">
-        <w:r>
-          <w:rPr>
-            <w:lang w:val="zh_TW" w:bidi="zh_TW"/>
-          </w:rPr>
-          <w:rPr>
-            <w:color w:val="0000EE"/>
-            <w:u w:val="single"/>
-          </w:rPr>
-          <w:t>民6:9–12</w:t>
-        </w:r>
-      </w:hyperlink>
+      <w:r>
+        <w:rPr>
+          <w:lang w:val="zh_TW" w:bidi="zh_TW"/>
+        </w:rPr>
+        <w:t>民6:9–12</w:t>
+      </w:r>
       <w:r>
         <w:rPr>
           <w:lang w:val="zh_TW" w:bidi="zh_TW"/>
@@ -3760,18 +3016,12 @@
         </w:rPr>
         <w:t>分別為聖的期限結束後，他要藉著一項禮儀結束拿細耳人的身分：他要獻贖罪祭和平安祭，然後剃去頭髮，並把頭髮焚燒。此後，拿細耳人便恢復正常生活，也可以喝酒（</w:t>
       </w:r>
-      <w:hyperlink r:id="rId126">
-        <w:r>
-          <w:rPr>
-            <w:lang w:val="zh_TW" w:bidi="zh_TW"/>
-          </w:rPr>
-          <w:rPr>
-            <w:color w:val="0000EE"/>
-            <w:u w:val="single"/>
-          </w:rPr>
-          <w:t>民6:13–21</w:t>
-        </w:r>
-      </w:hyperlink>
+      <w:r>
+        <w:rPr>
+          <w:lang w:val="zh_TW" w:bidi="zh_TW"/>
+        </w:rPr>
+        <w:t>民6:13–21</w:t>
+      </w:r>
       <w:r>
         <w:rPr>
           <w:lang w:val="zh_TW" w:bidi="zh_TW"/>
@@ -3792,59 +3042,29 @@
         </w:rPr>
         <w:t>到了新約聖經時代，保羅曾在堅革哩完成類似的誓願（</w:t>
       </w:r>
-      <w:hyperlink r:id="rId127">
-        <w:r>
-          <w:rPr>
-            <w:lang w:val="zh_TW" w:bidi="zh_TW"/>
-          </w:rPr>
-          <w:rPr>
-            <w:color w:val="0000EE"/>
-            <w:u w:val="single"/>
-          </w:rPr>
-          <w:t>徒18:18</w:t>
-        </w:r>
-      </w:hyperlink>
+      <w:r>
+        <w:rPr>
+          <w:lang w:val="zh_TW" w:bidi="zh_TW"/>
+        </w:rPr>
+        <w:t>徒18:18</w:t>
+      </w:r>
       <w:r>
         <w:rPr>
           <w:lang w:val="zh_TW" w:bidi="zh_TW"/>
         </w:rPr>
         <w:t>），後來又在耶路撒冷與另外四位拿細耳人一同完成這樣的誓願（</w:t>
       </w:r>
-      <w:hyperlink r:id="rId128">
-        <w:r>
-          <w:rPr>
-            <w:lang w:val="zh_TW" w:bidi="zh_TW"/>
-          </w:rPr>
-          <w:rPr>
-            <w:color w:val="0000EE"/>
-            <w:u w:val="single"/>
-          </w:rPr>
-          <w:t>徒21:23–24</w:t>
-        </w:r>
-      </w:hyperlink>
-      <w:r>
-        <w:rPr>
-          <w:lang w:val="zh_TW" w:bidi="zh_TW"/>
-        </w:rPr>
-        <w:t>）。根據《塔木德》（Talmud），分別為聖的期間通常為三十天。富人資助貧窮的拿細耳人購買獻祭所需的祭物，也是當時的慣例。在馬加比時期，由於聖殿遭到褻瀆，拿細耳人無法完成他們的禮儀（</w:t>
-      </w:r>
-      <w:hyperlink r:id="rId129">
-        <w:r>
-          <w:rPr>
-            <w:lang w:val="zh_TW" w:bidi="zh_TW"/>
-          </w:rPr>
-          <w:rPr>
-            <w:color w:val="0000EE"/>
-            <w:u w:val="single"/>
-          </w:rPr>
-          <w:t>馬加比一書3:49–51</w:t>
-        </w:r>
-      </w:hyperlink>
-      <w:r>
-        <w:rPr>
-          <w:lang w:val="zh_TW" w:bidi="zh_TW"/>
-        </w:rPr>
-        <w:t>）。</w:t>
+      <w:r>
+        <w:rPr>
+          <w:lang w:val="zh_TW" w:bidi="zh_TW"/>
+        </w:rPr>
+        <w:t>徒21:23–24</w:t>
+      </w:r>
+      <w:r>
+        <w:rPr>
+          <w:lang w:val="zh_TW" w:bidi="zh_TW"/>
+        </w:rPr>
+        <w:t>）。根據《塔木德》（Talmud），分別為聖的期間通常為三十天。富人資助貧窮的拿細耳人購買獻祭所需的祭物，也是當時的慣例。在馬加比時期，由於聖殿遭到褻瀆，拿細耳人無法完成他們的禮儀（馬加比一書3:49–51）。</w:t>
       </w:r>
       <w:r>
         <w:rPr>
@@ -3938,18 +3158,12 @@
         </w:rPr>
         <w:t>赫的子孫，就是赫人（</w:t>
       </w:r>
-      <w:hyperlink r:id="rId130">
-        <w:r>
-          <w:rPr>
-            <w:lang w:val="zh_TW" w:bidi="zh_TW"/>
-          </w:rPr>
-          <w:rPr>
-            <w:color w:val="0000EE"/>
-            <w:u w:val="single"/>
-          </w:rPr>
-          <w:t>創23:7</w:t>
-        </w:r>
-      </w:hyperlink>
+      <w:r>
+        <w:rPr>
+          <w:lang w:val="zh_TW" w:bidi="zh_TW"/>
+        </w:rPr>
+        <w:t>創23:7</w:t>
+      </w:r>
       <w:r>
         <w:rPr>
           <w:lang w:val="zh_TW" w:bidi="zh_TW"/>
@@ -3974,18 +3188,12 @@
         </w:rPr>
         <w:t>埃及人（</w:t>
       </w:r>
-      <w:hyperlink r:id="rId131">
-        <w:r>
-          <w:rPr>
-            <w:lang w:val="zh_TW" w:bidi="zh_TW"/>
-          </w:rPr>
-          <w:rPr>
-            <w:color w:val="0000EE"/>
-            <w:u w:val="single"/>
-          </w:rPr>
-          <w:t>創42:6</w:t>
-        </w:r>
-      </w:hyperlink>
+      <w:r>
+        <w:rPr>
+          <w:lang w:val="zh_TW" w:bidi="zh_TW"/>
+        </w:rPr>
+        <w:t>創42:6</w:t>
+      </w:r>
       <w:r>
         <w:rPr>
           <w:lang w:val="zh_TW" w:bidi="zh_TW"/>
@@ -4010,18 +3218,12 @@
         </w:rPr>
         <w:t>以色列人（</w:t>
       </w:r>
-      <w:hyperlink r:id="rId132">
-        <w:r>
-          <w:rPr>
-            <w:lang w:val="zh_TW" w:bidi="zh_TW"/>
-          </w:rPr>
-          <w:rPr>
-            <w:color w:val="0000EE"/>
-            <w:u w:val="single"/>
-          </w:rPr>
-          <w:t>出5:5</w:t>
-        </w:r>
-      </w:hyperlink>
+      <w:r>
+        <w:rPr>
+          <w:lang w:val="zh_TW" w:bidi="zh_TW"/>
+        </w:rPr>
+        <w:t>出5:5</w:t>
+      </w:r>
       <w:r>
         <w:rPr>
           <w:lang w:val="zh_TW" w:bidi="zh_TW"/>
@@ -4046,36 +3248,24 @@
         </w:rPr>
         <w:t>迦南諸國的民族（</w:t>
       </w:r>
-      <w:hyperlink r:id="rId133">
-        <w:r>
-          <w:rPr>
-            <w:lang w:val="zh_TW" w:bidi="zh_TW"/>
-          </w:rPr>
-          <w:rPr>
-            <w:color w:val="0000EE"/>
-            <w:u w:val="single"/>
-          </w:rPr>
-          <w:t>民13:28</w:t>
-        </w:r>
-      </w:hyperlink>
+      <w:r>
+        <w:rPr>
+          <w:lang w:val="zh_TW" w:bidi="zh_TW"/>
+        </w:rPr>
+        <w:t>民13:28</w:t>
+      </w:r>
       <w:r>
         <w:rPr>
           <w:lang w:val="zh_TW" w:bidi="zh_TW"/>
         </w:rPr>
         <w:t>；</w:t>
       </w:r>
-      <w:hyperlink r:id="rId134">
-        <w:r>
-          <w:rPr>
-            <w:lang w:val="zh_TW" w:bidi="zh_TW"/>
-          </w:rPr>
-          <w:rPr>
-            <w:color w:val="0000EE"/>
-            <w:u w:val="single"/>
-          </w:rPr>
-          <w:t>尼9:24</w:t>
-        </w:r>
-      </w:hyperlink>
+      <w:r>
+        <w:rPr>
+          <w:lang w:val="zh_TW" w:bidi="zh_TW"/>
+        </w:rPr>
+        <w:t>尼9:24</w:t>
+      </w:r>
       <w:r>
         <w:rPr>
           <w:lang w:val="zh_TW" w:bidi="zh_TW"/>
@@ -4100,18 +3290,12 @@
         </w:rPr>
         <w:t>亞捫人（</w:t>
       </w:r>
-      <w:hyperlink r:id="rId135">
-        <w:r>
-          <w:rPr>
-            <w:lang w:val="zh_TW" w:bidi="zh_TW"/>
-          </w:rPr>
-          <w:rPr>
-            <w:color w:val="0000EE"/>
-            <w:u w:val="single"/>
-          </w:rPr>
-          <w:t>民21:34</w:t>
-        </w:r>
-      </w:hyperlink>
+      <w:r>
+        <w:rPr>
+          <w:lang w:val="zh_TW" w:bidi="zh_TW"/>
+        </w:rPr>
+        <w:t>民21:34</w:t>
+      </w:r>
       <w:r>
         <w:rPr>
           <w:lang w:val="zh_TW" w:bidi="zh_TW"/>
@@ -4132,144 +3316,96 @@
         </w:rPr>
         <w:t>隨著以色列成為一個民族，這個詞的意思就改變了。它開始指一般百姓，也就是不屬於宗教或政治領袖的人（</w:t>
       </w:r>
-      <w:hyperlink r:id="rId136">
-        <w:r>
-          <w:rPr>
-            <w:lang w:val="zh_TW" w:bidi="zh_TW"/>
-          </w:rPr>
-          <w:rPr>
-            <w:color w:val="0000EE"/>
-            <w:u w:val="single"/>
-          </w:rPr>
-          <w:t>王下11:14–20</w:t>
-        </w:r>
-      </w:hyperlink>
+      <w:r>
+        <w:rPr>
+          <w:lang w:val="zh_TW" w:bidi="zh_TW"/>
+        </w:rPr>
+        <w:t>王下11:14–20</w:t>
+      </w:r>
       <w:r>
         <w:rPr>
           <w:lang w:val="zh_TW" w:bidi="zh_TW"/>
         </w:rPr>
         <w:t>，</w:t>
       </w:r>
-      <w:hyperlink r:id="rId137">
-        <w:r>
-          <w:rPr>
-            <w:lang w:val="zh_TW" w:bidi="zh_TW"/>
-          </w:rPr>
-          <w:rPr>
-            <w:color w:val="0000EE"/>
-            <w:u w:val="single"/>
-          </w:rPr>
-          <w:t>25:3</w:t>
-        </w:r>
-      </w:hyperlink>
+      <w:r>
+        <w:rPr>
+          <w:lang w:val="zh_TW" w:bidi="zh_TW"/>
+        </w:rPr>
+        <w:t>25:3</w:t>
+      </w:r>
       <w:r>
         <w:rPr>
           <w:lang w:val="zh_TW" w:bidi="zh_TW"/>
         </w:rPr>
         <w:t>；</w:t>
       </w:r>
-      <w:hyperlink r:id="rId138">
-        <w:r>
-          <w:rPr>
-            <w:lang w:val="zh_TW" w:bidi="zh_TW"/>
-          </w:rPr>
-          <w:rPr>
-            <w:color w:val="0000EE"/>
-            <w:u w:val="single"/>
-          </w:rPr>
-          <w:t>代下33:25</w:t>
-        </w:r>
-      </w:hyperlink>
+      <w:r>
+        <w:rPr>
+          <w:lang w:val="zh_TW" w:bidi="zh_TW"/>
+        </w:rPr>
+        <w:t>代下33:25</w:t>
+      </w:r>
       <w:r>
         <w:rPr>
           <w:lang w:val="zh_TW" w:bidi="zh_TW"/>
         </w:rPr>
         <w:t>；</w:t>
       </w:r>
-      <w:hyperlink r:id="rId139">
-        <w:r>
-          <w:rPr>
-            <w:lang w:val="zh_TW" w:bidi="zh_TW"/>
-          </w:rPr>
-          <w:rPr>
-            <w:color w:val="0000EE"/>
-            <w:u w:val="single"/>
-          </w:rPr>
-          <w:t>耶52:25</w:t>
-        </w:r>
-      </w:hyperlink>
+      <w:r>
+        <w:rPr>
+          <w:lang w:val="zh_TW" w:bidi="zh_TW"/>
+        </w:rPr>
+        <w:t>耶52:25</w:t>
+      </w:r>
       <w:r>
         <w:rPr>
           <w:lang w:val="zh_TW" w:bidi="zh_TW"/>
         </w:rPr>
         <w:t>）。後來，許多猶大人從巴比倫被擄歸回之後，這個詞又衍生出新的意思，它被用來形容那些與其它民族通婚的猶大人。以斯拉和跟從他的人通常不與這些通婚的家庭來往（</w:t>
       </w:r>
-      <w:hyperlink r:id="rId140">
-        <w:r>
-          <w:rPr>
-            <w:lang w:val="zh_TW" w:bidi="zh_TW"/>
-          </w:rPr>
-          <w:rPr>
-            <w:color w:val="0000EE"/>
-            <w:u w:val="single"/>
-          </w:rPr>
-          <w:t>拉4:4</w:t>
-        </w:r>
-      </w:hyperlink>
+      <w:r>
+        <w:rPr>
+          <w:lang w:val="zh_TW" w:bidi="zh_TW"/>
+        </w:rPr>
+        <w:t>拉4:4</w:t>
+      </w:r>
       <w:r>
         <w:rPr>
           <w:lang w:val="zh_TW" w:bidi="zh_TW"/>
         </w:rPr>
         <w:t>，</w:t>
       </w:r>
-      <w:hyperlink r:id="rId141">
-        <w:r>
-          <w:rPr>
-            <w:lang w:val="zh_TW" w:bidi="zh_TW"/>
-          </w:rPr>
-          <w:rPr>
-            <w:color w:val="0000EE"/>
-            <w:u w:val="single"/>
-          </w:rPr>
-          <w:t>10:2</w:t>
-        </w:r>
-      </w:hyperlink>
+      <w:r>
+        <w:rPr>
+          <w:lang w:val="zh_TW" w:bidi="zh_TW"/>
+        </w:rPr>
+        <w:t>10:2</w:t>
+      </w:r>
       <w:r>
         <w:rPr>
           <w:lang w:val="zh_TW" w:bidi="zh_TW"/>
         </w:rPr>
         <w:t>、</w:t>
       </w:r>
-      <w:hyperlink r:id="rId141">
-        <w:r>
-          <w:rPr>
-            <w:lang w:val="zh_TW" w:bidi="zh_TW"/>
-          </w:rPr>
-          <w:rPr>
-            <w:color w:val="0000EE"/>
-            <w:u w:val="single"/>
-          </w:rPr>
-          <w:t>11</w:t>
-        </w:r>
-      </w:hyperlink>
+      <w:r>
+        <w:rPr>
+          <w:lang w:val="zh_TW" w:bidi="zh_TW"/>
+        </w:rPr>
+        <w:t>11</w:t>
+      </w:r>
       <w:r>
         <w:rPr>
           <w:lang w:val="zh_TW" w:bidi="zh_TW"/>
         </w:rPr>
         <w:t>；</w:t>
       </w:r>
-      <w:hyperlink r:id="rId142">
-        <w:r>
-          <w:rPr>
-            <w:lang w:val="zh_TW" w:bidi="zh_TW"/>
-          </w:rPr>
-          <w:rPr>
-            <w:color w:val="0000EE"/>
-            <w:u w:val="single"/>
-          </w:rPr>
-          <w:t>尼10:28–31</w:t>
-        </w:r>
-      </w:hyperlink>
+      <w:r>
+        <w:rPr>
+          <w:lang w:val="zh_TW" w:bidi="zh_TW"/>
+        </w:rPr>
+        <w:t>尼10:28–31</w:t>
+      </w:r>
       <w:r>
         <w:rPr>
           <w:lang w:val="zh_TW" w:bidi="zh_TW"/>
